--- a/Dokumentacio/Dumentacio.docx
+++ b/Dokumentacio/Dumentacio.docx
@@ -128,7 +128,7 @@
           <w:r>
             <w:fldChar w:fldCharType="separate"/>
           </w:r>
-          <w:hyperlink w:anchor="_Toc224207377" w:history="1">
+          <w:hyperlink w:anchor="_Toc224215621" w:history="1">
             <w:r>
               <w:rPr>
                 <w:rStyle w:val="Hiperhivatkozs"/>
@@ -157,7 +157,7 @@
                 <w:noProof/>
                 <w:webHidden/>
               </w:rPr>
-              <w:instrText xml:space="preserve"> PAGEREF _Toc224207377 \h </w:instrText>
+              <w:instrText xml:space="preserve"> PAGEREF _Toc224215621 \h </w:instrText>
             </w:r>
             <w:r>
               <w:rPr>
@@ -177,7 +177,7 @@
                 <w:noProof/>
                 <w:webHidden/>
               </w:rPr>
-              <w:t>2</w:t>
+              <w:t>3</w:t>
             </w:r>
             <w:r>
               <w:rPr>
@@ -204,7 +204,7 @@
               <w14:ligatures w14:val="standardContextual"/>
             </w:rPr>
           </w:pPr>
-          <w:hyperlink w:anchor="_Toc224207378" w:history="1">
+          <w:hyperlink w:anchor="_Toc224215622" w:history="1">
             <w:r>
               <w:rPr>
                 <w:rStyle w:val="Hiperhivatkozs"/>
@@ -240,7 +240,7 @@
                 <w:noProof/>
                 <w:webHidden/>
               </w:rPr>
-              <w:instrText xml:space="preserve"> PAGEREF _Toc224207378 \h </w:instrText>
+              <w:instrText xml:space="preserve"> PAGEREF _Toc224215622 \h </w:instrText>
             </w:r>
             <w:r>
               <w:rPr>
@@ -260,7 +260,7 @@
                 <w:noProof/>
                 <w:webHidden/>
               </w:rPr>
-              <w:t>2</w:t>
+              <w:t>3</w:t>
             </w:r>
             <w:r>
               <w:rPr>
@@ -287,7 +287,7 @@
               <w14:ligatures w14:val="standardContextual"/>
             </w:rPr>
           </w:pPr>
-          <w:hyperlink w:anchor="_Toc224207379" w:history="1">
+          <w:hyperlink w:anchor="_Toc224215623" w:history="1">
             <w:r>
               <w:rPr>
                 <w:rStyle w:val="Hiperhivatkozs"/>
@@ -316,7 +316,7 @@
                 <w:noProof/>
                 <w:webHidden/>
               </w:rPr>
-              <w:instrText xml:space="preserve"> PAGEREF _Toc224207379 \h </w:instrText>
+              <w:instrText xml:space="preserve"> PAGEREF _Toc224215623 \h </w:instrText>
             </w:r>
             <w:r>
               <w:rPr>
@@ -336,7 +336,7 @@
                 <w:noProof/>
                 <w:webHidden/>
               </w:rPr>
-              <w:t>3</w:t>
+              <w:t>4</w:t>
             </w:r>
             <w:r>
               <w:rPr>
@@ -363,7 +363,7 @@
               <w14:ligatures w14:val="standardContextual"/>
             </w:rPr>
           </w:pPr>
-          <w:hyperlink w:anchor="_Toc224207380" w:history="1">
+          <w:hyperlink w:anchor="_Toc224215624" w:history="1">
             <w:r>
               <w:rPr>
                 <w:rStyle w:val="Hiperhivatkozs"/>
@@ -391,7 +391,7 @@
                 <w:noProof/>
                 <w:webHidden/>
               </w:rPr>
-              <w:instrText xml:space="preserve"> PAGEREF _Toc224207380 \h </w:instrText>
+              <w:instrText xml:space="preserve"> PAGEREF _Toc224215624 \h </w:instrText>
             </w:r>
             <w:r>
               <w:rPr>
@@ -411,7 +411,7 @@
                 <w:noProof/>
                 <w:webHidden/>
               </w:rPr>
-              <w:t>3</w:t>
+              <w:t>4</w:t>
             </w:r>
             <w:r>
               <w:rPr>
@@ -438,7 +438,7 @@
               <w14:ligatures w14:val="standardContextual"/>
             </w:rPr>
           </w:pPr>
-          <w:hyperlink w:anchor="_Toc224207381" w:history="1">
+          <w:hyperlink w:anchor="_Toc224215625" w:history="1">
             <w:r>
               <w:rPr>
                 <w:rStyle w:val="Hiperhivatkozs"/>
@@ -467,7 +467,7 @@
                 <w:noProof/>
                 <w:webHidden/>
               </w:rPr>
-              <w:instrText xml:space="preserve"> PAGEREF _Toc224207381 \h </w:instrText>
+              <w:instrText xml:space="preserve"> PAGEREF _Toc224215625 \h </w:instrText>
             </w:r>
             <w:r>
               <w:rPr>
@@ -487,7 +487,7 @@
                 <w:noProof/>
                 <w:webHidden/>
               </w:rPr>
-              <w:t>4</w:t>
+              <w:t>5</w:t>
             </w:r>
             <w:r>
               <w:rPr>
@@ -514,7 +514,7 @@
               <w14:ligatures w14:val="standardContextual"/>
             </w:rPr>
           </w:pPr>
-          <w:hyperlink w:anchor="_Toc224207382" w:history="1">
+          <w:hyperlink w:anchor="_Toc224215626" w:history="1">
             <w:r>
               <w:rPr>
                 <w:rStyle w:val="Hiperhivatkozs"/>
@@ -543,7 +543,7 @@
                 <w:noProof/>
                 <w:webHidden/>
               </w:rPr>
-              <w:instrText xml:space="preserve"> PAGEREF _Toc224207382 \h </w:instrText>
+              <w:instrText xml:space="preserve"> PAGEREF _Toc224215626 \h </w:instrText>
             </w:r>
             <w:r>
               <w:rPr>
@@ -563,7 +563,7 @@
                 <w:noProof/>
                 <w:webHidden/>
               </w:rPr>
-              <w:t>5</w:t>
+              <w:t>6</w:t>
             </w:r>
             <w:r>
               <w:rPr>
@@ -590,7 +590,7 @@
               <w14:ligatures w14:val="standardContextual"/>
             </w:rPr>
           </w:pPr>
-          <w:hyperlink w:anchor="_Toc224207383" w:history="1">
+          <w:hyperlink w:anchor="_Toc224215627" w:history="1">
             <w:r>
               <w:rPr>
                 <w:rStyle w:val="Hiperhivatkozs"/>
@@ -619,7 +619,7 @@
                 <w:noProof/>
                 <w:webHidden/>
               </w:rPr>
-              <w:instrText xml:space="preserve"> PAGEREF _Toc224207383 \h </w:instrText>
+              <w:instrText xml:space="preserve"> PAGEREF _Toc224215627 \h </w:instrText>
             </w:r>
             <w:r>
               <w:rPr>
@@ -639,7 +639,7 @@
                 <w:noProof/>
                 <w:webHidden/>
               </w:rPr>
-              <w:t>5</w:t>
+              <w:t>6</w:t>
             </w:r>
             <w:r>
               <w:rPr>
@@ -666,7 +666,7 @@
               <w14:ligatures w14:val="standardContextual"/>
             </w:rPr>
           </w:pPr>
-          <w:hyperlink w:anchor="_Toc224207384" w:history="1">
+          <w:hyperlink w:anchor="_Toc224215628" w:history="1">
             <w:r>
               <w:rPr>
                 <w:rStyle w:val="Hiperhivatkozs"/>
@@ -695,7 +695,7 @@
                 <w:noProof/>
                 <w:webHidden/>
               </w:rPr>
-              <w:instrText xml:space="preserve"> PAGEREF _Toc224207384 \h </w:instrText>
+              <w:instrText xml:space="preserve"> PAGEREF _Toc224215628 \h </w:instrText>
             </w:r>
             <w:r>
               <w:rPr>
@@ -715,7 +715,7 @@
                 <w:noProof/>
                 <w:webHidden/>
               </w:rPr>
-              <w:t>5</w:t>
+              <w:t>6</w:t>
             </w:r>
             <w:r>
               <w:rPr>
@@ -742,7 +742,7 @@
               <w14:ligatures w14:val="standardContextual"/>
             </w:rPr>
           </w:pPr>
-          <w:hyperlink w:anchor="_Toc224207385" w:history="1">
+          <w:hyperlink w:anchor="_Toc224215629" w:history="1">
             <w:r>
               <w:rPr>
                 <w:rStyle w:val="Hiperhivatkozs"/>
@@ -771,7 +771,7 @@
                 <w:noProof/>
                 <w:webHidden/>
               </w:rPr>
-              <w:instrText xml:space="preserve"> PAGEREF _Toc224207385 \h </w:instrText>
+              <w:instrText xml:space="preserve"> PAGEREF _Toc224215629 \h </w:instrText>
             </w:r>
             <w:r>
               <w:rPr>
@@ -791,7 +791,1063 @@
                 <w:noProof/>
                 <w:webHidden/>
               </w:rPr>
-              <w:t>6</w:t>
+              <w:t>7</w:t>
+            </w:r>
+            <w:r>
+              <w:rPr>
+                <w:noProof/>
+                <w:webHidden/>
+              </w:rPr>
+              <w:fldChar w:fldCharType="end"/>
+            </w:r>
+          </w:hyperlink>
+        </w:p>
+        <w:p>
+          <w:pPr>
+            <w:pStyle w:val="TJ1"/>
+            <w:tabs>
+              <w:tab w:val="right" w:leader="dot" w:pos="9350"/>
+            </w:tabs>
+            <w:rPr>
+              <w:rFonts w:asciiTheme="minorHAnsi" w:hAnsiTheme="minorHAnsi"/>
+              <w:noProof/>
+              <w:kern w:val="2"/>
+              <w:sz w:val="24"/>
+              <w:szCs w:val="24"/>
+              <w:lang w:val="hu-HU" w:eastAsia="hu-HU"/>
+              <w14:ligatures w14:val="standardContextual"/>
+            </w:rPr>
+          </w:pPr>
+          <w:hyperlink w:anchor="_Toc224215630" w:history="1">
+            <w:r>
+              <w:rPr>
+                <w:rStyle w:val="Hiperhivatkozs"/>
+                <w:rFonts w:eastAsia="Times New Roman"/>
+                <w:noProof/>
+                <w:lang w:val="de-DE"/>
+              </w:rPr>
+              <w:t>3. Hálózat</w:t>
+            </w:r>
+            <w:r>
+              <w:rPr>
+                <w:noProof/>
+                <w:webHidden/>
+              </w:rPr>
+              <w:tab/>
+            </w:r>
+            <w:r>
+              <w:rPr>
+                <w:noProof/>
+                <w:webHidden/>
+              </w:rPr>
+              <w:fldChar w:fldCharType="begin"/>
+            </w:r>
+            <w:r>
+              <w:rPr>
+                <w:noProof/>
+                <w:webHidden/>
+              </w:rPr>
+              <w:instrText xml:space="preserve"> PAGEREF _Toc224215630 \h </w:instrText>
+            </w:r>
+            <w:r>
+              <w:rPr>
+                <w:noProof/>
+                <w:webHidden/>
+              </w:rPr>
+            </w:r>
+            <w:r>
+              <w:rPr>
+                <w:noProof/>
+                <w:webHidden/>
+              </w:rPr>
+              <w:fldChar w:fldCharType="separate"/>
+            </w:r>
+            <w:r>
+              <w:rPr>
+                <w:noProof/>
+                <w:webHidden/>
+              </w:rPr>
+              <w:t>8</w:t>
+            </w:r>
+            <w:r>
+              <w:rPr>
+                <w:noProof/>
+                <w:webHidden/>
+              </w:rPr>
+              <w:fldChar w:fldCharType="end"/>
+            </w:r>
+          </w:hyperlink>
+        </w:p>
+        <w:p>
+          <w:pPr>
+            <w:pStyle w:val="TJ2"/>
+            <w:tabs>
+              <w:tab w:val="right" w:leader="dot" w:pos="9350"/>
+            </w:tabs>
+            <w:rPr>
+              <w:rFonts w:asciiTheme="minorHAnsi" w:hAnsiTheme="minorHAnsi"/>
+              <w:noProof/>
+              <w:kern w:val="2"/>
+              <w:sz w:val="24"/>
+              <w:szCs w:val="24"/>
+              <w:lang w:val="hu-HU" w:eastAsia="hu-HU"/>
+              <w14:ligatures w14:val="standardContextual"/>
+            </w:rPr>
+          </w:pPr>
+          <w:hyperlink w:anchor="_Toc224215631" w:history="1">
+            <w:r>
+              <w:rPr>
+                <w:rStyle w:val="Hiperhivatkozs"/>
+                <w:rFonts w:eastAsia="Times New Roman"/>
+                <w:noProof/>
+                <w:lang w:val="de-DE"/>
+              </w:rPr>
+              <w:t>3.1. Fizikai topológia</w:t>
+            </w:r>
+            <w:r>
+              <w:rPr>
+                <w:noProof/>
+                <w:webHidden/>
+              </w:rPr>
+              <w:tab/>
+            </w:r>
+            <w:r>
+              <w:rPr>
+                <w:noProof/>
+                <w:webHidden/>
+              </w:rPr>
+              <w:fldChar w:fldCharType="begin"/>
+            </w:r>
+            <w:r>
+              <w:rPr>
+                <w:noProof/>
+                <w:webHidden/>
+              </w:rPr>
+              <w:instrText xml:space="preserve"> PAGEREF _Toc224215631 \h </w:instrText>
+            </w:r>
+            <w:r>
+              <w:rPr>
+                <w:noProof/>
+                <w:webHidden/>
+              </w:rPr>
+            </w:r>
+            <w:r>
+              <w:rPr>
+                <w:noProof/>
+                <w:webHidden/>
+              </w:rPr>
+              <w:fldChar w:fldCharType="separate"/>
+            </w:r>
+            <w:r>
+              <w:rPr>
+                <w:noProof/>
+                <w:webHidden/>
+              </w:rPr>
+              <w:t>8</w:t>
+            </w:r>
+            <w:r>
+              <w:rPr>
+                <w:noProof/>
+                <w:webHidden/>
+              </w:rPr>
+              <w:fldChar w:fldCharType="end"/>
+            </w:r>
+          </w:hyperlink>
+        </w:p>
+        <w:p>
+          <w:pPr>
+            <w:pStyle w:val="TJ2"/>
+            <w:tabs>
+              <w:tab w:val="right" w:leader="dot" w:pos="9350"/>
+            </w:tabs>
+            <w:rPr>
+              <w:rFonts w:asciiTheme="minorHAnsi" w:hAnsiTheme="minorHAnsi"/>
+              <w:noProof/>
+              <w:kern w:val="2"/>
+              <w:sz w:val="24"/>
+              <w:szCs w:val="24"/>
+              <w:lang w:val="hu-HU" w:eastAsia="hu-HU"/>
+              <w14:ligatures w14:val="standardContextual"/>
+            </w:rPr>
+          </w:pPr>
+          <w:hyperlink w:anchor="_Toc224215632" w:history="1">
+            <w:r>
+              <w:rPr>
+                <w:rStyle w:val="Hiperhivatkozs"/>
+                <w:rFonts w:eastAsia="Times New Roman"/>
+                <w:noProof/>
+                <w:lang w:val="de-DE"/>
+              </w:rPr>
+              <w:t>3.2. Logikai felépítés</w:t>
+            </w:r>
+            <w:r>
+              <w:rPr>
+                <w:noProof/>
+                <w:webHidden/>
+              </w:rPr>
+              <w:tab/>
+            </w:r>
+            <w:r>
+              <w:rPr>
+                <w:noProof/>
+                <w:webHidden/>
+              </w:rPr>
+              <w:fldChar w:fldCharType="begin"/>
+            </w:r>
+            <w:r>
+              <w:rPr>
+                <w:noProof/>
+                <w:webHidden/>
+              </w:rPr>
+              <w:instrText xml:space="preserve"> PAGEREF _Toc224215632 \h </w:instrText>
+            </w:r>
+            <w:r>
+              <w:rPr>
+                <w:noProof/>
+                <w:webHidden/>
+              </w:rPr>
+            </w:r>
+            <w:r>
+              <w:rPr>
+                <w:noProof/>
+                <w:webHidden/>
+              </w:rPr>
+              <w:fldChar w:fldCharType="separate"/>
+            </w:r>
+            <w:r>
+              <w:rPr>
+                <w:noProof/>
+                <w:webHidden/>
+              </w:rPr>
+              <w:t>9</w:t>
+            </w:r>
+            <w:r>
+              <w:rPr>
+                <w:noProof/>
+                <w:webHidden/>
+              </w:rPr>
+              <w:fldChar w:fldCharType="end"/>
+            </w:r>
+          </w:hyperlink>
+        </w:p>
+        <w:p>
+          <w:pPr>
+            <w:pStyle w:val="TJ3"/>
+            <w:tabs>
+              <w:tab w:val="right" w:leader="dot" w:pos="9350"/>
+            </w:tabs>
+            <w:rPr>
+              <w:rFonts w:asciiTheme="minorHAnsi" w:hAnsiTheme="minorHAnsi"/>
+              <w:noProof/>
+              <w:kern w:val="2"/>
+              <w:sz w:val="24"/>
+              <w:szCs w:val="24"/>
+              <w:lang w:val="hu-HU" w:eastAsia="hu-HU"/>
+              <w14:ligatures w14:val="standardContextual"/>
+            </w:rPr>
+          </w:pPr>
+          <w:hyperlink w:anchor="_Toc224215633" w:history="1">
+            <w:r>
+              <w:rPr>
+                <w:rStyle w:val="Hiperhivatkozs"/>
+                <w:rFonts w:eastAsia="Times New Roman"/>
+                <w:noProof/>
+                <w:lang w:val="de-DE"/>
+              </w:rPr>
+              <w:t>3.2.1. Központ telephely</w:t>
+            </w:r>
+            <w:r>
+              <w:rPr>
+                <w:noProof/>
+                <w:webHidden/>
+              </w:rPr>
+              <w:tab/>
+            </w:r>
+            <w:r>
+              <w:rPr>
+                <w:noProof/>
+                <w:webHidden/>
+              </w:rPr>
+              <w:fldChar w:fldCharType="begin"/>
+            </w:r>
+            <w:r>
+              <w:rPr>
+                <w:noProof/>
+                <w:webHidden/>
+              </w:rPr>
+              <w:instrText xml:space="preserve"> PAGEREF _Toc224215633 \h </w:instrText>
+            </w:r>
+            <w:r>
+              <w:rPr>
+                <w:noProof/>
+                <w:webHidden/>
+              </w:rPr>
+            </w:r>
+            <w:r>
+              <w:rPr>
+                <w:noProof/>
+                <w:webHidden/>
+              </w:rPr>
+              <w:fldChar w:fldCharType="separate"/>
+            </w:r>
+            <w:r>
+              <w:rPr>
+                <w:noProof/>
+                <w:webHidden/>
+              </w:rPr>
+              <w:t>9</w:t>
+            </w:r>
+            <w:r>
+              <w:rPr>
+                <w:noProof/>
+                <w:webHidden/>
+              </w:rPr>
+              <w:fldChar w:fldCharType="end"/>
+            </w:r>
+          </w:hyperlink>
+        </w:p>
+        <w:p>
+          <w:pPr>
+            <w:pStyle w:val="TJ3"/>
+            <w:tabs>
+              <w:tab w:val="right" w:leader="dot" w:pos="9350"/>
+            </w:tabs>
+            <w:rPr>
+              <w:rFonts w:asciiTheme="minorHAnsi" w:hAnsiTheme="minorHAnsi"/>
+              <w:noProof/>
+              <w:kern w:val="2"/>
+              <w:sz w:val="24"/>
+              <w:szCs w:val="24"/>
+              <w:lang w:val="hu-HU" w:eastAsia="hu-HU"/>
+              <w14:ligatures w14:val="standardContextual"/>
+            </w:rPr>
+          </w:pPr>
+          <w:hyperlink w:anchor="_Toc224215634" w:history="1">
+            <w:r>
+              <w:rPr>
+                <w:rStyle w:val="Hiperhivatkozs"/>
+                <w:rFonts w:eastAsia="Times New Roman"/>
+                <w:noProof/>
+                <w:lang w:val="de-DE"/>
+              </w:rPr>
+              <w:t>3.2.2. Bolt telephely</w:t>
+            </w:r>
+            <w:r>
+              <w:rPr>
+                <w:noProof/>
+                <w:webHidden/>
+              </w:rPr>
+              <w:tab/>
+            </w:r>
+            <w:r>
+              <w:rPr>
+                <w:noProof/>
+                <w:webHidden/>
+              </w:rPr>
+              <w:fldChar w:fldCharType="begin"/>
+            </w:r>
+            <w:r>
+              <w:rPr>
+                <w:noProof/>
+                <w:webHidden/>
+              </w:rPr>
+              <w:instrText xml:space="preserve"> PAGEREF _Toc224215634 \h </w:instrText>
+            </w:r>
+            <w:r>
+              <w:rPr>
+                <w:noProof/>
+                <w:webHidden/>
+              </w:rPr>
+            </w:r>
+            <w:r>
+              <w:rPr>
+                <w:noProof/>
+                <w:webHidden/>
+              </w:rPr>
+              <w:fldChar w:fldCharType="separate"/>
+            </w:r>
+            <w:r>
+              <w:rPr>
+                <w:noProof/>
+                <w:webHidden/>
+              </w:rPr>
+              <w:t>9</w:t>
+            </w:r>
+            <w:r>
+              <w:rPr>
+                <w:noProof/>
+                <w:webHidden/>
+              </w:rPr>
+              <w:fldChar w:fldCharType="end"/>
+            </w:r>
+          </w:hyperlink>
+        </w:p>
+        <w:p>
+          <w:pPr>
+            <w:pStyle w:val="TJ3"/>
+            <w:tabs>
+              <w:tab w:val="right" w:leader="dot" w:pos="9350"/>
+            </w:tabs>
+            <w:rPr>
+              <w:rFonts w:asciiTheme="minorHAnsi" w:hAnsiTheme="minorHAnsi"/>
+              <w:noProof/>
+              <w:kern w:val="2"/>
+              <w:sz w:val="24"/>
+              <w:szCs w:val="24"/>
+              <w:lang w:val="hu-HU" w:eastAsia="hu-HU"/>
+              <w14:ligatures w14:val="standardContextual"/>
+            </w:rPr>
+          </w:pPr>
+          <w:hyperlink w:anchor="_Toc224215635" w:history="1">
+            <w:r>
+              <w:rPr>
+                <w:rStyle w:val="Hiperhivatkozs"/>
+                <w:rFonts w:eastAsia="Times New Roman"/>
+                <w:noProof/>
+                <w:lang w:val="de-DE"/>
+              </w:rPr>
+              <w:t>3.2.3. Termelés telephely</w:t>
+            </w:r>
+            <w:r>
+              <w:rPr>
+                <w:noProof/>
+                <w:webHidden/>
+              </w:rPr>
+              <w:tab/>
+            </w:r>
+            <w:r>
+              <w:rPr>
+                <w:noProof/>
+                <w:webHidden/>
+              </w:rPr>
+              <w:fldChar w:fldCharType="begin"/>
+            </w:r>
+            <w:r>
+              <w:rPr>
+                <w:noProof/>
+                <w:webHidden/>
+              </w:rPr>
+              <w:instrText xml:space="preserve"> PAGEREF _Toc224215635 \h </w:instrText>
+            </w:r>
+            <w:r>
+              <w:rPr>
+                <w:noProof/>
+                <w:webHidden/>
+              </w:rPr>
+            </w:r>
+            <w:r>
+              <w:rPr>
+                <w:noProof/>
+                <w:webHidden/>
+              </w:rPr>
+              <w:fldChar w:fldCharType="separate"/>
+            </w:r>
+            <w:r>
+              <w:rPr>
+                <w:noProof/>
+                <w:webHidden/>
+              </w:rPr>
+              <w:t>10</w:t>
+            </w:r>
+            <w:r>
+              <w:rPr>
+                <w:noProof/>
+                <w:webHidden/>
+              </w:rPr>
+              <w:fldChar w:fldCharType="end"/>
+            </w:r>
+          </w:hyperlink>
+        </w:p>
+        <w:p>
+          <w:pPr>
+            <w:pStyle w:val="TJ2"/>
+            <w:tabs>
+              <w:tab w:val="right" w:leader="dot" w:pos="9350"/>
+            </w:tabs>
+            <w:rPr>
+              <w:rFonts w:asciiTheme="minorHAnsi" w:hAnsiTheme="minorHAnsi"/>
+              <w:noProof/>
+              <w:kern w:val="2"/>
+              <w:sz w:val="24"/>
+              <w:szCs w:val="24"/>
+              <w:lang w:val="hu-HU" w:eastAsia="hu-HU"/>
+              <w14:ligatures w14:val="standardContextual"/>
+            </w:rPr>
+          </w:pPr>
+          <w:hyperlink w:anchor="_Toc224215636" w:history="1">
+            <w:r>
+              <w:rPr>
+                <w:rStyle w:val="Hiperhivatkozs"/>
+                <w:rFonts w:eastAsia="Times New Roman"/>
+                <w:noProof/>
+                <w:lang w:val="de-DE"/>
+              </w:rPr>
+              <w:t>3.3. IP címzés</w:t>
+            </w:r>
+            <w:r>
+              <w:rPr>
+                <w:noProof/>
+                <w:webHidden/>
+              </w:rPr>
+              <w:tab/>
+            </w:r>
+            <w:r>
+              <w:rPr>
+                <w:noProof/>
+                <w:webHidden/>
+              </w:rPr>
+              <w:fldChar w:fldCharType="begin"/>
+            </w:r>
+            <w:r>
+              <w:rPr>
+                <w:noProof/>
+                <w:webHidden/>
+              </w:rPr>
+              <w:instrText xml:space="preserve"> PAGEREF _Toc224215636 \h </w:instrText>
+            </w:r>
+            <w:r>
+              <w:rPr>
+                <w:noProof/>
+                <w:webHidden/>
+              </w:rPr>
+            </w:r>
+            <w:r>
+              <w:rPr>
+                <w:noProof/>
+                <w:webHidden/>
+              </w:rPr>
+              <w:fldChar w:fldCharType="separate"/>
+            </w:r>
+            <w:r>
+              <w:rPr>
+                <w:noProof/>
+                <w:webHidden/>
+              </w:rPr>
+              <w:t>11</w:t>
+            </w:r>
+            <w:r>
+              <w:rPr>
+                <w:noProof/>
+                <w:webHidden/>
+              </w:rPr>
+              <w:fldChar w:fldCharType="end"/>
+            </w:r>
+          </w:hyperlink>
+        </w:p>
+        <w:p>
+          <w:pPr>
+            <w:pStyle w:val="TJ3"/>
+            <w:tabs>
+              <w:tab w:val="right" w:leader="dot" w:pos="9350"/>
+            </w:tabs>
+            <w:rPr>
+              <w:rFonts w:asciiTheme="minorHAnsi" w:hAnsiTheme="minorHAnsi"/>
+              <w:noProof/>
+              <w:kern w:val="2"/>
+              <w:sz w:val="24"/>
+              <w:szCs w:val="24"/>
+              <w:lang w:val="hu-HU" w:eastAsia="hu-HU"/>
+              <w14:ligatures w14:val="standardContextual"/>
+            </w:rPr>
+          </w:pPr>
+          <w:hyperlink w:anchor="_Toc224215637" w:history="1">
+            <w:r>
+              <w:rPr>
+                <w:rStyle w:val="Hiperhivatkozs"/>
+                <w:rFonts w:eastAsia="Times New Roman"/>
+                <w:noProof/>
+                <w:lang w:val="de-DE"/>
+              </w:rPr>
+              <w:t>3.3.1 IPv4</w:t>
+            </w:r>
+            <w:r>
+              <w:rPr>
+                <w:noProof/>
+                <w:webHidden/>
+              </w:rPr>
+              <w:tab/>
+            </w:r>
+            <w:r>
+              <w:rPr>
+                <w:noProof/>
+                <w:webHidden/>
+              </w:rPr>
+              <w:fldChar w:fldCharType="begin"/>
+            </w:r>
+            <w:r>
+              <w:rPr>
+                <w:noProof/>
+                <w:webHidden/>
+              </w:rPr>
+              <w:instrText xml:space="preserve"> PAGEREF _Toc224215637 \h </w:instrText>
+            </w:r>
+            <w:r>
+              <w:rPr>
+                <w:noProof/>
+                <w:webHidden/>
+              </w:rPr>
+            </w:r>
+            <w:r>
+              <w:rPr>
+                <w:noProof/>
+                <w:webHidden/>
+              </w:rPr>
+              <w:fldChar w:fldCharType="separate"/>
+            </w:r>
+            <w:r>
+              <w:rPr>
+                <w:noProof/>
+                <w:webHidden/>
+              </w:rPr>
+              <w:t>11</w:t>
+            </w:r>
+            <w:r>
+              <w:rPr>
+                <w:noProof/>
+                <w:webHidden/>
+              </w:rPr>
+              <w:fldChar w:fldCharType="end"/>
+            </w:r>
+          </w:hyperlink>
+        </w:p>
+        <w:p>
+          <w:pPr>
+            <w:pStyle w:val="TJ3"/>
+            <w:tabs>
+              <w:tab w:val="right" w:leader="dot" w:pos="9350"/>
+            </w:tabs>
+            <w:rPr>
+              <w:rFonts w:asciiTheme="minorHAnsi" w:hAnsiTheme="minorHAnsi"/>
+              <w:noProof/>
+              <w:kern w:val="2"/>
+              <w:sz w:val="24"/>
+              <w:szCs w:val="24"/>
+              <w:lang w:val="hu-HU" w:eastAsia="hu-HU"/>
+              <w14:ligatures w14:val="standardContextual"/>
+            </w:rPr>
+          </w:pPr>
+          <w:hyperlink w:anchor="_Toc224215638" w:history="1">
+            <w:r>
+              <w:rPr>
+                <w:rStyle w:val="Hiperhivatkozs"/>
+                <w:rFonts w:eastAsia="Times New Roman"/>
+                <w:noProof/>
+                <w:lang w:val="de-DE"/>
+              </w:rPr>
+              <w:t>3.3.2 IPv6</w:t>
+            </w:r>
+            <w:r>
+              <w:rPr>
+                <w:noProof/>
+                <w:webHidden/>
+              </w:rPr>
+              <w:tab/>
+            </w:r>
+            <w:r>
+              <w:rPr>
+                <w:noProof/>
+                <w:webHidden/>
+              </w:rPr>
+              <w:fldChar w:fldCharType="begin"/>
+            </w:r>
+            <w:r>
+              <w:rPr>
+                <w:noProof/>
+                <w:webHidden/>
+              </w:rPr>
+              <w:instrText xml:space="preserve"> PAGEREF _Toc224215638 \h </w:instrText>
+            </w:r>
+            <w:r>
+              <w:rPr>
+                <w:noProof/>
+                <w:webHidden/>
+              </w:rPr>
+            </w:r>
+            <w:r>
+              <w:rPr>
+                <w:noProof/>
+                <w:webHidden/>
+              </w:rPr>
+              <w:fldChar w:fldCharType="separate"/>
+            </w:r>
+            <w:r>
+              <w:rPr>
+                <w:noProof/>
+                <w:webHidden/>
+              </w:rPr>
+              <w:t>11</w:t>
+            </w:r>
+            <w:r>
+              <w:rPr>
+                <w:noProof/>
+                <w:webHidden/>
+              </w:rPr>
+              <w:fldChar w:fldCharType="end"/>
+            </w:r>
+          </w:hyperlink>
+        </w:p>
+        <w:p>
+          <w:pPr>
+            <w:pStyle w:val="TJ2"/>
+            <w:tabs>
+              <w:tab w:val="right" w:leader="dot" w:pos="9350"/>
+            </w:tabs>
+            <w:rPr>
+              <w:rFonts w:asciiTheme="minorHAnsi" w:hAnsiTheme="minorHAnsi"/>
+              <w:noProof/>
+              <w:kern w:val="2"/>
+              <w:sz w:val="24"/>
+              <w:szCs w:val="24"/>
+              <w:lang w:val="hu-HU" w:eastAsia="hu-HU"/>
+              <w14:ligatures w14:val="standardContextual"/>
+            </w:rPr>
+          </w:pPr>
+          <w:hyperlink w:anchor="_Toc224215639" w:history="1">
+            <w:r>
+              <w:rPr>
+                <w:rStyle w:val="Hiperhivatkozs"/>
+                <w:rFonts w:eastAsia="Times New Roman"/>
+                <w:noProof/>
+                <w:lang w:val="de-DE"/>
+              </w:rPr>
+              <w:t>3.4 Vlanok</w:t>
+            </w:r>
+            <w:r>
+              <w:rPr>
+                <w:noProof/>
+                <w:webHidden/>
+              </w:rPr>
+              <w:tab/>
+            </w:r>
+            <w:r>
+              <w:rPr>
+                <w:noProof/>
+                <w:webHidden/>
+              </w:rPr>
+              <w:fldChar w:fldCharType="begin"/>
+            </w:r>
+            <w:r>
+              <w:rPr>
+                <w:noProof/>
+                <w:webHidden/>
+              </w:rPr>
+              <w:instrText xml:space="preserve"> PAGEREF _Toc224215639 \h </w:instrText>
+            </w:r>
+            <w:r>
+              <w:rPr>
+                <w:noProof/>
+                <w:webHidden/>
+              </w:rPr>
+            </w:r>
+            <w:r>
+              <w:rPr>
+                <w:noProof/>
+                <w:webHidden/>
+              </w:rPr>
+              <w:fldChar w:fldCharType="separate"/>
+            </w:r>
+            <w:r>
+              <w:rPr>
+                <w:noProof/>
+                <w:webHidden/>
+              </w:rPr>
+              <w:t>12</w:t>
+            </w:r>
+            <w:r>
+              <w:rPr>
+                <w:noProof/>
+                <w:webHidden/>
+              </w:rPr>
+              <w:fldChar w:fldCharType="end"/>
+            </w:r>
+          </w:hyperlink>
+        </w:p>
+        <w:p>
+          <w:pPr>
+            <w:pStyle w:val="TJ3"/>
+            <w:tabs>
+              <w:tab w:val="right" w:leader="dot" w:pos="9350"/>
+            </w:tabs>
+            <w:rPr>
+              <w:rFonts w:asciiTheme="minorHAnsi" w:hAnsiTheme="minorHAnsi"/>
+              <w:noProof/>
+              <w:kern w:val="2"/>
+              <w:sz w:val="24"/>
+              <w:szCs w:val="24"/>
+              <w:lang w:val="hu-HU" w:eastAsia="hu-HU"/>
+              <w14:ligatures w14:val="standardContextual"/>
+            </w:rPr>
+          </w:pPr>
+          <w:hyperlink w:anchor="_Toc224215640" w:history="1">
+            <w:r>
+              <w:rPr>
+                <w:rStyle w:val="Hiperhivatkozs"/>
+                <w:noProof/>
+              </w:rPr>
+              <w:t>3.4.1. Központ vlanok</w:t>
+            </w:r>
+            <w:r>
+              <w:rPr>
+                <w:noProof/>
+                <w:webHidden/>
+              </w:rPr>
+              <w:tab/>
+            </w:r>
+            <w:r>
+              <w:rPr>
+                <w:noProof/>
+                <w:webHidden/>
+              </w:rPr>
+              <w:fldChar w:fldCharType="begin"/>
+            </w:r>
+            <w:r>
+              <w:rPr>
+                <w:noProof/>
+                <w:webHidden/>
+              </w:rPr>
+              <w:instrText xml:space="preserve"> PAGEREF _Toc224215640 \h </w:instrText>
+            </w:r>
+            <w:r>
+              <w:rPr>
+                <w:noProof/>
+                <w:webHidden/>
+              </w:rPr>
+            </w:r>
+            <w:r>
+              <w:rPr>
+                <w:noProof/>
+                <w:webHidden/>
+              </w:rPr>
+              <w:fldChar w:fldCharType="separate"/>
+            </w:r>
+            <w:r>
+              <w:rPr>
+                <w:noProof/>
+                <w:webHidden/>
+              </w:rPr>
+              <w:t>12</w:t>
+            </w:r>
+            <w:r>
+              <w:rPr>
+                <w:noProof/>
+                <w:webHidden/>
+              </w:rPr>
+              <w:fldChar w:fldCharType="end"/>
+            </w:r>
+          </w:hyperlink>
+        </w:p>
+        <w:p>
+          <w:pPr>
+            <w:pStyle w:val="TJ3"/>
+            <w:tabs>
+              <w:tab w:val="right" w:leader="dot" w:pos="9350"/>
+            </w:tabs>
+            <w:rPr>
+              <w:rFonts w:asciiTheme="minorHAnsi" w:hAnsiTheme="minorHAnsi"/>
+              <w:noProof/>
+              <w:kern w:val="2"/>
+              <w:sz w:val="24"/>
+              <w:szCs w:val="24"/>
+              <w:lang w:val="hu-HU" w:eastAsia="hu-HU"/>
+              <w14:ligatures w14:val="standardContextual"/>
+            </w:rPr>
+          </w:pPr>
+          <w:hyperlink w:anchor="_Toc224215641" w:history="1">
+            <w:r>
+              <w:rPr>
+                <w:rStyle w:val="Hiperhivatkozs"/>
+                <w:noProof/>
+              </w:rPr>
+              <w:t>3.4.2. Bolt</w:t>
+            </w:r>
+            <w:r>
+              <w:rPr>
+                <w:noProof/>
+                <w:webHidden/>
+              </w:rPr>
+              <w:tab/>
+            </w:r>
+            <w:r>
+              <w:rPr>
+                <w:noProof/>
+                <w:webHidden/>
+              </w:rPr>
+              <w:fldChar w:fldCharType="begin"/>
+            </w:r>
+            <w:r>
+              <w:rPr>
+                <w:noProof/>
+                <w:webHidden/>
+              </w:rPr>
+              <w:instrText xml:space="preserve"> PAGEREF _Toc224215641 \h </w:instrText>
+            </w:r>
+            <w:r>
+              <w:rPr>
+                <w:noProof/>
+                <w:webHidden/>
+              </w:rPr>
+            </w:r>
+            <w:r>
+              <w:rPr>
+                <w:noProof/>
+                <w:webHidden/>
+              </w:rPr>
+              <w:fldChar w:fldCharType="separate"/>
+            </w:r>
+            <w:r>
+              <w:rPr>
+                <w:noProof/>
+                <w:webHidden/>
+              </w:rPr>
+              <w:t>12</w:t>
+            </w:r>
+            <w:r>
+              <w:rPr>
+                <w:noProof/>
+                <w:webHidden/>
+              </w:rPr>
+              <w:fldChar w:fldCharType="end"/>
+            </w:r>
+          </w:hyperlink>
+        </w:p>
+        <w:p>
+          <w:pPr>
+            <w:pStyle w:val="TJ3"/>
+            <w:tabs>
+              <w:tab w:val="right" w:leader="dot" w:pos="9350"/>
+            </w:tabs>
+            <w:rPr>
+              <w:rFonts w:asciiTheme="minorHAnsi" w:hAnsiTheme="minorHAnsi"/>
+              <w:noProof/>
+              <w:kern w:val="2"/>
+              <w:sz w:val="24"/>
+              <w:szCs w:val="24"/>
+              <w:lang w:val="hu-HU" w:eastAsia="hu-HU"/>
+              <w14:ligatures w14:val="standardContextual"/>
+            </w:rPr>
+          </w:pPr>
+          <w:hyperlink w:anchor="_Toc224215642" w:history="1">
+            <w:r>
+              <w:rPr>
+                <w:rStyle w:val="Hiperhivatkozs"/>
+                <w:noProof/>
+              </w:rPr>
+              <w:t>3.4.3. GYÁRTÁS</w:t>
+            </w:r>
+            <w:r>
+              <w:rPr>
+                <w:noProof/>
+                <w:webHidden/>
+              </w:rPr>
+              <w:tab/>
+            </w:r>
+            <w:r>
+              <w:rPr>
+                <w:noProof/>
+                <w:webHidden/>
+              </w:rPr>
+              <w:fldChar w:fldCharType="begin"/>
+            </w:r>
+            <w:r>
+              <w:rPr>
+                <w:noProof/>
+                <w:webHidden/>
+              </w:rPr>
+              <w:instrText xml:space="preserve"> PAGEREF _Toc224215642 \h </w:instrText>
+            </w:r>
+            <w:r>
+              <w:rPr>
+                <w:noProof/>
+                <w:webHidden/>
+              </w:rPr>
+            </w:r>
+            <w:r>
+              <w:rPr>
+                <w:noProof/>
+                <w:webHidden/>
+              </w:rPr>
+              <w:fldChar w:fldCharType="separate"/>
+            </w:r>
+            <w:r>
+              <w:rPr>
+                <w:noProof/>
+                <w:webHidden/>
+              </w:rPr>
+              <w:t>13</w:t>
+            </w:r>
+            <w:r>
+              <w:rPr>
+                <w:noProof/>
+                <w:webHidden/>
+              </w:rPr>
+              <w:fldChar w:fldCharType="end"/>
+            </w:r>
+          </w:hyperlink>
+        </w:p>
+        <w:p>
+          <w:pPr>
+            <w:pStyle w:val="TJ3"/>
+            <w:tabs>
+              <w:tab w:val="right" w:leader="dot" w:pos="9350"/>
+            </w:tabs>
+            <w:rPr>
+              <w:rFonts w:asciiTheme="minorHAnsi" w:hAnsiTheme="minorHAnsi"/>
+              <w:noProof/>
+              <w:kern w:val="2"/>
+              <w:sz w:val="24"/>
+              <w:szCs w:val="24"/>
+              <w:lang w:val="hu-HU" w:eastAsia="hu-HU"/>
+              <w14:ligatures w14:val="standardContextual"/>
+            </w:rPr>
+          </w:pPr>
+          <w:hyperlink w:anchor="_Toc224215643" w:history="1">
+            <w:r>
+              <w:rPr>
+                <w:rStyle w:val="Hiperhivatkozs"/>
+                <w:noProof/>
+              </w:rPr>
+              <w:t>3.4.4. CSOMAGOLÁS</w:t>
+            </w:r>
+            <w:r>
+              <w:rPr>
+                <w:noProof/>
+                <w:webHidden/>
+              </w:rPr>
+              <w:tab/>
+            </w:r>
+            <w:r>
+              <w:rPr>
+                <w:noProof/>
+                <w:webHidden/>
+              </w:rPr>
+              <w:fldChar w:fldCharType="begin"/>
+            </w:r>
+            <w:r>
+              <w:rPr>
+                <w:noProof/>
+                <w:webHidden/>
+              </w:rPr>
+              <w:instrText xml:space="preserve"> PAGEREF _Toc224215643 \h </w:instrText>
+            </w:r>
+            <w:r>
+              <w:rPr>
+                <w:noProof/>
+                <w:webHidden/>
+              </w:rPr>
+            </w:r>
+            <w:r>
+              <w:rPr>
+                <w:noProof/>
+                <w:webHidden/>
+              </w:rPr>
+              <w:fldChar w:fldCharType="separate"/>
+            </w:r>
+            <w:r>
+              <w:rPr>
+                <w:noProof/>
+                <w:webHidden/>
+              </w:rPr>
+              <w:t>14</w:t>
             </w:r>
             <w:r>
               <w:rPr>
@@ -847,7 +1903,7 @@
       <w:pPr>
         <w:pStyle w:val="Cmsor1"/>
       </w:pPr>
-      <w:bookmarkStart w:id="0" w:name="_Toc224207377"/>
+      <w:bookmarkStart w:id="0" w:name="_Toc224215621"/>
       <w:r>
         <w:rPr>
           <w:rFonts w:eastAsia="Times New Roman"/>
@@ -868,7 +1924,7 @@
       <w:pPr>
         <w:pStyle w:val="Cmsor2"/>
       </w:pPr>
-      <w:bookmarkStart w:id="1" w:name="_Toc224207378"/>
+      <w:bookmarkStart w:id="1" w:name="_Toc224215622"/>
       <w:r>
         <w:rPr>
           <w:rFonts w:eastAsia="Times New Roman"/>
@@ -948,6 +2004,8 @@
     <w:p>
       <w:pPr>
         <w:rPr>
+          <w:b/>
+          <w:bCs/>
           <w:lang w:val="hu-HU"/>
         </w:rPr>
       </w:pPr>
@@ -955,17 +2013,29 @@
         <w:rPr>
           <w:lang w:val="hu-HU"/>
         </w:rPr>
-        <w:t>A Q</w:t>
-      </w:r>
-      <w:r>
-        <w:rPr>
+        <w:t xml:space="preserve">A </w:t>
+      </w:r>
+      <w:r>
+        <w:rPr>
+          <w:b/>
+          <w:bCs/>
           <w:lang w:val="hu-HU"/>
         </w:rPr>
+        <w:t>Q</w:t>
+      </w:r>
+      <w:r>
+        <w:rPr>
+          <w:b/>
+          <w:bCs/>
+          <w:lang w:val="hu-HU"/>
+        </w:rPr>
         <w:t xml:space="preserve">UBE </w:t>
       </w:r>
       <w:proofErr w:type="spellStart"/>
       <w:r>
         <w:rPr>
+          <w:b/>
+          <w:bCs/>
           <w:lang w:val="hu-HU"/>
         </w:rPr>
         <w:t>MiniPC</w:t>
@@ -973,6 +2043,8 @@
       <w:proofErr w:type="spellEnd"/>
       <w:r>
         <w:rPr>
+          <w:b/>
+          <w:bCs/>
           <w:lang w:val="hu-HU"/>
         </w:rPr>
         <w:t xml:space="preserve"> Kft.</w:t>
@@ -981,16 +2053,42 @@
         <w:rPr>
           <w:lang w:val="hu-HU"/>
         </w:rPr>
-        <w:t xml:space="preserve"> egy innovatív magyar technológiai vállalat, amely kompakt, energiatakarékos mini PC-k fejlesztésével és gyártásával foglalkozik. A cég gyártóbázisa Győrben található, ahol modern gyártási folyamatokkal készülnek a kis méretű, mégis nagy teljesítményű számítógépek. A vállalat irodai és fejlesztési központja Székesfehérváron működik, míg a vásárlók személyesen is megtekinthetik és kipróbálhatják a termékeket a nyíregyházi üzletben. A </w:t>
-      </w:r>
-      <w:r>
-        <w:rPr>
+        <w:t xml:space="preserve"> egy innovatív magyar technológiai vállalat, amely kompakt, energiatakarékos </w:t>
+      </w:r>
+      <w:r>
+        <w:rPr>
+          <w:b/>
+          <w:bCs/>
           <w:lang w:val="hu-HU"/>
         </w:rPr>
+        <w:t>mini PC-k fejlesztésével és gyártásával foglalkozik</w:t>
+      </w:r>
+      <w:r>
+        <w:rPr>
+          <w:lang w:val="hu-HU"/>
+        </w:rPr>
+        <w:t>. A cég gyártóbázisa Győrben található, ahol modern gyártási folyamatokkal készülnek a kis méretű, mégis nagy teljesítményű számítógépek. A vállalat irodai és fejlesztési központja Székesfehérváron működik, míg a vásárlók személyesen is megtekinthetik és kipróbálhatják a termékeket a nyíregyházi üzletben</w:t>
+      </w:r>
+      <w:r>
+        <w:rPr>
+          <w:b/>
+          <w:bCs/>
+          <w:lang w:val="hu-HU"/>
+        </w:rPr>
+        <w:t xml:space="preserve">. A </w:t>
+      </w:r>
+      <w:r>
+        <w:rPr>
+          <w:b/>
+          <w:bCs/>
+          <w:lang w:val="hu-HU"/>
+        </w:rPr>
         <w:t>QUBE</w:t>
       </w:r>
       <w:r>
         <w:rPr>
+          <w:b/>
+          <w:bCs/>
           <w:lang w:val="hu-HU"/>
         </w:rPr>
         <w:t xml:space="preserve"> célja, hogy megbízható, helyben gyártott technológiai megoldásokat kínáljon mind otthoni, mind üzleti felhasználók számára.</w:t>
@@ -1024,7 +2122,7 @@
           <w:lang w:val="de-DE"/>
         </w:rPr>
       </w:pPr>
-      <w:bookmarkStart w:id="2" w:name="_Toc224207379"/>
+      <w:bookmarkStart w:id="2" w:name="_Toc224215623"/>
       <w:r>
         <w:rPr>
           <w:rFonts w:eastAsia="Times New Roman"/>
@@ -1048,7 +2146,7 @@
           <w:lang w:val="hu-HU"/>
         </w:rPr>
       </w:pPr>
-      <w:bookmarkStart w:id="3" w:name="_Toc224207380"/>
+      <w:bookmarkStart w:id="3" w:name="_Toc224215624"/>
       <w:r>
         <w:rPr>
           <w:lang w:val="hu-HU"/>
@@ -1065,9 +2163,17 @@
       </w:pPr>
       <w:r>
         <w:rPr>
+          <w:b/>
+          <w:bCs/>
           <w:lang w:val="hu-HU"/>
         </w:rPr>
-        <w:t xml:space="preserve">A projekt célja egy korszerű, biztonságos és jól szervezett informatikai infrastruktúra kialakítása a </w:t>
+        <w:t>A projekt célja egy korszerű, biztonságos és jól szervezett informatikai infrastruktúra kialakítása</w:t>
+      </w:r>
+      <w:r>
+        <w:rPr>
+          <w:lang w:val="hu-HU"/>
+        </w:rPr>
+        <w:t xml:space="preserve"> a </w:t>
       </w:r>
       <w:r>
         <w:rPr>
@@ -1516,6 +2622,8 @@
       <w:proofErr w:type="spellStart"/>
       <w:r>
         <w:rPr>
+          <w:b/>
+          <w:bCs/>
           <w:lang w:val="de-DE"/>
         </w:rPr>
         <w:t>cég</w:t>
@@ -1523,13 +2631,17 @@
       <w:proofErr w:type="spellEnd"/>
       <w:r>
         <w:rPr>
-          <w:lang w:val="de-DE"/>
-        </w:rPr>
-        <w:t xml:space="preserve"> </w:t>
-      </w:r>
-      <w:proofErr w:type="spellStart"/>
-      <w:r>
-        <w:rPr>
+          <w:b/>
+          <w:bCs/>
+          <w:lang w:val="de-DE"/>
+        </w:rPr>
+        <w:t xml:space="preserve"> </w:t>
+      </w:r>
+      <w:proofErr w:type="spellStart"/>
+      <w:r>
+        <w:rPr>
+          <w:b/>
+          <w:bCs/>
           <w:lang w:val="de-DE"/>
         </w:rPr>
         <w:t>újonnan</w:t>
@@ -1537,13 +2649,17 @@
       <w:proofErr w:type="spellEnd"/>
       <w:r>
         <w:rPr>
-          <w:lang w:val="de-DE"/>
-        </w:rPr>
-        <w:t xml:space="preserve"> </w:t>
-      </w:r>
-      <w:proofErr w:type="spellStart"/>
-      <w:r>
-        <w:rPr>
+          <w:b/>
+          <w:bCs/>
+          <w:lang w:val="de-DE"/>
+        </w:rPr>
+        <w:t xml:space="preserve"> </w:t>
+      </w:r>
+      <w:proofErr w:type="spellStart"/>
+      <w:r>
+        <w:rPr>
+          <w:b/>
+          <w:bCs/>
           <w:lang w:val="de-DE"/>
         </w:rPr>
         <w:t>létrehozott</w:t>
@@ -1551,6 +2667,8 @@
       <w:proofErr w:type="spellEnd"/>
       <w:r>
         <w:rPr>
+          <w:b/>
+          <w:bCs/>
           <w:lang w:val="de-DE"/>
         </w:rPr>
         <w:t xml:space="preserve"> IT </w:t>
@@ -1558,6 +2676,8 @@
       <w:proofErr w:type="spellStart"/>
       <w:r>
         <w:rPr>
+          <w:b/>
+          <w:bCs/>
           <w:lang w:val="de-DE"/>
         </w:rPr>
         <w:t>részlege</w:t>
@@ -1906,7 +3026,7 @@
           <w:lang w:val="de-DE"/>
         </w:rPr>
       </w:pPr>
-      <w:bookmarkStart w:id="4" w:name="_Toc224207381"/>
+      <w:bookmarkStart w:id="4" w:name="_Toc224215625"/>
       <w:r>
         <w:rPr>
           <w:rFonts w:eastAsia="Times New Roman"/>
@@ -1981,6 +3101,8 @@
       <w:proofErr w:type="spellStart"/>
       <w:r>
         <w:rPr>
+          <w:b/>
+          <w:bCs/>
           <w:lang w:val="de-DE"/>
         </w:rPr>
         <w:t>Nyári</w:t>
@@ -1988,9 +3110,17 @@
       <w:proofErr w:type="spellEnd"/>
       <w:r>
         <w:rPr>
-          <w:lang w:val="de-DE"/>
-        </w:rPr>
-        <w:t xml:space="preserve"> Patrik </w:t>
+          <w:b/>
+          <w:bCs/>
+          <w:lang w:val="de-DE"/>
+        </w:rPr>
+        <w:t xml:space="preserve"> Patrik</w:t>
+      </w:r>
+      <w:r>
+        <w:rPr>
+          <w:lang w:val="de-DE"/>
+        </w:rPr>
+        <w:t xml:space="preserve"> </w:t>
       </w:r>
       <w:proofErr w:type="spellStart"/>
       <w:r>
@@ -2009,6 +3139,8 @@
       <w:proofErr w:type="spellStart"/>
       <w:r>
         <w:rPr>
+          <w:b/>
+          <w:bCs/>
           <w:lang w:val="de-DE"/>
         </w:rPr>
         <w:t>Gábriel</w:t>
@@ -2016,13 +3148,17 @@
       <w:proofErr w:type="spellEnd"/>
       <w:r>
         <w:rPr>
-          <w:lang w:val="de-DE"/>
-        </w:rPr>
-        <w:t xml:space="preserve"> </w:t>
-      </w:r>
-      <w:proofErr w:type="spellStart"/>
-      <w:r>
-        <w:rPr>
+          <w:b/>
+          <w:bCs/>
+          <w:lang w:val="de-DE"/>
+        </w:rPr>
+        <w:t xml:space="preserve"> </w:t>
+      </w:r>
+      <w:proofErr w:type="spellStart"/>
+      <w:r>
+        <w:rPr>
+          <w:b/>
+          <w:bCs/>
           <w:lang w:val="de-DE"/>
         </w:rPr>
         <w:t>Milán</w:t>
@@ -2845,7 +3981,7 @@
           <w:lang w:val="de-DE"/>
         </w:rPr>
       </w:pPr>
-      <w:bookmarkStart w:id="5" w:name="_Toc224207382"/>
+      <w:bookmarkStart w:id="5" w:name="_Toc224215626"/>
       <w:r>
         <w:rPr>
           <w:rFonts w:eastAsia="Times New Roman"/>
@@ -2894,7 +4030,7 @@
           <w:lang w:val="de-DE"/>
         </w:rPr>
       </w:pPr>
-      <w:bookmarkStart w:id="6" w:name="_Toc224207383"/>
+      <w:bookmarkStart w:id="6" w:name="_Toc224215627"/>
       <w:r>
         <w:rPr>
           <w:rFonts w:eastAsia="Times New Roman"/>
@@ -2940,6 +4076,8 @@
       </w:pPr>
       <w:r>
         <w:rPr>
+          <w:b/>
+          <w:bCs/>
           <w:lang w:val="de-DE"/>
         </w:rPr>
         <w:t xml:space="preserve">A </w:t>
@@ -2947,6 +4085,8 @@
       <w:proofErr w:type="spellStart"/>
       <w:r>
         <w:rPr>
+          <w:b/>
+          <w:bCs/>
           <w:lang w:val="de-DE"/>
         </w:rPr>
         <w:t>projekt</w:t>
@@ -2954,13 +4094,17 @@
       <w:proofErr w:type="spellEnd"/>
       <w:r>
         <w:rPr>
-          <w:lang w:val="de-DE"/>
-        </w:rPr>
-        <w:t xml:space="preserve"> </w:t>
-      </w:r>
-      <w:proofErr w:type="spellStart"/>
-      <w:r>
-        <w:rPr>
+          <w:b/>
+          <w:bCs/>
+          <w:lang w:val="de-DE"/>
+        </w:rPr>
+        <w:t xml:space="preserve"> </w:t>
+      </w:r>
+      <w:proofErr w:type="spellStart"/>
+      <w:r>
+        <w:rPr>
+          <w:b/>
+          <w:bCs/>
           <w:lang w:val="de-DE"/>
         </w:rPr>
         <w:t>során</w:t>
@@ -2968,6 +4112,8 @@
       <w:proofErr w:type="spellEnd"/>
       <w:r>
         <w:rPr>
+          <w:b/>
+          <w:bCs/>
           <w:lang w:val="de-DE"/>
         </w:rPr>
         <w:t xml:space="preserve"> a </w:t>
@@ -2975,6 +4121,8 @@
       <w:proofErr w:type="spellStart"/>
       <w:r>
         <w:rPr>
+          <w:b/>
+          <w:bCs/>
           <w:lang w:val="de-DE"/>
         </w:rPr>
         <w:t>fájlok</w:t>
@@ -2982,13 +4130,17 @@
       <w:proofErr w:type="spellEnd"/>
       <w:r>
         <w:rPr>
-          <w:lang w:val="de-DE"/>
-        </w:rPr>
-        <w:t xml:space="preserve"> </w:t>
-      </w:r>
-      <w:proofErr w:type="spellStart"/>
-      <w:r>
-        <w:rPr>
+          <w:b/>
+          <w:bCs/>
+          <w:lang w:val="de-DE"/>
+        </w:rPr>
+        <w:t xml:space="preserve"> </w:t>
+      </w:r>
+      <w:proofErr w:type="spellStart"/>
+      <w:r>
+        <w:rPr>
+          <w:b/>
+          <w:bCs/>
           <w:lang w:val="de-DE"/>
         </w:rPr>
         <w:t>és</w:t>
@@ -2996,13 +4148,17 @@
       <w:proofErr w:type="spellEnd"/>
       <w:r>
         <w:rPr>
-          <w:lang w:val="de-DE"/>
-        </w:rPr>
-        <w:t xml:space="preserve"> </w:t>
-      </w:r>
-      <w:proofErr w:type="spellStart"/>
-      <w:r>
-        <w:rPr>
+          <w:b/>
+          <w:bCs/>
+          <w:lang w:val="de-DE"/>
+        </w:rPr>
+        <w:t xml:space="preserve"> </w:t>
+      </w:r>
+      <w:proofErr w:type="spellStart"/>
+      <w:r>
+        <w:rPr>
+          <w:b/>
+          <w:bCs/>
           <w:lang w:val="de-DE"/>
         </w:rPr>
         <w:t>dokumentumok</w:t>
@@ -3010,13 +4166,17 @@
       <w:proofErr w:type="spellEnd"/>
       <w:r>
         <w:rPr>
-          <w:lang w:val="de-DE"/>
-        </w:rPr>
-        <w:t xml:space="preserve"> </w:t>
-      </w:r>
-      <w:proofErr w:type="spellStart"/>
-      <w:r>
-        <w:rPr>
+          <w:b/>
+          <w:bCs/>
+          <w:lang w:val="de-DE"/>
+        </w:rPr>
+        <w:t xml:space="preserve"> </w:t>
+      </w:r>
+      <w:proofErr w:type="spellStart"/>
+      <w:r>
+        <w:rPr>
+          <w:b/>
+          <w:bCs/>
           <w:lang w:val="de-DE"/>
         </w:rPr>
         <w:t>megosztását</w:t>
@@ -3024,6 +4184,8 @@
       <w:proofErr w:type="spellEnd"/>
       <w:r>
         <w:rPr>
+          <w:b/>
+          <w:bCs/>
           <w:lang w:val="de-DE"/>
         </w:rPr>
         <w:t xml:space="preserve"> a GitHub </w:t>
@@ -3031,6 +4193,8 @@
       <w:proofErr w:type="spellStart"/>
       <w:r>
         <w:rPr>
+          <w:b/>
+          <w:bCs/>
           <w:lang w:val="de-DE"/>
         </w:rPr>
         <w:t>platformon</w:t>
@@ -3038,13 +4202,17 @@
       <w:proofErr w:type="spellEnd"/>
       <w:r>
         <w:rPr>
-          <w:lang w:val="de-DE"/>
-        </w:rPr>
-        <w:t xml:space="preserve"> </w:t>
-      </w:r>
-      <w:proofErr w:type="spellStart"/>
-      <w:r>
-        <w:rPr>
+          <w:b/>
+          <w:bCs/>
+          <w:lang w:val="de-DE"/>
+        </w:rPr>
+        <w:t xml:space="preserve"> </w:t>
+      </w:r>
+      <w:proofErr w:type="spellStart"/>
+      <w:r>
+        <w:rPr>
+          <w:b/>
+          <w:bCs/>
           <w:lang w:val="de-DE"/>
         </w:rPr>
         <w:t>végeztük</w:t>
@@ -3501,7 +4669,7 @@
           <w:lang w:val="de-DE"/>
         </w:rPr>
       </w:pPr>
-      <w:bookmarkStart w:id="7" w:name="_Toc224207384"/>
+      <w:bookmarkStart w:id="7" w:name="_Toc224215628"/>
       <w:r>
         <w:rPr>
           <w:rFonts w:eastAsia="Times New Roman"/>
@@ -3547,6 +4715,8 @@
       </w:pPr>
       <w:r>
         <w:rPr>
+          <w:b/>
+          <w:bCs/>
           <w:lang w:val="hu-HU"/>
         </w:rPr>
         <w:t xml:space="preserve">A projektmenedzsmentet a GitHubba integrált GitHub </w:t>
@@ -3554,6 +4724,8 @@
       <w:proofErr w:type="spellStart"/>
       <w:r>
         <w:rPr>
+          <w:b/>
+          <w:bCs/>
           <w:lang w:val="hu-HU"/>
         </w:rPr>
         <w:t>Projects</w:t>
@@ -3561,9 +4733,17 @@
       <w:proofErr w:type="spellEnd"/>
       <w:r>
         <w:rPr>
+          <w:b/>
+          <w:bCs/>
           <w:lang w:val="hu-HU"/>
         </w:rPr>
-        <w:t xml:space="preserve"> felületen kezeltük. Itt hoztuk létre a különböző munkafolyamatok oszlopait, rendelhettünk feladatokat felelősökhöz, és nyomon követtük a feladatok állapotát a projekt előrehaladása során. A rendszer biztosította, hogy minden csapattag lássa a prioritásokat, a határidőket és az aktuális teendőket, így a projekt szervezett és átlátható módon haladhatott előre.</w:t>
+        <w:t xml:space="preserve"> felületen kezeltük.</w:t>
+      </w:r>
+      <w:r>
+        <w:rPr>
+          <w:lang w:val="hu-HU"/>
+        </w:rPr>
+        <w:t xml:space="preserve"> Itt hoztuk létre a különböző munkafolyamatok oszlopait, rendelhettünk feladatokat felelősökhöz, és nyomon követtük a feladatok állapotát a projekt előrehaladása során. A rendszer biztosította, hogy minden csapattag lássa a prioritásokat, a határidőket és az aktuális teendőket, így a projekt szervezett és átlátható módon haladhatott előre.</w:t>
       </w:r>
     </w:p>
     <w:p>
@@ -3601,7 +4781,7 @@
           <w:lang w:val="de-DE"/>
         </w:rPr>
       </w:pPr>
-      <w:bookmarkStart w:id="8" w:name="_Toc224207385"/>
+      <w:bookmarkStart w:id="8" w:name="_Toc224215629"/>
       <w:r>
         <w:rPr>
           <w:rFonts w:eastAsia="Times New Roman"/>
@@ -3865,7 +5045,19 @@
         <w:rPr>
           <w:lang w:val="de-DE"/>
         </w:rPr>
-        <w:t>felépítéséből</w:t>
+        <w:t>felépítésébő</w:t>
+      </w:r>
+      <w:r>
+        <w:rPr>
+          <w:lang w:val="de-DE"/>
+        </w:rPr>
+        <w:t>s</w:t>
+      </w:r>
+      <w:r>
+        <w:rPr>
+          <w:lang w:val="de-DE"/>
+        </w:rPr>
+        <w:t>l</w:t>
       </w:r>
       <w:proofErr w:type="spellEnd"/>
       <w:r>
@@ -3967,6 +5159,8 @@
       <w:proofErr w:type="spellStart"/>
       <w:r>
         <w:rPr>
+          <w:b/>
+          <w:bCs/>
           <w:lang w:val="de-DE"/>
         </w:rPr>
         <w:t>tunnelben</w:t>
@@ -3974,13 +5168,17 @@
       <w:proofErr w:type="spellEnd"/>
       <w:r>
         <w:rPr>
-          <w:lang w:val="de-DE"/>
-        </w:rPr>
-        <w:t xml:space="preserve"> </w:t>
-      </w:r>
-      <w:proofErr w:type="spellStart"/>
-      <w:r>
-        <w:rPr>
+          <w:b/>
+          <w:bCs/>
+          <w:lang w:val="de-DE"/>
+        </w:rPr>
+        <w:t xml:space="preserve"> </w:t>
+      </w:r>
+      <w:proofErr w:type="spellStart"/>
+      <w:r>
+        <w:rPr>
+          <w:b/>
+          <w:bCs/>
           <w:lang w:val="de-DE"/>
         </w:rPr>
         <w:t>hurkot</w:t>
@@ -3988,13 +5186,17 @@
       <w:proofErr w:type="spellEnd"/>
       <w:r>
         <w:rPr>
-          <w:lang w:val="de-DE"/>
-        </w:rPr>
-        <w:t xml:space="preserve"> </w:t>
-      </w:r>
-      <w:proofErr w:type="spellStart"/>
-      <w:r>
-        <w:rPr>
+          <w:b/>
+          <w:bCs/>
+          <w:lang w:val="de-DE"/>
+        </w:rPr>
+        <w:t xml:space="preserve"> </w:t>
+      </w:r>
+      <w:proofErr w:type="spellStart"/>
+      <w:r>
+        <w:rPr>
+          <w:b/>
+          <w:bCs/>
           <w:lang w:val="de-DE"/>
         </w:rPr>
         <w:t>okozott</w:t>
@@ -4167,6 +5369,8 @@
       </w:pPr>
       <w:r>
         <w:rPr>
+          <w:b/>
+          <w:bCs/>
           <w:lang w:val="de-DE"/>
         </w:rPr>
         <w:t xml:space="preserve">A </w:t>
@@ -4174,6 +5378,8 @@
       <w:proofErr w:type="spellStart"/>
       <w:r>
         <w:rPr>
+          <w:b/>
+          <w:bCs/>
           <w:lang w:val="de-DE"/>
         </w:rPr>
         <w:t>problémát</w:t>
@@ -4181,13 +5387,17 @@
       <w:proofErr w:type="spellEnd"/>
       <w:r>
         <w:rPr>
-          <w:lang w:val="de-DE"/>
-        </w:rPr>
-        <w:t xml:space="preserve"> </w:t>
-      </w:r>
-      <w:proofErr w:type="spellStart"/>
-      <w:r>
-        <w:rPr>
+          <w:b/>
+          <w:bCs/>
+          <w:lang w:val="de-DE"/>
+        </w:rPr>
+        <w:t xml:space="preserve"> </w:t>
+      </w:r>
+      <w:proofErr w:type="spellStart"/>
+      <w:r>
+        <w:rPr>
+          <w:b/>
+          <w:bCs/>
           <w:lang w:val="de-DE"/>
         </w:rPr>
         <w:t>statikus</w:t>
@@ -4195,13 +5405,17 @@
       <w:proofErr w:type="spellEnd"/>
       <w:r>
         <w:rPr>
-          <w:lang w:val="de-DE"/>
-        </w:rPr>
-        <w:t xml:space="preserve"> </w:t>
-      </w:r>
-      <w:proofErr w:type="spellStart"/>
-      <w:r>
-        <w:rPr>
+          <w:b/>
+          <w:bCs/>
+          <w:lang w:val="de-DE"/>
+        </w:rPr>
+        <w:t xml:space="preserve"> </w:t>
+      </w:r>
+      <w:proofErr w:type="spellStart"/>
+      <w:r>
+        <w:rPr>
+          <w:b/>
+          <w:bCs/>
           <w:lang w:val="de-DE"/>
         </w:rPr>
         <w:t>forgalomirányítással</w:t>
@@ -4209,13 +5423,17 @@
       <w:proofErr w:type="spellEnd"/>
       <w:r>
         <w:rPr>
-          <w:lang w:val="de-DE"/>
-        </w:rPr>
-        <w:t xml:space="preserve"> </w:t>
-      </w:r>
-      <w:proofErr w:type="spellStart"/>
-      <w:r>
-        <w:rPr>
+          <w:b/>
+          <w:bCs/>
+          <w:lang w:val="de-DE"/>
+        </w:rPr>
+        <w:t xml:space="preserve"> </w:t>
+      </w:r>
+      <w:proofErr w:type="spellStart"/>
+      <w:r>
+        <w:rPr>
+          <w:b/>
+          <w:bCs/>
           <w:lang w:val="de-DE"/>
         </w:rPr>
         <w:t>oldottuk</w:t>
@@ -4546,6 +5764,7 @@
           <w:lang w:val="de-DE"/>
         </w:rPr>
       </w:pPr>
+      <w:bookmarkStart w:id="9" w:name="_Toc224215630"/>
       <w:r>
         <w:rPr>
           <w:rFonts w:eastAsia="Times New Roman"/>
@@ -4560,6 +5779,7 @@
         </w:rPr>
         <w:t>Hálózat</w:t>
       </w:r>
+      <w:bookmarkEnd w:id="9"/>
     </w:p>
     <w:p>
       <w:pPr>
@@ -4569,6 +5789,7 @@
           <w:lang w:val="de-DE"/>
         </w:rPr>
       </w:pPr>
+      <w:bookmarkStart w:id="10" w:name="_Toc224215631"/>
       <w:r>
         <w:rPr>
           <w:rFonts w:eastAsia="Times New Roman"/>
@@ -4590,6 +5811,7 @@
         </w:rPr>
         <w:t>topológia</w:t>
       </w:r>
+      <w:bookmarkEnd w:id="10"/>
     </w:p>
     <w:p>
       <w:pPr>
@@ -4629,6 +5851,7 @@
           <w:lang w:val="de-DE"/>
         </w:rPr>
       </w:pPr>
+      <w:bookmarkStart w:id="11" w:name="_Toc224215632"/>
       <w:r>
         <w:rPr>
           <w:rFonts w:eastAsia="Times New Roman"/>
@@ -4644,6 +5867,7 @@
         </w:rPr>
         <w:t>Logikai felépítés</w:t>
       </w:r>
+      <w:bookmarkEnd w:id="11"/>
     </w:p>
     <w:p>
       <w:pPr>
@@ -4653,6 +5877,7 @@
           <w:lang w:val="de-DE"/>
         </w:rPr>
       </w:pPr>
+      <w:bookmarkStart w:id="12" w:name="_Toc224215633"/>
       <w:r>
         <w:rPr>
           <w:rFonts w:eastAsia="Times New Roman"/>
@@ -4667,6 +5892,7 @@
         </w:rPr>
         <w:t>Központ telephely</w:t>
       </w:r>
+      <w:bookmarkEnd w:id="12"/>
     </w:p>
     <w:p>
       <w:pPr>
@@ -4693,12 +5919,20 @@
         <w:rPr>
           <w:lang w:val="hu-HU"/>
         </w:rPr>
-        <w:t>A Székesfehérváron</w:t>
-      </w:r>
-      <w:r>
-        <w:rPr>
+        <w:t xml:space="preserve">A </w:t>
+      </w:r>
+      <w:r>
+        <w:rPr>
+          <w:b/>
+          <w:bCs/>
           <w:lang w:val="hu-HU"/>
         </w:rPr>
+        <w:t>Székesfehérváron</w:t>
+      </w:r>
+      <w:r>
+        <w:rPr>
+          <w:lang w:val="hu-HU"/>
+        </w:rPr>
         <w:t xml:space="preserve"> (</w:t>
       </w:r>
       <w:r>
@@ -4729,7 +5963,21 @@
         <w:rPr>
           <w:lang w:val="hu-HU"/>
         </w:rPr>
-        <w:t xml:space="preserve"> központi telephelye biztonságos és jól szervezett irodai hálózati környezetet biztosít a vállalat számára, ahol a központi adminisztráció, IT-szolgáltatások, szerverek és vezeték nélküli hozzáférési pontok működnek. Többszintű, elkülönített VLAN-okkal és redundáns megoldásokkal biztosítja a stabil, forgalomirányítást és magas rendelkezésre állást. </w:t>
+        <w:t xml:space="preserve"> központi telephelye biztonságos és jól szervezett </w:t>
+      </w:r>
+      <w:r>
+        <w:rPr>
+          <w:b/>
+          <w:bCs/>
+          <w:lang w:val="hu-HU"/>
+        </w:rPr>
+        <w:t>irodai hálózati környezetet biztosít</w:t>
+      </w:r>
+      <w:r>
+        <w:rPr>
+          <w:lang w:val="hu-HU"/>
+        </w:rPr>
+        <w:t xml:space="preserve"> a vállalat számára, ahol a központi adminisztráció, IT-szolgáltatások, szerverek és vezeték nélküli hozzáférési pontok működnek. Többszintű, elkülönített VLAN-okkal és redundáns megoldásokkal biztosítja a stabil, forgalomirányítást és magas rendelkezésre állást. </w:t>
       </w:r>
     </w:p>
     <w:p>
@@ -4740,6 +5988,8 @@
       </w:pPr>
       <w:r>
         <w:rPr>
+          <w:b/>
+          <w:bCs/>
           <w:lang w:val="de-DE"/>
         </w:rPr>
         <w:t xml:space="preserve">A </w:t>
@@ -4747,6 +5997,8 @@
       <w:proofErr w:type="spellStart"/>
       <w:r>
         <w:rPr>
+          <w:b/>
+          <w:bCs/>
           <w:lang w:val="de-DE"/>
         </w:rPr>
         <w:t>központi</w:t>
@@ -4754,13 +6006,17 @@
       <w:proofErr w:type="spellEnd"/>
       <w:r>
         <w:rPr>
-          <w:lang w:val="de-DE"/>
-        </w:rPr>
-        <w:t xml:space="preserve"> </w:t>
-      </w:r>
-      <w:proofErr w:type="spellStart"/>
-      <w:r>
-        <w:rPr>
+          <w:b/>
+          <w:bCs/>
+          <w:lang w:val="de-DE"/>
+        </w:rPr>
+        <w:t xml:space="preserve"> </w:t>
+      </w:r>
+      <w:proofErr w:type="spellStart"/>
+      <w:r>
+        <w:rPr>
+          <w:b/>
+          <w:bCs/>
           <w:lang w:val="de-DE"/>
         </w:rPr>
         <w:t>telephely</w:t>
@@ -4768,13 +6024,17 @@
       <w:proofErr w:type="spellEnd"/>
       <w:r>
         <w:rPr>
-          <w:lang w:val="de-DE"/>
-        </w:rPr>
-        <w:t xml:space="preserve"> </w:t>
-      </w:r>
-      <w:proofErr w:type="spellStart"/>
-      <w:r>
-        <w:rPr>
+          <w:b/>
+          <w:bCs/>
+          <w:lang w:val="de-DE"/>
+        </w:rPr>
+        <w:t xml:space="preserve"> </w:t>
+      </w:r>
+      <w:proofErr w:type="spellStart"/>
+      <w:r>
+        <w:rPr>
+          <w:b/>
+          <w:bCs/>
           <w:lang w:val="de-DE"/>
         </w:rPr>
         <w:t>az</w:t>
@@ -4782,13 +6042,17 @@
       <w:proofErr w:type="spellEnd"/>
       <w:r>
         <w:rPr>
-          <w:lang w:val="de-DE"/>
-        </w:rPr>
-        <w:t xml:space="preserve"> </w:t>
-      </w:r>
-      <w:proofErr w:type="spellStart"/>
-      <w:r>
-        <w:rPr>
+          <w:b/>
+          <w:bCs/>
+          <w:lang w:val="de-DE"/>
+        </w:rPr>
+        <w:t xml:space="preserve"> </w:t>
+      </w:r>
+      <w:proofErr w:type="spellStart"/>
+      <w:r>
+        <w:rPr>
+          <w:b/>
+          <w:bCs/>
           <w:lang w:val="de-DE"/>
         </w:rPr>
         <w:t>alagútszolgáltatáson</w:t>
@@ -4796,13 +6060,17 @@
       <w:proofErr w:type="spellEnd"/>
       <w:r>
         <w:rPr>
-          <w:lang w:val="de-DE"/>
-        </w:rPr>
-        <w:t xml:space="preserve"> </w:t>
-      </w:r>
-      <w:proofErr w:type="spellStart"/>
-      <w:r>
-        <w:rPr>
+          <w:b/>
+          <w:bCs/>
+          <w:lang w:val="de-DE"/>
+        </w:rPr>
+        <w:t xml:space="preserve"> </w:t>
+      </w:r>
+      <w:proofErr w:type="spellStart"/>
+      <w:r>
+        <w:rPr>
+          <w:b/>
+          <w:bCs/>
           <w:lang w:val="de-DE"/>
         </w:rPr>
         <w:t>keresztül</w:t>
@@ -4810,13 +6078,17 @@
       <w:proofErr w:type="spellEnd"/>
       <w:r>
         <w:rPr>
-          <w:lang w:val="de-DE"/>
-        </w:rPr>
-        <w:t xml:space="preserve"> </w:t>
-      </w:r>
-      <w:proofErr w:type="spellStart"/>
-      <w:r>
-        <w:rPr>
+          <w:b/>
+          <w:bCs/>
+          <w:lang w:val="de-DE"/>
+        </w:rPr>
+        <w:t xml:space="preserve"> </w:t>
+      </w:r>
+      <w:proofErr w:type="spellStart"/>
+      <w:r>
+        <w:rPr>
+          <w:b/>
+          <w:bCs/>
           <w:lang w:val="de-DE"/>
         </w:rPr>
         <w:t>biztosítja</w:t>
@@ -4824,6 +6096,8 @@
       <w:proofErr w:type="spellEnd"/>
       <w:r>
         <w:rPr>
+          <w:b/>
+          <w:bCs/>
           <w:lang w:val="de-DE"/>
         </w:rPr>
         <w:t xml:space="preserve"> a BOLT </w:t>
@@ -4831,6 +6105,8 @@
       <w:proofErr w:type="spellStart"/>
       <w:r>
         <w:rPr>
+          <w:b/>
+          <w:bCs/>
           <w:lang w:val="de-DE"/>
         </w:rPr>
         <w:t>telephely</w:t>
@@ -4838,13 +6114,17 @@
       <w:proofErr w:type="spellEnd"/>
       <w:r>
         <w:rPr>
-          <w:lang w:val="de-DE"/>
-        </w:rPr>
-        <w:t xml:space="preserve"> </w:t>
-      </w:r>
-      <w:proofErr w:type="spellStart"/>
-      <w:r>
-        <w:rPr>
+          <w:b/>
+          <w:bCs/>
+          <w:lang w:val="de-DE"/>
+        </w:rPr>
+        <w:t xml:space="preserve"> </w:t>
+      </w:r>
+      <w:proofErr w:type="spellStart"/>
+      <w:r>
+        <w:rPr>
+          <w:b/>
+          <w:bCs/>
           <w:lang w:val="de-DE"/>
         </w:rPr>
         <w:t>számára</w:t>
@@ -4852,6 +6132,8 @@
       <w:proofErr w:type="spellEnd"/>
       <w:r>
         <w:rPr>
+          <w:b/>
+          <w:bCs/>
           <w:lang w:val="de-DE"/>
         </w:rPr>
         <w:t xml:space="preserve"> a </w:t>
@@ -4859,6 +6141,8 @@
       <w:proofErr w:type="spellStart"/>
       <w:r>
         <w:rPr>
+          <w:b/>
+          <w:bCs/>
           <w:lang w:val="de-DE"/>
         </w:rPr>
         <w:t>szerverkapcsolatot</w:t>
@@ -4866,6 +6150,8 @@
       <w:proofErr w:type="spellEnd"/>
       <w:r>
         <w:rPr>
+          <w:b/>
+          <w:bCs/>
           <w:lang w:val="de-DE"/>
         </w:rPr>
         <w:t xml:space="preserve">, </w:t>
@@ -4873,6 +6159,8 @@
       <w:proofErr w:type="spellStart"/>
       <w:r>
         <w:rPr>
+          <w:b/>
+          <w:bCs/>
           <w:lang w:val="de-DE"/>
         </w:rPr>
         <w:t>valamint</w:t>
@@ -4880,6 +6168,8 @@
       <w:proofErr w:type="spellEnd"/>
       <w:r>
         <w:rPr>
+          <w:b/>
+          <w:bCs/>
           <w:lang w:val="de-DE"/>
         </w:rPr>
         <w:t xml:space="preserve"> a </w:t>
@@ -4887,6 +6177,8 @@
       <w:proofErr w:type="spellStart"/>
       <w:r>
         <w:rPr>
+          <w:b/>
+          <w:bCs/>
           <w:lang w:val="de-DE"/>
         </w:rPr>
         <w:t>leltár</w:t>
@@ -4894,6 +6186,8 @@
       <w:proofErr w:type="spellEnd"/>
       <w:r>
         <w:rPr>
+          <w:b/>
+          <w:bCs/>
           <w:lang w:val="de-DE"/>
         </w:rPr>
         <w:t xml:space="preserve">- </w:t>
@@ -4901,6 +6195,8 @@
       <w:proofErr w:type="spellStart"/>
       <w:r>
         <w:rPr>
+          <w:b/>
+          <w:bCs/>
           <w:lang w:val="de-DE"/>
         </w:rPr>
         <w:t>és</w:t>
@@ -4908,13 +6204,17 @@
       <w:proofErr w:type="spellEnd"/>
       <w:r>
         <w:rPr>
-          <w:lang w:val="de-DE"/>
-        </w:rPr>
-        <w:t xml:space="preserve"> </w:t>
-      </w:r>
-      <w:proofErr w:type="spellStart"/>
-      <w:r>
-        <w:rPr>
+          <w:b/>
+          <w:bCs/>
+          <w:lang w:val="de-DE"/>
+        </w:rPr>
+        <w:t xml:space="preserve"> </w:t>
+      </w:r>
+      <w:proofErr w:type="spellStart"/>
+      <w:r>
+        <w:rPr>
+          <w:b/>
+          <w:bCs/>
           <w:lang w:val="de-DE"/>
         </w:rPr>
         <w:t>kasszaszolgáltatások</w:t>
@@ -4922,13 +6222,17 @@
       <w:proofErr w:type="spellEnd"/>
       <w:r>
         <w:rPr>
-          <w:lang w:val="de-DE"/>
-        </w:rPr>
-        <w:t xml:space="preserve"> </w:t>
-      </w:r>
-      <w:proofErr w:type="spellStart"/>
-      <w:r>
-        <w:rPr>
+          <w:b/>
+          <w:bCs/>
+          <w:lang w:val="de-DE"/>
+        </w:rPr>
+        <w:t xml:space="preserve"> </w:t>
+      </w:r>
+      <w:proofErr w:type="spellStart"/>
+      <w:r>
+        <w:rPr>
+          <w:b/>
+          <w:bCs/>
           <w:lang w:val="de-DE"/>
         </w:rPr>
         <w:t>működését</w:t>
@@ -4936,9 +6240,17 @@
       <w:proofErr w:type="spellEnd"/>
       <w:r>
         <w:rPr>
-          <w:lang w:val="de-DE"/>
-        </w:rPr>
-        <w:t xml:space="preserve">. </w:t>
+          <w:b/>
+          <w:bCs/>
+          <w:lang w:val="de-DE"/>
+        </w:rPr>
+        <w:t>.</w:t>
+      </w:r>
+      <w:r>
+        <w:rPr>
+          <w:lang w:val="de-DE"/>
+        </w:rPr>
+        <w:t xml:space="preserve"> </w:t>
       </w:r>
       <w:proofErr w:type="spellStart"/>
       <w:r>
@@ -5229,6 +6541,7 @@
           <w:lang w:val="de-DE"/>
         </w:rPr>
       </w:pPr>
+      <w:bookmarkStart w:id="13" w:name="_Toc224215634"/>
       <w:r>
         <w:rPr>
           <w:rFonts w:eastAsia="Times New Roman"/>
@@ -5243,6 +6556,7 @@
         </w:rPr>
         <w:t>Bolt telephely</w:t>
       </w:r>
+      <w:bookmarkEnd w:id="13"/>
     </w:p>
     <w:p>
       <w:pPr>
@@ -5274,6 +6588,8 @@
       <w:proofErr w:type="spellStart"/>
       <w:r>
         <w:rPr>
+          <w:b/>
+          <w:bCs/>
           <w:lang w:val="de-DE"/>
         </w:rPr>
         <w:t>nyíregyházi</w:t>
@@ -5336,6 +6652,8 @@
       <w:proofErr w:type="spellStart"/>
       <w:r>
         <w:rPr>
+          <w:b/>
+          <w:bCs/>
           <w:lang w:val="de-DE"/>
         </w:rPr>
         <w:t>kiskereskedelmi</w:t>
@@ -5343,13 +6661,17 @@
       <w:proofErr w:type="spellEnd"/>
       <w:r>
         <w:rPr>
-          <w:lang w:val="de-DE"/>
-        </w:rPr>
-        <w:t xml:space="preserve"> </w:t>
-      </w:r>
-      <w:proofErr w:type="spellStart"/>
-      <w:r>
-        <w:rPr>
+          <w:b/>
+          <w:bCs/>
+          <w:lang w:val="de-DE"/>
+        </w:rPr>
+        <w:t xml:space="preserve"> </w:t>
+      </w:r>
+      <w:proofErr w:type="spellStart"/>
+      <w:r>
+        <w:rPr>
+          <w:b/>
+          <w:bCs/>
           <w:lang w:val="de-DE"/>
         </w:rPr>
         <w:t>telephely</w:t>
@@ -5357,6 +6679,8 @@
       <w:proofErr w:type="spellEnd"/>
       <w:r>
         <w:rPr>
+          <w:b/>
+          <w:bCs/>
           <w:lang w:val="de-DE"/>
         </w:rPr>
         <w:t xml:space="preserve">, </w:t>
@@ -5364,6 +6688,8 @@
       <w:proofErr w:type="spellStart"/>
       <w:r>
         <w:rPr>
+          <w:b/>
+          <w:bCs/>
           <w:lang w:val="de-DE"/>
         </w:rPr>
         <w:t>ahol</w:t>
@@ -5371,13 +6697,17 @@
       <w:proofErr w:type="spellEnd"/>
       <w:r>
         <w:rPr>
-          <w:lang w:val="de-DE"/>
-        </w:rPr>
-        <w:t xml:space="preserve"> </w:t>
-      </w:r>
-      <w:proofErr w:type="spellStart"/>
-      <w:r>
-        <w:rPr>
+          <w:b/>
+          <w:bCs/>
+          <w:lang w:val="de-DE"/>
+        </w:rPr>
+        <w:t xml:space="preserve"> </w:t>
+      </w:r>
+      <w:proofErr w:type="spellStart"/>
+      <w:r>
+        <w:rPr>
+          <w:b/>
+          <w:bCs/>
           <w:lang w:val="de-DE"/>
         </w:rPr>
         <w:t>az</w:t>
@@ -5385,13 +6715,17 @@
       <w:proofErr w:type="spellEnd"/>
       <w:r>
         <w:rPr>
-          <w:lang w:val="de-DE"/>
-        </w:rPr>
-        <w:t xml:space="preserve"> </w:t>
-      </w:r>
-      <w:proofErr w:type="spellStart"/>
-      <w:r>
-        <w:rPr>
+          <w:b/>
+          <w:bCs/>
+          <w:lang w:val="de-DE"/>
+        </w:rPr>
+        <w:t xml:space="preserve"> </w:t>
+      </w:r>
+      <w:proofErr w:type="spellStart"/>
+      <w:r>
+        <w:rPr>
+          <w:b/>
+          <w:bCs/>
           <w:lang w:val="de-DE"/>
         </w:rPr>
         <w:t>értékesítéshez</w:t>
@@ -5399,13 +6733,17 @@
       <w:proofErr w:type="spellEnd"/>
       <w:r>
         <w:rPr>
-          <w:lang w:val="de-DE"/>
-        </w:rPr>
-        <w:t xml:space="preserve"> </w:t>
-      </w:r>
-      <w:proofErr w:type="spellStart"/>
-      <w:r>
-        <w:rPr>
+          <w:b/>
+          <w:bCs/>
+          <w:lang w:val="de-DE"/>
+        </w:rPr>
+        <w:t xml:space="preserve"> </w:t>
+      </w:r>
+      <w:proofErr w:type="spellStart"/>
+      <w:r>
+        <w:rPr>
+          <w:b/>
+          <w:bCs/>
           <w:lang w:val="de-DE"/>
         </w:rPr>
         <w:t>és</w:t>
@@ -5413,6 +6751,8 @@
       <w:proofErr w:type="spellEnd"/>
       <w:r>
         <w:rPr>
+          <w:b/>
+          <w:bCs/>
           <w:lang w:val="de-DE"/>
         </w:rPr>
         <w:t xml:space="preserve"> a </w:t>
@@ -5420,6 +6760,8 @@
       <w:proofErr w:type="spellStart"/>
       <w:r>
         <w:rPr>
+          <w:b/>
+          <w:bCs/>
           <w:lang w:val="de-DE"/>
         </w:rPr>
         <w:t>napi</w:t>
@@ -5427,13 +6769,17 @@
       <w:proofErr w:type="spellEnd"/>
       <w:r>
         <w:rPr>
-          <w:lang w:val="de-DE"/>
-        </w:rPr>
-        <w:t xml:space="preserve"> </w:t>
-      </w:r>
-      <w:proofErr w:type="spellStart"/>
-      <w:r>
-        <w:rPr>
+          <w:b/>
+          <w:bCs/>
+          <w:lang w:val="de-DE"/>
+        </w:rPr>
+        <w:t xml:space="preserve"> </w:t>
+      </w:r>
+      <w:proofErr w:type="spellStart"/>
+      <w:r>
+        <w:rPr>
+          <w:b/>
+          <w:bCs/>
           <w:lang w:val="de-DE"/>
         </w:rPr>
         <w:t>bolti</w:t>
@@ -5441,13 +6787,17 @@
       <w:proofErr w:type="spellEnd"/>
       <w:r>
         <w:rPr>
-          <w:lang w:val="de-DE"/>
-        </w:rPr>
-        <w:t xml:space="preserve"> </w:t>
-      </w:r>
-      <w:proofErr w:type="spellStart"/>
-      <w:r>
-        <w:rPr>
+          <w:b/>
+          <w:bCs/>
+          <w:lang w:val="de-DE"/>
+        </w:rPr>
+        <w:t xml:space="preserve"> </w:t>
+      </w:r>
+      <w:proofErr w:type="spellStart"/>
+      <w:r>
+        <w:rPr>
+          <w:b/>
+          <w:bCs/>
           <w:lang w:val="de-DE"/>
         </w:rPr>
         <w:t>működéshez</w:t>
@@ -5455,13 +6805,17 @@
       <w:proofErr w:type="spellEnd"/>
       <w:r>
         <w:rPr>
-          <w:lang w:val="de-DE"/>
-        </w:rPr>
-        <w:t xml:space="preserve"> </w:t>
-      </w:r>
-      <w:proofErr w:type="spellStart"/>
-      <w:r>
-        <w:rPr>
+          <w:b/>
+          <w:bCs/>
+          <w:lang w:val="de-DE"/>
+        </w:rPr>
+        <w:t xml:space="preserve"> </w:t>
+      </w:r>
+      <w:proofErr w:type="spellStart"/>
+      <w:r>
+        <w:rPr>
+          <w:b/>
+          <w:bCs/>
           <w:lang w:val="de-DE"/>
         </w:rPr>
         <w:t>szükséges</w:t>
@@ -5469,13 +6823,17 @@
       <w:proofErr w:type="spellEnd"/>
       <w:r>
         <w:rPr>
-          <w:lang w:val="de-DE"/>
-        </w:rPr>
-        <w:t xml:space="preserve"> </w:t>
-      </w:r>
-      <w:proofErr w:type="spellStart"/>
-      <w:r>
-        <w:rPr>
+          <w:b/>
+          <w:bCs/>
+          <w:lang w:val="de-DE"/>
+        </w:rPr>
+        <w:t xml:space="preserve"> </w:t>
+      </w:r>
+      <w:proofErr w:type="spellStart"/>
+      <w:r>
+        <w:rPr>
+          <w:b/>
+          <w:bCs/>
           <w:lang w:val="de-DE"/>
         </w:rPr>
         <w:t>informatikai</w:t>
@@ -5483,13 +6841,17 @@
       <w:proofErr w:type="spellEnd"/>
       <w:r>
         <w:rPr>
-          <w:lang w:val="de-DE"/>
-        </w:rPr>
-        <w:t xml:space="preserve"> </w:t>
-      </w:r>
-      <w:proofErr w:type="spellStart"/>
-      <w:r>
-        <w:rPr>
+          <w:b/>
+          <w:bCs/>
+          <w:lang w:val="de-DE"/>
+        </w:rPr>
+        <w:t xml:space="preserve"> </w:t>
+      </w:r>
+      <w:proofErr w:type="spellStart"/>
+      <w:r>
+        <w:rPr>
+          <w:b/>
+          <w:bCs/>
           <w:lang w:val="de-DE"/>
         </w:rPr>
         <w:t>infrastruktúra</w:t>
@@ -5497,13 +6859,17 @@
       <w:proofErr w:type="spellEnd"/>
       <w:r>
         <w:rPr>
-          <w:lang w:val="de-DE"/>
-        </w:rPr>
-        <w:t xml:space="preserve"> </w:t>
-      </w:r>
-      <w:proofErr w:type="spellStart"/>
-      <w:r>
-        <w:rPr>
+          <w:b/>
+          <w:bCs/>
+          <w:lang w:val="de-DE"/>
+        </w:rPr>
+        <w:t xml:space="preserve"> </w:t>
+      </w:r>
+      <w:proofErr w:type="spellStart"/>
+      <w:r>
+        <w:rPr>
+          <w:b/>
+          <w:bCs/>
           <w:lang w:val="de-DE"/>
         </w:rPr>
         <w:t>működik</w:t>
@@ -5511,9 +6877,17 @@
       <w:proofErr w:type="spellEnd"/>
       <w:r>
         <w:rPr>
-          <w:lang w:val="de-DE"/>
-        </w:rPr>
-        <w:t xml:space="preserve">. </w:t>
+          <w:b/>
+          <w:bCs/>
+          <w:lang w:val="de-DE"/>
+        </w:rPr>
+        <w:t>.</w:t>
+      </w:r>
+      <w:r>
+        <w:rPr>
+          <w:lang w:val="de-DE"/>
+        </w:rPr>
+        <w:t xml:space="preserve"> </w:t>
       </w:r>
       <w:r>
         <w:rPr>
@@ -5551,6 +6925,8 @@
       </w:r>
       <w:r>
         <w:rPr>
+          <w:b/>
+          <w:bCs/>
           <w:lang w:val="de-DE"/>
         </w:rPr>
         <w:t>Router-on-a-Stick</w:t>
@@ -5769,11 +7145,21 @@
         <w:rPr>
           <w:lang w:val="de-DE"/>
         </w:rPr>
-        <w:t xml:space="preserve"> dual-</w:t>
-      </w:r>
-      <w:proofErr w:type="spellStart"/>
-      <w:r>
-        <w:rPr>
+        <w:t xml:space="preserve"> </w:t>
+      </w:r>
+      <w:r>
+        <w:rPr>
+          <w:b/>
+          <w:bCs/>
+          <w:lang w:val="de-DE"/>
+        </w:rPr>
+        <w:t>dual-</w:t>
+      </w:r>
+      <w:proofErr w:type="spellStart"/>
+      <w:r>
+        <w:rPr>
+          <w:b/>
+          <w:bCs/>
           <w:lang w:val="de-DE"/>
         </w:rPr>
         <w:t>stack</w:t>
@@ -5781,13 +7167,17 @@
       <w:proofErr w:type="spellEnd"/>
       <w:r>
         <w:rPr>
-          <w:lang w:val="de-DE"/>
-        </w:rPr>
-        <w:t xml:space="preserve"> </w:t>
-      </w:r>
-      <w:proofErr w:type="spellStart"/>
-      <w:r>
-        <w:rPr>
+          <w:b/>
+          <w:bCs/>
+          <w:lang w:val="de-DE"/>
+        </w:rPr>
+        <w:t xml:space="preserve"> </w:t>
+      </w:r>
+      <w:proofErr w:type="spellStart"/>
+      <w:r>
+        <w:rPr>
+          <w:b/>
+          <w:bCs/>
           <w:lang w:val="de-DE"/>
         </w:rPr>
         <w:t>topológia</w:t>
@@ -5795,6 +7185,8 @@
       <w:proofErr w:type="spellEnd"/>
       <w:r>
         <w:rPr>
+          <w:b/>
+          <w:bCs/>
           <w:lang w:val="de-DE"/>
         </w:rPr>
         <w:t xml:space="preserve"> van </w:t>
@@ -5802,6 +7194,8 @@
       <w:proofErr w:type="spellStart"/>
       <w:r>
         <w:rPr>
+          <w:b/>
+          <w:bCs/>
           <w:lang w:val="de-DE"/>
         </w:rPr>
         <w:t>kialakítva</w:t>
@@ -5809,6 +7203,8 @@
       <w:proofErr w:type="spellEnd"/>
       <w:r>
         <w:rPr>
+          <w:b/>
+          <w:bCs/>
           <w:lang w:val="de-DE"/>
         </w:rPr>
         <w:t xml:space="preserve">, </w:t>
@@ -5816,6 +7212,8 @@
       <w:proofErr w:type="spellStart"/>
       <w:r>
         <w:rPr>
+          <w:b/>
+          <w:bCs/>
           <w:lang w:val="de-DE"/>
         </w:rPr>
         <w:t>és</w:t>
@@ -5823,6 +7221,8 @@
       <w:proofErr w:type="spellEnd"/>
       <w:r>
         <w:rPr>
+          <w:b/>
+          <w:bCs/>
           <w:lang w:val="de-DE"/>
         </w:rPr>
         <w:t xml:space="preserve"> a </w:t>
@@ -5830,6 +7230,8 @@
       <w:proofErr w:type="spellStart"/>
       <w:r>
         <w:rPr>
+          <w:b/>
+          <w:bCs/>
           <w:lang w:val="de-DE"/>
         </w:rPr>
         <w:t>kliensek</w:t>
@@ -5837,6 +7239,8 @@
       <w:proofErr w:type="spellEnd"/>
       <w:r>
         <w:rPr>
+          <w:b/>
+          <w:bCs/>
           <w:lang w:val="de-DE"/>
         </w:rPr>
         <w:t xml:space="preserve"> IPv6-tal </w:t>
@@ -5844,6 +7248,8 @@
       <w:proofErr w:type="spellStart"/>
       <w:r>
         <w:rPr>
+          <w:b/>
+          <w:bCs/>
           <w:lang w:val="de-DE"/>
         </w:rPr>
         <w:t>is</w:t>
@@ -5851,13 +7257,17 @@
       <w:proofErr w:type="spellEnd"/>
       <w:r>
         <w:rPr>
-          <w:lang w:val="de-DE"/>
-        </w:rPr>
-        <w:t xml:space="preserve"> </w:t>
-      </w:r>
-      <w:proofErr w:type="spellStart"/>
-      <w:r>
-        <w:rPr>
+          <w:b/>
+          <w:bCs/>
+          <w:lang w:val="de-DE"/>
+        </w:rPr>
+        <w:t xml:space="preserve"> </w:t>
+      </w:r>
+      <w:proofErr w:type="spellStart"/>
+      <w:r>
+        <w:rPr>
+          <w:b/>
+          <w:bCs/>
           <w:lang w:val="de-DE"/>
         </w:rPr>
         <w:t>elérik</w:t>
@@ -5865,6 +7275,8 @@
       <w:proofErr w:type="spellEnd"/>
       <w:r>
         <w:rPr>
+          <w:b/>
+          <w:bCs/>
           <w:lang w:val="de-DE"/>
         </w:rPr>
         <w:t xml:space="preserve"> a </w:t>
@@ -5872,6 +7284,8 @@
       <w:proofErr w:type="spellStart"/>
       <w:r>
         <w:rPr>
+          <w:b/>
+          <w:bCs/>
           <w:lang w:val="de-DE"/>
         </w:rPr>
         <w:t>világhálót</w:t>
@@ -5879,23 +7293,23 @@
       <w:proofErr w:type="spellEnd"/>
       <w:r>
         <w:rPr>
-          <w:lang w:val="de-DE"/>
-        </w:rPr>
-        <w:t xml:space="preserve">. </w:t>
-      </w:r>
-      <w:proofErr w:type="gramStart"/>
-      <w:r>
-        <w:rPr>
-          <w:lang w:val="de-DE"/>
-        </w:rPr>
-        <w:t>A</w:t>
-      </w:r>
-      <w:proofErr w:type="gramEnd"/>
-      <w:r>
-        <w:rPr>
-          <w:lang w:val="de-DE"/>
-        </w:rPr>
-        <w:t xml:space="preserve"> </w:t>
+          <w:b/>
+          <w:bCs/>
+          <w:lang w:val="de-DE"/>
+        </w:rPr>
+        <w:t>.</w:t>
+      </w:r>
+      <w:r>
+        <w:rPr>
+          <w:lang w:val="de-DE"/>
+        </w:rPr>
+        <w:t xml:space="preserve"> </w:t>
+      </w:r>
+      <w:r>
+        <w:rPr>
+          <w:lang w:val="de-DE"/>
+        </w:rPr>
+        <w:t xml:space="preserve">A </w:t>
       </w:r>
       <w:proofErr w:type="spellStart"/>
       <w:r>
@@ -6088,6 +7502,7 @@
           <w:lang w:val="de-DE"/>
         </w:rPr>
       </w:pPr>
+      <w:bookmarkStart w:id="14" w:name="_Toc224215635"/>
       <w:r>
         <w:rPr>
           <w:rFonts w:eastAsia="Times New Roman"/>
@@ -6103,6 +7518,7 @@
         </w:rPr>
         <w:t>Termelés telephely</w:t>
       </w:r>
+      <w:bookmarkEnd w:id="14"/>
     </w:p>
     <w:p>
       <w:pPr>
@@ -7342,21 +8758,38 @@
           <w:lang w:val="de-DE"/>
         </w:rPr>
         <w:t>.</w:t>
+      </w:r>
+    </w:p>
+    <w:p>
+      <w:pPr>
+        <w:jc w:val="left"/>
+        <w:rPr>
+          <w:lang w:val="de-DE"/>
+        </w:rPr>
+      </w:pPr>
+      <w:r>
+        <w:rPr>
+          <w:lang w:val="de-DE"/>
+        </w:rPr>
+        <w:br w:type="page"/>
       </w:r>
     </w:p>
     <w:p>
       <w:pPr>
         <w:pStyle w:val="Cmsor2"/>
+        <w:spacing w:after="0"/>
         <w:rPr>
           <w:rFonts w:eastAsia="Times New Roman"/>
           <w:lang w:val="de-DE"/>
         </w:rPr>
       </w:pPr>
+      <w:bookmarkStart w:id="15" w:name="_Toc224215636"/>
       <w:r>
         <w:rPr>
           <w:rFonts w:eastAsia="Times New Roman"/>
           <w:lang w:val="de-DE"/>
         </w:rPr>
+        <w:lastRenderedPageBreak/>
         <w:t xml:space="preserve">3.3. </w:t>
       </w:r>
       <w:r>
@@ -7366,6 +8799,7 @@
         </w:rPr>
         <w:t>IP címzés</w:t>
       </w:r>
+      <w:bookmarkEnd w:id="15"/>
     </w:p>
     <w:p>
       <w:pPr>
@@ -7375,6 +8809,7 @@
           <w:lang w:val="de-DE"/>
         </w:rPr>
       </w:pPr>
+      <w:bookmarkStart w:id="16" w:name="_Toc224215637"/>
       <w:r>
         <w:rPr>
           <w:rFonts w:eastAsia="Times New Roman"/>
@@ -7389,6 +8824,7 @@
         </w:rPr>
         <w:t>IPv4</w:t>
       </w:r>
+      <w:bookmarkEnd w:id="16"/>
     </w:p>
     <w:p>
       <w:pPr>
@@ -7452,6 +8888,844 @@
         </w:rPr>
         <w:t xml:space="preserve"> a </w:t>
       </w:r>
+      <w:r>
+        <w:rPr>
+          <w:lang w:val="de-DE"/>
+        </w:rPr>
+        <w:t xml:space="preserve">10.0.0.0/8-as </w:t>
+      </w:r>
+      <w:proofErr w:type="spellStart"/>
+      <w:r>
+        <w:rPr>
+          <w:lang w:val="de-DE"/>
+        </w:rPr>
+        <w:t>privát</w:t>
+      </w:r>
+      <w:proofErr w:type="spellEnd"/>
+      <w:r>
+        <w:rPr>
+          <w:lang w:val="de-DE"/>
+        </w:rPr>
+        <w:t xml:space="preserve"> </w:t>
+      </w:r>
+      <w:proofErr w:type="spellStart"/>
+      <w:r>
+        <w:rPr>
+          <w:lang w:val="de-DE"/>
+        </w:rPr>
+        <w:t>hálózatot</w:t>
+      </w:r>
+      <w:proofErr w:type="spellEnd"/>
+      <w:r>
+        <w:rPr>
+          <w:lang w:val="de-DE"/>
+        </w:rPr>
+        <w:t xml:space="preserve"> </w:t>
+      </w:r>
+      <w:proofErr w:type="spellStart"/>
+      <w:r>
+        <w:rPr>
+          <w:lang w:val="de-DE"/>
+        </w:rPr>
+        <w:t>használtuk</w:t>
+      </w:r>
+      <w:proofErr w:type="spellEnd"/>
+      <w:r>
+        <w:rPr>
+          <w:lang w:val="de-DE"/>
+        </w:rPr>
+        <w:t xml:space="preserve"> a </w:t>
+      </w:r>
+      <w:proofErr w:type="spellStart"/>
+      <w:r>
+        <w:rPr>
+          <w:lang w:val="de-DE"/>
+        </w:rPr>
+        <w:t>skálázhatóság</w:t>
+      </w:r>
+      <w:proofErr w:type="spellEnd"/>
+      <w:r>
+        <w:rPr>
+          <w:lang w:val="de-DE"/>
+        </w:rPr>
+        <w:t xml:space="preserve"> </w:t>
+      </w:r>
+      <w:proofErr w:type="spellStart"/>
+      <w:r>
+        <w:rPr>
+          <w:lang w:val="de-DE"/>
+        </w:rPr>
+        <w:t>és</w:t>
+      </w:r>
+      <w:proofErr w:type="spellEnd"/>
+      <w:r>
+        <w:rPr>
+          <w:lang w:val="de-DE"/>
+        </w:rPr>
+        <w:t xml:space="preserve"> </w:t>
+      </w:r>
+      <w:proofErr w:type="spellStart"/>
+      <w:r>
+        <w:rPr>
+          <w:lang w:val="de-DE"/>
+        </w:rPr>
+        <w:t>az</w:t>
+      </w:r>
+      <w:proofErr w:type="spellEnd"/>
+      <w:r>
+        <w:rPr>
+          <w:lang w:val="de-DE"/>
+        </w:rPr>
+        <w:t xml:space="preserve"> </w:t>
+      </w:r>
+      <w:proofErr w:type="spellStart"/>
+      <w:r>
+        <w:rPr>
+          <w:lang w:val="de-DE"/>
+        </w:rPr>
+        <w:t>átláthatóság</w:t>
+      </w:r>
+      <w:proofErr w:type="spellEnd"/>
+      <w:r>
+        <w:rPr>
+          <w:lang w:val="de-DE"/>
+        </w:rPr>
+        <w:t xml:space="preserve"> </w:t>
+      </w:r>
+      <w:proofErr w:type="spellStart"/>
+      <w:r>
+        <w:rPr>
+          <w:lang w:val="de-DE"/>
+        </w:rPr>
+        <w:t>érdekében</w:t>
+      </w:r>
+      <w:proofErr w:type="spellEnd"/>
+      <w:r>
+        <w:rPr>
+          <w:lang w:val="de-DE"/>
+        </w:rPr>
+        <w:t>.</w:t>
+      </w:r>
+      <w:r>
+        <w:rPr>
+          <w:lang w:val="de-DE"/>
+        </w:rPr>
+        <w:t xml:space="preserve"> A </w:t>
+      </w:r>
+      <w:proofErr w:type="spellStart"/>
+      <w:r>
+        <w:rPr>
+          <w:lang w:val="de-DE"/>
+        </w:rPr>
+        <w:t>telephelyeinkre</w:t>
+      </w:r>
+      <w:proofErr w:type="spellEnd"/>
+      <w:r>
+        <w:rPr>
+          <w:lang w:val="de-DE"/>
+        </w:rPr>
+        <w:t xml:space="preserve"> </w:t>
+      </w:r>
+      <w:proofErr w:type="spellStart"/>
+      <w:r>
+        <w:rPr>
+          <w:lang w:val="de-DE"/>
+        </w:rPr>
+        <w:t>ebből</w:t>
+      </w:r>
+      <w:proofErr w:type="spellEnd"/>
+      <w:r>
+        <w:rPr>
+          <w:lang w:val="de-DE"/>
+        </w:rPr>
+        <w:t xml:space="preserve"> </w:t>
+      </w:r>
+      <w:proofErr w:type="spellStart"/>
+      <w:r>
+        <w:rPr>
+          <w:lang w:val="de-DE"/>
+        </w:rPr>
+        <w:t>alakítotunk</w:t>
+      </w:r>
+      <w:proofErr w:type="spellEnd"/>
+      <w:r>
+        <w:rPr>
+          <w:lang w:val="de-DE"/>
+        </w:rPr>
+        <w:t xml:space="preserve"> </w:t>
+      </w:r>
+      <w:proofErr w:type="spellStart"/>
+      <w:r>
+        <w:rPr>
+          <w:lang w:val="de-DE"/>
+        </w:rPr>
+        <w:t>ki</w:t>
+      </w:r>
+      <w:proofErr w:type="spellEnd"/>
+      <w:r>
+        <w:rPr>
+          <w:lang w:val="de-DE"/>
+        </w:rPr>
+        <w:t xml:space="preserve"> 4 </w:t>
+      </w:r>
+      <w:proofErr w:type="spellStart"/>
+      <w:r>
+        <w:rPr>
+          <w:lang w:val="de-DE"/>
+        </w:rPr>
+        <w:t>alhálózatot</w:t>
+      </w:r>
+      <w:proofErr w:type="spellEnd"/>
+      <w:r>
+        <w:rPr>
+          <w:lang w:val="de-DE"/>
+        </w:rPr>
+        <w:t>.</w:t>
+      </w:r>
+    </w:p>
+    <w:tbl>
+      <w:tblPr>
+        <w:tblStyle w:val="Tblzatrcsos42jellszn"/>
+        <w:tblW w:w="0" w:type="auto"/>
+        <w:tblLook w:val="04A0" w:firstRow="1" w:lastRow="0" w:firstColumn="1" w:lastColumn="0" w:noHBand="0" w:noVBand="1"/>
+      </w:tblPr>
+      <w:tblGrid>
+        <w:gridCol w:w="4675"/>
+        <w:gridCol w:w="4675"/>
+      </w:tblGrid>
+      <w:tr>
+        <w:trPr>
+          <w:cnfStyle w:val="100000000000" w:firstRow="1" w:lastRow="0" w:firstColumn="0" w:lastColumn="0" w:oddVBand="0" w:evenVBand="0" w:oddHBand="0" w:evenHBand="0" w:firstRowFirstColumn="0" w:firstRowLastColumn="0" w:lastRowFirstColumn="0" w:lastRowLastColumn="0"/>
+        </w:trPr>
+        <w:tc>
+          <w:tcPr>
+            <w:cnfStyle w:val="001000000000" w:firstRow="0" w:lastRow="0" w:firstColumn="1" w:lastColumn="0" w:oddVBand="0" w:evenVBand="0" w:oddHBand="0" w:evenHBand="0" w:firstRowFirstColumn="0" w:firstRowLastColumn="0" w:lastRowFirstColumn="0" w:lastRowLastColumn="0"/>
+            <w:tcW w:w="4675" w:type="dxa"/>
+          </w:tcPr>
+          <w:p>
+            <w:pPr>
+              <w:jc w:val="center"/>
+              <w:rPr>
+                <w:lang w:val="de-DE"/>
+              </w:rPr>
+            </w:pPr>
+            <w:proofErr w:type="spellStart"/>
+            <w:r>
+              <w:rPr>
+                <w:lang w:val="de-DE"/>
+              </w:rPr>
+              <w:t>Telephely</w:t>
+            </w:r>
+            <w:proofErr w:type="spellEnd"/>
+          </w:p>
+        </w:tc>
+        <w:tc>
+          <w:tcPr>
+            <w:tcW w:w="4675" w:type="dxa"/>
+            <w:vAlign w:val="center"/>
+          </w:tcPr>
+          <w:p>
+            <w:pPr>
+              <w:jc w:val="center"/>
+              <w:cnfStyle w:val="100000000000" w:firstRow="1" w:lastRow="0" w:firstColumn="0" w:lastColumn="0" w:oddVBand="0" w:evenVBand="0" w:oddHBand="0" w:evenHBand="0" w:firstRowFirstColumn="0" w:firstRowLastColumn="0" w:lastRowFirstColumn="0" w:lastRowLastColumn="0"/>
+              <w:rPr>
+                <w:lang w:val="de-DE"/>
+              </w:rPr>
+            </w:pPr>
+            <w:r>
+              <w:rPr>
+                <w:lang w:val="de-DE"/>
+              </w:rPr>
+              <w:t xml:space="preserve">LAN </w:t>
+            </w:r>
+            <w:proofErr w:type="spellStart"/>
+            <w:r>
+              <w:rPr>
+                <w:lang w:val="de-DE"/>
+              </w:rPr>
+              <w:t>hálózat</w:t>
+            </w:r>
+            <w:proofErr w:type="spellEnd"/>
+          </w:p>
+        </w:tc>
+      </w:tr>
+      <w:tr>
+        <w:trPr>
+          <w:cnfStyle w:val="000000100000" w:firstRow="0" w:lastRow="0" w:firstColumn="0" w:lastColumn="0" w:oddVBand="0" w:evenVBand="0" w:oddHBand="1" w:evenHBand="0" w:firstRowFirstColumn="0" w:firstRowLastColumn="0" w:lastRowFirstColumn="0" w:lastRowLastColumn="0"/>
+        </w:trPr>
+        <w:tc>
+          <w:tcPr>
+            <w:cnfStyle w:val="001000000000" w:firstRow="0" w:lastRow="0" w:firstColumn="1" w:lastColumn="0" w:oddVBand="0" w:evenVBand="0" w:oddHBand="0" w:evenHBand="0" w:firstRowFirstColumn="0" w:firstRowLastColumn="0" w:lastRowFirstColumn="0" w:lastRowLastColumn="0"/>
+            <w:tcW w:w="4675" w:type="dxa"/>
+            <w:vAlign w:val="center"/>
+          </w:tcPr>
+          <w:p>
+            <w:pPr>
+              <w:jc w:val="left"/>
+              <w:rPr>
+                <w:b w:val="0"/>
+                <w:bCs w:val="0"/>
+                <w:lang w:val="de-DE"/>
+              </w:rPr>
+            </w:pPr>
+            <w:r>
+              <w:rPr>
+                <w:b w:val="0"/>
+                <w:bCs w:val="0"/>
+                <w:lang w:val="de-DE"/>
+              </w:rPr>
+              <w:t>KÖZPONT</w:t>
+            </w:r>
+          </w:p>
+        </w:tc>
+        <w:tc>
+          <w:tcPr>
+            <w:tcW w:w="4675" w:type="dxa"/>
+            <w:vAlign w:val="center"/>
+          </w:tcPr>
+          <w:p>
+            <w:pPr>
+              <w:jc w:val="center"/>
+              <w:cnfStyle w:val="000000100000" w:firstRow="0" w:lastRow="0" w:firstColumn="0" w:lastColumn="0" w:oddVBand="0" w:evenVBand="0" w:oddHBand="1" w:evenHBand="0" w:firstRowFirstColumn="0" w:firstRowLastColumn="0" w:lastRowFirstColumn="0" w:lastRowLastColumn="0"/>
+              <w:rPr>
+                <w:lang w:val="de-DE"/>
+              </w:rPr>
+            </w:pPr>
+            <w:r>
+              <w:rPr>
+                <w:lang w:val="de-DE"/>
+              </w:rPr>
+              <w:t>10.1.0.0/16</w:t>
+            </w:r>
+          </w:p>
+        </w:tc>
+      </w:tr>
+      <w:tr>
+        <w:tc>
+          <w:tcPr>
+            <w:cnfStyle w:val="001000000000" w:firstRow="0" w:lastRow="0" w:firstColumn="1" w:lastColumn="0" w:oddVBand="0" w:evenVBand="0" w:oddHBand="0" w:evenHBand="0" w:firstRowFirstColumn="0" w:firstRowLastColumn="0" w:lastRowFirstColumn="0" w:lastRowLastColumn="0"/>
+            <w:tcW w:w="4675" w:type="dxa"/>
+            <w:vAlign w:val="center"/>
+          </w:tcPr>
+          <w:p>
+            <w:pPr>
+              <w:jc w:val="left"/>
+              <w:rPr>
+                <w:b w:val="0"/>
+                <w:bCs w:val="0"/>
+                <w:lang w:val="de-DE"/>
+              </w:rPr>
+            </w:pPr>
+            <w:r>
+              <w:rPr>
+                <w:b w:val="0"/>
+                <w:bCs w:val="0"/>
+                <w:lang w:val="de-DE"/>
+              </w:rPr>
+              <w:t>BOLT</w:t>
+            </w:r>
+          </w:p>
+        </w:tc>
+        <w:tc>
+          <w:tcPr>
+            <w:tcW w:w="4675" w:type="dxa"/>
+            <w:vAlign w:val="center"/>
+          </w:tcPr>
+          <w:p>
+            <w:pPr>
+              <w:jc w:val="center"/>
+              <w:cnfStyle w:val="000000000000" w:firstRow="0" w:lastRow="0" w:firstColumn="0" w:lastColumn="0" w:oddVBand="0" w:evenVBand="0" w:oddHBand="0" w:evenHBand="0" w:firstRowFirstColumn="0" w:firstRowLastColumn="0" w:lastRowFirstColumn="0" w:lastRowLastColumn="0"/>
+              <w:rPr>
+                <w:lang w:val="de-DE"/>
+              </w:rPr>
+            </w:pPr>
+            <w:r>
+              <w:rPr>
+                <w:lang w:val="de-DE"/>
+              </w:rPr>
+              <w:t>10.2.0.0/16</w:t>
+            </w:r>
+          </w:p>
+        </w:tc>
+      </w:tr>
+      <w:tr>
+        <w:trPr>
+          <w:cnfStyle w:val="000000100000" w:firstRow="0" w:lastRow="0" w:firstColumn="0" w:lastColumn="0" w:oddVBand="0" w:evenVBand="0" w:oddHBand="1" w:evenHBand="0" w:firstRowFirstColumn="0" w:firstRowLastColumn="0" w:lastRowFirstColumn="0" w:lastRowLastColumn="0"/>
+        </w:trPr>
+        <w:tc>
+          <w:tcPr>
+            <w:cnfStyle w:val="001000000000" w:firstRow="0" w:lastRow="0" w:firstColumn="1" w:lastColumn="0" w:oddVBand="0" w:evenVBand="0" w:oddHBand="0" w:evenHBand="0" w:firstRowFirstColumn="0" w:firstRowLastColumn="0" w:lastRowFirstColumn="0" w:lastRowLastColumn="0"/>
+            <w:tcW w:w="4675" w:type="dxa"/>
+            <w:vAlign w:val="center"/>
+          </w:tcPr>
+          <w:p>
+            <w:pPr>
+              <w:jc w:val="left"/>
+              <w:rPr>
+                <w:b w:val="0"/>
+                <w:bCs w:val="0"/>
+                <w:lang w:val="de-DE"/>
+              </w:rPr>
+            </w:pPr>
+            <w:r>
+              <w:rPr>
+                <w:b w:val="0"/>
+                <w:bCs w:val="0"/>
+                <w:lang w:val="de-DE"/>
+              </w:rPr>
+              <w:t xml:space="preserve">TERMELÉS </w:t>
+            </w:r>
+            <w:r>
+              <w:rPr>
+                <w:rFonts w:ascii="Segoe UI Symbol" w:hAnsi="Segoe UI Symbol" w:cs="Segoe UI Symbol"/>
+                <w:b w:val="0"/>
+                <w:bCs w:val="0"/>
+                <w:lang w:val="de-DE"/>
+              </w:rPr>
+              <w:t>➔</w:t>
+            </w:r>
+            <w:r>
+              <w:rPr>
+                <w:b w:val="0"/>
+                <w:bCs w:val="0"/>
+                <w:lang w:val="de-DE"/>
+              </w:rPr>
+              <w:t xml:space="preserve"> GYÁRTÁS</w:t>
+            </w:r>
+          </w:p>
+        </w:tc>
+        <w:tc>
+          <w:tcPr>
+            <w:tcW w:w="4675" w:type="dxa"/>
+            <w:vAlign w:val="center"/>
+          </w:tcPr>
+          <w:p>
+            <w:pPr>
+              <w:jc w:val="center"/>
+              <w:cnfStyle w:val="000000100000" w:firstRow="0" w:lastRow="0" w:firstColumn="0" w:lastColumn="0" w:oddVBand="0" w:evenVBand="0" w:oddHBand="1" w:evenHBand="0" w:firstRowFirstColumn="0" w:firstRowLastColumn="0" w:lastRowFirstColumn="0" w:lastRowLastColumn="0"/>
+              <w:rPr>
+                <w:lang w:val="de-DE"/>
+              </w:rPr>
+            </w:pPr>
+            <w:r>
+              <w:rPr>
+                <w:lang w:val="de-DE"/>
+              </w:rPr>
+              <w:t>10.3.0.0/16</w:t>
+            </w:r>
+          </w:p>
+        </w:tc>
+      </w:tr>
+      <w:tr>
+        <w:tc>
+          <w:tcPr>
+            <w:cnfStyle w:val="001000000000" w:firstRow="0" w:lastRow="0" w:firstColumn="1" w:lastColumn="0" w:oddVBand="0" w:evenVBand="0" w:oddHBand="0" w:evenHBand="0" w:firstRowFirstColumn="0" w:firstRowLastColumn="0" w:lastRowFirstColumn="0" w:lastRowLastColumn="0"/>
+            <w:tcW w:w="4675" w:type="dxa"/>
+            <w:vAlign w:val="center"/>
+          </w:tcPr>
+          <w:p>
+            <w:pPr>
+              <w:jc w:val="left"/>
+              <w:rPr>
+                <w:b w:val="0"/>
+                <w:bCs w:val="0"/>
+                <w:lang w:val="de-DE"/>
+              </w:rPr>
+            </w:pPr>
+            <w:r>
+              <w:rPr>
+                <w:b w:val="0"/>
+                <w:bCs w:val="0"/>
+                <w:lang w:val="de-DE"/>
+              </w:rPr>
+              <w:t xml:space="preserve">TERMELÉS </w:t>
+            </w:r>
+            <w:r>
+              <w:rPr>
+                <w:rFonts w:ascii="Segoe UI Symbol" w:hAnsi="Segoe UI Symbol" w:cs="Segoe UI Symbol"/>
+                <w:b w:val="0"/>
+                <w:bCs w:val="0"/>
+                <w:lang w:val="de-DE"/>
+              </w:rPr>
+              <w:t>➔</w:t>
+            </w:r>
+            <w:r>
+              <w:rPr>
+                <w:b w:val="0"/>
+                <w:bCs w:val="0"/>
+                <w:lang w:val="de-DE"/>
+              </w:rPr>
+              <w:t xml:space="preserve"> CSOMAGOLÁS</w:t>
+            </w:r>
+          </w:p>
+        </w:tc>
+        <w:tc>
+          <w:tcPr>
+            <w:tcW w:w="4675" w:type="dxa"/>
+            <w:vAlign w:val="center"/>
+          </w:tcPr>
+          <w:p>
+            <w:pPr>
+              <w:jc w:val="center"/>
+              <w:cnfStyle w:val="000000000000" w:firstRow="0" w:lastRow="0" w:firstColumn="0" w:lastColumn="0" w:oddVBand="0" w:evenVBand="0" w:oddHBand="0" w:evenHBand="0" w:firstRowFirstColumn="0" w:firstRowLastColumn="0" w:lastRowFirstColumn="0" w:lastRowLastColumn="0"/>
+              <w:rPr>
+                <w:lang w:val="de-DE"/>
+              </w:rPr>
+            </w:pPr>
+            <w:r>
+              <w:rPr>
+                <w:lang w:val="de-DE"/>
+              </w:rPr>
+              <w:t>10.4.0.0/16</w:t>
+            </w:r>
+          </w:p>
+        </w:tc>
+      </w:tr>
+    </w:tbl>
+    <w:p>
+      <w:pPr>
+        <w:rPr>
+          <w:lang w:val="de-DE"/>
+        </w:rPr>
+      </w:pPr>
+    </w:p>
+    <w:p>
+      <w:pPr>
+        <w:rPr>
+          <w:lang w:val="de-DE"/>
+        </w:rPr>
+      </w:pPr>
+    </w:p>
+    <w:tbl>
+      <w:tblPr>
+        <w:tblStyle w:val="Rcsostblzat"/>
+        <w:tblW w:w="9399" w:type="dxa"/>
+        <w:tblBorders>
+          <w:left w:val="none" w:sz="0" w:space="0" w:color="auto"/>
+          <w:bottom w:val="none" w:sz="0" w:space="0" w:color="auto"/>
+          <w:insideH w:val="none" w:sz="0" w:space="0" w:color="auto"/>
+          <w:insideV w:val="none" w:sz="0" w:space="0" w:color="auto"/>
+        </w:tblBorders>
+        <w:tblLook w:val="04A0" w:firstRow="1" w:lastRow="0" w:firstColumn="1" w:lastColumn="0" w:noHBand="0" w:noVBand="1"/>
+      </w:tblPr>
+      <w:tblGrid>
+        <w:gridCol w:w="2133"/>
+        <w:gridCol w:w="2566"/>
+        <w:gridCol w:w="2350"/>
+        <w:gridCol w:w="2350"/>
+      </w:tblGrid>
+      <w:tr>
+        <w:trPr>
+          <w:trHeight w:val="841"/>
+        </w:trPr>
+        <w:tc>
+          <w:tcPr>
+            <w:tcW w:w="2133" w:type="dxa"/>
+            <w:tcBorders>
+              <w:top w:val="single" w:sz="4" w:space="0" w:color="E55400"/>
+              <w:left w:val="single" w:sz="4" w:space="0" w:color="E55400"/>
+              <w:bottom w:val="single" w:sz="4" w:space="0" w:color="E55400"/>
+              <w:right w:val="single" w:sz="4" w:space="0" w:color="E55400"/>
+            </w:tcBorders>
+            <w:shd w:val="clear" w:color="auto" w:fill="ED7D31" w:themeFill="accent2"/>
+            <w:vAlign w:val="center"/>
+          </w:tcPr>
+          <w:p>
+            <w:pPr>
+              <w:jc w:val="center"/>
+              <w:rPr>
+                <w:b/>
+                <w:bCs/>
+                <w:color w:val="FFFFFF" w:themeColor="background1"/>
+                <w:sz w:val="52"/>
+                <w:szCs w:val="52"/>
+                <w:lang w:val="de-DE"/>
+              </w:rPr>
+            </w:pPr>
+            <w:bookmarkStart w:id="17" w:name="_Hlk224214785"/>
+            <w:r>
+              <w:rPr>
+                <w:b/>
+                <w:bCs/>
+                <w:color w:val="FFFFFF" w:themeColor="background1"/>
+                <w:sz w:val="52"/>
+                <w:szCs w:val="52"/>
+                <w:lang w:val="de-DE"/>
+              </w:rPr>
+              <w:t>10.</w:t>
+            </w:r>
+          </w:p>
+        </w:tc>
+        <w:tc>
+          <w:tcPr>
+            <w:tcW w:w="2566" w:type="dxa"/>
+            <w:tcBorders>
+              <w:top w:val="single" w:sz="4" w:space="0" w:color="E55400"/>
+              <w:left w:val="single" w:sz="4" w:space="0" w:color="E55400"/>
+              <w:bottom w:val="single" w:sz="4" w:space="0" w:color="E55400"/>
+              <w:right w:val="single" w:sz="4" w:space="0" w:color="E55400"/>
+            </w:tcBorders>
+            <w:shd w:val="clear" w:color="auto" w:fill="ED7D31" w:themeFill="accent2"/>
+            <w:vAlign w:val="center"/>
+          </w:tcPr>
+          <w:p>
+            <w:pPr>
+              <w:jc w:val="center"/>
+              <w:rPr>
+                <w:b/>
+                <w:bCs/>
+                <w:color w:val="FFFFFF" w:themeColor="background1"/>
+                <w:sz w:val="52"/>
+                <w:szCs w:val="52"/>
+                <w:lang w:val="de-DE"/>
+              </w:rPr>
+            </w:pPr>
+            <w:r>
+              <w:rPr>
+                <w:b/>
+                <w:bCs/>
+                <w:color w:val="FFFFFF" w:themeColor="background1"/>
+                <w:sz w:val="52"/>
+                <w:szCs w:val="52"/>
+                <w:lang w:val="de-DE"/>
+              </w:rPr>
+              <w:t>X.</w:t>
+            </w:r>
+          </w:p>
+        </w:tc>
+        <w:tc>
+          <w:tcPr>
+            <w:tcW w:w="2350" w:type="dxa"/>
+            <w:tcBorders>
+              <w:top w:val="single" w:sz="4" w:space="0" w:color="E55400"/>
+              <w:left w:val="single" w:sz="4" w:space="0" w:color="E55400"/>
+              <w:bottom w:val="single" w:sz="4" w:space="0" w:color="E55400"/>
+              <w:right w:val="single" w:sz="4" w:space="0" w:color="E55400"/>
+            </w:tcBorders>
+            <w:shd w:val="clear" w:color="auto" w:fill="ED7D31" w:themeFill="accent2"/>
+            <w:vAlign w:val="center"/>
+          </w:tcPr>
+          <w:p>
+            <w:pPr>
+              <w:jc w:val="center"/>
+              <w:rPr>
+                <w:b/>
+                <w:bCs/>
+                <w:color w:val="FFFFFF" w:themeColor="background1"/>
+                <w:sz w:val="52"/>
+                <w:szCs w:val="52"/>
+                <w:lang w:val="de-DE"/>
+              </w:rPr>
+            </w:pPr>
+            <w:r>
+              <w:rPr>
+                <w:b/>
+                <w:bCs/>
+                <w:color w:val="FFFFFF" w:themeColor="background1"/>
+                <w:sz w:val="52"/>
+                <w:szCs w:val="52"/>
+                <w:lang w:val="de-DE"/>
+              </w:rPr>
+              <w:t>X.</w:t>
+            </w:r>
+          </w:p>
+        </w:tc>
+        <w:tc>
+          <w:tcPr>
+            <w:tcW w:w="2350" w:type="dxa"/>
+            <w:tcBorders>
+              <w:top w:val="single" w:sz="4" w:space="0" w:color="E55400"/>
+              <w:left w:val="single" w:sz="4" w:space="0" w:color="E55400"/>
+              <w:bottom w:val="single" w:sz="4" w:space="0" w:color="E55400"/>
+            </w:tcBorders>
+            <w:shd w:val="clear" w:color="auto" w:fill="ED7D31" w:themeFill="accent2"/>
+            <w:vAlign w:val="center"/>
+          </w:tcPr>
+          <w:p>
+            <w:pPr>
+              <w:jc w:val="center"/>
+              <w:rPr>
+                <w:b/>
+                <w:bCs/>
+                <w:color w:val="FFFFFF" w:themeColor="background1"/>
+                <w:sz w:val="52"/>
+                <w:szCs w:val="52"/>
+                <w:lang w:val="de-DE"/>
+              </w:rPr>
+            </w:pPr>
+            <w:r>
+              <w:rPr>
+                <w:b/>
+                <w:bCs/>
+                <w:color w:val="FFFFFF" w:themeColor="background1"/>
+                <w:sz w:val="52"/>
+                <w:szCs w:val="52"/>
+                <w:lang w:val="de-DE"/>
+              </w:rPr>
+              <w:t>X.</w:t>
+            </w:r>
+          </w:p>
+        </w:tc>
+      </w:tr>
+      <w:tr>
+        <w:trPr>
+          <w:trHeight w:val="611"/>
+        </w:trPr>
+        <w:tc>
+          <w:tcPr>
+            <w:tcW w:w="2133" w:type="dxa"/>
+            <w:tcBorders>
+              <w:top w:val="single" w:sz="4" w:space="0" w:color="E55400"/>
+              <w:right w:val="single" w:sz="4" w:space="0" w:color="E55400"/>
+            </w:tcBorders>
+          </w:tcPr>
+          <w:p>
+            <w:pPr>
+              <w:jc w:val="center"/>
+              <w:rPr>
+                <w:lang w:val="de-DE"/>
+              </w:rPr>
+            </w:pPr>
+          </w:p>
+        </w:tc>
+        <w:tc>
+          <w:tcPr>
+            <w:tcW w:w="2566" w:type="dxa"/>
+            <w:tcBorders>
+              <w:top w:val="single" w:sz="4" w:space="0" w:color="E55400"/>
+              <w:left w:val="single" w:sz="4" w:space="0" w:color="E55400"/>
+              <w:bottom w:val="single" w:sz="4" w:space="0" w:color="E55400"/>
+              <w:right w:val="single" w:sz="4" w:space="0" w:color="E55400"/>
+            </w:tcBorders>
+            <w:vAlign w:val="center"/>
+          </w:tcPr>
+          <w:p>
+            <w:pPr>
+              <w:jc w:val="center"/>
+              <w:rPr>
+                <w:b/>
+                <w:bCs/>
+                <w:lang w:val="de-DE"/>
+              </w:rPr>
+            </w:pPr>
+            <w:proofErr w:type="spellStart"/>
+            <w:r>
+              <w:rPr>
+                <w:b/>
+                <w:bCs/>
+                <w:lang w:val="de-DE"/>
+              </w:rPr>
+              <w:t>Telephely</w:t>
+            </w:r>
+            <w:proofErr w:type="spellEnd"/>
+            <w:r>
+              <w:rPr>
+                <w:b/>
+                <w:bCs/>
+                <w:lang w:val="de-DE"/>
+              </w:rPr>
+              <w:t xml:space="preserve"> </w:t>
+            </w:r>
+            <w:proofErr w:type="spellStart"/>
+            <w:r>
+              <w:rPr>
+                <w:b/>
+                <w:bCs/>
+                <w:lang w:val="de-DE"/>
+              </w:rPr>
+              <w:t>száma</w:t>
+            </w:r>
+            <w:proofErr w:type="spellEnd"/>
+          </w:p>
+        </w:tc>
+        <w:tc>
+          <w:tcPr>
+            <w:tcW w:w="2350" w:type="dxa"/>
+            <w:tcBorders>
+              <w:top w:val="single" w:sz="4" w:space="0" w:color="E55400"/>
+              <w:left w:val="single" w:sz="4" w:space="0" w:color="E55400"/>
+              <w:bottom w:val="single" w:sz="4" w:space="0" w:color="E55400"/>
+              <w:right w:val="single" w:sz="4" w:space="0" w:color="E55400"/>
+            </w:tcBorders>
+            <w:vAlign w:val="center"/>
+          </w:tcPr>
+          <w:p>
+            <w:pPr>
+              <w:jc w:val="center"/>
+              <w:rPr>
+                <w:b/>
+                <w:bCs/>
+                <w:lang w:val="de-DE"/>
+              </w:rPr>
+            </w:pPr>
+            <w:r>
+              <w:rPr>
+                <w:b/>
+                <w:bCs/>
+                <w:lang w:val="de-DE"/>
+              </w:rPr>
+              <w:t xml:space="preserve">VLAN </w:t>
+            </w:r>
+            <w:proofErr w:type="spellStart"/>
+            <w:r>
+              <w:rPr>
+                <w:b/>
+                <w:bCs/>
+                <w:lang w:val="de-DE"/>
+              </w:rPr>
+              <w:t>száma</w:t>
+            </w:r>
+            <w:proofErr w:type="spellEnd"/>
+          </w:p>
+        </w:tc>
+        <w:tc>
+          <w:tcPr>
+            <w:tcW w:w="2350" w:type="dxa"/>
+            <w:tcBorders>
+              <w:top w:val="single" w:sz="4" w:space="0" w:color="E55400"/>
+              <w:left w:val="single" w:sz="4" w:space="0" w:color="E55400"/>
+              <w:bottom w:val="single" w:sz="4" w:space="0" w:color="E55400"/>
+            </w:tcBorders>
+            <w:vAlign w:val="center"/>
+          </w:tcPr>
+          <w:p>
+            <w:pPr>
+              <w:jc w:val="center"/>
+              <w:rPr>
+                <w:b/>
+                <w:bCs/>
+                <w:lang w:val="de-DE"/>
+              </w:rPr>
+            </w:pPr>
+            <w:r>
+              <w:rPr>
+                <w:b/>
+                <w:bCs/>
+                <w:lang w:val="de-DE"/>
+              </w:rPr>
+              <w:t xml:space="preserve">Host </w:t>
+            </w:r>
+            <w:proofErr w:type="spellStart"/>
+            <w:r>
+              <w:rPr>
+                <w:b/>
+                <w:bCs/>
+                <w:lang w:val="de-DE"/>
+              </w:rPr>
+              <w:t>azonosító</w:t>
+            </w:r>
+            <w:proofErr w:type="spellEnd"/>
+          </w:p>
+        </w:tc>
+      </w:tr>
+      <w:bookmarkEnd w:id="17"/>
+    </w:tbl>
+    <w:p>
+      <w:pPr>
+        <w:rPr>
+          <w:lang w:val="de-DE"/>
+        </w:rPr>
+      </w:pPr>
     </w:p>
     <w:p>
       <w:pPr>
@@ -7461,6 +9735,7 @@
           <w:lang w:val="de-DE"/>
         </w:rPr>
       </w:pPr>
+      <w:bookmarkStart w:id="18" w:name="_Toc224215638"/>
       <w:r>
         <w:rPr>
           <w:rFonts w:eastAsia="Times New Roman"/>
@@ -7475,6 +9750,5287 @@
         </w:rPr>
         <w:t>IPv6</w:t>
       </w:r>
+      <w:bookmarkEnd w:id="18"/>
+    </w:p>
+    <w:p>
+      <w:pPr>
+        <w:rPr>
+          <w:lang w:val="de-DE"/>
+        </w:rPr>
+      </w:pPr>
+      <w:proofErr w:type="spellStart"/>
+      <w:r>
+        <w:rPr>
+          <w:lang w:val="de-DE"/>
+        </w:rPr>
+        <w:t>Az</w:t>
+      </w:r>
+      <w:proofErr w:type="spellEnd"/>
+      <w:r>
+        <w:rPr>
+          <w:lang w:val="de-DE"/>
+        </w:rPr>
+        <w:t xml:space="preserve"> IPv6 </w:t>
+      </w:r>
+      <w:proofErr w:type="spellStart"/>
+      <w:r>
+        <w:rPr>
+          <w:lang w:val="de-DE"/>
+        </w:rPr>
+        <w:t>címkiosztásnál</w:t>
+      </w:r>
+      <w:proofErr w:type="spellEnd"/>
+      <w:r>
+        <w:rPr>
+          <w:lang w:val="de-DE"/>
+        </w:rPr>
+        <w:t xml:space="preserve"> a </w:t>
+      </w:r>
+      <w:r>
+        <w:rPr>
+          <w:lang w:val="de-DE"/>
+        </w:rPr>
+        <w:t>2a</w:t>
+      </w:r>
+      <w:proofErr w:type="gramStart"/>
+      <w:r>
+        <w:rPr>
+          <w:lang w:val="de-DE"/>
+        </w:rPr>
+        <w:t>02:abcd</w:t>
+      </w:r>
+      <w:proofErr w:type="gramEnd"/>
+      <w:r>
+        <w:rPr>
+          <w:lang w:val="de-DE"/>
+        </w:rPr>
+        <w:t>:1234::/48</w:t>
+      </w:r>
+      <w:r>
+        <w:rPr>
+          <w:lang w:val="de-DE"/>
+        </w:rPr>
+        <w:t xml:space="preserve"> </w:t>
+      </w:r>
+      <w:proofErr w:type="spellStart"/>
+      <w:r>
+        <w:rPr>
+          <w:lang w:val="de-DE"/>
+        </w:rPr>
+        <w:t>bérelt</w:t>
+      </w:r>
+      <w:proofErr w:type="spellEnd"/>
+      <w:r>
+        <w:rPr>
+          <w:lang w:val="de-DE"/>
+        </w:rPr>
+        <w:t xml:space="preserve"> </w:t>
+      </w:r>
+      <w:proofErr w:type="spellStart"/>
+      <w:r>
+        <w:rPr>
+          <w:lang w:val="de-DE"/>
+        </w:rPr>
+        <w:t>hálózatból</w:t>
+      </w:r>
+      <w:proofErr w:type="spellEnd"/>
+      <w:r>
+        <w:rPr>
+          <w:lang w:val="de-DE"/>
+        </w:rPr>
+        <w:t xml:space="preserve"> </w:t>
+      </w:r>
+      <w:proofErr w:type="spellStart"/>
+      <w:r>
+        <w:rPr>
+          <w:lang w:val="de-DE"/>
+        </w:rPr>
+        <w:t>dolgozunk</w:t>
+      </w:r>
+      <w:proofErr w:type="spellEnd"/>
+      <w:r>
+        <w:rPr>
+          <w:lang w:val="de-DE"/>
+        </w:rPr>
+        <w:t xml:space="preserve">, </w:t>
+      </w:r>
+      <w:proofErr w:type="spellStart"/>
+      <w:r>
+        <w:rPr>
+          <w:lang w:val="de-DE"/>
+        </w:rPr>
+        <w:t>ebből</w:t>
+      </w:r>
+      <w:proofErr w:type="spellEnd"/>
+      <w:r>
+        <w:rPr>
+          <w:lang w:val="de-DE"/>
+        </w:rPr>
+        <w:t xml:space="preserve"> </w:t>
+      </w:r>
+      <w:proofErr w:type="spellStart"/>
+      <w:r>
+        <w:rPr>
+          <w:lang w:val="de-DE"/>
+        </w:rPr>
+        <w:t>alakítottuk</w:t>
+      </w:r>
+      <w:proofErr w:type="spellEnd"/>
+      <w:r>
+        <w:rPr>
+          <w:lang w:val="de-DE"/>
+        </w:rPr>
+        <w:t xml:space="preserve"> </w:t>
+      </w:r>
+      <w:proofErr w:type="spellStart"/>
+      <w:r>
+        <w:rPr>
+          <w:lang w:val="de-DE"/>
+        </w:rPr>
+        <w:t>ki</w:t>
+      </w:r>
+      <w:proofErr w:type="spellEnd"/>
+      <w:r>
+        <w:rPr>
+          <w:lang w:val="de-DE"/>
+        </w:rPr>
+        <w:t xml:space="preserve"> </w:t>
+      </w:r>
+      <w:r>
+        <w:rPr>
+          <w:lang w:val="de-DE"/>
+        </w:rPr>
+        <w:t xml:space="preserve">/64-es </w:t>
+      </w:r>
+      <w:r>
+        <w:rPr>
+          <w:lang w:val="de-DE"/>
+        </w:rPr>
+        <w:t>a VLAN-</w:t>
+      </w:r>
+      <w:proofErr w:type="spellStart"/>
+      <w:r>
+        <w:rPr>
+          <w:lang w:val="de-DE"/>
+        </w:rPr>
+        <w:t>okat</w:t>
+      </w:r>
+      <w:proofErr w:type="spellEnd"/>
+      <w:r>
+        <w:rPr>
+          <w:lang w:val="de-DE"/>
+        </w:rPr>
+        <w:t>.</w:t>
+      </w:r>
+    </w:p>
+    <w:tbl>
+      <w:tblPr>
+        <w:tblStyle w:val="Rcsostblzat"/>
+        <w:tblW w:w="9517" w:type="dxa"/>
+        <w:tblBorders>
+          <w:left w:val="none" w:sz="0" w:space="0" w:color="auto"/>
+          <w:bottom w:val="none" w:sz="0" w:space="0" w:color="auto"/>
+          <w:insideH w:val="none" w:sz="0" w:space="0" w:color="auto"/>
+          <w:insideV w:val="none" w:sz="0" w:space="0" w:color="auto"/>
+        </w:tblBorders>
+        <w:tblLook w:val="04A0" w:firstRow="1" w:lastRow="0" w:firstColumn="1" w:lastColumn="0" w:noHBand="0" w:noVBand="1"/>
+      </w:tblPr>
+      <w:tblGrid>
+        <w:gridCol w:w="5446"/>
+        <w:gridCol w:w="1841"/>
+        <w:gridCol w:w="2230"/>
+      </w:tblGrid>
+      <w:tr>
+        <w:trPr>
+          <w:trHeight w:val="863"/>
+        </w:trPr>
+        <w:tc>
+          <w:tcPr>
+            <w:tcW w:w="5446" w:type="dxa"/>
+            <w:tcBorders>
+              <w:top w:val="single" w:sz="4" w:space="0" w:color="E55400"/>
+              <w:left w:val="single" w:sz="4" w:space="0" w:color="E55400"/>
+              <w:bottom w:val="single" w:sz="4" w:space="0" w:color="E55400"/>
+              <w:right w:val="single" w:sz="4" w:space="0" w:color="E55400"/>
+            </w:tcBorders>
+            <w:shd w:val="clear" w:color="auto" w:fill="ED7D31" w:themeFill="accent2"/>
+            <w:vAlign w:val="center"/>
+          </w:tcPr>
+          <w:p>
+            <w:pPr>
+              <w:jc w:val="center"/>
+              <w:rPr>
+                <w:b/>
+                <w:bCs/>
+                <w:color w:val="FFFFFF" w:themeColor="background1"/>
+                <w:sz w:val="52"/>
+                <w:szCs w:val="52"/>
+                <w:lang w:val="de-DE"/>
+              </w:rPr>
+            </w:pPr>
+            <w:r>
+              <w:rPr>
+                <w:b/>
+                <w:bCs/>
+                <w:color w:val="FFFFFF" w:themeColor="background1"/>
+                <w:sz w:val="52"/>
+                <w:szCs w:val="52"/>
+                <w:lang w:val="de-DE"/>
+              </w:rPr>
+              <w:t>2a</w:t>
+            </w:r>
+            <w:proofErr w:type="gramStart"/>
+            <w:r>
+              <w:rPr>
+                <w:b/>
+                <w:bCs/>
+                <w:color w:val="FFFFFF" w:themeColor="background1"/>
+                <w:sz w:val="52"/>
+                <w:szCs w:val="52"/>
+                <w:lang w:val="de-DE"/>
+              </w:rPr>
+              <w:t>02:abcd</w:t>
+            </w:r>
+            <w:proofErr w:type="gramEnd"/>
+            <w:r>
+              <w:rPr>
+                <w:b/>
+                <w:bCs/>
+                <w:color w:val="FFFFFF" w:themeColor="background1"/>
+                <w:sz w:val="52"/>
+                <w:szCs w:val="52"/>
+                <w:lang w:val="de-DE"/>
+              </w:rPr>
+              <w:t>:1234:</w:t>
+            </w:r>
+          </w:p>
+        </w:tc>
+        <w:tc>
+          <w:tcPr>
+            <w:tcW w:w="1841" w:type="dxa"/>
+            <w:tcBorders>
+              <w:top w:val="single" w:sz="4" w:space="0" w:color="E55400"/>
+              <w:left w:val="single" w:sz="4" w:space="0" w:color="E55400"/>
+              <w:bottom w:val="single" w:sz="4" w:space="0" w:color="E55400"/>
+              <w:right w:val="single" w:sz="4" w:space="0" w:color="E55400"/>
+            </w:tcBorders>
+            <w:shd w:val="clear" w:color="auto" w:fill="ED7D31" w:themeFill="accent2"/>
+            <w:vAlign w:val="center"/>
+          </w:tcPr>
+          <w:p>
+            <w:pPr>
+              <w:jc w:val="center"/>
+              <w:rPr>
+                <w:b/>
+                <w:bCs/>
+                <w:color w:val="FFFFFF" w:themeColor="background1"/>
+                <w:sz w:val="52"/>
+                <w:szCs w:val="52"/>
+                <w:lang w:val="de-DE"/>
+              </w:rPr>
+            </w:pPr>
+            <w:proofErr w:type="gramStart"/>
+            <w:r>
+              <w:rPr>
+                <w:b/>
+                <w:bCs/>
+                <w:color w:val="FFFFFF" w:themeColor="background1"/>
+                <w:sz w:val="52"/>
+                <w:szCs w:val="52"/>
+                <w:lang w:val="de-DE"/>
+              </w:rPr>
+              <w:t>X</w:t>
+            </w:r>
+            <w:r>
+              <w:rPr>
+                <w:b/>
+                <w:bCs/>
+                <w:color w:val="FFFFFF" w:themeColor="background1"/>
+                <w:sz w:val="52"/>
+                <w:szCs w:val="52"/>
+                <w:lang w:val="de-DE"/>
+              </w:rPr>
+              <w:t>::</w:t>
+            </w:r>
+            <w:proofErr w:type="gramEnd"/>
+          </w:p>
+        </w:tc>
+        <w:tc>
+          <w:tcPr>
+            <w:tcW w:w="2230" w:type="dxa"/>
+            <w:tcBorders>
+              <w:top w:val="single" w:sz="4" w:space="0" w:color="E55400"/>
+              <w:left w:val="single" w:sz="4" w:space="0" w:color="E55400"/>
+              <w:bottom w:val="single" w:sz="4" w:space="0" w:color="E55400"/>
+            </w:tcBorders>
+            <w:shd w:val="clear" w:color="auto" w:fill="ED7D31" w:themeFill="accent2"/>
+            <w:vAlign w:val="center"/>
+          </w:tcPr>
+          <w:p>
+            <w:pPr>
+              <w:jc w:val="center"/>
+              <w:rPr>
+                <w:b/>
+                <w:bCs/>
+                <w:color w:val="FFFFFF" w:themeColor="background1"/>
+                <w:sz w:val="52"/>
+                <w:szCs w:val="52"/>
+                <w:lang w:val="de-DE"/>
+              </w:rPr>
+            </w:pPr>
+            <w:r>
+              <w:rPr>
+                <w:b/>
+                <w:bCs/>
+                <w:color w:val="FFFFFF" w:themeColor="background1"/>
+                <w:sz w:val="52"/>
+                <w:szCs w:val="52"/>
+                <w:lang w:val="de-DE"/>
+              </w:rPr>
+              <w:t>X</w:t>
+            </w:r>
+          </w:p>
+        </w:tc>
+      </w:tr>
+      <w:tr>
+        <w:trPr>
+          <w:trHeight w:val="627"/>
+        </w:trPr>
+        <w:tc>
+          <w:tcPr>
+            <w:tcW w:w="5446" w:type="dxa"/>
+            <w:tcBorders>
+              <w:top w:val="single" w:sz="4" w:space="0" w:color="E55400"/>
+              <w:left w:val="nil"/>
+              <w:bottom w:val="nil"/>
+              <w:right w:val="single" w:sz="4" w:space="0" w:color="E55400"/>
+            </w:tcBorders>
+            <w:vAlign w:val="center"/>
+          </w:tcPr>
+          <w:p>
+            <w:pPr>
+              <w:jc w:val="center"/>
+              <w:rPr>
+                <w:b/>
+                <w:bCs/>
+                <w:lang w:val="de-DE"/>
+              </w:rPr>
+            </w:pPr>
+          </w:p>
+        </w:tc>
+        <w:tc>
+          <w:tcPr>
+            <w:tcW w:w="1841" w:type="dxa"/>
+            <w:tcBorders>
+              <w:top w:val="single" w:sz="4" w:space="0" w:color="E55400"/>
+              <w:left w:val="single" w:sz="4" w:space="0" w:color="E55400"/>
+              <w:bottom w:val="single" w:sz="4" w:space="0" w:color="E55400"/>
+              <w:right w:val="single" w:sz="4" w:space="0" w:color="E55400"/>
+            </w:tcBorders>
+            <w:vAlign w:val="center"/>
+          </w:tcPr>
+          <w:p>
+            <w:pPr>
+              <w:jc w:val="center"/>
+              <w:rPr>
+                <w:b/>
+                <w:bCs/>
+                <w:lang w:val="de-DE"/>
+              </w:rPr>
+            </w:pPr>
+            <w:r>
+              <w:rPr>
+                <w:b/>
+                <w:bCs/>
+                <w:lang w:val="de-DE"/>
+              </w:rPr>
+              <w:t xml:space="preserve">VLAN </w:t>
+            </w:r>
+            <w:proofErr w:type="spellStart"/>
+            <w:r>
+              <w:rPr>
+                <w:b/>
+                <w:bCs/>
+                <w:lang w:val="de-DE"/>
+              </w:rPr>
+              <w:t>száma</w:t>
+            </w:r>
+            <w:proofErr w:type="spellEnd"/>
+          </w:p>
+        </w:tc>
+        <w:tc>
+          <w:tcPr>
+            <w:tcW w:w="2230" w:type="dxa"/>
+            <w:tcBorders>
+              <w:top w:val="single" w:sz="4" w:space="0" w:color="E55400"/>
+              <w:left w:val="single" w:sz="4" w:space="0" w:color="E55400"/>
+              <w:bottom w:val="single" w:sz="4" w:space="0" w:color="E55400"/>
+            </w:tcBorders>
+            <w:vAlign w:val="center"/>
+          </w:tcPr>
+          <w:p>
+            <w:pPr>
+              <w:jc w:val="center"/>
+              <w:rPr>
+                <w:b/>
+                <w:bCs/>
+                <w:lang w:val="de-DE"/>
+              </w:rPr>
+            </w:pPr>
+            <w:r>
+              <w:rPr>
+                <w:b/>
+                <w:bCs/>
+                <w:lang w:val="de-DE"/>
+              </w:rPr>
+              <w:t xml:space="preserve">Host </w:t>
+            </w:r>
+            <w:proofErr w:type="spellStart"/>
+            <w:r>
+              <w:rPr>
+                <w:b/>
+                <w:bCs/>
+                <w:lang w:val="de-DE"/>
+              </w:rPr>
+              <w:t>azonosító</w:t>
+            </w:r>
+            <w:proofErr w:type="spellEnd"/>
+          </w:p>
+        </w:tc>
+      </w:tr>
+    </w:tbl>
+    <w:p>
+      <w:pPr>
+        <w:rPr>
+          <w:lang w:val="de-DE"/>
+        </w:rPr>
+      </w:pPr>
+    </w:p>
+    <w:p>
+      <w:pPr>
+        <w:jc w:val="left"/>
+        <w:rPr>
+          <w:lang w:val="de-DE"/>
+        </w:rPr>
+      </w:pPr>
+      <w:r>
+        <w:rPr>
+          <w:lang w:val="de-DE"/>
+        </w:rPr>
+        <w:br w:type="page"/>
+      </w:r>
+    </w:p>
+    <w:p>
+      <w:pPr>
+        <w:pStyle w:val="Cmsor2"/>
+        <w:spacing w:after="0"/>
+        <w:rPr>
+          <w:rFonts w:eastAsia="Times New Roman"/>
+          <w:lang w:val="de-DE"/>
+        </w:rPr>
+      </w:pPr>
+      <w:bookmarkStart w:id="19" w:name="_Toc224215639"/>
+      <w:r>
+        <w:rPr>
+          <w:rFonts w:eastAsia="Times New Roman"/>
+          <w:lang w:val="de-DE"/>
+        </w:rPr>
+        <w:lastRenderedPageBreak/>
+        <w:t xml:space="preserve">3.4 </w:t>
+      </w:r>
+      <w:r>
+        <w:rPr>
+          <w:rFonts w:eastAsia="Times New Roman"/>
+          <w:lang w:val="de-DE"/>
+        </w:rPr>
+        <w:t>V</w:t>
+      </w:r>
+      <w:r>
+        <w:rPr>
+          <w:rFonts w:eastAsia="Times New Roman"/>
+          <w:lang w:val="de-DE"/>
+        </w:rPr>
+        <w:t>lanok</w:t>
+      </w:r>
+      <w:bookmarkEnd w:id="19"/>
+    </w:p>
+    <w:p>
+      <w:pPr>
+        <w:pStyle w:val="Cmsor3"/>
+      </w:pPr>
+      <w:bookmarkStart w:id="20" w:name="_Toc224215640"/>
+      <w:r>
+        <w:t>3.4.1. Központ vlanok</w:t>
+      </w:r>
+      <w:bookmarkEnd w:id="20"/>
+    </w:p>
+    <w:tbl>
+      <w:tblPr>
+        <w:tblStyle w:val="Tblzatrcsos5stt2jellszn"/>
+        <w:tblW w:w="9493" w:type="dxa"/>
+        <w:tblLook w:val="04A0" w:firstRow="1" w:lastRow="0" w:firstColumn="1" w:lastColumn="0" w:noHBand="0" w:noVBand="1"/>
+      </w:tblPr>
+      <w:tblGrid>
+        <w:gridCol w:w="2902"/>
+        <w:gridCol w:w="1045"/>
+        <w:gridCol w:w="2082"/>
+        <w:gridCol w:w="3464"/>
+      </w:tblGrid>
+      <w:tr>
+        <w:trPr>
+          <w:cnfStyle w:val="100000000000" w:firstRow="1" w:lastRow="0" w:firstColumn="0" w:lastColumn="0" w:oddVBand="0" w:evenVBand="0" w:oddHBand="0" w:evenHBand="0" w:firstRowFirstColumn="0" w:firstRowLastColumn="0" w:lastRowFirstColumn="0" w:lastRowLastColumn="0"/>
+        </w:trPr>
+        <w:tc>
+          <w:tcPr>
+            <w:cnfStyle w:val="001000000000" w:firstRow="0" w:lastRow="0" w:firstColumn="1" w:lastColumn="0" w:oddVBand="0" w:evenVBand="0" w:oddHBand="0" w:evenHBand="0" w:firstRowFirstColumn="0" w:firstRowLastColumn="0" w:lastRowFirstColumn="0" w:lastRowLastColumn="0"/>
+            <w:tcW w:w="2902" w:type="dxa"/>
+          </w:tcPr>
+          <w:p>
+            <w:pPr>
+              <w:jc w:val="center"/>
+            </w:pPr>
+            <w:r>
+              <w:t>VLAN neve</w:t>
+            </w:r>
+          </w:p>
+        </w:tc>
+        <w:tc>
+          <w:tcPr>
+            <w:tcW w:w="921" w:type="dxa"/>
+          </w:tcPr>
+          <w:p>
+            <w:pPr>
+              <w:jc w:val="center"/>
+              <w:cnfStyle w:val="100000000000" w:firstRow="1" w:lastRow="0" w:firstColumn="0" w:lastColumn="0" w:oddVBand="0" w:evenVBand="0" w:oddHBand="0" w:evenHBand="0" w:firstRowFirstColumn="0" w:firstRowLastColumn="0" w:lastRowFirstColumn="0" w:lastRowLastColumn="0"/>
+            </w:pPr>
+            <w:r>
+              <w:t>VLAN száma</w:t>
+            </w:r>
+          </w:p>
+        </w:tc>
+        <w:tc>
+          <w:tcPr>
+            <w:tcW w:w="2094" w:type="dxa"/>
+          </w:tcPr>
+          <w:p>
+            <w:pPr>
+              <w:jc w:val="center"/>
+              <w:cnfStyle w:val="100000000000" w:firstRow="1" w:lastRow="0" w:firstColumn="0" w:lastColumn="0" w:oddVBand="0" w:evenVBand="0" w:oddHBand="0" w:evenHBand="0" w:firstRowFirstColumn="0" w:firstRowLastColumn="0" w:lastRowFirstColumn="0" w:lastRowLastColumn="0"/>
+            </w:pPr>
+            <w:r>
+              <w:t xml:space="preserve">IP </w:t>
+            </w:r>
+            <w:proofErr w:type="spellStart"/>
+            <w:r>
+              <w:t>hálózat</w:t>
+            </w:r>
+            <w:proofErr w:type="spellEnd"/>
+          </w:p>
+        </w:tc>
+        <w:tc>
+          <w:tcPr>
+            <w:tcW w:w="3576" w:type="dxa"/>
+          </w:tcPr>
+          <w:p>
+            <w:pPr>
+              <w:jc w:val="center"/>
+              <w:cnfStyle w:val="100000000000" w:firstRow="1" w:lastRow="0" w:firstColumn="0" w:lastColumn="0" w:oddVBand="0" w:evenVBand="0" w:oddHBand="0" w:evenHBand="0" w:firstRowFirstColumn="0" w:firstRowLastColumn="0" w:lastRowFirstColumn="0" w:lastRowLastColumn="0"/>
+            </w:pPr>
+            <w:proofErr w:type="spellStart"/>
+            <w:r>
+              <w:t>Leírás</w:t>
+            </w:r>
+            <w:proofErr w:type="spellEnd"/>
+          </w:p>
+        </w:tc>
+      </w:tr>
+      <w:tr>
+        <w:trPr>
+          <w:cnfStyle w:val="000000100000" w:firstRow="0" w:lastRow="0" w:firstColumn="0" w:lastColumn="0" w:oddVBand="0" w:evenVBand="0" w:oddHBand="1" w:evenHBand="0" w:firstRowFirstColumn="0" w:firstRowLastColumn="0" w:lastRowFirstColumn="0" w:lastRowLastColumn="0"/>
+        </w:trPr>
+        <w:tc>
+          <w:tcPr>
+            <w:cnfStyle w:val="001000000000" w:firstRow="0" w:lastRow="0" w:firstColumn="1" w:lastColumn="0" w:oddVBand="0" w:evenVBand="0" w:oddHBand="0" w:evenHBand="0" w:firstRowFirstColumn="0" w:firstRowLastColumn="0" w:lastRowFirstColumn="0" w:lastRowLastColumn="0"/>
+            <w:tcW w:w="2902" w:type="dxa"/>
+          </w:tcPr>
+          <w:p>
+            <w:pPr>
+              <w:jc w:val="center"/>
+              <w:rPr>
+                <w:b w:val="0"/>
+                <w:bCs w:val="0"/>
+              </w:rPr>
+            </w:pPr>
+            <w:r>
+              <w:rPr>
+                <w:b w:val="0"/>
+                <w:bCs w:val="0"/>
+              </w:rPr>
+              <w:t>RECEPTION</w:t>
+            </w:r>
+          </w:p>
+        </w:tc>
+        <w:tc>
+          <w:tcPr>
+            <w:tcW w:w="921" w:type="dxa"/>
+          </w:tcPr>
+          <w:p>
+            <w:pPr>
+              <w:jc w:val="center"/>
+              <w:cnfStyle w:val="000000100000" w:firstRow="0" w:lastRow="0" w:firstColumn="0" w:lastColumn="0" w:oddVBand="0" w:evenVBand="0" w:oddHBand="1" w:evenHBand="0" w:firstRowFirstColumn="0" w:firstRowLastColumn="0" w:lastRowFirstColumn="0" w:lastRowLastColumn="0"/>
+            </w:pPr>
+            <w:r>
+              <w:t>20</w:t>
+            </w:r>
+          </w:p>
+        </w:tc>
+        <w:tc>
+          <w:tcPr>
+            <w:tcW w:w="2094" w:type="dxa"/>
+          </w:tcPr>
+          <w:p>
+            <w:pPr>
+              <w:jc w:val="center"/>
+              <w:cnfStyle w:val="000000100000" w:firstRow="0" w:lastRow="0" w:firstColumn="0" w:lastColumn="0" w:oddVBand="0" w:evenVBand="0" w:oddHBand="1" w:evenHBand="0" w:firstRowFirstColumn="0" w:firstRowLastColumn="0" w:lastRowFirstColumn="0" w:lastRowLastColumn="0"/>
+            </w:pPr>
+            <w:r>
+              <w:t>10.1.20.0/24</w:t>
+            </w:r>
+          </w:p>
+        </w:tc>
+        <w:tc>
+          <w:tcPr>
+            <w:tcW w:w="3576" w:type="dxa"/>
+          </w:tcPr>
+          <w:p>
+            <w:pPr>
+              <w:jc w:val="center"/>
+              <w:cnfStyle w:val="000000100000" w:firstRow="0" w:lastRow="0" w:firstColumn="0" w:lastColumn="0" w:oddVBand="0" w:evenVBand="0" w:oddHBand="1" w:evenHBand="0" w:firstRowFirstColumn="0" w:firstRowLastColumn="0" w:lastRowFirstColumn="0" w:lastRowLastColumn="0"/>
+            </w:pPr>
+            <w:proofErr w:type="spellStart"/>
+            <w:r>
+              <w:t>Recepció</w:t>
+            </w:r>
+            <w:proofErr w:type="spellEnd"/>
+            <w:r>
+              <w:t xml:space="preserve"> </w:t>
+            </w:r>
+            <w:proofErr w:type="spellStart"/>
+            <w:r>
+              <w:t>eszközei</w:t>
+            </w:r>
+            <w:proofErr w:type="spellEnd"/>
+          </w:p>
+        </w:tc>
+      </w:tr>
+      <w:tr>
+        <w:tc>
+          <w:tcPr>
+            <w:cnfStyle w:val="001000000000" w:firstRow="0" w:lastRow="0" w:firstColumn="1" w:lastColumn="0" w:oddVBand="0" w:evenVBand="0" w:oddHBand="0" w:evenHBand="0" w:firstRowFirstColumn="0" w:firstRowLastColumn="0" w:lastRowFirstColumn="0" w:lastRowLastColumn="0"/>
+            <w:tcW w:w="2902" w:type="dxa"/>
+          </w:tcPr>
+          <w:p>
+            <w:pPr>
+              <w:jc w:val="center"/>
+              <w:rPr>
+                <w:b w:val="0"/>
+                <w:bCs w:val="0"/>
+              </w:rPr>
+            </w:pPr>
+            <w:r>
+              <w:rPr>
+                <w:b w:val="0"/>
+                <w:bCs w:val="0"/>
+              </w:rPr>
+              <w:t>MANAGEMENT</w:t>
+            </w:r>
+          </w:p>
+        </w:tc>
+        <w:tc>
+          <w:tcPr>
+            <w:tcW w:w="921" w:type="dxa"/>
+          </w:tcPr>
+          <w:p>
+            <w:pPr>
+              <w:jc w:val="center"/>
+              <w:cnfStyle w:val="000000000000" w:firstRow="0" w:lastRow="0" w:firstColumn="0" w:lastColumn="0" w:oddVBand="0" w:evenVBand="0" w:oddHBand="0" w:evenHBand="0" w:firstRowFirstColumn="0" w:firstRowLastColumn="0" w:lastRowFirstColumn="0" w:lastRowLastColumn="0"/>
+            </w:pPr>
+            <w:r>
+              <w:t>30</w:t>
+            </w:r>
+          </w:p>
+        </w:tc>
+        <w:tc>
+          <w:tcPr>
+            <w:tcW w:w="2094" w:type="dxa"/>
+          </w:tcPr>
+          <w:p>
+            <w:pPr>
+              <w:jc w:val="center"/>
+              <w:cnfStyle w:val="000000000000" w:firstRow="0" w:lastRow="0" w:firstColumn="0" w:lastColumn="0" w:oddVBand="0" w:evenVBand="0" w:oddHBand="0" w:evenHBand="0" w:firstRowFirstColumn="0" w:firstRowLastColumn="0" w:lastRowFirstColumn="0" w:lastRowLastColumn="0"/>
+            </w:pPr>
+            <w:r>
+              <w:t>10.1.30.0/24</w:t>
+            </w:r>
+          </w:p>
+        </w:tc>
+        <w:tc>
+          <w:tcPr>
+            <w:tcW w:w="3576" w:type="dxa"/>
+          </w:tcPr>
+          <w:p>
+            <w:pPr>
+              <w:jc w:val="center"/>
+              <w:cnfStyle w:val="000000000000" w:firstRow="0" w:lastRow="0" w:firstColumn="0" w:lastColumn="0" w:oddVBand="0" w:evenVBand="0" w:oddHBand="0" w:evenHBand="0" w:firstRowFirstColumn="0" w:firstRowLastColumn="0" w:lastRowFirstColumn="0" w:lastRowLastColumn="0"/>
+            </w:pPr>
+            <w:proofErr w:type="spellStart"/>
+            <w:r>
+              <w:t>Igazgatóság</w:t>
+            </w:r>
+            <w:proofErr w:type="spellEnd"/>
+            <w:r>
+              <w:t xml:space="preserve"> </w:t>
+            </w:r>
+            <w:proofErr w:type="spellStart"/>
+            <w:r>
+              <w:t>és</w:t>
+            </w:r>
+            <w:proofErr w:type="spellEnd"/>
+            <w:r>
+              <w:t xml:space="preserve"> </w:t>
+            </w:r>
+            <w:proofErr w:type="spellStart"/>
+            <w:r>
+              <w:t>vezetői</w:t>
+            </w:r>
+            <w:proofErr w:type="spellEnd"/>
+            <w:r>
+              <w:t xml:space="preserve"> </w:t>
+            </w:r>
+            <w:proofErr w:type="spellStart"/>
+            <w:r>
+              <w:t>kliensek</w:t>
+            </w:r>
+            <w:proofErr w:type="spellEnd"/>
+          </w:p>
+        </w:tc>
+      </w:tr>
+      <w:tr>
+        <w:trPr>
+          <w:cnfStyle w:val="000000100000" w:firstRow="0" w:lastRow="0" w:firstColumn="0" w:lastColumn="0" w:oddVBand="0" w:evenVBand="0" w:oddHBand="1" w:evenHBand="0" w:firstRowFirstColumn="0" w:firstRowLastColumn="0" w:lastRowFirstColumn="0" w:lastRowLastColumn="0"/>
+        </w:trPr>
+        <w:tc>
+          <w:tcPr>
+            <w:cnfStyle w:val="001000000000" w:firstRow="0" w:lastRow="0" w:firstColumn="1" w:lastColumn="0" w:oddVBand="0" w:evenVBand="0" w:oddHBand="0" w:evenHBand="0" w:firstRowFirstColumn="0" w:firstRowLastColumn="0" w:lastRowFirstColumn="0" w:lastRowLastColumn="0"/>
+            <w:tcW w:w="2902" w:type="dxa"/>
+          </w:tcPr>
+          <w:p>
+            <w:pPr>
+              <w:jc w:val="center"/>
+              <w:rPr>
+                <w:b w:val="0"/>
+                <w:bCs w:val="0"/>
+              </w:rPr>
+            </w:pPr>
+            <w:r>
+              <w:rPr>
+                <w:b w:val="0"/>
+                <w:bCs w:val="0"/>
+              </w:rPr>
+              <w:t>HR</w:t>
+            </w:r>
+          </w:p>
+        </w:tc>
+        <w:tc>
+          <w:tcPr>
+            <w:tcW w:w="921" w:type="dxa"/>
+          </w:tcPr>
+          <w:p>
+            <w:pPr>
+              <w:jc w:val="center"/>
+              <w:cnfStyle w:val="000000100000" w:firstRow="0" w:lastRow="0" w:firstColumn="0" w:lastColumn="0" w:oddVBand="0" w:evenVBand="0" w:oddHBand="1" w:evenHBand="0" w:firstRowFirstColumn="0" w:firstRowLastColumn="0" w:lastRowFirstColumn="0" w:lastRowLastColumn="0"/>
+            </w:pPr>
+            <w:r>
+              <w:t>40</w:t>
+            </w:r>
+          </w:p>
+        </w:tc>
+        <w:tc>
+          <w:tcPr>
+            <w:tcW w:w="2094" w:type="dxa"/>
+          </w:tcPr>
+          <w:p>
+            <w:pPr>
+              <w:jc w:val="center"/>
+              <w:cnfStyle w:val="000000100000" w:firstRow="0" w:lastRow="0" w:firstColumn="0" w:lastColumn="0" w:oddVBand="0" w:evenVBand="0" w:oddHBand="1" w:evenHBand="0" w:firstRowFirstColumn="0" w:firstRowLastColumn="0" w:lastRowFirstColumn="0" w:lastRowLastColumn="0"/>
+            </w:pPr>
+            <w:r>
+              <w:t>10.1.40.0/24</w:t>
+            </w:r>
+          </w:p>
+        </w:tc>
+        <w:tc>
+          <w:tcPr>
+            <w:tcW w:w="3576" w:type="dxa"/>
+          </w:tcPr>
+          <w:p>
+            <w:pPr>
+              <w:jc w:val="center"/>
+              <w:cnfStyle w:val="000000100000" w:firstRow="0" w:lastRow="0" w:firstColumn="0" w:lastColumn="0" w:oddVBand="0" w:evenVBand="0" w:oddHBand="1" w:evenHBand="0" w:firstRowFirstColumn="0" w:firstRowLastColumn="0" w:lastRowFirstColumn="0" w:lastRowLastColumn="0"/>
+            </w:pPr>
+            <w:r>
+              <w:t xml:space="preserve">HR </w:t>
+            </w:r>
+            <w:proofErr w:type="spellStart"/>
+            <w:r>
+              <w:t>osztály</w:t>
+            </w:r>
+            <w:proofErr w:type="spellEnd"/>
+          </w:p>
+        </w:tc>
+      </w:tr>
+      <w:tr>
+        <w:tc>
+          <w:tcPr>
+            <w:cnfStyle w:val="001000000000" w:firstRow="0" w:lastRow="0" w:firstColumn="1" w:lastColumn="0" w:oddVBand="0" w:evenVBand="0" w:oddHBand="0" w:evenHBand="0" w:firstRowFirstColumn="0" w:firstRowLastColumn="0" w:lastRowFirstColumn="0" w:lastRowLastColumn="0"/>
+            <w:tcW w:w="2902" w:type="dxa"/>
+          </w:tcPr>
+          <w:p>
+            <w:pPr>
+              <w:jc w:val="center"/>
+              <w:rPr>
+                <w:b w:val="0"/>
+                <w:bCs w:val="0"/>
+              </w:rPr>
+            </w:pPr>
+            <w:r>
+              <w:rPr>
+                <w:b w:val="0"/>
+                <w:bCs w:val="0"/>
+              </w:rPr>
+              <w:t>MARKETING</w:t>
+            </w:r>
+          </w:p>
+        </w:tc>
+        <w:tc>
+          <w:tcPr>
+            <w:tcW w:w="921" w:type="dxa"/>
+          </w:tcPr>
+          <w:p>
+            <w:pPr>
+              <w:jc w:val="center"/>
+              <w:cnfStyle w:val="000000000000" w:firstRow="0" w:lastRow="0" w:firstColumn="0" w:lastColumn="0" w:oddVBand="0" w:evenVBand="0" w:oddHBand="0" w:evenHBand="0" w:firstRowFirstColumn="0" w:firstRowLastColumn="0" w:lastRowFirstColumn="0" w:lastRowLastColumn="0"/>
+            </w:pPr>
+            <w:r>
+              <w:t>50</w:t>
+            </w:r>
+          </w:p>
+        </w:tc>
+        <w:tc>
+          <w:tcPr>
+            <w:tcW w:w="2094" w:type="dxa"/>
+          </w:tcPr>
+          <w:p>
+            <w:pPr>
+              <w:jc w:val="center"/>
+              <w:cnfStyle w:val="000000000000" w:firstRow="0" w:lastRow="0" w:firstColumn="0" w:lastColumn="0" w:oddVBand="0" w:evenVBand="0" w:oddHBand="0" w:evenHBand="0" w:firstRowFirstColumn="0" w:firstRowLastColumn="0" w:lastRowFirstColumn="0" w:lastRowLastColumn="0"/>
+            </w:pPr>
+            <w:r>
+              <w:t>10.1.50.0/24</w:t>
+            </w:r>
+          </w:p>
+        </w:tc>
+        <w:tc>
+          <w:tcPr>
+            <w:tcW w:w="3576" w:type="dxa"/>
+          </w:tcPr>
+          <w:p>
+            <w:pPr>
+              <w:jc w:val="center"/>
+              <w:cnfStyle w:val="000000000000" w:firstRow="0" w:lastRow="0" w:firstColumn="0" w:lastColumn="0" w:oddVBand="0" w:evenVBand="0" w:oddHBand="0" w:evenHBand="0" w:firstRowFirstColumn="0" w:firstRowLastColumn="0" w:lastRowFirstColumn="0" w:lastRowLastColumn="0"/>
+            </w:pPr>
+            <w:r>
+              <w:t xml:space="preserve">Marketing </w:t>
+            </w:r>
+            <w:proofErr w:type="spellStart"/>
+            <w:r>
+              <w:t>osztály</w:t>
+            </w:r>
+            <w:proofErr w:type="spellEnd"/>
+          </w:p>
+        </w:tc>
+      </w:tr>
+      <w:tr>
+        <w:trPr>
+          <w:cnfStyle w:val="000000100000" w:firstRow="0" w:lastRow="0" w:firstColumn="0" w:lastColumn="0" w:oddVBand="0" w:evenVBand="0" w:oddHBand="1" w:evenHBand="0" w:firstRowFirstColumn="0" w:firstRowLastColumn="0" w:lastRowFirstColumn="0" w:lastRowLastColumn="0"/>
+        </w:trPr>
+        <w:tc>
+          <w:tcPr>
+            <w:cnfStyle w:val="001000000000" w:firstRow="0" w:lastRow="0" w:firstColumn="1" w:lastColumn="0" w:oddVBand="0" w:evenVBand="0" w:oddHBand="0" w:evenHBand="0" w:firstRowFirstColumn="0" w:firstRowLastColumn="0" w:lastRowFirstColumn="0" w:lastRowLastColumn="0"/>
+            <w:tcW w:w="2902" w:type="dxa"/>
+          </w:tcPr>
+          <w:p>
+            <w:pPr>
+              <w:jc w:val="center"/>
+              <w:rPr>
+                <w:b w:val="0"/>
+                <w:bCs w:val="0"/>
+              </w:rPr>
+            </w:pPr>
+            <w:r>
+              <w:rPr>
+                <w:b w:val="0"/>
+                <w:bCs w:val="0"/>
+              </w:rPr>
+              <w:t>LOGISTIC</w:t>
+            </w:r>
+          </w:p>
+        </w:tc>
+        <w:tc>
+          <w:tcPr>
+            <w:tcW w:w="921" w:type="dxa"/>
+          </w:tcPr>
+          <w:p>
+            <w:pPr>
+              <w:jc w:val="center"/>
+              <w:cnfStyle w:val="000000100000" w:firstRow="0" w:lastRow="0" w:firstColumn="0" w:lastColumn="0" w:oddVBand="0" w:evenVBand="0" w:oddHBand="1" w:evenHBand="0" w:firstRowFirstColumn="0" w:firstRowLastColumn="0" w:lastRowFirstColumn="0" w:lastRowLastColumn="0"/>
+            </w:pPr>
+            <w:r>
+              <w:t>60</w:t>
+            </w:r>
+          </w:p>
+        </w:tc>
+        <w:tc>
+          <w:tcPr>
+            <w:tcW w:w="2094" w:type="dxa"/>
+          </w:tcPr>
+          <w:p>
+            <w:pPr>
+              <w:jc w:val="center"/>
+              <w:cnfStyle w:val="000000100000" w:firstRow="0" w:lastRow="0" w:firstColumn="0" w:lastColumn="0" w:oddVBand="0" w:evenVBand="0" w:oddHBand="1" w:evenHBand="0" w:firstRowFirstColumn="0" w:firstRowLastColumn="0" w:lastRowFirstColumn="0" w:lastRowLastColumn="0"/>
+            </w:pPr>
+            <w:r>
+              <w:t>10.1.60.0/24</w:t>
+            </w:r>
+          </w:p>
+        </w:tc>
+        <w:tc>
+          <w:tcPr>
+            <w:tcW w:w="3576" w:type="dxa"/>
+          </w:tcPr>
+          <w:p>
+            <w:pPr>
+              <w:jc w:val="center"/>
+              <w:cnfStyle w:val="000000100000" w:firstRow="0" w:lastRow="0" w:firstColumn="0" w:lastColumn="0" w:oddVBand="0" w:evenVBand="0" w:oddHBand="1" w:evenHBand="0" w:firstRowFirstColumn="0" w:firstRowLastColumn="0" w:lastRowFirstColumn="0" w:lastRowLastColumn="0"/>
+            </w:pPr>
+            <w:proofErr w:type="spellStart"/>
+            <w:r>
+              <w:t>Logisztikai</w:t>
+            </w:r>
+            <w:proofErr w:type="spellEnd"/>
+            <w:r>
+              <w:t xml:space="preserve"> </w:t>
+            </w:r>
+            <w:proofErr w:type="spellStart"/>
+            <w:r>
+              <w:t>osztály</w:t>
+            </w:r>
+            <w:proofErr w:type="spellEnd"/>
+          </w:p>
+        </w:tc>
+      </w:tr>
+      <w:tr>
+        <w:tc>
+          <w:tcPr>
+            <w:cnfStyle w:val="001000000000" w:firstRow="0" w:lastRow="0" w:firstColumn="1" w:lastColumn="0" w:oddVBand="0" w:evenVBand="0" w:oddHBand="0" w:evenHBand="0" w:firstRowFirstColumn="0" w:firstRowLastColumn="0" w:lastRowFirstColumn="0" w:lastRowLastColumn="0"/>
+            <w:tcW w:w="2902" w:type="dxa"/>
+          </w:tcPr>
+          <w:p>
+            <w:pPr>
+              <w:jc w:val="center"/>
+              <w:rPr>
+                <w:b w:val="0"/>
+                <w:bCs w:val="0"/>
+              </w:rPr>
+            </w:pPr>
+            <w:r>
+              <w:rPr>
+                <w:b w:val="0"/>
+                <w:bCs w:val="0"/>
+              </w:rPr>
+              <w:t>DEVELOPMENT</w:t>
+            </w:r>
+          </w:p>
+        </w:tc>
+        <w:tc>
+          <w:tcPr>
+            <w:tcW w:w="921" w:type="dxa"/>
+          </w:tcPr>
+          <w:p>
+            <w:pPr>
+              <w:jc w:val="center"/>
+              <w:cnfStyle w:val="000000000000" w:firstRow="0" w:lastRow="0" w:firstColumn="0" w:lastColumn="0" w:oddVBand="0" w:evenVBand="0" w:oddHBand="0" w:evenHBand="0" w:firstRowFirstColumn="0" w:firstRowLastColumn="0" w:lastRowFirstColumn="0" w:lastRowLastColumn="0"/>
+            </w:pPr>
+            <w:r>
+              <w:t>70</w:t>
+            </w:r>
+          </w:p>
+        </w:tc>
+        <w:tc>
+          <w:tcPr>
+            <w:tcW w:w="2094" w:type="dxa"/>
+          </w:tcPr>
+          <w:p>
+            <w:pPr>
+              <w:jc w:val="center"/>
+              <w:cnfStyle w:val="000000000000" w:firstRow="0" w:lastRow="0" w:firstColumn="0" w:lastColumn="0" w:oddVBand="0" w:evenVBand="0" w:oddHBand="0" w:evenHBand="0" w:firstRowFirstColumn="0" w:firstRowLastColumn="0" w:lastRowFirstColumn="0" w:lastRowLastColumn="0"/>
+            </w:pPr>
+            <w:r>
+              <w:t>10.1.70.0/24</w:t>
+            </w:r>
+          </w:p>
+        </w:tc>
+        <w:tc>
+          <w:tcPr>
+            <w:tcW w:w="3576" w:type="dxa"/>
+          </w:tcPr>
+          <w:p>
+            <w:pPr>
+              <w:jc w:val="center"/>
+              <w:cnfStyle w:val="000000000000" w:firstRow="0" w:lastRow="0" w:firstColumn="0" w:lastColumn="0" w:oddVBand="0" w:evenVBand="0" w:oddHBand="0" w:evenHBand="0" w:firstRowFirstColumn="0" w:firstRowLastColumn="0" w:lastRowFirstColumn="0" w:lastRowLastColumn="0"/>
+            </w:pPr>
+            <w:proofErr w:type="spellStart"/>
+            <w:r>
+              <w:t>Termékfejlesztési</w:t>
+            </w:r>
+            <w:proofErr w:type="spellEnd"/>
+            <w:r>
+              <w:t xml:space="preserve"> </w:t>
+            </w:r>
+            <w:proofErr w:type="spellStart"/>
+            <w:r>
+              <w:t>osztály</w:t>
+            </w:r>
+            <w:proofErr w:type="spellEnd"/>
+          </w:p>
+        </w:tc>
+      </w:tr>
+      <w:tr>
+        <w:trPr>
+          <w:cnfStyle w:val="000000100000" w:firstRow="0" w:lastRow="0" w:firstColumn="0" w:lastColumn="0" w:oddVBand="0" w:evenVBand="0" w:oddHBand="1" w:evenHBand="0" w:firstRowFirstColumn="0" w:firstRowLastColumn="0" w:lastRowFirstColumn="0" w:lastRowLastColumn="0"/>
+        </w:trPr>
+        <w:tc>
+          <w:tcPr>
+            <w:cnfStyle w:val="001000000000" w:firstRow="0" w:lastRow="0" w:firstColumn="1" w:lastColumn="0" w:oddVBand="0" w:evenVBand="0" w:oddHBand="0" w:evenHBand="0" w:firstRowFirstColumn="0" w:firstRowLastColumn="0" w:lastRowFirstColumn="0" w:lastRowLastColumn="0"/>
+            <w:tcW w:w="2902" w:type="dxa"/>
+          </w:tcPr>
+          <w:p>
+            <w:pPr>
+              <w:jc w:val="center"/>
+              <w:rPr>
+                <w:b w:val="0"/>
+                <w:bCs w:val="0"/>
+              </w:rPr>
+            </w:pPr>
+            <w:r>
+              <w:rPr>
+                <w:b w:val="0"/>
+                <w:bCs w:val="0"/>
+              </w:rPr>
+              <w:t>COSTUMER_SERVICE</w:t>
+            </w:r>
+          </w:p>
+        </w:tc>
+        <w:tc>
+          <w:tcPr>
+            <w:tcW w:w="921" w:type="dxa"/>
+          </w:tcPr>
+          <w:p>
+            <w:pPr>
+              <w:jc w:val="center"/>
+              <w:cnfStyle w:val="000000100000" w:firstRow="0" w:lastRow="0" w:firstColumn="0" w:lastColumn="0" w:oddVBand="0" w:evenVBand="0" w:oddHBand="1" w:evenHBand="0" w:firstRowFirstColumn="0" w:firstRowLastColumn="0" w:lastRowFirstColumn="0" w:lastRowLastColumn="0"/>
+            </w:pPr>
+            <w:r>
+              <w:t>80</w:t>
+            </w:r>
+          </w:p>
+        </w:tc>
+        <w:tc>
+          <w:tcPr>
+            <w:tcW w:w="2094" w:type="dxa"/>
+          </w:tcPr>
+          <w:p>
+            <w:pPr>
+              <w:jc w:val="center"/>
+              <w:cnfStyle w:val="000000100000" w:firstRow="0" w:lastRow="0" w:firstColumn="0" w:lastColumn="0" w:oddVBand="0" w:evenVBand="0" w:oddHBand="1" w:evenHBand="0" w:firstRowFirstColumn="0" w:firstRowLastColumn="0" w:lastRowFirstColumn="0" w:lastRowLastColumn="0"/>
+            </w:pPr>
+            <w:r>
+              <w:t>10.1.80.0/24</w:t>
+            </w:r>
+          </w:p>
+        </w:tc>
+        <w:tc>
+          <w:tcPr>
+            <w:tcW w:w="3576" w:type="dxa"/>
+          </w:tcPr>
+          <w:p>
+            <w:pPr>
+              <w:jc w:val="center"/>
+              <w:cnfStyle w:val="000000100000" w:firstRow="0" w:lastRow="0" w:firstColumn="0" w:lastColumn="0" w:oddVBand="0" w:evenVBand="0" w:oddHBand="1" w:evenHBand="0" w:firstRowFirstColumn="0" w:firstRowLastColumn="0" w:lastRowFirstColumn="0" w:lastRowLastColumn="0"/>
+            </w:pPr>
+            <w:proofErr w:type="spellStart"/>
+            <w:r>
+              <w:t>Panaszkezelési</w:t>
+            </w:r>
+            <w:proofErr w:type="spellEnd"/>
+            <w:r>
+              <w:t xml:space="preserve"> </w:t>
+            </w:r>
+            <w:proofErr w:type="spellStart"/>
+            <w:r>
+              <w:t>osztály</w:t>
+            </w:r>
+            <w:proofErr w:type="spellEnd"/>
+          </w:p>
+        </w:tc>
+      </w:tr>
+      <w:tr>
+        <w:trPr>
+          <w:trHeight w:val="288"/>
+        </w:trPr>
+        <w:tc>
+          <w:tcPr>
+            <w:cnfStyle w:val="001000000000" w:firstRow="0" w:lastRow="0" w:firstColumn="1" w:lastColumn="0" w:oddVBand="0" w:evenVBand="0" w:oddHBand="0" w:evenHBand="0" w:firstRowFirstColumn="0" w:firstRowLastColumn="0" w:lastRowFirstColumn="0" w:lastRowLastColumn="0"/>
+            <w:tcW w:w="2902" w:type="dxa"/>
+          </w:tcPr>
+          <w:p>
+            <w:pPr>
+              <w:jc w:val="center"/>
+              <w:rPr>
+                <w:b w:val="0"/>
+                <w:bCs w:val="0"/>
+              </w:rPr>
+            </w:pPr>
+            <w:r>
+              <w:rPr>
+                <w:b w:val="0"/>
+                <w:bCs w:val="0"/>
+              </w:rPr>
+              <w:t>IT</w:t>
+            </w:r>
+          </w:p>
+        </w:tc>
+        <w:tc>
+          <w:tcPr>
+            <w:tcW w:w="921" w:type="dxa"/>
+          </w:tcPr>
+          <w:p>
+            <w:pPr>
+              <w:jc w:val="center"/>
+              <w:cnfStyle w:val="000000000000" w:firstRow="0" w:lastRow="0" w:firstColumn="0" w:lastColumn="0" w:oddVBand="0" w:evenVBand="0" w:oddHBand="0" w:evenHBand="0" w:firstRowFirstColumn="0" w:firstRowLastColumn="0" w:lastRowFirstColumn="0" w:lastRowLastColumn="0"/>
+            </w:pPr>
+            <w:r>
+              <w:t>10</w:t>
+            </w:r>
+          </w:p>
+        </w:tc>
+        <w:tc>
+          <w:tcPr>
+            <w:tcW w:w="2094" w:type="dxa"/>
+          </w:tcPr>
+          <w:p>
+            <w:pPr>
+              <w:jc w:val="center"/>
+              <w:cnfStyle w:val="000000000000" w:firstRow="0" w:lastRow="0" w:firstColumn="0" w:lastColumn="0" w:oddVBand="0" w:evenVBand="0" w:oddHBand="0" w:evenHBand="0" w:firstRowFirstColumn="0" w:firstRowLastColumn="0" w:lastRowFirstColumn="0" w:lastRowLastColumn="0"/>
+            </w:pPr>
+            <w:r>
+              <w:t>10.1.10.0/24</w:t>
+            </w:r>
+          </w:p>
+        </w:tc>
+        <w:tc>
+          <w:tcPr>
+            <w:tcW w:w="3576" w:type="dxa"/>
+          </w:tcPr>
+          <w:p>
+            <w:pPr>
+              <w:jc w:val="center"/>
+              <w:cnfStyle w:val="000000000000" w:firstRow="0" w:lastRow="0" w:firstColumn="0" w:lastColumn="0" w:oddVBand="0" w:evenVBand="0" w:oddHBand="0" w:evenHBand="0" w:firstRowFirstColumn="0" w:firstRowLastColumn="0" w:lastRowFirstColumn="0" w:lastRowLastColumn="0"/>
+            </w:pPr>
+            <w:proofErr w:type="spellStart"/>
+            <w:r>
+              <w:t>Szerverterem</w:t>
+            </w:r>
+            <w:proofErr w:type="spellEnd"/>
+            <w:r>
+              <w:t xml:space="preserve">, IT </w:t>
+            </w:r>
+            <w:proofErr w:type="spellStart"/>
+            <w:r>
+              <w:t>munkatársak</w:t>
+            </w:r>
+            <w:proofErr w:type="spellEnd"/>
+            <w:r>
+              <w:t xml:space="preserve"> </w:t>
+            </w:r>
+            <w:proofErr w:type="spellStart"/>
+            <w:r>
+              <w:t>kliensei</w:t>
+            </w:r>
+            <w:proofErr w:type="spellEnd"/>
+          </w:p>
+        </w:tc>
+      </w:tr>
+      <w:tr>
+        <w:trPr>
+          <w:cnfStyle w:val="000000100000" w:firstRow="0" w:lastRow="0" w:firstColumn="0" w:lastColumn="0" w:oddVBand="0" w:evenVBand="0" w:oddHBand="1" w:evenHBand="0" w:firstRowFirstColumn="0" w:firstRowLastColumn="0" w:lastRowFirstColumn="0" w:lastRowLastColumn="0"/>
+        </w:trPr>
+        <w:tc>
+          <w:tcPr>
+            <w:cnfStyle w:val="001000000000" w:firstRow="0" w:lastRow="0" w:firstColumn="1" w:lastColumn="0" w:oddVBand="0" w:evenVBand="0" w:oddHBand="0" w:evenHBand="0" w:firstRowFirstColumn="0" w:firstRowLastColumn="0" w:lastRowFirstColumn="0" w:lastRowLastColumn="0"/>
+            <w:tcW w:w="2902" w:type="dxa"/>
+          </w:tcPr>
+          <w:p>
+            <w:pPr>
+              <w:jc w:val="center"/>
+              <w:rPr>
+                <w:b w:val="0"/>
+                <w:bCs w:val="0"/>
+              </w:rPr>
+            </w:pPr>
+            <w:r>
+              <w:rPr>
+                <w:b w:val="0"/>
+                <w:bCs w:val="0"/>
+              </w:rPr>
+              <w:t>GUEST</w:t>
+            </w:r>
+          </w:p>
+        </w:tc>
+        <w:tc>
+          <w:tcPr>
+            <w:tcW w:w="921" w:type="dxa"/>
+          </w:tcPr>
+          <w:p>
+            <w:pPr>
+              <w:jc w:val="center"/>
+              <w:cnfStyle w:val="000000100000" w:firstRow="0" w:lastRow="0" w:firstColumn="0" w:lastColumn="0" w:oddVBand="0" w:evenVBand="0" w:oddHBand="1" w:evenHBand="0" w:firstRowFirstColumn="0" w:firstRowLastColumn="0" w:lastRowFirstColumn="0" w:lastRowLastColumn="0"/>
+            </w:pPr>
+            <w:r>
+              <w:t>200</w:t>
+            </w:r>
+          </w:p>
+        </w:tc>
+        <w:tc>
+          <w:tcPr>
+            <w:tcW w:w="2094" w:type="dxa"/>
+          </w:tcPr>
+          <w:p>
+            <w:pPr>
+              <w:jc w:val="center"/>
+              <w:cnfStyle w:val="000000100000" w:firstRow="0" w:lastRow="0" w:firstColumn="0" w:lastColumn="0" w:oddVBand="0" w:evenVBand="0" w:oddHBand="1" w:evenHBand="0" w:firstRowFirstColumn="0" w:firstRowLastColumn="0" w:lastRowFirstColumn="0" w:lastRowLastColumn="0"/>
+            </w:pPr>
+            <w:r>
+              <w:t>10.1.200.0/24</w:t>
+            </w:r>
+          </w:p>
+        </w:tc>
+        <w:tc>
+          <w:tcPr>
+            <w:tcW w:w="3576" w:type="dxa"/>
+          </w:tcPr>
+          <w:p>
+            <w:pPr>
+              <w:jc w:val="center"/>
+              <w:cnfStyle w:val="000000100000" w:firstRow="0" w:lastRow="0" w:firstColumn="0" w:lastColumn="0" w:oddVBand="0" w:evenVBand="0" w:oddHBand="1" w:evenHBand="0" w:firstRowFirstColumn="0" w:firstRowLastColumn="0" w:lastRowFirstColumn="0" w:lastRowLastColumn="0"/>
+            </w:pPr>
+            <w:proofErr w:type="spellStart"/>
+            <w:r>
+              <w:t>Vezeték</w:t>
+            </w:r>
+            <w:proofErr w:type="spellEnd"/>
+            <w:r>
+              <w:t xml:space="preserve"> </w:t>
+            </w:r>
+            <w:proofErr w:type="spellStart"/>
+            <w:r>
+              <w:t>nélküli</w:t>
+            </w:r>
+            <w:proofErr w:type="spellEnd"/>
+            <w:r>
+              <w:t xml:space="preserve"> </w:t>
+            </w:r>
+            <w:proofErr w:type="spellStart"/>
+            <w:r>
+              <w:t>klienseknek</w:t>
+            </w:r>
+            <w:proofErr w:type="spellEnd"/>
+          </w:p>
+        </w:tc>
+      </w:tr>
+      <w:tr>
+        <w:tc>
+          <w:tcPr>
+            <w:cnfStyle w:val="001000000000" w:firstRow="0" w:lastRow="0" w:firstColumn="1" w:lastColumn="0" w:oddVBand="0" w:evenVBand="0" w:oddHBand="0" w:evenHBand="0" w:firstRowFirstColumn="0" w:firstRowLastColumn="0" w:lastRowFirstColumn="0" w:lastRowLastColumn="0"/>
+            <w:tcW w:w="2902" w:type="dxa"/>
+          </w:tcPr>
+          <w:p>
+            <w:pPr>
+              <w:jc w:val="center"/>
+            </w:pPr>
+            <w:r>
+              <w:t>ADMIN</w:t>
+            </w:r>
+          </w:p>
+        </w:tc>
+        <w:tc>
+          <w:tcPr>
+            <w:tcW w:w="921" w:type="dxa"/>
+          </w:tcPr>
+          <w:p>
+            <w:pPr>
+              <w:jc w:val="center"/>
+              <w:cnfStyle w:val="000000000000" w:firstRow="0" w:lastRow="0" w:firstColumn="0" w:lastColumn="0" w:oddVBand="0" w:evenVBand="0" w:oddHBand="0" w:evenHBand="0" w:firstRowFirstColumn="0" w:firstRowLastColumn="0" w:lastRowFirstColumn="0" w:lastRowLastColumn="0"/>
+            </w:pPr>
+            <w:r>
+              <w:t>150</w:t>
+            </w:r>
+          </w:p>
+        </w:tc>
+        <w:tc>
+          <w:tcPr>
+            <w:tcW w:w="2094" w:type="dxa"/>
+          </w:tcPr>
+          <w:p>
+            <w:pPr>
+              <w:jc w:val="center"/>
+              <w:cnfStyle w:val="000000000000" w:firstRow="0" w:lastRow="0" w:firstColumn="0" w:lastColumn="0" w:oddVBand="0" w:evenVBand="0" w:oddHBand="0" w:evenHBand="0" w:firstRowFirstColumn="0" w:firstRowLastColumn="0" w:lastRowFirstColumn="0" w:lastRowLastColumn="0"/>
+            </w:pPr>
+            <w:r>
+              <w:t>10.1.150.0/24</w:t>
+            </w:r>
+          </w:p>
+        </w:tc>
+        <w:tc>
+          <w:tcPr>
+            <w:tcW w:w="3576" w:type="dxa"/>
+          </w:tcPr>
+          <w:p>
+            <w:pPr>
+              <w:jc w:val="center"/>
+              <w:cnfStyle w:val="000000000000" w:firstRow="0" w:lastRow="0" w:firstColumn="0" w:lastColumn="0" w:oddVBand="0" w:evenVBand="0" w:oddHBand="0" w:evenHBand="0" w:firstRowFirstColumn="0" w:firstRowLastColumn="0" w:lastRowFirstColumn="0" w:lastRowLastColumn="0"/>
+            </w:pPr>
+            <w:r>
+              <w:t>Management VLAN</w:t>
+            </w:r>
+          </w:p>
+        </w:tc>
+      </w:tr>
+      <w:tr>
+        <w:trPr>
+          <w:cnfStyle w:val="000000100000" w:firstRow="0" w:lastRow="0" w:firstColumn="0" w:lastColumn="0" w:oddVBand="0" w:evenVBand="0" w:oddHBand="1" w:evenHBand="0" w:firstRowFirstColumn="0" w:firstRowLastColumn="0" w:lastRowFirstColumn="0" w:lastRowLastColumn="0"/>
+        </w:trPr>
+        <w:tc>
+          <w:tcPr>
+            <w:cnfStyle w:val="001000000000" w:firstRow="0" w:lastRow="0" w:firstColumn="1" w:lastColumn="0" w:oddVBand="0" w:evenVBand="0" w:oddHBand="0" w:evenHBand="0" w:firstRowFirstColumn="0" w:firstRowLastColumn="0" w:lastRowFirstColumn="0" w:lastRowLastColumn="0"/>
+            <w:tcW w:w="2902" w:type="dxa"/>
+          </w:tcPr>
+          <w:p>
+            <w:pPr>
+              <w:jc w:val="center"/>
+            </w:pPr>
+            <w:r>
+              <w:t>NATIVE</w:t>
+            </w:r>
+          </w:p>
+        </w:tc>
+        <w:tc>
+          <w:tcPr>
+            <w:tcW w:w="921" w:type="dxa"/>
+          </w:tcPr>
+          <w:p>
+            <w:pPr>
+              <w:jc w:val="center"/>
+              <w:cnfStyle w:val="000000100000" w:firstRow="0" w:lastRow="0" w:firstColumn="0" w:lastColumn="0" w:oddVBand="0" w:evenVBand="0" w:oddHBand="1" w:evenHBand="0" w:firstRowFirstColumn="0" w:firstRowLastColumn="0" w:lastRowFirstColumn="0" w:lastRowLastColumn="0"/>
+            </w:pPr>
+            <w:r>
+              <w:t>999</w:t>
+            </w:r>
+          </w:p>
+        </w:tc>
+        <w:tc>
+          <w:tcPr>
+            <w:tcW w:w="2094" w:type="dxa"/>
+          </w:tcPr>
+          <w:p>
+            <w:pPr>
+              <w:jc w:val="center"/>
+              <w:cnfStyle w:val="000000100000" w:firstRow="0" w:lastRow="0" w:firstColumn="0" w:lastColumn="0" w:oddVBand="0" w:evenVBand="0" w:oddHBand="1" w:evenHBand="0" w:firstRowFirstColumn="0" w:firstRowLastColumn="0" w:lastRowFirstColumn="0" w:lastRowLastColumn="0"/>
+            </w:pPr>
+            <w:r>
+              <w:t>-</w:t>
+            </w:r>
+          </w:p>
+        </w:tc>
+        <w:tc>
+          <w:tcPr>
+            <w:tcW w:w="3576" w:type="dxa"/>
+          </w:tcPr>
+          <w:p>
+            <w:pPr>
+              <w:jc w:val="center"/>
+              <w:cnfStyle w:val="000000100000" w:firstRow="0" w:lastRow="0" w:firstColumn="0" w:lastColumn="0" w:oddVBand="0" w:evenVBand="0" w:oddHBand="1" w:evenHBand="0" w:firstRowFirstColumn="0" w:firstRowLastColumn="0" w:lastRowFirstColumn="0" w:lastRowLastColumn="0"/>
+            </w:pPr>
+            <w:proofErr w:type="spellStart"/>
+            <w:r>
+              <w:t>Natív</w:t>
+            </w:r>
+            <w:proofErr w:type="spellEnd"/>
+          </w:p>
+        </w:tc>
+      </w:tr>
+    </w:tbl>
+    <w:p/>
+    <w:p>
+      <w:pPr>
+        <w:pStyle w:val="Cmsor3"/>
+      </w:pPr>
+      <w:bookmarkStart w:id="21" w:name="_Toc224215641"/>
+      <w:r>
+        <w:t xml:space="preserve">3.4.2. </w:t>
+      </w:r>
+      <w:r>
+        <w:t>Bolt</w:t>
+      </w:r>
+      <w:bookmarkEnd w:id="21"/>
+    </w:p>
+    <w:tbl>
+      <w:tblPr>
+        <w:tblStyle w:val="Tblzatrcsos5stt2jellszn"/>
+        <w:tblW w:w="9085" w:type="dxa"/>
+        <w:tblLook w:val="04A0" w:firstRow="1" w:lastRow="0" w:firstColumn="1" w:lastColumn="0" w:noHBand="0" w:noVBand="1"/>
+      </w:tblPr>
+      <w:tblGrid>
+        <w:gridCol w:w="1748"/>
+        <w:gridCol w:w="1045"/>
+        <w:gridCol w:w="3416"/>
+        <w:gridCol w:w="2876"/>
+      </w:tblGrid>
+      <w:tr>
+        <w:trPr>
+          <w:cnfStyle w:val="100000000000" w:firstRow="1" w:lastRow="0" w:firstColumn="0" w:lastColumn="0" w:oddVBand="0" w:evenVBand="0" w:oddHBand="0" w:evenHBand="0" w:firstRowFirstColumn="0" w:firstRowLastColumn="0" w:lastRowFirstColumn="0" w:lastRowLastColumn="0"/>
+        </w:trPr>
+        <w:tc>
+          <w:tcPr>
+            <w:cnfStyle w:val="001000000000" w:firstRow="0" w:lastRow="0" w:firstColumn="1" w:lastColumn="0" w:oddVBand="0" w:evenVBand="0" w:oddHBand="0" w:evenHBand="0" w:firstRowFirstColumn="0" w:firstRowLastColumn="0" w:lastRowFirstColumn="0" w:lastRowLastColumn="0"/>
+            <w:tcW w:w="1920" w:type="dxa"/>
+          </w:tcPr>
+          <w:p>
+            <w:pPr>
+              <w:jc w:val="center"/>
+            </w:pPr>
+            <w:r>
+              <w:t>VLAN neve</w:t>
+            </w:r>
+          </w:p>
+        </w:tc>
+        <w:tc>
+          <w:tcPr>
+            <w:tcW w:w="953" w:type="dxa"/>
+          </w:tcPr>
+          <w:p>
+            <w:pPr>
+              <w:jc w:val="center"/>
+              <w:cnfStyle w:val="100000000000" w:firstRow="1" w:lastRow="0" w:firstColumn="0" w:lastColumn="0" w:oddVBand="0" w:evenVBand="0" w:oddHBand="0" w:evenHBand="0" w:firstRowFirstColumn="0" w:firstRowLastColumn="0" w:lastRowFirstColumn="0" w:lastRowLastColumn="0"/>
+            </w:pPr>
+            <w:r>
+              <w:t xml:space="preserve">VLAN </w:t>
+            </w:r>
+            <w:proofErr w:type="spellStart"/>
+            <w:r>
+              <w:t>száma</w:t>
+            </w:r>
+            <w:proofErr w:type="spellEnd"/>
+          </w:p>
+        </w:tc>
+        <w:tc>
+          <w:tcPr>
+            <w:tcW w:w="2972" w:type="dxa"/>
+          </w:tcPr>
+          <w:p>
+            <w:pPr>
+              <w:jc w:val="center"/>
+              <w:cnfStyle w:val="100000000000" w:firstRow="1" w:lastRow="0" w:firstColumn="0" w:lastColumn="0" w:oddVBand="0" w:evenVBand="0" w:oddHBand="0" w:evenHBand="0" w:firstRowFirstColumn="0" w:firstRowLastColumn="0" w:lastRowFirstColumn="0" w:lastRowLastColumn="0"/>
+            </w:pPr>
+            <w:r>
+              <w:t xml:space="preserve">IP </w:t>
+            </w:r>
+            <w:proofErr w:type="spellStart"/>
+            <w:r>
+              <w:t>hálózat</w:t>
+            </w:r>
+            <w:proofErr w:type="spellEnd"/>
+          </w:p>
+        </w:tc>
+        <w:tc>
+          <w:tcPr>
+            <w:tcW w:w="3240" w:type="dxa"/>
+          </w:tcPr>
+          <w:p>
+            <w:pPr>
+              <w:jc w:val="center"/>
+              <w:cnfStyle w:val="100000000000" w:firstRow="1" w:lastRow="0" w:firstColumn="0" w:lastColumn="0" w:oddVBand="0" w:evenVBand="0" w:oddHBand="0" w:evenHBand="0" w:firstRowFirstColumn="0" w:firstRowLastColumn="0" w:lastRowFirstColumn="0" w:lastRowLastColumn="0"/>
+            </w:pPr>
+            <w:proofErr w:type="spellStart"/>
+            <w:r>
+              <w:t>Leírás</w:t>
+            </w:r>
+            <w:proofErr w:type="spellEnd"/>
+          </w:p>
+        </w:tc>
+      </w:tr>
+      <w:tr>
+        <w:trPr>
+          <w:cnfStyle w:val="000000100000" w:firstRow="0" w:lastRow="0" w:firstColumn="0" w:lastColumn="0" w:oddVBand="0" w:evenVBand="0" w:oddHBand="1" w:evenHBand="0" w:firstRowFirstColumn="0" w:firstRowLastColumn="0" w:lastRowFirstColumn="0" w:lastRowLastColumn="0"/>
+        </w:trPr>
+        <w:tc>
+          <w:tcPr>
+            <w:cnfStyle w:val="001000000000" w:firstRow="0" w:lastRow="0" w:firstColumn="1" w:lastColumn="0" w:oddVBand="0" w:evenVBand="0" w:oddHBand="0" w:evenHBand="0" w:firstRowFirstColumn="0" w:firstRowLastColumn="0" w:lastRowFirstColumn="0" w:lastRowLastColumn="0"/>
+            <w:tcW w:w="1920" w:type="dxa"/>
+          </w:tcPr>
+          <w:p>
+            <w:pPr>
+              <w:jc w:val="center"/>
+              <w:rPr>
+                <w:b w:val="0"/>
+                <w:bCs w:val="0"/>
+              </w:rPr>
+            </w:pPr>
+            <w:r>
+              <w:rPr>
+                <w:b w:val="0"/>
+                <w:bCs w:val="0"/>
+              </w:rPr>
+              <w:t>KASSZA</w:t>
+            </w:r>
+          </w:p>
+        </w:tc>
+        <w:tc>
+          <w:tcPr>
+            <w:tcW w:w="953" w:type="dxa"/>
+          </w:tcPr>
+          <w:p>
+            <w:pPr>
+              <w:jc w:val="center"/>
+              <w:cnfStyle w:val="000000100000" w:firstRow="0" w:lastRow="0" w:firstColumn="0" w:lastColumn="0" w:oddVBand="0" w:evenVBand="0" w:oddHBand="1" w:evenHBand="0" w:firstRowFirstColumn="0" w:firstRowLastColumn="0" w:lastRowFirstColumn="0" w:lastRowLastColumn="0"/>
+            </w:pPr>
+            <w:r>
+              <w:t>20</w:t>
+            </w:r>
+          </w:p>
+        </w:tc>
+        <w:tc>
+          <w:tcPr>
+            <w:tcW w:w="2972" w:type="dxa"/>
+          </w:tcPr>
+          <w:p>
+            <w:pPr>
+              <w:jc w:val="center"/>
+              <w:cnfStyle w:val="000000100000" w:firstRow="0" w:lastRow="0" w:firstColumn="0" w:lastColumn="0" w:oddVBand="0" w:evenVBand="0" w:oddHBand="1" w:evenHBand="0" w:firstRowFirstColumn="0" w:firstRowLastColumn="0" w:lastRowFirstColumn="0" w:lastRowLastColumn="0"/>
+            </w:pPr>
+            <w:r>
+              <w:t>2a</w:t>
+            </w:r>
+            <w:proofErr w:type="gramStart"/>
+            <w:r>
+              <w:t>02:abcd</w:t>
+            </w:r>
+            <w:proofErr w:type="gramEnd"/>
+            <w:r>
+              <w:t>:1234:20:</w:t>
+            </w:r>
+            <w:r>
+              <w:t>:</w:t>
+            </w:r>
+            <w:r>
+              <w:t xml:space="preserve"> /64</w:t>
+            </w:r>
+          </w:p>
+        </w:tc>
+        <w:tc>
+          <w:tcPr>
+            <w:tcW w:w="3240" w:type="dxa"/>
+          </w:tcPr>
+          <w:p>
+            <w:pPr>
+              <w:jc w:val="center"/>
+              <w:cnfStyle w:val="000000100000" w:firstRow="0" w:lastRow="0" w:firstColumn="0" w:lastColumn="0" w:oddVBand="0" w:evenVBand="0" w:oddHBand="1" w:evenHBand="0" w:firstRowFirstColumn="0" w:firstRowLastColumn="0" w:lastRowFirstColumn="0" w:lastRowLastColumn="0"/>
+            </w:pPr>
+            <w:proofErr w:type="spellStart"/>
+            <w:r>
+              <w:t>Kassza</w:t>
+            </w:r>
+            <w:proofErr w:type="spellEnd"/>
+            <w:r>
+              <w:t xml:space="preserve"> </w:t>
+            </w:r>
+            <w:proofErr w:type="spellStart"/>
+            <w:r>
+              <w:t>kliensek</w:t>
+            </w:r>
+            <w:proofErr w:type="spellEnd"/>
+          </w:p>
+        </w:tc>
+      </w:tr>
+      <w:tr>
+        <w:trPr>
+          <w:trHeight w:val="372"/>
+        </w:trPr>
+        <w:tc>
+          <w:tcPr>
+            <w:cnfStyle w:val="001000000000" w:firstRow="0" w:lastRow="0" w:firstColumn="1" w:lastColumn="0" w:oddVBand="0" w:evenVBand="0" w:oddHBand="0" w:evenHBand="0" w:firstRowFirstColumn="0" w:firstRowLastColumn="0" w:lastRowFirstColumn="0" w:lastRowLastColumn="0"/>
+            <w:tcW w:w="1920" w:type="dxa"/>
+          </w:tcPr>
+          <w:p>
+            <w:pPr>
+              <w:jc w:val="center"/>
+              <w:rPr>
+                <w:b w:val="0"/>
+                <w:bCs w:val="0"/>
+              </w:rPr>
+            </w:pPr>
+            <w:r>
+              <w:rPr>
+                <w:b w:val="0"/>
+                <w:bCs w:val="0"/>
+              </w:rPr>
+              <w:t>IRODA</w:t>
+            </w:r>
+          </w:p>
+        </w:tc>
+        <w:tc>
+          <w:tcPr>
+            <w:tcW w:w="953" w:type="dxa"/>
+          </w:tcPr>
+          <w:p>
+            <w:pPr>
+              <w:jc w:val="center"/>
+              <w:cnfStyle w:val="000000000000" w:firstRow="0" w:lastRow="0" w:firstColumn="0" w:lastColumn="0" w:oddVBand="0" w:evenVBand="0" w:oddHBand="0" w:evenHBand="0" w:firstRowFirstColumn="0" w:firstRowLastColumn="0" w:lastRowFirstColumn="0" w:lastRowLastColumn="0"/>
+            </w:pPr>
+            <w:r>
+              <w:t>30</w:t>
+            </w:r>
+          </w:p>
+        </w:tc>
+        <w:tc>
+          <w:tcPr>
+            <w:tcW w:w="2972" w:type="dxa"/>
+          </w:tcPr>
+          <w:p>
+            <w:pPr>
+              <w:jc w:val="center"/>
+              <w:cnfStyle w:val="000000000000" w:firstRow="0" w:lastRow="0" w:firstColumn="0" w:lastColumn="0" w:oddVBand="0" w:evenVBand="0" w:oddHBand="0" w:evenHBand="0" w:firstRowFirstColumn="0" w:firstRowLastColumn="0" w:lastRowFirstColumn="0" w:lastRowLastColumn="0"/>
+            </w:pPr>
+            <w:r>
+              <w:t>2a</w:t>
+            </w:r>
+            <w:proofErr w:type="gramStart"/>
+            <w:r>
+              <w:t>02:abcd</w:t>
+            </w:r>
+            <w:proofErr w:type="gramEnd"/>
+            <w:r>
+              <w:t>:1234:30:: /64</w:t>
+            </w:r>
+          </w:p>
+        </w:tc>
+        <w:tc>
+          <w:tcPr>
+            <w:tcW w:w="3240" w:type="dxa"/>
+          </w:tcPr>
+          <w:p>
+            <w:pPr>
+              <w:jc w:val="center"/>
+              <w:cnfStyle w:val="000000000000" w:firstRow="0" w:lastRow="0" w:firstColumn="0" w:lastColumn="0" w:oddVBand="0" w:evenVBand="0" w:oddHBand="0" w:evenHBand="0" w:firstRowFirstColumn="0" w:firstRowLastColumn="0" w:lastRowFirstColumn="0" w:lastRowLastColumn="0"/>
+            </w:pPr>
+            <w:r>
+              <w:t xml:space="preserve">Iroda </w:t>
+            </w:r>
+            <w:proofErr w:type="spellStart"/>
+            <w:r>
+              <w:t>kliensek</w:t>
+            </w:r>
+            <w:proofErr w:type="spellEnd"/>
+          </w:p>
+        </w:tc>
+      </w:tr>
+      <w:tr>
+        <w:trPr>
+          <w:cnfStyle w:val="000000100000" w:firstRow="0" w:lastRow="0" w:firstColumn="0" w:lastColumn="0" w:oddVBand="0" w:evenVBand="0" w:oddHBand="1" w:evenHBand="0" w:firstRowFirstColumn="0" w:firstRowLastColumn="0" w:lastRowFirstColumn="0" w:lastRowLastColumn="0"/>
+        </w:trPr>
+        <w:tc>
+          <w:tcPr>
+            <w:cnfStyle w:val="001000000000" w:firstRow="0" w:lastRow="0" w:firstColumn="1" w:lastColumn="0" w:oddVBand="0" w:evenVBand="0" w:oddHBand="0" w:evenHBand="0" w:firstRowFirstColumn="0" w:firstRowLastColumn="0" w:lastRowFirstColumn="0" w:lastRowLastColumn="0"/>
+            <w:tcW w:w="1920" w:type="dxa"/>
+          </w:tcPr>
+          <w:p>
+            <w:pPr>
+              <w:jc w:val="center"/>
+              <w:rPr>
+                <w:b w:val="0"/>
+                <w:bCs w:val="0"/>
+              </w:rPr>
+            </w:pPr>
+            <w:r>
+              <w:rPr>
+                <w:b w:val="0"/>
+                <w:bCs w:val="0"/>
+              </w:rPr>
+              <w:t>RAKTAR</w:t>
+            </w:r>
+          </w:p>
+        </w:tc>
+        <w:tc>
+          <w:tcPr>
+            <w:tcW w:w="953" w:type="dxa"/>
+          </w:tcPr>
+          <w:p>
+            <w:pPr>
+              <w:jc w:val="center"/>
+              <w:cnfStyle w:val="000000100000" w:firstRow="0" w:lastRow="0" w:firstColumn="0" w:lastColumn="0" w:oddVBand="0" w:evenVBand="0" w:oddHBand="1" w:evenHBand="0" w:firstRowFirstColumn="0" w:firstRowLastColumn="0" w:lastRowFirstColumn="0" w:lastRowLastColumn="0"/>
+            </w:pPr>
+            <w:r>
+              <w:t>40</w:t>
+            </w:r>
+          </w:p>
+        </w:tc>
+        <w:tc>
+          <w:tcPr>
+            <w:tcW w:w="2972" w:type="dxa"/>
+          </w:tcPr>
+          <w:p>
+            <w:pPr>
+              <w:jc w:val="center"/>
+              <w:cnfStyle w:val="000000100000" w:firstRow="0" w:lastRow="0" w:firstColumn="0" w:lastColumn="0" w:oddVBand="0" w:evenVBand="0" w:oddHBand="1" w:evenHBand="0" w:firstRowFirstColumn="0" w:firstRowLastColumn="0" w:lastRowFirstColumn="0" w:lastRowLastColumn="0"/>
+            </w:pPr>
+            <w:r>
+              <w:t>2a</w:t>
+            </w:r>
+            <w:proofErr w:type="gramStart"/>
+            <w:r>
+              <w:t>02:abcd</w:t>
+            </w:r>
+            <w:proofErr w:type="gramEnd"/>
+            <w:r>
+              <w:t>:1234:40:</w:t>
+            </w:r>
+            <w:r>
+              <w:t>:</w:t>
+            </w:r>
+            <w:r>
+              <w:t xml:space="preserve"> /64</w:t>
+            </w:r>
+          </w:p>
+        </w:tc>
+        <w:tc>
+          <w:tcPr>
+            <w:tcW w:w="3240" w:type="dxa"/>
+          </w:tcPr>
+          <w:p>
+            <w:pPr>
+              <w:jc w:val="center"/>
+              <w:cnfStyle w:val="000000100000" w:firstRow="0" w:lastRow="0" w:firstColumn="0" w:lastColumn="0" w:oddVBand="0" w:evenVBand="0" w:oddHBand="1" w:evenHBand="0" w:firstRowFirstColumn="0" w:firstRowLastColumn="0" w:lastRowFirstColumn="0" w:lastRowLastColumn="0"/>
+            </w:pPr>
+            <w:proofErr w:type="spellStart"/>
+            <w:r>
+              <w:t>Raktár</w:t>
+            </w:r>
+            <w:proofErr w:type="spellEnd"/>
+            <w:r>
+              <w:t xml:space="preserve"> </w:t>
+            </w:r>
+            <w:proofErr w:type="spellStart"/>
+            <w:r>
+              <w:t>adatbázis</w:t>
+            </w:r>
+            <w:proofErr w:type="spellEnd"/>
+            <w:r>
+              <w:t xml:space="preserve"> </w:t>
+            </w:r>
+            <w:proofErr w:type="spellStart"/>
+            <w:r>
+              <w:t>és</w:t>
+            </w:r>
+            <w:proofErr w:type="spellEnd"/>
+            <w:r>
+              <w:t xml:space="preserve"> </w:t>
+            </w:r>
+            <w:proofErr w:type="spellStart"/>
+            <w:r>
+              <w:t>kliensek</w:t>
+            </w:r>
+            <w:proofErr w:type="spellEnd"/>
+          </w:p>
+        </w:tc>
+      </w:tr>
+      <w:tr>
+        <w:tc>
+          <w:tcPr>
+            <w:cnfStyle w:val="001000000000" w:firstRow="0" w:lastRow="0" w:firstColumn="1" w:lastColumn="0" w:oddVBand="0" w:evenVBand="0" w:oddHBand="0" w:evenHBand="0" w:firstRowFirstColumn="0" w:firstRowLastColumn="0" w:lastRowFirstColumn="0" w:lastRowLastColumn="0"/>
+            <w:tcW w:w="1920" w:type="dxa"/>
+          </w:tcPr>
+          <w:p>
+            <w:pPr>
+              <w:jc w:val="center"/>
+              <w:rPr>
+                <w:b w:val="0"/>
+                <w:bCs w:val="0"/>
+              </w:rPr>
+            </w:pPr>
+            <w:r>
+              <w:rPr>
+                <w:b w:val="0"/>
+                <w:bCs w:val="0"/>
+              </w:rPr>
+              <w:t>GUEST</w:t>
+            </w:r>
+          </w:p>
+        </w:tc>
+        <w:tc>
+          <w:tcPr>
+            <w:tcW w:w="953" w:type="dxa"/>
+          </w:tcPr>
+          <w:p>
+            <w:pPr>
+              <w:jc w:val="center"/>
+              <w:cnfStyle w:val="000000000000" w:firstRow="0" w:lastRow="0" w:firstColumn="0" w:lastColumn="0" w:oddVBand="0" w:evenVBand="0" w:oddHBand="0" w:evenHBand="0" w:firstRowFirstColumn="0" w:firstRowLastColumn="0" w:lastRowFirstColumn="0" w:lastRowLastColumn="0"/>
+            </w:pPr>
+            <w:r>
+              <w:t>200</w:t>
+            </w:r>
+          </w:p>
+        </w:tc>
+        <w:tc>
+          <w:tcPr>
+            <w:tcW w:w="2972" w:type="dxa"/>
+          </w:tcPr>
+          <w:tbl>
+            <w:tblPr>
+              <w:tblW w:w="0" w:type="auto"/>
+              <w:tblCellSpacing w:w="15" w:type="dxa"/>
+              <w:tblCellMar>
+                <w:top w:w="15" w:type="dxa"/>
+                <w:left w:w="15" w:type="dxa"/>
+                <w:bottom w:w="15" w:type="dxa"/>
+                <w:right w:w="15" w:type="dxa"/>
+              </w:tblCellMar>
+              <w:tblLook w:val="04A0" w:firstRow="1" w:lastRow="0" w:firstColumn="1" w:lastColumn="0" w:noHBand="0" w:noVBand="1"/>
+            </w:tblPr>
+            <w:tblGrid>
+              <w:gridCol w:w="3200"/>
+            </w:tblGrid>
+            <w:tr>
+              <w:trPr>
+                <w:tblCellSpacing w:w="15" w:type="dxa"/>
+              </w:trPr>
+              <w:tc>
+                <w:tcPr>
+                  <w:tcW w:w="0" w:type="auto"/>
+                  <w:hideMark/>
+                </w:tcPr>
+                <w:p>
+                  <w:pPr>
+                    <w:spacing w:after="0" w:line="240" w:lineRule="auto"/>
+                    <w:jc w:val="center"/>
+                  </w:pPr>
+                  <w:r>
+                    <w:t>2a</w:t>
+                  </w:r>
+                  <w:proofErr w:type="gramStart"/>
+                  <w:r>
+                    <w:t>02:abcd</w:t>
+                  </w:r>
+                  <w:proofErr w:type="gramEnd"/>
+                  <w:r>
+                    <w:t>:1234:200::/64</w:t>
+                  </w:r>
+                </w:p>
+              </w:tc>
+            </w:tr>
+          </w:tbl>
+          <w:p>
+            <w:pPr>
+              <w:jc w:val="center"/>
+              <w:cnfStyle w:val="000000000000" w:firstRow="0" w:lastRow="0" w:firstColumn="0" w:lastColumn="0" w:oddVBand="0" w:evenVBand="0" w:oddHBand="0" w:evenHBand="0" w:firstRowFirstColumn="0" w:firstRowLastColumn="0" w:lastRowFirstColumn="0" w:lastRowLastColumn="0"/>
+            </w:pPr>
+          </w:p>
+        </w:tc>
+        <w:tc>
+          <w:tcPr>
+            <w:tcW w:w="3240" w:type="dxa"/>
+          </w:tcPr>
+          <w:p>
+            <w:pPr>
+              <w:jc w:val="center"/>
+              <w:cnfStyle w:val="000000000000" w:firstRow="0" w:lastRow="0" w:firstColumn="0" w:lastColumn="0" w:oddVBand="0" w:evenVBand="0" w:oddHBand="0" w:evenHBand="0" w:firstRowFirstColumn="0" w:firstRowLastColumn="0" w:lastRowFirstColumn="0" w:lastRowLastColumn="0"/>
+            </w:pPr>
+            <w:proofErr w:type="spellStart"/>
+            <w:r>
+              <w:t>Vezeték</w:t>
+            </w:r>
+            <w:proofErr w:type="spellEnd"/>
+            <w:r>
+              <w:t xml:space="preserve"> </w:t>
+            </w:r>
+            <w:proofErr w:type="spellStart"/>
+            <w:r>
+              <w:t>nélküli</w:t>
+            </w:r>
+            <w:proofErr w:type="spellEnd"/>
+            <w:r>
+              <w:t xml:space="preserve"> </w:t>
+            </w:r>
+            <w:proofErr w:type="spellStart"/>
+            <w:r>
+              <w:t>klienseknek</w:t>
+            </w:r>
+            <w:proofErr w:type="spellEnd"/>
+          </w:p>
+        </w:tc>
+      </w:tr>
+      <w:tr>
+        <w:trPr>
+          <w:cnfStyle w:val="000000100000" w:firstRow="0" w:lastRow="0" w:firstColumn="0" w:lastColumn="0" w:oddVBand="0" w:evenVBand="0" w:oddHBand="1" w:evenHBand="0" w:firstRowFirstColumn="0" w:firstRowLastColumn="0" w:lastRowFirstColumn="0" w:lastRowLastColumn="0"/>
+        </w:trPr>
+        <w:tc>
+          <w:tcPr>
+            <w:cnfStyle w:val="001000000000" w:firstRow="0" w:lastRow="0" w:firstColumn="1" w:lastColumn="0" w:oddVBand="0" w:evenVBand="0" w:oddHBand="0" w:evenHBand="0" w:firstRowFirstColumn="0" w:firstRowLastColumn="0" w:lastRowFirstColumn="0" w:lastRowLastColumn="0"/>
+            <w:tcW w:w="1920" w:type="dxa"/>
+          </w:tcPr>
+          <w:p>
+            <w:pPr>
+              <w:jc w:val="center"/>
+              <w:rPr>
+                <w:b w:val="0"/>
+                <w:bCs w:val="0"/>
+              </w:rPr>
+            </w:pPr>
+            <w:r>
+              <w:rPr>
+                <w:b w:val="0"/>
+                <w:bCs w:val="0"/>
+              </w:rPr>
+              <w:t>ADMIN</w:t>
+            </w:r>
+          </w:p>
+        </w:tc>
+        <w:tc>
+          <w:tcPr>
+            <w:tcW w:w="953" w:type="dxa"/>
+          </w:tcPr>
+          <w:p>
+            <w:pPr>
+              <w:jc w:val="center"/>
+              <w:cnfStyle w:val="000000100000" w:firstRow="0" w:lastRow="0" w:firstColumn="0" w:lastColumn="0" w:oddVBand="0" w:evenVBand="0" w:oddHBand="1" w:evenHBand="0" w:firstRowFirstColumn="0" w:firstRowLastColumn="0" w:lastRowFirstColumn="0" w:lastRowLastColumn="0"/>
+            </w:pPr>
+            <w:r>
+              <w:t>150</w:t>
+            </w:r>
+          </w:p>
+        </w:tc>
+        <w:tc>
+          <w:tcPr>
+            <w:tcW w:w="2972" w:type="dxa"/>
+          </w:tcPr>
+          <w:p>
+            <w:pPr>
+              <w:jc w:val="center"/>
+              <w:cnfStyle w:val="000000100000" w:firstRow="0" w:lastRow="0" w:firstColumn="0" w:lastColumn="0" w:oddVBand="0" w:evenVBand="0" w:oddHBand="1" w:evenHBand="0" w:firstRowFirstColumn="0" w:firstRowLastColumn="0" w:lastRowFirstColumn="0" w:lastRowLastColumn="0"/>
+            </w:pPr>
+            <w:r>
+              <w:t>-</w:t>
+            </w:r>
+          </w:p>
+        </w:tc>
+        <w:tc>
+          <w:tcPr>
+            <w:tcW w:w="3240" w:type="dxa"/>
+          </w:tcPr>
+          <w:p>
+            <w:pPr>
+              <w:jc w:val="center"/>
+              <w:cnfStyle w:val="000000100000" w:firstRow="0" w:lastRow="0" w:firstColumn="0" w:lastColumn="0" w:oddVBand="0" w:evenVBand="0" w:oddHBand="1" w:evenHBand="0" w:firstRowFirstColumn="0" w:firstRowLastColumn="0" w:lastRowFirstColumn="0" w:lastRowLastColumn="0"/>
+            </w:pPr>
+            <w:r>
+              <w:t>Management VLAN</w:t>
+            </w:r>
+          </w:p>
+        </w:tc>
+      </w:tr>
+      <w:tr>
+        <w:tc>
+          <w:tcPr>
+            <w:cnfStyle w:val="001000000000" w:firstRow="0" w:lastRow="0" w:firstColumn="1" w:lastColumn="0" w:oddVBand="0" w:evenVBand="0" w:oddHBand="0" w:evenHBand="0" w:firstRowFirstColumn="0" w:firstRowLastColumn="0" w:lastRowFirstColumn="0" w:lastRowLastColumn="0"/>
+            <w:tcW w:w="1920" w:type="dxa"/>
+          </w:tcPr>
+          <w:p>
+            <w:pPr>
+              <w:jc w:val="center"/>
+              <w:rPr>
+                <w:b w:val="0"/>
+                <w:bCs w:val="0"/>
+              </w:rPr>
+            </w:pPr>
+            <w:r>
+              <w:rPr>
+                <w:b w:val="0"/>
+                <w:bCs w:val="0"/>
+              </w:rPr>
+              <w:t>NATIVE</w:t>
+            </w:r>
+          </w:p>
+        </w:tc>
+        <w:tc>
+          <w:tcPr>
+            <w:tcW w:w="953" w:type="dxa"/>
+          </w:tcPr>
+          <w:p>
+            <w:pPr>
+              <w:jc w:val="center"/>
+              <w:cnfStyle w:val="000000000000" w:firstRow="0" w:lastRow="0" w:firstColumn="0" w:lastColumn="0" w:oddVBand="0" w:evenVBand="0" w:oddHBand="0" w:evenHBand="0" w:firstRowFirstColumn="0" w:firstRowLastColumn="0" w:lastRowFirstColumn="0" w:lastRowLastColumn="0"/>
+            </w:pPr>
+            <w:r>
+              <w:t>999</w:t>
+            </w:r>
+          </w:p>
+        </w:tc>
+        <w:tc>
+          <w:tcPr>
+            <w:tcW w:w="2972" w:type="dxa"/>
+          </w:tcPr>
+          <w:p>
+            <w:pPr>
+              <w:jc w:val="center"/>
+              <w:cnfStyle w:val="000000000000" w:firstRow="0" w:lastRow="0" w:firstColumn="0" w:lastColumn="0" w:oddVBand="0" w:evenVBand="0" w:oddHBand="0" w:evenHBand="0" w:firstRowFirstColumn="0" w:firstRowLastColumn="0" w:lastRowFirstColumn="0" w:lastRowLastColumn="0"/>
+            </w:pPr>
+            <w:r>
+              <w:t>-</w:t>
+            </w:r>
+          </w:p>
+        </w:tc>
+        <w:tc>
+          <w:tcPr>
+            <w:tcW w:w="3240" w:type="dxa"/>
+          </w:tcPr>
+          <w:p>
+            <w:pPr>
+              <w:jc w:val="center"/>
+              <w:cnfStyle w:val="000000000000" w:firstRow="0" w:lastRow="0" w:firstColumn="0" w:lastColumn="0" w:oddVBand="0" w:evenVBand="0" w:oddHBand="0" w:evenHBand="0" w:firstRowFirstColumn="0" w:firstRowLastColumn="0" w:lastRowFirstColumn="0" w:lastRowLastColumn="0"/>
+            </w:pPr>
+            <w:proofErr w:type="spellStart"/>
+            <w:r>
+              <w:t>Natív</w:t>
+            </w:r>
+            <w:proofErr w:type="spellEnd"/>
+          </w:p>
+        </w:tc>
+      </w:tr>
+    </w:tbl>
+    <w:p/>
+    <w:p>
+      <w:pPr>
+        <w:jc w:val="left"/>
+      </w:pPr>
+      <w:r>
+        <w:br w:type="page"/>
+      </w:r>
+    </w:p>
+    <w:tbl>
+      <w:tblPr>
+        <w:tblStyle w:val="Tblzatrcsos5stt2jellszn"/>
+        <w:tblW w:w="9085" w:type="dxa"/>
+        <w:tblLook w:val="04A0" w:firstRow="1" w:lastRow="0" w:firstColumn="1" w:lastColumn="0" w:noHBand="0" w:noVBand="1"/>
+      </w:tblPr>
+      <w:tblGrid>
+        <w:gridCol w:w="1906"/>
+        <w:gridCol w:w="1045"/>
+        <w:gridCol w:w="2491"/>
+        <w:gridCol w:w="3643"/>
+      </w:tblGrid>
+      <w:tr>
+        <w:trPr>
+          <w:cnfStyle w:val="100000000000" w:firstRow="1" w:lastRow="0" w:firstColumn="0" w:lastColumn="0" w:oddVBand="0" w:evenVBand="0" w:oddHBand="0" w:evenHBand="0" w:firstRowFirstColumn="0" w:firstRowLastColumn="0" w:lastRowFirstColumn="0" w:lastRowLastColumn="0"/>
+        </w:trPr>
+        <w:tc>
+          <w:tcPr>
+            <w:cnfStyle w:val="001000000000" w:firstRow="0" w:lastRow="0" w:firstColumn="1" w:lastColumn="0" w:oddVBand="0" w:evenVBand="0" w:oddHBand="0" w:evenHBand="0" w:firstRowFirstColumn="0" w:firstRowLastColumn="0" w:lastRowFirstColumn="0" w:lastRowLastColumn="0"/>
+            <w:tcW w:w="1906" w:type="dxa"/>
+          </w:tcPr>
+          <w:p>
+            <w:pPr>
+              <w:jc w:val="center"/>
+            </w:pPr>
+            <w:r>
+              <w:lastRenderedPageBreak/>
+              <w:t>VLAN neve</w:t>
+            </w:r>
+          </w:p>
+        </w:tc>
+        <w:tc>
+          <w:tcPr>
+            <w:tcW w:w="1045" w:type="dxa"/>
+          </w:tcPr>
+          <w:p>
+            <w:pPr>
+              <w:jc w:val="center"/>
+              <w:cnfStyle w:val="100000000000" w:firstRow="1" w:lastRow="0" w:firstColumn="0" w:lastColumn="0" w:oddVBand="0" w:evenVBand="0" w:oddHBand="0" w:evenHBand="0" w:firstRowFirstColumn="0" w:firstRowLastColumn="0" w:lastRowFirstColumn="0" w:lastRowLastColumn="0"/>
+            </w:pPr>
+            <w:r>
+              <w:t xml:space="preserve">VLAN </w:t>
+            </w:r>
+            <w:proofErr w:type="spellStart"/>
+            <w:r>
+              <w:t>száma</w:t>
+            </w:r>
+            <w:proofErr w:type="spellEnd"/>
+          </w:p>
+        </w:tc>
+        <w:tc>
+          <w:tcPr>
+            <w:tcW w:w="2491" w:type="dxa"/>
+          </w:tcPr>
+          <w:p>
+            <w:pPr>
+              <w:jc w:val="center"/>
+              <w:cnfStyle w:val="100000000000" w:firstRow="1" w:lastRow="0" w:firstColumn="0" w:lastColumn="0" w:oddVBand="0" w:evenVBand="0" w:oddHBand="0" w:evenHBand="0" w:firstRowFirstColumn="0" w:firstRowLastColumn="0" w:lastRowFirstColumn="0" w:lastRowLastColumn="0"/>
+            </w:pPr>
+            <w:r>
+              <w:t xml:space="preserve">IP </w:t>
+            </w:r>
+            <w:proofErr w:type="spellStart"/>
+            <w:r>
+              <w:t>hálózat</w:t>
+            </w:r>
+            <w:proofErr w:type="spellEnd"/>
+          </w:p>
+        </w:tc>
+        <w:tc>
+          <w:tcPr>
+            <w:tcW w:w="3643" w:type="dxa"/>
+          </w:tcPr>
+          <w:p>
+            <w:pPr>
+              <w:jc w:val="center"/>
+              <w:cnfStyle w:val="100000000000" w:firstRow="1" w:lastRow="0" w:firstColumn="0" w:lastColumn="0" w:oddVBand="0" w:evenVBand="0" w:oddHBand="0" w:evenHBand="0" w:firstRowFirstColumn="0" w:firstRowLastColumn="0" w:lastRowFirstColumn="0" w:lastRowLastColumn="0"/>
+            </w:pPr>
+            <w:proofErr w:type="spellStart"/>
+            <w:r>
+              <w:t>Leírás</w:t>
+            </w:r>
+            <w:proofErr w:type="spellEnd"/>
+          </w:p>
+        </w:tc>
+      </w:tr>
+      <w:tr>
+        <w:trPr>
+          <w:cnfStyle w:val="000000100000" w:firstRow="0" w:lastRow="0" w:firstColumn="0" w:lastColumn="0" w:oddVBand="0" w:evenVBand="0" w:oddHBand="1" w:evenHBand="0" w:firstRowFirstColumn="0" w:firstRowLastColumn="0" w:lastRowFirstColumn="0" w:lastRowLastColumn="0"/>
+        </w:trPr>
+        <w:tc>
+          <w:tcPr>
+            <w:cnfStyle w:val="001000000000" w:firstRow="0" w:lastRow="0" w:firstColumn="1" w:lastColumn="0" w:oddVBand="0" w:evenVBand="0" w:oddHBand="0" w:evenHBand="0" w:firstRowFirstColumn="0" w:firstRowLastColumn="0" w:lastRowFirstColumn="0" w:lastRowLastColumn="0"/>
+            <w:tcW w:w="1906" w:type="dxa"/>
+          </w:tcPr>
+          <w:p>
+            <w:pPr>
+              <w:jc w:val="center"/>
+              <w:rPr>
+                <w:b w:val="0"/>
+                <w:bCs w:val="0"/>
+              </w:rPr>
+            </w:pPr>
+            <w:r>
+              <w:rPr>
+                <w:b w:val="0"/>
+                <w:bCs w:val="0"/>
+              </w:rPr>
+              <w:t>KASSZA</w:t>
+            </w:r>
+          </w:p>
+        </w:tc>
+        <w:tc>
+          <w:tcPr>
+            <w:tcW w:w="1045" w:type="dxa"/>
+          </w:tcPr>
+          <w:p>
+            <w:pPr>
+              <w:jc w:val="center"/>
+              <w:cnfStyle w:val="000000100000" w:firstRow="0" w:lastRow="0" w:firstColumn="0" w:lastColumn="0" w:oddVBand="0" w:evenVBand="0" w:oddHBand="1" w:evenHBand="0" w:firstRowFirstColumn="0" w:firstRowLastColumn="0" w:lastRowFirstColumn="0" w:lastRowLastColumn="0"/>
+            </w:pPr>
+            <w:r>
+              <w:t>20</w:t>
+            </w:r>
+          </w:p>
+        </w:tc>
+        <w:tc>
+          <w:tcPr>
+            <w:tcW w:w="2491" w:type="dxa"/>
+          </w:tcPr>
+          <w:p>
+            <w:pPr>
+              <w:jc w:val="center"/>
+              <w:cnfStyle w:val="000000100000" w:firstRow="0" w:lastRow="0" w:firstColumn="0" w:lastColumn="0" w:oddVBand="0" w:evenVBand="0" w:oddHBand="1" w:evenHBand="0" w:firstRowFirstColumn="0" w:firstRowLastColumn="0" w:lastRowFirstColumn="0" w:lastRowLastColumn="0"/>
+            </w:pPr>
+            <w:r>
+              <w:t>10.2.20.0/24</w:t>
+            </w:r>
+          </w:p>
+        </w:tc>
+        <w:tc>
+          <w:tcPr>
+            <w:tcW w:w="3643" w:type="dxa"/>
+          </w:tcPr>
+          <w:p>
+            <w:pPr>
+              <w:jc w:val="center"/>
+              <w:cnfStyle w:val="000000100000" w:firstRow="0" w:lastRow="0" w:firstColumn="0" w:lastColumn="0" w:oddVBand="0" w:evenVBand="0" w:oddHBand="1" w:evenHBand="0" w:firstRowFirstColumn="0" w:firstRowLastColumn="0" w:lastRowFirstColumn="0" w:lastRowLastColumn="0"/>
+            </w:pPr>
+            <w:proofErr w:type="spellStart"/>
+            <w:r>
+              <w:t>Kassza</w:t>
+            </w:r>
+            <w:proofErr w:type="spellEnd"/>
+            <w:r>
+              <w:t xml:space="preserve"> </w:t>
+            </w:r>
+            <w:proofErr w:type="spellStart"/>
+            <w:r>
+              <w:t>kliensek</w:t>
+            </w:r>
+            <w:proofErr w:type="spellEnd"/>
+          </w:p>
+        </w:tc>
+      </w:tr>
+      <w:tr>
+        <w:trPr>
+          <w:trHeight w:val="372"/>
+        </w:trPr>
+        <w:tc>
+          <w:tcPr>
+            <w:cnfStyle w:val="001000000000" w:firstRow="0" w:lastRow="0" w:firstColumn="1" w:lastColumn="0" w:oddVBand="0" w:evenVBand="0" w:oddHBand="0" w:evenHBand="0" w:firstRowFirstColumn="0" w:firstRowLastColumn="0" w:lastRowFirstColumn="0" w:lastRowLastColumn="0"/>
+            <w:tcW w:w="1906" w:type="dxa"/>
+          </w:tcPr>
+          <w:p>
+            <w:pPr>
+              <w:jc w:val="center"/>
+              <w:rPr>
+                <w:b w:val="0"/>
+                <w:bCs w:val="0"/>
+              </w:rPr>
+            </w:pPr>
+            <w:r>
+              <w:rPr>
+                <w:b w:val="0"/>
+                <w:bCs w:val="0"/>
+              </w:rPr>
+              <w:t>IRODA</w:t>
+            </w:r>
+          </w:p>
+        </w:tc>
+        <w:tc>
+          <w:tcPr>
+            <w:tcW w:w="1045" w:type="dxa"/>
+          </w:tcPr>
+          <w:p>
+            <w:pPr>
+              <w:jc w:val="center"/>
+              <w:cnfStyle w:val="000000000000" w:firstRow="0" w:lastRow="0" w:firstColumn="0" w:lastColumn="0" w:oddVBand="0" w:evenVBand="0" w:oddHBand="0" w:evenHBand="0" w:firstRowFirstColumn="0" w:firstRowLastColumn="0" w:lastRowFirstColumn="0" w:lastRowLastColumn="0"/>
+            </w:pPr>
+            <w:r>
+              <w:t>30</w:t>
+            </w:r>
+          </w:p>
+        </w:tc>
+        <w:tc>
+          <w:tcPr>
+            <w:tcW w:w="2491" w:type="dxa"/>
+          </w:tcPr>
+          <w:p>
+            <w:pPr>
+              <w:jc w:val="center"/>
+              <w:cnfStyle w:val="000000000000" w:firstRow="0" w:lastRow="0" w:firstColumn="0" w:lastColumn="0" w:oddVBand="0" w:evenVBand="0" w:oddHBand="0" w:evenHBand="0" w:firstRowFirstColumn="0" w:firstRowLastColumn="0" w:lastRowFirstColumn="0" w:lastRowLastColumn="0"/>
+            </w:pPr>
+            <w:r>
+              <w:t>10.2.30.0/24</w:t>
+            </w:r>
+          </w:p>
+        </w:tc>
+        <w:tc>
+          <w:tcPr>
+            <w:tcW w:w="3643" w:type="dxa"/>
+          </w:tcPr>
+          <w:p>
+            <w:pPr>
+              <w:jc w:val="center"/>
+              <w:cnfStyle w:val="000000000000" w:firstRow="0" w:lastRow="0" w:firstColumn="0" w:lastColumn="0" w:oddVBand="0" w:evenVBand="0" w:oddHBand="0" w:evenHBand="0" w:firstRowFirstColumn="0" w:firstRowLastColumn="0" w:lastRowFirstColumn="0" w:lastRowLastColumn="0"/>
+            </w:pPr>
+            <w:r>
+              <w:t xml:space="preserve">Iroda </w:t>
+            </w:r>
+            <w:proofErr w:type="spellStart"/>
+            <w:r>
+              <w:t>kliensek</w:t>
+            </w:r>
+            <w:proofErr w:type="spellEnd"/>
+          </w:p>
+        </w:tc>
+      </w:tr>
+      <w:tr>
+        <w:trPr>
+          <w:cnfStyle w:val="000000100000" w:firstRow="0" w:lastRow="0" w:firstColumn="0" w:lastColumn="0" w:oddVBand="0" w:evenVBand="0" w:oddHBand="1" w:evenHBand="0" w:firstRowFirstColumn="0" w:firstRowLastColumn="0" w:lastRowFirstColumn="0" w:lastRowLastColumn="0"/>
+        </w:trPr>
+        <w:tc>
+          <w:tcPr>
+            <w:cnfStyle w:val="001000000000" w:firstRow="0" w:lastRow="0" w:firstColumn="1" w:lastColumn="0" w:oddVBand="0" w:evenVBand="0" w:oddHBand="0" w:evenHBand="0" w:firstRowFirstColumn="0" w:firstRowLastColumn="0" w:lastRowFirstColumn="0" w:lastRowLastColumn="0"/>
+            <w:tcW w:w="1906" w:type="dxa"/>
+          </w:tcPr>
+          <w:p>
+            <w:pPr>
+              <w:jc w:val="center"/>
+              <w:rPr>
+                <w:b w:val="0"/>
+                <w:bCs w:val="0"/>
+              </w:rPr>
+            </w:pPr>
+            <w:r>
+              <w:rPr>
+                <w:b w:val="0"/>
+                <w:bCs w:val="0"/>
+              </w:rPr>
+              <w:t>RAKTAR</w:t>
+            </w:r>
+          </w:p>
+        </w:tc>
+        <w:tc>
+          <w:tcPr>
+            <w:tcW w:w="1045" w:type="dxa"/>
+          </w:tcPr>
+          <w:p>
+            <w:pPr>
+              <w:jc w:val="center"/>
+              <w:cnfStyle w:val="000000100000" w:firstRow="0" w:lastRow="0" w:firstColumn="0" w:lastColumn="0" w:oddVBand="0" w:evenVBand="0" w:oddHBand="1" w:evenHBand="0" w:firstRowFirstColumn="0" w:firstRowLastColumn="0" w:lastRowFirstColumn="0" w:lastRowLastColumn="0"/>
+            </w:pPr>
+            <w:r>
+              <w:t>40</w:t>
+            </w:r>
+          </w:p>
+        </w:tc>
+        <w:tc>
+          <w:tcPr>
+            <w:tcW w:w="2491" w:type="dxa"/>
+          </w:tcPr>
+          <w:p>
+            <w:pPr>
+              <w:jc w:val="center"/>
+              <w:cnfStyle w:val="000000100000" w:firstRow="0" w:lastRow="0" w:firstColumn="0" w:lastColumn="0" w:oddVBand="0" w:evenVBand="0" w:oddHBand="1" w:evenHBand="0" w:firstRowFirstColumn="0" w:firstRowLastColumn="0" w:lastRowFirstColumn="0" w:lastRowLastColumn="0"/>
+            </w:pPr>
+            <w:r>
+              <w:t>10.2.40.0/24</w:t>
+            </w:r>
+          </w:p>
+        </w:tc>
+        <w:tc>
+          <w:tcPr>
+            <w:tcW w:w="3643" w:type="dxa"/>
+          </w:tcPr>
+          <w:p>
+            <w:pPr>
+              <w:jc w:val="center"/>
+              <w:cnfStyle w:val="000000100000" w:firstRow="0" w:lastRow="0" w:firstColumn="0" w:lastColumn="0" w:oddVBand="0" w:evenVBand="0" w:oddHBand="1" w:evenHBand="0" w:firstRowFirstColumn="0" w:firstRowLastColumn="0" w:lastRowFirstColumn="0" w:lastRowLastColumn="0"/>
+            </w:pPr>
+            <w:proofErr w:type="spellStart"/>
+            <w:r>
+              <w:t>Raktár</w:t>
+            </w:r>
+            <w:proofErr w:type="spellEnd"/>
+            <w:r>
+              <w:t xml:space="preserve"> </w:t>
+            </w:r>
+            <w:proofErr w:type="spellStart"/>
+            <w:r>
+              <w:t>adatbázis</w:t>
+            </w:r>
+            <w:proofErr w:type="spellEnd"/>
+            <w:r>
+              <w:t xml:space="preserve"> </w:t>
+            </w:r>
+            <w:proofErr w:type="spellStart"/>
+            <w:r>
+              <w:t>és</w:t>
+            </w:r>
+            <w:proofErr w:type="spellEnd"/>
+            <w:r>
+              <w:t xml:space="preserve"> </w:t>
+            </w:r>
+            <w:proofErr w:type="spellStart"/>
+            <w:r>
+              <w:t>kliensek</w:t>
+            </w:r>
+            <w:proofErr w:type="spellEnd"/>
+          </w:p>
+        </w:tc>
+      </w:tr>
+      <w:tr>
+        <w:tc>
+          <w:tcPr>
+            <w:cnfStyle w:val="001000000000" w:firstRow="0" w:lastRow="0" w:firstColumn="1" w:lastColumn="0" w:oddVBand="0" w:evenVBand="0" w:oddHBand="0" w:evenHBand="0" w:firstRowFirstColumn="0" w:firstRowLastColumn="0" w:lastRowFirstColumn="0" w:lastRowLastColumn="0"/>
+            <w:tcW w:w="1906" w:type="dxa"/>
+          </w:tcPr>
+          <w:p>
+            <w:pPr>
+              <w:jc w:val="center"/>
+              <w:rPr>
+                <w:b w:val="0"/>
+                <w:bCs w:val="0"/>
+              </w:rPr>
+            </w:pPr>
+            <w:r>
+              <w:rPr>
+                <w:b w:val="0"/>
+                <w:bCs w:val="0"/>
+              </w:rPr>
+              <w:t>SECURITY</w:t>
+            </w:r>
+          </w:p>
+        </w:tc>
+        <w:tc>
+          <w:tcPr>
+            <w:tcW w:w="1045" w:type="dxa"/>
+          </w:tcPr>
+          <w:p>
+            <w:pPr>
+              <w:jc w:val="center"/>
+              <w:cnfStyle w:val="000000000000" w:firstRow="0" w:lastRow="0" w:firstColumn="0" w:lastColumn="0" w:oddVBand="0" w:evenVBand="0" w:oddHBand="0" w:evenHBand="0" w:firstRowFirstColumn="0" w:firstRowLastColumn="0" w:lastRowFirstColumn="0" w:lastRowLastColumn="0"/>
+            </w:pPr>
+            <w:r>
+              <w:t>50</w:t>
+            </w:r>
+          </w:p>
+        </w:tc>
+        <w:tc>
+          <w:tcPr>
+            <w:tcW w:w="2491" w:type="dxa"/>
+          </w:tcPr>
+          <w:tbl>
+            <w:tblPr>
+              <w:tblW w:w="0" w:type="auto"/>
+              <w:jc w:val="center"/>
+              <w:tblCellSpacing w:w="15" w:type="dxa"/>
+              <w:tblCellMar>
+                <w:top w:w="15" w:type="dxa"/>
+                <w:left w:w="15" w:type="dxa"/>
+                <w:bottom w:w="15" w:type="dxa"/>
+                <w:right w:w="15" w:type="dxa"/>
+              </w:tblCellMar>
+              <w:tblLook w:val="04A0" w:firstRow="1" w:lastRow="0" w:firstColumn="1" w:lastColumn="0" w:noHBand="0" w:noVBand="1"/>
+            </w:tblPr>
+            <w:tblGrid>
+              <w:gridCol w:w="1686"/>
+            </w:tblGrid>
+            <w:tr>
+              <w:trPr>
+                <w:tblCellSpacing w:w="15" w:type="dxa"/>
+                <w:jc w:val="center"/>
+              </w:trPr>
+              <w:tc>
+                <w:tcPr>
+                  <w:tcW w:w="0" w:type="auto"/>
+                  <w:vAlign w:val="center"/>
+                </w:tcPr>
+                <w:p>
+                  <w:pPr>
+                    <w:spacing w:after="0" w:line="240" w:lineRule="auto"/>
+                    <w:jc w:val="center"/>
+                  </w:pPr>
+                  <w:r>
+                    <w:t>10.2.50.0/24</w:t>
+                  </w:r>
+                </w:p>
+              </w:tc>
+            </w:tr>
+          </w:tbl>
+          <w:p>
+            <w:pPr>
+              <w:jc w:val="center"/>
+              <w:cnfStyle w:val="000000000000" w:firstRow="0" w:lastRow="0" w:firstColumn="0" w:lastColumn="0" w:oddVBand="0" w:evenVBand="0" w:oddHBand="0" w:evenHBand="0" w:firstRowFirstColumn="0" w:firstRowLastColumn="0" w:lastRowFirstColumn="0" w:lastRowLastColumn="0"/>
+            </w:pPr>
+          </w:p>
+        </w:tc>
+        <w:tc>
+          <w:tcPr>
+            <w:tcW w:w="3643" w:type="dxa"/>
+          </w:tcPr>
+          <w:p>
+            <w:pPr>
+              <w:jc w:val="center"/>
+              <w:cnfStyle w:val="000000000000" w:firstRow="0" w:lastRow="0" w:firstColumn="0" w:lastColumn="0" w:oddVBand="0" w:evenVBand="0" w:oddHBand="0" w:evenHBand="0" w:firstRowFirstColumn="0" w:firstRowLastColumn="0" w:lastRowFirstColumn="0" w:lastRowLastColumn="0"/>
+            </w:pPr>
+            <w:proofErr w:type="spellStart"/>
+            <w:r>
+              <w:t>Kamerák</w:t>
+            </w:r>
+            <w:proofErr w:type="spellEnd"/>
+          </w:p>
+        </w:tc>
+      </w:tr>
+      <w:tr>
+        <w:trPr>
+          <w:cnfStyle w:val="000000100000" w:firstRow="0" w:lastRow="0" w:firstColumn="0" w:lastColumn="0" w:oddVBand="0" w:evenVBand="0" w:oddHBand="1" w:evenHBand="0" w:firstRowFirstColumn="0" w:firstRowLastColumn="0" w:lastRowFirstColumn="0" w:lastRowLastColumn="0"/>
+        </w:trPr>
+        <w:tc>
+          <w:tcPr>
+            <w:cnfStyle w:val="001000000000" w:firstRow="0" w:lastRow="0" w:firstColumn="1" w:lastColumn="0" w:oddVBand="0" w:evenVBand="0" w:oddHBand="0" w:evenHBand="0" w:firstRowFirstColumn="0" w:firstRowLastColumn="0" w:lastRowFirstColumn="0" w:lastRowLastColumn="0"/>
+            <w:tcW w:w="1906" w:type="dxa"/>
+          </w:tcPr>
+          <w:p>
+            <w:pPr>
+              <w:jc w:val="center"/>
+              <w:rPr>
+                <w:b w:val="0"/>
+                <w:bCs w:val="0"/>
+              </w:rPr>
+            </w:pPr>
+            <w:r>
+              <w:rPr>
+                <w:b w:val="0"/>
+                <w:bCs w:val="0"/>
+              </w:rPr>
+              <w:t>GUEST</w:t>
+            </w:r>
+          </w:p>
+        </w:tc>
+        <w:tc>
+          <w:tcPr>
+            <w:tcW w:w="1045" w:type="dxa"/>
+          </w:tcPr>
+          <w:p>
+            <w:pPr>
+              <w:jc w:val="center"/>
+              <w:cnfStyle w:val="000000100000" w:firstRow="0" w:lastRow="0" w:firstColumn="0" w:lastColumn="0" w:oddVBand="0" w:evenVBand="0" w:oddHBand="1" w:evenHBand="0" w:firstRowFirstColumn="0" w:firstRowLastColumn="0" w:lastRowFirstColumn="0" w:lastRowLastColumn="0"/>
+            </w:pPr>
+            <w:r>
+              <w:t>200</w:t>
+            </w:r>
+          </w:p>
+        </w:tc>
+        <w:tc>
+          <w:tcPr>
+            <w:tcW w:w="2491" w:type="dxa"/>
+          </w:tcPr>
+          <w:p>
+            <w:pPr>
+              <w:jc w:val="center"/>
+              <w:cnfStyle w:val="000000100000" w:firstRow="0" w:lastRow="0" w:firstColumn="0" w:lastColumn="0" w:oddVBand="0" w:evenVBand="0" w:oddHBand="1" w:evenHBand="0" w:firstRowFirstColumn="0" w:firstRowLastColumn="0" w:lastRowFirstColumn="0" w:lastRowLastColumn="0"/>
+            </w:pPr>
+            <w:r>
+              <w:t>10.2.200.0/24</w:t>
+            </w:r>
+          </w:p>
+        </w:tc>
+        <w:tc>
+          <w:tcPr>
+            <w:tcW w:w="3643" w:type="dxa"/>
+          </w:tcPr>
+          <w:p>
+            <w:pPr>
+              <w:jc w:val="center"/>
+              <w:cnfStyle w:val="000000100000" w:firstRow="0" w:lastRow="0" w:firstColumn="0" w:lastColumn="0" w:oddVBand="0" w:evenVBand="0" w:oddHBand="1" w:evenHBand="0" w:firstRowFirstColumn="0" w:firstRowLastColumn="0" w:lastRowFirstColumn="0" w:lastRowLastColumn="0"/>
+            </w:pPr>
+            <w:proofErr w:type="spellStart"/>
+            <w:r>
+              <w:t>Vezeték</w:t>
+            </w:r>
+            <w:proofErr w:type="spellEnd"/>
+            <w:r>
+              <w:t xml:space="preserve"> </w:t>
+            </w:r>
+            <w:proofErr w:type="spellStart"/>
+            <w:r>
+              <w:t>nélküli</w:t>
+            </w:r>
+            <w:proofErr w:type="spellEnd"/>
+            <w:r>
+              <w:t xml:space="preserve"> </w:t>
+            </w:r>
+            <w:proofErr w:type="spellStart"/>
+            <w:r>
+              <w:t>klienseknek</w:t>
+            </w:r>
+            <w:proofErr w:type="spellEnd"/>
+          </w:p>
+        </w:tc>
+      </w:tr>
+      <w:tr>
+        <w:trPr>
+          <w:trHeight w:val="58"/>
+        </w:trPr>
+        <w:tc>
+          <w:tcPr>
+            <w:cnfStyle w:val="001000000000" w:firstRow="0" w:lastRow="0" w:firstColumn="1" w:lastColumn="0" w:oddVBand="0" w:evenVBand="0" w:oddHBand="0" w:evenHBand="0" w:firstRowFirstColumn="0" w:firstRowLastColumn="0" w:lastRowFirstColumn="0" w:lastRowLastColumn="0"/>
+            <w:tcW w:w="1906" w:type="dxa"/>
+          </w:tcPr>
+          <w:p>
+            <w:pPr>
+              <w:jc w:val="center"/>
+              <w:rPr>
+                <w:b w:val="0"/>
+                <w:bCs w:val="0"/>
+              </w:rPr>
+            </w:pPr>
+            <w:r>
+              <w:rPr>
+                <w:b w:val="0"/>
+                <w:bCs w:val="0"/>
+              </w:rPr>
+              <w:t>ADMIN</w:t>
+            </w:r>
+          </w:p>
+        </w:tc>
+        <w:tc>
+          <w:tcPr>
+            <w:tcW w:w="1045" w:type="dxa"/>
+          </w:tcPr>
+          <w:p>
+            <w:pPr>
+              <w:jc w:val="center"/>
+              <w:cnfStyle w:val="000000000000" w:firstRow="0" w:lastRow="0" w:firstColumn="0" w:lastColumn="0" w:oddVBand="0" w:evenVBand="0" w:oddHBand="0" w:evenHBand="0" w:firstRowFirstColumn="0" w:firstRowLastColumn="0" w:lastRowFirstColumn="0" w:lastRowLastColumn="0"/>
+            </w:pPr>
+            <w:r>
+              <w:t>150</w:t>
+            </w:r>
+          </w:p>
+        </w:tc>
+        <w:tc>
+          <w:tcPr>
+            <w:tcW w:w="2491" w:type="dxa"/>
+          </w:tcPr>
+          <w:p>
+            <w:pPr>
+              <w:jc w:val="center"/>
+              <w:cnfStyle w:val="000000000000" w:firstRow="0" w:lastRow="0" w:firstColumn="0" w:lastColumn="0" w:oddVBand="0" w:evenVBand="0" w:oddHBand="0" w:evenHBand="0" w:firstRowFirstColumn="0" w:firstRowLastColumn="0" w:lastRowFirstColumn="0" w:lastRowLastColumn="0"/>
+            </w:pPr>
+            <w:r>
+              <w:t>10.2.150.0/24</w:t>
+            </w:r>
+          </w:p>
+        </w:tc>
+        <w:tc>
+          <w:tcPr>
+            <w:tcW w:w="3643" w:type="dxa"/>
+          </w:tcPr>
+          <w:p>
+            <w:pPr>
+              <w:jc w:val="center"/>
+              <w:cnfStyle w:val="000000000000" w:firstRow="0" w:lastRow="0" w:firstColumn="0" w:lastColumn="0" w:oddVBand="0" w:evenVBand="0" w:oddHBand="0" w:evenHBand="0" w:firstRowFirstColumn="0" w:firstRowLastColumn="0" w:lastRowFirstColumn="0" w:lastRowLastColumn="0"/>
+            </w:pPr>
+            <w:r>
+              <w:t>Management VLAN</w:t>
+            </w:r>
+          </w:p>
+        </w:tc>
+      </w:tr>
+      <w:tr>
+        <w:trPr>
+          <w:cnfStyle w:val="000000100000" w:firstRow="0" w:lastRow="0" w:firstColumn="0" w:lastColumn="0" w:oddVBand="0" w:evenVBand="0" w:oddHBand="1" w:evenHBand="0" w:firstRowFirstColumn="0" w:firstRowLastColumn="0" w:lastRowFirstColumn="0" w:lastRowLastColumn="0"/>
+        </w:trPr>
+        <w:tc>
+          <w:tcPr>
+            <w:cnfStyle w:val="001000000000" w:firstRow="0" w:lastRow="0" w:firstColumn="1" w:lastColumn="0" w:oddVBand="0" w:evenVBand="0" w:oddHBand="0" w:evenHBand="0" w:firstRowFirstColumn="0" w:firstRowLastColumn="0" w:lastRowFirstColumn="0" w:lastRowLastColumn="0"/>
+            <w:tcW w:w="1906" w:type="dxa"/>
+          </w:tcPr>
+          <w:p>
+            <w:pPr>
+              <w:jc w:val="center"/>
+              <w:rPr>
+                <w:b w:val="0"/>
+                <w:bCs w:val="0"/>
+              </w:rPr>
+            </w:pPr>
+            <w:r>
+              <w:rPr>
+                <w:b w:val="0"/>
+                <w:bCs w:val="0"/>
+              </w:rPr>
+              <w:t>NATIVE</w:t>
+            </w:r>
+          </w:p>
+        </w:tc>
+        <w:tc>
+          <w:tcPr>
+            <w:tcW w:w="1045" w:type="dxa"/>
+          </w:tcPr>
+          <w:p>
+            <w:pPr>
+              <w:jc w:val="center"/>
+              <w:cnfStyle w:val="000000100000" w:firstRow="0" w:lastRow="0" w:firstColumn="0" w:lastColumn="0" w:oddVBand="0" w:evenVBand="0" w:oddHBand="1" w:evenHBand="0" w:firstRowFirstColumn="0" w:firstRowLastColumn="0" w:lastRowFirstColumn="0" w:lastRowLastColumn="0"/>
+            </w:pPr>
+            <w:r>
+              <w:t>999</w:t>
+            </w:r>
+          </w:p>
+        </w:tc>
+        <w:tc>
+          <w:tcPr>
+            <w:tcW w:w="2491" w:type="dxa"/>
+          </w:tcPr>
+          <w:p>
+            <w:pPr>
+              <w:jc w:val="center"/>
+              <w:cnfStyle w:val="000000100000" w:firstRow="0" w:lastRow="0" w:firstColumn="0" w:lastColumn="0" w:oddVBand="0" w:evenVBand="0" w:oddHBand="1" w:evenHBand="0" w:firstRowFirstColumn="0" w:firstRowLastColumn="0" w:lastRowFirstColumn="0" w:lastRowLastColumn="0"/>
+            </w:pPr>
+            <w:r>
+              <w:t>-</w:t>
+            </w:r>
+          </w:p>
+        </w:tc>
+        <w:tc>
+          <w:tcPr>
+            <w:tcW w:w="3643" w:type="dxa"/>
+          </w:tcPr>
+          <w:p>
+            <w:pPr>
+              <w:jc w:val="center"/>
+              <w:cnfStyle w:val="000000100000" w:firstRow="0" w:lastRow="0" w:firstColumn="0" w:lastColumn="0" w:oddVBand="0" w:evenVBand="0" w:oddHBand="1" w:evenHBand="0" w:firstRowFirstColumn="0" w:firstRowLastColumn="0" w:lastRowFirstColumn="0" w:lastRowLastColumn="0"/>
+            </w:pPr>
+            <w:proofErr w:type="spellStart"/>
+            <w:r>
+              <w:t>Natív</w:t>
+            </w:r>
+            <w:proofErr w:type="spellEnd"/>
+          </w:p>
+        </w:tc>
+      </w:tr>
+    </w:tbl>
+    <w:p/>
+    <w:p>
+      <w:pPr>
+        <w:pStyle w:val="Cmsor3"/>
+      </w:pPr>
+      <w:bookmarkStart w:id="22" w:name="_Toc224215642"/>
+      <w:r>
+        <w:t xml:space="preserve">3.4.3. </w:t>
+      </w:r>
+      <w:r>
+        <w:t>GYÁRTÁS</w:t>
+      </w:r>
+      <w:bookmarkEnd w:id="22"/>
+    </w:p>
+    <w:tbl>
+      <w:tblPr>
+        <w:tblStyle w:val="Tblzatrcsos5stt2jellszn"/>
+        <w:tblW w:w="9085" w:type="dxa"/>
+        <w:tblLook w:val="04A0" w:firstRow="1" w:lastRow="0" w:firstColumn="1" w:lastColumn="0" w:noHBand="0" w:noVBand="1"/>
+      </w:tblPr>
+      <w:tblGrid>
+        <w:gridCol w:w="2146"/>
+        <w:gridCol w:w="1045"/>
+        <w:gridCol w:w="1970"/>
+        <w:gridCol w:w="3924"/>
+      </w:tblGrid>
+      <w:tr>
+        <w:trPr>
+          <w:cnfStyle w:val="100000000000" w:firstRow="1" w:lastRow="0" w:firstColumn="0" w:lastColumn="0" w:oddVBand="0" w:evenVBand="0" w:oddHBand="0" w:evenHBand="0" w:firstRowFirstColumn="0" w:firstRowLastColumn="0" w:lastRowFirstColumn="0" w:lastRowLastColumn="0"/>
+        </w:trPr>
+        <w:tc>
+          <w:tcPr>
+            <w:cnfStyle w:val="001000000000" w:firstRow="0" w:lastRow="0" w:firstColumn="1" w:lastColumn="0" w:oddVBand="0" w:evenVBand="0" w:oddHBand="0" w:evenHBand="0" w:firstRowFirstColumn="0" w:firstRowLastColumn="0" w:lastRowFirstColumn="0" w:lastRowLastColumn="0"/>
+            <w:tcW w:w="2118" w:type="dxa"/>
+          </w:tcPr>
+          <w:p>
+            <w:pPr>
+              <w:jc w:val="center"/>
+            </w:pPr>
+            <w:r>
+              <w:t>VLAN neve</w:t>
+            </w:r>
+          </w:p>
+        </w:tc>
+        <w:tc>
+          <w:tcPr>
+            <w:tcW w:w="995" w:type="dxa"/>
+          </w:tcPr>
+          <w:p>
+            <w:pPr>
+              <w:jc w:val="center"/>
+              <w:cnfStyle w:val="100000000000" w:firstRow="1" w:lastRow="0" w:firstColumn="0" w:lastColumn="0" w:oddVBand="0" w:evenVBand="0" w:oddHBand="0" w:evenHBand="0" w:firstRowFirstColumn="0" w:firstRowLastColumn="0" w:lastRowFirstColumn="0" w:lastRowLastColumn="0"/>
+            </w:pPr>
+            <w:r>
+              <w:t xml:space="preserve">VLAN </w:t>
+            </w:r>
+            <w:proofErr w:type="spellStart"/>
+            <w:r>
+              <w:t>száma</w:t>
+            </w:r>
+            <w:proofErr w:type="spellEnd"/>
+          </w:p>
+        </w:tc>
+        <w:tc>
+          <w:tcPr>
+            <w:tcW w:w="1582" w:type="dxa"/>
+          </w:tcPr>
+          <w:p>
+            <w:pPr>
+              <w:jc w:val="center"/>
+              <w:cnfStyle w:val="100000000000" w:firstRow="1" w:lastRow="0" w:firstColumn="0" w:lastColumn="0" w:oddVBand="0" w:evenVBand="0" w:oddHBand="0" w:evenHBand="0" w:firstRowFirstColumn="0" w:firstRowLastColumn="0" w:lastRowFirstColumn="0" w:lastRowLastColumn="0"/>
+            </w:pPr>
+            <w:r>
+              <w:t xml:space="preserve">IP </w:t>
+            </w:r>
+            <w:proofErr w:type="spellStart"/>
+            <w:r>
+              <w:t>hálózat</w:t>
+            </w:r>
+            <w:proofErr w:type="spellEnd"/>
+          </w:p>
+        </w:tc>
+        <w:tc>
+          <w:tcPr>
+            <w:tcW w:w="4390" w:type="dxa"/>
+          </w:tcPr>
+          <w:p>
+            <w:pPr>
+              <w:jc w:val="center"/>
+              <w:cnfStyle w:val="100000000000" w:firstRow="1" w:lastRow="0" w:firstColumn="0" w:lastColumn="0" w:oddVBand="0" w:evenVBand="0" w:oddHBand="0" w:evenHBand="0" w:firstRowFirstColumn="0" w:firstRowLastColumn="0" w:lastRowFirstColumn="0" w:lastRowLastColumn="0"/>
+            </w:pPr>
+            <w:proofErr w:type="spellStart"/>
+            <w:r>
+              <w:t>Leírás</w:t>
+            </w:r>
+            <w:proofErr w:type="spellEnd"/>
+          </w:p>
+        </w:tc>
+      </w:tr>
+      <w:tr>
+        <w:trPr>
+          <w:cnfStyle w:val="000000100000" w:firstRow="0" w:lastRow="0" w:firstColumn="0" w:lastColumn="0" w:oddVBand="0" w:evenVBand="0" w:oddHBand="1" w:evenHBand="0" w:firstRowFirstColumn="0" w:firstRowLastColumn="0" w:lastRowFirstColumn="0" w:lastRowLastColumn="0"/>
+        </w:trPr>
+        <w:tc>
+          <w:tcPr>
+            <w:cnfStyle w:val="001000000000" w:firstRow="0" w:lastRow="0" w:firstColumn="1" w:lastColumn="0" w:oddVBand="0" w:evenVBand="0" w:oddHBand="0" w:evenHBand="0" w:firstRowFirstColumn="0" w:firstRowLastColumn="0" w:lastRowFirstColumn="0" w:lastRowLastColumn="0"/>
+            <w:tcW w:w="2118" w:type="dxa"/>
+          </w:tcPr>
+          <w:p>
+            <w:pPr>
+              <w:jc w:val="center"/>
+              <w:rPr>
+                <w:b w:val="0"/>
+                <w:bCs w:val="0"/>
+              </w:rPr>
+            </w:pPr>
+            <w:r>
+              <w:rPr>
+                <w:b w:val="0"/>
+                <w:bCs w:val="0"/>
+              </w:rPr>
+              <w:t>RECEPTION</w:t>
+            </w:r>
+          </w:p>
+        </w:tc>
+        <w:tc>
+          <w:tcPr>
+            <w:tcW w:w="995" w:type="dxa"/>
+          </w:tcPr>
+          <w:p>
+            <w:pPr>
+              <w:jc w:val="center"/>
+              <w:cnfStyle w:val="000000100000" w:firstRow="0" w:lastRow="0" w:firstColumn="0" w:lastColumn="0" w:oddVBand="0" w:evenVBand="0" w:oddHBand="1" w:evenHBand="0" w:firstRowFirstColumn="0" w:firstRowLastColumn="0" w:lastRowFirstColumn="0" w:lastRowLastColumn="0"/>
+            </w:pPr>
+            <w:r>
+              <w:t>20</w:t>
+            </w:r>
+          </w:p>
+        </w:tc>
+        <w:tc>
+          <w:tcPr>
+            <w:tcW w:w="1582" w:type="dxa"/>
+          </w:tcPr>
+          <w:p>
+            <w:pPr>
+              <w:jc w:val="center"/>
+              <w:cnfStyle w:val="000000100000" w:firstRow="0" w:lastRow="0" w:firstColumn="0" w:lastColumn="0" w:oddVBand="0" w:evenVBand="0" w:oddHBand="1" w:evenHBand="0" w:firstRowFirstColumn="0" w:firstRowLastColumn="0" w:lastRowFirstColumn="0" w:lastRowLastColumn="0"/>
+            </w:pPr>
+            <w:r>
+              <w:t>10.3.20.0/24</w:t>
+            </w:r>
+          </w:p>
+        </w:tc>
+        <w:tc>
+          <w:tcPr>
+            <w:tcW w:w="4390" w:type="dxa"/>
+          </w:tcPr>
+          <w:p>
+            <w:pPr>
+              <w:jc w:val="center"/>
+              <w:cnfStyle w:val="000000100000" w:firstRow="0" w:lastRow="0" w:firstColumn="0" w:lastColumn="0" w:oddVBand="0" w:evenVBand="0" w:oddHBand="1" w:evenHBand="0" w:firstRowFirstColumn="0" w:firstRowLastColumn="0" w:lastRowFirstColumn="0" w:lastRowLastColumn="0"/>
+            </w:pPr>
+            <w:proofErr w:type="spellStart"/>
+            <w:r>
+              <w:t>Recepció</w:t>
+            </w:r>
+            <w:proofErr w:type="spellEnd"/>
+            <w:r>
+              <w:t xml:space="preserve"> </w:t>
+            </w:r>
+            <w:proofErr w:type="spellStart"/>
+            <w:r>
+              <w:t>eszközei</w:t>
+            </w:r>
+            <w:proofErr w:type="spellEnd"/>
+          </w:p>
+        </w:tc>
+      </w:tr>
+      <w:tr>
+        <w:tc>
+          <w:tcPr>
+            <w:cnfStyle w:val="001000000000" w:firstRow="0" w:lastRow="0" w:firstColumn="1" w:lastColumn="0" w:oddVBand="0" w:evenVBand="0" w:oddHBand="0" w:evenHBand="0" w:firstRowFirstColumn="0" w:firstRowLastColumn="0" w:lastRowFirstColumn="0" w:lastRowLastColumn="0"/>
+            <w:tcW w:w="2118" w:type="dxa"/>
+          </w:tcPr>
+          <w:p>
+            <w:pPr>
+              <w:jc w:val="center"/>
+              <w:rPr>
+                <w:b w:val="0"/>
+                <w:bCs w:val="0"/>
+              </w:rPr>
+            </w:pPr>
+            <w:r>
+              <w:rPr>
+                <w:b w:val="0"/>
+                <w:bCs w:val="0"/>
+              </w:rPr>
+              <w:t>MANAGEMENT</w:t>
+            </w:r>
+          </w:p>
+        </w:tc>
+        <w:tc>
+          <w:tcPr>
+            <w:tcW w:w="995" w:type="dxa"/>
+          </w:tcPr>
+          <w:p>
+            <w:pPr>
+              <w:jc w:val="center"/>
+              <w:cnfStyle w:val="000000000000" w:firstRow="0" w:lastRow="0" w:firstColumn="0" w:lastColumn="0" w:oddVBand="0" w:evenVBand="0" w:oddHBand="0" w:evenHBand="0" w:firstRowFirstColumn="0" w:firstRowLastColumn="0" w:lastRowFirstColumn="0" w:lastRowLastColumn="0"/>
+            </w:pPr>
+            <w:r>
+              <w:t>30</w:t>
+            </w:r>
+          </w:p>
+        </w:tc>
+        <w:tc>
+          <w:tcPr>
+            <w:tcW w:w="1582" w:type="dxa"/>
+          </w:tcPr>
+          <w:p>
+            <w:pPr>
+              <w:jc w:val="center"/>
+              <w:cnfStyle w:val="000000000000" w:firstRow="0" w:lastRow="0" w:firstColumn="0" w:lastColumn="0" w:oddVBand="0" w:evenVBand="0" w:oddHBand="0" w:evenHBand="0" w:firstRowFirstColumn="0" w:firstRowLastColumn="0" w:lastRowFirstColumn="0" w:lastRowLastColumn="0"/>
+            </w:pPr>
+            <w:r>
+              <w:t>10.3.30.0/24</w:t>
+            </w:r>
+          </w:p>
+        </w:tc>
+        <w:tc>
+          <w:tcPr>
+            <w:tcW w:w="4390" w:type="dxa"/>
+          </w:tcPr>
+          <w:p>
+            <w:pPr>
+              <w:jc w:val="center"/>
+              <w:cnfStyle w:val="000000000000" w:firstRow="0" w:lastRow="0" w:firstColumn="0" w:lastColumn="0" w:oddVBand="0" w:evenVBand="0" w:oddHBand="0" w:evenHBand="0" w:firstRowFirstColumn="0" w:firstRowLastColumn="0" w:lastRowFirstColumn="0" w:lastRowLastColumn="0"/>
+            </w:pPr>
+            <w:proofErr w:type="spellStart"/>
+            <w:r>
+              <w:t>Igazgatóság</w:t>
+            </w:r>
+            <w:proofErr w:type="spellEnd"/>
+            <w:r>
+              <w:t xml:space="preserve"> </w:t>
+            </w:r>
+            <w:proofErr w:type="spellStart"/>
+            <w:r>
+              <w:t>és</w:t>
+            </w:r>
+            <w:proofErr w:type="spellEnd"/>
+            <w:r>
+              <w:t xml:space="preserve"> </w:t>
+            </w:r>
+            <w:proofErr w:type="spellStart"/>
+            <w:r>
+              <w:t>vezetői</w:t>
+            </w:r>
+            <w:proofErr w:type="spellEnd"/>
+            <w:r>
+              <w:t xml:space="preserve"> </w:t>
+            </w:r>
+            <w:proofErr w:type="spellStart"/>
+            <w:r>
+              <w:t>kliensek</w:t>
+            </w:r>
+            <w:proofErr w:type="spellEnd"/>
+          </w:p>
+        </w:tc>
+      </w:tr>
+      <w:tr>
+        <w:trPr>
+          <w:cnfStyle w:val="000000100000" w:firstRow="0" w:lastRow="0" w:firstColumn="0" w:lastColumn="0" w:oddVBand="0" w:evenVBand="0" w:oddHBand="1" w:evenHBand="0" w:firstRowFirstColumn="0" w:firstRowLastColumn="0" w:lastRowFirstColumn="0" w:lastRowLastColumn="0"/>
+        </w:trPr>
+        <w:tc>
+          <w:tcPr>
+            <w:cnfStyle w:val="001000000000" w:firstRow="0" w:lastRow="0" w:firstColumn="1" w:lastColumn="0" w:oddVBand="0" w:evenVBand="0" w:oddHBand="0" w:evenHBand="0" w:firstRowFirstColumn="0" w:firstRowLastColumn="0" w:lastRowFirstColumn="0" w:lastRowLastColumn="0"/>
+            <w:tcW w:w="2118" w:type="dxa"/>
+          </w:tcPr>
+          <w:p>
+            <w:pPr>
+              <w:jc w:val="center"/>
+              <w:rPr>
+                <w:b w:val="0"/>
+                <w:bCs w:val="0"/>
+              </w:rPr>
+            </w:pPr>
+            <w:r>
+              <w:rPr>
+                <w:b w:val="0"/>
+                <w:bCs w:val="0"/>
+              </w:rPr>
+              <w:t>OFFICE</w:t>
+            </w:r>
+          </w:p>
+        </w:tc>
+        <w:tc>
+          <w:tcPr>
+            <w:tcW w:w="995" w:type="dxa"/>
+          </w:tcPr>
+          <w:p>
+            <w:pPr>
+              <w:jc w:val="center"/>
+              <w:cnfStyle w:val="000000100000" w:firstRow="0" w:lastRow="0" w:firstColumn="0" w:lastColumn="0" w:oddVBand="0" w:evenVBand="0" w:oddHBand="1" w:evenHBand="0" w:firstRowFirstColumn="0" w:firstRowLastColumn="0" w:lastRowFirstColumn="0" w:lastRowLastColumn="0"/>
+            </w:pPr>
+            <w:r>
+              <w:t>40</w:t>
+            </w:r>
+          </w:p>
+        </w:tc>
+        <w:tc>
+          <w:tcPr>
+            <w:tcW w:w="1582" w:type="dxa"/>
+          </w:tcPr>
+          <w:p>
+            <w:pPr>
+              <w:jc w:val="center"/>
+              <w:cnfStyle w:val="000000100000" w:firstRow="0" w:lastRow="0" w:firstColumn="0" w:lastColumn="0" w:oddVBand="0" w:evenVBand="0" w:oddHBand="1" w:evenHBand="0" w:firstRowFirstColumn="0" w:firstRowLastColumn="0" w:lastRowFirstColumn="0" w:lastRowLastColumn="0"/>
+            </w:pPr>
+            <w:r>
+              <w:t>10.3.40.0/24</w:t>
+            </w:r>
+          </w:p>
+        </w:tc>
+        <w:tc>
+          <w:tcPr>
+            <w:tcW w:w="4390" w:type="dxa"/>
+          </w:tcPr>
+          <w:p>
+            <w:pPr>
+              <w:jc w:val="center"/>
+              <w:cnfStyle w:val="000000100000" w:firstRow="0" w:lastRow="0" w:firstColumn="0" w:lastColumn="0" w:oddVBand="0" w:evenVBand="0" w:oddHBand="1" w:evenHBand="0" w:firstRowFirstColumn="0" w:firstRowLastColumn="0" w:lastRowFirstColumn="0" w:lastRowLastColumn="0"/>
+            </w:pPr>
+            <w:proofErr w:type="spellStart"/>
+            <w:r>
+              <w:t>Irodák</w:t>
+            </w:r>
+            <w:proofErr w:type="spellEnd"/>
+          </w:p>
+        </w:tc>
+      </w:tr>
+      <w:tr>
+        <w:tc>
+          <w:tcPr>
+            <w:cnfStyle w:val="001000000000" w:firstRow="0" w:lastRow="0" w:firstColumn="1" w:lastColumn="0" w:oddVBand="0" w:evenVBand="0" w:oddHBand="0" w:evenHBand="0" w:firstRowFirstColumn="0" w:firstRowLastColumn="0" w:lastRowFirstColumn="0" w:lastRowLastColumn="0"/>
+            <w:tcW w:w="2118" w:type="dxa"/>
+          </w:tcPr>
+          <w:p>
+            <w:pPr>
+              <w:jc w:val="center"/>
+              <w:rPr>
+                <w:b w:val="0"/>
+                <w:bCs w:val="0"/>
+              </w:rPr>
+            </w:pPr>
+            <w:r>
+              <w:rPr>
+                <w:b w:val="0"/>
+                <w:bCs w:val="0"/>
+              </w:rPr>
+              <w:t>PRODUCTION</w:t>
+            </w:r>
+          </w:p>
+        </w:tc>
+        <w:tc>
+          <w:tcPr>
+            <w:tcW w:w="995" w:type="dxa"/>
+          </w:tcPr>
+          <w:p>
+            <w:pPr>
+              <w:jc w:val="center"/>
+              <w:cnfStyle w:val="000000000000" w:firstRow="0" w:lastRow="0" w:firstColumn="0" w:lastColumn="0" w:oddVBand="0" w:evenVBand="0" w:oddHBand="0" w:evenHBand="0" w:firstRowFirstColumn="0" w:firstRowLastColumn="0" w:lastRowFirstColumn="0" w:lastRowLastColumn="0"/>
+            </w:pPr>
+            <w:r>
+              <w:t>50</w:t>
+            </w:r>
+          </w:p>
+        </w:tc>
+        <w:tc>
+          <w:tcPr>
+            <w:tcW w:w="1582" w:type="dxa"/>
+          </w:tcPr>
+          <w:p>
+            <w:pPr>
+              <w:jc w:val="center"/>
+              <w:cnfStyle w:val="000000000000" w:firstRow="0" w:lastRow="0" w:firstColumn="0" w:lastColumn="0" w:oddVBand="0" w:evenVBand="0" w:oddHBand="0" w:evenHBand="0" w:firstRowFirstColumn="0" w:firstRowLastColumn="0" w:lastRowFirstColumn="0" w:lastRowLastColumn="0"/>
+            </w:pPr>
+            <w:r>
+              <w:t>10.3.50.0/24</w:t>
+            </w:r>
+          </w:p>
+        </w:tc>
+        <w:tc>
+          <w:tcPr>
+            <w:tcW w:w="4390" w:type="dxa"/>
+          </w:tcPr>
+          <w:p>
+            <w:pPr>
+              <w:jc w:val="center"/>
+              <w:cnfStyle w:val="000000000000" w:firstRow="0" w:lastRow="0" w:firstColumn="0" w:lastColumn="0" w:oddVBand="0" w:evenVBand="0" w:oddHBand="0" w:evenHBand="0" w:firstRowFirstColumn="0" w:firstRowLastColumn="0" w:lastRowFirstColumn="0" w:lastRowLastColumn="0"/>
+            </w:pPr>
+            <w:r>
+              <w:t xml:space="preserve">PLC-k, HMU-k, </w:t>
+            </w:r>
+            <w:proofErr w:type="spellStart"/>
+            <w:r>
+              <w:t>kezelő</w:t>
+            </w:r>
+            <w:proofErr w:type="spellEnd"/>
+            <w:r>
+              <w:t xml:space="preserve"> </w:t>
+            </w:r>
+            <w:proofErr w:type="spellStart"/>
+            <w:r>
+              <w:t>eszközök</w:t>
+            </w:r>
+            <w:proofErr w:type="spellEnd"/>
+            <w:r>
+              <w:t xml:space="preserve">, </w:t>
+            </w:r>
+            <w:proofErr w:type="spellStart"/>
+            <w:r>
+              <w:t>kliensek</w:t>
+            </w:r>
+            <w:proofErr w:type="spellEnd"/>
+          </w:p>
+        </w:tc>
+      </w:tr>
+      <w:tr>
+        <w:trPr>
+          <w:cnfStyle w:val="000000100000" w:firstRow="0" w:lastRow="0" w:firstColumn="0" w:lastColumn="0" w:oddVBand="0" w:evenVBand="0" w:oddHBand="1" w:evenHBand="0" w:firstRowFirstColumn="0" w:firstRowLastColumn="0" w:lastRowFirstColumn="0" w:lastRowLastColumn="0"/>
+        </w:trPr>
+        <w:tc>
+          <w:tcPr>
+            <w:cnfStyle w:val="001000000000" w:firstRow="0" w:lastRow="0" w:firstColumn="1" w:lastColumn="0" w:oddVBand="0" w:evenVBand="0" w:oddHBand="0" w:evenHBand="0" w:firstRowFirstColumn="0" w:firstRowLastColumn="0" w:lastRowFirstColumn="0" w:lastRowLastColumn="0"/>
+            <w:tcW w:w="2118" w:type="dxa"/>
+          </w:tcPr>
+          <w:p>
+            <w:pPr>
+              <w:jc w:val="center"/>
+              <w:rPr>
+                <w:b w:val="0"/>
+                <w:bCs w:val="0"/>
+              </w:rPr>
+            </w:pPr>
+            <w:r>
+              <w:rPr>
+                <w:b w:val="0"/>
+                <w:bCs w:val="0"/>
+              </w:rPr>
+              <w:t>WAREHOUSE</w:t>
+            </w:r>
+          </w:p>
+        </w:tc>
+        <w:tc>
+          <w:tcPr>
+            <w:tcW w:w="995" w:type="dxa"/>
+          </w:tcPr>
+          <w:p>
+            <w:pPr>
+              <w:jc w:val="center"/>
+              <w:cnfStyle w:val="000000100000" w:firstRow="0" w:lastRow="0" w:firstColumn="0" w:lastColumn="0" w:oddVBand="0" w:evenVBand="0" w:oddHBand="1" w:evenHBand="0" w:firstRowFirstColumn="0" w:firstRowLastColumn="0" w:lastRowFirstColumn="0" w:lastRowLastColumn="0"/>
+            </w:pPr>
+            <w:r>
+              <w:t>60</w:t>
+            </w:r>
+          </w:p>
+        </w:tc>
+        <w:tc>
+          <w:tcPr>
+            <w:tcW w:w="1582" w:type="dxa"/>
+          </w:tcPr>
+          <w:p>
+            <w:pPr>
+              <w:jc w:val="center"/>
+              <w:cnfStyle w:val="000000100000" w:firstRow="0" w:lastRow="0" w:firstColumn="0" w:lastColumn="0" w:oddVBand="0" w:evenVBand="0" w:oddHBand="1" w:evenHBand="0" w:firstRowFirstColumn="0" w:firstRowLastColumn="0" w:lastRowFirstColumn="0" w:lastRowLastColumn="0"/>
+            </w:pPr>
+            <w:r>
+              <w:t>10.3.60.0/24</w:t>
+            </w:r>
+          </w:p>
+        </w:tc>
+        <w:tc>
+          <w:tcPr>
+            <w:tcW w:w="4390" w:type="dxa"/>
+          </w:tcPr>
+          <w:p>
+            <w:pPr>
+              <w:jc w:val="center"/>
+              <w:cnfStyle w:val="000000100000" w:firstRow="0" w:lastRow="0" w:firstColumn="0" w:lastColumn="0" w:oddVBand="0" w:evenVBand="0" w:oddHBand="1" w:evenHBand="0" w:firstRowFirstColumn="0" w:firstRowLastColumn="0" w:lastRowFirstColumn="0" w:lastRowLastColumn="0"/>
+            </w:pPr>
+            <w:proofErr w:type="spellStart"/>
+            <w:r>
+              <w:t>Raktár</w:t>
+            </w:r>
+            <w:proofErr w:type="spellEnd"/>
+            <w:r>
+              <w:t xml:space="preserve"> </w:t>
+            </w:r>
+            <w:proofErr w:type="spellStart"/>
+            <w:r>
+              <w:t>adatbázis</w:t>
+            </w:r>
+            <w:proofErr w:type="spellEnd"/>
+            <w:r>
+              <w:t xml:space="preserve"> </w:t>
+            </w:r>
+            <w:proofErr w:type="spellStart"/>
+            <w:r>
+              <w:t>és</w:t>
+            </w:r>
+            <w:proofErr w:type="spellEnd"/>
+            <w:r>
+              <w:t xml:space="preserve"> </w:t>
+            </w:r>
+            <w:proofErr w:type="spellStart"/>
+            <w:r>
+              <w:t>kliensek</w:t>
+            </w:r>
+            <w:proofErr w:type="spellEnd"/>
+          </w:p>
+        </w:tc>
+      </w:tr>
+      <w:tr>
+        <w:tc>
+          <w:tcPr>
+            <w:cnfStyle w:val="001000000000" w:firstRow="0" w:lastRow="0" w:firstColumn="1" w:lastColumn="0" w:oddVBand="0" w:evenVBand="0" w:oddHBand="0" w:evenHBand="0" w:firstRowFirstColumn="0" w:firstRowLastColumn="0" w:lastRowFirstColumn="0" w:lastRowLastColumn="0"/>
+            <w:tcW w:w="2118" w:type="dxa"/>
+          </w:tcPr>
+          <w:p>
+            <w:pPr>
+              <w:jc w:val="center"/>
+              <w:rPr>
+                <w:b w:val="0"/>
+                <w:bCs w:val="0"/>
+              </w:rPr>
+            </w:pPr>
+            <w:r>
+              <w:rPr>
+                <w:b w:val="0"/>
+                <w:bCs w:val="0"/>
+              </w:rPr>
+              <w:t>IT</w:t>
+            </w:r>
+          </w:p>
+        </w:tc>
+        <w:tc>
+          <w:tcPr>
+            <w:tcW w:w="995" w:type="dxa"/>
+          </w:tcPr>
+          <w:p>
+            <w:pPr>
+              <w:jc w:val="center"/>
+              <w:cnfStyle w:val="000000000000" w:firstRow="0" w:lastRow="0" w:firstColumn="0" w:lastColumn="0" w:oddVBand="0" w:evenVBand="0" w:oddHBand="0" w:evenHBand="0" w:firstRowFirstColumn="0" w:firstRowLastColumn="0" w:lastRowFirstColumn="0" w:lastRowLastColumn="0"/>
+            </w:pPr>
+            <w:r>
+              <w:t>10</w:t>
+            </w:r>
+          </w:p>
+        </w:tc>
+        <w:tc>
+          <w:tcPr>
+            <w:tcW w:w="1582" w:type="dxa"/>
+          </w:tcPr>
+          <w:p>
+            <w:pPr>
+              <w:jc w:val="center"/>
+              <w:cnfStyle w:val="000000000000" w:firstRow="0" w:lastRow="0" w:firstColumn="0" w:lastColumn="0" w:oddVBand="0" w:evenVBand="0" w:oddHBand="0" w:evenHBand="0" w:firstRowFirstColumn="0" w:firstRowLastColumn="0" w:lastRowFirstColumn="0" w:lastRowLastColumn="0"/>
+            </w:pPr>
+            <w:r>
+              <w:t>10.3.10.0/24</w:t>
+            </w:r>
+          </w:p>
+        </w:tc>
+        <w:tc>
+          <w:tcPr>
+            <w:tcW w:w="4390" w:type="dxa"/>
+          </w:tcPr>
+          <w:p>
+            <w:pPr>
+              <w:jc w:val="center"/>
+              <w:cnfStyle w:val="000000000000" w:firstRow="0" w:lastRow="0" w:firstColumn="0" w:lastColumn="0" w:oddVBand="0" w:evenVBand="0" w:oddHBand="0" w:evenHBand="0" w:firstRowFirstColumn="0" w:firstRowLastColumn="0" w:lastRowFirstColumn="0" w:lastRowLastColumn="0"/>
+            </w:pPr>
+            <w:proofErr w:type="spellStart"/>
+            <w:r>
+              <w:t>Szerverterem</w:t>
+            </w:r>
+            <w:proofErr w:type="spellEnd"/>
+            <w:r>
+              <w:t xml:space="preserve">, IT </w:t>
+            </w:r>
+            <w:proofErr w:type="spellStart"/>
+            <w:r>
+              <w:t>munkatársak</w:t>
+            </w:r>
+            <w:proofErr w:type="spellEnd"/>
+            <w:r>
+              <w:t xml:space="preserve"> </w:t>
+            </w:r>
+            <w:proofErr w:type="spellStart"/>
+            <w:r>
+              <w:t>kliensei</w:t>
+            </w:r>
+            <w:proofErr w:type="spellEnd"/>
+          </w:p>
+        </w:tc>
+      </w:tr>
+      <w:tr>
+        <w:trPr>
+          <w:cnfStyle w:val="000000100000" w:firstRow="0" w:lastRow="0" w:firstColumn="0" w:lastColumn="0" w:oddVBand="0" w:evenVBand="0" w:oddHBand="1" w:evenHBand="0" w:firstRowFirstColumn="0" w:firstRowLastColumn="0" w:lastRowFirstColumn="0" w:lastRowLastColumn="0"/>
+          <w:trHeight w:val="288"/>
+        </w:trPr>
+        <w:tc>
+          <w:tcPr>
+            <w:cnfStyle w:val="001000000000" w:firstRow="0" w:lastRow="0" w:firstColumn="1" w:lastColumn="0" w:oddVBand="0" w:evenVBand="0" w:oddHBand="0" w:evenHBand="0" w:firstRowFirstColumn="0" w:firstRowLastColumn="0" w:lastRowFirstColumn="0" w:lastRowLastColumn="0"/>
+            <w:tcW w:w="2118" w:type="dxa"/>
+          </w:tcPr>
+          <w:p>
+            <w:pPr>
+              <w:jc w:val="center"/>
+              <w:rPr>
+                <w:b w:val="0"/>
+                <w:bCs w:val="0"/>
+              </w:rPr>
+            </w:pPr>
+            <w:r>
+              <w:rPr>
+                <w:b w:val="0"/>
+                <w:bCs w:val="0"/>
+              </w:rPr>
+              <w:t>ADMIN</w:t>
+            </w:r>
+          </w:p>
+        </w:tc>
+        <w:tc>
+          <w:tcPr>
+            <w:tcW w:w="995" w:type="dxa"/>
+          </w:tcPr>
+          <w:p>
+            <w:pPr>
+              <w:jc w:val="center"/>
+              <w:cnfStyle w:val="000000100000" w:firstRow="0" w:lastRow="0" w:firstColumn="0" w:lastColumn="0" w:oddVBand="0" w:evenVBand="0" w:oddHBand="1" w:evenHBand="0" w:firstRowFirstColumn="0" w:firstRowLastColumn="0" w:lastRowFirstColumn="0" w:lastRowLastColumn="0"/>
+            </w:pPr>
+            <w:r>
+              <w:t>150</w:t>
+            </w:r>
+          </w:p>
+        </w:tc>
+        <w:tc>
+          <w:tcPr>
+            <w:tcW w:w="1582" w:type="dxa"/>
+          </w:tcPr>
+          <w:p>
+            <w:pPr>
+              <w:jc w:val="center"/>
+              <w:cnfStyle w:val="000000100000" w:firstRow="0" w:lastRow="0" w:firstColumn="0" w:lastColumn="0" w:oddVBand="0" w:evenVBand="0" w:oddHBand="1" w:evenHBand="0" w:firstRowFirstColumn="0" w:firstRowLastColumn="0" w:lastRowFirstColumn="0" w:lastRowLastColumn="0"/>
+            </w:pPr>
+            <w:r>
+              <w:t>10.3.150.0/24</w:t>
+            </w:r>
+          </w:p>
+        </w:tc>
+        <w:tc>
+          <w:tcPr>
+            <w:tcW w:w="4390" w:type="dxa"/>
+          </w:tcPr>
+          <w:p>
+            <w:pPr>
+              <w:jc w:val="center"/>
+              <w:cnfStyle w:val="000000100000" w:firstRow="0" w:lastRow="0" w:firstColumn="0" w:lastColumn="0" w:oddVBand="0" w:evenVBand="0" w:oddHBand="1" w:evenHBand="0" w:firstRowFirstColumn="0" w:firstRowLastColumn="0" w:lastRowFirstColumn="0" w:lastRowLastColumn="0"/>
+            </w:pPr>
+            <w:r>
+              <w:t>Management VLAN</w:t>
+            </w:r>
+          </w:p>
+        </w:tc>
+      </w:tr>
+      <w:tr>
+        <w:tc>
+          <w:tcPr>
+            <w:cnfStyle w:val="001000000000" w:firstRow="0" w:lastRow="0" w:firstColumn="1" w:lastColumn="0" w:oddVBand="0" w:evenVBand="0" w:oddHBand="0" w:evenHBand="0" w:firstRowFirstColumn="0" w:firstRowLastColumn="0" w:lastRowFirstColumn="0" w:lastRowLastColumn="0"/>
+            <w:tcW w:w="2118" w:type="dxa"/>
+          </w:tcPr>
+          <w:p>
+            <w:pPr>
+              <w:jc w:val="center"/>
+              <w:rPr>
+                <w:b w:val="0"/>
+                <w:bCs w:val="0"/>
+              </w:rPr>
+            </w:pPr>
+            <w:r>
+              <w:rPr>
+                <w:b w:val="0"/>
+                <w:bCs w:val="0"/>
+              </w:rPr>
+              <w:t>GUEST</w:t>
+            </w:r>
+          </w:p>
+        </w:tc>
+        <w:tc>
+          <w:tcPr>
+            <w:tcW w:w="995" w:type="dxa"/>
+          </w:tcPr>
+          <w:p>
+            <w:pPr>
+              <w:jc w:val="center"/>
+              <w:cnfStyle w:val="000000000000" w:firstRow="0" w:lastRow="0" w:firstColumn="0" w:lastColumn="0" w:oddVBand="0" w:evenVBand="0" w:oddHBand="0" w:evenHBand="0" w:firstRowFirstColumn="0" w:firstRowLastColumn="0" w:lastRowFirstColumn="0" w:lastRowLastColumn="0"/>
+            </w:pPr>
+            <w:r>
+              <w:t>200</w:t>
+            </w:r>
+          </w:p>
+        </w:tc>
+        <w:tc>
+          <w:tcPr>
+            <w:tcW w:w="1582" w:type="dxa"/>
+          </w:tcPr>
+          <w:p>
+            <w:pPr>
+              <w:jc w:val="center"/>
+              <w:cnfStyle w:val="000000000000" w:firstRow="0" w:lastRow="0" w:firstColumn="0" w:lastColumn="0" w:oddVBand="0" w:evenVBand="0" w:oddHBand="0" w:evenHBand="0" w:firstRowFirstColumn="0" w:firstRowLastColumn="0" w:lastRowFirstColumn="0" w:lastRowLastColumn="0"/>
+            </w:pPr>
+            <w:r>
+              <w:t>10.3.200.0/24</w:t>
+            </w:r>
+          </w:p>
+        </w:tc>
+        <w:tc>
+          <w:tcPr>
+            <w:tcW w:w="4390" w:type="dxa"/>
+          </w:tcPr>
+          <w:p>
+            <w:pPr>
+              <w:jc w:val="center"/>
+              <w:cnfStyle w:val="000000000000" w:firstRow="0" w:lastRow="0" w:firstColumn="0" w:lastColumn="0" w:oddVBand="0" w:evenVBand="0" w:oddHBand="0" w:evenHBand="0" w:firstRowFirstColumn="0" w:firstRowLastColumn="0" w:lastRowFirstColumn="0" w:lastRowLastColumn="0"/>
+            </w:pPr>
+            <w:proofErr w:type="spellStart"/>
+            <w:r>
+              <w:t>Vezeték</w:t>
+            </w:r>
+            <w:proofErr w:type="spellEnd"/>
+            <w:r>
+              <w:t xml:space="preserve"> </w:t>
+            </w:r>
+            <w:proofErr w:type="spellStart"/>
+            <w:r>
+              <w:t>nélküli</w:t>
+            </w:r>
+            <w:proofErr w:type="spellEnd"/>
+            <w:r>
+              <w:t xml:space="preserve"> </w:t>
+            </w:r>
+            <w:proofErr w:type="spellStart"/>
+            <w:r>
+              <w:t>klienseknek</w:t>
+            </w:r>
+            <w:proofErr w:type="spellEnd"/>
+          </w:p>
+        </w:tc>
+      </w:tr>
+      <w:tr>
+        <w:trPr>
+          <w:cnfStyle w:val="000000100000" w:firstRow="0" w:lastRow="0" w:firstColumn="0" w:lastColumn="0" w:oddVBand="0" w:evenVBand="0" w:oddHBand="1" w:evenHBand="0" w:firstRowFirstColumn="0" w:firstRowLastColumn="0" w:lastRowFirstColumn="0" w:lastRowLastColumn="0"/>
+        </w:trPr>
+        <w:tc>
+          <w:tcPr>
+            <w:cnfStyle w:val="001000000000" w:firstRow="0" w:lastRow="0" w:firstColumn="1" w:lastColumn="0" w:oddVBand="0" w:evenVBand="0" w:oddHBand="0" w:evenHBand="0" w:firstRowFirstColumn="0" w:firstRowLastColumn="0" w:lastRowFirstColumn="0" w:lastRowLastColumn="0"/>
+            <w:tcW w:w="2118" w:type="dxa"/>
+          </w:tcPr>
+          <w:p>
+            <w:pPr>
+              <w:jc w:val="center"/>
+              <w:rPr>
+                <w:b w:val="0"/>
+                <w:bCs w:val="0"/>
+              </w:rPr>
+            </w:pPr>
+            <w:r>
+              <w:rPr>
+                <w:b w:val="0"/>
+                <w:bCs w:val="0"/>
+              </w:rPr>
+              <w:t>NATIVE</w:t>
+            </w:r>
+          </w:p>
+        </w:tc>
+        <w:tc>
+          <w:tcPr>
+            <w:tcW w:w="995" w:type="dxa"/>
+          </w:tcPr>
+          <w:p>
+            <w:pPr>
+              <w:jc w:val="center"/>
+              <w:cnfStyle w:val="000000100000" w:firstRow="0" w:lastRow="0" w:firstColumn="0" w:lastColumn="0" w:oddVBand="0" w:evenVBand="0" w:oddHBand="1" w:evenHBand="0" w:firstRowFirstColumn="0" w:firstRowLastColumn="0" w:lastRowFirstColumn="0" w:lastRowLastColumn="0"/>
+            </w:pPr>
+            <w:r>
+              <w:t>999</w:t>
+            </w:r>
+          </w:p>
+        </w:tc>
+        <w:tc>
+          <w:tcPr>
+            <w:tcW w:w="1582" w:type="dxa"/>
+          </w:tcPr>
+          <w:p>
+            <w:pPr>
+              <w:jc w:val="center"/>
+              <w:cnfStyle w:val="000000100000" w:firstRow="0" w:lastRow="0" w:firstColumn="0" w:lastColumn="0" w:oddVBand="0" w:evenVBand="0" w:oddHBand="1" w:evenHBand="0" w:firstRowFirstColumn="0" w:firstRowLastColumn="0" w:lastRowFirstColumn="0" w:lastRowLastColumn="0"/>
+            </w:pPr>
+            <w:r>
+              <w:t>-</w:t>
+            </w:r>
+          </w:p>
+        </w:tc>
+        <w:tc>
+          <w:tcPr>
+            <w:tcW w:w="4390" w:type="dxa"/>
+          </w:tcPr>
+          <w:p>
+            <w:pPr>
+              <w:jc w:val="center"/>
+              <w:cnfStyle w:val="000000100000" w:firstRow="0" w:lastRow="0" w:firstColumn="0" w:lastColumn="0" w:oddVBand="0" w:evenVBand="0" w:oddHBand="1" w:evenHBand="0" w:firstRowFirstColumn="0" w:firstRowLastColumn="0" w:lastRowFirstColumn="0" w:lastRowLastColumn="0"/>
+            </w:pPr>
+            <w:proofErr w:type="spellStart"/>
+            <w:r>
+              <w:t>Natív</w:t>
+            </w:r>
+            <w:proofErr w:type="spellEnd"/>
+          </w:p>
+        </w:tc>
+      </w:tr>
+    </w:tbl>
+    <w:p/>
+    <w:p>
+      <w:pPr>
+        <w:jc w:val="left"/>
+      </w:pPr>
+      <w:r>
+        <w:br w:type="page"/>
+      </w:r>
+    </w:p>
+    <w:p>
+      <w:pPr>
+        <w:pStyle w:val="Cmsor3"/>
+      </w:pPr>
+      <w:bookmarkStart w:id="23" w:name="_Toc224215643"/>
+      <w:r>
+        <w:lastRenderedPageBreak/>
+        <w:t xml:space="preserve">3.4.4. </w:t>
+      </w:r>
+      <w:r>
+        <w:t>CSOMAGOLÁS</w:t>
+      </w:r>
+      <w:bookmarkEnd w:id="23"/>
+    </w:p>
+    <w:tbl>
+      <w:tblPr>
+        <w:tblStyle w:val="Tblzatrcsos5stt2jellszn"/>
+        <w:tblW w:w="9085" w:type="dxa"/>
+        <w:tblLook w:val="04A0" w:firstRow="1" w:lastRow="0" w:firstColumn="1" w:lastColumn="0" w:noHBand="0" w:noVBand="1"/>
+      </w:tblPr>
+      <w:tblGrid>
+        <w:gridCol w:w="2146"/>
+        <w:gridCol w:w="1045"/>
+        <w:gridCol w:w="1970"/>
+        <w:gridCol w:w="3924"/>
+      </w:tblGrid>
+      <w:tr>
+        <w:trPr>
+          <w:cnfStyle w:val="100000000000" w:firstRow="1" w:lastRow="0" w:firstColumn="0" w:lastColumn="0" w:oddVBand="0" w:evenVBand="0" w:oddHBand="0" w:evenHBand="0" w:firstRowFirstColumn="0" w:firstRowLastColumn="0" w:lastRowFirstColumn="0" w:lastRowLastColumn="0"/>
+        </w:trPr>
+        <w:tc>
+          <w:tcPr>
+            <w:cnfStyle w:val="001000000000" w:firstRow="0" w:lastRow="0" w:firstColumn="1" w:lastColumn="0" w:oddVBand="0" w:evenVBand="0" w:oddHBand="0" w:evenHBand="0" w:firstRowFirstColumn="0" w:firstRowLastColumn="0" w:lastRowFirstColumn="0" w:lastRowLastColumn="0"/>
+            <w:tcW w:w="2118" w:type="dxa"/>
+          </w:tcPr>
+          <w:p>
+            <w:pPr>
+              <w:jc w:val="center"/>
+            </w:pPr>
+            <w:r>
+              <w:t>VLAN neve</w:t>
+            </w:r>
+          </w:p>
+        </w:tc>
+        <w:tc>
+          <w:tcPr>
+            <w:tcW w:w="995" w:type="dxa"/>
+          </w:tcPr>
+          <w:p>
+            <w:pPr>
+              <w:jc w:val="center"/>
+              <w:cnfStyle w:val="100000000000" w:firstRow="1" w:lastRow="0" w:firstColumn="0" w:lastColumn="0" w:oddVBand="0" w:evenVBand="0" w:oddHBand="0" w:evenHBand="0" w:firstRowFirstColumn="0" w:firstRowLastColumn="0" w:lastRowFirstColumn="0" w:lastRowLastColumn="0"/>
+            </w:pPr>
+            <w:r>
+              <w:t xml:space="preserve">VLAN </w:t>
+            </w:r>
+            <w:proofErr w:type="spellStart"/>
+            <w:r>
+              <w:t>száma</w:t>
+            </w:r>
+            <w:proofErr w:type="spellEnd"/>
+          </w:p>
+        </w:tc>
+        <w:tc>
+          <w:tcPr>
+            <w:tcW w:w="1582" w:type="dxa"/>
+          </w:tcPr>
+          <w:p>
+            <w:pPr>
+              <w:jc w:val="center"/>
+              <w:cnfStyle w:val="100000000000" w:firstRow="1" w:lastRow="0" w:firstColumn="0" w:lastColumn="0" w:oddVBand="0" w:evenVBand="0" w:oddHBand="0" w:evenHBand="0" w:firstRowFirstColumn="0" w:firstRowLastColumn="0" w:lastRowFirstColumn="0" w:lastRowLastColumn="0"/>
+            </w:pPr>
+            <w:r>
+              <w:t xml:space="preserve">IP </w:t>
+            </w:r>
+            <w:proofErr w:type="spellStart"/>
+            <w:r>
+              <w:t>hálózat</w:t>
+            </w:r>
+            <w:proofErr w:type="spellEnd"/>
+          </w:p>
+        </w:tc>
+        <w:tc>
+          <w:tcPr>
+            <w:tcW w:w="4390" w:type="dxa"/>
+          </w:tcPr>
+          <w:p>
+            <w:pPr>
+              <w:jc w:val="center"/>
+              <w:cnfStyle w:val="100000000000" w:firstRow="1" w:lastRow="0" w:firstColumn="0" w:lastColumn="0" w:oddVBand="0" w:evenVBand="0" w:oddHBand="0" w:evenHBand="0" w:firstRowFirstColumn="0" w:firstRowLastColumn="0" w:lastRowFirstColumn="0" w:lastRowLastColumn="0"/>
+            </w:pPr>
+            <w:proofErr w:type="spellStart"/>
+            <w:r>
+              <w:t>Leírás</w:t>
+            </w:r>
+            <w:proofErr w:type="spellEnd"/>
+          </w:p>
+        </w:tc>
+      </w:tr>
+      <w:tr>
+        <w:trPr>
+          <w:cnfStyle w:val="000000100000" w:firstRow="0" w:lastRow="0" w:firstColumn="0" w:lastColumn="0" w:oddVBand="0" w:evenVBand="0" w:oddHBand="1" w:evenHBand="0" w:firstRowFirstColumn="0" w:firstRowLastColumn="0" w:lastRowFirstColumn="0" w:lastRowLastColumn="0"/>
+        </w:trPr>
+        <w:tc>
+          <w:tcPr>
+            <w:cnfStyle w:val="001000000000" w:firstRow="0" w:lastRow="0" w:firstColumn="1" w:lastColumn="0" w:oddVBand="0" w:evenVBand="0" w:oddHBand="0" w:evenHBand="0" w:firstRowFirstColumn="0" w:firstRowLastColumn="0" w:lastRowFirstColumn="0" w:lastRowLastColumn="0"/>
+            <w:tcW w:w="2118" w:type="dxa"/>
+          </w:tcPr>
+          <w:p>
+            <w:pPr>
+              <w:jc w:val="center"/>
+              <w:rPr>
+                <w:b w:val="0"/>
+                <w:bCs w:val="0"/>
+              </w:rPr>
+            </w:pPr>
+            <w:r>
+              <w:rPr>
+                <w:b w:val="0"/>
+                <w:bCs w:val="0"/>
+              </w:rPr>
+              <w:t>RECEPTION</w:t>
+            </w:r>
+          </w:p>
+        </w:tc>
+        <w:tc>
+          <w:tcPr>
+            <w:tcW w:w="995" w:type="dxa"/>
+          </w:tcPr>
+          <w:p>
+            <w:pPr>
+              <w:jc w:val="center"/>
+              <w:cnfStyle w:val="000000100000" w:firstRow="0" w:lastRow="0" w:firstColumn="0" w:lastColumn="0" w:oddVBand="0" w:evenVBand="0" w:oddHBand="1" w:evenHBand="0" w:firstRowFirstColumn="0" w:firstRowLastColumn="0" w:lastRowFirstColumn="0" w:lastRowLastColumn="0"/>
+            </w:pPr>
+            <w:r>
+              <w:t>20</w:t>
+            </w:r>
+          </w:p>
+        </w:tc>
+        <w:tc>
+          <w:tcPr>
+            <w:tcW w:w="1582" w:type="dxa"/>
+          </w:tcPr>
+          <w:p>
+            <w:pPr>
+              <w:jc w:val="center"/>
+              <w:cnfStyle w:val="000000100000" w:firstRow="0" w:lastRow="0" w:firstColumn="0" w:lastColumn="0" w:oddVBand="0" w:evenVBand="0" w:oddHBand="1" w:evenHBand="0" w:firstRowFirstColumn="0" w:firstRowLastColumn="0" w:lastRowFirstColumn="0" w:lastRowLastColumn="0"/>
+            </w:pPr>
+            <w:r>
+              <w:t>10.4.20.0/24</w:t>
+            </w:r>
+          </w:p>
+        </w:tc>
+        <w:tc>
+          <w:tcPr>
+            <w:tcW w:w="4390" w:type="dxa"/>
+          </w:tcPr>
+          <w:p>
+            <w:pPr>
+              <w:jc w:val="center"/>
+              <w:cnfStyle w:val="000000100000" w:firstRow="0" w:lastRow="0" w:firstColumn="0" w:lastColumn="0" w:oddVBand="0" w:evenVBand="0" w:oddHBand="1" w:evenHBand="0" w:firstRowFirstColumn="0" w:firstRowLastColumn="0" w:lastRowFirstColumn="0" w:lastRowLastColumn="0"/>
+            </w:pPr>
+            <w:proofErr w:type="spellStart"/>
+            <w:r>
+              <w:t>Recepció</w:t>
+            </w:r>
+            <w:proofErr w:type="spellEnd"/>
+            <w:r>
+              <w:t xml:space="preserve"> </w:t>
+            </w:r>
+            <w:proofErr w:type="spellStart"/>
+            <w:r>
+              <w:t>eszközei</w:t>
+            </w:r>
+            <w:proofErr w:type="spellEnd"/>
+          </w:p>
+        </w:tc>
+      </w:tr>
+      <w:tr>
+        <w:tc>
+          <w:tcPr>
+            <w:cnfStyle w:val="001000000000" w:firstRow="0" w:lastRow="0" w:firstColumn="1" w:lastColumn="0" w:oddVBand="0" w:evenVBand="0" w:oddHBand="0" w:evenHBand="0" w:firstRowFirstColumn="0" w:firstRowLastColumn="0" w:lastRowFirstColumn="0" w:lastRowLastColumn="0"/>
+            <w:tcW w:w="2118" w:type="dxa"/>
+          </w:tcPr>
+          <w:p>
+            <w:pPr>
+              <w:jc w:val="center"/>
+              <w:rPr>
+                <w:b w:val="0"/>
+                <w:bCs w:val="0"/>
+              </w:rPr>
+            </w:pPr>
+            <w:r>
+              <w:rPr>
+                <w:b w:val="0"/>
+                <w:bCs w:val="0"/>
+              </w:rPr>
+              <w:t>MANAGEMENT</w:t>
+            </w:r>
+          </w:p>
+        </w:tc>
+        <w:tc>
+          <w:tcPr>
+            <w:tcW w:w="995" w:type="dxa"/>
+          </w:tcPr>
+          <w:p>
+            <w:pPr>
+              <w:jc w:val="center"/>
+              <w:cnfStyle w:val="000000000000" w:firstRow="0" w:lastRow="0" w:firstColumn="0" w:lastColumn="0" w:oddVBand="0" w:evenVBand="0" w:oddHBand="0" w:evenHBand="0" w:firstRowFirstColumn="0" w:firstRowLastColumn="0" w:lastRowFirstColumn="0" w:lastRowLastColumn="0"/>
+            </w:pPr>
+            <w:r>
+              <w:t>30</w:t>
+            </w:r>
+          </w:p>
+        </w:tc>
+        <w:tc>
+          <w:tcPr>
+            <w:tcW w:w="1582" w:type="dxa"/>
+          </w:tcPr>
+          <w:p>
+            <w:pPr>
+              <w:jc w:val="center"/>
+              <w:cnfStyle w:val="000000000000" w:firstRow="0" w:lastRow="0" w:firstColumn="0" w:lastColumn="0" w:oddVBand="0" w:evenVBand="0" w:oddHBand="0" w:evenHBand="0" w:firstRowFirstColumn="0" w:firstRowLastColumn="0" w:lastRowFirstColumn="0" w:lastRowLastColumn="0"/>
+            </w:pPr>
+            <w:r>
+              <w:t>10.4.30.0/24</w:t>
+            </w:r>
+          </w:p>
+        </w:tc>
+        <w:tc>
+          <w:tcPr>
+            <w:tcW w:w="4390" w:type="dxa"/>
+          </w:tcPr>
+          <w:p>
+            <w:pPr>
+              <w:jc w:val="center"/>
+              <w:cnfStyle w:val="000000000000" w:firstRow="0" w:lastRow="0" w:firstColumn="0" w:lastColumn="0" w:oddVBand="0" w:evenVBand="0" w:oddHBand="0" w:evenHBand="0" w:firstRowFirstColumn="0" w:firstRowLastColumn="0" w:lastRowFirstColumn="0" w:lastRowLastColumn="0"/>
+            </w:pPr>
+            <w:proofErr w:type="spellStart"/>
+            <w:r>
+              <w:t>Igazgatóság</w:t>
+            </w:r>
+            <w:proofErr w:type="spellEnd"/>
+            <w:r>
+              <w:t xml:space="preserve"> </w:t>
+            </w:r>
+            <w:proofErr w:type="spellStart"/>
+            <w:r>
+              <w:t>és</w:t>
+            </w:r>
+            <w:proofErr w:type="spellEnd"/>
+            <w:r>
+              <w:t xml:space="preserve"> </w:t>
+            </w:r>
+            <w:proofErr w:type="spellStart"/>
+            <w:r>
+              <w:t>vezetői</w:t>
+            </w:r>
+            <w:proofErr w:type="spellEnd"/>
+            <w:r>
+              <w:t xml:space="preserve"> </w:t>
+            </w:r>
+            <w:proofErr w:type="spellStart"/>
+            <w:r>
+              <w:t>kliensek</w:t>
+            </w:r>
+            <w:proofErr w:type="spellEnd"/>
+          </w:p>
+        </w:tc>
+      </w:tr>
+      <w:tr>
+        <w:trPr>
+          <w:cnfStyle w:val="000000100000" w:firstRow="0" w:lastRow="0" w:firstColumn="0" w:lastColumn="0" w:oddVBand="0" w:evenVBand="0" w:oddHBand="1" w:evenHBand="0" w:firstRowFirstColumn="0" w:firstRowLastColumn="0" w:lastRowFirstColumn="0" w:lastRowLastColumn="0"/>
+        </w:trPr>
+        <w:tc>
+          <w:tcPr>
+            <w:cnfStyle w:val="001000000000" w:firstRow="0" w:lastRow="0" w:firstColumn="1" w:lastColumn="0" w:oddVBand="0" w:evenVBand="0" w:oddHBand="0" w:evenHBand="0" w:firstRowFirstColumn="0" w:firstRowLastColumn="0" w:lastRowFirstColumn="0" w:lastRowLastColumn="0"/>
+            <w:tcW w:w="2118" w:type="dxa"/>
+          </w:tcPr>
+          <w:p>
+            <w:pPr>
+              <w:jc w:val="center"/>
+              <w:rPr>
+                <w:b w:val="0"/>
+                <w:bCs w:val="0"/>
+              </w:rPr>
+            </w:pPr>
+            <w:r>
+              <w:rPr>
+                <w:b w:val="0"/>
+                <w:bCs w:val="0"/>
+              </w:rPr>
+              <w:t>LOGISTIC</w:t>
+            </w:r>
+          </w:p>
+        </w:tc>
+        <w:tc>
+          <w:tcPr>
+            <w:tcW w:w="995" w:type="dxa"/>
+          </w:tcPr>
+          <w:p>
+            <w:pPr>
+              <w:jc w:val="center"/>
+              <w:cnfStyle w:val="000000100000" w:firstRow="0" w:lastRow="0" w:firstColumn="0" w:lastColumn="0" w:oddVBand="0" w:evenVBand="0" w:oddHBand="1" w:evenHBand="0" w:firstRowFirstColumn="0" w:firstRowLastColumn="0" w:lastRowFirstColumn="0" w:lastRowLastColumn="0"/>
+            </w:pPr>
+            <w:r>
+              <w:t>40</w:t>
+            </w:r>
+          </w:p>
+        </w:tc>
+        <w:tc>
+          <w:tcPr>
+            <w:tcW w:w="1582" w:type="dxa"/>
+          </w:tcPr>
+          <w:p>
+            <w:pPr>
+              <w:jc w:val="center"/>
+              <w:cnfStyle w:val="000000100000" w:firstRow="0" w:lastRow="0" w:firstColumn="0" w:lastColumn="0" w:oddVBand="0" w:evenVBand="0" w:oddHBand="1" w:evenHBand="0" w:firstRowFirstColumn="0" w:firstRowLastColumn="0" w:lastRowFirstColumn="0" w:lastRowLastColumn="0"/>
+            </w:pPr>
+            <w:r>
+              <w:t>10.4.40.0/24</w:t>
+            </w:r>
+          </w:p>
+        </w:tc>
+        <w:tc>
+          <w:tcPr>
+            <w:tcW w:w="4390" w:type="dxa"/>
+          </w:tcPr>
+          <w:p>
+            <w:pPr>
+              <w:jc w:val="center"/>
+              <w:cnfStyle w:val="000000100000" w:firstRow="0" w:lastRow="0" w:firstColumn="0" w:lastColumn="0" w:oddVBand="0" w:evenVBand="0" w:oddHBand="1" w:evenHBand="0" w:firstRowFirstColumn="0" w:firstRowLastColumn="0" w:lastRowFirstColumn="0" w:lastRowLastColumn="0"/>
+            </w:pPr>
+            <w:proofErr w:type="spellStart"/>
+            <w:r>
+              <w:t>Logisztikai</w:t>
+            </w:r>
+            <w:proofErr w:type="spellEnd"/>
+            <w:r>
+              <w:t xml:space="preserve"> </w:t>
+            </w:r>
+            <w:proofErr w:type="spellStart"/>
+            <w:r>
+              <w:t>osztály</w:t>
+            </w:r>
+            <w:proofErr w:type="spellEnd"/>
+          </w:p>
+        </w:tc>
+      </w:tr>
+      <w:tr>
+        <w:tc>
+          <w:tcPr>
+            <w:cnfStyle w:val="001000000000" w:firstRow="0" w:lastRow="0" w:firstColumn="1" w:lastColumn="0" w:oddVBand="0" w:evenVBand="0" w:oddHBand="0" w:evenHBand="0" w:firstRowFirstColumn="0" w:firstRowLastColumn="0" w:lastRowFirstColumn="0" w:lastRowLastColumn="0"/>
+            <w:tcW w:w="2118" w:type="dxa"/>
+          </w:tcPr>
+          <w:p>
+            <w:pPr>
+              <w:jc w:val="center"/>
+              <w:rPr>
+                <w:b w:val="0"/>
+                <w:bCs w:val="0"/>
+              </w:rPr>
+            </w:pPr>
+            <w:r>
+              <w:rPr>
+                <w:b w:val="0"/>
+                <w:bCs w:val="0"/>
+              </w:rPr>
+              <w:t>PACKING</w:t>
+            </w:r>
+          </w:p>
+        </w:tc>
+        <w:tc>
+          <w:tcPr>
+            <w:tcW w:w="995" w:type="dxa"/>
+          </w:tcPr>
+          <w:p>
+            <w:pPr>
+              <w:jc w:val="center"/>
+              <w:cnfStyle w:val="000000000000" w:firstRow="0" w:lastRow="0" w:firstColumn="0" w:lastColumn="0" w:oddVBand="0" w:evenVBand="0" w:oddHBand="0" w:evenHBand="0" w:firstRowFirstColumn="0" w:firstRowLastColumn="0" w:lastRowFirstColumn="0" w:lastRowLastColumn="0"/>
+            </w:pPr>
+            <w:r>
+              <w:t>50</w:t>
+            </w:r>
+          </w:p>
+        </w:tc>
+        <w:tc>
+          <w:tcPr>
+            <w:tcW w:w="1582" w:type="dxa"/>
+          </w:tcPr>
+          <w:p>
+            <w:pPr>
+              <w:jc w:val="center"/>
+              <w:cnfStyle w:val="000000000000" w:firstRow="0" w:lastRow="0" w:firstColumn="0" w:lastColumn="0" w:oddVBand="0" w:evenVBand="0" w:oddHBand="0" w:evenHBand="0" w:firstRowFirstColumn="0" w:firstRowLastColumn="0" w:lastRowFirstColumn="0" w:lastRowLastColumn="0"/>
+            </w:pPr>
+            <w:r>
+              <w:t>10.4.50.0/24</w:t>
+            </w:r>
+          </w:p>
+        </w:tc>
+        <w:tc>
+          <w:tcPr>
+            <w:tcW w:w="4390" w:type="dxa"/>
+          </w:tcPr>
+          <w:p>
+            <w:pPr>
+              <w:jc w:val="center"/>
+              <w:cnfStyle w:val="000000000000" w:firstRow="0" w:lastRow="0" w:firstColumn="0" w:lastColumn="0" w:oddVBand="0" w:evenVBand="0" w:oddHBand="0" w:evenHBand="0" w:firstRowFirstColumn="0" w:firstRowLastColumn="0" w:lastRowFirstColumn="0" w:lastRowLastColumn="0"/>
+            </w:pPr>
+            <w:r>
+              <w:t xml:space="preserve">PLC-k, HMU-k, </w:t>
+            </w:r>
+            <w:proofErr w:type="spellStart"/>
+            <w:r>
+              <w:t>kezelő</w:t>
+            </w:r>
+            <w:proofErr w:type="spellEnd"/>
+            <w:r>
+              <w:t xml:space="preserve"> </w:t>
+            </w:r>
+            <w:proofErr w:type="spellStart"/>
+            <w:r>
+              <w:t>eszközök</w:t>
+            </w:r>
+            <w:proofErr w:type="spellEnd"/>
+            <w:r>
+              <w:t xml:space="preserve">, </w:t>
+            </w:r>
+            <w:proofErr w:type="spellStart"/>
+            <w:r>
+              <w:t>kliensek</w:t>
+            </w:r>
+            <w:proofErr w:type="spellEnd"/>
+          </w:p>
+        </w:tc>
+      </w:tr>
+      <w:tr>
+        <w:trPr>
+          <w:cnfStyle w:val="000000100000" w:firstRow="0" w:lastRow="0" w:firstColumn="0" w:lastColumn="0" w:oddVBand="0" w:evenVBand="0" w:oddHBand="1" w:evenHBand="0" w:firstRowFirstColumn="0" w:firstRowLastColumn="0" w:lastRowFirstColumn="0" w:lastRowLastColumn="0"/>
+        </w:trPr>
+        <w:tc>
+          <w:tcPr>
+            <w:cnfStyle w:val="001000000000" w:firstRow="0" w:lastRow="0" w:firstColumn="1" w:lastColumn="0" w:oddVBand="0" w:evenVBand="0" w:oddHBand="0" w:evenHBand="0" w:firstRowFirstColumn="0" w:firstRowLastColumn="0" w:lastRowFirstColumn="0" w:lastRowLastColumn="0"/>
+            <w:tcW w:w="2118" w:type="dxa"/>
+          </w:tcPr>
+          <w:p>
+            <w:pPr>
+              <w:jc w:val="center"/>
+              <w:rPr>
+                <w:b w:val="0"/>
+                <w:bCs w:val="0"/>
+              </w:rPr>
+            </w:pPr>
+            <w:r>
+              <w:rPr>
+                <w:b w:val="0"/>
+                <w:bCs w:val="0"/>
+              </w:rPr>
+              <w:t>WAREHOUSE</w:t>
+            </w:r>
+          </w:p>
+        </w:tc>
+        <w:tc>
+          <w:tcPr>
+            <w:tcW w:w="995" w:type="dxa"/>
+          </w:tcPr>
+          <w:p>
+            <w:pPr>
+              <w:jc w:val="center"/>
+              <w:cnfStyle w:val="000000100000" w:firstRow="0" w:lastRow="0" w:firstColumn="0" w:lastColumn="0" w:oddVBand="0" w:evenVBand="0" w:oddHBand="1" w:evenHBand="0" w:firstRowFirstColumn="0" w:firstRowLastColumn="0" w:lastRowFirstColumn="0" w:lastRowLastColumn="0"/>
+            </w:pPr>
+            <w:r>
+              <w:t>60</w:t>
+            </w:r>
+          </w:p>
+        </w:tc>
+        <w:tc>
+          <w:tcPr>
+            <w:tcW w:w="1582" w:type="dxa"/>
+          </w:tcPr>
+          <w:p>
+            <w:pPr>
+              <w:jc w:val="center"/>
+              <w:cnfStyle w:val="000000100000" w:firstRow="0" w:lastRow="0" w:firstColumn="0" w:lastColumn="0" w:oddVBand="0" w:evenVBand="0" w:oddHBand="1" w:evenHBand="0" w:firstRowFirstColumn="0" w:firstRowLastColumn="0" w:lastRowFirstColumn="0" w:lastRowLastColumn="0"/>
+            </w:pPr>
+            <w:r>
+              <w:t>10.4.60.0/24</w:t>
+            </w:r>
+          </w:p>
+        </w:tc>
+        <w:tc>
+          <w:tcPr>
+            <w:tcW w:w="4390" w:type="dxa"/>
+          </w:tcPr>
+          <w:p>
+            <w:pPr>
+              <w:jc w:val="center"/>
+              <w:cnfStyle w:val="000000100000" w:firstRow="0" w:lastRow="0" w:firstColumn="0" w:lastColumn="0" w:oddVBand="0" w:evenVBand="0" w:oddHBand="1" w:evenHBand="0" w:firstRowFirstColumn="0" w:firstRowLastColumn="0" w:lastRowFirstColumn="0" w:lastRowLastColumn="0"/>
+            </w:pPr>
+            <w:proofErr w:type="spellStart"/>
+            <w:r>
+              <w:t>Raktár</w:t>
+            </w:r>
+            <w:proofErr w:type="spellEnd"/>
+            <w:r>
+              <w:t xml:space="preserve"> </w:t>
+            </w:r>
+            <w:proofErr w:type="spellStart"/>
+            <w:r>
+              <w:t>adatbázis</w:t>
+            </w:r>
+            <w:proofErr w:type="spellEnd"/>
+            <w:r>
+              <w:t xml:space="preserve"> </w:t>
+            </w:r>
+            <w:proofErr w:type="spellStart"/>
+            <w:r>
+              <w:t>és</w:t>
+            </w:r>
+            <w:proofErr w:type="spellEnd"/>
+            <w:r>
+              <w:t xml:space="preserve"> </w:t>
+            </w:r>
+            <w:proofErr w:type="spellStart"/>
+            <w:r>
+              <w:t>kliensek</w:t>
+            </w:r>
+            <w:proofErr w:type="spellEnd"/>
+          </w:p>
+        </w:tc>
+      </w:tr>
+      <w:tr>
+        <w:tc>
+          <w:tcPr>
+            <w:cnfStyle w:val="001000000000" w:firstRow="0" w:lastRow="0" w:firstColumn="1" w:lastColumn="0" w:oddVBand="0" w:evenVBand="0" w:oddHBand="0" w:evenHBand="0" w:firstRowFirstColumn="0" w:firstRowLastColumn="0" w:lastRowFirstColumn="0" w:lastRowLastColumn="0"/>
+            <w:tcW w:w="2118" w:type="dxa"/>
+          </w:tcPr>
+          <w:p>
+            <w:pPr>
+              <w:jc w:val="center"/>
+              <w:rPr>
+                <w:b w:val="0"/>
+                <w:bCs w:val="0"/>
+              </w:rPr>
+            </w:pPr>
+            <w:r>
+              <w:rPr>
+                <w:b w:val="0"/>
+                <w:bCs w:val="0"/>
+              </w:rPr>
+              <w:t>IT</w:t>
+            </w:r>
+          </w:p>
+        </w:tc>
+        <w:tc>
+          <w:tcPr>
+            <w:tcW w:w="995" w:type="dxa"/>
+          </w:tcPr>
+          <w:p>
+            <w:pPr>
+              <w:jc w:val="center"/>
+              <w:cnfStyle w:val="000000000000" w:firstRow="0" w:lastRow="0" w:firstColumn="0" w:lastColumn="0" w:oddVBand="0" w:evenVBand="0" w:oddHBand="0" w:evenHBand="0" w:firstRowFirstColumn="0" w:firstRowLastColumn="0" w:lastRowFirstColumn="0" w:lastRowLastColumn="0"/>
+            </w:pPr>
+            <w:r>
+              <w:t>10</w:t>
+            </w:r>
+          </w:p>
+        </w:tc>
+        <w:tc>
+          <w:tcPr>
+            <w:tcW w:w="1582" w:type="dxa"/>
+          </w:tcPr>
+          <w:p>
+            <w:pPr>
+              <w:jc w:val="center"/>
+              <w:cnfStyle w:val="000000000000" w:firstRow="0" w:lastRow="0" w:firstColumn="0" w:lastColumn="0" w:oddVBand="0" w:evenVBand="0" w:oddHBand="0" w:evenHBand="0" w:firstRowFirstColumn="0" w:firstRowLastColumn="0" w:lastRowFirstColumn="0" w:lastRowLastColumn="0"/>
+            </w:pPr>
+            <w:r>
+              <w:t>10.3.10.0/24</w:t>
+            </w:r>
+          </w:p>
+        </w:tc>
+        <w:tc>
+          <w:tcPr>
+            <w:tcW w:w="4390" w:type="dxa"/>
+          </w:tcPr>
+          <w:p>
+            <w:pPr>
+              <w:jc w:val="center"/>
+              <w:cnfStyle w:val="000000000000" w:firstRow="0" w:lastRow="0" w:firstColumn="0" w:lastColumn="0" w:oddVBand="0" w:evenVBand="0" w:oddHBand="0" w:evenHBand="0" w:firstRowFirstColumn="0" w:firstRowLastColumn="0" w:lastRowFirstColumn="0" w:lastRowLastColumn="0"/>
+            </w:pPr>
+            <w:proofErr w:type="spellStart"/>
+            <w:r>
+              <w:t>Szerverterem</w:t>
+            </w:r>
+            <w:proofErr w:type="spellEnd"/>
+            <w:r>
+              <w:t xml:space="preserve">, IT </w:t>
+            </w:r>
+            <w:proofErr w:type="spellStart"/>
+            <w:r>
+              <w:t>munkatársak</w:t>
+            </w:r>
+            <w:proofErr w:type="spellEnd"/>
+            <w:r>
+              <w:t xml:space="preserve"> </w:t>
+            </w:r>
+            <w:proofErr w:type="spellStart"/>
+            <w:r>
+              <w:t>kliensei</w:t>
+            </w:r>
+            <w:proofErr w:type="spellEnd"/>
+          </w:p>
+        </w:tc>
+      </w:tr>
+      <w:tr>
+        <w:trPr>
+          <w:cnfStyle w:val="000000100000" w:firstRow="0" w:lastRow="0" w:firstColumn="0" w:lastColumn="0" w:oddVBand="0" w:evenVBand="0" w:oddHBand="1" w:evenHBand="0" w:firstRowFirstColumn="0" w:firstRowLastColumn="0" w:lastRowFirstColumn="0" w:lastRowLastColumn="0"/>
+          <w:trHeight w:val="288"/>
+        </w:trPr>
+        <w:tc>
+          <w:tcPr>
+            <w:cnfStyle w:val="001000000000" w:firstRow="0" w:lastRow="0" w:firstColumn="1" w:lastColumn="0" w:oddVBand="0" w:evenVBand="0" w:oddHBand="0" w:evenHBand="0" w:firstRowFirstColumn="0" w:firstRowLastColumn="0" w:lastRowFirstColumn="0" w:lastRowLastColumn="0"/>
+            <w:tcW w:w="2118" w:type="dxa"/>
+          </w:tcPr>
+          <w:p>
+            <w:pPr>
+              <w:jc w:val="center"/>
+              <w:rPr>
+                <w:b w:val="0"/>
+                <w:bCs w:val="0"/>
+              </w:rPr>
+            </w:pPr>
+            <w:r>
+              <w:rPr>
+                <w:b w:val="0"/>
+                <w:bCs w:val="0"/>
+              </w:rPr>
+              <w:t>ADMIN</w:t>
+            </w:r>
+          </w:p>
+        </w:tc>
+        <w:tc>
+          <w:tcPr>
+            <w:tcW w:w="995" w:type="dxa"/>
+          </w:tcPr>
+          <w:p>
+            <w:pPr>
+              <w:jc w:val="center"/>
+              <w:cnfStyle w:val="000000100000" w:firstRow="0" w:lastRow="0" w:firstColumn="0" w:lastColumn="0" w:oddVBand="0" w:evenVBand="0" w:oddHBand="1" w:evenHBand="0" w:firstRowFirstColumn="0" w:firstRowLastColumn="0" w:lastRowFirstColumn="0" w:lastRowLastColumn="0"/>
+            </w:pPr>
+            <w:r>
+              <w:t>150</w:t>
+            </w:r>
+          </w:p>
+        </w:tc>
+        <w:tc>
+          <w:tcPr>
+            <w:tcW w:w="1582" w:type="dxa"/>
+          </w:tcPr>
+          <w:p>
+            <w:pPr>
+              <w:jc w:val="center"/>
+              <w:cnfStyle w:val="000000100000" w:firstRow="0" w:lastRow="0" w:firstColumn="0" w:lastColumn="0" w:oddVBand="0" w:evenVBand="0" w:oddHBand="1" w:evenHBand="0" w:firstRowFirstColumn="0" w:firstRowLastColumn="0" w:lastRowFirstColumn="0" w:lastRowLastColumn="0"/>
+            </w:pPr>
+            <w:r>
+              <w:t>10.4.150.0/24</w:t>
+            </w:r>
+          </w:p>
+        </w:tc>
+        <w:tc>
+          <w:tcPr>
+            <w:tcW w:w="4390" w:type="dxa"/>
+          </w:tcPr>
+          <w:p>
+            <w:pPr>
+              <w:jc w:val="center"/>
+              <w:cnfStyle w:val="000000100000" w:firstRow="0" w:lastRow="0" w:firstColumn="0" w:lastColumn="0" w:oddVBand="0" w:evenVBand="0" w:oddHBand="1" w:evenHBand="0" w:firstRowFirstColumn="0" w:firstRowLastColumn="0" w:lastRowFirstColumn="0" w:lastRowLastColumn="0"/>
+            </w:pPr>
+            <w:r>
+              <w:t>Management VLAN</w:t>
+            </w:r>
+          </w:p>
+        </w:tc>
+      </w:tr>
+      <w:tr>
+        <w:tc>
+          <w:tcPr>
+            <w:cnfStyle w:val="001000000000" w:firstRow="0" w:lastRow="0" w:firstColumn="1" w:lastColumn="0" w:oddVBand="0" w:evenVBand="0" w:oddHBand="0" w:evenHBand="0" w:firstRowFirstColumn="0" w:firstRowLastColumn="0" w:lastRowFirstColumn="0" w:lastRowLastColumn="0"/>
+            <w:tcW w:w="2118" w:type="dxa"/>
+          </w:tcPr>
+          <w:p>
+            <w:pPr>
+              <w:jc w:val="center"/>
+              <w:rPr>
+                <w:b w:val="0"/>
+                <w:bCs w:val="0"/>
+              </w:rPr>
+            </w:pPr>
+            <w:r>
+              <w:rPr>
+                <w:b w:val="0"/>
+                <w:bCs w:val="0"/>
+              </w:rPr>
+              <w:t>GUEST</w:t>
+            </w:r>
+          </w:p>
+        </w:tc>
+        <w:tc>
+          <w:tcPr>
+            <w:tcW w:w="995" w:type="dxa"/>
+          </w:tcPr>
+          <w:p>
+            <w:pPr>
+              <w:jc w:val="center"/>
+              <w:cnfStyle w:val="000000000000" w:firstRow="0" w:lastRow="0" w:firstColumn="0" w:lastColumn="0" w:oddVBand="0" w:evenVBand="0" w:oddHBand="0" w:evenHBand="0" w:firstRowFirstColumn="0" w:firstRowLastColumn="0" w:lastRowFirstColumn="0" w:lastRowLastColumn="0"/>
+            </w:pPr>
+            <w:r>
+              <w:t>200</w:t>
+            </w:r>
+          </w:p>
+        </w:tc>
+        <w:tc>
+          <w:tcPr>
+            <w:tcW w:w="1582" w:type="dxa"/>
+          </w:tcPr>
+          <w:p>
+            <w:pPr>
+              <w:jc w:val="center"/>
+              <w:cnfStyle w:val="000000000000" w:firstRow="0" w:lastRow="0" w:firstColumn="0" w:lastColumn="0" w:oddVBand="0" w:evenVBand="0" w:oddHBand="0" w:evenHBand="0" w:firstRowFirstColumn="0" w:firstRowLastColumn="0" w:lastRowFirstColumn="0" w:lastRowLastColumn="0"/>
+            </w:pPr>
+            <w:r>
+              <w:t>10.4.200.0/24</w:t>
+            </w:r>
+          </w:p>
+        </w:tc>
+        <w:tc>
+          <w:tcPr>
+            <w:tcW w:w="4390" w:type="dxa"/>
+          </w:tcPr>
+          <w:p>
+            <w:pPr>
+              <w:jc w:val="center"/>
+              <w:cnfStyle w:val="000000000000" w:firstRow="0" w:lastRow="0" w:firstColumn="0" w:lastColumn="0" w:oddVBand="0" w:evenVBand="0" w:oddHBand="0" w:evenHBand="0" w:firstRowFirstColumn="0" w:firstRowLastColumn="0" w:lastRowFirstColumn="0" w:lastRowLastColumn="0"/>
+            </w:pPr>
+            <w:proofErr w:type="spellStart"/>
+            <w:r>
+              <w:t>Vezeték</w:t>
+            </w:r>
+            <w:proofErr w:type="spellEnd"/>
+            <w:r>
+              <w:t xml:space="preserve"> </w:t>
+            </w:r>
+            <w:proofErr w:type="spellStart"/>
+            <w:r>
+              <w:t>nélküli</w:t>
+            </w:r>
+            <w:proofErr w:type="spellEnd"/>
+            <w:r>
+              <w:t xml:space="preserve"> </w:t>
+            </w:r>
+            <w:proofErr w:type="spellStart"/>
+            <w:r>
+              <w:t>klienseknek</w:t>
+            </w:r>
+            <w:proofErr w:type="spellEnd"/>
+          </w:p>
+        </w:tc>
+      </w:tr>
+      <w:tr>
+        <w:trPr>
+          <w:cnfStyle w:val="000000100000" w:firstRow="0" w:lastRow="0" w:firstColumn="0" w:lastColumn="0" w:oddVBand="0" w:evenVBand="0" w:oddHBand="1" w:evenHBand="0" w:firstRowFirstColumn="0" w:firstRowLastColumn="0" w:lastRowFirstColumn="0" w:lastRowLastColumn="0"/>
+          <w:trHeight w:val="460"/>
+        </w:trPr>
+        <w:tc>
+          <w:tcPr>
+            <w:cnfStyle w:val="001000000000" w:firstRow="0" w:lastRow="0" w:firstColumn="1" w:lastColumn="0" w:oddVBand="0" w:evenVBand="0" w:oddHBand="0" w:evenHBand="0" w:firstRowFirstColumn="0" w:firstRowLastColumn="0" w:lastRowFirstColumn="0" w:lastRowLastColumn="0"/>
+            <w:tcW w:w="2118" w:type="dxa"/>
+          </w:tcPr>
+          <w:p>
+            <w:pPr>
+              <w:jc w:val="center"/>
+              <w:rPr>
+                <w:b w:val="0"/>
+                <w:bCs w:val="0"/>
+              </w:rPr>
+            </w:pPr>
+            <w:r>
+              <w:rPr>
+                <w:b w:val="0"/>
+                <w:bCs w:val="0"/>
+              </w:rPr>
+              <w:t>NATIVE</w:t>
+            </w:r>
+          </w:p>
+        </w:tc>
+        <w:tc>
+          <w:tcPr>
+            <w:tcW w:w="995" w:type="dxa"/>
+          </w:tcPr>
+          <w:p>
+            <w:pPr>
+              <w:jc w:val="center"/>
+              <w:cnfStyle w:val="000000100000" w:firstRow="0" w:lastRow="0" w:firstColumn="0" w:lastColumn="0" w:oddVBand="0" w:evenVBand="0" w:oddHBand="1" w:evenHBand="0" w:firstRowFirstColumn="0" w:firstRowLastColumn="0" w:lastRowFirstColumn="0" w:lastRowLastColumn="0"/>
+            </w:pPr>
+            <w:r>
+              <w:t>999</w:t>
+            </w:r>
+          </w:p>
+        </w:tc>
+        <w:tc>
+          <w:tcPr>
+            <w:tcW w:w="1582" w:type="dxa"/>
+          </w:tcPr>
+          <w:p>
+            <w:pPr>
+              <w:jc w:val="center"/>
+              <w:cnfStyle w:val="000000100000" w:firstRow="0" w:lastRow="0" w:firstColumn="0" w:lastColumn="0" w:oddVBand="0" w:evenVBand="0" w:oddHBand="1" w:evenHBand="0" w:firstRowFirstColumn="0" w:firstRowLastColumn="0" w:lastRowFirstColumn="0" w:lastRowLastColumn="0"/>
+            </w:pPr>
+            <w:r>
+              <w:t>-</w:t>
+            </w:r>
+          </w:p>
+        </w:tc>
+        <w:tc>
+          <w:tcPr>
+            <w:tcW w:w="4390" w:type="dxa"/>
+          </w:tcPr>
+          <w:p>
+            <w:pPr>
+              <w:jc w:val="center"/>
+              <w:cnfStyle w:val="000000100000" w:firstRow="0" w:lastRow="0" w:firstColumn="0" w:lastColumn="0" w:oddVBand="0" w:evenVBand="0" w:oddHBand="1" w:evenHBand="0" w:firstRowFirstColumn="0" w:firstRowLastColumn="0" w:lastRowFirstColumn="0" w:lastRowLastColumn="0"/>
+            </w:pPr>
+            <w:proofErr w:type="spellStart"/>
+            <w:r>
+              <w:t>Natív</w:t>
+            </w:r>
+            <w:proofErr w:type="spellEnd"/>
+          </w:p>
+        </w:tc>
+      </w:tr>
+    </w:tbl>
+    <w:p>
+      <w:pPr>
+        <w:rPr>
+          <w:lang w:val="de-DE"/>
+        </w:rPr>
+      </w:pPr>
+    </w:p>
+    <w:p>
+      <w:pPr>
+        <w:pStyle w:val="Cmsor2"/>
+        <w:spacing w:after="0"/>
+        <w:rPr>
+          <w:rFonts w:eastAsia="Times New Roman"/>
+          <w:lang w:val="de-DE"/>
+        </w:rPr>
+      </w:pPr>
+      <w:r>
+        <w:rPr>
+          <w:rFonts w:eastAsia="Times New Roman"/>
+          <w:lang w:val="de-DE"/>
+        </w:rPr>
+        <w:t xml:space="preserve">3.5 </w:t>
+      </w:r>
+      <w:r>
+        <w:rPr>
+          <w:rFonts w:eastAsia="Times New Roman"/>
+          <w:lang w:val="de-DE"/>
+        </w:rPr>
+        <w:t>Második rétegbeli redundancia</w:t>
+      </w:r>
+    </w:p>
+    <w:p>
+      <w:pPr>
+        <w:pStyle w:val="Cmsor3"/>
+        <w:rPr>
+          <w:rFonts w:eastAsia="Times New Roman"/>
+          <w:lang w:val="de-DE"/>
+        </w:rPr>
+      </w:pPr>
+      <w:r>
+        <w:rPr>
+          <w:rFonts w:eastAsia="Times New Roman"/>
+          <w:lang w:val="de-DE"/>
+        </w:rPr>
+        <w:t xml:space="preserve">3.5.1. </w:t>
+      </w:r>
+      <w:r>
+        <w:rPr>
+          <w:rFonts w:eastAsia="Times New Roman"/>
+          <w:lang w:val="de-DE"/>
+        </w:rPr>
+        <w:t>Feszítőfa</w:t>
+      </w:r>
+    </w:p>
+    <w:p>
+      <w:r>
+        <w:rPr>
+          <w:lang w:val="de-DE"/>
+        </w:rPr>
+        <w:t xml:space="preserve">A KÖZPONT </w:t>
+      </w:r>
+      <w:proofErr w:type="spellStart"/>
+      <w:r>
+        <w:rPr>
+          <w:lang w:val="de-DE"/>
+        </w:rPr>
+        <w:t>és</w:t>
+      </w:r>
+      <w:proofErr w:type="spellEnd"/>
+      <w:r>
+        <w:rPr>
+          <w:lang w:val="de-DE"/>
+        </w:rPr>
+        <w:t xml:space="preserve"> </w:t>
+      </w:r>
+      <w:proofErr w:type="spellStart"/>
+      <w:r>
+        <w:rPr>
+          <w:lang w:val="de-DE"/>
+        </w:rPr>
+        <w:t>az</w:t>
+      </w:r>
+      <w:proofErr w:type="spellEnd"/>
+      <w:r>
+        <w:rPr>
+          <w:lang w:val="de-DE"/>
+        </w:rPr>
+        <w:t xml:space="preserve"> OFFICE </w:t>
+      </w:r>
+      <w:proofErr w:type="spellStart"/>
+      <w:r>
+        <w:rPr>
+          <w:lang w:val="de-DE"/>
+        </w:rPr>
+        <w:t>telephelyen</w:t>
+      </w:r>
+      <w:proofErr w:type="spellEnd"/>
+      <w:r>
+        <w:rPr>
+          <w:lang w:val="de-DE"/>
+        </w:rPr>
+        <w:t xml:space="preserve"> a </w:t>
+      </w:r>
+      <w:proofErr w:type="spellStart"/>
+      <w:r>
+        <w:rPr>
+          <w:lang w:val="de-DE"/>
+        </w:rPr>
+        <w:t>három</w:t>
+      </w:r>
+      <w:proofErr w:type="spellEnd"/>
+      <w:r>
+        <w:rPr>
+          <w:lang w:val="de-DE"/>
+        </w:rPr>
+        <w:t xml:space="preserve"> </w:t>
+      </w:r>
+      <w:proofErr w:type="spellStart"/>
+      <w:r>
+        <w:rPr>
+          <w:lang w:val="de-DE"/>
+        </w:rPr>
+        <w:t>egymásba</w:t>
+      </w:r>
+      <w:proofErr w:type="spellEnd"/>
+      <w:r>
+        <w:rPr>
+          <w:lang w:val="de-DE"/>
+        </w:rPr>
+        <w:t xml:space="preserve"> </w:t>
+      </w:r>
+      <w:proofErr w:type="spellStart"/>
+      <w:r>
+        <w:rPr>
+          <w:lang w:val="de-DE"/>
+        </w:rPr>
+        <w:t>kötött</w:t>
+      </w:r>
+      <w:proofErr w:type="spellEnd"/>
+      <w:r>
+        <w:rPr>
+          <w:lang w:val="de-DE"/>
+        </w:rPr>
+        <w:t xml:space="preserve"> switch</w:t>
+      </w:r>
+      <w:r>
+        <w:rPr>
+          <w:lang w:val="de-DE"/>
+        </w:rPr>
+        <w:t xml:space="preserve">en a </w:t>
+      </w:r>
+      <w:proofErr w:type="spellStart"/>
+      <w:r>
+        <w:rPr>
+          <w:lang w:val="de-DE"/>
+        </w:rPr>
+        <w:t>hurokmentesítést</w:t>
+      </w:r>
+      <w:proofErr w:type="spellEnd"/>
+      <w:r>
+        <w:rPr>
+          <w:lang w:val="de-DE"/>
+        </w:rPr>
+        <w:t xml:space="preserve"> </w:t>
+      </w:r>
+      <w:r>
+        <w:t>Rapid Per-VLAN Spanning Tree</w:t>
+      </w:r>
+      <w:r>
+        <w:t xml:space="preserve"> (PVST)</w:t>
+      </w:r>
+      <w:r>
+        <w:t xml:space="preserve"> </w:t>
+      </w:r>
+      <w:proofErr w:type="spellStart"/>
+      <w:r>
+        <w:t>protokollt</w:t>
+      </w:r>
+      <w:proofErr w:type="spellEnd"/>
+      <w:r>
+        <w:t xml:space="preserve"> </w:t>
+      </w:r>
+      <w:proofErr w:type="spellStart"/>
+      <w:r>
+        <w:t>alkalmaztunk</w:t>
+      </w:r>
+      <w:proofErr w:type="spellEnd"/>
+      <w:r>
+        <w:t xml:space="preserve">. </w:t>
+      </w:r>
+      <w:r>
+        <w:t xml:space="preserve">A Rapid PVST </w:t>
+      </w:r>
+      <w:proofErr w:type="spellStart"/>
+      <w:r>
+        <w:t>használata</w:t>
+      </w:r>
+      <w:proofErr w:type="spellEnd"/>
+      <w:r>
+        <w:t xml:space="preserve"> </w:t>
+      </w:r>
+      <w:proofErr w:type="spellStart"/>
+      <w:r>
+        <w:t>lehetővé</w:t>
+      </w:r>
+      <w:proofErr w:type="spellEnd"/>
+      <w:r>
+        <w:t xml:space="preserve"> </w:t>
+      </w:r>
+      <w:proofErr w:type="spellStart"/>
+      <w:r>
+        <w:t>teszi</w:t>
+      </w:r>
+      <w:proofErr w:type="spellEnd"/>
+      <w:r>
+        <w:t xml:space="preserve">, </w:t>
+      </w:r>
+      <w:proofErr w:type="spellStart"/>
+      <w:r>
+        <w:t>hogy</w:t>
+      </w:r>
+      <w:proofErr w:type="spellEnd"/>
+      <w:r>
+        <w:t xml:space="preserve"> </w:t>
+      </w:r>
+      <w:proofErr w:type="spellStart"/>
+      <w:r>
+        <w:t>minden</w:t>
+      </w:r>
+      <w:proofErr w:type="spellEnd"/>
+      <w:r>
+        <w:t xml:space="preserve"> VLAN </w:t>
+      </w:r>
+      <w:proofErr w:type="spellStart"/>
+      <w:r>
+        <w:t>saját</w:t>
+      </w:r>
+      <w:proofErr w:type="spellEnd"/>
+      <w:r>
+        <w:t xml:space="preserve"> </w:t>
+      </w:r>
+      <w:proofErr w:type="spellStart"/>
+      <w:r>
+        <w:t>logikai</w:t>
+      </w:r>
+      <w:proofErr w:type="spellEnd"/>
+      <w:r>
+        <w:t xml:space="preserve"> </w:t>
+      </w:r>
+      <w:proofErr w:type="spellStart"/>
+      <w:r>
+        <w:t>feszítőfával</w:t>
+      </w:r>
+      <w:proofErr w:type="spellEnd"/>
+      <w:r>
+        <w:t xml:space="preserve"> </w:t>
+      </w:r>
+      <w:proofErr w:type="spellStart"/>
+      <w:r>
+        <w:t>rendelkezzen</w:t>
+      </w:r>
+      <w:proofErr w:type="spellEnd"/>
+      <w:r>
+        <w:t xml:space="preserve">, </w:t>
+      </w:r>
+      <w:proofErr w:type="spellStart"/>
+      <w:r>
+        <w:t>így</w:t>
+      </w:r>
+      <w:proofErr w:type="spellEnd"/>
+      <w:r>
+        <w:t xml:space="preserve"> a </w:t>
+      </w:r>
+      <w:proofErr w:type="spellStart"/>
+      <w:r>
+        <w:t>forgalom</w:t>
+      </w:r>
+      <w:proofErr w:type="spellEnd"/>
+      <w:r>
+        <w:t xml:space="preserve"> </w:t>
+      </w:r>
+      <w:proofErr w:type="spellStart"/>
+      <w:r>
+        <w:t>hatékonyan</w:t>
+      </w:r>
+      <w:proofErr w:type="spellEnd"/>
+      <w:r>
+        <w:t xml:space="preserve"> </w:t>
+      </w:r>
+      <w:proofErr w:type="spellStart"/>
+      <w:r>
+        <w:t>oszlik</w:t>
+      </w:r>
+      <w:proofErr w:type="spellEnd"/>
+      <w:r>
+        <w:t xml:space="preserve"> </w:t>
+      </w:r>
+      <w:proofErr w:type="spellStart"/>
+      <w:r>
+        <w:t>el</w:t>
+      </w:r>
+      <w:proofErr w:type="spellEnd"/>
+      <w:r>
+        <w:t xml:space="preserve"> a </w:t>
+      </w:r>
+      <w:proofErr w:type="spellStart"/>
+      <w:r>
+        <w:t>redundáns</w:t>
+      </w:r>
+      <w:proofErr w:type="spellEnd"/>
+      <w:r>
+        <w:t xml:space="preserve"> </w:t>
+      </w:r>
+      <w:proofErr w:type="spellStart"/>
+      <w:r>
+        <w:t>linkeken</w:t>
+      </w:r>
+      <w:proofErr w:type="spellEnd"/>
+      <w:r>
+        <w:t xml:space="preserve">. </w:t>
+      </w:r>
+      <w:proofErr w:type="spellStart"/>
+      <w:r>
+        <w:t>Emellett</w:t>
+      </w:r>
+      <w:proofErr w:type="spellEnd"/>
+      <w:r>
+        <w:t xml:space="preserve"> a </w:t>
+      </w:r>
+      <w:proofErr w:type="spellStart"/>
+      <w:r>
+        <w:t>protokoll</w:t>
+      </w:r>
+      <w:proofErr w:type="spellEnd"/>
+      <w:r>
+        <w:t xml:space="preserve"> </w:t>
+      </w:r>
+      <w:proofErr w:type="spellStart"/>
+      <w:r>
+        <w:t>gyorsan</w:t>
+      </w:r>
+      <w:proofErr w:type="spellEnd"/>
+      <w:r>
+        <w:t xml:space="preserve"> </w:t>
+      </w:r>
+      <w:proofErr w:type="spellStart"/>
+      <w:r>
+        <w:t>reagál</w:t>
+      </w:r>
+      <w:proofErr w:type="spellEnd"/>
+      <w:r>
+        <w:t xml:space="preserve"> a </w:t>
+      </w:r>
+      <w:proofErr w:type="spellStart"/>
+      <w:r>
+        <w:t>hálózati</w:t>
+      </w:r>
+      <w:proofErr w:type="spellEnd"/>
+      <w:r>
+        <w:t xml:space="preserve"> </w:t>
+      </w:r>
+      <w:proofErr w:type="spellStart"/>
+      <w:r>
+        <w:t>topológia</w:t>
+      </w:r>
+      <w:proofErr w:type="spellEnd"/>
+      <w:r>
+        <w:t xml:space="preserve"> </w:t>
+      </w:r>
+      <w:proofErr w:type="spellStart"/>
+      <w:r>
+        <w:t>változásaira</w:t>
+      </w:r>
+      <w:proofErr w:type="spellEnd"/>
+      <w:r>
+        <w:t xml:space="preserve">, </w:t>
+      </w:r>
+      <w:proofErr w:type="spellStart"/>
+      <w:r>
+        <w:t>csökkentve</w:t>
+      </w:r>
+      <w:proofErr w:type="spellEnd"/>
+      <w:r>
+        <w:t xml:space="preserve"> a </w:t>
+      </w:r>
+      <w:proofErr w:type="spellStart"/>
+      <w:r>
+        <w:t>leállások</w:t>
+      </w:r>
+      <w:proofErr w:type="spellEnd"/>
+      <w:r>
+        <w:t xml:space="preserve"> </w:t>
+      </w:r>
+      <w:proofErr w:type="spellStart"/>
+      <w:r>
+        <w:t>és</w:t>
+      </w:r>
+      <w:proofErr w:type="spellEnd"/>
+      <w:r>
+        <w:t xml:space="preserve"> </w:t>
+      </w:r>
+      <w:proofErr w:type="spellStart"/>
+      <w:r>
+        <w:t>hurkok</w:t>
+      </w:r>
+      <w:proofErr w:type="spellEnd"/>
+      <w:r>
+        <w:t xml:space="preserve"> </w:t>
+      </w:r>
+      <w:proofErr w:type="spellStart"/>
+      <w:r>
+        <w:t>kockázatát</w:t>
+      </w:r>
+      <w:proofErr w:type="spellEnd"/>
+      <w:r>
+        <w:t>.</w:t>
+      </w:r>
+      <w:r>
+        <w:t xml:space="preserve"> Az </w:t>
+      </w:r>
+      <w:proofErr w:type="spellStart"/>
+      <w:r>
+        <w:t>uplinkek</w:t>
+      </w:r>
+      <w:proofErr w:type="spellEnd"/>
+      <w:r>
+        <w:t xml:space="preserve"> a </w:t>
+      </w:r>
+      <w:proofErr w:type="spellStart"/>
+      <w:r>
+        <w:t>routerek</w:t>
+      </w:r>
+      <w:proofErr w:type="spellEnd"/>
+      <w:r>
+        <w:t xml:space="preserve"> </w:t>
+      </w:r>
+      <w:proofErr w:type="spellStart"/>
+      <w:r>
+        <w:t>felé</w:t>
+      </w:r>
+      <w:proofErr w:type="spellEnd"/>
+      <w:r>
+        <w:t xml:space="preserve"> </w:t>
+      </w:r>
+      <w:proofErr w:type="spellStart"/>
+      <w:r>
+        <w:t>magasabb</w:t>
+      </w:r>
+      <w:proofErr w:type="spellEnd"/>
+      <w:r>
+        <w:t xml:space="preserve"> </w:t>
+      </w:r>
+      <w:proofErr w:type="spellStart"/>
+      <w:r>
+        <w:t>priotitással</w:t>
+      </w:r>
+      <w:proofErr w:type="spellEnd"/>
+      <w:r>
+        <w:t xml:space="preserve"> </w:t>
+      </w:r>
+      <w:proofErr w:type="spellStart"/>
+      <w:r>
+        <w:t>rendelkeznek</w:t>
+      </w:r>
+      <w:proofErr w:type="spellEnd"/>
+      <w:r>
+        <w:t xml:space="preserve"> </w:t>
+      </w:r>
+      <w:proofErr w:type="spellStart"/>
+      <w:r>
+        <w:t>így</w:t>
+      </w:r>
+      <w:proofErr w:type="spellEnd"/>
+      <w:r>
+        <w:t xml:space="preserve"> </w:t>
+      </w:r>
+      <w:proofErr w:type="spellStart"/>
+      <w:r>
+        <w:t>biztosítva</w:t>
+      </w:r>
+      <w:proofErr w:type="spellEnd"/>
+      <w:r>
+        <w:t xml:space="preserve"> a </w:t>
+      </w:r>
+      <w:proofErr w:type="spellStart"/>
+      <w:r>
+        <w:t>gyorsabb</w:t>
+      </w:r>
+      <w:proofErr w:type="spellEnd"/>
+      <w:r>
+        <w:t xml:space="preserve"> </w:t>
+      </w:r>
+      <w:proofErr w:type="spellStart"/>
+      <w:r>
+        <w:t>útvonalakat</w:t>
+      </w:r>
+      <w:proofErr w:type="spellEnd"/>
+      <w:r>
+        <w:t xml:space="preserve"> a </w:t>
+      </w:r>
+      <w:proofErr w:type="spellStart"/>
+      <w:r>
+        <w:t>forgalomirányításhoz</w:t>
+      </w:r>
+      <w:proofErr w:type="spellEnd"/>
+      <w:r>
+        <w:t>.</w:t>
+      </w:r>
+    </w:p>
+    <w:p>
+      <w:pPr>
+        <w:rPr>
+          <w:lang w:val="de-DE"/>
+        </w:rPr>
+      </w:pPr>
+      <w:proofErr w:type="spellStart"/>
+      <w:r>
+        <w:t>kép</w:t>
+      </w:r>
+      <w:proofErr w:type="spellEnd"/>
+      <w:r>
+        <w:t xml:space="preserve"> </w:t>
+      </w:r>
+      <w:proofErr w:type="spellStart"/>
+      <w:r>
+        <w:t>beállítások</w:t>
+      </w:r>
+      <w:proofErr w:type="spellEnd"/>
+    </w:p>
+    <w:p>
+      <w:pPr>
+        <w:pStyle w:val="Cmsor3"/>
+        <w:rPr>
+          <w:rFonts w:eastAsia="Times New Roman"/>
+        </w:rPr>
+      </w:pPr>
+      <w:r>
+        <w:rPr>
+          <w:rFonts w:eastAsia="Times New Roman"/>
+        </w:rPr>
+        <w:lastRenderedPageBreak/>
+        <w:t xml:space="preserve">3.5.2. </w:t>
+      </w:r>
+      <w:r>
+        <w:rPr>
+          <w:rFonts w:eastAsia="Times New Roman"/>
+        </w:rPr>
+        <w:t>Link-aggregáció</w:t>
+      </w:r>
+    </w:p>
+    <w:p>
+      <w:r>
+        <w:t xml:space="preserve">A </w:t>
+      </w:r>
+      <w:proofErr w:type="spellStart"/>
+      <w:r>
+        <w:t>switchek</w:t>
+      </w:r>
+      <w:proofErr w:type="spellEnd"/>
+      <w:r>
+        <w:t xml:space="preserve"> </w:t>
+      </w:r>
+      <w:proofErr w:type="spellStart"/>
+      <w:r>
+        <w:t>közé</w:t>
+      </w:r>
+      <w:proofErr w:type="spellEnd"/>
+      <w:r>
+        <w:t xml:space="preserve"> EtherChannel </w:t>
+      </w:r>
+      <w:proofErr w:type="spellStart"/>
+      <w:r>
+        <w:t>technológiát</w:t>
+      </w:r>
+      <w:proofErr w:type="spellEnd"/>
+      <w:r>
+        <w:t xml:space="preserve"> </w:t>
+      </w:r>
+      <w:proofErr w:type="spellStart"/>
+      <w:r>
+        <w:t>alkalmaztunk</w:t>
+      </w:r>
+      <w:proofErr w:type="spellEnd"/>
+      <w:r>
+        <w:t xml:space="preserve">. </w:t>
+      </w:r>
+      <w:proofErr w:type="spellStart"/>
+      <w:r>
+        <w:t>Ehhez</w:t>
+      </w:r>
+      <w:proofErr w:type="spellEnd"/>
+      <w:r>
+        <w:t xml:space="preserve"> </w:t>
+      </w:r>
+      <w:r>
+        <w:t>Link Aggregation Control Protocol</w:t>
+      </w:r>
+      <w:r>
+        <w:t xml:space="preserve">-t (LACP) </w:t>
+      </w:r>
+      <w:proofErr w:type="spellStart"/>
+      <w:r>
+        <w:t>használtunk</w:t>
+      </w:r>
+      <w:proofErr w:type="spellEnd"/>
+      <w:r>
+        <w:t xml:space="preserve">, </w:t>
+      </w:r>
+      <w:proofErr w:type="spellStart"/>
+      <w:r>
+        <w:t>ami</w:t>
+      </w:r>
+      <w:proofErr w:type="spellEnd"/>
+      <w:r>
+        <w:t xml:space="preserve"> </w:t>
+      </w:r>
+      <w:proofErr w:type="spellStart"/>
+      <w:r>
+        <w:t>lehetővé</w:t>
+      </w:r>
+      <w:proofErr w:type="spellEnd"/>
+      <w:r>
+        <w:t xml:space="preserve"> </w:t>
+      </w:r>
+      <w:proofErr w:type="spellStart"/>
+      <w:r>
+        <w:t>t</w:t>
+      </w:r>
+      <w:r>
+        <w:t>eszi</w:t>
+      </w:r>
+      <w:proofErr w:type="spellEnd"/>
+      <w:r>
+        <w:t xml:space="preserve"> </w:t>
+      </w:r>
+      <w:proofErr w:type="spellStart"/>
+      <w:r>
+        <w:t>több</w:t>
+      </w:r>
+      <w:proofErr w:type="spellEnd"/>
+      <w:r>
+        <w:t xml:space="preserve"> (</w:t>
+      </w:r>
+      <w:proofErr w:type="spellStart"/>
+      <w:r>
+        <w:t>esetünkben</w:t>
+      </w:r>
+      <w:proofErr w:type="spellEnd"/>
+      <w:r>
+        <w:t xml:space="preserve"> 2)</w:t>
+      </w:r>
+      <w:r>
+        <w:t xml:space="preserve"> </w:t>
+      </w:r>
+      <w:proofErr w:type="spellStart"/>
+      <w:r>
+        <w:t>fizikai</w:t>
+      </w:r>
+      <w:proofErr w:type="spellEnd"/>
+      <w:r>
+        <w:t xml:space="preserve"> port </w:t>
+      </w:r>
+      <w:proofErr w:type="spellStart"/>
+      <w:r>
+        <w:t>összekapcsolását</w:t>
+      </w:r>
+      <w:proofErr w:type="spellEnd"/>
+      <w:r>
+        <w:t xml:space="preserve"> </w:t>
+      </w:r>
+      <w:proofErr w:type="spellStart"/>
+      <w:r>
+        <w:t>egy</w:t>
+      </w:r>
+      <w:proofErr w:type="spellEnd"/>
+      <w:r>
+        <w:t xml:space="preserve"> </w:t>
+      </w:r>
+      <w:proofErr w:type="spellStart"/>
+      <w:r>
+        <w:t>logikai</w:t>
+      </w:r>
+      <w:proofErr w:type="spellEnd"/>
+      <w:r>
+        <w:t xml:space="preserve"> </w:t>
+      </w:r>
+      <w:proofErr w:type="spellStart"/>
+      <w:r>
+        <w:t>linkké</w:t>
+      </w:r>
+      <w:proofErr w:type="spellEnd"/>
+      <w:r>
+        <w:t xml:space="preserve">, </w:t>
+      </w:r>
+      <w:proofErr w:type="spellStart"/>
+      <w:r>
+        <w:t>így</w:t>
+      </w:r>
+      <w:proofErr w:type="spellEnd"/>
+      <w:r>
+        <w:t xml:space="preserve"> </w:t>
+      </w:r>
+      <w:proofErr w:type="spellStart"/>
+      <w:r>
+        <w:t>növelve</w:t>
+      </w:r>
+      <w:proofErr w:type="spellEnd"/>
+      <w:r>
+        <w:t xml:space="preserve"> a </w:t>
+      </w:r>
+      <w:proofErr w:type="spellStart"/>
+      <w:r>
+        <w:t>sávszélességet</w:t>
+      </w:r>
+      <w:proofErr w:type="spellEnd"/>
+      <w:r>
+        <w:t xml:space="preserve"> </w:t>
+      </w:r>
+      <w:proofErr w:type="spellStart"/>
+      <w:r>
+        <w:t>és</w:t>
+      </w:r>
+      <w:proofErr w:type="spellEnd"/>
+      <w:r>
+        <w:t xml:space="preserve"> </w:t>
+      </w:r>
+      <w:proofErr w:type="spellStart"/>
+      <w:r>
+        <w:t>biztosítva</w:t>
+      </w:r>
+      <w:proofErr w:type="spellEnd"/>
+      <w:r>
+        <w:t xml:space="preserve"> a </w:t>
+      </w:r>
+      <w:proofErr w:type="spellStart"/>
+      <w:r>
+        <w:t>redundanciát</w:t>
+      </w:r>
+      <w:proofErr w:type="spellEnd"/>
+      <w:r>
+        <w:t xml:space="preserve"> a </w:t>
+      </w:r>
+      <w:proofErr w:type="spellStart"/>
+      <w:r>
+        <w:t>kapcsolatok</w:t>
+      </w:r>
+      <w:proofErr w:type="spellEnd"/>
+      <w:r>
+        <w:t xml:space="preserve"> </w:t>
+      </w:r>
+      <w:proofErr w:type="spellStart"/>
+      <w:r>
+        <w:t>kiesése</w:t>
+      </w:r>
+      <w:proofErr w:type="spellEnd"/>
+      <w:r>
+        <w:t xml:space="preserve"> </w:t>
+      </w:r>
+      <w:proofErr w:type="spellStart"/>
+      <w:r>
+        <w:t>esetén</w:t>
+      </w:r>
+      <w:proofErr w:type="spellEnd"/>
+      <w:r>
+        <w:t>.</w:t>
+      </w:r>
+    </w:p>
+    <w:p>
+      <w:proofErr w:type="spellStart"/>
+      <w:r>
+        <w:t>kép</w:t>
+      </w:r>
+      <w:proofErr w:type="spellEnd"/>
+      <w:r>
+        <w:t xml:space="preserve"> </w:t>
+      </w:r>
+      <w:proofErr w:type="spellStart"/>
+      <w:r>
+        <w:t>beállítások</w:t>
+      </w:r>
+      <w:proofErr w:type="spellEnd"/>
+    </w:p>
+    <w:p>
+      <w:pPr>
+        <w:pStyle w:val="Cmsor2"/>
+        <w:rPr>
+          <w:rFonts w:eastAsia="Times New Roman"/>
+        </w:rPr>
+      </w:pPr>
+      <w:r>
+        <w:rPr>
+          <w:rFonts w:eastAsia="Times New Roman"/>
+        </w:rPr>
+        <w:t xml:space="preserve">3.6. </w:t>
+      </w:r>
+      <w:r>
+        <w:rPr>
+          <w:rFonts w:eastAsia="Times New Roman"/>
+        </w:rPr>
+        <w:t>Harmadik rétegbeli redundancia</w:t>
+      </w:r>
+    </w:p>
+    <w:p>
+      <w:pPr>
+        <w:pStyle w:val="Listaszerbekezds"/>
+        <w:numPr>
+          <w:ilvl w:val="2"/>
+          <w:numId w:val="6"/>
+        </w:numPr>
+        <w:spacing w:after="0"/>
+        <w:rPr>
+          <w:rFonts w:eastAsia="Times New Roman" w:cs="Open Sans Condensed"/>
+          <w:bCs/>
+          <w:sz w:val="24"/>
+          <w:szCs w:val="24"/>
+        </w:rPr>
+      </w:pPr>
+      <w:r>
+        <w:rPr>
+          <w:rFonts w:eastAsia="Times New Roman" w:cs="Open Sans Condensed"/>
+          <w:bCs/>
+          <w:sz w:val="24"/>
+          <w:szCs w:val="24"/>
+        </w:rPr>
+        <w:t xml:space="preserve">Gateway </w:t>
+      </w:r>
+      <w:proofErr w:type="spellStart"/>
+      <w:r>
+        <w:rPr>
+          <w:rFonts w:eastAsia="Times New Roman" w:cs="Open Sans Condensed"/>
+          <w:bCs/>
+          <w:sz w:val="24"/>
+          <w:szCs w:val="24"/>
+        </w:rPr>
+        <w:t>redundancia</w:t>
+      </w:r>
+      <w:proofErr w:type="spellEnd"/>
     </w:p>
     <w:p>
       <w:pPr>
@@ -7489,7 +15045,6 @@
           <w:bCs/>
           <w:sz w:val="24"/>
           <w:szCs w:val="24"/>
-          <w:lang w:val="de-DE"/>
         </w:rPr>
       </w:pPr>
       <w:proofErr w:type="spellStart"/>
@@ -7499,92 +15054,8 @@
           <w:bCs/>
           <w:sz w:val="24"/>
           <w:szCs w:val="24"/>
-          <w:lang w:val="de-DE"/>
-        </w:rPr>
-        <w:t>V</w:t>
-      </w:r>
-      <w:r>
-        <w:rPr>
-          <w:rFonts w:eastAsia="Times New Roman" w:cs="Open Sans Condensed"/>
-          <w:bCs/>
-          <w:sz w:val="24"/>
-          <w:szCs w:val="24"/>
-          <w:lang w:val="de-DE"/>
-        </w:rPr>
-        <w:t>lanok</w:t>
-      </w:r>
-      <w:proofErr w:type="spellEnd"/>
-    </w:p>
-    <w:p>
-      <w:pPr>
-        <w:pStyle w:val="Listaszerbekezds"/>
-        <w:numPr>
-          <w:ilvl w:val="1"/>
-          <w:numId w:val="6"/>
-        </w:numPr>
-        <w:spacing w:after="0"/>
-        <w:rPr>
-          <w:rFonts w:eastAsia="Times New Roman" w:cs="Open Sans Condensed"/>
-          <w:bCs/>
-          <w:sz w:val="24"/>
-          <w:szCs w:val="24"/>
-          <w:lang w:val="de-DE"/>
-        </w:rPr>
-      </w:pPr>
-      <w:proofErr w:type="spellStart"/>
-      <w:r>
-        <w:rPr>
-          <w:rFonts w:eastAsia="Times New Roman" w:cs="Open Sans Condensed"/>
-          <w:bCs/>
-          <w:sz w:val="24"/>
-          <w:szCs w:val="24"/>
-          <w:lang w:val="de-DE"/>
-        </w:rPr>
-        <w:t>Második</w:t>
-      </w:r>
-      <w:proofErr w:type="spellEnd"/>
-      <w:r>
-        <w:rPr>
-          <w:rFonts w:eastAsia="Times New Roman" w:cs="Open Sans Condensed"/>
-          <w:bCs/>
-          <w:sz w:val="24"/>
-          <w:szCs w:val="24"/>
-          <w:lang w:val="de-DE"/>
-        </w:rPr>
-        <w:t xml:space="preserve"> </w:t>
-      </w:r>
-      <w:proofErr w:type="spellStart"/>
-      <w:r>
-        <w:rPr>
-          <w:rFonts w:eastAsia="Times New Roman" w:cs="Open Sans Condensed"/>
-          <w:bCs/>
-          <w:sz w:val="24"/>
-          <w:szCs w:val="24"/>
-          <w:lang w:val="de-DE"/>
-        </w:rPr>
-        <w:t>rétegbeli</w:t>
-      </w:r>
-      <w:proofErr w:type="spellEnd"/>
-      <w:r>
-        <w:rPr>
-          <w:rFonts w:eastAsia="Times New Roman" w:cs="Open Sans Condensed"/>
-          <w:bCs/>
-          <w:sz w:val="24"/>
-          <w:szCs w:val="24"/>
-          <w:lang w:val="de-DE"/>
-        </w:rPr>
-        <w:t xml:space="preserve"> </w:t>
-      </w:r>
-      <w:proofErr w:type="spellStart"/>
-      <w:r>
-        <w:rPr>
-          <w:rFonts w:eastAsia="Times New Roman" w:cs="Open Sans Condensed"/>
-          <w:bCs/>
-          <w:sz w:val="24"/>
-          <w:szCs w:val="24"/>
-          <w:lang w:val="de-DE"/>
-        </w:rPr>
-        <w:t>redundancia</w:t>
+        </w:rPr>
+        <w:t>Portbiztonság</w:t>
       </w:r>
       <w:proofErr w:type="spellEnd"/>
     </w:p>
@@ -7601,19 +15072,26 @@
           <w:bCs/>
           <w:sz w:val="24"/>
           <w:szCs w:val="24"/>
-          <w:lang w:val="de-DE"/>
         </w:rPr>
       </w:pPr>
-      <w:proofErr w:type="spellStart"/>
-      <w:r>
-        <w:rPr>
-          <w:rFonts w:eastAsia="Times New Roman" w:cs="Open Sans Condensed"/>
-          <w:bCs/>
-          <w:sz w:val="24"/>
-          <w:szCs w:val="24"/>
-          <w:lang w:val="de-DE"/>
-        </w:rPr>
-        <w:t>Feszítőfa</w:t>
+      <w:r>
+        <w:rPr>
+          <w:rFonts w:eastAsia="Times New Roman" w:cs="Open Sans Condensed"/>
+          <w:bCs/>
+          <w:sz w:val="24"/>
+          <w:szCs w:val="24"/>
+        </w:rPr>
+        <w:t xml:space="preserve">PPP </w:t>
+      </w:r>
+      <w:proofErr w:type="spellStart"/>
+      <w:r>
+        <w:rPr>
+          <w:rFonts w:eastAsia="Times New Roman" w:cs="Open Sans Condensed"/>
+          <w:bCs/>
+          <w:sz w:val="24"/>
+          <w:szCs w:val="24"/>
+        </w:rPr>
+        <w:t>hitelesítés</w:t>
       </w:r>
       <w:proofErr w:type="spellEnd"/>
     </w:p>
@@ -7639,86 +15117,8 @@
           <w:sz w:val="24"/>
           <w:szCs w:val="24"/>
         </w:rPr>
-        <w:t>Link-</w:t>
-      </w:r>
-      <w:proofErr w:type="spellStart"/>
-      <w:r>
-        <w:rPr>
-          <w:rFonts w:eastAsia="Times New Roman" w:cs="Open Sans Condensed"/>
-          <w:bCs/>
-          <w:sz w:val="24"/>
-          <w:szCs w:val="24"/>
-        </w:rPr>
-        <w:t>aggregáció</w:t>
-      </w:r>
-      <w:proofErr w:type="spellEnd"/>
-    </w:p>
-    <w:p>
-      <w:pPr>
-        <w:pStyle w:val="Listaszerbekezds"/>
-        <w:numPr>
-          <w:ilvl w:val="1"/>
-          <w:numId w:val="6"/>
-        </w:numPr>
-        <w:spacing w:after="0"/>
-        <w:rPr>
-          <w:rFonts w:eastAsia="Times New Roman" w:cs="Open Sans Condensed"/>
-          <w:bCs/>
-          <w:sz w:val="24"/>
-          <w:szCs w:val="24"/>
-        </w:rPr>
-      </w:pPr>
-      <w:proofErr w:type="spellStart"/>
-      <w:r>
-        <w:rPr>
-          <w:rFonts w:eastAsia="Times New Roman" w:cs="Open Sans Condensed"/>
-          <w:bCs/>
-          <w:sz w:val="24"/>
-          <w:szCs w:val="24"/>
-        </w:rPr>
-        <w:t>Harmadik</w:t>
-      </w:r>
-      <w:proofErr w:type="spellEnd"/>
-      <w:r>
-        <w:rPr>
-          <w:rFonts w:eastAsia="Times New Roman" w:cs="Open Sans Condensed"/>
-          <w:bCs/>
-          <w:sz w:val="24"/>
-          <w:szCs w:val="24"/>
-        </w:rPr>
-        <w:t xml:space="preserve"> </w:t>
-      </w:r>
-      <w:proofErr w:type="spellStart"/>
-      <w:r>
-        <w:rPr>
-          <w:rFonts w:eastAsia="Times New Roman" w:cs="Open Sans Condensed"/>
-          <w:bCs/>
-          <w:sz w:val="24"/>
-          <w:szCs w:val="24"/>
-        </w:rPr>
-        <w:t>rétegbeli</w:t>
-      </w:r>
-      <w:proofErr w:type="spellEnd"/>
-      <w:r>
-        <w:rPr>
-          <w:rFonts w:eastAsia="Times New Roman" w:cs="Open Sans Condensed"/>
-          <w:bCs/>
-          <w:sz w:val="24"/>
-          <w:szCs w:val="24"/>
-        </w:rPr>
-        <w:t xml:space="preserve"> </w:t>
-      </w:r>
-      <w:proofErr w:type="spellStart"/>
-      <w:r>
-        <w:rPr>
-          <w:rFonts w:eastAsia="Times New Roman" w:cs="Open Sans Condensed"/>
-          <w:bCs/>
-          <w:sz w:val="24"/>
-          <w:szCs w:val="24"/>
-        </w:rPr>
-        <w:t>redundancia</w:t>
-      </w:r>
-      <w:proofErr w:type="spellEnd"/>
+        <w:t>DAI</w:t>
+      </w:r>
     </w:p>
     <w:p>
       <w:pPr>
@@ -7742,131 +15142,6 @@
           <w:sz w:val="24"/>
           <w:szCs w:val="24"/>
         </w:rPr>
-        <w:t xml:space="preserve">Gateway </w:t>
-      </w:r>
-      <w:proofErr w:type="spellStart"/>
-      <w:r>
-        <w:rPr>
-          <w:rFonts w:eastAsia="Times New Roman" w:cs="Open Sans Condensed"/>
-          <w:bCs/>
-          <w:sz w:val="24"/>
-          <w:szCs w:val="24"/>
-        </w:rPr>
-        <w:t>redundancia</w:t>
-      </w:r>
-      <w:proofErr w:type="spellEnd"/>
-    </w:p>
-    <w:p>
-      <w:pPr>
-        <w:pStyle w:val="Listaszerbekezds"/>
-        <w:numPr>
-          <w:ilvl w:val="1"/>
-          <w:numId w:val="6"/>
-        </w:numPr>
-        <w:spacing w:after="0"/>
-        <w:rPr>
-          <w:rFonts w:eastAsia="Times New Roman" w:cs="Open Sans Condensed"/>
-          <w:bCs/>
-          <w:sz w:val="24"/>
-          <w:szCs w:val="24"/>
-        </w:rPr>
-      </w:pPr>
-      <w:proofErr w:type="spellStart"/>
-      <w:r>
-        <w:rPr>
-          <w:rFonts w:eastAsia="Times New Roman" w:cs="Open Sans Condensed"/>
-          <w:bCs/>
-          <w:sz w:val="24"/>
-          <w:szCs w:val="24"/>
-        </w:rPr>
-        <w:t>Portbiztonság</w:t>
-      </w:r>
-      <w:proofErr w:type="spellEnd"/>
-    </w:p>
-    <w:p>
-      <w:pPr>
-        <w:pStyle w:val="Listaszerbekezds"/>
-        <w:numPr>
-          <w:ilvl w:val="2"/>
-          <w:numId w:val="6"/>
-        </w:numPr>
-        <w:spacing w:after="0"/>
-        <w:rPr>
-          <w:rFonts w:eastAsia="Times New Roman" w:cs="Open Sans Condensed"/>
-          <w:bCs/>
-          <w:sz w:val="24"/>
-          <w:szCs w:val="24"/>
-        </w:rPr>
-      </w:pPr>
-      <w:r>
-        <w:rPr>
-          <w:rFonts w:eastAsia="Times New Roman" w:cs="Open Sans Condensed"/>
-          <w:bCs/>
-          <w:sz w:val="24"/>
-          <w:szCs w:val="24"/>
-        </w:rPr>
-        <w:t xml:space="preserve">PPP </w:t>
-      </w:r>
-      <w:proofErr w:type="spellStart"/>
-      <w:r>
-        <w:rPr>
-          <w:rFonts w:eastAsia="Times New Roman" w:cs="Open Sans Condensed"/>
-          <w:bCs/>
-          <w:sz w:val="24"/>
-          <w:szCs w:val="24"/>
-        </w:rPr>
-        <w:t>hitelesítés</w:t>
-      </w:r>
-      <w:proofErr w:type="spellEnd"/>
-    </w:p>
-    <w:p>
-      <w:pPr>
-        <w:pStyle w:val="Listaszerbekezds"/>
-        <w:numPr>
-          <w:ilvl w:val="2"/>
-          <w:numId w:val="6"/>
-        </w:numPr>
-        <w:spacing w:after="0"/>
-        <w:rPr>
-          <w:rFonts w:eastAsia="Times New Roman" w:cs="Open Sans Condensed"/>
-          <w:bCs/>
-          <w:sz w:val="24"/>
-          <w:szCs w:val="24"/>
-        </w:rPr>
-      </w:pPr>
-      <w:r>
-        <w:rPr>
-          <w:rFonts w:eastAsia="Times New Roman" w:cs="Open Sans Condensed"/>
-          <w:bCs/>
-          <w:sz w:val="24"/>
-          <w:szCs w:val="24"/>
-        </w:rPr>
-        <w:t>DAI</w:t>
-      </w:r>
-    </w:p>
-    <w:p>
-      <w:pPr>
-        <w:pStyle w:val="Listaszerbekezds"/>
-        <w:numPr>
-          <w:ilvl w:val="2"/>
-          <w:numId w:val="6"/>
-        </w:numPr>
-        <w:spacing w:after="0"/>
-        <w:rPr>
-          <w:rFonts w:eastAsia="Times New Roman" w:cs="Open Sans Condensed"/>
-          <w:bCs/>
-          <w:sz w:val="24"/>
-          <w:szCs w:val="24"/>
-        </w:rPr>
-      </w:pPr>
-      <w:r>
-        <w:rPr>
-          <w:rFonts w:eastAsia="Times New Roman" w:cs="Open Sans Condensed"/>
-          <w:bCs/>
-          <w:sz w:val="24"/>
-          <w:szCs w:val="24"/>
-        </w:rPr>
-        <w:lastRenderedPageBreak/>
         <w:t>DHCP</w:t>
       </w:r>
       <w:r>
@@ -8820,6 +16095,7 @@
           <w:szCs w:val="24"/>
           <w:lang w:val="de-DE"/>
         </w:rPr>
+        <w:lastRenderedPageBreak/>
         <w:t>Dinamikus</w:t>
       </w:r>
       <w:proofErr w:type="spellEnd"/>
@@ -9411,7 +16687,6 @@
           <w:sz w:val="24"/>
           <w:szCs w:val="24"/>
         </w:rPr>
-        <w:lastRenderedPageBreak/>
         <w:t>Szerverek</w:t>
       </w:r>
       <w:proofErr w:type="spellEnd"/>
@@ -10113,6 +17388,7 @@
           <w:sz w:val="24"/>
           <w:szCs w:val="24"/>
         </w:rPr>
+        <w:lastRenderedPageBreak/>
         <w:t>Hálózati</w:t>
       </w:r>
       <w:proofErr w:type="spellEnd"/>
@@ -10594,7 +17870,6 @@
           <w:sz w:val="24"/>
           <w:szCs w:val="24"/>
         </w:rPr>
-        <w:lastRenderedPageBreak/>
         <w:t>Hálózatmegfigyelés</w:t>
       </w:r>
       <w:proofErr w:type="spellEnd"/>
@@ -10990,7 +18265,7 @@
           <wp:extent cx="1251386" cy="585870"/>
           <wp:effectExtent l="0" t="0" r="6350" b="5080"/>
           <wp:wrapNone/>
-          <wp:docPr id="1517737125" name="Kép 5"/>
+          <wp:docPr id="761388272" name="Kép 5"/>
           <wp:cNvGraphicFramePr>
             <a:graphicFrameLocks xmlns:a="http://schemas.openxmlformats.org/drawingml/2006/main" noChangeAspect="1"/>
           </wp:cNvGraphicFramePr>
@@ -11050,7 +18325,7 @@
           <wp:extent cx="1803400" cy="737544"/>
           <wp:effectExtent l="0" t="0" r="6350" b="5715"/>
           <wp:wrapNone/>
-          <wp:docPr id="1434564541" name="Ábra 2"/>
+          <wp:docPr id="928436621" name="Ábra 2"/>
           <wp:cNvGraphicFramePr>
             <a:graphicFrameLocks xmlns:a="http://schemas.openxmlformats.org/drawingml/2006/main" noChangeAspect="1"/>
           </wp:cNvGraphicFramePr>
@@ -11110,7 +18385,7 @@
           <wp:extent cx="635000" cy="894366"/>
           <wp:effectExtent l="0" t="0" r="0" b="1270"/>
           <wp:wrapNone/>
-          <wp:docPr id="665639839" name="Kép 4" descr="A képen clipart, Grafika, rajzfilm, szimbólum látható&#10;&#10;Előfordulhat, hogy a mesterséges intelligencia által létrehozott tartalom helytelen."/>
+          <wp:docPr id="849927492" name="Kép 4" descr="A képen clipart, Grafika, rajzfilm, szimbólum látható&#10;&#10;Előfordulhat, hogy a mesterséges intelligencia által létrehozott tartalom helytelen."/>
           <wp:cNvGraphicFramePr>
             <a:graphicFrameLocks xmlns:a="http://schemas.openxmlformats.org/drawingml/2006/main" noChangeAspect="1"/>
           </wp:cNvGraphicFramePr>
@@ -11245,7 +18520,7 @@
           <wp:extent cx="1531964" cy="626534"/>
           <wp:effectExtent l="0" t="0" r="0" b="2540"/>
           <wp:wrapNone/>
-          <wp:docPr id="779014729" name="Ábra 1"/>
+          <wp:docPr id="271641429" name="Ábra 1"/>
           <wp:cNvGraphicFramePr>
             <a:graphicFrameLocks xmlns:a="http://schemas.openxmlformats.org/drawingml/2006/main" noChangeAspect="1"/>
           </wp:cNvGraphicFramePr>
@@ -13493,6 +20768,118 @@
       <w:ind w:left="560"/>
     </w:pPr>
   </w:style>
+  <w:style w:type="table" w:styleId="Tblzatrcsos5stt1jellszn">
+    <w:name w:val="Grid Table 5 Dark Accent 1"/>
+    <w:basedOn w:val="Normltblzat"/>
+    <w:uiPriority w:val="50"/>
+    <w:rsid w:val="00A10C6F"/>
+    <w:pPr>
+      <w:spacing w:after="0" w:line="240" w:lineRule="auto"/>
+    </w:pPr>
+    <w:rPr>
+      <w:rFonts w:eastAsiaTheme="minorHAnsi"/>
+      <w:sz w:val="22"/>
+      <w:szCs w:val="22"/>
+      <w:lang w:val="hu-HU"/>
+    </w:rPr>
+    <w:tblPr>
+      <w:tblStyleRowBandSize w:val="1"/>
+      <w:tblStyleColBandSize w:val="1"/>
+      <w:tblBorders>
+        <w:top w:val="single" w:sz="4" w:space="0" w:color="FFFFFF" w:themeColor="background1"/>
+        <w:left w:val="single" w:sz="4" w:space="0" w:color="FFFFFF" w:themeColor="background1"/>
+        <w:bottom w:val="single" w:sz="4" w:space="0" w:color="FFFFFF" w:themeColor="background1"/>
+        <w:right w:val="single" w:sz="4" w:space="0" w:color="FFFFFF" w:themeColor="background1"/>
+        <w:insideH w:val="single" w:sz="4" w:space="0" w:color="FFFFFF" w:themeColor="background1"/>
+        <w:insideV w:val="single" w:sz="4" w:space="0" w:color="FFFFFF" w:themeColor="background1"/>
+      </w:tblBorders>
+    </w:tblPr>
+    <w:tcPr>
+      <w:shd w:val="clear" w:color="auto" w:fill="DEEAF6" w:themeFill="accent1" w:themeFillTint="33"/>
+    </w:tcPr>
+    <w:tblStylePr w:type="firstRow">
+      <w:rPr>
+        <w:b/>
+        <w:bCs/>
+        <w:color w:val="FFFFFF" w:themeColor="background1"/>
+      </w:rPr>
+      <w:tblPr/>
+      <w:tcPr>
+        <w:tcBorders>
+          <w:top w:val="single" w:sz="4" w:space="0" w:color="FFFFFF" w:themeColor="background1"/>
+          <w:left w:val="single" w:sz="4" w:space="0" w:color="FFFFFF" w:themeColor="background1"/>
+          <w:right w:val="single" w:sz="4" w:space="0" w:color="FFFFFF" w:themeColor="background1"/>
+          <w:insideH w:val="nil"/>
+          <w:insideV w:val="nil"/>
+        </w:tcBorders>
+        <w:shd w:val="clear" w:color="auto" w:fill="5B9BD5" w:themeFill="accent1"/>
+      </w:tcPr>
+    </w:tblStylePr>
+    <w:tblStylePr w:type="lastRow">
+      <w:rPr>
+        <w:b/>
+        <w:bCs/>
+        <w:color w:val="FFFFFF" w:themeColor="background1"/>
+      </w:rPr>
+      <w:tblPr/>
+      <w:tcPr>
+        <w:tcBorders>
+          <w:left w:val="single" w:sz="4" w:space="0" w:color="FFFFFF" w:themeColor="background1"/>
+          <w:bottom w:val="single" w:sz="4" w:space="0" w:color="FFFFFF" w:themeColor="background1"/>
+          <w:right w:val="single" w:sz="4" w:space="0" w:color="FFFFFF" w:themeColor="background1"/>
+          <w:insideH w:val="nil"/>
+          <w:insideV w:val="nil"/>
+        </w:tcBorders>
+        <w:shd w:val="clear" w:color="auto" w:fill="5B9BD5" w:themeFill="accent1"/>
+      </w:tcPr>
+    </w:tblStylePr>
+    <w:tblStylePr w:type="firstCol">
+      <w:rPr>
+        <w:b/>
+        <w:bCs/>
+        <w:color w:val="FFFFFF" w:themeColor="background1"/>
+      </w:rPr>
+      <w:tblPr/>
+      <w:tcPr>
+        <w:tcBorders>
+          <w:top w:val="single" w:sz="4" w:space="0" w:color="FFFFFF" w:themeColor="background1"/>
+          <w:left w:val="single" w:sz="4" w:space="0" w:color="FFFFFF" w:themeColor="background1"/>
+          <w:bottom w:val="single" w:sz="4" w:space="0" w:color="FFFFFF" w:themeColor="background1"/>
+          <w:insideV w:val="nil"/>
+        </w:tcBorders>
+        <w:shd w:val="clear" w:color="auto" w:fill="5B9BD5" w:themeFill="accent1"/>
+      </w:tcPr>
+    </w:tblStylePr>
+    <w:tblStylePr w:type="lastCol">
+      <w:rPr>
+        <w:b/>
+        <w:bCs/>
+        <w:color w:val="FFFFFF" w:themeColor="background1"/>
+      </w:rPr>
+      <w:tblPr/>
+      <w:tcPr>
+        <w:tcBorders>
+          <w:top w:val="single" w:sz="4" w:space="0" w:color="FFFFFF" w:themeColor="background1"/>
+          <w:bottom w:val="single" w:sz="4" w:space="0" w:color="FFFFFF" w:themeColor="background1"/>
+          <w:right w:val="single" w:sz="4" w:space="0" w:color="FFFFFF" w:themeColor="background1"/>
+          <w:insideV w:val="nil"/>
+        </w:tcBorders>
+        <w:shd w:val="clear" w:color="auto" w:fill="5B9BD5" w:themeFill="accent1"/>
+      </w:tcPr>
+    </w:tblStylePr>
+    <w:tblStylePr w:type="band1Vert">
+      <w:tblPr/>
+      <w:tcPr>
+        <w:shd w:val="clear" w:color="auto" w:fill="BDD6EE" w:themeFill="accent1" w:themeFillTint="66"/>
+      </w:tcPr>
+    </w:tblStylePr>
+    <w:tblStylePr w:type="band1Horz">
+      <w:tblPr/>
+      <w:tcPr>
+        <w:shd w:val="clear" w:color="auto" w:fill="BDD6EE" w:themeFill="accent1" w:themeFillTint="66"/>
+      </w:tcPr>
+    </w:tblStylePr>
+  </w:style>
 </w:styles>
 </file>
 

--- a/Dokumentacio/Dumentacio.docx
+++ b/Dokumentacio/Dumentacio.docx
@@ -1,6 +1,6 @@
 
 <file path=word/document.xml><?xml version="1.0" encoding="utf-8"?>
-<w:document xmlns:wpc="http://schemas.microsoft.com/office/word/2010/wordprocessingCanvas" xmlns:cx="http://schemas.microsoft.com/office/drawing/2014/chartex" xmlns:cx1="http://schemas.microsoft.com/office/drawing/2015/9/8/chartex" xmlns:mc="http://schemas.openxmlformats.org/markup-compatibility/2006" xmlns:o="urn:schemas-microsoft-com:office:office" xmlns:r="http://schemas.openxmlformats.org/officeDocument/2006/relationships" xmlns:m="http://schemas.openxmlformats.org/officeDocument/2006/math" xmlns:v="urn:schemas-microsoft-com:vml" xmlns:wp14="http://schemas.microsoft.com/office/word/2010/wordprocessingDrawing" xmlns:wp="http://schemas.openxmlformats.org/drawingml/2006/wordprocessingDrawing" xmlns:w10="urn:schemas-microsoft-com:office:word" xmlns:w="http://schemas.openxmlformats.org/wordprocessingml/2006/main" xmlns:w14="http://schemas.microsoft.com/office/word/2010/wordml" xmlns:w15="http://schemas.microsoft.com/office/word/2012/wordml" xmlns:w16se="http://schemas.microsoft.com/office/word/2015/wordml/symex" xmlns:wpg="http://schemas.microsoft.com/office/word/2010/wordprocessingGroup" xmlns:wpi="http://schemas.microsoft.com/office/word/2010/wordprocessingInk" xmlns:wne="http://schemas.microsoft.com/office/word/2006/wordml" xmlns:wps="http://schemas.microsoft.com/office/word/2010/wordprocessingShape" mc:Ignorable="w14 w15 w16se wp14">
+<w:document xmlns:wpc="http://schemas.microsoft.com/office/word/2010/wordprocessingCanvas" xmlns:cx="http://schemas.microsoft.com/office/drawing/2014/chartex" xmlns:cx1="http://schemas.microsoft.com/office/drawing/2015/9/8/chartex" xmlns:cx2="http://schemas.microsoft.com/office/drawing/2015/10/21/chartex" xmlns:cx3="http://schemas.microsoft.com/office/drawing/2016/5/9/chartex" xmlns:cx4="http://schemas.microsoft.com/office/drawing/2016/5/10/chartex" xmlns:cx5="http://schemas.microsoft.com/office/drawing/2016/5/11/chartex" xmlns:cx6="http://schemas.microsoft.com/office/drawing/2016/5/12/chartex" xmlns:cx7="http://schemas.microsoft.com/office/drawing/2016/5/13/chartex" xmlns:cx8="http://schemas.microsoft.com/office/drawing/2016/5/14/chartex" xmlns:mc="http://schemas.openxmlformats.org/markup-compatibility/2006" xmlns:aink="http://schemas.microsoft.com/office/drawing/2016/ink" xmlns:am3d="http://schemas.microsoft.com/office/drawing/2017/model3d" xmlns:o="urn:schemas-microsoft-com:office:office" xmlns:oel="http://schemas.microsoft.com/office/2019/extlst" xmlns:r="http://schemas.openxmlformats.org/officeDocument/2006/relationships" xmlns:m="http://schemas.openxmlformats.org/officeDocument/2006/math" xmlns:v="urn:schemas-microsoft-com:vml" xmlns:wp14="http://schemas.microsoft.com/office/word/2010/wordprocessingDrawing" xmlns:wp="http://schemas.openxmlformats.org/drawingml/2006/wordprocessingDrawing" xmlns:w10="urn:schemas-microsoft-com:office:word" xmlns:w="http://schemas.openxmlformats.org/wordprocessingml/2006/main" xmlns:w14="http://schemas.microsoft.com/office/word/2010/wordml" xmlns:w15="http://schemas.microsoft.com/office/word/2012/wordml" xmlns:w16cex="http://schemas.microsoft.com/office/word/2018/wordml/cex" xmlns:w16cid="http://schemas.microsoft.com/office/word/2016/wordml/cid" xmlns:w16="http://schemas.microsoft.com/office/word/2018/wordml" xmlns:w16du="http://schemas.microsoft.com/office/word/2023/wordml/word16du" xmlns:w16sdtdh="http://schemas.microsoft.com/office/word/2020/wordml/sdtdatahash" xmlns:w16sdtfl="http://schemas.microsoft.com/office/word/2024/wordml/sdtformatlock" xmlns:w16se="http://schemas.microsoft.com/office/word/2015/wordml/symex" xmlns:wpg="http://schemas.microsoft.com/office/word/2010/wordprocessingGroup" xmlns:wpi="http://schemas.microsoft.com/office/word/2010/wordprocessingInk" xmlns:wne="http://schemas.microsoft.com/office/word/2006/wordml" xmlns:wps="http://schemas.microsoft.com/office/word/2010/wordprocessingShape" mc:Ignorable="w14 w15 w16se w16cid w16 w16cex w16sdtdh w16sdtfl w16du wp14">
   <w:body>
     <w:p>
       <w:pPr>
@@ -38,19 +38,9 @@
         <w:pStyle w:val="Alcm"/>
         <w:spacing w:after="0" w:line="240" w:lineRule="auto"/>
       </w:pPr>
-      <w:proofErr w:type="spellStart"/>
-      <w:r>
-        <w:t>Gábriel</w:t>
-      </w:r>
-      <w:proofErr w:type="spellEnd"/>
-      <w:r>
-        <w:t xml:space="preserve"> </w:t>
-      </w:r>
-      <w:proofErr w:type="spellStart"/>
-      <w:r>
-        <w:t>Milán</w:t>
-      </w:r>
-      <w:proofErr w:type="spellEnd"/>
+      <w:r>
+        <w:t>Gábriel Milán</w:t>
+      </w:r>
     </w:p>
     <w:p>
       <w:pPr>
@@ -70,22 +60,65 @@
           <w:docGrid w:linePitch="381"/>
         </w:sectPr>
       </w:pPr>
-      <w:proofErr w:type="spellStart"/>
-      <w:r>
-        <w:t>Nyári</w:t>
-      </w:r>
-      <w:proofErr w:type="spellEnd"/>
-      <w:r>
-        <w:t xml:space="preserve"> </w:t>
-      </w:r>
-      <w:proofErr w:type="spellStart"/>
-      <w:r>
-        <w:t>Patr</w:t>
+      <w:r>
+        <w:t>Nyári Patr</w:t>
       </w:r>
       <w:r>
         <w:t>ik</w:t>
       </w:r>
-      <w:proofErr w:type="spellEnd"/>
+      <w:r>
+        <w:rPr>
+          <w:noProof/>
+        </w:rPr>
+        <w:drawing>
+          <wp:inline distT="0" distB="0" distL="0" distR="0" wp14:anchorId="17C9C412" wp14:editId="6F01E271">
+            <wp:extent cx="5943600" cy="3962400"/>
+            <wp:effectExtent l="0" t="0" r="0" b="0"/>
+            <wp:docPr id="2065268500" name="Kép 3"/>
+            <wp:cNvGraphicFramePr>
+              <a:graphicFrameLocks xmlns:a="http://schemas.openxmlformats.org/drawingml/2006/main" noChangeAspect="1"/>
+            </wp:cNvGraphicFramePr>
+            <a:graphic xmlns:a="http://schemas.openxmlformats.org/drawingml/2006/main">
+              <a:graphicData uri="http://schemas.openxmlformats.org/drawingml/2006/picture">
+                <pic:pic xmlns:pic="http://schemas.openxmlformats.org/drawingml/2006/picture">
+                  <pic:nvPicPr>
+                    <pic:cNvPr id="0" name="Picture 1"/>
+                    <pic:cNvPicPr>
+                      <a:picLocks noChangeAspect="1" noChangeArrowheads="1"/>
+                    </pic:cNvPicPr>
+                  </pic:nvPicPr>
+                  <pic:blipFill>
+                    <a:blip r:embed="rId13" cstate="print">
+                      <a:extLst>
+                        <a:ext uri="{28A0092B-C50C-407E-A947-70E740481C1C}">
+                          <a14:useLocalDpi xmlns:a14="http://schemas.microsoft.com/office/drawing/2010/main" val="0"/>
+                        </a:ext>
+                      </a:extLst>
+                    </a:blip>
+                    <a:srcRect/>
+                    <a:stretch>
+                      <a:fillRect/>
+                    </a:stretch>
+                  </pic:blipFill>
+                  <pic:spPr bwMode="auto">
+                    <a:xfrm>
+                      <a:off x="0" y="0"/>
+                      <a:ext cx="5943600" cy="3962400"/>
+                    </a:xfrm>
+                    <a:prstGeom prst="rect">
+                      <a:avLst/>
+                    </a:prstGeom>
+                    <a:noFill/>
+                    <a:ln>
+                      <a:noFill/>
+                    </a:ln>
+                  </pic:spPr>
+                </pic:pic>
+              </a:graphicData>
+            </a:graphic>
+          </wp:inline>
+        </w:drawing>
+      </w:r>
     </w:p>
     <w:sdt>
       <w:sdtPr>
@@ -348,7 +381,7 @@
                 <w:noProof/>
                 <w:webHidden/>
               </w:rPr>
-              <w:t>7</w:t>
+              <w:t>8</w:t>
             </w:r>
             <w:r>
               <w:rPr>
@@ -420,7 +453,7 @@
                 <w:noProof/>
                 <w:webHidden/>
               </w:rPr>
-              <w:t>7</w:t>
+              <w:t>8</w:t>
             </w:r>
             <w:r>
               <w:rPr>
@@ -492,7 +525,7 @@
                 <w:noProof/>
                 <w:webHidden/>
               </w:rPr>
-              <w:t>8</w:t>
+              <w:t>9</w:t>
             </w:r>
             <w:r>
               <w:rPr>
@@ -565,7 +598,7 @@
                 <w:noProof/>
                 <w:webHidden/>
               </w:rPr>
-              <w:t>9</w:t>
+              <w:t>10</w:t>
             </w:r>
             <w:r>
               <w:rPr>
@@ -638,7 +671,7 @@
                 <w:noProof/>
                 <w:webHidden/>
               </w:rPr>
-              <w:t>9</w:t>
+              <w:t>10</w:t>
             </w:r>
             <w:r>
               <w:rPr>
@@ -711,7 +744,7 @@
                 <w:noProof/>
                 <w:webHidden/>
               </w:rPr>
-              <w:t>9</w:t>
+              <w:t>10</w:t>
             </w:r>
             <w:r>
               <w:rPr>
@@ -784,7 +817,7 @@
                 <w:noProof/>
                 <w:webHidden/>
               </w:rPr>
-              <w:t>10</w:t>
+              <w:t>11</w:t>
             </w:r>
             <w:r>
               <w:rPr>
@@ -857,7 +890,7 @@
                 <w:noProof/>
                 <w:webHidden/>
               </w:rPr>
-              <w:t>11</w:t>
+              <w:t>12</w:t>
             </w:r>
             <w:r>
               <w:rPr>
@@ -930,7 +963,7 @@
                 <w:noProof/>
                 <w:webHidden/>
               </w:rPr>
-              <w:t>11</w:t>
+              <w:t>12</w:t>
             </w:r>
             <w:r>
               <w:rPr>
@@ -1003,7 +1036,7 @@
                 <w:noProof/>
                 <w:webHidden/>
               </w:rPr>
-              <w:t>12</w:t>
+              <w:t>13</w:t>
             </w:r>
             <w:r>
               <w:rPr>
@@ -1076,7 +1109,7 @@
                 <w:noProof/>
                 <w:webHidden/>
               </w:rPr>
-              <w:t>12</w:t>
+              <w:t>13</w:t>
             </w:r>
             <w:r>
               <w:rPr>
@@ -1149,7 +1182,7 @@
                 <w:noProof/>
                 <w:webHidden/>
               </w:rPr>
-              <w:t>12</w:t>
+              <w:t>13</w:t>
             </w:r>
             <w:r>
               <w:rPr>
@@ -1222,7 +1255,7 @@
                 <w:noProof/>
                 <w:webHidden/>
               </w:rPr>
-              <w:t>12</w:t>
+              <w:t>14</w:t>
             </w:r>
             <w:r>
               <w:rPr>
@@ -1295,7 +1328,7 @@
                 <w:noProof/>
                 <w:webHidden/>
               </w:rPr>
-              <w:t>14</w:t>
+              <w:t>15</w:t>
             </w:r>
             <w:r>
               <w:rPr>
@@ -1368,7 +1401,7 @@
                 <w:noProof/>
                 <w:webHidden/>
               </w:rPr>
-              <w:t>15</w:t>
+              <w:t>17</w:t>
             </w:r>
             <w:r>
               <w:rPr>
@@ -1441,7 +1474,7 @@
                 <w:noProof/>
                 <w:webHidden/>
               </w:rPr>
-              <w:t>15</w:t>
+              <w:t>17</w:t>
             </w:r>
             <w:r>
               <w:rPr>
@@ -1514,7 +1547,7 @@
                 <w:noProof/>
                 <w:webHidden/>
               </w:rPr>
-              <w:t>16</w:t>
+              <w:t>19</w:t>
             </w:r>
             <w:r>
               <w:rPr>
@@ -1585,7 +1618,7 @@
                 <w:noProof/>
                 <w:webHidden/>
               </w:rPr>
-              <w:t>16</w:t>
+              <w:t>19</w:t>
             </w:r>
             <w:r>
               <w:rPr>
@@ -1656,7 +1689,7 @@
                 <w:noProof/>
                 <w:webHidden/>
               </w:rPr>
-              <w:t>16</w:t>
+              <w:t>19</w:t>
             </w:r>
             <w:r>
               <w:rPr>
@@ -1727,7 +1760,7 @@
                 <w:noProof/>
                 <w:webHidden/>
               </w:rPr>
-              <w:t>17</w:t>
+              <w:t>20</w:t>
             </w:r>
             <w:r>
               <w:rPr>
@@ -1798,7 +1831,7 @@
                 <w:noProof/>
                 <w:webHidden/>
               </w:rPr>
-              <w:t>18</w:t>
+              <w:t>21</w:t>
             </w:r>
             <w:r>
               <w:rPr>
@@ -1871,7 +1904,7 @@
                 <w:noProof/>
                 <w:webHidden/>
               </w:rPr>
-              <w:t>18</w:t>
+              <w:t>21</w:t>
             </w:r>
             <w:r>
               <w:rPr>
@@ -1944,7 +1977,7 @@
                 <w:noProof/>
                 <w:webHidden/>
               </w:rPr>
-              <w:t>18</w:t>
+              <w:t>21</w:t>
             </w:r>
             <w:r>
               <w:rPr>
@@ -2017,7 +2050,7 @@
                 <w:noProof/>
                 <w:webHidden/>
               </w:rPr>
-              <w:t>18</w:t>
+              <w:t>22</w:t>
             </w:r>
             <w:r>
               <w:rPr>
@@ -2089,7 +2122,7 @@
                 <w:noProof/>
                 <w:webHidden/>
               </w:rPr>
-              <w:t>19</w:t>
+              <w:t>22</w:t>
             </w:r>
             <w:r>
               <w:rPr>
@@ -2161,7 +2194,7 @@
                 <w:noProof/>
                 <w:webHidden/>
               </w:rPr>
-              <w:t>19</w:t>
+              <w:t>22</w:t>
             </w:r>
             <w:r>
               <w:rPr>
@@ -2233,7 +2266,7 @@
                 <w:noProof/>
                 <w:webHidden/>
               </w:rPr>
-              <w:t>20</w:t>
+              <w:t>23</w:t>
             </w:r>
             <w:r>
               <w:rPr>
@@ -2305,7 +2338,7 @@
                 <w:noProof/>
                 <w:webHidden/>
               </w:rPr>
-              <w:t>20</w:t>
+              <w:t>23</w:t>
             </w:r>
             <w:r>
               <w:rPr>
@@ -2377,7 +2410,7 @@
                 <w:noProof/>
                 <w:webHidden/>
               </w:rPr>
-              <w:t>20</w:t>
+              <w:t>23</w:t>
             </w:r>
             <w:r>
               <w:rPr>
@@ -2449,7 +2482,7 @@
                 <w:noProof/>
                 <w:webHidden/>
               </w:rPr>
-              <w:t>21</w:t>
+              <w:t>24</w:t>
             </w:r>
             <w:r>
               <w:rPr>
@@ -2521,7 +2554,7 @@
                 <w:noProof/>
                 <w:webHidden/>
               </w:rPr>
-              <w:t>21</w:t>
+              <w:t>24</w:t>
             </w:r>
             <w:r>
               <w:rPr>
@@ -2593,7 +2626,7 @@
                 <w:noProof/>
                 <w:webHidden/>
               </w:rPr>
-              <w:t>21</w:t>
+              <w:t>24</w:t>
             </w:r>
             <w:r>
               <w:rPr>
@@ -2664,7 +2697,7 @@
                 <w:noProof/>
                 <w:webHidden/>
               </w:rPr>
-              <w:t>22</w:t>
+              <w:t>25</w:t>
             </w:r>
             <w:r>
               <w:rPr>
@@ -2736,7 +2769,7 @@
                 <w:noProof/>
                 <w:webHidden/>
               </w:rPr>
-              <w:t>22</w:t>
+              <w:t>25</w:t>
             </w:r>
             <w:r>
               <w:rPr>
@@ -2808,7 +2841,7 @@
                 <w:noProof/>
                 <w:webHidden/>
               </w:rPr>
-              <w:t>22</w:t>
+              <w:t>25</w:t>
             </w:r>
             <w:r>
               <w:rPr>
@@ -2880,7 +2913,7 @@
                 <w:noProof/>
                 <w:webHidden/>
               </w:rPr>
-              <w:t>23</w:t>
+              <w:t>26</w:t>
             </w:r>
             <w:r>
               <w:rPr>
@@ -2952,7 +2985,7 @@
                 <w:noProof/>
                 <w:webHidden/>
               </w:rPr>
-              <w:t>23</w:t>
+              <w:t>26</w:t>
             </w:r>
             <w:r>
               <w:rPr>
@@ -3024,7 +3057,7 @@
                 <w:noProof/>
                 <w:webHidden/>
               </w:rPr>
-              <w:t>23</w:t>
+              <w:t>26</w:t>
             </w:r>
             <w:r>
               <w:rPr>
@@ -3096,7 +3129,7 @@
                 <w:noProof/>
                 <w:webHidden/>
               </w:rPr>
-              <w:t>23</w:t>
+              <w:t>26</w:t>
             </w:r>
             <w:r>
               <w:rPr>
@@ -3168,7 +3201,7 @@
                 <w:noProof/>
                 <w:webHidden/>
               </w:rPr>
-              <w:t>23</w:t>
+              <w:t>26</w:t>
             </w:r>
             <w:r>
               <w:rPr>
@@ -3240,7 +3273,7 @@
                 <w:noProof/>
                 <w:webHidden/>
               </w:rPr>
-              <w:t>23</w:t>
+              <w:t>26</w:t>
             </w:r>
             <w:r>
               <w:rPr>
@@ -3312,7 +3345,7 @@
                 <w:noProof/>
                 <w:webHidden/>
               </w:rPr>
-              <w:t>23</w:t>
+              <w:t>26</w:t>
             </w:r>
             <w:r>
               <w:rPr>
@@ -3384,7 +3417,7 @@
                 <w:noProof/>
                 <w:webHidden/>
               </w:rPr>
-              <w:t>23</w:t>
+              <w:t>26</w:t>
             </w:r>
             <w:r>
               <w:rPr>
@@ -3456,7 +3489,7 @@
                 <w:noProof/>
                 <w:webHidden/>
               </w:rPr>
-              <w:t>23</w:t>
+              <w:t>26</w:t>
             </w:r>
             <w:r>
               <w:rPr>
@@ -3528,7 +3561,7 @@
                 <w:noProof/>
                 <w:webHidden/>
               </w:rPr>
-              <w:t>23</w:t>
+              <w:t>26</w:t>
             </w:r>
             <w:r>
               <w:rPr>
@@ -3600,7 +3633,7 @@
                 <w:noProof/>
                 <w:webHidden/>
               </w:rPr>
-              <w:t>23</w:t>
+              <w:t>26</w:t>
             </w:r>
             <w:r>
               <w:rPr>
@@ -3672,7 +3705,7 @@
                 <w:noProof/>
                 <w:webHidden/>
               </w:rPr>
-              <w:t>23</w:t>
+              <w:t>26</w:t>
             </w:r>
             <w:r>
               <w:rPr>
@@ -3744,7 +3777,7 @@
                 <w:noProof/>
                 <w:webHidden/>
               </w:rPr>
-              <w:t>23</w:t>
+              <w:t>26</w:t>
             </w:r>
             <w:r>
               <w:rPr>
@@ -3816,7 +3849,7 @@
                 <w:noProof/>
                 <w:webHidden/>
               </w:rPr>
-              <w:t>23</w:t>
+              <w:t>26</w:t>
             </w:r>
             <w:r>
               <w:rPr>
@@ -3888,7 +3921,7 @@
                 <w:noProof/>
                 <w:webHidden/>
               </w:rPr>
-              <w:t>23</w:t>
+              <w:t>26</w:t>
             </w:r>
             <w:r>
               <w:rPr>
@@ -3960,7 +3993,7 @@
                 <w:noProof/>
                 <w:webHidden/>
               </w:rPr>
-              <w:t>23</w:t>
+              <w:t>26</w:t>
             </w:r>
             <w:r>
               <w:rPr>
@@ -4032,7 +4065,7 @@
                 <w:noProof/>
                 <w:webHidden/>
               </w:rPr>
-              <w:t>23</w:t>
+              <w:t>26</w:t>
             </w:r>
             <w:r>
               <w:rPr>
@@ -4104,7 +4137,7 @@
                 <w:noProof/>
                 <w:webHidden/>
               </w:rPr>
-              <w:t>23</w:t>
+              <w:t>26</w:t>
             </w:r>
             <w:r>
               <w:rPr>
@@ -4176,7 +4209,7 @@
                 <w:noProof/>
                 <w:webHidden/>
               </w:rPr>
-              <w:t>23</w:t>
+              <w:t>26</w:t>
             </w:r>
             <w:r>
               <w:rPr>
@@ -4248,7 +4281,7 @@
                 <w:noProof/>
                 <w:webHidden/>
               </w:rPr>
-              <w:t>24</w:t>
+              <w:t>27</w:t>
             </w:r>
             <w:r>
               <w:rPr>
@@ -4320,7 +4353,7 @@
                 <w:noProof/>
                 <w:webHidden/>
               </w:rPr>
-              <w:t>24</w:t>
+              <w:t>27</w:t>
             </w:r>
             <w:r>
               <w:rPr>
@@ -4392,7 +4425,7 @@
                 <w:noProof/>
                 <w:webHidden/>
               </w:rPr>
-              <w:t>24</w:t>
+              <w:t>27</w:t>
             </w:r>
             <w:r>
               <w:rPr>
@@ -4464,7 +4497,7 @@
                 <w:noProof/>
                 <w:webHidden/>
               </w:rPr>
-              <w:t>24</w:t>
+              <w:t>27</w:t>
             </w:r>
             <w:r>
               <w:rPr>
@@ -4536,7 +4569,7 @@
                 <w:noProof/>
                 <w:webHidden/>
               </w:rPr>
-              <w:t>24</w:t>
+              <w:t>27</w:t>
             </w:r>
             <w:r>
               <w:rPr>
@@ -4615,7 +4648,7 @@
                 <w:noProof/>
                 <w:webHidden/>
               </w:rPr>
-              <w:t>24</w:t>
+              <w:t>27</w:t>
             </w:r>
             <w:r>
               <w:rPr>
@@ -4694,7 +4727,7 @@
                 <w:noProof/>
                 <w:webHidden/>
               </w:rPr>
-              <w:t>24</w:t>
+              <w:t>27</w:t>
             </w:r>
             <w:r>
               <w:rPr>
@@ -4766,7 +4799,7 @@
                 <w:noProof/>
                 <w:webHidden/>
               </w:rPr>
-              <w:t>24</w:t>
+              <w:t>27</w:t>
             </w:r>
             <w:r>
               <w:rPr>
@@ -4838,7 +4871,7 @@
                 <w:noProof/>
                 <w:webHidden/>
               </w:rPr>
-              <w:t>24</w:t>
+              <w:t>27</w:t>
             </w:r>
             <w:r>
               <w:rPr>
@@ -4910,7 +4943,7 @@
                 <w:noProof/>
                 <w:webHidden/>
               </w:rPr>
-              <w:t>24</w:t>
+              <w:t>27</w:t>
             </w:r>
             <w:r>
               <w:rPr>
@@ -4982,7 +5015,7 @@
                 <w:noProof/>
                 <w:webHidden/>
               </w:rPr>
-              <w:t>24</w:t>
+              <w:t>27</w:t>
             </w:r>
             <w:r>
               <w:rPr>
@@ -5054,7 +5087,7 @@
                 <w:noProof/>
                 <w:webHidden/>
               </w:rPr>
-              <w:t>24</w:t>
+              <w:t>27</w:t>
             </w:r>
             <w:r>
               <w:rPr>
@@ -5126,7 +5159,7 @@
                 <w:noProof/>
                 <w:webHidden/>
               </w:rPr>
-              <w:t>24</w:t>
+              <w:t>27</w:t>
             </w:r>
             <w:r>
               <w:rPr>
@@ -5198,7 +5231,7 @@
                 <w:noProof/>
                 <w:webHidden/>
               </w:rPr>
-              <w:t>24</w:t>
+              <w:t>27</w:t>
             </w:r>
             <w:r>
               <w:rPr>
@@ -5270,7 +5303,7 @@
                 <w:noProof/>
                 <w:webHidden/>
               </w:rPr>
-              <w:t>24</w:t>
+              <w:t>27</w:t>
             </w:r>
             <w:r>
               <w:rPr>
@@ -5342,7 +5375,7 @@
                 <w:noProof/>
                 <w:webHidden/>
               </w:rPr>
-              <w:t>24</w:t>
+              <w:t>27</w:t>
             </w:r>
             <w:r>
               <w:rPr>
@@ -5414,7 +5447,7 @@
                 <w:noProof/>
                 <w:webHidden/>
               </w:rPr>
-              <w:t>24</w:t>
+              <w:t>27</w:t>
             </w:r>
             <w:r>
               <w:rPr>
@@ -5486,7 +5519,7 @@
                 <w:noProof/>
                 <w:webHidden/>
               </w:rPr>
-              <w:t>24</w:t>
+              <w:t>27</w:t>
             </w:r>
             <w:r>
               <w:rPr>
@@ -5558,7 +5591,7 @@
                 <w:noProof/>
                 <w:webHidden/>
               </w:rPr>
-              <w:t>25</w:t>
+              <w:t>28</w:t>
             </w:r>
             <w:r>
               <w:rPr>
@@ -5630,7 +5663,7 @@
                 <w:noProof/>
                 <w:webHidden/>
               </w:rPr>
-              <w:t>25</w:t>
+              <w:t>28</w:t>
             </w:r>
             <w:r>
               <w:rPr>
@@ -5702,7 +5735,7 @@
                 <w:noProof/>
                 <w:webHidden/>
               </w:rPr>
-              <w:t>25</w:t>
+              <w:t>28</w:t>
             </w:r>
             <w:r>
               <w:rPr>
@@ -5774,7 +5807,7 @@
                 <w:noProof/>
                 <w:webHidden/>
               </w:rPr>
-              <w:t>25</w:t>
+              <w:t>28</w:t>
             </w:r>
             <w:r>
               <w:rPr>
@@ -5846,7 +5879,7 @@
                 <w:noProof/>
                 <w:webHidden/>
               </w:rPr>
-              <w:t>25</w:t>
+              <w:t>28</w:t>
             </w:r>
             <w:r>
               <w:rPr>
@@ -5918,7 +5951,7 @@
                 <w:noProof/>
                 <w:webHidden/>
               </w:rPr>
-              <w:t>25</w:t>
+              <w:t>28</w:t>
             </w:r>
             <w:r>
               <w:rPr>
@@ -5989,7 +6022,7 @@
                 <w:noProof/>
                 <w:webHidden/>
               </w:rPr>
-              <w:t>25</w:t>
+              <w:t>28</w:t>
             </w:r>
             <w:r>
               <w:rPr>
@@ -6060,7 +6093,7 @@
                 <w:noProof/>
                 <w:webHidden/>
               </w:rPr>
-              <w:t>25</w:t>
+              <w:t>28</w:t>
             </w:r>
             <w:r>
               <w:rPr>
@@ -6131,7 +6164,7 @@
                 <w:noProof/>
                 <w:webHidden/>
               </w:rPr>
-              <w:t>25</w:t>
+              <w:t>28</w:t>
             </w:r>
             <w:r>
               <w:rPr>
@@ -6202,7 +6235,7 @@
                 <w:noProof/>
                 <w:webHidden/>
               </w:rPr>
-              <w:t>25</w:t>
+              <w:t>28</w:t>
             </w:r>
             <w:r>
               <w:rPr>
@@ -6273,7 +6306,7 @@
                 <w:noProof/>
                 <w:webHidden/>
               </w:rPr>
-              <w:t>25</w:t>
+              <w:t>28</w:t>
             </w:r>
             <w:r>
               <w:rPr>
@@ -6344,7 +6377,7 @@
                 <w:noProof/>
                 <w:webHidden/>
               </w:rPr>
-              <w:t>25</w:t>
+              <w:t>28</w:t>
             </w:r>
             <w:r>
               <w:rPr>
@@ -6415,7 +6448,7 @@
                 <w:noProof/>
                 <w:webHidden/>
               </w:rPr>
-              <w:t>25</w:t>
+              <w:t>28</w:t>
             </w:r>
             <w:r>
               <w:rPr>
@@ -6486,7 +6519,7 @@
                 <w:noProof/>
                 <w:webHidden/>
               </w:rPr>
-              <w:t>25</w:t>
+              <w:t>28</w:t>
             </w:r>
             <w:r>
               <w:rPr>
@@ -6557,7 +6590,7 @@
                 <w:noProof/>
                 <w:webHidden/>
               </w:rPr>
-              <w:t>25</w:t>
+              <w:t>28</w:t>
             </w:r>
             <w:r>
               <w:rPr>
@@ -6628,7 +6661,7 @@
                 <w:noProof/>
                 <w:webHidden/>
               </w:rPr>
-              <w:t>25</w:t>
+              <w:t>28</w:t>
             </w:r>
             <w:r>
               <w:rPr>
@@ -6699,7 +6732,7 @@
                 <w:noProof/>
                 <w:webHidden/>
               </w:rPr>
-              <w:t>25</w:t>
+              <w:t>28</w:t>
             </w:r>
             <w:r>
               <w:rPr>
@@ -6770,7 +6803,7 @@
                 <w:noProof/>
                 <w:webHidden/>
               </w:rPr>
-              <w:t>25</w:t>
+              <w:t>28</w:t>
             </w:r>
             <w:r>
               <w:rPr>
@@ -6841,7 +6874,7 @@
                 <w:noProof/>
                 <w:webHidden/>
               </w:rPr>
-              <w:t>25</w:t>
+              <w:t>28</w:t>
             </w:r>
             <w:r>
               <w:rPr>
@@ -6912,7 +6945,7 @@
                 <w:noProof/>
                 <w:webHidden/>
               </w:rPr>
-              <w:t>26</w:t>
+              <w:t>29</w:t>
             </w:r>
             <w:r>
               <w:rPr>
@@ -6983,7 +7016,7 @@
                 <w:noProof/>
                 <w:webHidden/>
               </w:rPr>
-              <w:t>26</w:t>
+              <w:t>29</w:t>
             </w:r>
             <w:r>
               <w:rPr>
@@ -7054,7 +7087,7 @@
                 <w:noProof/>
                 <w:webHidden/>
               </w:rPr>
-              <w:t>26</w:t>
+              <w:t>29</w:t>
             </w:r>
             <w:r>
               <w:rPr>
@@ -7125,7 +7158,7 @@
                 <w:noProof/>
                 <w:webHidden/>
               </w:rPr>
-              <w:t>26</w:t>
+              <w:t>29</w:t>
             </w:r>
             <w:r>
               <w:rPr>
@@ -7196,7 +7229,7 @@
                 <w:noProof/>
                 <w:webHidden/>
               </w:rPr>
-              <w:t>26</w:t>
+              <w:t>29</w:t>
             </w:r>
             <w:r>
               <w:rPr>
@@ -7267,7 +7300,7 @@
                 <w:noProof/>
                 <w:webHidden/>
               </w:rPr>
-              <w:t>26</w:t>
+              <w:t>29</w:t>
             </w:r>
             <w:r>
               <w:rPr>
@@ -7338,7 +7371,7 @@
                 <w:noProof/>
                 <w:webHidden/>
               </w:rPr>
-              <w:t>26</w:t>
+              <w:t>29</w:t>
             </w:r>
             <w:r>
               <w:rPr>
@@ -7409,7 +7442,7 @@
                 <w:noProof/>
                 <w:webHidden/>
               </w:rPr>
-              <w:t>26</w:t>
+              <w:t>29</w:t>
             </w:r>
             <w:r>
               <w:rPr>
@@ -7480,7 +7513,7 @@
                 <w:noProof/>
                 <w:webHidden/>
               </w:rPr>
-              <w:t>26</w:t>
+              <w:t>29</w:t>
             </w:r>
             <w:r>
               <w:rPr>
@@ -7552,7 +7585,7 @@
                 <w:noProof/>
                 <w:webHidden/>
               </w:rPr>
-              <w:t>26</w:t>
+              <w:t>29</w:t>
             </w:r>
             <w:r>
               <w:rPr>
@@ -7624,7 +7657,7 @@
                 <w:noProof/>
                 <w:webHidden/>
               </w:rPr>
-              <w:t>26</w:t>
+              <w:t>29</w:t>
             </w:r>
             <w:r>
               <w:rPr>
@@ -7696,7 +7729,7 @@
                 <w:noProof/>
                 <w:webHidden/>
               </w:rPr>
-              <w:t>26</w:t>
+              <w:t>29</w:t>
             </w:r>
             <w:r>
               <w:rPr>
@@ -7733,8 +7766,6 @@
         </w:rPr>
         <w:br w:type="page"/>
       </w:r>
-      <w:bookmarkStart w:id="0" w:name="_GoBack"/>
-      <w:bookmarkEnd w:id="0"/>
     </w:p>
     <w:p>
       <w:pPr>
@@ -7744,7 +7775,7 @@
           <w:lang w:val="de-DE"/>
         </w:rPr>
       </w:pPr>
-      <w:bookmarkStart w:id="1" w:name="_Toc224327570"/>
+      <w:bookmarkStart w:id="0" w:name="_Toc224327570"/>
       <w:r>
         <w:rPr>
           <w:rFonts w:eastAsia="Times New Roman"/>
@@ -7759,305 +7790,408 @@
           <w:lang w:val="de-DE"/>
         </w:rPr>
         <w:t>Bemutatkozás</w:t>
+      </w:r>
+      <w:bookmarkEnd w:id="0"/>
+    </w:p>
+    <w:p>
+      <w:pPr>
+        <w:pStyle w:val="Cmsor2"/>
+        <w:rPr>
+          <w:lang w:val="de-DE"/>
+        </w:rPr>
+      </w:pPr>
+      <w:bookmarkStart w:id="1" w:name="_Toc224327571"/>
+      <w:r>
+        <w:rPr>
+          <w:rFonts w:eastAsia="Times New Roman"/>
+          <w:lang w:val="de-DE"/>
+        </w:rPr>
+        <w:t>1.</w:t>
+      </w:r>
+      <w:r>
+        <w:rPr>
+          <w:rFonts w:eastAsia="Times New Roman"/>
+          <w:lang w:val="de-DE"/>
+        </w:rPr>
+        <w:t xml:space="preserve">1. </w:t>
+      </w:r>
+      <w:r>
+        <w:rPr>
+          <w:lang w:val="de-DE"/>
+        </w:rPr>
+        <w:t>Cégünkről</w:t>
       </w:r>
       <w:bookmarkEnd w:id="1"/>
     </w:p>
     <w:p>
       <w:pPr>
-        <w:pStyle w:val="Cmsor2"/>
         <w:rPr>
           <w:lang w:val="de-DE"/>
         </w:rPr>
       </w:pPr>
-      <w:bookmarkStart w:id="2" w:name="_Toc224327571"/>
-      <w:r>
+      <w:proofErr w:type="spellStart"/>
+      <w:r>
+        <w:rPr>
+          <w:lang w:val="de-DE"/>
+        </w:rPr>
+        <w:t>kép</w:t>
+      </w:r>
+      <w:proofErr w:type="spellEnd"/>
+      <w:r>
+        <w:rPr>
+          <w:lang w:val="de-DE"/>
+        </w:rPr>
+        <w:t xml:space="preserve"> a </w:t>
+      </w:r>
+      <w:proofErr w:type="spellStart"/>
+      <w:r>
+        <w:rPr>
+          <w:lang w:val="de-DE"/>
+        </w:rPr>
+        <w:t>pckről</w:t>
+      </w:r>
+      <w:proofErr w:type="spellEnd"/>
+      <w:r>
+        <w:rPr>
+          <w:lang w:val="de-DE"/>
+        </w:rPr>
+        <w:t xml:space="preserve"> </w:t>
+      </w:r>
+      <w:proofErr w:type="spellStart"/>
+      <w:r>
+        <w:rPr>
+          <w:lang w:val="de-DE"/>
+        </w:rPr>
+        <w:t>jobbra</w:t>
+      </w:r>
+      <w:proofErr w:type="spellEnd"/>
+      <w:r>
+        <w:rPr>
+          <w:lang w:val="de-DE"/>
+        </w:rPr>
+        <w:t xml:space="preserve">, </w:t>
+      </w:r>
+      <w:proofErr w:type="spellStart"/>
+      <w:r>
+        <w:rPr>
+          <w:lang w:val="de-DE"/>
+        </w:rPr>
+        <w:t>kép</w:t>
+      </w:r>
+      <w:proofErr w:type="spellEnd"/>
+      <w:r>
+        <w:rPr>
+          <w:lang w:val="de-DE"/>
+        </w:rPr>
+        <w:t xml:space="preserve"> a </w:t>
+      </w:r>
+      <w:proofErr w:type="spellStart"/>
+      <w:r>
+        <w:rPr>
+          <w:lang w:val="de-DE"/>
+        </w:rPr>
+        <w:t>gyárról</w:t>
+      </w:r>
+      <w:proofErr w:type="spellEnd"/>
+      <w:r>
+        <w:rPr>
+          <w:lang w:val="de-DE"/>
+        </w:rPr>
+        <w:t xml:space="preserve"> </w:t>
+      </w:r>
+      <w:proofErr w:type="spellStart"/>
+      <w:r>
+        <w:rPr>
+          <w:lang w:val="de-DE"/>
+        </w:rPr>
+        <w:t>balra</w:t>
+      </w:r>
+      <w:proofErr w:type="spellEnd"/>
+      <w:r>
+        <w:rPr>
+          <w:lang w:val="de-DE"/>
+        </w:rPr>
+        <w:t xml:space="preserve"> </w:t>
+      </w:r>
+      <w:proofErr w:type="spellStart"/>
+      <w:r>
+        <w:rPr>
+          <w:lang w:val="de-DE"/>
+        </w:rPr>
+        <w:t>fordítva</w:t>
+      </w:r>
+      <w:proofErr w:type="spellEnd"/>
+    </w:p>
+    <w:p>
+      <w:pPr>
+        <w:rPr>
+          <w:b/>
+          <w:bCs/>
+          <w:lang w:val="hu-HU"/>
+        </w:rPr>
+      </w:pPr>
+      <w:r>
+        <w:rPr>
+          <w:lang w:val="hu-HU"/>
+        </w:rPr>
+        <w:t xml:space="preserve">A </w:t>
+      </w:r>
+      <w:r>
+        <w:rPr>
+          <w:b/>
+          <w:bCs/>
+          <w:lang w:val="hu-HU"/>
+        </w:rPr>
+        <w:t xml:space="preserve">QUBE </w:t>
+      </w:r>
+      <w:proofErr w:type="spellStart"/>
+      <w:r>
+        <w:rPr>
+          <w:b/>
+          <w:bCs/>
+          <w:lang w:val="hu-HU"/>
+        </w:rPr>
+        <w:t>MiniPC</w:t>
+      </w:r>
+      <w:proofErr w:type="spellEnd"/>
+      <w:r>
+        <w:rPr>
+          <w:b/>
+          <w:bCs/>
+          <w:lang w:val="hu-HU"/>
+        </w:rPr>
+        <w:t xml:space="preserve"> Kft.</w:t>
+      </w:r>
+      <w:r>
+        <w:rPr>
+          <w:lang w:val="hu-HU"/>
+        </w:rPr>
+        <w:t xml:space="preserve"> egy innovatív magyar technológiai vállalat, amely kompakt, energiatakarékos </w:t>
+      </w:r>
+      <w:r>
+        <w:rPr>
+          <w:b/>
+          <w:bCs/>
+          <w:lang w:val="hu-HU"/>
+        </w:rPr>
+        <w:t>mini PC-k fejlesztésével és gyártásával foglalkozik</w:t>
+      </w:r>
+      <w:r>
+        <w:rPr>
+          <w:lang w:val="hu-HU"/>
+        </w:rPr>
+        <w:t>. A cég gyártóbázisa Győrben található, ahol modern gyártási folyamatokkal készülnek a kis méretű, mégis nagy teljesítményű számítógépek. A vállalat irodai és fejlesztési központja Székesfehérváron működik, míg a vásárlók személyesen is megtekinthetik és kipróbálhatják a termékeket a nyíregyházi üzletben</w:t>
+      </w:r>
+      <w:r>
+        <w:rPr>
+          <w:b/>
+          <w:bCs/>
+          <w:lang w:val="hu-HU"/>
+        </w:rPr>
+        <w:t xml:space="preserve">. A </w:t>
+      </w:r>
+      <w:r>
+        <w:rPr>
+          <w:b/>
+          <w:bCs/>
+          <w:lang w:val="hu-HU"/>
+        </w:rPr>
+        <w:t>QUBE</w:t>
+      </w:r>
+      <w:r>
+        <w:rPr>
+          <w:b/>
+          <w:bCs/>
+          <w:lang w:val="hu-HU"/>
+        </w:rPr>
+        <w:t xml:space="preserve"> célja, hogy megbízható, helyben gyártott technológiai megoldásokat kínáljon mind otthoni, mind üzleti felhasználók számára.</w:t>
+      </w:r>
+    </w:p>
+    <w:p>
+      <w:pPr>
+        <w:keepNext/>
+      </w:pPr>
+      <w:r>
+        <w:rPr>
+          <w:noProof/>
+          <w:lang w:val="hu-HU"/>
+        </w:rPr>
+        <w:drawing>
+          <wp:inline distT="0" distB="0" distL="0" distR="0" wp14:anchorId="4910CAC3" wp14:editId="5EE6F925">
+            <wp:extent cx="5943600" cy="3962400"/>
+            <wp:effectExtent l="0" t="0" r="0" b="0"/>
+            <wp:docPr id="76562359" name="Kép 5"/>
+            <wp:cNvGraphicFramePr>
+              <a:graphicFrameLocks xmlns:a="http://schemas.openxmlformats.org/drawingml/2006/main" noChangeAspect="1"/>
+            </wp:cNvGraphicFramePr>
+            <a:graphic xmlns:a="http://schemas.openxmlformats.org/drawingml/2006/main">
+              <a:graphicData uri="http://schemas.openxmlformats.org/drawingml/2006/picture">
+                <pic:pic xmlns:pic="http://schemas.openxmlformats.org/drawingml/2006/picture">
+                  <pic:nvPicPr>
+                    <pic:cNvPr id="76562359" name="Kép 76562359"/>
+                    <pic:cNvPicPr/>
+                  </pic:nvPicPr>
+                  <pic:blipFill>
+                    <a:blip r:embed="rId14" cstate="print">
+                      <a:extLst>
+                        <a:ext uri="{28A0092B-C50C-407E-A947-70E740481C1C}">
+                          <a14:useLocalDpi xmlns:a14="http://schemas.microsoft.com/office/drawing/2010/main" val="0"/>
+                        </a:ext>
+                      </a:extLst>
+                    </a:blip>
+                    <a:stretch>
+                      <a:fillRect/>
+                    </a:stretch>
+                  </pic:blipFill>
+                  <pic:spPr>
+                    <a:xfrm>
+                      <a:off x="0" y="0"/>
+                      <a:ext cx="5943600" cy="3962400"/>
+                    </a:xfrm>
+                    <a:prstGeom prst="rect">
+                      <a:avLst/>
+                    </a:prstGeom>
+                  </pic:spPr>
+                </pic:pic>
+              </a:graphicData>
+            </a:graphic>
+          </wp:inline>
+        </w:drawing>
+      </w:r>
+    </w:p>
+    <w:p>
+      <w:pPr>
+        <w:pStyle w:val="Kpalrs"/>
+        <w:rPr>
+          <w:rFonts w:ascii="Roboto Condensed Black" w:eastAsia="Times New Roman" w:hAnsi="Roboto Condensed Black" w:cstheme="majorBidi"/>
+          <w:caps/>
+          <w:color w:val="E55400"/>
+          <w:sz w:val="48"/>
+          <w:szCs w:val="36"/>
+          <w:lang w:val="hu-HU"/>
+        </w:rPr>
+      </w:pPr>
+      <w:fldSimple w:instr=" SEQ ábra:_ \* ARABIC ">
+        <w:r>
+          <w:rPr>
+            <w:noProof/>
+            <w:color w:val="404040" w:themeColor="text1" w:themeTint="BF"/>
+          </w:rPr>
+          <w:t>1</w:t>
+        </w:r>
+      </w:fldSimple>
+      <w:r>
+        <w:rPr>
+          <w:color w:val="404040" w:themeColor="text1" w:themeTint="BF"/>
+        </w:rPr>
+        <w:t xml:space="preserve">. </w:t>
+      </w:r>
+      <w:proofErr w:type="spellStart"/>
+      <w:r>
+        <w:rPr>
+          <w:color w:val="404040" w:themeColor="text1" w:themeTint="BF"/>
+        </w:rPr>
+        <w:t>ábra</w:t>
+      </w:r>
+      <w:proofErr w:type="spellEnd"/>
+      <w:r>
+        <w:rPr>
+          <w:color w:val="404040" w:themeColor="text1" w:themeTint="BF"/>
+        </w:rPr>
+        <w:t>:</w:t>
+      </w:r>
+      <w:r>
+        <w:rPr>
+          <w:color w:val="404040" w:themeColor="text1" w:themeTint="BF"/>
+        </w:rPr>
+        <w:t xml:space="preserve"> </w:t>
+      </w:r>
+      <w:r>
+        <w:rPr>
+          <w:rFonts w:ascii="Roboto Condensed Black" w:eastAsia="Times New Roman" w:hAnsi="Roboto Condensed Black" w:cstheme="majorBidi"/>
+          <w:caps/>
+          <w:color w:val="E55400"/>
+          <w:sz w:val="48"/>
+          <w:szCs w:val="36"/>
+          <w:lang w:val="hu-HU"/>
+        </w:rPr>
+        <w:br w:type="page"/>
+      </w:r>
+    </w:p>
+    <w:p>
+      <w:pPr>
+        <w:pStyle w:val="Cmsor1"/>
         <w:rPr>
           <w:rFonts w:eastAsia="Times New Roman"/>
-          <w:lang w:val="de-DE"/>
-        </w:rPr>
-        <w:t>1.</w:t>
-      </w:r>
+          <w:lang w:val="hu-HU"/>
+        </w:rPr>
+      </w:pPr>
+      <w:bookmarkStart w:id="2" w:name="_Toc224327572"/>
       <w:r>
         <w:rPr>
           <w:rFonts w:eastAsia="Times New Roman"/>
-          <w:lang w:val="de-DE"/>
-        </w:rPr>
-        <w:t xml:space="preserve">1. </w:t>
-      </w:r>
-      <w:r>
-        <w:rPr>
-          <w:lang w:val="de-DE"/>
-        </w:rPr>
-        <w:t>Cégünkről</w:t>
+          <w:lang w:val="hu-HU"/>
+        </w:rPr>
+        <w:lastRenderedPageBreak/>
+        <w:t xml:space="preserve">2. </w:t>
+      </w:r>
+      <w:r>
+        <w:rPr>
+          <w:rFonts w:eastAsia="Times New Roman"/>
+          <w:lang w:val="hu-HU"/>
+        </w:rPr>
+        <w:t>Projekt</w:t>
       </w:r>
       <w:bookmarkEnd w:id="2"/>
     </w:p>
     <w:p>
       <w:pPr>
-        <w:rPr>
-          <w:lang w:val="de-DE"/>
+        <w:pStyle w:val="Cmsor2"/>
+        <w:rPr>
+          <w:lang w:val="hu-HU"/>
         </w:rPr>
       </w:pPr>
-      <w:proofErr w:type="spellStart"/>
-      <w:r>
-        <w:rPr>
-          <w:lang w:val="de-DE"/>
-        </w:rPr>
-        <w:t>kép</w:t>
-      </w:r>
-      <w:proofErr w:type="spellEnd"/>
-      <w:r>
-        <w:rPr>
-          <w:lang w:val="de-DE"/>
-        </w:rPr>
-        <w:t xml:space="preserve"> a </w:t>
-      </w:r>
-      <w:proofErr w:type="spellStart"/>
-      <w:r>
-        <w:rPr>
-          <w:lang w:val="de-DE"/>
-        </w:rPr>
-        <w:t>pckről</w:t>
-      </w:r>
-      <w:proofErr w:type="spellEnd"/>
-      <w:r>
-        <w:rPr>
-          <w:lang w:val="de-DE"/>
-        </w:rPr>
-        <w:t xml:space="preserve"> </w:t>
-      </w:r>
-      <w:proofErr w:type="spellStart"/>
-      <w:r>
-        <w:rPr>
-          <w:lang w:val="de-DE"/>
-        </w:rPr>
-        <w:t>jobbra</w:t>
-      </w:r>
-      <w:proofErr w:type="spellEnd"/>
-      <w:r>
-        <w:rPr>
-          <w:lang w:val="de-DE"/>
-        </w:rPr>
-        <w:t xml:space="preserve">, </w:t>
-      </w:r>
-      <w:proofErr w:type="spellStart"/>
-      <w:r>
-        <w:rPr>
-          <w:lang w:val="de-DE"/>
-        </w:rPr>
-        <w:t>kép</w:t>
-      </w:r>
-      <w:proofErr w:type="spellEnd"/>
-      <w:r>
-        <w:rPr>
-          <w:lang w:val="de-DE"/>
-        </w:rPr>
-        <w:t xml:space="preserve"> a </w:t>
-      </w:r>
-      <w:proofErr w:type="spellStart"/>
-      <w:r>
-        <w:rPr>
-          <w:lang w:val="de-DE"/>
-        </w:rPr>
-        <w:t>gyárról</w:t>
-      </w:r>
-      <w:proofErr w:type="spellEnd"/>
-      <w:r>
-        <w:rPr>
-          <w:lang w:val="de-DE"/>
-        </w:rPr>
-        <w:t xml:space="preserve"> </w:t>
-      </w:r>
-      <w:proofErr w:type="spellStart"/>
-      <w:r>
-        <w:rPr>
-          <w:lang w:val="de-DE"/>
-        </w:rPr>
-        <w:t>balra</w:t>
-      </w:r>
-      <w:proofErr w:type="spellEnd"/>
-      <w:r>
-        <w:rPr>
-          <w:lang w:val="de-DE"/>
-        </w:rPr>
-        <w:t xml:space="preserve"> </w:t>
-      </w:r>
-      <w:proofErr w:type="spellStart"/>
-      <w:r>
-        <w:rPr>
-          <w:lang w:val="de-DE"/>
-        </w:rPr>
-        <w:t>fordítva</w:t>
-      </w:r>
-      <w:proofErr w:type="spellEnd"/>
-    </w:p>
-    <w:p>
-      <w:pPr>
-        <w:rPr>
-          <w:b/>
-          <w:bCs/>
+      <w:bookmarkStart w:id="3" w:name="_Toc224327573"/>
+      <w:r>
+        <w:rPr>
           <w:lang w:val="hu-HU"/>
         </w:rPr>
-      </w:pPr>
-      <w:r>
-        <w:rPr>
-          <w:lang w:val="hu-HU"/>
-        </w:rPr>
-        <w:t xml:space="preserve">A </w:t>
-      </w:r>
-      <w:r>
-        <w:rPr>
-          <w:b/>
-          <w:bCs/>
-          <w:lang w:val="hu-HU"/>
-        </w:rPr>
-        <w:t xml:space="preserve">QUBE </w:t>
-      </w:r>
-      <w:proofErr w:type="spellStart"/>
-      <w:r>
-        <w:rPr>
-          <w:b/>
-          <w:bCs/>
-          <w:lang w:val="hu-HU"/>
-        </w:rPr>
-        <w:t>MiniPC</w:t>
-      </w:r>
-      <w:proofErr w:type="spellEnd"/>
-      <w:r>
-        <w:rPr>
-          <w:b/>
-          <w:bCs/>
-          <w:lang w:val="hu-HU"/>
-        </w:rPr>
-        <w:t xml:space="preserve"> Kft.</w:t>
-      </w:r>
-      <w:r>
-        <w:rPr>
-          <w:lang w:val="hu-HU"/>
-        </w:rPr>
-        <w:t xml:space="preserve"> egy innovatív magyar technológiai vállalat, amely </w:t>
-      </w:r>
-      <w:proofErr w:type="gramStart"/>
-      <w:r>
-        <w:rPr>
-          <w:lang w:val="hu-HU"/>
-        </w:rPr>
-        <w:t>kompakt</w:t>
-      </w:r>
-      <w:proofErr w:type="gramEnd"/>
-      <w:r>
-        <w:rPr>
-          <w:lang w:val="hu-HU"/>
-        </w:rPr>
-        <w:t xml:space="preserve">, energiatakarékos </w:t>
-      </w:r>
-      <w:r>
-        <w:rPr>
-          <w:b/>
-          <w:bCs/>
-          <w:lang w:val="hu-HU"/>
-        </w:rPr>
-        <w:t>mini PC-k fejlesztésével és gyártásával foglalkozik</w:t>
-      </w:r>
-      <w:r>
-        <w:rPr>
-          <w:lang w:val="hu-HU"/>
-        </w:rPr>
-        <w:t xml:space="preserve">. A cég gyártóbázisa Győrben található, ahol modern gyártási folyamatokkal készülnek a </w:t>
-      </w:r>
-      <w:proofErr w:type="gramStart"/>
-      <w:r>
-        <w:rPr>
-          <w:lang w:val="hu-HU"/>
-        </w:rPr>
-        <w:t>kis méretű</w:t>
-      </w:r>
-      <w:proofErr w:type="gramEnd"/>
-      <w:r>
-        <w:rPr>
-          <w:lang w:val="hu-HU"/>
-        </w:rPr>
-        <w:t>, mégis nagy teljesítményű számítógépek. A vállalat irodai és fejlesztési központja Székesfehérváron működik, míg a vásárlók személyesen is megtekinthetik és kipróbálhatják a termékeket a nyíregyházi üzletben</w:t>
-      </w:r>
-      <w:r>
-        <w:rPr>
-          <w:b/>
-          <w:bCs/>
-          <w:lang w:val="hu-HU"/>
-        </w:rPr>
-        <w:t xml:space="preserve">. A </w:t>
-      </w:r>
-      <w:r>
-        <w:rPr>
-          <w:b/>
-          <w:bCs/>
-          <w:lang w:val="hu-HU"/>
-        </w:rPr>
-        <w:t>QUBE</w:t>
-      </w:r>
-      <w:r>
-        <w:rPr>
-          <w:b/>
-          <w:bCs/>
-          <w:lang w:val="hu-HU"/>
-        </w:rPr>
-        <w:t xml:space="preserve"> célja, hogy megbízható, helyben gyártott technológiai megoldásokat kínáljon mind otthoni, mind üzleti felhasználók számára.</w:t>
-      </w:r>
-    </w:p>
-    <w:p>
-      <w:pPr>
-        <w:rPr>
-          <w:lang w:val="hu-HU"/>
-        </w:rPr>
-      </w:pPr>
-      <w:r>
-        <w:rPr>
-          <w:lang w:val="hu-HU"/>
-        </w:rPr>
-        <w:br w:type="page"/>
-      </w:r>
-    </w:p>
-    <w:p>
-      <w:pPr>
-        <w:pStyle w:val="Cmsor1"/>
-        <w:rPr>
-          <w:rFonts w:eastAsia="Times New Roman"/>
-          <w:lang w:val="hu-HU"/>
-        </w:rPr>
-      </w:pPr>
-      <w:bookmarkStart w:id="3" w:name="_Toc224327572"/>
-      <w:r>
-        <w:rPr>
-          <w:rFonts w:eastAsia="Times New Roman"/>
-          <w:lang w:val="hu-HU"/>
-        </w:rPr>
-        <w:lastRenderedPageBreak/>
-        <w:t xml:space="preserve">2. </w:t>
-      </w:r>
-      <w:r>
-        <w:rPr>
-          <w:rFonts w:eastAsia="Times New Roman"/>
-          <w:lang w:val="hu-HU"/>
-        </w:rPr>
-        <w:t>Projekt</w:t>
+        <w:t>2.1 Projekt bemutatása</w:t>
       </w:r>
       <w:bookmarkEnd w:id="3"/>
     </w:p>
     <w:p>
       <w:pPr>
-        <w:pStyle w:val="Cmsor2"/>
         <w:rPr>
           <w:lang w:val="hu-HU"/>
         </w:rPr>
       </w:pPr>
-      <w:bookmarkStart w:id="4" w:name="_Toc224327573"/>
-      <w:r>
-        <w:rPr>
+      <w:r>
+        <w:rPr>
+          <w:b/>
+          <w:bCs/>
           <w:lang w:val="hu-HU"/>
         </w:rPr>
-        <w:t>2.1 Projekt bemutatása</w:t>
-      </w:r>
-      <w:bookmarkEnd w:id="4"/>
+        <w:t>A projekt célja egy korszerű, biztonságos és jól szervezett informatikai infrastruktúra kialakítása</w:t>
+      </w:r>
+      <w:r>
+        <w:rPr>
+          <w:lang w:val="hu-HU"/>
+        </w:rPr>
+        <w:t xml:space="preserve"> a </w:t>
+      </w:r>
+      <w:r>
+        <w:rPr>
+          <w:lang w:val="hu-HU"/>
+        </w:rPr>
+        <w:t>QUBE</w:t>
+      </w:r>
+      <w:r>
+        <w:rPr>
+          <w:lang w:val="hu-HU"/>
+        </w:rPr>
+        <w:t xml:space="preserve"> mini PC-ket gyártó vállalat számára. A fejlesztés középpontjában egy modern, redundáns hálózat létrehozása áll, amely biztosítja a folyamatos működést, a magas rendelkezésre állást és a vállalati adatok védelmét. A kialakított rendszer stabilan támogatja a gyártási, irodai és kereskedelmi folyamatokat, miközben skálázható és hosszú távon is megbízható megoldást nyújt a vállalat számára.</w:t>
+      </w:r>
     </w:p>
     <w:p>
       <w:pPr>
@@ -8067,168 +8201,107 @@
       </w:pPr>
       <w:r>
         <w:rPr>
+          <w:lang w:val="hu-HU"/>
+        </w:rPr>
+        <w:t xml:space="preserve">A projekt során a csapat felmérte a szükséges erőforrásokat, a lehetséges kockázatokat, valamint kidolgozta a költségvetési és finanszírozási terveket. Emellett összegyűjtésre kerültek a cég </w:t>
+      </w:r>
+      <w:proofErr w:type="spellStart"/>
+      <w:r>
+        <w:rPr>
+          <w:lang w:val="hu-HU"/>
+        </w:rPr>
+        <w:t>brandinganyagjai</w:t>
+      </w:r>
+      <w:proofErr w:type="spellEnd"/>
+      <w:r>
+        <w:rPr>
+          <w:lang w:val="hu-HU"/>
+        </w:rPr>
+        <w:t>, amelyek alapot biztosítanak a későbbi webdesign és online megjelenés kialakításához.</w:t>
+      </w:r>
+    </w:p>
+    <w:p>
+      <w:r>
+        <w:t xml:space="preserve">A </w:t>
+      </w:r>
+      <w:proofErr w:type="spellStart"/>
+      <w:r>
+        <w:t>kivitelezésért</w:t>
+      </w:r>
+      <w:proofErr w:type="spellEnd"/>
+      <w:r>
+        <w:t xml:space="preserve"> </w:t>
+      </w:r>
+      <w:proofErr w:type="spellStart"/>
+      <w:r>
+        <w:t>és</w:t>
+      </w:r>
+      <w:proofErr w:type="spellEnd"/>
+      <w:r>
+        <w:t xml:space="preserve"> a </w:t>
+      </w:r>
+      <w:proofErr w:type="spellStart"/>
+      <w:r>
+        <w:t>tervezésért</w:t>
+      </w:r>
+      <w:proofErr w:type="spellEnd"/>
+      <w:r>
+        <w:t xml:space="preserve"> a </w:t>
+      </w:r>
+      <w:proofErr w:type="spellStart"/>
+      <w:r>
+        <w:rPr>
           <w:b/>
           <w:bCs/>
-          <w:lang w:val="hu-HU"/>
-        </w:rPr>
-        <w:t>A projekt célja egy korszerű, biztonságos és jól szervezett informatikai infrastruktúra kialakítása</w:t>
-      </w:r>
-      <w:r>
-        <w:rPr>
-          <w:lang w:val="hu-HU"/>
-        </w:rPr>
-        <w:t xml:space="preserve"> a </w:t>
-      </w:r>
-      <w:r>
-        <w:rPr>
-          <w:lang w:val="hu-HU"/>
-        </w:rPr>
-        <w:t>QUBE</w:t>
-      </w:r>
-      <w:r>
-        <w:rPr>
-          <w:lang w:val="hu-HU"/>
-        </w:rPr>
-        <w:t xml:space="preserve"> mini PC-ket gyártó vállalat számára. A fejlesztés középpontjában egy modern, redundáns hálózat létrehozása áll, amely biztosítja a folyamatos működést, a magas rendelkezésre állást és a vállalati adatok védelmét. A kialakított rendszer </w:t>
-      </w:r>
-      <w:proofErr w:type="gramStart"/>
-      <w:r>
-        <w:rPr>
-          <w:lang w:val="hu-HU"/>
-        </w:rPr>
-        <w:t>stabilan</w:t>
-      </w:r>
-      <w:proofErr w:type="gramEnd"/>
-      <w:r>
-        <w:rPr>
-          <w:lang w:val="hu-HU"/>
-        </w:rPr>
-        <w:t xml:space="preserve"> támogatja a gyártási, irodai és kereskedelmi folyamatokat, miközben skálázható és hosszú távon is megbízható megoldást nyújt a vállalat számára.</w:t>
-      </w:r>
-    </w:p>
-    <w:p>
-      <w:pPr>
-        <w:rPr>
-          <w:lang w:val="hu-HU"/>
-        </w:rPr>
-      </w:pPr>
-      <w:r>
-        <w:rPr>
-          <w:lang w:val="hu-HU"/>
-        </w:rPr>
-        <w:t xml:space="preserve">A projekt során a csapat felmérte a szükséges erőforrásokat, a lehetséges kockázatokat, valamint kidolgozta a költségvetési és </w:t>
-      </w:r>
-      <w:proofErr w:type="gramStart"/>
-      <w:r>
-        <w:rPr>
-          <w:lang w:val="hu-HU"/>
-        </w:rPr>
-        <w:t>finanszírozási</w:t>
-      </w:r>
-      <w:proofErr w:type="gramEnd"/>
-      <w:r>
-        <w:rPr>
-          <w:lang w:val="hu-HU"/>
-        </w:rPr>
-        <w:t xml:space="preserve"> terveket. Emellett összegyűjtésre kerültek a cég </w:t>
-      </w:r>
-      <w:proofErr w:type="spellStart"/>
-      <w:r>
-        <w:rPr>
-          <w:lang w:val="hu-HU"/>
-        </w:rPr>
-        <w:t>brandinganyagjai</w:t>
-      </w:r>
-      <w:proofErr w:type="spellEnd"/>
-      <w:r>
-        <w:rPr>
-          <w:lang w:val="hu-HU"/>
-        </w:rPr>
-        <w:t>, amelyek alapot biztosítanak a későbbi webdesign és online megjelenés kialakításához.</w:t>
-      </w:r>
-    </w:p>
-    <w:p>
-      <w:r>
-        <w:t xml:space="preserve">A </w:t>
-      </w:r>
-      <w:proofErr w:type="spellStart"/>
-      <w:r>
-        <w:t>kivitelezésért</w:t>
-      </w:r>
-      <w:proofErr w:type="spellEnd"/>
-      <w:r>
-        <w:t xml:space="preserve"> </w:t>
-      </w:r>
-      <w:proofErr w:type="spellStart"/>
-      <w:r>
-        <w:t>és</w:t>
-      </w:r>
-      <w:proofErr w:type="spellEnd"/>
-      <w:r>
-        <w:t xml:space="preserve"> a </w:t>
-      </w:r>
-      <w:proofErr w:type="spellStart"/>
-      <w:r>
-        <w:t>tervezésért</w:t>
-      </w:r>
-      <w:proofErr w:type="spellEnd"/>
-      <w:r>
-        <w:t xml:space="preserve"> a </w:t>
-      </w:r>
-      <w:proofErr w:type="spellStart"/>
+        </w:rPr>
+        <w:t>cég</w:t>
+      </w:r>
+      <w:proofErr w:type="spellEnd"/>
       <w:r>
         <w:rPr>
           <w:b/>
           <w:bCs/>
         </w:rPr>
-        <w:t>cég</w:t>
-      </w:r>
-      <w:proofErr w:type="spellEnd"/>
+        <w:t xml:space="preserve"> </w:t>
+      </w:r>
+      <w:proofErr w:type="spellStart"/>
       <w:r>
         <w:rPr>
           <w:b/>
           <w:bCs/>
         </w:rPr>
-        <w:t xml:space="preserve"> </w:t>
-      </w:r>
-      <w:proofErr w:type="spellStart"/>
+        <w:t>újonnan</w:t>
+      </w:r>
+      <w:proofErr w:type="spellEnd"/>
       <w:r>
         <w:rPr>
           <w:b/>
           <w:bCs/>
         </w:rPr>
-        <w:t>újonnan</w:t>
-      </w:r>
-      <w:proofErr w:type="spellEnd"/>
+        <w:t xml:space="preserve"> </w:t>
+      </w:r>
+      <w:proofErr w:type="spellStart"/>
       <w:r>
         <w:rPr>
           <w:b/>
           <w:bCs/>
         </w:rPr>
-        <w:t xml:space="preserve"> </w:t>
-      </w:r>
-      <w:proofErr w:type="spellStart"/>
+        <w:t>létrehozott</w:t>
+      </w:r>
+      <w:proofErr w:type="spellEnd"/>
       <w:r>
         <w:rPr>
           <w:b/>
           <w:bCs/>
         </w:rPr>
-        <w:t>létrehozott</w:t>
-      </w:r>
-      <w:proofErr w:type="spellEnd"/>
+        <w:t xml:space="preserve"> IT </w:t>
+      </w:r>
+      <w:proofErr w:type="spellStart"/>
       <w:r>
         <w:rPr>
           <w:b/>
           <w:bCs/>
         </w:rPr>
-        <w:t xml:space="preserve"> IT </w:t>
-      </w:r>
-      <w:proofErr w:type="spellStart"/>
-      <w:r>
-        <w:rPr>
-          <w:b/>
-          <w:bCs/>
-        </w:rPr>
         <w:t>részlege</w:t>
       </w:r>
       <w:proofErr w:type="spellEnd"/>
@@ -8241,15 +8314,7 @@
       </w:r>
       <w:proofErr w:type="spellEnd"/>
       <w:r>
-        <w:t xml:space="preserve">. </w:t>
-      </w:r>
-      <w:proofErr w:type="spellStart"/>
-      <w:r>
-        <w:t>Ez</w:t>
-      </w:r>
-      <w:proofErr w:type="spellEnd"/>
-      <w:r>
-        <w:t xml:space="preserve"> a </w:t>
+        <w:t xml:space="preserve">. Ez a </w:t>
       </w:r>
       <w:proofErr w:type="spellStart"/>
       <w:r>
@@ -8416,7 +8481,7 @@
           <w:rFonts w:eastAsia="Times New Roman"/>
         </w:rPr>
       </w:pPr>
-      <w:bookmarkStart w:id="5" w:name="_Toc224327574"/>
+      <w:bookmarkStart w:id="4" w:name="_Toc224327574"/>
       <w:r>
         <w:rPr>
           <w:rFonts w:eastAsia="Times New Roman"/>
@@ -8448,7 +8513,7 @@
         </w:rPr>
         <w:t>Munkamegosztás</w:t>
       </w:r>
-      <w:bookmarkEnd w:id="5"/>
+      <w:bookmarkEnd w:id="4"/>
     </w:p>
     <w:p>
       <w:r>
@@ -8462,67 +8527,31 @@
       <w:r>
         <w:t xml:space="preserve"> </w:t>
       </w:r>
-      <w:proofErr w:type="spellStart"/>
       <w:r>
         <w:rPr>
           <w:b/>
           <w:bCs/>
         </w:rPr>
-        <w:t>Nyári</w:t>
-      </w:r>
-      <w:proofErr w:type="spellEnd"/>
+        <w:t>Nyári Patrik</w:t>
+      </w:r>
+      <w:r>
+        <w:t xml:space="preserve"> </w:t>
+      </w:r>
+      <w:proofErr w:type="spellStart"/>
+      <w:r>
+        <w:t>és</w:t>
+      </w:r>
+      <w:proofErr w:type="spellEnd"/>
+      <w:r>
+        <w:t xml:space="preserve"> </w:t>
+      </w:r>
       <w:r>
         <w:rPr>
           <w:b/>
           <w:bCs/>
         </w:rPr>
-        <w:t xml:space="preserve"> </w:t>
-      </w:r>
-      <w:proofErr w:type="spellStart"/>
-      <w:r>
-        <w:rPr>
-          <w:b/>
-          <w:bCs/>
-        </w:rPr>
-        <w:t>Patrik</w:t>
-      </w:r>
-      <w:proofErr w:type="spellEnd"/>
-      <w:r>
-        <w:t xml:space="preserve"> </w:t>
-      </w:r>
-      <w:proofErr w:type="spellStart"/>
-      <w:r>
-        <w:t>és</w:t>
-      </w:r>
-      <w:proofErr w:type="spellEnd"/>
-      <w:r>
-        <w:t xml:space="preserve"> </w:t>
-      </w:r>
-      <w:proofErr w:type="spellStart"/>
-      <w:r>
-        <w:rPr>
-          <w:b/>
-          <w:bCs/>
-        </w:rPr>
-        <w:t>Gábriel</w:t>
-      </w:r>
-      <w:proofErr w:type="spellEnd"/>
-      <w:r>
-        <w:rPr>
-          <w:b/>
-          <w:bCs/>
-        </w:rPr>
-        <w:t xml:space="preserve"> </w:t>
-      </w:r>
-      <w:proofErr w:type="spellStart"/>
-      <w:r>
-        <w:rPr>
-          <w:b/>
-          <w:bCs/>
-        </w:rPr>
-        <w:t>Milán</w:t>
-      </w:r>
-      <w:proofErr w:type="spellEnd"/>
+        <w:t>Gábriel Milán</w:t>
+      </w:r>
       <w:r>
         <w:t xml:space="preserve"> </w:t>
       </w:r>
@@ -8794,28 +8823,12 @@
                 <w:lang w:val="de-DE"/>
               </w:rPr>
             </w:pPr>
-            <w:proofErr w:type="spellStart"/>
             <w:r>
               <w:rPr>
                 <w:lang w:val="de-DE"/>
               </w:rPr>
-              <w:t>Gábriel</w:t>
-            </w:r>
-            <w:proofErr w:type="spellEnd"/>
-            <w:r>
-              <w:rPr>
-                <w:lang w:val="de-DE"/>
-              </w:rPr>
-              <w:t xml:space="preserve"> </w:t>
-            </w:r>
-            <w:proofErr w:type="spellStart"/>
-            <w:r>
-              <w:rPr>
-                <w:lang w:val="de-DE"/>
-              </w:rPr>
-              <w:t>Milán</w:t>
-            </w:r>
-            <w:proofErr w:type="spellEnd"/>
+              <w:t>Gábriel Milán</w:t>
+            </w:r>
           </w:p>
           <w:p>
             <w:pPr>
@@ -8915,26 +8928,17 @@
                 <w:lang w:val="de-DE"/>
               </w:rPr>
             </w:pPr>
-            <w:proofErr w:type="spellStart"/>
             <w:r>
               <w:rPr>
                 <w:lang w:val="de-DE"/>
               </w:rPr>
-              <w:t>Nyári</w:t>
-            </w:r>
-            <w:proofErr w:type="spellEnd"/>
-            <w:r>
-              <w:rPr>
-                <w:lang w:val="de-DE"/>
-              </w:rPr>
-              <w:t xml:space="preserve"> Patrik</w:t>
+              <w:t>Nyári Patrik</w:t>
             </w:r>
           </w:p>
         </w:tc>
         <w:tc>
           <w:tcPr>
             <w:tcW w:w="4851" w:type="dxa"/>
-            <w:shd w:val="clear" w:color="auto" w:fill="auto"/>
           </w:tcPr>
           <w:p>
             <w:pPr>
@@ -9180,7 +9184,7 @@
           <w:lang w:val="de-DE"/>
         </w:rPr>
       </w:pPr>
-      <w:bookmarkStart w:id="6" w:name="_Toc224327575"/>
+      <w:bookmarkStart w:id="5" w:name="_Toc224327575"/>
       <w:r>
         <w:rPr>
           <w:rFonts w:eastAsia="Times New Roman"/>
@@ -9216,57 +9220,57 @@
           <w:lang w:val="de-DE"/>
         </w:rPr>
         <w:t>Projektmenedzsment</w:t>
+      </w:r>
+      <w:bookmarkEnd w:id="5"/>
+    </w:p>
+    <w:p>
+      <w:pPr>
+        <w:pStyle w:val="Cmsor3"/>
+        <w:rPr>
+          <w:rFonts w:eastAsia="Times New Roman"/>
+          <w:lang w:val="de-DE"/>
+        </w:rPr>
+      </w:pPr>
+      <w:bookmarkStart w:id="6" w:name="_Toc224327576"/>
+      <w:r>
+        <w:rPr>
+          <w:rFonts w:eastAsia="Times New Roman"/>
+          <w:lang w:val="de-DE"/>
+        </w:rPr>
+        <w:t>2</w:t>
+      </w:r>
+      <w:r>
+        <w:rPr>
+          <w:rFonts w:eastAsia="Times New Roman"/>
+          <w:lang w:val="de-DE"/>
+        </w:rPr>
+        <w:t>.</w:t>
+      </w:r>
+      <w:r>
+        <w:rPr>
+          <w:rFonts w:eastAsia="Times New Roman"/>
+          <w:lang w:val="de-DE"/>
+        </w:rPr>
+        <w:t>3</w:t>
+      </w:r>
+      <w:r>
+        <w:rPr>
+          <w:rFonts w:eastAsia="Times New Roman"/>
+          <w:lang w:val="de-DE"/>
+        </w:rPr>
+        <w:t xml:space="preserve">.1 </w:t>
+      </w:r>
+      <w:r>
+        <w:rPr>
+          <w:rFonts w:eastAsia="Times New Roman"/>
+          <w:lang w:val="de-DE"/>
+        </w:rPr>
+        <w:t>Fájlmegosztás</w:t>
       </w:r>
       <w:bookmarkEnd w:id="6"/>
     </w:p>
     <w:p>
       <w:pPr>
-        <w:pStyle w:val="Cmsor3"/>
-        <w:rPr>
-          <w:rFonts w:eastAsia="Times New Roman"/>
-          <w:lang w:val="de-DE"/>
-        </w:rPr>
-      </w:pPr>
-      <w:bookmarkStart w:id="7" w:name="_Toc224327576"/>
-      <w:r>
-        <w:rPr>
-          <w:rFonts w:eastAsia="Times New Roman"/>
-          <w:lang w:val="de-DE"/>
-        </w:rPr>
-        <w:t>2</w:t>
-      </w:r>
-      <w:r>
-        <w:rPr>
-          <w:rFonts w:eastAsia="Times New Roman"/>
-          <w:lang w:val="de-DE"/>
-        </w:rPr>
-        <w:t>.</w:t>
-      </w:r>
-      <w:r>
-        <w:rPr>
-          <w:rFonts w:eastAsia="Times New Roman"/>
-          <w:lang w:val="de-DE"/>
-        </w:rPr>
-        <w:t>3</w:t>
-      </w:r>
-      <w:r>
-        <w:rPr>
-          <w:rFonts w:eastAsia="Times New Roman"/>
-          <w:lang w:val="de-DE"/>
-        </w:rPr>
-        <w:t xml:space="preserve">.1 </w:t>
-      </w:r>
-      <w:r>
-        <w:rPr>
-          <w:rFonts w:eastAsia="Times New Roman"/>
-          <w:lang w:val="de-DE"/>
-        </w:rPr>
-        <w:t>Fájlmegosztás</w:t>
-      </w:r>
-      <w:bookmarkEnd w:id="7"/>
-    </w:p>
-    <w:p>
-      <w:pPr>
         <w:rPr>
           <w:lang w:val="de-DE"/>
         </w:rPr>
@@ -9385,7 +9389,7 @@
           <w:bCs/>
           <w:lang w:val="de-DE"/>
         </w:rPr>
-        <w:t xml:space="preserve"> a </w:t>
+        <w:t xml:space="preserve"> a GitHub </w:t>
       </w:r>
       <w:proofErr w:type="spellStart"/>
       <w:r>
@@ -9394,7 +9398,7 @@
           <w:bCs/>
           <w:lang w:val="de-DE"/>
         </w:rPr>
-        <w:t>GitHub</w:t>
+        <w:t>platformon</w:t>
       </w:r>
       <w:proofErr w:type="spellEnd"/>
       <w:r>
@@ -9412,24 +9416,6 @@
           <w:bCs/>
           <w:lang w:val="de-DE"/>
         </w:rPr>
-        <w:t>platformon</w:t>
-      </w:r>
-      <w:proofErr w:type="spellEnd"/>
-      <w:r>
-        <w:rPr>
-          <w:b/>
-          <w:bCs/>
-          <w:lang w:val="de-DE"/>
-        </w:rPr>
-        <w:t xml:space="preserve"> </w:t>
-      </w:r>
-      <w:proofErr w:type="spellStart"/>
-      <w:r>
-        <w:rPr>
-          <w:b/>
-          <w:bCs/>
-          <w:lang w:val="de-DE"/>
-        </w:rPr>
         <w:t>végeztük</w:t>
       </w:r>
       <w:proofErr w:type="spellEnd"/>
@@ -9661,6 +9647,62 @@
         <w:rPr>
           <w:lang w:val="de-DE"/>
         </w:rPr>
+        <w:t xml:space="preserve"> a GitHub-</w:t>
+      </w:r>
+      <w:proofErr w:type="spellStart"/>
+      <w:r>
+        <w:rPr>
+          <w:lang w:val="de-DE"/>
+        </w:rPr>
+        <w:t>tárhelyen</w:t>
+      </w:r>
+      <w:proofErr w:type="spellEnd"/>
+      <w:r>
+        <w:rPr>
+          <w:lang w:val="de-DE"/>
+        </w:rPr>
+        <w:t xml:space="preserve"> </w:t>
+      </w:r>
+      <w:proofErr w:type="spellStart"/>
+      <w:r>
+        <w:rPr>
+          <w:lang w:val="de-DE"/>
+        </w:rPr>
+        <w:t>került</w:t>
+      </w:r>
+      <w:proofErr w:type="spellEnd"/>
+      <w:r>
+        <w:rPr>
+          <w:lang w:val="de-DE"/>
+        </w:rPr>
+        <w:t xml:space="preserve"> </w:t>
+      </w:r>
+      <w:proofErr w:type="spellStart"/>
+      <w:r>
+        <w:rPr>
+          <w:lang w:val="de-DE"/>
+        </w:rPr>
+        <w:t>tárolásra</w:t>
+      </w:r>
+      <w:proofErr w:type="spellEnd"/>
+      <w:r>
+        <w:rPr>
+          <w:lang w:val="de-DE"/>
+        </w:rPr>
+        <w:t xml:space="preserve">, </w:t>
+      </w:r>
+      <w:proofErr w:type="spellStart"/>
+      <w:r>
+        <w:rPr>
+          <w:lang w:val="de-DE"/>
+        </w:rPr>
+        <w:t>biztosítva</w:t>
+      </w:r>
+      <w:proofErr w:type="spellEnd"/>
+      <w:r>
+        <w:rPr>
+          <w:lang w:val="de-DE"/>
+        </w:rPr>
         <w:t xml:space="preserve"> a </w:t>
       </w:r>
       <w:proofErr w:type="spellStart"/>
@@ -9668,49 +9710,91 @@
         <w:rPr>
           <w:lang w:val="de-DE"/>
         </w:rPr>
-        <w:t>GitHub-tárhelyen</w:t>
-      </w:r>
-      <w:proofErr w:type="spellEnd"/>
-      <w:r>
-        <w:rPr>
-          <w:lang w:val="de-DE"/>
-        </w:rPr>
-        <w:t xml:space="preserve"> </w:t>
-      </w:r>
-      <w:proofErr w:type="spellStart"/>
-      <w:r>
-        <w:rPr>
-          <w:lang w:val="de-DE"/>
-        </w:rPr>
-        <w:t>került</w:t>
-      </w:r>
-      <w:proofErr w:type="spellEnd"/>
-      <w:r>
-        <w:rPr>
-          <w:lang w:val="de-DE"/>
-        </w:rPr>
-        <w:t xml:space="preserve"> </w:t>
-      </w:r>
-      <w:proofErr w:type="spellStart"/>
-      <w:r>
-        <w:rPr>
-          <w:lang w:val="de-DE"/>
-        </w:rPr>
-        <w:t>tárolásra</w:t>
-      </w:r>
-      <w:proofErr w:type="spellEnd"/>
-      <w:r>
-        <w:rPr>
-          <w:lang w:val="de-DE"/>
-        </w:rPr>
-        <w:t xml:space="preserve">, </w:t>
-      </w:r>
-      <w:proofErr w:type="spellStart"/>
-      <w:r>
-        <w:rPr>
-          <w:lang w:val="de-DE"/>
-        </w:rPr>
-        <w:t>biztosítva</w:t>
+        <w:t>munkafolyamat</w:t>
+      </w:r>
+      <w:proofErr w:type="spellEnd"/>
+      <w:r>
+        <w:rPr>
+          <w:lang w:val="de-DE"/>
+        </w:rPr>
+        <w:t xml:space="preserve"> </w:t>
+      </w:r>
+      <w:proofErr w:type="spellStart"/>
+      <w:r>
+        <w:rPr>
+          <w:lang w:val="de-DE"/>
+        </w:rPr>
+        <w:t>átláthatóságát</w:t>
+      </w:r>
+      <w:proofErr w:type="spellEnd"/>
+      <w:r>
+        <w:rPr>
+          <w:lang w:val="de-DE"/>
+        </w:rPr>
+        <w:t xml:space="preserve"> </w:t>
+      </w:r>
+      <w:proofErr w:type="spellStart"/>
+      <w:r>
+        <w:rPr>
+          <w:lang w:val="de-DE"/>
+        </w:rPr>
+        <w:t>és</w:t>
+      </w:r>
+      <w:proofErr w:type="spellEnd"/>
+      <w:r>
+        <w:rPr>
+          <w:lang w:val="de-DE"/>
+        </w:rPr>
+        <w:t xml:space="preserve"> </w:t>
+      </w:r>
+      <w:proofErr w:type="spellStart"/>
+      <w:r>
+        <w:rPr>
+          <w:lang w:val="de-DE"/>
+        </w:rPr>
+        <w:t>rendszerezését</w:t>
+      </w:r>
+      <w:proofErr w:type="spellEnd"/>
+      <w:r>
+        <w:rPr>
+          <w:lang w:val="de-DE"/>
+        </w:rPr>
+        <w:t xml:space="preserve">. A </w:t>
+      </w:r>
+      <w:proofErr w:type="spellStart"/>
+      <w:r>
+        <w:rPr>
+          <w:lang w:val="de-DE"/>
+        </w:rPr>
+        <w:t>projekt</w:t>
+      </w:r>
+      <w:proofErr w:type="spellEnd"/>
+      <w:r>
+        <w:rPr>
+          <w:lang w:val="de-DE"/>
+        </w:rPr>
+        <w:t xml:space="preserve"> </w:t>
+      </w:r>
+      <w:proofErr w:type="spellStart"/>
+      <w:r>
+        <w:rPr>
+          <w:lang w:val="de-DE"/>
+        </w:rPr>
+        <w:t>fájljai</w:t>
+      </w:r>
+      <w:proofErr w:type="spellEnd"/>
+      <w:r>
+        <w:rPr>
+          <w:lang w:val="de-DE"/>
+        </w:rPr>
+        <w:t xml:space="preserve"> </w:t>
+      </w:r>
+      <w:proofErr w:type="spellStart"/>
+      <w:r>
+        <w:rPr>
+          <w:lang w:val="de-DE"/>
+        </w:rPr>
+        <w:t>elérhetők</w:t>
       </w:r>
       <w:proofErr w:type="spellEnd"/>
       <w:r>
@@ -9724,104 +9808,6 @@
         <w:rPr>
           <w:lang w:val="de-DE"/>
         </w:rPr>
-        <w:t>munkafolyamat</w:t>
-      </w:r>
-      <w:proofErr w:type="spellEnd"/>
-      <w:r>
-        <w:rPr>
-          <w:lang w:val="de-DE"/>
-        </w:rPr>
-        <w:t xml:space="preserve"> </w:t>
-      </w:r>
-      <w:proofErr w:type="spellStart"/>
-      <w:r>
-        <w:rPr>
-          <w:lang w:val="de-DE"/>
-        </w:rPr>
-        <w:t>átláthatóságát</w:t>
-      </w:r>
-      <w:proofErr w:type="spellEnd"/>
-      <w:r>
-        <w:rPr>
-          <w:lang w:val="de-DE"/>
-        </w:rPr>
-        <w:t xml:space="preserve"> </w:t>
-      </w:r>
-      <w:proofErr w:type="spellStart"/>
-      <w:r>
-        <w:rPr>
-          <w:lang w:val="de-DE"/>
-        </w:rPr>
-        <w:t>és</w:t>
-      </w:r>
-      <w:proofErr w:type="spellEnd"/>
-      <w:r>
-        <w:rPr>
-          <w:lang w:val="de-DE"/>
-        </w:rPr>
-        <w:t xml:space="preserve"> </w:t>
-      </w:r>
-      <w:proofErr w:type="spellStart"/>
-      <w:r>
-        <w:rPr>
-          <w:lang w:val="de-DE"/>
-        </w:rPr>
-        <w:t>rendszerezését</w:t>
-      </w:r>
-      <w:proofErr w:type="spellEnd"/>
-      <w:r>
-        <w:rPr>
-          <w:lang w:val="de-DE"/>
-        </w:rPr>
-        <w:t xml:space="preserve">. A </w:t>
-      </w:r>
-      <w:proofErr w:type="spellStart"/>
-      <w:r>
-        <w:rPr>
-          <w:lang w:val="de-DE"/>
-        </w:rPr>
-        <w:t>projekt</w:t>
-      </w:r>
-      <w:proofErr w:type="spellEnd"/>
-      <w:r>
-        <w:rPr>
-          <w:lang w:val="de-DE"/>
-        </w:rPr>
-        <w:t xml:space="preserve"> </w:t>
-      </w:r>
-      <w:proofErr w:type="spellStart"/>
-      <w:r>
-        <w:rPr>
-          <w:lang w:val="de-DE"/>
-        </w:rPr>
-        <w:t>fájljai</w:t>
-      </w:r>
-      <w:proofErr w:type="spellEnd"/>
-      <w:r>
-        <w:rPr>
-          <w:lang w:val="de-DE"/>
-        </w:rPr>
-        <w:t xml:space="preserve"> </w:t>
-      </w:r>
-      <w:proofErr w:type="spellStart"/>
-      <w:r>
-        <w:rPr>
-          <w:lang w:val="de-DE"/>
-        </w:rPr>
-        <w:t>elérhetők</w:t>
-      </w:r>
-      <w:proofErr w:type="spellEnd"/>
-      <w:r>
-        <w:rPr>
-          <w:lang w:val="de-DE"/>
-        </w:rPr>
-        <w:t xml:space="preserve"> a </w:t>
-      </w:r>
-      <w:proofErr w:type="spellStart"/>
-      <w:r>
-        <w:rPr>
-          <w:lang w:val="de-DE"/>
-        </w:rPr>
         <w:t>következő</w:t>
       </w:r>
       <w:proofErr w:type="spellEnd"/>
@@ -9837,7 +9823,7 @@
         </w:rPr>
         <w:t xml:space="preserve"> </w:t>
       </w:r>
-      <w:hyperlink r:id="rId13" w:history="1">
+      <w:hyperlink r:id="rId15" w:history="1">
         <w:r>
           <w:rPr>
             <w:rStyle w:val="Hiperhivatkozs"/>
@@ -9884,7 +9870,7 @@
           <w:lang w:val="de-DE"/>
         </w:rPr>
       </w:pPr>
-      <w:bookmarkStart w:id="8" w:name="_Toc224327577"/>
+      <w:bookmarkStart w:id="7" w:name="_Toc224327577"/>
       <w:r>
         <w:rPr>
           <w:rFonts w:eastAsia="Times New Roman"/>
@@ -9920,7 +9906,7 @@
         </w:rPr>
         <w:t>Projektkövetés</w:t>
       </w:r>
-      <w:bookmarkEnd w:id="8"/>
+      <w:bookmarkEnd w:id="7"/>
     </w:p>
     <w:p>
       <w:pPr>
@@ -9934,7 +9920,7 @@
           <w:bCs/>
           <w:lang w:val="hu-HU"/>
         </w:rPr>
-        <w:t xml:space="preserve">A projektmenedzsmentet a </w:t>
+        <w:t xml:space="preserve">A projektmenedzsmentet a GitHubba integrált GitHub </w:t>
       </w:r>
       <w:proofErr w:type="spellStart"/>
       <w:r>
@@ -9943,7 +9929,7 @@
           <w:bCs/>
           <w:lang w:val="hu-HU"/>
         </w:rPr>
-        <w:t>GitHubba</w:t>
+        <w:t>Projects</w:t>
       </w:r>
       <w:proofErr w:type="spellEnd"/>
       <w:r>
@@ -9952,99 +9938,21 @@
           <w:bCs/>
           <w:lang w:val="hu-HU"/>
         </w:rPr>
-        <w:t xml:space="preserve"> integrált </w:t>
-      </w:r>
-      <w:proofErr w:type="spellStart"/>
-      <w:r>
-        <w:rPr>
-          <w:b/>
-          <w:bCs/>
+        <w:t xml:space="preserve"> felületen kezeltük.</w:t>
+      </w:r>
+      <w:r>
+        <w:rPr>
           <w:lang w:val="hu-HU"/>
         </w:rPr>
-        <w:t>GitHub</w:t>
-      </w:r>
-      <w:proofErr w:type="spellEnd"/>
-      <w:r>
-        <w:rPr>
-          <w:b/>
-          <w:bCs/>
+        <w:t xml:space="preserve"> Itt hoztuk létre a különböző munkafolyamatok oszlopait, rendelhettünk feladatokat felelősökhöz, és nyomon követtük a feladatok állapotát a projekt előrehaladása során. A rendszer biztosította, hogy minden csapattag lássa a prioritásokat, a határidőket és az aktuális teendőket, így a projekt szervezett és átlátható módon haladhatott előre.</w:t>
+      </w:r>
+      <w:r>
+        <w:rPr>
           <w:lang w:val="hu-HU"/>
         </w:rPr>
-        <w:t xml:space="preserve"> </w:t>
-      </w:r>
-      <w:proofErr w:type="spellStart"/>
-      <w:r>
-        <w:rPr>
-          <w:b/>
-          <w:bCs/>
-          <w:lang w:val="hu-HU"/>
-        </w:rPr>
-        <w:t>Projects</w:t>
-      </w:r>
-      <w:proofErr w:type="spellEnd"/>
-      <w:r>
-        <w:rPr>
-          <w:b/>
-          <w:bCs/>
-          <w:lang w:val="hu-HU"/>
-        </w:rPr>
-        <w:t xml:space="preserve"> felületen kezeltük.</w:t>
-      </w:r>
-      <w:r>
-        <w:rPr>
-          <w:lang w:val="hu-HU"/>
-        </w:rPr>
-        <w:t xml:space="preserve"> Itt hoztuk létre a különböző munkafolyamatok oszlopait, rendelhettünk feladatokat felelősökhöz, és nyomon követtük a feladatok állapotát a projekt </w:t>
-      </w:r>
-      <w:proofErr w:type="spellStart"/>
-      <w:r>
-        <w:rPr>
-          <w:lang w:val="hu-HU"/>
-        </w:rPr>
-        <w:t>előrehaladása</w:t>
-      </w:r>
-      <w:proofErr w:type="spellEnd"/>
-      <w:r>
-        <w:rPr>
-          <w:lang w:val="hu-HU"/>
-        </w:rPr>
-        <w:t xml:space="preserve"> során. A rendszer biztosította, hogy minden csapattag lássa a prioritásokat, a határidőket és az </w:t>
-      </w:r>
-      <w:proofErr w:type="gramStart"/>
-      <w:r>
-        <w:rPr>
-          <w:lang w:val="hu-HU"/>
-        </w:rPr>
-        <w:t>aktuális</w:t>
-      </w:r>
-      <w:proofErr w:type="gramEnd"/>
-      <w:r>
-        <w:rPr>
-          <w:lang w:val="hu-HU"/>
-        </w:rPr>
-        <w:t xml:space="preserve"> teendőket, így a projekt szervezett és átlátható módon haladhatott előre.</w:t>
-      </w:r>
-      <w:r>
-        <w:rPr>
-          <w:lang w:val="hu-HU"/>
-        </w:rPr>
-        <w:t xml:space="preserve"> A tábla elérhető a következő </w:t>
-      </w:r>
-      <w:proofErr w:type="gramStart"/>
-      <w:r>
-        <w:rPr>
-          <w:lang w:val="hu-HU"/>
-        </w:rPr>
-        <w:t>linken</w:t>
-      </w:r>
-      <w:proofErr w:type="gramEnd"/>
-      <w:r>
-        <w:rPr>
-          <w:lang w:val="hu-HU"/>
-        </w:rPr>
-        <w:t xml:space="preserve">: </w:t>
-      </w:r>
-      <w:hyperlink r:id="rId14" w:history="1">
+        <w:t xml:space="preserve"> A tábla elérhető a következő linken: </w:t>
+      </w:r>
+      <w:hyperlink r:id="rId16" w:history="1">
         <w:r>
           <w:rPr>
             <w:rStyle w:val="Hiperhivatkozs"/>
@@ -10066,19 +9974,11 @@
           <w:lang w:val="hu-HU"/>
         </w:rPr>
       </w:pPr>
-      <w:proofErr w:type="gramStart"/>
       <w:r>
         <w:rPr>
           <w:lang w:val="hu-HU"/>
         </w:rPr>
-        <w:t>kép</w:t>
-      </w:r>
-      <w:proofErr w:type="gramEnd"/>
-      <w:r>
-        <w:rPr>
-          <w:lang w:val="hu-HU"/>
-        </w:rPr>
-        <w:t xml:space="preserve"> a felületről</w:t>
+        <w:t>kép a felületről</w:t>
       </w:r>
     </w:p>
     <w:p>
@@ -10103,7 +10003,7 @@
           <w:lang w:val="hu-HU"/>
         </w:rPr>
       </w:pPr>
-      <w:bookmarkStart w:id="9" w:name="_Toc224327578"/>
+      <w:bookmarkStart w:id="8" w:name="_Toc224327578"/>
       <w:r>
         <w:rPr>
           <w:rFonts w:eastAsia="Times New Roman"/>
@@ -10140,7 +10040,7 @@
         </w:rPr>
         <w:t>Nehézségek</w:t>
       </w:r>
-      <w:bookmarkEnd w:id="9"/>
+      <w:bookmarkEnd w:id="8"/>
     </w:p>
     <w:p>
       <w:pPr>
@@ -10152,21 +10052,7 @@
         <w:rPr>
           <w:lang w:val="hu-HU"/>
         </w:rPr>
-        <w:t xml:space="preserve">A projekt során az egyik fő nehézség az volt, hogy az KOZPONT telephelyen a két </w:t>
-      </w:r>
-      <w:proofErr w:type="spellStart"/>
-      <w:r>
-        <w:rPr>
-          <w:lang w:val="hu-HU"/>
-        </w:rPr>
-        <w:t>router</w:t>
-      </w:r>
-      <w:proofErr w:type="spellEnd"/>
-      <w:r>
-        <w:rPr>
-          <w:lang w:val="hu-HU"/>
-        </w:rPr>
-        <w:t xml:space="preserve"> (a telephely </w:t>
+        <w:t xml:space="preserve">A projekt során az egyik fő nehézség az volt, hogy az KOZPONT telephelyen a két router (a telephely </w:t>
       </w:r>
       <w:proofErr w:type="spellStart"/>
       <w:r>
@@ -10245,25 +10131,7 @@
           <w:bCs/>
           <w:lang w:val="hu-HU"/>
         </w:rPr>
-        <w:t xml:space="preserve">A </w:t>
-      </w:r>
-      <w:proofErr w:type="gramStart"/>
-      <w:r>
-        <w:rPr>
-          <w:b/>
-          <w:bCs/>
-          <w:lang w:val="hu-HU"/>
-        </w:rPr>
-        <w:t>problémát</w:t>
-      </w:r>
-      <w:proofErr w:type="gramEnd"/>
-      <w:r>
-        <w:rPr>
-          <w:b/>
-          <w:bCs/>
-          <w:lang w:val="hu-HU"/>
-        </w:rPr>
-        <w:t xml:space="preserve"> statikus forgalomirányítással oldottuk</w:t>
+        <w:t>A problémát statikus forgalomirányítással oldottuk</w:t>
       </w:r>
       <w:r>
         <w:rPr>
@@ -10315,7 +10183,7 @@
           <w:lang w:val="hu-HU"/>
         </w:rPr>
       </w:pPr>
-      <w:bookmarkStart w:id="10" w:name="_Toc224327579"/>
+      <w:bookmarkStart w:id="9" w:name="_Toc224327579"/>
       <w:r>
         <w:rPr>
           <w:rFonts w:eastAsia="Times New Roman"/>
@@ -10331,7 +10199,7 @@
         </w:rPr>
         <w:t>Hálózat</w:t>
       </w:r>
-      <w:bookmarkEnd w:id="10"/>
+      <w:bookmarkEnd w:id="9"/>
     </w:p>
     <w:p>
       <w:pPr>
@@ -10341,7 +10209,7 @@
           <w:lang w:val="hu-HU"/>
         </w:rPr>
       </w:pPr>
-      <w:bookmarkStart w:id="11" w:name="_Toc224327580"/>
+      <w:bookmarkStart w:id="10" w:name="_Toc224327580"/>
       <w:r>
         <w:rPr>
           <w:rFonts w:eastAsia="Times New Roman"/>
@@ -10363,7 +10231,7 @@
         </w:rPr>
         <w:t>topológia</w:t>
       </w:r>
-      <w:bookmarkEnd w:id="11"/>
+      <w:bookmarkEnd w:id="10"/>
     </w:p>
     <w:p>
       <w:pPr>
@@ -10401,7 +10269,7 @@
           <w:lang w:val="hu-HU"/>
         </w:rPr>
       </w:pPr>
-      <w:bookmarkStart w:id="12" w:name="_Toc224327581"/>
+      <w:bookmarkStart w:id="11" w:name="_Toc224327581"/>
       <w:r>
         <w:rPr>
           <w:rFonts w:eastAsia="Times New Roman"/>
@@ -10416,33 +10284,46 @@
           <w:lang w:val="hu-HU"/>
         </w:rPr>
         <w:t>Logikai felépítés</w:t>
+      </w:r>
+      <w:bookmarkEnd w:id="11"/>
+    </w:p>
+    <w:p>
+      <w:pPr>
+        <w:pStyle w:val="Cmsor3"/>
+        <w:rPr>
+          <w:rFonts w:eastAsia="Times New Roman"/>
+          <w:lang w:val="hu-HU"/>
+        </w:rPr>
+      </w:pPr>
+      <w:bookmarkStart w:id="12" w:name="_Toc224327582"/>
+      <w:r>
+        <w:rPr>
+          <w:rFonts w:eastAsia="Times New Roman"/>
+          <w:lang w:val="hu-HU"/>
+        </w:rPr>
+        <w:t xml:space="preserve">3.2.1. </w:t>
+      </w:r>
+      <w:r>
+        <w:rPr>
+          <w:rFonts w:eastAsia="Times New Roman"/>
+          <w:lang w:val="hu-HU"/>
+        </w:rPr>
+        <w:t>Központ telephely</w:t>
       </w:r>
       <w:bookmarkEnd w:id="12"/>
     </w:p>
     <w:p>
       <w:pPr>
-        <w:pStyle w:val="Cmsor3"/>
-        <w:rPr>
-          <w:rFonts w:eastAsia="Times New Roman"/>
+        <w:rPr>
           <w:lang w:val="hu-HU"/>
         </w:rPr>
       </w:pPr>
-      <w:bookmarkStart w:id="13" w:name="_Toc224327582"/>
-      <w:r>
-        <w:rPr>
-          <w:rFonts w:eastAsia="Times New Roman"/>
+      <w:r>
+        <w:rPr>
           <w:lang w:val="hu-HU"/>
         </w:rPr>
-        <w:t xml:space="preserve">3.2.1. </w:t>
-      </w:r>
-      <w:r>
-        <w:rPr>
-          <w:rFonts w:eastAsia="Times New Roman"/>
-          <w:lang w:val="hu-HU"/>
-        </w:rPr>
-        <w:t>Központ telephely</w:t>
-      </w:r>
-      <w:bookmarkEnd w:id="13"/>
+        <w:t>kép</w:t>
+      </w:r>
     </w:p>
     <w:p>
       <w:pPr>
@@ -10454,7 +10335,65 @@
         <w:rPr>
           <w:lang w:val="hu-HU"/>
         </w:rPr>
-        <w:t>kép</w:t>
+        <w:t xml:space="preserve">A </w:t>
+      </w:r>
+      <w:r>
+        <w:rPr>
+          <w:b/>
+          <w:bCs/>
+          <w:lang w:val="hu-HU"/>
+        </w:rPr>
+        <w:t>Székesfehérváron</w:t>
+      </w:r>
+      <w:r>
+        <w:rPr>
+          <w:lang w:val="hu-HU"/>
+        </w:rPr>
+        <w:t xml:space="preserve"> (</w:t>
+      </w:r>
+      <w:r>
+        <w:rPr>
+          <w:lang w:val="hu-HU"/>
+        </w:rPr>
+        <w:t>Alkotmány utca 12/B</w:t>
+      </w:r>
+      <w:r>
+        <w:rPr>
+          <w:lang w:val="hu-HU"/>
+        </w:rPr>
+        <w:t>)</w:t>
+      </w:r>
+      <w:r>
+        <w:rPr>
+          <w:lang w:val="hu-HU"/>
+        </w:rPr>
+        <w:t xml:space="preserve"> található </w:t>
+      </w:r>
+      <w:r>
+        <w:rPr>
+          <w:lang w:val="hu-HU"/>
+        </w:rPr>
+        <w:t>QUBE</w:t>
+      </w:r>
+      <w:r>
+        <w:rPr>
+          <w:lang w:val="hu-HU"/>
+        </w:rPr>
+        <w:t xml:space="preserve"> központi telephelye biztonságos és jól szervezett </w:t>
+      </w:r>
+      <w:r>
+        <w:rPr>
+          <w:b/>
+          <w:bCs/>
+          <w:lang w:val="hu-HU"/>
+        </w:rPr>
+        <w:t>irodai hálózati környezetet biztosít</w:t>
+      </w:r>
+      <w:r>
+        <w:rPr>
+          <w:lang w:val="hu-HU"/>
+        </w:rPr>
+        <w:t xml:space="preserve"> a vállalat számára, ahol a központi adminisztráció, IT-szolgáltatások, szerverek és vezeték nélküli hozzáférési pontok működnek. Többszintű, elkülönített VLAN-okkal és redundáns megoldásokkal biztosítja a stabil, forgalomirányítást és magas rendelkezésre állást. </w:t>
       </w:r>
     </w:p>
     <w:p>
@@ -10465,130 +10404,17 @@
       </w:pPr>
       <w:r>
         <w:rPr>
-          <w:lang w:val="hu-HU"/>
-        </w:rPr>
-        <w:t xml:space="preserve">A </w:t>
-      </w:r>
-      <w:r>
-        <w:rPr>
           <w:b/>
           <w:bCs/>
           <w:lang w:val="hu-HU"/>
         </w:rPr>
-        <w:t>Székesfehérváron</w:t>
+        <w:t>A központi telephely az alagútszolgáltatáson keresztül biztosítja a BOLT telephely számára a szerverkapcsolatot, valamint a leltár- és kasszaszolgáltatások működését.</w:t>
       </w:r>
       <w:r>
         <w:rPr>
           <w:lang w:val="hu-HU"/>
         </w:rPr>
-        <w:t xml:space="preserve"> (</w:t>
-      </w:r>
-      <w:r>
-        <w:rPr>
-          <w:lang w:val="hu-HU"/>
-        </w:rPr>
-        <w:t>Alkotmány utca 12/B</w:t>
-      </w:r>
-      <w:r>
-        <w:rPr>
-          <w:lang w:val="hu-HU"/>
-        </w:rPr>
-        <w:t>)</w:t>
-      </w:r>
-      <w:r>
-        <w:rPr>
-          <w:lang w:val="hu-HU"/>
-        </w:rPr>
-        <w:t xml:space="preserve"> található </w:t>
-      </w:r>
-      <w:r>
-        <w:rPr>
-          <w:lang w:val="hu-HU"/>
-        </w:rPr>
-        <w:t>QUBE</w:t>
-      </w:r>
-      <w:r>
-        <w:rPr>
-          <w:lang w:val="hu-HU"/>
-        </w:rPr>
-        <w:t xml:space="preserve"> központi telephelye biztonságos és jól szervezett </w:t>
-      </w:r>
-      <w:r>
-        <w:rPr>
-          <w:b/>
-          <w:bCs/>
-          <w:lang w:val="hu-HU"/>
-        </w:rPr>
-        <w:t>irodai hálózati környezetet biztosít</w:t>
-      </w:r>
-      <w:r>
-        <w:rPr>
-          <w:lang w:val="hu-HU"/>
-        </w:rPr>
-        <w:t xml:space="preserve"> a vállalat számára, ahol a központi </w:t>
-      </w:r>
-      <w:proofErr w:type="gramStart"/>
-      <w:r>
-        <w:rPr>
-          <w:lang w:val="hu-HU"/>
-        </w:rPr>
-        <w:t>adminisztráció</w:t>
-      </w:r>
-      <w:proofErr w:type="gramEnd"/>
-      <w:r>
-        <w:rPr>
-          <w:lang w:val="hu-HU"/>
-        </w:rPr>
-        <w:t xml:space="preserve">, IT-szolgáltatások, szerverek és vezeték nélküli hozzáférési pontok működnek. Többszintű, elkülönített VLAN-okkal és redundáns megoldásokkal biztosítja a </w:t>
-      </w:r>
-      <w:proofErr w:type="gramStart"/>
-      <w:r>
-        <w:rPr>
-          <w:lang w:val="hu-HU"/>
-        </w:rPr>
-        <w:t>stabil</w:t>
-      </w:r>
-      <w:proofErr w:type="gramEnd"/>
-      <w:r>
-        <w:rPr>
-          <w:lang w:val="hu-HU"/>
-        </w:rPr>
-        <w:t xml:space="preserve">, forgalomirányítást és magas rendelkezésre állást. </w:t>
-      </w:r>
-    </w:p>
-    <w:p>
-      <w:pPr>
-        <w:rPr>
-          <w:lang w:val="hu-HU"/>
-        </w:rPr>
-      </w:pPr>
-      <w:r>
-        <w:rPr>
-          <w:b/>
-          <w:bCs/>
-          <w:lang w:val="hu-HU"/>
-        </w:rPr>
-        <w:t>A központi telephely az alagútszolgáltatáson keresztül biztosítja a BOLT telephely számára a szerverkapcsolatot, valamint a leltár- és kasszaszolgáltatások működését.</w:t>
-      </w:r>
-      <w:r>
-        <w:rPr>
-          <w:lang w:val="hu-HU"/>
-        </w:rPr>
-        <w:t xml:space="preserve"> Ez a megoldás </w:t>
-      </w:r>
-      <w:proofErr w:type="gramStart"/>
-      <w:r>
-        <w:rPr>
-          <w:lang w:val="hu-HU"/>
-        </w:rPr>
-        <w:t>garantálja</w:t>
-      </w:r>
-      <w:proofErr w:type="gramEnd"/>
-      <w:r>
-        <w:rPr>
-          <w:lang w:val="hu-HU"/>
-        </w:rPr>
-        <w:t xml:space="preserve"> az adatok biztonságos és folyamatos áramlását, a szolgáltatások zavartalan elérhetőségét, és támogatja a bolt napi üzleti tevékenységeinek megbízható működését.</w:t>
+        <w:t xml:space="preserve"> Ez a megoldás garantálja az adatok biztonságos és folyamatos áramlását, a szolgáltatások zavartalan elérhetőségét, és támogatja a bolt napi üzleti tevékenységeinek megbízható működését.</w:t>
       </w:r>
     </w:p>
     <w:p>
@@ -10598,7 +10424,7 @@
           <w:rFonts w:eastAsia="Times New Roman"/>
         </w:rPr>
       </w:pPr>
-      <w:bookmarkStart w:id="14" w:name="_Toc224327583"/>
+      <w:bookmarkStart w:id="13" w:name="_Toc224327583"/>
       <w:r>
         <w:rPr>
           <w:rFonts w:eastAsia="Times New Roman"/>
@@ -10611,7 +10437,7 @@
         </w:rPr>
         <w:t>Bolt telephely</w:t>
       </w:r>
-      <w:bookmarkEnd w:id="14"/>
+      <w:bookmarkEnd w:id="13"/>
     </w:p>
     <w:p>
       <w:proofErr w:type="spellStart"/>
@@ -10634,15 +10460,7 @@
       </w:r>
       <w:proofErr w:type="spellEnd"/>
       <w:r>
-        <w:t xml:space="preserve"> (</w:t>
-      </w:r>
-      <w:proofErr w:type="spellStart"/>
-      <w:r>
-        <w:t>Petőfi</w:t>
-      </w:r>
-      <w:proofErr w:type="spellEnd"/>
-      <w:r>
-        <w:t xml:space="preserve"> </w:t>
+        <w:t xml:space="preserve"> (Petőfi </w:t>
       </w:r>
       <w:proofErr w:type="spellStart"/>
       <w:r>
@@ -11254,11 +11072,12 @@
           <w:rFonts w:eastAsia="Times New Roman"/>
         </w:rPr>
       </w:pPr>
-      <w:bookmarkStart w:id="15" w:name="_Toc224327584"/>
+      <w:bookmarkStart w:id="14" w:name="_Toc224327584"/>
       <w:r>
         <w:rPr>
           <w:rFonts w:eastAsia="Times New Roman"/>
         </w:rPr>
+        <w:lastRenderedPageBreak/>
         <w:t xml:space="preserve">3.2.3. </w:t>
       </w:r>
       <w:r>
@@ -11267,27 +11086,718 @@
         </w:rPr>
         <w:t>Termelés telephely</w:t>
       </w:r>
-      <w:bookmarkEnd w:id="15"/>
+      <w:bookmarkEnd w:id="14"/>
     </w:p>
     <w:p>
+      <w:proofErr w:type="spellStart"/>
       <w:r>
         <w:t>kép</w:t>
       </w:r>
+      <w:proofErr w:type="spellEnd"/>
     </w:p>
     <w:p>
       <w:r>
-        <w:lastRenderedPageBreak/>
-        <w:t xml:space="preserve">A telephely egy </w:t>
-      </w:r>
+        <w:t xml:space="preserve">A </w:t>
+      </w:r>
+      <w:proofErr w:type="spellStart"/>
+      <w:r>
+        <w:t>telephely</w:t>
+      </w:r>
+      <w:proofErr w:type="spellEnd"/>
+      <w:r>
+        <w:t xml:space="preserve"> </w:t>
+      </w:r>
+      <w:proofErr w:type="spellStart"/>
+      <w:r>
+        <w:t>egy</w:t>
+      </w:r>
+      <w:proofErr w:type="spellEnd"/>
+      <w:r>
+        <w:t xml:space="preserve"> </w:t>
+      </w:r>
+      <w:proofErr w:type="spellStart"/>
       <w:r>
         <w:rPr>
           <w:b/>
           <w:bCs/>
         </w:rPr>
-        <w:t>ipari gyártókörnyezetet kiszolgáló vállalati hálózati infrastruktúrával</w:t>
-      </w:r>
-      <w:r>
-        <w:t xml:space="preserve"> rendelkezik, amelynek célja a gyártási és csomagolási folyamatok informatikai támogatása, valamint az irodai és vendégfelhasználók biztonságos hálózati kiszolgálása. A hálózat két fő épületet kapcsol össze: az A épületben található gyártási terület, valamint a B épületben működő csomagolási részle. A telephely hálózata háromrétegű (core–distribution–access) topológiát használ, amely biztosítja a strukturált, skálázható és hatékony hálózati működést. A forgalom irányítását dinamikus routing protokoll biztosítja. A szegmentált VLAN-ok struktúra lehetővé teszi a különböző felhasználói csoportok például irodai kliensek, gyártási rendszerek és vendéghálózat elkülönítését, miközben stabil kapcsolatot biztosít a telephely hálózati elemei között.</w:t>
+        <w:t>ipari</w:t>
+      </w:r>
+      <w:proofErr w:type="spellEnd"/>
+      <w:r>
+        <w:rPr>
+          <w:b/>
+          <w:bCs/>
+        </w:rPr>
+        <w:t xml:space="preserve"> </w:t>
+      </w:r>
+      <w:proofErr w:type="spellStart"/>
+      <w:r>
+        <w:rPr>
+          <w:b/>
+          <w:bCs/>
+        </w:rPr>
+        <w:t>gyártókörnyezetet</w:t>
+      </w:r>
+      <w:proofErr w:type="spellEnd"/>
+      <w:r>
+        <w:rPr>
+          <w:b/>
+          <w:bCs/>
+        </w:rPr>
+        <w:t xml:space="preserve"> </w:t>
+      </w:r>
+      <w:proofErr w:type="spellStart"/>
+      <w:r>
+        <w:rPr>
+          <w:b/>
+          <w:bCs/>
+        </w:rPr>
+        <w:t>kiszolgáló</w:t>
+      </w:r>
+      <w:proofErr w:type="spellEnd"/>
+      <w:r>
+        <w:rPr>
+          <w:b/>
+          <w:bCs/>
+        </w:rPr>
+        <w:t xml:space="preserve"> </w:t>
+      </w:r>
+      <w:proofErr w:type="spellStart"/>
+      <w:r>
+        <w:rPr>
+          <w:b/>
+          <w:bCs/>
+        </w:rPr>
+        <w:t>vállalati</w:t>
+      </w:r>
+      <w:proofErr w:type="spellEnd"/>
+      <w:r>
+        <w:rPr>
+          <w:b/>
+          <w:bCs/>
+        </w:rPr>
+        <w:t xml:space="preserve"> </w:t>
+      </w:r>
+      <w:proofErr w:type="spellStart"/>
+      <w:r>
+        <w:rPr>
+          <w:b/>
+          <w:bCs/>
+        </w:rPr>
+        <w:t>hálózati</w:t>
+      </w:r>
+      <w:proofErr w:type="spellEnd"/>
+      <w:r>
+        <w:rPr>
+          <w:b/>
+          <w:bCs/>
+        </w:rPr>
+        <w:t xml:space="preserve"> </w:t>
+      </w:r>
+      <w:proofErr w:type="spellStart"/>
+      <w:r>
+        <w:rPr>
+          <w:b/>
+          <w:bCs/>
+        </w:rPr>
+        <w:t>infrastruktúrával</w:t>
+      </w:r>
+      <w:proofErr w:type="spellEnd"/>
+      <w:r>
+        <w:t xml:space="preserve"> </w:t>
+      </w:r>
+      <w:proofErr w:type="spellStart"/>
+      <w:r>
+        <w:t>rendelkezik</w:t>
+      </w:r>
+      <w:proofErr w:type="spellEnd"/>
+      <w:r>
+        <w:t xml:space="preserve">, </w:t>
+      </w:r>
+      <w:proofErr w:type="spellStart"/>
+      <w:r>
+        <w:t>amelynek</w:t>
+      </w:r>
+      <w:proofErr w:type="spellEnd"/>
+      <w:r>
+        <w:t xml:space="preserve"> </w:t>
+      </w:r>
+      <w:proofErr w:type="spellStart"/>
+      <w:r>
+        <w:t>célja</w:t>
+      </w:r>
+      <w:proofErr w:type="spellEnd"/>
+      <w:r>
+        <w:t xml:space="preserve"> a </w:t>
+      </w:r>
+      <w:proofErr w:type="spellStart"/>
+      <w:r>
+        <w:t>gyártási</w:t>
+      </w:r>
+      <w:proofErr w:type="spellEnd"/>
+      <w:r>
+        <w:t xml:space="preserve"> </w:t>
+      </w:r>
+      <w:proofErr w:type="spellStart"/>
+      <w:r>
+        <w:t>és</w:t>
+      </w:r>
+      <w:proofErr w:type="spellEnd"/>
+      <w:r>
+        <w:t xml:space="preserve"> </w:t>
+      </w:r>
+      <w:proofErr w:type="spellStart"/>
+      <w:r>
+        <w:t>csomagolási</w:t>
+      </w:r>
+      <w:proofErr w:type="spellEnd"/>
+      <w:r>
+        <w:t xml:space="preserve"> </w:t>
+      </w:r>
+      <w:proofErr w:type="spellStart"/>
+      <w:r>
+        <w:t>folyamatok</w:t>
+      </w:r>
+      <w:proofErr w:type="spellEnd"/>
+      <w:r>
+        <w:t xml:space="preserve"> </w:t>
+      </w:r>
+      <w:proofErr w:type="spellStart"/>
+      <w:r>
+        <w:t>informatikai</w:t>
+      </w:r>
+      <w:proofErr w:type="spellEnd"/>
+      <w:r>
+        <w:t xml:space="preserve"> </w:t>
+      </w:r>
+      <w:proofErr w:type="spellStart"/>
+      <w:r>
+        <w:t>támogatása</w:t>
+      </w:r>
+      <w:proofErr w:type="spellEnd"/>
+      <w:r>
+        <w:t xml:space="preserve">, </w:t>
+      </w:r>
+      <w:proofErr w:type="spellStart"/>
+      <w:r>
+        <w:t>valamint</w:t>
+      </w:r>
+      <w:proofErr w:type="spellEnd"/>
+      <w:r>
+        <w:t xml:space="preserve"> </w:t>
+      </w:r>
+      <w:proofErr w:type="spellStart"/>
+      <w:r>
+        <w:t>az</w:t>
+      </w:r>
+      <w:proofErr w:type="spellEnd"/>
+      <w:r>
+        <w:t xml:space="preserve"> </w:t>
+      </w:r>
+      <w:proofErr w:type="spellStart"/>
+      <w:r>
+        <w:t>irodai</w:t>
+      </w:r>
+      <w:proofErr w:type="spellEnd"/>
+      <w:r>
+        <w:t xml:space="preserve"> </w:t>
+      </w:r>
+      <w:proofErr w:type="spellStart"/>
+      <w:r>
+        <w:t>és</w:t>
+      </w:r>
+      <w:proofErr w:type="spellEnd"/>
+      <w:r>
+        <w:t xml:space="preserve"> </w:t>
+      </w:r>
+      <w:proofErr w:type="spellStart"/>
+      <w:r>
+        <w:t>vendégfelhasználók</w:t>
+      </w:r>
+      <w:proofErr w:type="spellEnd"/>
+      <w:r>
+        <w:t xml:space="preserve"> </w:t>
+      </w:r>
+      <w:proofErr w:type="spellStart"/>
+      <w:r>
+        <w:t>biztonságos</w:t>
+      </w:r>
+      <w:proofErr w:type="spellEnd"/>
+      <w:r>
+        <w:t xml:space="preserve"> </w:t>
+      </w:r>
+      <w:proofErr w:type="spellStart"/>
+      <w:r>
+        <w:t>hálózati</w:t>
+      </w:r>
+      <w:proofErr w:type="spellEnd"/>
+      <w:r>
+        <w:t xml:space="preserve"> </w:t>
+      </w:r>
+      <w:proofErr w:type="spellStart"/>
+      <w:r>
+        <w:t>kiszolgálása</w:t>
+      </w:r>
+      <w:proofErr w:type="spellEnd"/>
+      <w:r>
+        <w:t xml:space="preserve">. A </w:t>
+      </w:r>
+      <w:proofErr w:type="spellStart"/>
+      <w:r>
+        <w:t>hálózat</w:t>
+      </w:r>
+      <w:proofErr w:type="spellEnd"/>
+      <w:r>
+        <w:t xml:space="preserve"> </w:t>
+      </w:r>
+      <w:proofErr w:type="spellStart"/>
+      <w:r>
+        <w:t>két</w:t>
+      </w:r>
+      <w:proofErr w:type="spellEnd"/>
+      <w:r>
+        <w:t xml:space="preserve"> </w:t>
+      </w:r>
+      <w:proofErr w:type="spellStart"/>
+      <w:r>
+        <w:t>fő</w:t>
+      </w:r>
+      <w:proofErr w:type="spellEnd"/>
+      <w:r>
+        <w:t xml:space="preserve"> </w:t>
+      </w:r>
+      <w:proofErr w:type="spellStart"/>
+      <w:r>
+        <w:t>épületet</w:t>
+      </w:r>
+      <w:proofErr w:type="spellEnd"/>
+      <w:r>
+        <w:t xml:space="preserve"> </w:t>
+      </w:r>
+      <w:proofErr w:type="spellStart"/>
+      <w:r>
+        <w:t>kapcsol</w:t>
+      </w:r>
+      <w:proofErr w:type="spellEnd"/>
+      <w:r>
+        <w:t xml:space="preserve"> </w:t>
+      </w:r>
+      <w:proofErr w:type="spellStart"/>
+      <w:r>
+        <w:t>össze</w:t>
+      </w:r>
+      <w:proofErr w:type="spellEnd"/>
+      <w:r>
+        <w:t xml:space="preserve">: </w:t>
+      </w:r>
+      <w:proofErr w:type="spellStart"/>
+      <w:r>
+        <w:t>az</w:t>
+      </w:r>
+      <w:proofErr w:type="spellEnd"/>
+      <w:r>
+        <w:t xml:space="preserve"> A </w:t>
+      </w:r>
+      <w:proofErr w:type="spellStart"/>
+      <w:r>
+        <w:t>épületben</w:t>
+      </w:r>
+      <w:proofErr w:type="spellEnd"/>
+      <w:r>
+        <w:t xml:space="preserve"> </w:t>
+      </w:r>
+      <w:proofErr w:type="spellStart"/>
+      <w:r>
+        <w:t>található</w:t>
+      </w:r>
+      <w:proofErr w:type="spellEnd"/>
+      <w:r>
+        <w:t xml:space="preserve"> </w:t>
+      </w:r>
+      <w:proofErr w:type="spellStart"/>
+      <w:r>
+        <w:t>gyártási</w:t>
+      </w:r>
+      <w:proofErr w:type="spellEnd"/>
+      <w:r>
+        <w:t xml:space="preserve"> </w:t>
+      </w:r>
+      <w:proofErr w:type="spellStart"/>
+      <w:r>
+        <w:t>terület</w:t>
+      </w:r>
+      <w:proofErr w:type="spellEnd"/>
+      <w:r>
+        <w:t xml:space="preserve">, </w:t>
+      </w:r>
+      <w:proofErr w:type="spellStart"/>
+      <w:r>
+        <w:t>valamint</w:t>
+      </w:r>
+      <w:proofErr w:type="spellEnd"/>
+      <w:r>
+        <w:t xml:space="preserve"> a B </w:t>
+      </w:r>
+      <w:proofErr w:type="spellStart"/>
+      <w:r>
+        <w:t>épületben</w:t>
+      </w:r>
+      <w:proofErr w:type="spellEnd"/>
+      <w:r>
+        <w:t xml:space="preserve"> </w:t>
+      </w:r>
+      <w:proofErr w:type="spellStart"/>
+      <w:r>
+        <w:t>működő</w:t>
+      </w:r>
+      <w:proofErr w:type="spellEnd"/>
+      <w:r>
+        <w:t xml:space="preserve"> </w:t>
+      </w:r>
+      <w:proofErr w:type="spellStart"/>
+      <w:r>
+        <w:t>csomagolási</w:t>
+      </w:r>
+      <w:proofErr w:type="spellEnd"/>
+      <w:r>
+        <w:t xml:space="preserve"> </w:t>
+      </w:r>
+      <w:proofErr w:type="spellStart"/>
+      <w:r>
+        <w:t>részle</w:t>
+      </w:r>
+      <w:proofErr w:type="spellEnd"/>
+      <w:r>
+        <w:t xml:space="preserve">. A </w:t>
+      </w:r>
+      <w:proofErr w:type="spellStart"/>
+      <w:r>
+        <w:t>telephely</w:t>
+      </w:r>
+      <w:proofErr w:type="spellEnd"/>
+      <w:r>
+        <w:t xml:space="preserve"> </w:t>
+      </w:r>
+      <w:proofErr w:type="spellStart"/>
+      <w:r>
+        <w:t>hálózata</w:t>
+      </w:r>
+      <w:proofErr w:type="spellEnd"/>
+      <w:r>
+        <w:t xml:space="preserve"> </w:t>
+      </w:r>
+      <w:proofErr w:type="spellStart"/>
+      <w:r>
+        <w:t>háromrétegű</w:t>
+      </w:r>
+      <w:proofErr w:type="spellEnd"/>
+      <w:r>
+        <w:t xml:space="preserve"> (core–distribution–access) </w:t>
+      </w:r>
+      <w:proofErr w:type="spellStart"/>
+      <w:r>
+        <w:t>topológiát</w:t>
+      </w:r>
+      <w:proofErr w:type="spellEnd"/>
+      <w:r>
+        <w:t xml:space="preserve"> </w:t>
+      </w:r>
+      <w:proofErr w:type="spellStart"/>
+      <w:r>
+        <w:t>használ</w:t>
+      </w:r>
+      <w:proofErr w:type="spellEnd"/>
+      <w:r>
+        <w:t xml:space="preserve">, </w:t>
+      </w:r>
+      <w:proofErr w:type="spellStart"/>
+      <w:r>
+        <w:t>amely</w:t>
+      </w:r>
+      <w:proofErr w:type="spellEnd"/>
+      <w:r>
+        <w:t xml:space="preserve"> </w:t>
+      </w:r>
+      <w:proofErr w:type="spellStart"/>
+      <w:r>
+        <w:t>biztosítja</w:t>
+      </w:r>
+      <w:proofErr w:type="spellEnd"/>
+      <w:r>
+        <w:t xml:space="preserve"> a </w:t>
+      </w:r>
+      <w:proofErr w:type="spellStart"/>
+      <w:r>
+        <w:t>strukturált</w:t>
+      </w:r>
+      <w:proofErr w:type="spellEnd"/>
+      <w:r>
+        <w:t xml:space="preserve">, </w:t>
+      </w:r>
+      <w:proofErr w:type="spellStart"/>
+      <w:r>
+        <w:t>skálázható</w:t>
+      </w:r>
+      <w:proofErr w:type="spellEnd"/>
+      <w:r>
+        <w:t xml:space="preserve"> </w:t>
+      </w:r>
+      <w:proofErr w:type="spellStart"/>
+      <w:r>
+        <w:t>és</w:t>
+      </w:r>
+      <w:proofErr w:type="spellEnd"/>
+      <w:r>
+        <w:t xml:space="preserve"> </w:t>
+      </w:r>
+      <w:proofErr w:type="spellStart"/>
+      <w:r>
+        <w:t>hatékony</w:t>
+      </w:r>
+      <w:proofErr w:type="spellEnd"/>
+      <w:r>
+        <w:t xml:space="preserve"> </w:t>
+      </w:r>
+      <w:proofErr w:type="spellStart"/>
+      <w:r>
+        <w:t>hálózati</w:t>
+      </w:r>
+      <w:proofErr w:type="spellEnd"/>
+      <w:r>
+        <w:t xml:space="preserve"> </w:t>
+      </w:r>
+      <w:proofErr w:type="spellStart"/>
+      <w:r>
+        <w:t>működést</w:t>
+      </w:r>
+      <w:proofErr w:type="spellEnd"/>
+      <w:r>
+        <w:t xml:space="preserve">. A </w:t>
+      </w:r>
+      <w:proofErr w:type="spellStart"/>
+      <w:r>
+        <w:t>forgalom</w:t>
+      </w:r>
+      <w:proofErr w:type="spellEnd"/>
+      <w:r>
+        <w:t xml:space="preserve"> </w:t>
+      </w:r>
+      <w:proofErr w:type="spellStart"/>
+      <w:r>
+        <w:t>irányítását</w:t>
+      </w:r>
+      <w:proofErr w:type="spellEnd"/>
+      <w:r>
+        <w:t xml:space="preserve"> </w:t>
+      </w:r>
+      <w:proofErr w:type="spellStart"/>
+      <w:r>
+        <w:t>dinamikus</w:t>
+      </w:r>
+      <w:proofErr w:type="spellEnd"/>
+      <w:r>
+        <w:t xml:space="preserve"> routing </w:t>
+      </w:r>
+      <w:proofErr w:type="spellStart"/>
+      <w:r>
+        <w:t>protokoll</w:t>
+      </w:r>
+      <w:proofErr w:type="spellEnd"/>
+      <w:r>
+        <w:t xml:space="preserve"> </w:t>
+      </w:r>
+      <w:proofErr w:type="spellStart"/>
+      <w:r>
+        <w:t>biztosítja</w:t>
+      </w:r>
+      <w:proofErr w:type="spellEnd"/>
+      <w:r>
+        <w:t xml:space="preserve">. A </w:t>
+      </w:r>
+      <w:proofErr w:type="spellStart"/>
+      <w:r>
+        <w:t>szegmentált</w:t>
+      </w:r>
+      <w:proofErr w:type="spellEnd"/>
+      <w:r>
+        <w:t xml:space="preserve"> VLAN-ok </w:t>
+      </w:r>
+      <w:proofErr w:type="spellStart"/>
+      <w:r>
+        <w:t>struktúra</w:t>
+      </w:r>
+      <w:proofErr w:type="spellEnd"/>
+      <w:r>
+        <w:t xml:space="preserve"> </w:t>
+      </w:r>
+      <w:proofErr w:type="spellStart"/>
+      <w:r>
+        <w:t>lehetővé</w:t>
+      </w:r>
+      <w:proofErr w:type="spellEnd"/>
+      <w:r>
+        <w:t xml:space="preserve"> </w:t>
+      </w:r>
+      <w:proofErr w:type="spellStart"/>
+      <w:r>
+        <w:t>teszi</w:t>
+      </w:r>
+      <w:proofErr w:type="spellEnd"/>
+      <w:r>
+        <w:t xml:space="preserve"> a </w:t>
+      </w:r>
+      <w:proofErr w:type="spellStart"/>
+      <w:r>
+        <w:t>különböző</w:t>
+      </w:r>
+      <w:proofErr w:type="spellEnd"/>
+      <w:r>
+        <w:t xml:space="preserve"> </w:t>
+      </w:r>
+      <w:proofErr w:type="spellStart"/>
+      <w:r>
+        <w:t>felhasználói</w:t>
+      </w:r>
+      <w:proofErr w:type="spellEnd"/>
+      <w:r>
+        <w:t xml:space="preserve"> </w:t>
+      </w:r>
+      <w:proofErr w:type="spellStart"/>
+      <w:r>
+        <w:t>csoportok</w:t>
+      </w:r>
+      <w:proofErr w:type="spellEnd"/>
+      <w:r>
+        <w:t xml:space="preserve"> </w:t>
+      </w:r>
+      <w:proofErr w:type="spellStart"/>
+      <w:r>
+        <w:t>például</w:t>
+      </w:r>
+      <w:proofErr w:type="spellEnd"/>
+      <w:r>
+        <w:t xml:space="preserve"> </w:t>
+      </w:r>
+      <w:proofErr w:type="spellStart"/>
+      <w:r>
+        <w:t>irodai</w:t>
+      </w:r>
+      <w:proofErr w:type="spellEnd"/>
+      <w:r>
+        <w:t xml:space="preserve"> </w:t>
+      </w:r>
+      <w:proofErr w:type="spellStart"/>
+      <w:r>
+        <w:t>kliensek</w:t>
+      </w:r>
+      <w:proofErr w:type="spellEnd"/>
+      <w:r>
+        <w:t xml:space="preserve">, </w:t>
+      </w:r>
+      <w:proofErr w:type="spellStart"/>
+      <w:r>
+        <w:t>gyártási</w:t>
+      </w:r>
+      <w:proofErr w:type="spellEnd"/>
+      <w:r>
+        <w:t xml:space="preserve"> </w:t>
+      </w:r>
+      <w:proofErr w:type="spellStart"/>
+      <w:r>
+        <w:t>rendszerek</w:t>
+      </w:r>
+      <w:proofErr w:type="spellEnd"/>
+      <w:r>
+        <w:t xml:space="preserve"> </w:t>
+      </w:r>
+      <w:proofErr w:type="spellStart"/>
+      <w:r>
+        <w:t>és</w:t>
+      </w:r>
+      <w:proofErr w:type="spellEnd"/>
+      <w:r>
+        <w:t xml:space="preserve"> </w:t>
+      </w:r>
+      <w:proofErr w:type="spellStart"/>
+      <w:r>
+        <w:t>vendéghálózat</w:t>
+      </w:r>
+      <w:proofErr w:type="spellEnd"/>
+      <w:r>
+        <w:t xml:space="preserve"> </w:t>
+      </w:r>
+      <w:proofErr w:type="spellStart"/>
+      <w:r>
+        <w:t>elkülönítését</w:t>
+      </w:r>
+      <w:proofErr w:type="spellEnd"/>
+      <w:r>
+        <w:t xml:space="preserve">, </w:t>
+      </w:r>
+      <w:proofErr w:type="spellStart"/>
+      <w:r>
+        <w:t>miközben</w:t>
+      </w:r>
+      <w:proofErr w:type="spellEnd"/>
+      <w:r>
+        <w:t xml:space="preserve"> </w:t>
+      </w:r>
+      <w:proofErr w:type="spellStart"/>
+      <w:r>
+        <w:t>stabil</w:t>
+      </w:r>
+      <w:proofErr w:type="spellEnd"/>
+      <w:r>
+        <w:t xml:space="preserve"> </w:t>
+      </w:r>
+      <w:proofErr w:type="spellStart"/>
+      <w:r>
+        <w:t>kapcsolatot</w:t>
+      </w:r>
+      <w:proofErr w:type="spellEnd"/>
+      <w:r>
+        <w:t xml:space="preserve"> </w:t>
+      </w:r>
+      <w:proofErr w:type="spellStart"/>
+      <w:r>
+        <w:t>biztosít</w:t>
+      </w:r>
+      <w:proofErr w:type="spellEnd"/>
+      <w:r>
+        <w:t xml:space="preserve"> a </w:t>
+      </w:r>
+      <w:proofErr w:type="spellStart"/>
+      <w:r>
+        <w:t>telephely</w:t>
+      </w:r>
+      <w:proofErr w:type="spellEnd"/>
+      <w:r>
+        <w:t xml:space="preserve"> </w:t>
+      </w:r>
+      <w:proofErr w:type="spellStart"/>
+      <w:r>
+        <w:t>hálózati</w:t>
+      </w:r>
+      <w:proofErr w:type="spellEnd"/>
+      <w:r>
+        <w:t xml:space="preserve"> </w:t>
+      </w:r>
+      <w:proofErr w:type="spellStart"/>
+      <w:r>
+        <w:t>elemei</w:t>
+      </w:r>
+      <w:proofErr w:type="spellEnd"/>
+      <w:r>
+        <w:t xml:space="preserve"> </w:t>
+      </w:r>
+      <w:proofErr w:type="spellStart"/>
+      <w:r>
+        <w:t>között</w:t>
+      </w:r>
+      <w:proofErr w:type="spellEnd"/>
+      <w:r>
+        <w:t>.</w:t>
       </w:r>
     </w:p>
     <w:p>
@@ -11307,7 +11817,7 @@
           <w:lang w:val="de-DE"/>
         </w:rPr>
       </w:pPr>
-      <w:bookmarkStart w:id="16" w:name="_Toc224327585"/>
+      <w:bookmarkStart w:id="15" w:name="_Toc224327585"/>
       <w:r>
         <w:rPr>
           <w:rFonts w:eastAsia="Times New Roman"/>
@@ -11323,7 +11833,7 @@
         </w:rPr>
         <w:t>IP címzés</w:t>
       </w:r>
-      <w:bookmarkEnd w:id="16"/>
+      <w:bookmarkEnd w:id="15"/>
     </w:p>
     <w:p>
       <w:pPr>
@@ -11375,6 +11885,7 @@
               <w:rPr>
                 <w:b/>
               </w:rPr>
+              <w:lastRenderedPageBreak/>
               <w:t>Eszköz</w:t>
             </w:r>
             <w:proofErr w:type="spellEnd"/>
@@ -12370,7 +12881,15 @@
           </w:tcPr>
           <w:p>
             <w:r>
-              <w:t>2a02:0db8:85a3:1c4f::1</w:t>
+              <w:t>2a02:0db8:85a3:1c4</w:t>
+            </w:r>
+            <w:proofErr w:type="gramStart"/>
+            <w:r>
+              <w:t>f::</w:t>
+            </w:r>
+            <w:proofErr w:type="gramEnd"/>
+            <w:r>
+              <w:t>1</w:t>
             </w:r>
           </w:p>
         </w:tc>
@@ -13279,6 +13798,7 @@
           </w:tcPr>
           <w:p>
             <w:r>
+              <w:lastRenderedPageBreak/>
               <w:t>BCSARNOK_SW</w:t>
             </w:r>
           </w:p>
@@ -13456,7 +13976,7 @@
           <w:lang w:val="de-DE"/>
         </w:rPr>
       </w:pPr>
-      <w:bookmarkStart w:id="17" w:name="_Toc224327586"/>
+      <w:bookmarkStart w:id="16" w:name="_Toc224327586"/>
       <w:r>
         <w:rPr>
           <w:rFonts w:eastAsia="Times New Roman"/>
@@ -13471,7 +13991,7 @@
         </w:rPr>
         <w:t>IPv4</w:t>
       </w:r>
-      <w:bookmarkEnd w:id="17"/>
+      <w:bookmarkEnd w:id="16"/>
     </w:p>
     <w:p>
       <w:pPr>
@@ -14089,7 +14609,7 @@
                 <w:lang w:val="de-DE"/>
               </w:rPr>
             </w:pPr>
-            <w:bookmarkStart w:id="18" w:name="_Hlk224214785"/>
+            <w:bookmarkStart w:id="17" w:name="_Hlk224214785"/>
             <w:r>
               <w:rPr>
                 <w:b/>
@@ -14365,7 +14885,7 @@
           </w:p>
         </w:tc>
       </w:tr>
-      <w:bookmarkEnd w:id="18"/>
+      <w:bookmarkEnd w:id="17"/>
     </w:tbl>
     <w:p>
       <w:pPr>
@@ -14382,7 +14902,7 @@
           <w:lang w:val="de-DE"/>
         </w:rPr>
       </w:pPr>
-      <w:bookmarkStart w:id="19" w:name="_Toc224327587"/>
+      <w:bookmarkStart w:id="18" w:name="_Toc224327587"/>
       <w:r>
         <w:rPr>
           <w:rFonts w:eastAsia="Times New Roman"/>
@@ -14397,7 +14917,7 @@
         </w:rPr>
         <w:t>IPv6</w:t>
       </w:r>
-      <w:bookmarkEnd w:id="19"/>
+      <w:bookmarkEnd w:id="18"/>
     </w:p>
     <w:p>
       <w:pPr>
@@ -14451,7 +14971,21 @@
         <w:rPr>
           <w:lang w:val="de-DE"/>
         </w:rPr>
-        <w:t>:1234::/48</w:t>
+        <w:t>:</w:t>
+      </w:r>
+      <w:proofErr w:type="gramStart"/>
+      <w:r>
+        <w:rPr>
+          <w:lang w:val="de-DE"/>
+        </w:rPr>
+        <w:t>1234::/</w:t>
+      </w:r>
+      <w:proofErr w:type="gramEnd"/>
+      <w:r>
+        <w:rPr>
+          <w:lang w:val="de-DE"/>
+        </w:rPr>
+        <w:t>48</w:t>
       </w:r>
       <w:r>
         <w:rPr>
@@ -14624,7 +15158,31 @@
                 <w:szCs w:val="52"/>
                 <w:lang w:val="de-DE"/>
               </w:rPr>
-              <w:t>2a02:abcd:1234:</w:t>
+              <w:t>2a</w:t>
+            </w:r>
+            <w:proofErr w:type="gramStart"/>
+            <w:r>
+              <w:rPr>
+                <w:b/>
+                <w:bCs/>
+                <w:color w:val="FFFFFF" w:themeColor="background1"/>
+                <w:sz w:val="52"/>
+                <w:szCs w:val="52"/>
+                <w:lang w:val="de-DE"/>
+              </w:rPr>
+              <w:t>02:abcd</w:t>
+            </w:r>
+            <w:proofErr w:type="gramEnd"/>
+            <w:r>
+              <w:rPr>
+                <w:b/>
+                <w:bCs/>
+                <w:color w:val="FFFFFF" w:themeColor="background1"/>
+                <w:sz w:val="52"/>
+                <w:szCs w:val="52"/>
+                <w:lang w:val="de-DE"/>
+              </w:rPr>
+              <w:t>:1234:</w:t>
             </w:r>
           </w:p>
         </w:tc>
@@ -14652,6 +15210,7 @@
                 <w:lang w:val="de-DE"/>
               </w:rPr>
             </w:pPr>
+            <w:proofErr w:type="gramStart"/>
             <w:r>
               <w:rPr>
                 <w:b/>
@@ -14674,6 +15233,7 @@
               </w:rPr>
               <w:t>::</w:t>
             </w:r>
+            <w:proofErr w:type="gramEnd"/>
           </w:p>
         </w:tc>
         <w:tc>
@@ -14850,7 +15410,7 @@
           <w:lang w:val="de-DE"/>
         </w:rPr>
       </w:pPr>
-      <w:bookmarkStart w:id="20" w:name="_Toc224327588"/>
+      <w:bookmarkStart w:id="19" w:name="_Toc224327588"/>
       <w:r>
         <w:rPr>
           <w:rFonts w:eastAsia="Times New Roman"/>
@@ -14873,17 +15433,17 @@
         </w:rPr>
         <w:t>lanok</w:t>
       </w:r>
-      <w:bookmarkEnd w:id="20"/>
+      <w:bookmarkEnd w:id="19"/>
     </w:p>
     <w:p>
       <w:pPr>
         <w:pStyle w:val="Cmsor3"/>
       </w:pPr>
-      <w:bookmarkStart w:id="21" w:name="_Toc224327589"/>
+      <w:bookmarkStart w:id="20" w:name="_Toc224327589"/>
       <w:r>
         <w:t>3.4.1. Központ vlanok</w:t>
       </w:r>
-      <w:bookmarkEnd w:id="21"/>
+      <w:bookmarkEnd w:id="20"/>
     </w:p>
     <w:tbl>
       <w:tblPr>
@@ -14892,10 +15452,10 @@
         <w:tblLook w:val="04A0" w:firstRow="1" w:lastRow="0" w:firstColumn="1" w:lastColumn="0" w:noHBand="0" w:noVBand="1"/>
       </w:tblPr>
       <w:tblGrid>
-        <w:gridCol w:w="3188"/>
-        <w:gridCol w:w="1010"/>
-        <w:gridCol w:w="2048"/>
-        <w:gridCol w:w="3387"/>
+        <w:gridCol w:w="3180"/>
+        <w:gridCol w:w="1045"/>
+        <w:gridCol w:w="2046"/>
+        <w:gridCol w:w="3362"/>
       </w:tblGrid>
       <w:tr>
         <w:trPr>
@@ -15458,12 +16018,21 @@
                 <w:bCs w:val="0"/>
               </w:rPr>
             </w:pPr>
+            <w:proofErr w:type="gramStart"/>
             <w:r>
               <w:rPr>
                 <w:b w:val="0"/>
                 <w:bCs w:val="0"/>
               </w:rPr>
-              <w:t>COSTUMER_SERVICE</w:t>
+              <w:t>COSTUMER</w:t>
+            </w:r>
+            <w:proofErr w:type="gramEnd"/>
+            <w:r>
+              <w:rPr>
+                <w:b w:val="0"/>
+                <w:bCs w:val="0"/>
+              </w:rPr>
+              <w:t>_SERVICE</w:t>
             </w:r>
           </w:p>
         </w:tc>
@@ -15833,11 +16402,11 @@
       <w:pPr>
         <w:pStyle w:val="Cmsor3"/>
       </w:pPr>
-      <w:bookmarkStart w:id="22" w:name="_Toc224327590"/>
+      <w:bookmarkStart w:id="21" w:name="_Toc224327590"/>
       <w:r>
         <w:t>3.4.2. Bolt</w:t>
       </w:r>
-      <w:bookmarkEnd w:id="22"/>
+      <w:bookmarkEnd w:id="21"/>
     </w:p>
     <w:tbl>
       <w:tblPr>
@@ -15846,10 +16415,10 @@
         <w:tblLook w:val="04A0" w:firstRow="1" w:lastRow="0" w:firstColumn="1" w:lastColumn="0" w:noHBand="0" w:noVBand="1"/>
       </w:tblPr>
       <w:tblGrid>
-        <w:gridCol w:w="1870"/>
-        <w:gridCol w:w="1010"/>
-        <w:gridCol w:w="3106"/>
-        <w:gridCol w:w="3099"/>
+        <w:gridCol w:w="1748"/>
+        <w:gridCol w:w="1045"/>
+        <w:gridCol w:w="3416"/>
+        <w:gridCol w:w="2876"/>
       </w:tblGrid>
       <w:tr>
         <w:trPr>
@@ -15974,11 +16543,24 @@
               <w:cnfStyle w:val="000000100000" w:firstRow="0" w:lastRow="0" w:firstColumn="0" w:lastColumn="0" w:oddVBand="0" w:evenVBand="0" w:oddHBand="1" w:evenHBand="0" w:firstRowFirstColumn="0" w:firstRowLastColumn="0" w:lastRowFirstColumn="0" w:lastRowLastColumn="0"/>
             </w:pPr>
             <w:r>
-              <w:t>2a02:abcd:1234:20:</w:t>
-            </w:r>
+              <w:t>2a</w:t>
+            </w:r>
+            <w:proofErr w:type="gramStart"/>
+            <w:r>
+              <w:t>02:abcd</w:t>
+            </w:r>
+            <w:proofErr w:type="gramEnd"/>
             <w:r>
               <w:t>:</w:t>
             </w:r>
+            <w:proofErr w:type="gramStart"/>
+            <w:r>
+              <w:t>1234:20:</w:t>
+            </w:r>
+            <w:r>
+              <w:t>:</w:t>
+            </w:r>
+            <w:proofErr w:type="gramEnd"/>
             <w:r>
               <w:t xml:space="preserve"> /64</w:t>
             </w:r>
@@ -16059,7 +16641,23 @@
               <w:cnfStyle w:val="000000000000" w:firstRow="0" w:lastRow="0" w:firstColumn="0" w:lastColumn="0" w:oddVBand="0" w:evenVBand="0" w:oddHBand="0" w:evenHBand="0" w:firstRowFirstColumn="0" w:firstRowLastColumn="0" w:lastRowFirstColumn="0" w:lastRowLastColumn="0"/>
             </w:pPr>
             <w:r>
-              <w:t>2a02:abcd:1234:30:: /64</w:t>
+              <w:t>2a</w:t>
+            </w:r>
+            <w:proofErr w:type="gramStart"/>
+            <w:r>
+              <w:t>02:abcd</w:t>
+            </w:r>
+            <w:proofErr w:type="gramEnd"/>
+            <w:r>
+              <w:t>:</w:t>
+            </w:r>
+            <w:proofErr w:type="gramStart"/>
+            <w:r>
+              <w:t>1234:30::</w:t>
+            </w:r>
+            <w:proofErr w:type="gramEnd"/>
+            <w:r>
+              <w:t xml:space="preserve"> /64</w:t>
             </w:r>
           </w:p>
         </w:tc>
@@ -16072,13 +16670,8 @@
               <w:jc w:val="center"/>
               <w:cnfStyle w:val="000000000000" w:firstRow="0" w:lastRow="0" w:firstColumn="0" w:lastColumn="0" w:oddVBand="0" w:evenVBand="0" w:oddHBand="0" w:evenHBand="0" w:firstRowFirstColumn="0" w:firstRowLastColumn="0" w:lastRowFirstColumn="0" w:lastRowLastColumn="0"/>
             </w:pPr>
-            <w:proofErr w:type="spellStart"/>
-            <w:r>
-              <w:t>Iroda</w:t>
-            </w:r>
-            <w:proofErr w:type="spellEnd"/>
-            <w:r>
-              <w:t xml:space="preserve"> </w:t>
+            <w:r>
+              <w:t xml:space="preserve">Iroda </w:t>
             </w:r>
             <w:proofErr w:type="spellStart"/>
             <w:r>
@@ -16138,11 +16731,24 @@
               <w:cnfStyle w:val="000000100000" w:firstRow="0" w:lastRow="0" w:firstColumn="0" w:lastColumn="0" w:oddVBand="0" w:evenVBand="0" w:oddHBand="1" w:evenHBand="0" w:firstRowFirstColumn="0" w:firstRowLastColumn="0" w:lastRowFirstColumn="0" w:lastRowLastColumn="0"/>
             </w:pPr>
             <w:r>
-              <w:t>2a02:abcd:1234:40:</w:t>
-            </w:r>
+              <w:t>2a</w:t>
+            </w:r>
+            <w:proofErr w:type="gramStart"/>
+            <w:r>
+              <w:t>02:abcd</w:t>
+            </w:r>
+            <w:proofErr w:type="gramEnd"/>
             <w:r>
               <w:t>:</w:t>
             </w:r>
+            <w:proofErr w:type="gramStart"/>
+            <w:r>
+              <w:t>1234:40:</w:t>
+            </w:r>
+            <w:r>
+              <w:t>:</w:t>
+            </w:r>
+            <w:proofErr w:type="gramEnd"/>
             <w:r>
               <w:t xml:space="preserve"> /64</w:t>
             </w:r>
@@ -16243,7 +16849,7 @@
               <w:tblLook w:val="04A0" w:firstRow="1" w:lastRow="0" w:firstColumn="1" w:lastColumn="0" w:noHBand="0" w:noVBand="1"/>
             </w:tblPr>
             <w:tblGrid>
-              <w:gridCol w:w="2890"/>
+              <w:gridCol w:w="3200"/>
             </w:tblGrid>
             <w:tr>
               <w:trPr>
@@ -16260,7 +16866,23 @@
                     <w:jc w:val="center"/>
                   </w:pPr>
                   <w:r>
-                    <w:t>2a02:abcd:1234:200::/64</w:t>
+                    <w:t>2a</w:t>
+                  </w:r>
+                  <w:proofErr w:type="gramStart"/>
+                  <w:r>
+                    <w:t>02:abcd</w:t>
+                  </w:r>
+                  <w:proofErr w:type="gramEnd"/>
+                  <w:r>
+                    <w:t>:</w:t>
+                  </w:r>
+                  <w:proofErr w:type="gramStart"/>
+                  <w:r>
+                    <w:t>1234:200::/</w:t>
+                  </w:r>
+                  <w:proofErr w:type="gramEnd"/>
+                  <w:r>
+                    <w:t>64</w:t>
                   </w:r>
                 </w:p>
               </w:tc>
@@ -16681,13 +17303,8 @@
               <w:jc w:val="center"/>
               <w:cnfStyle w:val="000000000000" w:firstRow="0" w:lastRow="0" w:firstColumn="0" w:lastColumn="0" w:oddVBand="0" w:evenVBand="0" w:oddHBand="0" w:evenHBand="0" w:firstRowFirstColumn="0" w:firstRowLastColumn="0" w:lastRowFirstColumn="0" w:lastRowLastColumn="0"/>
             </w:pPr>
-            <w:proofErr w:type="spellStart"/>
-            <w:r>
-              <w:t>Iroda</w:t>
-            </w:r>
-            <w:proofErr w:type="spellEnd"/>
-            <w:r>
-              <w:t xml:space="preserve"> </w:t>
+            <w:r>
+              <w:t xml:space="preserve">Iroda </w:t>
             </w:r>
             <w:proofErr w:type="spellStart"/>
             <w:r>
@@ -16847,7 +17464,7 @@
               <w:tblLook w:val="04A0" w:firstRow="1" w:lastRow="0" w:firstColumn="1" w:lastColumn="0" w:noHBand="0" w:noVBand="1"/>
             </w:tblPr>
             <w:tblGrid>
-              <w:gridCol w:w="1498"/>
+              <w:gridCol w:w="1686"/>
             </w:tblGrid>
             <w:tr>
               <w:trPr>
@@ -17128,11 +17745,11 @@
       <w:pPr>
         <w:pStyle w:val="Cmsor3"/>
       </w:pPr>
-      <w:bookmarkStart w:id="23" w:name="_Toc224327591"/>
+      <w:bookmarkStart w:id="22" w:name="_Toc224327591"/>
       <w:r>
         <w:t>3.4.3. GYÁRTÁS</w:t>
       </w:r>
-      <w:bookmarkEnd w:id="23"/>
+      <w:bookmarkEnd w:id="22"/>
     </w:p>
     <w:tbl>
       <w:tblPr>
@@ -17141,10 +17758,10 @@
         <w:tblLook w:val="04A0" w:firstRow="1" w:lastRow="0" w:firstColumn="1" w:lastColumn="0" w:noHBand="0" w:noVBand="1"/>
       </w:tblPr>
       <w:tblGrid>
-        <w:gridCol w:w="2239"/>
-        <w:gridCol w:w="1010"/>
-        <w:gridCol w:w="1764"/>
-        <w:gridCol w:w="4072"/>
+        <w:gridCol w:w="2146"/>
+        <w:gridCol w:w="1045"/>
+        <w:gridCol w:w="1970"/>
+        <w:gridCol w:w="3924"/>
       </w:tblGrid>
       <w:tr>
         <w:trPr>
@@ -17966,12 +18583,12 @@
       <w:pPr>
         <w:pStyle w:val="Cmsor3"/>
       </w:pPr>
-      <w:bookmarkStart w:id="24" w:name="_Toc224327592"/>
+      <w:bookmarkStart w:id="23" w:name="_Toc224327592"/>
       <w:r>
         <w:lastRenderedPageBreak/>
         <w:t>3.4.4. CSOMAGOLÁS</w:t>
       </w:r>
-      <w:bookmarkEnd w:id="24"/>
+      <w:bookmarkEnd w:id="23"/>
     </w:p>
     <w:tbl>
       <w:tblPr>
@@ -18818,7 +19435,7 @@
           <w:lang w:val="de-DE"/>
         </w:rPr>
       </w:pPr>
-      <w:bookmarkStart w:id="25" w:name="_Toc224327593"/>
+      <w:bookmarkStart w:id="24" w:name="_Toc224327593"/>
       <w:r>
         <w:rPr>
           <w:rFonts w:eastAsia="Times New Roman"/>
@@ -18832,31 +19449,876 @@
           <w:lang w:val="de-DE"/>
         </w:rPr>
         <w:t>Második rétegbeli redundancia</w:t>
+      </w:r>
+      <w:bookmarkEnd w:id="24"/>
+    </w:p>
+    <w:p>
+      <w:pPr>
+        <w:pStyle w:val="Cmsor3"/>
+        <w:rPr>
+          <w:rFonts w:eastAsia="Times New Roman"/>
+          <w:lang w:val="de-DE"/>
+        </w:rPr>
+      </w:pPr>
+      <w:bookmarkStart w:id="25" w:name="_Toc224327594"/>
+      <w:r>
+        <w:rPr>
+          <w:rFonts w:eastAsia="Times New Roman"/>
+          <w:lang w:val="de-DE"/>
+        </w:rPr>
+        <w:t xml:space="preserve">3.5.1. </w:t>
+      </w:r>
+      <w:r>
+        <w:rPr>
+          <w:rFonts w:eastAsia="Times New Roman"/>
+          <w:lang w:val="de-DE"/>
+        </w:rPr>
+        <w:t>Feszítőfa</w:t>
       </w:r>
       <w:bookmarkEnd w:id="25"/>
     </w:p>
     <w:p>
       <w:pPr>
+        <w:rPr>
+          <w:lang w:val="de-DE"/>
+        </w:rPr>
+      </w:pPr>
+      <w:r>
+        <w:rPr>
+          <w:lang w:val="de-DE"/>
+        </w:rPr>
+        <w:t xml:space="preserve">A KÖZPONT </w:t>
+      </w:r>
+      <w:proofErr w:type="spellStart"/>
+      <w:r>
+        <w:rPr>
+          <w:lang w:val="de-DE"/>
+        </w:rPr>
+        <w:t>és</w:t>
+      </w:r>
+      <w:proofErr w:type="spellEnd"/>
+      <w:r>
+        <w:rPr>
+          <w:lang w:val="de-DE"/>
+        </w:rPr>
+        <w:t xml:space="preserve"> </w:t>
+      </w:r>
+      <w:proofErr w:type="spellStart"/>
+      <w:r>
+        <w:rPr>
+          <w:lang w:val="de-DE"/>
+        </w:rPr>
+        <w:t>az</w:t>
+      </w:r>
+      <w:proofErr w:type="spellEnd"/>
+      <w:r>
+        <w:rPr>
+          <w:lang w:val="de-DE"/>
+        </w:rPr>
+        <w:t xml:space="preserve"> OFFICE </w:t>
+      </w:r>
+      <w:proofErr w:type="spellStart"/>
+      <w:r>
+        <w:rPr>
+          <w:lang w:val="de-DE"/>
+        </w:rPr>
+        <w:t>telephelyen</w:t>
+      </w:r>
+      <w:proofErr w:type="spellEnd"/>
+      <w:r>
+        <w:rPr>
+          <w:lang w:val="de-DE"/>
+        </w:rPr>
+        <w:t xml:space="preserve"> </w:t>
+      </w:r>
+      <w:r>
+        <w:rPr>
+          <w:b/>
+          <w:lang w:val="de-DE"/>
+        </w:rPr>
+        <w:t xml:space="preserve">a </w:t>
+      </w:r>
+      <w:proofErr w:type="spellStart"/>
+      <w:r>
+        <w:rPr>
+          <w:b/>
+          <w:lang w:val="de-DE"/>
+        </w:rPr>
+        <w:t>három</w:t>
+      </w:r>
+      <w:proofErr w:type="spellEnd"/>
+      <w:r>
+        <w:rPr>
+          <w:b/>
+          <w:lang w:val="de-DE"/>
+        </w:rPr>
+        <w:t xml:space="preserve"> </w:t>
+      </w:r>
+      <w:proofErr w:type="spellStart"/>
+      <w:r>
+        <w:rPr>
+          <w:b/>
+          <w:lang w:val="de-DE"/>
+        </w:rPr>
+        <w:t>egymásba</w:t>
+      </w:r>
+      <w:proofErr w:type="spellEnd"/>
+      <w:r>
+        <w:rPr>
+          <w:b/>
+          <w:lang w:val="de-DE"/>
+        </w:rPr>
+        <w:t xml:space="preserve"> </w:t>
+      </w:r>
+      <w:proofErr w:type="spellStart"/>
+      <w:r>
+        <w:rPr>
+          <w:b/>
+          <w:lang w:val="de-DE"/>
+        </w:rPr>
+        <w:t>kötött</w:t>
+      </w:r>
+      <w:proofErr w:type="spellEnd"/>
+      <w:r>
+        <w:rPr>
+          <w:b/>
+          <w:lang w:val="de-DE"/>
+        </w:rPr>
+        <w:t xml:space="preserve"> switch</w:t>
+      </w:r>
+      <w:r>
+        <w:rPr>
+          <w:b/>
+          <w:lang w:val="de-DE"/>
+        </w:rPr>
+        <w:t xml:space="preserve">en a </w:t>
+      </w:r>
+      <w:proofErr w:type="spellStart"/>
+      <w:r>
+        <w:rPr>
+          <w:b/>
+          <w:lang w:val="de-DE"/>
+        </w:rPr>
+        <w:t>hurokmentesítés</w:t>
+      </w:r>
+      <w:proofErr w:type="spellEnd"/>
+      <w:r>
+        <w:rPr>
+          <w:b/>
+          <w:lang w:val="de-DE"/>
+        </w:rPr>
+        <w:t xml:space="preserve"> </w:t>
+      </w:r>
+      <w:proofErr w:type="spellStart"/>
+      <w:r>
+        <w:rPr>
+          <w:b/>
+          <w:lang w:val="de-DE"/>
+        </w:rPr>
+        <w:t>céljából</w:t>
+      </w:r>
+      <w:proofErr w:type="spellEnd"/>
+      <w:r>
+        <w:rPr>
+          <w:b/>
+          <w:lang w:val="de-DE"/>
+        </w:rPr>
+        <w:t xml:space="preserve"> Rapid Per-VLAN </w:t>
+      </w:r>
+      <w:proofErr w:type="spellStart"/>
+      <w:r>
+        <w:rPr>
+          <w:b/>
+          <w:lang w:val="de-DE"/>
+        </w:rPr>
+        <w:t>Spanning</w:t>
+      </w:r>
+      <w:proofErr w:type="spellEnd"/>
+      <w:r>
+        <w:rPr>
+          <w:b/>
+          <w:lang w:val="de-DE"/>
+        </w:rPr>
+        <w:t xml:space="preserve"> Tree</w:t>
+      </w:r>
+      <w:r>
+        <w:rPr>
+          <w:b/>
+          <w:lang w:val="de-DE"/>
+        </w:rPr>
+        <w:t xml:space="preserve"> (PVST)</w:t>
+      </w:r>
+      <w:r>
+        <w:rPr>
+          <w:b/>
+          <w:lang w:val="de-DE"/>
+        </w:rPr>
+        <w:t xml:space="preserve"> </w:t>
+      </w:r>
+      <w:proofErr w:type="spellStart"/>
+      <w:r>
+        <w:rPr>
+          <w:b/>
+          <w:lang w:val="de-DE"/>
+        </w:rPr>
+        <w:t>protokollt</w:t>
+      </w:r>
+      <w:proofErr w:type="spellEnd"/>
+      <w:r>
+        <w:rPr>
+          <w:b/>
+          <w:lang w:val="de-DE"/>
+        </w:rPr>
+        <w:t xml:space="preserve"> </w:t>
+      </w:r>
+      <w:proofErr w:type="spellStart"/>
+      <w:r>
+        <w:rPr>
+          <w:b/>
+          <w:lang w:val="de-DE"/>
+        </w:rPr>
+        <w:t>alkalmaztunk</w:t>
+      </w:r>
+      <w:proofErr w:type="spellEnd"/>
+      <w:r>
+        <w:rPr>
+          <w:b/>
+          <w:lang w:val="de-DE"/>
+        </w:rPr>
+        <w:t>.</w:t>
+      </w:r>
+      <w:r>
+        <w:rPr>
+          <w:lang w:val="de-DE"/>
+        </w:rPr>
+        <w:t xml:space="preserve"> A Rapid PVST </w:t>
+      </w:r>
+      <w:proofErr w:type="spellStart"/>
+      <w:r>
+        <w:rPr>
+          <w:lang w:val="de-DE"/>
+        </w:rPr>
+        <w:t>használata</w:t>
+      </w:r>
+      <w:proofErr w:type="spellEnd"/>
+      <w:r>
+        <w:rPr>
+          <w:lang w:val="de-DE"/>
+        </w:rPr>
+        <w:t xml:space="preserve"> </w:t>
+      </w:r>
+      <w:proofErr w:type="spellStart"/>
+      <w:r>
+        <w:rPr>
+          <w:lang w:val="de-DE"/>
+        </w:rPr>
+        <w:t>lehetővé</w:t>
+      </w:r>
+      <w:proofErr w:type="spellEnd"/>
+      <w:r>
+        <w:rPr>
+          <w:lang w:val="de-DE"/>
+        </w:rPr>
+        <w:t xml:space="preserve"> </w:t>
+      </w:r>
+      <w:proofErr w:type="spellStart"/>
+      <w:r>
+        <w:rPr>
+          <w:lang w:val="de-DE"/>
+        </w:rPr>
+        <w:t>teszi</w:t>
+      </w:r>
+      <w:proofErr w:type="spellEnd"/>
+      <w:r>
+        <w:rPr>
+          <w:lang w:val="de-DE"/>
+        </w:rPr>
+        <w:t xml:space="preserve">, </w:t>
+      </w:r>
+      <w:proofErr w:type="spellStart"/>
+      <w:r>
+        <w:rPr>
+          <w:lang w:val="de-DE"/>
+        </w:rPr>
+        <w:t>hogy</w:t>
+      </w:r>
+      <w:proofErr w:type="spellEnd"/>
+      <w:r>
+        <w:rPr>
+          <w:lang w:val="de-DE"/>
+        </w:rPr>
+        <w:t xml:space="preserve"> </w:t>
+      </w:r>
+      <w:proofErr w:type="spellStart"/>
+      <w:r>
+        <w:rPr>
+          <w:lang w:val="de-DE"/>
+        </w:rPr>
+        <w:t>minden</w:t>
+      </w:r>
+      <w:proofErr w:type="spellEnd"/>
+      <w:r>
+        <w:rPr>
+          <w:lang w:val="de-DE"/>
+        </w:rPr>
+        <w:t xml:space="preserve"> VLAN </w:t>
+      </w:r>
+      <w:proofErr w:type="spellStart"/>
+      <w:r>
+        <w:rPr>
+          <w:lang w:val="de-DE"/>
+        </w:rPr>
+        <w:t>saját</w:t>
+      </w:r>
+      <w:proofErr w:type="spellEnd"/>
+      <w:r>
+        <w:rPr>
+          <w:lang w:val="de-DE"/>
+        </w:rPr>
+        <w:t xml:space="preserve"> </w:t>
+      </w:r>
+      <w:proofErr w:type="spellStart"/>
+      <w:r>
+        <w:rPr>
+          <w:lang w:val="de-DE"/>
+        </w:rPr>
+        <w:t>logikai</w:t>
+      </w:r>
+      <w:proofErr w:type="spellEnd"/>
+      <w:r>
+        <w:rPr>
+          <w:lang w:val="de-DE"/>
+        </w:rPr>
+        <w:t xml:space="preserve"> </w:t>
+      </w:r>
+      <w:proofErr w:type="spellStart"/>
+      <w:r>
+        <w:rPr>
+          <w:lang w:val="de-DE"/>
+        </w:rPr>
+        <w:t>feszítőfával</w:t>
+      </w:r>
+      <w:proofErr w:type="spellEnd"/>
+      <w:r>
+        <w:rPr>
+          <w:lang w:val="de-DE"/>
+        </w:rPr>
+        <w:t xml:space="preserve"> </w:t>
+      </w:r>
+      <w:proofErr w:type="spellStart"/>
+      <w:r>
+        <w:rPr>
+          <w:lang w:val="de-DE"/>
+        </w:rPr>
+        <w:t>rendelkezzen</w:t>
+      </w:r>
+      <w:proofErr w:type="spellEnd"/>
+      <w:r>
+        <w:rPr>
+          <w:lang w:val="de-DE"/>
+        </w:rPr>
+        <w:t xml:space="preserve">, </w:t>
+      </w:r>
+      <w:proofErr w:type="spellStart"/>
+      <w:r>
+        <w:rPr>
+          <w:lang w:val="de-DE"/>
+        </w:rPr>
+        <w:t>így</w:t>
+      </w:r>
+      <w:proofErr w:type="spellEnd"/>
+      <w:r>
+        <w:rPr>
+          <w:lang w:val="de-DE"/>
+        </w:rPr>
+        <w:t xml:space="preserve"> a </w:t>
+      </w:r>
+      <w:proofErr w:type="spellStart"/>
+      <w:r>
+        <w:rPr>
+          <w:lang w:val="de-DE"/>
+        </w:rPr>
+        <w:t>forgalom</w:t>
+      </w:r>
+      <w:proofErr w:type="spellEnd"/>
+      <w:r>
+        <w:rPr>
+          <w:lang w:val="de-DE"/>
+        </w:rPr>
+        <w:t xml:space="preserve"> </w:t>
+      </w:r>
+      <w:proofErr w:type="spellStart"/>
+      <w:r>
+        <w:rPr>
+          <w:lang w:val="de-DE"/>
+        </w:rPr>
+        <w:t>hatékonyan</w:t>
+      </w:r>
+      <w:proofErr w:type="spellEnd"/>
+      <w:r>
+        <w:rPr>
+          <w:lang w:val="de-DE"/>
+        </w:rPr>
+        <w:t xml:space="preserve"> </w:t>
+      </w:r>
+      <w:proofErr w:type="spellStart"/>
+      <w:r>
+        <w:rPr>
+          <w:lang w:val="de-DE"/>
+        </w:rPr>
+        <w:t>oszlik</w:t>
+      </w:r>
+      <w:proofErr w:type="spellEnd"/>
+      <w:r>
+        <w:rPr>
+          <w:lang w:val="de-DE"/>
+        </w:rPr>
+        <w:t xml:space="preserve"> </w:t>
+      </w:r>
+      <w:proofErr w:type="spellStart"/>
+      <w:r>
+        <w:rPr>
+          <w:lang w:val="de-DE"/>
+        </w:rPr>
+        <w:t>el</w:t>
+      </w:r>
+      <w:proofErr w:type="spellEnd"/>
+      <w:r>
+        <w:rPr>
+          <w:lang w:val="de-DE"/>
+        </w:rPr>
+        <w:t xml:space="preserve"> a </w:t>
+      </w:r>
+      <w:proofErr w:type="spellStart"/>
+      <w:r>
+        <w:rPr>
+          <w:lang w:val="de-DE"/>
+        </w:rPr>
+        <w:t>redundáns</w:t>
+      </w:r>
+      <w:proofErr w:type="spellEnd"/>
+      <w:r>
+        <w:rPr>
+          <w:lang w:val="de-DE"/>
+        </w:rPr>
+        <w:t xml:space="preserve"> </w:t>
+      </w:r>
+      <w:proofErr w:type="spellStart"/>
+      <w:r>
+        <w:rPr>
+          <w:lang w:val="de-DE"/>
+        </w:rPr>
+        <w:t>linkeken</w:t>
+      </w:r>
+      <w:proofErr w:type="spellEnd"/>
+      <w:r>
+        <w:rPr>
+          <w:lang w:val="de-DE"/>
+        </w:rPr>
+        <w:t xml:space="preserve">. </w:t>
+      </w:r>
+      <w:proofErr w:type="spellStart"/>
+      <w:r>
+        <w:rPr>
+          <w:lang w:val="de-DE"/>
+        </w:rPr>
+        <w:t>Emellett</w:t>
+      </w:r>
+      <w:proofErr w:type="spellEnd"/>
+      <w:r>
+        <w:rPr>
+          <w:lang w:val="de-DE"/>
+        </w:rPr>
+        <w:t xml:space="preserve"> a </w:t>
+      </w:r>
+      <w:proofErr w:type="spellStart"/>
+      <w:r>
+        <w:rPr>
+          <w:lang w:val="de-DE"/>
+        </w:rPr>
+        <w:t>protokoll</w:t>
+      </w:r>
+      <w:proofErr w:type="spellEnd"/>
+      <w:r>
+        <w:rPr>
+          <w:lang w:val="de-DE"/>
+        </w:rPr>
+        <w:t xml:space="preserve"> </w:t>
+      </w:r>
+      <w:proofErr w:type="spellStart"/>
+      <w:r>
+        <w:rPr>
+          <w:lang w:val="de-DE"/>
+        </w:rPr>
+        <w:t>gyorsan</w:t>
+      </w:r>
+      <w:proofErr w:type="spellEnd"/>
+      <w:r>
+        <w:rPr>
+          <w:lang w:val="de-DE"/>
+        </w:rPr>
+        <w:t xml:space="preserve"> </w:t>
+      </w:r>
+      <w:proofErr w:type="spellStart"/>
+      <w:r>
+        <w:rPr>
+          <w:lang w:val="de-DE"/>
+        </w:rPr>
+        <w:t>reagál</w:t>
+      </w:r>
+      <w:proofErr w:type="spellEnd"/>
+      <w:r>
+        <w:rPr>
+          <w:lang w:val="de-DE"/>
+        </w:rPr>
+        <w:t xml:space="preserve"> a </w:t>
+      </w:r>
+      <w:proofErr w:type="spellStart"/>
+      <w:r>
+        <w:rPr>
+          <w:lang w:val="de-DE"/>
+        </w:rPr>
+        <w:t>hálózati</w:t>
+      </w:r>
+      <w:proofErr w:type="spellEnd"/>
+      <w:r>
+        <w:rPr>
+          <w:lang w:val="de-DE"/>
+        </w:rPr>
+        <w:t xml:space="preserve"> </w:t>
+      </w:r>
+      <w:proofErr w:type="spellStart"/>
+      <w:r>
+        <w:rPr>
+          <w:lang w:val="de-DE"/>
+        </w:rPr>
+        <w:t>topológia</w:t>
+      </w:r>
+      <w:proofErr w:type="spellEnd"/>
+      <w:r>
+        <w:rPr>
+          <w:lang w:val="de-DE"/>
+        </w:rPr>
+        <w:t xml:space="preserve"> </w:t>
+      </w:r>
+      <w:proofErr w:type="spellStart"/>
+      <w:r>
+        <w:rPr>
+          <w:lang w:val="de-DE"/>
+        </w:rPr>
+        <w:t>változásaira</w:t>
+      </w:r>
+      <w:proofErr w:type="spellEnd"/>
+      <w:r>
+        <w:rPr>
+          <w:lang w:val="de-DE"/>
+        </w:rPr>
+        <w:t xml:space="preserve">, </w:t>
+      </w:r>
+      <w:proofErr w:type="spellStart"/>
+      <w:r>
+        <w:rPr>
+          <w:lang w:val="de-DE"/>
+        </w:rPr>
+        <w:t>csökkentve</w:t>
+      </w:r>
+      <w:proofErr w:type="spellEnd"/>
+      <w:r>
+        <w:rPr>
+          <w:lang w:val="de-DE"/>
+        </w:rPr>
+        <w:t xml:space="preserve"> a </w:t>
+      </w:r>
+      <w:proofErr w:type="spellStart"/>
+      <w:r>
+        <w:rPr>
+          <w:lang w:val="de-DE"/>
+        </w:rPr>
+        <w:t>leállások</w:t>
+      </w:r>
+      <w:proofErr w:type="spellEnd"/>
+      <w:r>
+        <w:rPr>
+          <w:lang w:val="de-DE"/>
+        </w:rPr>
+        <w:t xml:space="preserve"> </w:t>
+      </w:r>
+      <w:proofErr w:type="spellStart"/>
+      <w:r>
+        <w:rPr>
+          <w:lang w:val="de-DE"/>
+        </w:rPr>
+        <w:t>és</w:t>
+      </w:r>
+      <w:proofErr w:type="spellEnd"/>
+      <w:r>
+        <w:rPr>
+          <w:lang w:val="de-DE"/>
+        </w:rPr>
+        <w:t xml:space="preserve"> </w:t>
+      </w:r>
+      <w:proofErr w:type="spellStart"/>
+      <w:r>
+        <w:rPr>
+          <w:lang w:val="de-DE"/>
+        </w:rPr>
+        <w:t>hurkok</w:t>
+      </w:r>
+      <w:proofErr w:type="spellEnd"/>
+      <w:r>
+        <w:rPr>
+          <w:lang w:val="de-DE"/>
+        </w:rPr>
+        <w:t xml:space="preserve"> </w:t>
+      </w:r>
+      <w:proofErr w:type="spellStart"/>
+      <w:r>
+        <w:rPr>
+          <w:lang w:val="de-DE"/>
+        </w:rPr>
+        <w:t>kockázatát</w:t>
+      </w:r>
+      <w:proofErr w:type="spellEnd"/>
+      <w:r>
+        <w:rPr>
+          <w:lang w:val="de-DE"/>
+        </w:rPr>
+        <w:t xml:space="preserve">. </w:t>
+      </w:r>
+      <w:proofErr w:type="spellStart"/>
+      <w:r>
+        <w:rPr>
+          <w:b/>
+          <w:lang w:val="de-DE"/>
+        </w:rPr>
+        <w:t>Az</w:t>
+      </w:r>
+      <w:proofErr w:type="spellEnd"/>
+      <w:r>
+        <w:rPr>
+          <w:b/>
+          <w:lang w:val="de-DE"/>
+        </w:rPr>
+        <w:t xml:space="preserve"> </w:t>
+      </w:r>
+      <w:proofErr w:type="spellStart"/>
+      <w:r>
+        <w:rPr>
+          <w:b/>
+          <w:lang w:val="de-DE"/>
+        </w:rPr>
+        <w:t>uplinkek</w:t>
+      </w:r>
+      <w:proofErr w:type="spellEnd"/>
+      <w:r>
+        <w:rPr>
+          <w:b/>
+          <w:lang w:val="de-DE"/>
+        </w:rPr>
+        <w:t xml:space="preserve"> a </w:t>
+      </w:r>
+      <w:proofErr w:type="spellStart"/>
+      <w:r>
+        <w:rPr>
+          <w:b/>
+          <w:lang w:val="de-DE"/>
+        </w:rPr>
+        <w:t>routerek</w:t>
+      </w:r>
+      <w:proofErr w:type="spellEnd"/>
+      <w:r>
+        <w:rPr>
+          <w:b/>
+          <w:lang w:val="de-DE"/>
+        </w:rPr>
+        <w:t xml:space="preserve"> </w:t>
+      </w:r>
+      <w:proofErr w:type="spellStart"/>
+      <w:r>
+        <w:rPr>
+          <w:b/>
+          <w:lang w:val="de-DE"/>
+        </w:rPr>
+        <w:t>felé</w:t>
+      </w:r>
+      <w:proofErr w:type="spellEnd"/>
+      <w:r>
+        <w:rPr>
+          <w:b/>
+          <w:lang w:val="de-DE"/>
+        </w:rPr>
+        <w:t xml:space="preserve"> </w:t>
+      </w:r>
+      <w:proofErr w:type="spellStart"/>
+      <w:r>
+        <w:rPr>
+          <w:b/>
+          <w:lang w:val="de-DE"/>
+        </w:rPr>
+        <w:t>magasabb</w:t>
+      </w:r>
+      <w:proofErr w:type="spellEnd"/>
+      <w:r>
+        <w:rPr>
+          <w:b/>
+          <w:lang w:val="de-DE"/>
+        </w:rPr>
+        <w:t xml:space="preserve"> </w:t>
+      </w:r>
+      <w:proofErr w:type="spellStart"/>
+      <w:r>
+        <w:rPr>
+          <w:b/>
+          <w:lang w:val="de-DE"/>
+        </w:rPr>
+        <w:t>priotitással</w:t>
+      </w:r>
+      <w:proofErr w:type="spellEnd"/>
+      <w:r>
+        <w:rPr>
+          <w:b/>
+          <w:lang w:val="de-DE"/>
+        </w:rPr>
+        <w:t xml:space="preserve"> </w:t>
+      </w:r>
+      <w:proofErr w:type="spellStart"/>
+      <w:r>
+        <w:rPr>
+          <w:b/>
+          <w:lang w:val="de-DE"/>
+        </w:rPr>
+        <w:t>rendelkeznek</w:t>
+      </w:r>
+      <w:proofErr w:type="spellEnd"/>
+      <w:r>
+        <w:rPr>
+          <w:lang w:val="de-DE"/>
+        </w:rPr>
+        <w:t xml:space="preserve"> </w:t>
+      </w:r>
+      <w:proofErr w:type="spellStart"/>
+      <w:r>
+        <w:rPr>
+          <w:lang w:val="de-DE"/>
+        </w:rPr>
+        <w:t>így</w:t>
+      </w:r>
+      <w:proofErr w:type="spellEnd"/>
+      <w:r>
+        <w:rPr>
+          <w:lang w:val="de-DE"/>
+        </w:rPr>
+        <w:t xml:space="preserve"> </w:t>
+      </w:r>
+      <w:proofErr w:type="spellStart"/>
+      <w:r>
+        <w:rPr>
+          <w:lang w:val="de-DE"/>
+        </w:rPr>
+        <w:t>biztosítva</w:t>
+      </w:r>
+      <w:proofErr w:type="spellEnd"/>
+      <w:r>
+        <w:rPr>
+          <w:lang w:val="de-DE"/>
+        </w:rPr>
+        <w:t xml:space="preserve"> a </w:t>
+      </w:r>
+      <w:proofErr w:type="spellStart"/>
+      <w:r>
+        <w:rPr>
+          <w:lang w:val="de-DE"/>
+        </w:rPr>
+        <w:t>gyorsabb</w:t>
+      </w:r>
+      <w:proofErr w:type="spellEnd"/>
+      <w:r>
+        <w:rPr>
+          <w:lang w:val="de-DE"/>
+        </w:rPr>
+        <w:t xml:space="preserve"> </w:t>
+      </w:r>
+      <w:proofErr w:type="spellStart"/>
+      <w:r>
+        <w:rPr>
+          <w:lang w:val="de-DE"/>
+        </w:rPr>
+        <w:t>útvonalakat</w:t>
+      </w:r>
+      <w:proofErr w:type="spellEnd"/>
+      <w:r>
+        <w:rPr>
+          <w:lang w:val="de-DE"/>
+        </w:rPr>
+        <w:t xml:space="preserve"> a </w:t>
+      </w:r>
+      <w:proofErr w:type="spellStart"/>
+      <w:r>
+        <w:rPr>
+          <w:lang w:val="de-DE"/>
+        </w:rPr>
+        <w:t>forgalomirányításhoz</w:t>
+      </w:r>
+      <w:proofErr w:type="spellEnd"/>
+      <w:r>
+        <w:rPr>
+          <w:lang w:val="de-DE"/>
+        </w:rPr>
+        <w:t>.</w:t>
+      </w:r>
+    </w:p>
+    <w:p>
+      <w:pPr>
+        <w:rPr>
+          <w:lang w:val="de-DE"/>
+        </w:rPr>
+      </w:pPr>
+      <w:proofErr w:type="spellStart"/>
+      <w:r>
+        <w:rPr>
+          <w:lang w:val="de-DE"/>
+        </w:rPr>
+        <w:t>kép</w:t>
+      </w:r>
+      <w:proofErr w:type="spellEnd"/>
+      <w:r>
+        <w:rPr>
+          <w:lang w:val="de-DE"/>
+        </w:rPr>
+        <w:t xml:space="preserve"> </w:t>
+      </w:r>
+      <w:proofErr w:type="spellStart"/>
+      <w:r>
+        <w:rPr>
+          <w:lang w:val="de-DE"/>
+        </w:rPr>
+        <w:t>beállítások</w:t>
+      </w:r>
+      <w:proofErr w:type="spellEnd"/>
+    </w:p>
+    <w:p>
+      <w:pPr>
         <w:pStyle w:val="Cmsor3"/>
         <w:rPr>
           <w:rFonts w:eastAsia="Times New Roman"/>
           <w:lang w:val="de-DE"/>
         </w:rPr>
       </w:pPr>
-      <w:bookmarkStart w:id="26" w:name="_Toc224327594"/>
+      <w:bookmarkStart w:id="26" w:name="_Toc224327595"/>
       <w:r>
         <w:rPr>
           <w:rFonts w:eastAsia="Times New Roman"/>
           <w:lang w:val="de-DE"/>
         </w:rPr>
-        <w:t xml:space="preserve">3.5.1. </w:t>
+        <w:lastRenderedPageBreak/>
+        <w:t xml:space="preserve">3.5.2. </w:t>
       </w:r>
       <w:r>
         <w:rPr>
           <w:rFonts w:eastAsia="Times New Roman"/>
           <w:lang w:val="de-DE"/>
         </w:rPr>
-        <w:t>Feszítőfa</w:t>
+        <w:t>Link-aggregáció</w:t>
       </w:r>
       <w:bookmarkEnd w:id="26"/>
     </w:p>
@@ -18868,58 +20330,10 @@
       </w:pPr>
       <w:r>
         <w:rPr>
-          <w:lang w:val="de-DE"/>
-        </w:rPr>
-        <w:t xml:space="preserve">A KÖZPONT </w:t>
-      </w:r>
-      <w:proofErr w:type="spellStart"/>
-      <w:r>
-        <w:rPr>
-          <w:lang w:val="de-DE"/>
-        </w:rPr>
-        <w:t>és</w:t>
-      </w:r>
-      <w:proofErr w:type="spellEnd"/>
-      <w:r>
-        <w:rPr>
-          <w:lang w:val="de-DE"/>
-        </w:rPr>
-        <w:t xml:space="preserve"> </w:t>
-      </w:r>
-      <w:proofErr w:type="spellStart"/>
-      <w:r>
-        <w:rPr>
-          <w:lang w:val="de-DE"/>
-        </w:rPr>
-        <w:t>az</w:t>
-      </w:r>
-      <w:proofErr w:type="spellEnd"/>
-      <w:r>
-        <w:rPr>
-          <w:lang w:val="de-DE"/>
-        </w:rPr>
-        <w:t xml:space="preserve"> OFFICE </w:t>
-      </w:r>
-      <w:proofErr w:type="spellStart"/>
-      <w:r>
-        <w:rPr>
-          <w:lang w:val="de-DE"/>
-        </w:rPr>
-        <w:t>telephelyen</w:t>
-      </w:r>
-      <w:proofErr w:type="spellEnd"/>
-      <w:r>
-        <w:rPr>
-          <w:lang w:val="de-DE"/>
-        </w:rPr>
-        <w:t xml:space="preserve"> </w:t>
-      </w:r>
-      <w:r>
-        <w:rPr>
           <w:b/>
           <w:lang w:val="de-DE"/>
         </w:rPr>
-        <w:t xml:space="preserve">a </w:t>
+        <w:t xml:space="preserve">A </w:t>
       </w:r>
       <w:proofErr w:type="spellStart"/>
       <w:r>
@@ -18927,7 +20341,7 @@
           <w:b/>
           <w:lang w:val="de-DE"/>
         </w:rPr>
-        <w:t>három</w:t>
+        <w:t>switchek</w:t>
       </w:r>
       <w:proofErr w:type="spellEnd"/>
       <w:r>
@@ -18943,7 +20357,7 @@
           <w:b/>
           <w:lang w:val="de-DE"/>
         </w:rPr>
-        <w:t>egymásba</w:t>
+        <w:t>közé</w:t>
       </w:r>
       <w:proofErr w:type="spellEnd"/>
       <w:r>
@@ -18959,7 +20373,7 @@
           <w:b/>
           <w:lang w:val="de-DE"/>
         </w:rPr>
-        <w:t>kötött</w:t>
+        <w:t>EtherChannel</w:t>
       </w:r>
       <w:proofErr w:type="spellEnd"/>
       <w:r>
@@ -18975,138 +20389,78 @@
           <w:b/>
           <w:lang w:val="de-DE"/>
         </w:rPr>
-        <w:t>switch</w:t>
-      </w:r>
+        <w:t>technológiát</w:t>
+      </w:r>
+      <w:proofErr w:type="spellEnd"/>
       <w:r>
         <w:rPr>
           <w:b/>
           <w:lang w:val="de-DE"/>
         </w:rPr>
-        <w:t>en</w:t>
-      </w:r>
-      <w:proofErr w:type="spellEnd"/>
+        <w:t xml:space="preserve"> </w:t>
+      </w:r>
+      <w:proofErr w:type="spellStart"/>
       <w:r>
         <w:rPr>
           <w:b/>
           <w:lang w:val="de-DE"/>
         </w:rPr>
-        <w:t xml:space="preserve"> a </w:t>
-      </w:r>
-      <w:proofErr w:type="spellStart"/>
+        <w:t>alkalmaztunk</w:t>
+      </w:r>
+      <w:proofErr w:type="spellEnd"/>
+      <w:r>
+        <w:rPr>
+          <w:lang w:val="de-DE"/>
+        </w:rPr>
+        <w:t xml:space="preserve">. </w:t>
+      </w:r>
+      <w:proofErr w:type="spellStart"/>
+      <w:r>
+        <w:rPr>
+          <w:lang w:val="de-DE"/>
+        </w:rPr>
+        <w:t>Ehhez</w:t>
+      </w:r>
+      <w:proofErr w:type="spellEnd"/>
+      <w:r>
+        <w:rPr>
+          <w:lang w:val="de-DE"/>
+        </w:rPr>
+        <w:t xml:space="preserve"> Link Aggregation Control Protocol-t (</w:t>
+      </w:r>
       <w:r>
         <w:rPr>
           <w:b/>
           <w:lang w:val="de-DE"/>
         </w:rPr>
-        <w:t>hurokmentesítés</w:t>
-      </w:r>
-      <w:proofErr w:type="spellEnd"/>
-      <w:r>
-        <w:rPr>
-          <w:b/>
-          <w:lang w:val="de-DE"/>
-        </w:rPr>
-        <w:t xml:space="preserve"> </w:t>
-      </w:r>
-      <w:proofErr w:type="spellStart"/>
-      <w:r>
-        <w:rPr>
-          <w:b/>
-          <w:lang w:val="de-DE"/>
-        </w:rPr>
-        <w:t>céljából</w:t>
-      </w:r>
-      <w:proofErr w:type="spellEnd"/>
-      <w:r>
-        <w:rPr>
-          <w:b/>
-          <w:lang w:val="de-DE"/>
-        </w:rPr>
-        <w:t xml:space="preserve"> Rapid Per-VLAN </w:t>
-      </w:r>
-      <w:proofErr w:type="spellStart"/>
-      <w:r>
-        <w:rPr>
-          <w:b/>
-          <w:lang w:val="de-DE"/>
-        </w:rPr>
-        <w:t>Spanning</w:t>
-      </w:r>
-      <w:proofErr w:type="spellEnd"/>
-      <w:r>
-        <w:rPr>
-          <w:b/>
-          <w:lang w:val="de-DE"/>
-        </w:rPr>
-        <w:t xml:space="preserve"> </w:t>
-      </w:r>
-      <w:proofErr w:type="spellStart"/>
-      <w:r>
-        <w:rPr>
-          <w:b/>
-          <w:lang w:val="de-DE"/>
-        </w:rPr>
-        <w:t>Tree</w:t>
-      </w:r>
-      <w:proofErr w:type="spellEnd"/>
-      <w:r>
-        <w:rPr>
-          <w:b/>
-          <w:lang w:val="de-DE"/>
-        </w:rPr>
-        <w:t xml:space="preserve"> (PVST)</w:t>
-      </w:r>
-      <w:r>
-        <w:rPr>
-          <w:b/>
-          <w:lang w:val="de-DE"/>
-        </w:rPr>
-        <w:t xml:space="preserve"> </w:t>
-      </w:r>
-      <w:proofErr w:type="spellStart"/>
-      <w:r>
-        <w:rPr>
-          <w:b/>
-          <w:lang w:val="de-DE"/>
-        </w:rPr>
-        <w:t>protokollt</w:t>
-      </w:r>
-      <w:proofErr w:type="spellEnd"/>
-      <w:r>
-        <w:rPr>
-          <w:b/>
-          <w:lang w:val="de-DE"/>
-        </w:rPr>
-        <w:t xml:space="preserve"> </w:t>
-      </w:r>
-      <w:proofErr w:type="spellStart"/>
-      <w:r>
-        <w:rPr>
-          <w:b/>
-          <w:lang w:val="de-DE"/>
-        </w:rPr>
-        <w:t>alkalmaztunk</w:t>
-      </w:r>
-      <w:proofErr w:type="spellEnd"/>
-      <w:r>
-        <w:rPr>
-          <w:b/>
-          <w:lang w:val="de-DE"/>
-        </w:rPr>
-        <w:t>.</w:t>
-      </w:r>
-      <w:r>
-        <w:rPr>
-          <w:lang w:val="de-DE"/>
-        </w:rPr>
-        <w:t xml:space="preserve"> A Rapid PVST </w:t>
-      </w:r>
-      <w:proofErr w:type="spellStart"/>
-      <w:r>
-        <w:rPr>
-          <w:lang w:val="de-DE"/>
-        </w:rPr>
-        <w:t>használata</w:t>
+        <w:t>LACP</w:t>
+      </w:r>
+      <w:r>
+        <w:rPr>
+          <w:lang w:val="de-DE"/>
+        </w:rPr>
+        <w:t xml:space="preserve">) </w:t>
+      </w:r>
+      <w:proofErr w:type="spellStart"/>
+      <w:r>
+        <w:rPr>
+          <w:lang w:val="de-DE"/>
+        </w:rPr>
+        <w:t>használtunk</w:t>
+      </w:r>
+      <w:proofErr w:type="spellEnd"/>
+      <w:r>
+        <w:rPr>
+          <w:lang w:val="de-DE"/>
+        </w:rPr>
+        <w:t xml:space="preserve">, </w:t>
+      </w:r>
+      <w:proofErr w:type="spellStart"/>
+      <w:r>
+        <w:rPr>
+          <w:lang w:val="de-DE"/>
+        </w:rPr>
+        <w:t>ami</w:t>
       </w:r>
       <w:proofErr w:type="spellEnd"/>
       <w:r>
@@ -19141,767 +20495,6 @@
         <w:rPr>
           <w:lang w:val="de-DE"/>
         </w:rPr>
-        <w:t xml:space="preserve">, </w:t>
-      </w:r>
-      <w:proofErr w:type="spellStart"/>
-      <w:r>
-        <w:rPr>
-          <w:lang w:val="de-DE"/>
-        </w:rPr>
-        <w:t>hogy</w:t>
-      </w:r>
-      <w:proofErr w:type="spellEnd"/>
-      <w:r>
-        <w:rPr>
-          <w:lang w:val="de-DE"/>
-        </w:rPr>
-        <w:t xml:space="preserve"> </w:t>
-      </w:r>
-      <w:proofErr w:type="spellStart"/>
-      <w:r>
-        <w:rPr>
-          <w:lang w:val="de-DE"/>
-        </w:rPr>
-        <w:t>minden</w:t>
-      </w:r>
-      <w:proofErr w:type="spellEnd"/>
-      <w:r>
-        <w:rPr>
-          <w:lang w:val="de-DE"/>
-        </w:rPr>
-        <w:t xml:space="preserve"> VLAN </w:t>
-      </w:r>
-      <w:proofErr w:type="spellStart"/>
-      <w:r>
-        <w:rPr>
-          <w:lang w:val="de-DE"/>
-        </w:rPr>
-        <w:t>saját</w:t>
-      </w:r>
-      <w:proofErr w:type="spellEnd"/>
-      <w:r>
-        <w:rPr>
-          <w:lang w:val="de-DE"/>
-        </w:rPr>
-        <w:t xml:space="preserve"> </w:t>
-      </w:r>
-      <w:proofErr w:type="spellStart"/>
-      <w:r>
-        <w:rPr>
-          <w:lang w:val="de-DE"/>
-        </w:rPr>
-        <w:t>logikai</w:t>
-      </w:r>
-      <w:proofErr w:type="spellEnd"/>
-      <w:r>
-        <w:rPr>
-          <w:lang w:val="de-DE"/>
-        </w:rPr>
-        <w:t xml:space="preserve"> </w:t>
-      </w:r>
-      <w:proofErr w:type="spellStart"/>
-      <w:r>
-        <w:rPr>
-          <w:lang w:val="de-DE"/>
-        </w:rPr>
-        <w:t>feszítőfával</w:t>
-      </w:r>
-      <w:proofErr w:type="spellEnd"/>
-      <w:r>
-        <w:rPr>
-          <w:lang w:val="de-DE"/>
-        </w:rPr>
-        <w:t xml:space="preserve"> </w:t>
-      </w:r>
-      <w:proofErr w:type="spellStart"/>
-      <w:r>
-        <w:rPr>
-          <w:lang w:val="de-DE"/>
-        </w:rPr>
-        <w:t>rendelkezzen</w:t>
-      </w:r>
-      <w:proofErr w:type="spellEnd"/>
-      <w:r>
-        <w:rPr>
-          <w:lang w:val="de-DE"/>
-        </w:rPr>
-        <w:t xml:space="preserve">, </w:t>
-      </w:r>
-      <w:proofErr w:type="spellStart"/>
-      <w:r>
-        <w:rPr>
-          <w:lang w:val="de-DE"/>
-        </w:rPr>
-        <w:t>így</w:t>
-      </w:r>
-      <w:proofErr w:type="spellEnd"/>
-      <w:r>
-        <w:rPr>
-          <w:lang w:val="de-DE"/>
-        </w:rPr>
-        <w:t xml:space="preserve"> a </w:t>
-      </w:r>
-      <w:proofErr w:type="spellStart"/>
-      <w:r>
-        <w:rPr>
-          <w:lang w:val="de-DE"/>
-        </w:rPr>
-        <w:t>forgalom</w:t>
-      </w:r>
-      <w:proofErr w:type="spellEnd"/>
-      <w:r>
-        <w:rPr>
-          <w:lang w:val="de-DE"/>
-        </w:rPr>
-        <w:t xml:space="preserve"> </w:t>
-      </w:r>
-      <w:proofErr w:type="spellStart"/>
-      <w:r>
-        <w:rPr>
-          <w:lang w:val="de-DE"/>
-        </w:rPr>
-        <w:t>hatékonyan</w:t>
-      </w:r>
-      <w:proofErr w:type="spellEnd"/>
-      <w:r>
-        <w:rPr>
-          <w:lang w:val="de-DE"/>
-        </w:rPr>
-        <w:t xml:space="preserve"> </w:t>
-      </w:r>
-      <w:proofErr w:type="spellStart"/>
-      <w:r>
-        <w:rPr>
-          <w:lang w:val="de-DE"/>
-        </w:rPr>
-        <w:t>oszlik</w:t>
-      </w:r>
-      <w:proofErr w:type="spellEnd"/>
-      <w:r>
-        <w:rPr>
-          <w:lang w:val="de-DE"/>
-        </w:rPr>
-        <w:t xml:space="preserve"> </w:t>
-      </w:r>
-      <w:proofErr w:type="spellStart"/>
-      <w:r>
-        <w:rPr>
-          <w:lang w:val="de-DE"/>
-        </w:rPr>
-        <w:t>el</w:t>
-      </w:r>
-      <w:proofErr w:type="spellEnd"/>
-      <w:r>
-        <w:rPr>
-          <w:lang w:val="de-DE"/>
-        </w:rPr>
-        <w:t xml:space="preserve"> a </w:t>
-      </w:r>
-      <w:proofErr w:type="spellStart"/>
-      <w:r>
-        <w:rPr>
-          <w:lang w:val="de-DE"/>
-        </w:rPr>
-        <w:t>redundáns</w:t>
-      </w:r>
-      <w:proofErr w:type="spellEnd"/>
-      <w:r>
-        <w:rPr>
-          <w:lang w:val="de-DE"/>
-        </w:rPr>
-        <w:t xml:space="preserve"> </w:t>
-      </w:r>
-      <w:proofErr w:type="spellStart"/>
-      <w:r>
-        <w:rPr>
-          <w:lang w:val="de-DE"/>
-        </w:rPr>
-        <w:t>linkeken</w:t>
-      </w:r>
-      <w:proofErr w:type="spellEnd"/>
-      <w:r>
-        <w:rPr>
-          <w:lang w:val="de-DE"/>
-        </w:rPr>
-        <w:t xml:space="preserve">. </w:t>
-      </w:r>
-      <w:proofErr w:type="spellStart"/>
-      <w:r>
-        <w:rPr>
-          <w:lang w:val="de-DE"/>
-        </w:rPr>
-        <w:t>Emellett</w:t>
-      </w:r>
-      <w:proofErr w:type="spellEnd"/>
-      <w:r>
-        <w:rPr>
-          <w:lang w:val="de-DE"/>
-        </w:rPr>
-        <w:t xml:space="preserve"> a </w:t>
-      </w:r>
-      <w:proofErr w:type="spellStart"/>
-      <w:r>
-        <w:rPr>
-          <w:lang w:val="de-DE"/>
-        </w:rPr>
-        <w:t>protokoll</w:t>
-      </w:r>
-      <w:proofErr w:type="spellEnd"/>
-      <w:r>
-        <w:rPr>
-          <w:lang w:val="de-DE"/>
-        </w:rPr>
-        <w:t xml:space="preserve"> </w:t>
-      </w:r>
-      <w:proofErr w:type="spellStart"/>
-      <w:r>
-        <w:rPr>
-          <w:lang w:val="de-DE"/>
-        </w:rPr>
-        <w:t>gyorsan</w:t>
-      </w:r>
-      <w:proofErr w:type="spellEnd"/>
-      <w:r>
-        <w:rPr>
-          <w:lang w:val="de-DE"/>
-        </w:rPr>
-        <w:t xml:space="preserve"> </w:t>
-      </w:r>
-      <w:proofErr w:type="spellStart"/>
-      <w:r>
-        <w:rPr>
-          <w:lang w:val="de-DE"/>
-        </w:rPr>
-        <w:t>reagál</w:t>
-      </w:r>
-      <w:proofErr w:type="spellEnd"/>
-      <w:r>
-        <w:rPr>
-          <w:lang w:val="de-DE"/>
-        </w:rPr>
-        <w:t xml:space="preserve"> a </w:t>
-      </w:r>
-      <w:proofErr w:type="spellStart"/>
-      <w:r>
-        <w:rPr>
-          <w:lang w:val="de-DE"/>
-        </w:rPr>
-        <w:t>hálózati</w:t>
-      </w:r>
-      <w:proofErr w:type="spellEnd"/>
-      <w:r>
-        <w:rPr>
-          <w:lang w:val="de-DE"/>
-        </w:rPr>
-        <w:t xml:space="preserve"> </w:t>
-      </w:r>
-      <w:proofErr w:type="spellStart"/>
-      <w:r>
-        <w:rPr>
-          <w:lang w:val="de-DE"/>
-        </w:rPr>
-        <w:t>topológia</w:t>
-      </w:r>
-      <w:proofErr w:type="spellEnd"/>
-      <w:r>
-        <w:rPr>
-          <w:lang w:val="de-DE"/>
-        </w:rPr>
-        <w:t xml:space="preserve"> </w:t>
-      </w:r>
-      <w:proofErr w:type="spellStart"/>
-      <w:r>
-        <w:rPr>
-          <w:lang w:val="de-DE"/>
-        </w:rPr>
-        <w:t>változásaira</w:t>
-      </w:r>
-      <w:proofErr w:type="spellEnd"/>
-      <w:r>
-        <w:rPr>
-          <w:lang w:val="de-DE"/>
-        </w:rPr>
-        <w:t xml:space="preserve">, </w:t>
-      </w:r>
-      <w:proofErr w:type="spellStart"/>
-      <w:r>
-        <w:rPr>
-          <w:lang w:val="de-DE"/>
-        </w:rPr>
-        <w:t>csökkentve</w:t>
-      </w:r>
-      <w:proofErr w:type="spellEnd"/>
-      <w:r>
-        <w:rPr>
-          <w:lang w:val="de-DE"/>
-        </w:rPr>
-        <w:t xml:space="preserve"> a </w:t>
-      </w:r>
-      <w:proofErr w:type="spellStart"/>
-      <w:r>
-        <w:rPr>
-          <w:lang w:val="de-DE"/>
-        </w:rPr>
-        <w:t>leállások</w:t>
-      </w:r>
-      <w:proofErr w:type="spellEnd"/>
-      <w:r>
-        <w:rPr>
-          <w:lang w:val="de-DE"/>
-        </w:rPr>
-        <w:t xml:space="preserve"> </w:t>
-      </w:r>
-      <w:proofErr w:type="spellStart"/>
-      <w:r>
-        <w:rPr>
-          <w:lang w:val="de-DE"/>
-        </w:rPr>
-        <w:t>és</w:t>
-      </w:r>
-      <w:proofErr w:type="spellEnd"/>
-      <w:r>
-        <w:rPr>
-          <w:lang w:val="de-DE"/>
-        </w:rPr>
-        <w:t xml:space="preserve"> </w:t>
-      </w:r>
-      <w:proofErr w:type="spellStart"/>
-      <w:r>
-        <w:rPr>
-          <w:lang w:val="de-DE"/>
-        </w:rPr>
-        <w:t>hurkok</w:t>
-      </w:r>
-      <w:proofErr w:type="spellEnd"/>
-      <w:r>
-        <w:rPr>
-          <w:lang w:val="de-DE"/>
-        </w:rPr>
-        <w:t xml:space="preserve"> </w:t>
-      </w:r>
-      <w:proofErr w:type="spellStart"/>
-      <w:r>
-        <w:rPr>
-          <w:lang w:val="de-DE"/>
-        </w:rPr>
-        <w:t>kockázatát</w:t>
-      </w:r>
-      <w:proofErr w:type="spellEnd"/>
-      <w:r>
-        <w:rPr>
-          <w:lang w:val="de-DE"/>
-        </w:rPr>
-        <w:t xml:space="preserve">. </w:t>
-      </w:r>
-      <w:proofErr w:type="spellStart"/>
-      <w:r>
-        <w:rPr>
-          <w:b/>
-          <w:lang w:val="de-DE"/>
-        </w:rPr>
-        <w:t>Az</w:t>
-      </w:r>
-      <w:proofErr w:type="spellEnd"/>
-      <w:r>
-        <w:rPr>
-          <w:b/>
-          <w:lang w:val="de-DE"/>
-        </w:rPr>
-        <w:t xml:space="preserve"> </w:t>
-      </w:r>
-      <w:proofErr w:type="spellStart"/>
-      <w:r>
-        <w:rPr>
-          <w:b/>
-          <w:lang w:val="de-DE"/>
-        </w:rPr>
-        <w:t>uplinkek</w:t>
-      </w:r>
-      <w:proofErr w:type="spellEnd"/>
-      <w:r>
-        <w:rPr>
-          <w:b/>
-          <w:lang w:val="de-DE"/>
-        </w:rPr>
-        <w:t xml:space="preserve"> a </w:t>
-      </w:r>
-      <w:proofErr w:type="spellStart"/>
-      <w:r>
-        <w:rPr>
-          <w:b/>
-          <w:lang w:val="de-DE"/>
-        </w:rPr>
-        <w:t>routerek</w:t>
-      </w:r>
-      <w:proofErr w:type="spellEnd"/>
-      <w:r>
-        <w:rPr>
-          <w:b/>
-          <w:lang w:val="de-DE"/>
-        </w:rPr>
-        <w:t xml:space="preserve"> </w:t>
-      </w:r>
-      <w:proofErr w:type="spellStart"/>
-      <w:r>
-        <w:rPr>
-          <w:b/>
-          <w:lang w:val="de-DE"/>
-        </w:rPr>
-        <w:t>felé</w:t>
-      </w:r>
-      <w:proofErr w:type="spellEnd"/>
-      <w:r>
-        <w:rPr>
-          <w:b/>
-          <w:lang w:val="de-DE"/>
-        </w:rPr>
-        <w:t xml:space="preserve"> </w:t>
-      </w:r>
-      <w:proofErr w:type="spellStart"/>
-      <w:r>
-        <w:rPr>
-          <w:b/>
-          <w:lang w:val="de-DE"/>
-        </w:rPr>
-        <w:t>magasabb</w:t>
-      </w:r>
-      <w:proofErr w:type="spellEnd"/>
-      <w:r>
-        <w:rPr>
-          <w:b/>
-          <w:lang w:val="de-DE"/>
-        </w:rPr>
-        <w:t xml:space="preserve"> </w:t>
-      </w:r>
-      <w:proofErr w:type="spellStart"/>
-      <w:r>
-        <w:rPr>
-          <w:b/>
-          <w:lang w:val="de-DE"/>
-        </w:rPr>
-        <w:t>priotitással</w:t>
-      </w:r>
-      <w:proofErr w:type="spellEnd"/>
-      <w:r>
-        <w:rPr>
-          <w:b/>
-          <w:lang w:val="de-DE"/>
-        </w:rPr>
-        <w:t xml:space="preserve"> </w:t>
-      </w:r>
-      <w:proofErr w:type="spellStart"/>
-      <w:r>
-        <w:rPr>
-          <w:b/>
-          <w:lang w:val="de-DE"/>
-        </w:rPr>
-        <w:t>rendelkeznek</w:t>
-      </w:r>
-      <w:proofErr w:type="spellEnd"/>
-      <w:r>
-        <w:rPr>
-          <w:lang w:val="de-DE"/>
-        </w:rPr>
-        <w:t xml:space="preserve"> </w:t>
-      </w:r>
-      <w:proofErr w:type="spellStart"/>
-      <w:r>
-        <w:rPr>
-          <w:lang w:val="de-DE"/>
-        </w:rPr>
-        <w:t>így</w:t>
-      </w:r>
-      <w:proofErr w:type="spellEnd"/>
-      <w:r>
-        <w:rPr>
-          <w:lang w:val="de-DE"/>
-        </w:rPr>
-        <w:t xml:space="preserve"> </w:t>
-      </w:r>
-      <w:proofErr w:type="spellStart"/>
-      <w:r>
-        <w:rPr>
-          <w:lang w:val="de-DE"/>
-        </w:rPr>
-        <w:t>biztosítva</w:t>
-      </w:r>
-      <w:proofErr w:type="spellEnd"/>
-      <w:r>
-        <w:rPr>
-          <w:lang w:val="de-DE"/>
-        </w:rPr>
-        <w:t xml:space="preserve"> a </w:t>
-      </w:r>
-      <w:proofErr w:type="spellStart"/>
-      <w:r>
-        <w:rPr>
-          <w:lang w:val="de-DE"/>
-        </w:rPr>
-        <w:t>gyorsabb</w:t>
-      </w:r>
-      <w:proofErr w:type="spellEnd"/>
-      <w:r>
-        <w:rPr>
-          <w:lang w:val="de-DE"/>
-        </w:rPr>
-        <w:t xml:space="preserve"> </w:t>
-      </w:r>
-      <w:proofErr w:type="spellStart"/>
-      <w:r>
-        <w:rPr>
-          <w:lang w:val="de-DE"/>
-        </w:rPr>
-        <w:t>útvonalakat</w:t>
-      </w:r>
-      <w:proofErr w:type="spellEnd"/>
-      <w:r>
-        <w:rPr>
-          <w:lang w:val="de-DE"/>
-        </w:rPr>
-        <w:t xml:space="preserve"> a </w:t>
-      </w:r>
-      <w:proofErr w:type="spellStart"/>
-      <w:r>
-        <w:rPr>
-          <w:lang w:val="de-DE"/>
-        </w:rPr>
-        <w:t>forgalomirányításhoz</w:t>
-      </w:r>
-      <w:proofErr w:type="spellEnd"/>
-      <w:r>
-        <w:rPr>
-          <w:lang w:val="de-DE"/>
-        </w:rPr>
-        <w:t>.</w:t>
-      </w:r>
-    </w:p>
-    <w:p>
-      <w:pPr>
-        <w:rPr>
-          <w:lang w:val="de-DE"/>
-        </w:rPr>
-      </w:pPr>
-      <w:proofErr w:type="spellStart"/>
-      <w:r>
-        <w:rPr>
-          <w:lang w:val="de-DE"/>
-        </w:rPr>
-        <w:t>kép</w:t>
-      </w:r>
-      <w:proofErr w:type="spellEnd"/>
-      <w:r>
-        <w:rPr>
-          <w:lang w:val="de-DE"/>
-        </w:rPr>
-        <w:t xml:space="preserve"> </w:t>
-      </w:r>
-      <w:proofErr w:type="spellStart"/>
-      <w:r>
-        <w:rPr>
-          <w:lang w:val="de-DE"/>
-        </w:rPr>
-        <w:t>beállítások</w:t>
-      </w:r>
-      <w:proofErr w:type="spellEnd"/>
-    </w:p>
-    <w:p>
-      <w:pPr>
-        <w:pStyle w:val="Cmsor3"/>
-        <w:rPr>
-          <w:rFonts w:eastAsia="Times New Roman"/>
-          <w:lang w:val="de-DE"/>
-        </w:rPr>
-      </w:pPr>
-      <w:bookmarkStart w:id="27" w:name="_Toc224327595"/>
-      <w:r>
-        <w:rPr>
-          <w:rFonts w:eastAsia="Times New Roman"/>
-          <w:lang w:val="de-DE"/>
-        </w:rPr>
-        <w:t xml:space="preserve">3.5.2. </w:t>
-      </w:r>
-      <w:r>
-        <w:rPr>
-          <w:rFonts w:eastAsia="Times New Roman"/>
-          <w:lang w:val="de-DE"/>
-        </w:rPr>
-        <w:t>Link-aggregáció</w:t>
-      </w:r>
-      <w:bookmarkEnd w:id="27"/>
-    </w:p>
-    <w:p>
-      <w:pPr>
-        <w:rPr>
-          <w:lang w:val="de-DE"/>
-        </w:rPr>
-      </w:pPr>
-      <w:r>
-        <w:rPr>
-          <w:b/>
-          <w:lang w:val="de-DE"/>
-        </w:rPr>
-        <w:t xml:space="preserve">A </w:t>
-      </w:r>
-      <w:proofErr w:type="spellStart"/>
-      <w:r>
-        <w:rPr>
-          <w:b/>
-          <w:lang w:val="de-DE"/>
-        </w:rPr>
-        <w:t>switchek</w:t>
-      </w:r>
-      <w:proofErr w:type="spellEnd"/>
-      <w:r>
-        <w:rPr>
-          <w:b/>
-          <w:lang w:val="de-DE"/>
-        </w:rPr>
-        <w:t xml:space="preserve"> </w:t>
-      </w:r>
-      <w:proofErr w:type="spellStart"/>
-      <w:r>
-        <w:rPr>
-          <w:b/>
-          <w:lang w:val="de-DE"/>
-        </w:rPr>
-        <w:t>közé</w:t>
-      </w:r>
-      <w:proofErr w:type="spellEnd"/>
-      <w:r>
-        <w:rPr>
-          <w:b/>
-          <w:lang w:val="de-DE"/>
-        </w:rPr>
-        <w:t xml:space="preserve"> </w:t>
-      </w:r>
-      <w:proofErr w:type="spellStart"/>
-      <w:r>
-        <w:rPr>
-          <w:b/>
-          <w:lang w:val="de-DE"/>
-        </w:rPr>
-        <w:t>EtherChannel</w:t>
-      </w:r>
-      <w:proofErr w:type="spellEnd"/>
-      <w:r>
-        <w:rPr>
-          <w:b/>
-          <w:lang w:val="de-DE"/>
-        </w:rPr>
-        <w:t xml:space="preserve"> </w:t>
-      </w:r>
-      <w:proofErr w:type="spellStart"/>
-      <w:r>
-        <w:rPr>
-          <w:b/>
-          <w:lang w:val="de-DE"/>
-        </w:rPr>
-        <w:t>technológiát</w:t>
-      </w:r>
-      <w:proofErr w:type="spellEnd"/>
-      <w:r>
-        <w:rPr>
-          <w:b/>
-          <w:lang w:val="de-DE"/>
-        </w:rPr>
-        <w:t xml:space="preserve"> </w:t>
-      </w:r>
-      <w:proofErr w:type="spellStart"/>
-      <w:r>
-        <w:rPr>
-          <w:b/>
-          <w:lang w:val="de-DE"/>
-        </w:rPr>
-        <w:t>alkalmaztunk</w:t>
-      </w:r>
-      <w:proofErr w:type="spellEnd"/>
-      <w:r>
-        <w:rPr>
-          <w:lang w:val="de-DE"/>
-        </w:rPr>
-        <w:t xml:space="preserve">. </w:t>
-      </w:r>
-      <w:proofErr w:type="spellStart"/>
-      <w:r>
-        <w:rPr>
-          <w:lang w:val="de-DE"/>
-        </w:rPr>
-        <w:t>Ehhez</w:t>
-      </w:r>
-      <w:proofErr w:type="spellEnd"/>
-      <w:r>
-        <w:rPr>
-          <w:lang w:val="de-DE"/>
-        </w:rPr>
-        <w:t xml:space="preserve"> Link Aggregation Control Protocol-t (</w:t>
-      </w:r>
-      <w:r>
-        <w:rPr>
-          <w:b/>
-          <w:lang w:val="de-DE"/>
-        </w:rPr>
-        <w:t>LACP</w:t>
-      </w:r>
-      <w:r>
-        <w:rPr>
-          <w:lang w:val="de-DE"/>
-        </w:rPr>
-        <w:t xml:space="preserve">) </w:t>
-      </w:r>
-      <w:proofErr w:type="spellStart"/>
-      <w:r>
-        <w:rPr>
-          <w:lang w:val="de-DE"/>
-        </w:rPr>
-        <w:t>használtunk</w:t>
-      </w:r>
-      <w:proofErr w:type="spellEnd"/>
-      <w:r>
-        <w:rPr>
-          <w:lang w:val="de-DE"/>
-        </w:rPr>
-        <w:t xml:space="preserve">, </w:t>
-      </w:r>
-      <w:proofErr w:type="spellStart"/>
-      <w:r>
-        <w:rPr>
-          <w:lang w:val="de-DE"/>
-        </w:rPr>
-        <w:t>ami</w:t>
-      </w:r>
-      <w:proofErr w:type="spellEnd"/>
-      <w:r>
-        <w:rPr>
-          <w:lang w:val="de-DE"/>
-        </w:rPr>
-        <w:t xml:space="preserve"> </w:t>
-      </w:r>
-      <w:proofErr w:type="spellStart"/>
-      <w:r>
-        <w:rPr>
-          <w:lang w:val="de-DE"/>
-        </w:rPr>
-        <w:t>lehetővé</w:t>
-      </w:r>
-      <w:proofErr w:type="spellEnd"/>
-      <w:r>
-        <w:rPr>
-          <w:lang w:val="de-DE"/>
-        </w:rPr>
-        <w:t xml:space="preserve"> </w:t>
-      </w:r>
-      <w:proofErr w:type="spellStart"/>
-      <w:r>
-        <w:rPr>
-          <w:lang w:val="de-DE"/>
-        </w:rPr>
-        <w:t>teszi</w:t>
-      </w:r>
-      <w:proofErr w:type="spellEnd"/>
-      <w:r>
-        <w:rPr>
-          <w:lang w:val="de-DE"/>
-        </w:rPr>
         <w:t xml:space="preserve"> </w:t>
       </w:r>
       <w:proofErr w:type="spellStart"/>
@@ -19916,14 +20509,7 @@
         <w:rPr>
           <w:lang w:val="de-DE"/>
         </w:rPr>
-        <w:t xml:space="preserve"> </w:t>
-      </w:r>
-      <w:r>
-        <w:rPr>
-          <w:lang w:val="de-DE"/>
-        </w:rPr>
-        <w:lastRenderedPageBreak/>
-        <w:t>(</w:t>
+        <w:t xml:space="preserve"> (</w:t>
       </w:r>
       <w:proofErr w:type="spellStart"/>
       <w:r>
@@ -19979,21 +20565,7 @@
         <w:rPr>
           <w:lang w:val="de-DE"/>
         </w:rPr>
-        <w:t xml:space="preserve"> </w:t>
-      </w:r>
-      <w:proofErr w:type="spellStart"/>
-      <w:r>
-        <w:rPr>
-          <w:lang w:val="de-DE"/>
-        </w:rPr>
-        <w:t>egy</w:t>
-      </w:r>
-      <w:proofErr w:type="spellEnd"/>
-      <w:r>
-        <w:rPr>
-          <w:lang w:val="de-DE"/>
-        </w:rPr>
-        <w:t xml:space="preserve"> </w:t>
+        <w:t xml:space="preserve"> egy </w:t>
       </w:r>
       <w:proofErr w:type="spellStart"/>
       <w:r>
@@ -20182,7 +20754,7 @@
           <w:rFonts w:eastAsia="Times New Roman"/>
         </w:rPr>
       </w:pPr>
-      <w:bookmarkStart w:id="28" w:name="_Toc224327596"/>
+      <w:bookmarkStart w:id="27" w:name="_Toc224327596"/>
       <w:r>
         <w:rPr>
           <w:rFonts w:eastAsia="Times New Roman"/>
@@ -20195,7 +20767,7 @@
         </w:rPr>
         <w:t>Harmadik rétegbeli redundancia</w:t>
       </w:r>
-      <w:bookmarkEnd w:id="28"/>
+      <w:bookmarkEnd w:id="27"/>
     </w:p>
     <w:p>
       <w:pPr>
@@ -20204,7 +20776,7 @@
           <w:rFonts w:eastAsia="Times New Roman"/>
         </w:rPr>
       </w:pPr>
-      <w:bookmarkStart w:id="29" w:name="_Toc224327597"/>
+      <w:bookmarkStart w:id="28" w:name="_Toc224327597"/>
       <w:r>
         <w:rPr>
           <w:rFonts w:eastAsia="Times New Roman"/>
@@ -20217,7 +20789,7 @@
         </w:rPr>
         <w:t>Gateway redundancia</w:t>
       </w:r>
-      <w:bookmarkEnd w:id="29"/>
+      <w:bookmarkEnd w:id="28"/>
     </w:p>
     <w:p>
       <w:r>
@@ -20906,7 +21478,7 @@
           <w:rFonts w:eastAsia="Times New Roman"/>
         </w:rPr>
       </w:pPr>
-      <w:bookmarkStart w:id="30" w:name="_Toc224327598"/>
+      <w:bookmarkStart w:id="29" w:name="_Toc224327598"/>
       <w:r>
         <w:rPr>
           <w:rFonts w:eastAsia="Times New Roman"/>
@@ -20920,7 +21492,7 @@
         </w:rPr>
         <w:t>Portbiztonság</w:t>
       </w:r>
-      <w:bookmarkEnd w:id="30"/>
+      <w:bookmarkEnd w:id="29"/>
     </w:p>
     <w:p>
       <w:pPr>
@@ -20929,7 +21501,7 @@
           <w:rFonts w:eastAsia="Times New Roman"/>
         </w:rPr>
       </w:pPr>
-      <w:bookmarkStart w:id="31" w:name="_Toc224327599"/>
+      <w:bookmarkStart w:id="30" w:name="_Toc224327599"/>
       <w:r>
         <w:rPr>
           <w:rFonts w:eastAsia="Times New Roman"/>
@@ -20942,7 +21514,7 @@
         </w:rPr>
         <w:t>PPP hitelesítés</w:t>
       </w:r>
-      <w:bookmarkEnd w:id="31"/>
+      <w:bookmarkEnd w:id="30"/>
     </w:p>
     <w:p>
       <w:r>
@@ -21260,15 +21832,7 @@
       </w:r>
       <w:proofErr w:type="spellEnd"/>
       <w:r>
-        <w:t xml:space="preserve">. </w:t>
-      </w:r>
-      <w:proofErr w:type="spellStart"/>
-      <w:r>
-        <w:t>Ez</w:t>
-      </w:r>
-      <w:proofErr w:type="spellEnd"/>
-      <w:r>
-        <w:t xml:space="preserve"> </w:t>
+        <w:t xml:space="preserve">. Ez </w:t>
       </w:r>
       <w:proofErr w:type="spellStart"/>
       <w:r>
@@ -21459,7 +22023,7 @@
           <w:rFonts w:eastAsia="Times New Roman"/>
         </w:rPr>
       </w:pPr>
-      <w:bookmarkStart w:id="32" w:name="_Toc224327600"/>
+      <w:bookmarkStart w:id="31" w:name="_Toc224327600"/>
       <w:r>
         <w:rPr>
           <w:rFonts w:eastAsia="Times New Roman"/>
@@ -21472,7 +22036,7 @@
         </w:rPr>
         <w:t>DAI</w:t>
       </w:r>
-      <w:bookmarkEnd w:id="32"/>
+      <w:bookmarkEnd w:id="31"/>
     </w:p>
     <w:p>
       <w:pPr>
@@ -21965,7 +22529,7 @@
           <w:rFonts w:eastAsia="Times New Roman"/>
         </w:rPr>
       </w:pPr>
-      <w:bookmarkStart w:id="33" w:name="_Toc224327601"/>
+      <w:bookmarkStart w:id="32" w:name="_Toc224327601"/>
       <w:r>
         <w:rPr>
           <w:rFonts w:eastAsia="Times New Roman"/>
@@ -21978,7 +22542,7 @@
         </w:rPr>
         <w:t>DHCP felügyelet</w:t>
       </w:r>
-      <w:bookmarkEnd w:id="33"/>
+      <w:bookmarkEnd w:id="32"/>
     </w:p>
     <w:p>
       <w:r>
@@ -22137,15 +22701,7 @@
       </w:r>
       <w:proofErr w:type="spellEnd"/>
       <w:r>
-        <w:t xml:space="preserve"> </w:t>
-      </w:r>
-      <w:proofErr w:type="spellStart"/>
-      <w:r>
-        <w:t>ki</w:t>
-      </w:r>
-      <w:proofErr w:type="spellEnd"/>
-      <w:r>
-        <w:t xml:space="preserve"> a </w:t>
+        <w:t xml:space="preserve"> ki a </w:t>
       </w:r>
       <w:proofErr w:type="spellStart"/>
       <w:r>
@@ -22407,13 +22963,8 @@
       </w:r>
     </w:p>
     <w:p>
-      <w:proofErr w:type="spellStart"/>
-      <w:r>
-        <w:t>Kep</w:t>
-      </w:r>
-      <w:proofErr w:type="spellEnd"/>
-      <w:r>
-        <w:t xml:space="preserve"> a </w:t>
+      <w:r>
+        <w:t xml:space="preserve">Kep a </w:t>
       </w:r>
       <w:proofErr w:type="spellStart"/>
       <w:r>
@@ -22428,7 +22979,7 @@
           <w:rFonts w:eastAsia="Times New Roman"/>
         </w:rPr>
       </w:pPr>
-      <w:bookmarkStart w:id="34" w:name="_Toc224327602"/>
+      <w:bookmarkStart w:id="33" w:name="_Toc224327602"/>
       <w:r>
         <w:rPr>
           <w:rFonts w:eastAsia="Times New Roman"/>
@@ -22441,7 +22992,7 @@
         </w:rPr>
         <w:t>Broadcast védelem</w:t>
       </w:r>
-      <w:bookmarkEnd w:id="34"/>
+      <w:bookmarkEnd w:id="33"/>
     </w:p>
     <w:p>
       <w:r>
@@ -22517,15 +23068,7 @@
       </w:r>
       <w:proofErr w:type="spellEnd"/>
       <w:r>
-        <w:t xml:space="preserve">. </w:t>
-      </w:r>
-      <w:proofErr w:type="spellStart"/>
-      <w:r>
-        <w:t>Ez</w:t>
-      </w:r>
-      <w:proofErr w:type="spellEnd"/>
-      <w:r>
-        <w:t xml:space="preserve"> a </w:t>
+        <w:t xml:space="preserve">. Ez a </w:t>
       </w:r>
       <w:proofErr w:type="spellStart"/>
       <w:r>
@@ -22689,7 +23232,7 @@
           <w:rFonts w:eastAsia="Times New Roman"/>
         </w:rPr>
       </w:pPr>
-      <w:bookmarkStart w:id="35" w:name="_Toc224327603"/>
+      <w:bookmarkStart w:id="34" w:name="_Toc224327603"/>
       <w:r>
         <w:rPr>
           <w:rFonts w:eastAsia="Times New Roman"/>
@@ -22702,7 +23245,7 @@
         </w:rPr>
         <w:t>PortFast</w:t>
       </w:r>
-      <w:bookmarkEnd w:id="35"/>
+      <w:bookmarkEnd w:id="34"/>
     </w:p>
     <w:p>
       <w:r>
@@ -23010,7 +23553,11 @@
       </w:r>
       <w:proofErr w:type="spellEnd"/>
       <w:r>
-        <w:t xml:space="preserve"> access </w:t>
+        <w:t xml:space="preserve"> </w:t>
+      </w:r>
+      <w:r>
+        <w:lastRenderedPageBreak/>
+        <w:t xml:space="preserve">access </w:t>
       </w:r>
       <w:proofErr w:type="spellStart"/>
       <w:r>
@@ -23102,25 +23649,22 @@
       </w:r>
     </w:p>
     <w:p>
-      <w:proofErr w:type="spellStart"/>
       <w:r>
         <w:t>Kep</w:t>
       </w:r>
-      <w:proofErr w:type="spellEnd"/>
     </w:p>
     <w:p>
       <w:pPr>
         <w:pStyle w:val="Cmsor3"/>
       </w:pPr>
-      <w:bookmarkStart w:id="36" w:name="_Toc224327604"/>
-      <w:r>
-        <w:lastRenderedPageBreak/>
+      <w:bookmarkStart w:id="35" w:name="_Toc224327604"/>
+      <w:r>
         <w:t>3.7.6. B</w:t>
       </w:r>
       <w:r>
         <w:t>PDU VÉDELEM</w:t>
       </w:r>
-      <w:bookmarkEnd w:id="36"/>
+      <w:bookmarkEnd w:id="35"/>
     </w:p>
     <w:p>
       <w:r>
@@ -23162,15 +23706,7 @@
         <w:t>.</w:t>
       </w:r>
       <w:r>
-        <w:t xml:space="preserve"> </w:t>
-      </w:r>
-      <w:proofErr w:type="spellStart"/>
-      <w:r>
-        <w:t>Ez</w:t>
-      </w:r>
-      <w:proofErr w:type="spellEnd"/>
-      <w:r>
-        <w:t xml:space="preserve"> </w:t>
+        <w:t xml:space="preserve"> Ez </w:t>
       </w:r>
       <w:proofErr w:type="spellStart"/>
       <w:r>
@@ -23289,11 +23825,9 @@
       </w:r>
     </w:p>
     <w:p>
-      <w:proofErr w:type="spellStart"/>
       <w:r>
         <w:t>Kep</w:t>
       </w:r>
-      <w:proofErr w:type="spellEnd"/>
     </w:p>
     <w:p/>
     <w:p>
@@ -23304,7 +23838,7 @@
           <w:rFonts w:eastAsia="Times New Roman"/>
         </w:rPr>
       </w:pPr>
-      <w:bookmarkStart w:id="37" w:name="_Toc224327605"/>
+      <w:bookmarkStart w:id="36" w:name="_Toc224327605"/>
       <w:r>
         <w:rPr>
           <w:rFonts w:eastAsia="Times New Roman"/>
@@ -23317,7 +23851,7 @@
         </w:rPr>
         <w:t>Peremszolgáltatások</w:t>
       </w:r>
-      <w:bookmarkEnd w:id="37"/>
+      <w:bookmarkEnd w:id="36"/>
     </w:p>
     <w:p>
       <w:pPr>
@@ -23326,7 +23860,7 @@
           <w:rFonts w:eastAsia="Times New Roman"/>
         </w:rPr>
       </w:pPr>
-      <w:bookmarkStart w:id="38" w:name="_Toc224327606"/>
+      <w:bookmarkStart w:id="37" w:name="_Toc224327606"/>
       <w:r>
         <w:rPr>
           <w:rFonts w:eastAsia="Times New Roman"/>
@@ -23339,7 +23873,7 @@
         </w:rPr>
         <w:t>Tűzfalszabályok</w:t>
       </w:r>
-      <w:bookmarkEnd w:id="38"/>
+      <w:bookmarkEnd w:id="37"/>
     </w:p>
     <w:p/>
     <w:p>
@@ -23349,7 +23883,7 @@
           <w:rFonts w:eastAsia="Times New Roman"/>
         </w:rPr>
       </w:pPr>
-      <w:bookmarkStart w:id="39" w:name="_Toc224327607"/>
+      <w:bookmarkStart w:id="38" w:name="_Toc224327607"/>
       <w:r>
         <w:rPr>
           <w:rFonts w:eastAsia="Times New Roman"/>
@@ -23357,7 +23891,7 @@
         <w:lastRenderedPageBreak/>
         <w:t>3.8.2. Statikus hálózati címfordítás</w:t>
       </w:r>
-      <w:bookmarkEnd w:id="39"/>
+      <w:bookmarkEnd w:id="38"/>
     </w:p>
     <w:p>
       <w:pPr>
@@ -23366,14 +23900,14 @@
           <w:rFonts w:eastAsia="Times New Roman"/>
         </w:rPr>
       </w:pPr>
-      <w:bookmarkStart w:id="40" w:name="_Toc224327608"/>
+      <w:bookmarkStart w:id="39" w:name="_Toc224327608"/>
       <w:r>
         <w:rPr>
           <w:rFonts w:eastAsia="Times New Roman"/>
         </w:rPr>
         <w:t>3.8.3. Dinamikus hálózati címfordítás</w:t>
       </w:r>
-      <w:bookmarkEnd w:id="40"/>
+      <w:bookmarkEnd w:id="39"/>
     </w:p>
     <w:p>
       <w:pPr>
@@ -23383,12 +23917,28 @@
           <w:rFonts w:eastAsia="Times New Roman"/>
         </w:rPr>
       </w:pPr>
-      <w:bookmarkStart w:id="41" w:name="_Toc224327609"/>
+      <w:bookmarkStart w:id="40" w:name="_Toc224327609"/>
       <w:r>
         <w:rPr>
           <w:rFonts w:eastAsia="Times New Roman"/>
         </w:rPr>
         <w:t>3.9. Site-to-site kiszolgálás</w:t>
+      </w:r>
+      <w:bookmarkEnd w:id="40"/>
+    </w:p>
+    <w:p>
+      <w:pPr>
+        <w:pStyle w:val="Cmsor3"/>
+        <w:rPr>
+          <w:rFonts w:eastAsia="Times New Roman"/>
+        </w:rPr>
+      </w:pPr>
+      <w:bookmarkStart w:id="41" w:name="_Toc224327610"/>
+      <w:r>
+        <w:rPr>
+          <w:rFonts w:eastAsia="Times New Roman"/>
+        </w:rPr>
+        <w:t>3.9.1. Kiszolgálási modell</w:t>
       </w:r>
       <w:bookmarkEnd w:id="41"/>
     </w:p>
@@ -23399,12 +23949,12 @@
           <w:rFonts w:eastAsia="Times New Roman"/>
         </w:rPr>
       </w:pPr>
-      <w:bookmarkStart w:id="42" w:name="_Toc224327610"/>
+      <w:bookmarkStart w:id="42" w:name="_Toc224327611"/>
       <w:r>
         <w:rPr>
           <w:rFonts w:eastAsia="Times New Roman"/>
         </w:rPr>
-        <w:t>3.9.1. Kiszolgálási modell</w:t>
+        <w:t>3.9.2. Alagúttechnológia</w:t>
       </w:r>
       <w:bookmarkEnd w:id="42"/>
     </w:p>
@@ -23415,30 +23965,14 @@
           <w:rFonts w:eastAsia="Times New Roman"/>
         </w:rPr>
       </w:pPr>
-      <w:bookmarkStart w:id="43" w:name="_Toc224327611"/>
+      <w:bookmarkStart w:id="43" w:name="_Toc224327612"/>
       <w:r>
         <w:rPr>
           <w:rFonts w:eastAsia="Times New Roman"/>
         </w:rPr>
-        <w:t>3.9.2. Alagúttechnológia</w:t>
+        <w:t>3.9.3. VPN titkosítás</w:t>
       </w:r>
       <w:bookmarkEnd w:id="43"/>
-    </w:p>
-    <w:p>
-      <w:pPr>
-        <w:pStyle w:val="Cmsor3"/>
-        <w:rPr>
-          <w:rFonts w:eastAsia="Times New Roman"/>
-        </w:rPr>
-      </w:pPr>
-      <w:bookmarkStart w:id="44" w:name="_Toc224327612"/>
-      <w:r>
-        <w:rPr>
-          <w:rFonts w:eastAsia="Times New Roman"/>
-        </w:rPr>
-        <w:t>3.9.3. VPN titkosítás</w:t>
-      </w:r>
-      <w:bookmarkEnd w:id="44"/>
     </w:p>
     <w:p>
       <w:pPr>
@@ -23448,12 +23982,28 @@
           <w:rFonts w:eastAsia="Times New Roman"/>
         </w:rPr>
       </w:pPr>
-      <w:bookmarkStart w:id="45" w:name="_Toc224327613"/>
+      <w:bookmarkStart w:id="44" w:name="_Toc224327613"/>
       <w:r>
         <w:rPr>
           <w:rFonts w:eastAsia="Times New Roman"/>
         </w:rPr>
         <w:t>3.10. Forgalomirányítás</w:t>
+      </w:r>
+      <w:bookmarkEnd w:id="44"/>
+    </w:p>
+    <w:p>
+      <w:pPr>
+        <w:pStyle w:val="Cmsor3"/>
+        <w:rPr>
+          <w:rFonts w:eastAsia="Times New Roman"/>
+        </w:rPr>
+      </w:pPr>
+      <w:bookmarkStart w:id="45" w:name="_Toc224327614"/>
+      <w:r>
+        <w:rPr>
+          <w:rFonts w:eastAsia="Times New Roman"/>
+        </w:rPr>
+        <w:t>3.10.1. Statikus forgalomirányítás</w:t>
       </w:r>
       <w:bookmarkEnd w:id="45"/>
     </w:p>
@@ -23464,28 +24014,28 @@
           <w:rFonts w:eastAsia="Times New Roman"/>
         </w:rPr>
       </w:pPr>
-      <w:bookmarkStart w:id="46" w:name="_Toc224327614"/>
+      <w:bookmarkStart w:id="46" w:name="_Toc224327615"/>
       <w:r>
         <w:rPr>
           <w:rFonts w:eastAsia="Times New Roman"/>
         </w:rPr>
-        <w:t>3.10.1. Statikus forgalomirányítás</w:t>
+        <w:t>3.10.2. Dinamikus forgalomirányítás</w:t>
       </w:r>
       <w:bookmarkEnd w:id="46"/>
     </w:p>
     <w:p>
       <w:pPr>
-        <w:pStyle w:val="Cmsor3"/>
+        <w:pStyle w:val="Cmsor2"/>
         <w:rPr>
           <w:rFonts w:eastAsia="Times New Roman"/>
         </w:rPr>
       </w:pPr>
-      <w:bookmarkStart w:id="47" w:name="_Toc224327615"/>
+      <w:bookmarkStart w:id="47" w:name="_Toc224327616"/>
       <w:r>
         <w:rPr>
           <w:rFonts w:eastAsia="Times New Roman"/>
         </w:rPr>
-        <w:t>3.10.2. Dinamikus forgalomirányítás</w:t>
+        <w:t>3.11. Vezeték nélküli hálózatok</w:t>
       </w:r>
       <w:bookmarkEnd w:id="47"/>
     </w:p>
@@ -23496,30 +24046,14 @@
           <w:rFonts w:eastAsia="Times New Roman"/>
         </w:rPr>
       </w:pPr>
-      <w:bookmarkStart w:id="48" w:name="_Toc224327616"/>
+      <w:bookmarkStart w:id="48" w:name="_Toc224327617"/>
       <w:r>
         <w:rPr>
           <w:rFonts w:eastAsia="Times New Roman"/>
         </w:rPr>
-        <w:t>3.11. Vezeték nélküli hálózatok</w:t>
+        <w:t>3.12. Hálózati hozzáférés (Login ssh)</w:t>
       </w:r>
       <w:bookmarkEnd w:id="48"/>
-    </w:p>
-    <w:p>
-      <w:pPr>
-        <w:pStyle w:val="Cmsor2"/>
-        <w:rPr>
-          <w:rFonts w:eastAsia="Times New Roman"/>
-        </w:rPr>
-      </w:pPr>
-      <w:bookmarkStart w:id="49" w:name="_Toc224327617"/>
-      <w:r>
-        <w:rPr>
-          <w:rFonts w:eastAsia="Times New Roman"/>
-        </w:rPr>
-        <w:t>3.12. Hálózati hozzáférés (Login ssh)</w:t>
-      </w:r>
-      <w:bookmarkEnd w:id="49"/>
     </w:p>
     <w:p>
       <w:pPr>
@@ -23532,30 +24066,145 @@
           <w:rFonts w:eastAsia="Times New Roman"/>
         </w:rPr>
       </w:pPr>
-      <w:bookmarkStart w:id="50" w:name="_Toc224327618"/>
+      <w:bookmarkStart w:id="49" w:name="_Toc224327618"/>
       <w:r>
         <w:rPr>
           <w:rFonts w:eastAsia="Times New Roman"/>
         </w:rPr>
         <w:t>4. Szerverszolgáltatások</w:t>
+      </w:r>
+      <w:bookmarkEnd w:id="49"/>
+    </w:p>
+    <w:p>
+      <w:pPr>
+        <w:pStyle w:val="Cmsor2"/>
+        <w:rPr>
+          <w:rFonts w:eastAsia="Times New Roman"/>
+        </w:rPr>
+      </w:pPr>
+      <w:bookmarkStart w:id="50" w:name="_Toc224327619"/>
+      <w:r>
+        <w:rPr>
+          <w:rFonts w:eastAsia="Times New Roman"/>
+        </w:rPr>
+        <w:t>4.1. Szerverek és feladataik</w:t>
       </w:r>
       <w:bookmarkEnd w:id="50"/>
     </w:p>
     <w:p>
       <w:pPr>
         <w:pStyle w:val="Cmsor2"/>
+        <w:spacing w:after="0"/>
         <w:rPr>
           <w:rFonts w:eastAsia="Times New Roman"/>
         </w:rPr>
       </w:pPr>
-      <w:bookmarkStart w:id="51" w:name="_Toc224327619"/>
+      <w:bookmarkStart w:id="51" w:name="_Toc224327620"/>
       <w:r>
         <w:rPr>
           <w:rFonts w:eastAsia="Times New Roman"/>
         </w:rPr>
-        <w:t>4.1. Szerverek és feladataik</w:t>
+        <w:t>4.2. Windows szerver</w:t>
       </w:r>
       <w:bookmarkEnd w:id="51"/>
+    </w:p>
+    <w:p>
+      <w:pPr>
+        <w:pStyle w:val="Cmsor3"/>
+        <w:rPr>
+          <w:rFonts w:eastAsia="Times New Roman"/>
+        </w:rPr>
+      </w:pPr>
+      <w:bookmarkStart w:id="52" w:name="_Toc224327621"/>
+      <w:r>
+        <w:rPr>
+          <w:rFonts w:eastAsia="Times New Roman"/>
+        </w:rPr>
+        <w:t>4.2.1. Active Directory</w:t>
+      </w:r>
+      <w:bookmarkEnd w:id="52"/>
+    </w:p>
+    <w:p>
+      <w:pPr>
+        <w:pStyle w:val="Cmsor3"/>
+        <w:rPr>
+          <w:rFonts w:eastAsia="Times New Roman"/>
+        </w:rPr>
+      </w:pPr>
+      <w:bookmarkStart w:id="53" w:name="_Toc224327622"/>
+      <w:r>
+        <w:rPr>
+          <w:rFonts w:eastAsia="Times New Roman"/>
+        </w:rPr>
+        <w:t>4.2.2. Dinamikus címfordítás</w:t>
+      </w:r>
+      <w:bookmarkEnd w:id="53"/>
+    </w:p>
+    <w:p>
+      <w:pPr>
+        <w:pStyle w:val="Cmsor3"/>
+        <w:rPr>
+          <w:rFonts w:eastAsia="Times New Roman"/>
+        </w:rPr>
+      </w:pPr>
+      <w:bookmarkStart w:id="54" w:name="_Toc224327623"/>
+      <w:r>
+        <w:rPr>
+          <w:rFonts w:eastAsia="Times New Roman"/>
+        </w:rPr>
+        <w:t xml:space="preserve">4.2.3. </w:t>
+      </w:r>
+      <w:r>
+        <w:rPr>
+          <w:rFonts w:eastAsia="Times New Roman"/>
+        </w:rPr>
+        <w:t>Dinamikus cím kiosztás</w:t>
+      </w:r>
+      <w:bookmarkEnd w:id="54"/>
+    </w:p>
+    <w:p>
+      <w:pPr>
+        <w:pStyle w:val="Cmsor3"/>
+        <w:rPr>
+          <w:rFonts w:eastAsia="Times New Roman"/>
+        </w:rPr>
+      </w:pPr>
+      <w:bookmarkStart w:id="55" w:name="_Toc224327624"/>
+      <w:r>
+        <w:rPr>
+          <w:rFonts w:eastAsia="Times New Roman"/>
+        </w:rPr>
+        <w:t xml:space="preserve">4.2.4. </w:t>
+      </w:r>
+      <w:r>
+        <w:rPr>
+          <w:rFonts w:eastAsia="Times New Roman"/>
+        </w:rPr>
+        <w:t>Webszerver</w:t>
+      </w:r>
+      <w:bookmarkEnd w:id="55"/>
+    </w:p>
+    <w:p>
+      <w:pPr>
+        <w:pStyle w:val="Cmsor3"/>
+        <w:rPr>
+          <w:rFonts w:eastAsia="Times New Roman"/>
+        </w:rPr>
+      </w:pPr>
+      <w:bookmarkStart w:id="56" w:name="_Toc224327625"/>
+      <w:r>
+        <w:rPr>
+          <w:rFonts w:eastAsia="Times New Roman"/>
+        </w:rPr>
+        <w:t xml:space="preserve">4.2.5. </w:t>
+      </w:r>
+      <w:r>
+        <w:rPr>
+          <w:rFonts w:eastAsia="Times New Roman"/>
+        </w:rPr>
+        <w:t>Nyomtatószabályok</w:t>
+      </w:r>
+      <w:bookmarkEnd w:id="56"/>
     </w:p>
     <w:p>
       <w:pPr>
@@ -23565,14 +24214,15 @@
           <w:rFonts w:eastAsia="Times New Roman"/>
         </w:rPr>
       </w:pPr>
-      <w:bookmarkStart w:id="52" w:name="_Toc224327620"/>
+      <w:bookmarkStart w:id="57" w:name="_Toc224327626"/>
       <w:r>
         <w:rPr>
           <w:rFonts w:eastAsia="Times New Roman"/>
         </w:rPr>
-        <w:t>4.2. Windows szerver</w:t>
-      </w:r>
-      <w:bookmarkEnd w:id="52"/>
+        <w:lastRenderedPageBreak/>
+        <w:t>4.3. Linux szerver</w:t>
+      </w:r>
+      <w:bookmarkEnd w:id="57"/>
     </w:p>
     <w:p>
       <w:pPr>
@@ -23581,14 +24231,14 @@
           <w:rFonts w:eastAsia="Times New Roman"/>
         </w:rPr>
       </w:pPr>
-      <w:bookmarkStart w:id="53" w:name="_Toc224327621"/>
+      <w:bookmarkStart w:id="58" w:name="_Toc224327627"/>
       <w:r>
         <w:rPr>
           <w:rFonts w:eastAsia="Times New Roman"/>
         </w:rPr>
-        <w:t>4.2.1. Active Directory</w:t>
-      </w:r>
-      <w:bookmarkEnd w:id="53"/>
+        <w:t>4.3.1. Fájlmegosztás</w:t>
+      </w:r>
+      <w:bookmarkEnd w:id="58"/>
     </w:p>
     <w:p>
       <w:pPr>
@@ -23597,14 +24247,14 @@
           <w:rFonts w:eastAsia="Times New Roman"/>
         </w:rPr>
       </w:pPr>
-      <w:bookmarkStart w:id="54" w:name="_Toc224327622"/>
+      <w:bookmarkStart w:id="59" w:name="_Toc224327628"/>
       <w:r>
         <w:rPr>
           <w:rFonts w:eastAsia="Times New Roman"/>
         </w:rPr>
-        <w:t>4.2.2. Dinamikus címfordítás</w:t>
-      </w:r>
-      <w:bookmarkEnd w:id="54"/>
+        <w:t>4.3.2. AAA protokoll</w:t>
+      </w:r>
+      <w:bookmarkEnd w:id="59"/>
     </w:p>
     <w:p>
       <w:pPr>
@@ -23613,64 +24263,20 @@
           <w:rFonts w:eastAsia="Times New Roman"/>
         </w:rPr>
       </w:pPr>
-      <w:bookmarkStart w:id="55" w:name="_Toc224327623"/>
+      <w:bookmarkStart w:id="60" w:name="_Toc224327629"/>
       <w:r>
         <w:rPr>
           <w:rFonts w:eastAsia="Times New Roman"/>
         </w:rPr>
-        <w:t xml:space="preserve">4.2.3. </w:t>
+        <w:t xml:space="preserve">4.3.3. </w:t>
       </w:r>
       <w:r>
         <w:rPr>
           <w:rFonts w:eastAsia="Times New Roman"/>
         </w:rPr>
-        <w:t>Dinamikus cím kiosztás</w:t>
-      </w:r>
-      <w:bookmarkEnd w:id="55"/>
-    </w:p>
-    <w:p>
-      <w:pPr>
-        <w:pStyle w:val="Cmsor3"/>
-        <w:rPr>
-          <w:rFonts w:eastAsia="Times New Roman"/>
-        </w:rPr>
-      </w:pPr>
-      <w:bookmarkStart w:id="56" w:name="_Toc224327624"/>
-      <w:r>
-        <w:rPr>
-          <w:rFonts w:eastAsia="Times New Roman"/>
-        </w:rPr>
-        <w:t xml:space="preserve">4.2.4. </w:t>
-      </w:r>
-      <w:r>
-        <w:rPr>
-          <w:rFonts w:eastAsia="Times New Roman"/>
-        </w:rPr>
-        <w:t>Webszerver</w:t>
-      </w:r>
-      <w:bookmarkEnd w:id="56"/>
-    </w:p>
-    <w:p>
-      <w:pPr>
-        <w:pStyle w:val="Cmsor3"/>
-        <w:rPr>
-          <w:rFonts w:eastAsia="Times New Roman"/>
-        </w:rPr>
-      </w:pPr>
-      <w:bookmarkStart w:id="57" w:name="_Toc224327625"/>
-      <w:r>
-        <w:rPr>
-          <w:rFonts w:eastAsia="Times New Roman"/>
-        </w:rPr>
-        <w:t xml:space="preserve">4.2.5. </w:t>
-      </w:r>
-      <w:r>
-        <w:rPr>
-          <w:rFonts w:eastAsia="Times New Roman"/>
-        </w:rPr>
-        <w:t>Nyomtatószabályok</w:t>
-      </w:r>
-      <w:bookmarkEnd w:id="57"/>
+        <w:t>Időszinkronizáció</w:t>
+      </w:r>
+      <w:bookmarkEnd w:id="60"/>
     </w:p>
     <w:p>
       <w:pPr>
@@ -23680,84 +24286,28 @@
           <w:rFonts w:eastAsia="Times New Roman"/>
         </w:rPr>
       </w:pPr>
-      <w:bookmarkStart w:id="58" w:name="_Toc224327626"/>
+      <w:bookmarkStart w:id="61" w:name="_Toc224327630"/>
       <w:r>
         <w:rPr>
           <w:rFonts w:eastAsia="Times New Roman"/>
         </w:rPr>
-        <w:lastRenderedPageBreak/>
-        <w:t>4.3. Linux szerver</w:t>
-      </w:r>
-      <w:bookmarkEnd w:id="58"/>
+        <w:t>4.4. ZABBIX Szerver</w:t>
+      </w:r>
+      <w:bookmarkEnd w:id="61"/>
     </w:p>
     <w:p>
       <w:pPr>
         <w:pStyle w:val="Cmsor3"/>
+      </w:pPr>
+      <w:bookmarkStart w:id="62" w:name="_Toc224327631"/>
+      <w:r>
         <w:rPr>
           <w:rFonts w:eastAsia="Times New Roman"/>
         </w:rPr>
-      </w:pPr>
-      <w:bookmarkStart w:id="59" w:name="_Toc224327627"/>
-      <w:r>
-        <w:rPr>
-          <w:rFonts w:eastAsia="Times New Roman"/>
-        </w:rPr>
-        <w:t>4.3.1. Fájlmegosztás</w:t>
-      </w:r>
-      <w:bookmarkEnd w:id="59"/>
-    </w:p>
-    <w:p>
-      <w:pPr>
-        <w:pStyle w:val="Cmsor3"/>
-        <w:rPr>
-          <w:rFonts w:eastAsia="Times New Roman"/>
-        </w:rPr>
-      </w:pPr>
-      <w:bookmarkStart w:id="60" w:name="_Toc224327628"/>
-      <w:r>
-        <w:rPr>
-          <w:rFonts w:eastAsia="Times New Roman"/>
-        </w:rPr>
-        <w:t>4.3.2. AAA protokoll</w:t>
-      </w:r>
-      <w:bookmarkEnd w:id="60"/>
-    </w:p>
-    <w:p>
-      <w:pPr>
-        <w:pStyle w:val="Cmsor3"/>
-        <w:rPr>
-          <w:rFonts w:eastAsia="Times New Roman"/>
-        </w:rPr>
-      </w:pPr>
-      <w:bookmarkStart w:id="61" w:name="_Toc224327629"/>
-      <w:r>
-        <w:rPr>
-          <w:rFonts w:eastAsia="Times New Roman"/>
-        </w:rPr>
-        <w:t xml:space="preserve">4.3.3. </w:t>
-      </w:r>
-      <w:r>
-        <w:rPr>
-          <w:rFonts w:eastAsia="Times New Roman"/>
-        </w:rPr>
-        <w:t>Időszinkronizáció</w:t>
-      </w:r>
-      <w:bookmarkEnd w:id="61"/>
-    </w:p>
-    <w:p>
-      <w:pPr>
-        <w:pStyle w:val="Cmsor2"/>
-        <w:spacing w:after="0"/>
-        <w:rPr>
-          <w:rFonts w:eastAsia="Times New Roman"/>
-        </w:rPr>
-      </w:pPr>
-      <w:bookmarkStart w:id="62" w:name="_Toc224327630"/>
-      <w:r>
-        <w:rPr>
-          <w:rFonts w:eastAsia="Times New Roman"/>
-        </w:rPr>
-        <w:t>4.4. ZABBIX Szerver</w:t>
+        <w:t xml:space="preserve">4.4.1. </w:t>
+      </w:r>
+      <w:r>
+        <w:t>Hálózatmegfigyelés</w:t>
       </w:r>
       <w:bookmarkEnd w:id="62"/>
     </w:p>
@@ -23765,55 +24315,39 @@
       <w:pPr>
         <w:pStyle w:val="Cmsor3"/>
       </w:pPr>
-      <w:bookmarkStart w:id="63" w:name="_Toc224327631"/>
+      <w:bookmarkStart w:id="63" w:name="_Toc224327632"/>
       <w:r>
         <w:rPr>
           <w:rFonts w:eastAsia="Times New Roman"/>
         </w:rPr>
-        <w:t xml:space="preserve">4.4.1. </w:t>
-      </w:r>
-      <w:r>
-        <w:t>Hálózatmegfigyelés</w:t>
+        <w:t>4.4.3.</w:t>
+      </w:r>
+      <w:r>
+        <w:t xml:space="preserve"> Hálózatautomatizáció</w:t>
       </w:r>
       <w:bookmarkEnd w:id="63"/>
     </w:p>
     <w:p>
       <w:pPr>
-        <w:pStyle w:val="Cmsor3"/>
+        <w:pStyle w:val="Cmsor2"/>
+        <w:rPr>
+          <w:rFonts w:eastAsia="Times New Roman"/>
+        </w:rPr>
       </w:pPr>
-      <w:bookmarkStart w:id="64" w:name="_Toc224327632"/>
+      <w:bookmarkStart w:id="64" w:name="_Toc224327633"/>
       <w:r>
         <w:rPr>
           <w:rFonts w:eastAsia="Times New Roman"/>
         </w:rPr>
-        <w:t>4.4.3.</w:t>
-      </w:r>
-      <w:r>
-        <w:t xml:space="preserve"> Hálózatautomatizáció</w:t>
+        <w:t xml:space="preserve">4.4. </w:t>
+      </w:r>
+      <w:r>
+        <w:rPr>
+          <w:rFonts w:eastAsia="Times New Roman"/>
+        </w:rPr>
+        <w:t>Szolgáltatás redundancia</w:t>
       </w:r>
       <w:bookmarkEnd w:id="64"/>
-    </w:p>
-    <w:p>
-      <w:pPr>
-        <w:pStyle w:val="Cmsor2"/>
-        <w:rPr>
-          <w:rFonts w:eastAsia="Times New Roman"/>
-        </w:rPr>
-      </w:pPr>
-      <w:bookmarkStart w:id="65" w:name="_Toc224327633"/>
-      <w:r>
-        <w:rPr>
-          <w:rFonts w:eastAsia="Times New Roman"/>
-        </w:rPr>
-        <w:t xml:space="preserve">4.4. </w:t>
-      </w:r>
-      <w:r>
-        <w:rPr>
-          <w:rFonts w:eastAsia="Times New Roman"/>
-        </w:rPr>
-        <w:t>Szolgáltatás redundancia</w:t>
-      </w:r>
-      <w:bookmarkEnd w:id="65"/>
     </w:p>
     <w:p>
       <w:pPr>
@@ -23826,7 +24360,7 @@
           <w:rFonts w:eastAsia="Times New Roman"/>
         </w:rPr>
       </w:pPr>
-      <w:bookmarkStart w:id="66" w:name="_Toc224327634"/>
+      <w:bookmarkStart w:id="65" w:name="_Toc224327634"/>
       <w:r>
         <w:rPr>
           <w:rFonts w:eastAsia="Times New Roman"/>
@@ -23838,28 +24372,50 @@
           <w:rFonts w:eastAsia="Times New Roman"/>
         </w:rPr>
         <w:t>Megvalósítás és költségvetés</w:t>
+      </w:r>
+      <w:bookmarkEnd w:id="65"/>
+    </w:p>
+    <w:p>
+      <w:pPr>
+        <w:pStyle w:val="Cmsor2"/>
+        <w:rPr>
+          <w:rFonts w:eastAsia="Times New Roman"/>
+        </w:rPr>
+      </w:pPr>
+      <w:bookmarkStart w:id="66" w:name="_Toc224327635"/>
+      <w:r>
+        <w:rPr>
+          <w:rFonts w:eastAsia="Times New Roman"/>
+        </w:rPr>
+        <w:t xml:space="preserve">5.1. </w:t>
+      </w:r>
+      <w:r>
+        <w:rPr>
+          <w:rFonts w:eastAsia="Times New Roman"/>
+        </w:rPr>
+        <w:t>Eszközök</w:t>
       </w:r>
       <w:bookmarkEnd w:id="66"/>
     </w:p>
     <w:p>
       <w:pPr>
-        <w:pStyle w:val="Cmsor2"/>
+        <w:pStyle w:val="Cmsor3"/>
         <w:rPr>
           <w:rFonts w:eastAsia="Times New Roman"/>
         </w:rPr>
       </w:pPr>
-      <w:bookmarkStart w:id="67" w:name="_Toc224327635"/>
+      <w:bookmarkStart w:id="67" w:name="_Toc224327636"/>
       <w:r>
         <w:rPr>
           <w:rFonts w:eastAsia="Times New Roman"/>
         </w:rPr>
-        <w:t xml:space="preserve">5.1. </w:t>
+        <w:t xml:space="preserve">5.1.1. </w:t>
       </w:r>
       <w:r>
         <w:rPr>
           <w:rFonts w:eastAsia="Times New Roman"/>
         </w:rPr>
-        <w:t>Eszközök</w:t>
+        <w:t>Hálózati eszközök</w:t>
       </w:r>
       <w:bookmarkEnd w:id="67"/>
     </w:p>
@@ -23870,18 +24426,18 @@
           <w:rFonts w:eastAsia="Times New Roman"/>
         </w:rPr>
       </w:pPr>
-      <w:bookmarkStart w:id="68" w:name="_Toc224327636"/>
+      <w:bookmarkStart w:id="68" w:name="_Toc224327637"/>
       <w:r>
         <w:rPr>
           <w:rFonts w:eastAsia="Times New Roman"/>
         </w:rPr>
-        <w:t xml:space="preserve">5.1.1. </w:t>
+        <w:t xml:space="preserve">5.1.2. </w:t>
       </w:r>
       <w:r>
         <w:rPr>
           <w:rFonts w:eastAsia="Times New Roman"/>
         </w:rPr>
-        <w:t>Hálózati eszközök</w:t>
+        <w:t>Szerverek</w:t>
       </w:r>
       <w:bookmarkEnd w:id="68"/>
     </w:p>
@@ -23892,18 +24448,18 @@
           <w:rFonts w:eastAsia="Times New Roman"/>
         </w:rPr>
       </w:pPr>
-      <w:bookmarkStart w:id="69" w:name="_Toc224327637"/>
+      <w:bookmarkStart w:id="69" w:name="_Toc224327638"/>
       <w:r>
         <w:rPr>
           <w:rFonts w:eastAsia="Times New Roman"/>
         </w:rPr>
-        <w:t xml:space="preserve">5.1.2. </w:t>
+        <w:t xml:space="preserve">5.1.3. </w:t>
       </w:r>
       <w:r>
         <w:rPr>
           <w:rFonts w:eastAsia="Times New Roman"/>
         </w:rPr>
-        <w:t>Szerverek</w:t>
+        <w:t>Felhasználói eszközök</w:t>
       </w:r>
       <w:bookmarkEnd w:id="69"/>
     </w:p>
@@ -23914,40 +24470,40 @@
           <w:rFonts w:eastAsia="Times New Roman"/>
         </w:rPr>
       </w:pPr>
-      <w:bookmarkStart w:id="70" w:name="_Toc224327638"/>
+      <w:bookmarkStart w:id="70" w:name="_Toc224327639"/>
       <w:r>
         <w:rPr>
           <w:rFonts w:eastAsia="Times New Roman"/>
         </w:rPr>
-        <w:t xml:space="preserve">5.1.3. </w:t>
+        <w:t xml:space="preserve">5.1.4. </w:t>
       </w:r>
       <w:r>
         <w:rPr>
           <w:rFonts w:eastAsia="Times New Roman"/>
         </w:rPr>
-        <w:t>Felhasználói eszközök</w:t>
+        <w:t>Egyéb</w:t>
       </w:r>
       <w:bookmarkEnd w:id="70"/>
     </w:p>
     <w:p>
       <w:pPr>
-        <w:pStyle w:val="Cmsor3"/>
+        <w:pStyle w:val="Cmsor2"/>
         <w:rPr>
           <w:rFonts w:eastAsia="Times New Roman"/>
         </w:rPr>
       </w:pPr>
-      <w:bookmarkStart w:id="71" w:name="_Toc224327639"/>
+      <w:bookmarkStart w:id="71" w:name="_Toc224327640"/>
       <w:r>
         <w:rPr>
           <w:rFonts w:eastAsia="Times New Roman"/>
         </w:rPr>
-        <w:t xml:space="preserve">5.1.4. </w:t>
+        <w:t xml:space="preserve">5.2. </w:t>
       </w:r>
       <w:r>
         <w:rPr>
           <w:rFonts w:eastAsia="Times New Roman"/>
         </w:rPr>
-        <w:t>Egyéb</w:t>
+        <w:t>Internet előfizetés</w:t>
       </w:r>
       <w:bookmarkEnd w:id="71"/>
     </w:p>
@@ -23958,18 +24514,18 @@
           <w:rFonts w:eastAsia="Times New Roman"/>
         </w:rPr>
       </w:pPr>
-      <w:bookmarkStart w:id="72" w:name="_Toc224327640"/>
+      <w:bookmarkStart w:id="72" w:name="_Toc224327641"/>
       <w:r>
         <w:rPr>
           <w:rFonts w:eastAsia="Times New Roman"/>
         </w:rPr>
-        <w:t xml:space="preserve">5.2. </w:t>
+        <w:t xml:space="preserve">5.3. </w:t>
       </w:r>
       <w:r>
         <w:rPr>
           <w:rFonts w:eastAsia="Times New Roman"/>
         </w:rPr>
-        <w:t>Internet előfizetés</w:t>
+        <w:t>IP címek</w:t>
       </w:r>
       <w:bookmarkEnd w:id="72"/>
     </w:p>
@@ -23980,18 +24536,18 @@
           <w:rFonts w:eastAsia="Times New Roman"/>
         </w:rPr>
       </w:pPr>
-      <w:bookmarkStart w:id="73" w:name="_Toc224327641"/>
+      <w:bookmarkStart w:id="73" w:name="_Toc224327642"/>
       <w:r>
         <w:rPr>
           <w:rFonts w:eastAsia="Times New Roman"/>
         </w:rPr>
-        <w:t xml:space="preserve">5.3. </w:t>
+        <w:t xml:space="preserve">5.4. </w:t>
       </w:r>
       <w:r>
         <w:rPr>
           <w:rFonts w:eastAsia="Times New Roman"/>
         </w:rPr>
-        <w:t>IP címek</w:t>
+        <w:t>Munkadíj</w:t>
       </w:r>
       <w:bookmarkEnd w:id="73"/>
     </w:p>
@@ -24002,42 +24558,20 @@
           <w:rFonts w:eastAsia="Times New Roman"/>
         </w:rPr>
       </w:pPr>
-      <w:bookmarkStart w:id="74" w:name="_Toc224327642"/>
+      <w:bookmarkStart w:id="74" w:name="_Toc224327643"/>
       <w:r>
         <w:rPr>
           <w:rFonts w:eastAsia="Times New Roman"/>
         </w:rPr>
-        <w:t xml:space="preserve">5.4. </w:t>
+        <w:t xml:space="preserve">5.5. </w:t>
       </w:r>
       <w:r>
         <w:rPr>
           <w:rFonts w:eastAsia="Times New Roman"/>
         </w:rPr>
-        <w:t>Munkadíj</w:t>
+        <w:t>Végleges árajánlat</w:t>
       </w:r>
       <w:bookmarkEnd w:id="74"/>
-    </w:p>
-    <w:p>
-      <w:pPr>
-        <w:pStyle w:val="Cmsor2"/>
-        <w:rPr>
-          <w:rFonts w:eastAsia="Times New Roman"/>
-        </w:rPr>
-      </w:pPr>
-      <w:bookmarkStart w:id="75" w:name="_Toc224327643"/>
-      <w:r>
-        <w:rPr>
-          <w:rFonts w:eastAsia="Times New Roman"/>
-        </w:rPr>
-        <w:t xml:space="preserve">5.5. </w:t>
-      </w:r>
-      <w:r>
-        <w:rPr>
-          <w:rFonts w:eastAsia="Times New Roman"/>
-        </w:rPr>
-        <w:t>Végleges árajánlat</w:t>
-      </w:r>
-      <w:bookmarkEnd w:id="75"/>
     </w:p>
     <w:p>
       <w:pPr>
@@ -24050,7 +24584,7 @@
           <w:rFonts w:eastAsia="Times New Roman"/>
         </w:rPr>
       </w:pPr>
-      <w:bookmarkStart w:id="76" w:name="_Toc224327644"/>
+      <w:bookmarkStart w:id="75" w:name="_Toc224327644"/>
       <w:r>
         <w:rPr>
           <w:rFonts w:eastAsia="Times New Roman"/>
@@ -24063,28 +24597,50 @@
           <w:rFonts w:eastAsia="Times New Roman"/>
         </w:rPr>
         <w:t>Prototípus és tesztelés</w:t>
+      </w:r>
+      <w:bookmarkEnd w:id="75"/>
+    </w:p>
+    <w:p>
+      <w:pPr>
+        <w:pStyle w:val="Cmsor2"/>
+        <w:rPr>
+          <w:rFonts w:eastAsia="Times New Roman"/>
+        </w:rPr>
+      </w:pPr>
+      <w:bookmarkStart w:id="76" w:name="_Toc224327645"/>
+      <w:r>
+        <w:rPr>
+          <w:rFonts w:eastAsia="Times New Roman"/>
+        </w:rPr>
+        <w:t xml:space="preserve">6.1. </w:t>
+      </w:r>
+      <w:r>
+        <w:rPr>
+          <w:rFonts w:eastAsia="Times New Roman"/>
+        </w:rPr>
+        <w:t>Prototípus</w:t>
       </w:r>
       <w:bookmarkEnd w:id="76"/>
     </w:p>
     <w:p>
       <w:pPr>
-        <w:pStyle w:val="Cmsor2"/>
+        <w:pStyle w:val="Cmsor3"/>
         <w:rPr>
           <w:rFonts w:eastAsia="Times New Roman"/>
         </w:rPr>
       </w:pPr>
-      <w:bookmarkStart w:id="77" w:name="_Toc224327645"/>
+      <w:bookmarkStart w:id="77" w:name="_Toc224327646"/>
       <w:r>
         <w:rPr>
           <w:rFonts w:eastAsia="Times New Roman"/>
         </w:rPr>
-        <w:t xml:space="preserve">6.1. </w:t>
+        <w:t xml:space="preserve">6.1.1. </w:t>
       </w:r>
       <w:r>
         <w:rPr>
           <w:rFonts w:eastAsia="Times New Roman"/>
         </w:rPr>
-        <w:t>Prototípus</w:t>
+        <w:t>Célja</w:t>
       </w:r>
       <w:bookmarkEnd w:id="77"/>
     </w:p>
@@ -24095,18 +24651,18 @@
           <w:rFonts w:eastAsia="Times New Roman"/>
         </w:rPr>
       </w:pPr>
-      <w:bookmarkStart w:id="78" w:name="_Toc224327646"/>
+      <w:bookmarkStart w:id="78" w:name="_Toc224327647"/>
       <w:r>
         <w:rPr>
           <w:rFonts w:eastAsia="Times New Roman"/>
         </w:rPr>
-        <w:t xml:space="preserve">6.1.1. </w:t>
+        <w:t xml:space="preserve">6.1.2. </w:t>
       </w:r>
       <w:r>
         <w:rPr>
           <w:rFonts w:eastAsia="Times New Roman"/>
         </w:rPr>
-        <w:t>Célja</w:t>
+        <w:t>Megvalósítása</w:t>
       </w:r>
       <w:bookmarkEnd w:id="78"/>
     </w:p>
@@ -24117,42 +24673,20 @@
           <w:rFonts w:eastAsia="Times New Roman"/>
         </w:rPr>
       </w:pPr>
-      <w:bookmarkStart w:id="79" w:name="_Toc224327647"/>
+      <w:bookmarkStart w:id="79" w:name="_Toc224327648"/>
       <w:r>
         <w:rPr>
           <w:rFonts w:eastAsia="Times New Roman"/>
         </w:rPr>
-        <w:t xml:space="preserve">6.1.2. </w:t>
+        <w:t xml:space="preserve">6.1.3. </w:t>
       </w:r>
       <w:r>
         <w:rPr>
           <w:rFonts w:eastAsia="Times New Roman"/>
         </w:rPr>
-        <w:t>Megvalósítása</w:t>
+        <w:t>Bemutatása</w:t>
       </w:r>
       <w:bookmarkEnd w:id="79"/>
-    </w:p>
-    <w:p>
-      <w:pPr>
-        <w:pStyle w:val="Cmsor3"/>
-        <w:rPr>
-          <w:rFonts w:eastAsia="Times New Roman"/>
-        </w:rPr>
-      </w:pPr>
-      <w:bookmarkStart w:id="80" w:name="_Toc224327648"/>
-      <w:r>
-        <w:rPr>
-          <w:rFonts w:eastAsia="Times New Roman"/>
-        </w:rPr>
-        <w:t xml:space="preserve">6.1.3. </w:t>
-      </w:r>
-      <w:r>
-        <w:rPr>
-          <w:rFonts w:eastAsia="Times New Roman"/>
-        </w:rPr>
-        <w:t>Bemutatása</w:t>
-      </w:r>
-      <w:bookmarkEnd w:id="80"/>
     </w:p>
     <w:p>
       <w:pPr>
@@ -24162,7 +24696,7 @@
           <w:rFonts w:eastAsia="Times New Roman"/>
         </w:rPr>
       </w:pPr>
-      <w:bookmarkStart w:id="81" w:name="_Toc224327649"/>
+      <w:bookmarkStart w:id="80" w:name="_Toc224327649"/>
       <w:r>
         <w:rPr>
           <w:rFonts w:eastAsia="Times New Roman"/>
@@ -24174,6 +24708,16 @@
           <w:rFonts w:eastAsia="Times New Roman"/>
         </w:rPr>
         <w:t>Fizikai tesztelés</w:t>
+      </w:r>
+      <w:bookmarkEnd w:id="80"/>
+    </w:p>
+    <w:p>
+      <w:pPr>
+        <w:pStyle w:val="Cmsor3"/>
+      </w:pPr>
+      <w:bookmarkStart w:id="81" w:name="_Toc224327650"/>
+      <w:r>
+        <w:t>6.2.1. Feszítőfa</w:t>
       </w:r>
       <w:bookmarkEnd w:id="81"/>
     </w:p>
@@ -24181,9 +24725,9 @@
       <w:pPr>
         <w:pStyle w:val="Cmsor3"/>
       </w:pPr>
-      <w:bookmarkStart w:id="82" w:name="_Toc224327650"/>
-      <w:r>
-        <w:t>6.2.1. Feszítőfa</w:t>
+      <w:bookmarkStart w:id="82" w:name="_Toc224327651"/>
+      <w:r>
+        <w:t>6.2.2. Link-aggregáció</w:t>
       </w:r>
       <w:bookmarkEnd w:id="82"/>
     </w:p>
@@ -24191,9 +24735,9 @@
       <w:pPr>
         <w:pStyle w:val="Cmsor3"/>
       </w:pPr>
-      <w:bookmarkStart w:id="83" w:name="_Toc224327651"/>
-      <w:r>
-        <w:t>6.2.2. Link-aggregáció</w:t>
+      <w:bookmarkStart w:id="83" w:name="_Toc224327652"/>
+      <w:r>
+        <w:t>6.2.3. Gateway redundancia</w:t>
       </w:r>
       <w:bookmarkEnd w:id="83"/>
     </w:p>
@@ -24201,9 +24745,9 @@
       <w:pPr>
         <w:pStyle w:val="Cmsor3"/>
       </w:pPr>
-      <w:bookmarkStart w:id="84" w:name="_Toc224327652"/>
-      <w:r>
-        <w:t>6.2.3. Gateway redundancia</w:t>
+      <w:bookmarkStart w:id="84" w:name="_Toc224327653"/>
+      <w:r>
+        <w:t>6.2.4. DAI</w:t>
       </w:r>
       <w:bookmarkEnd w:id="84"/>
     </w:p>
@@ -24211,9 +24755,9 @@
       <w:pPr>
         <w:pStyle w:val="Cmsor3"/>
       </w:pPr>
-      <w:bookmarkStart w:id="85" w:name="_Toc224327653"/>
-      <w:r>
-        <w:t>6.2.4. DAI</w:t>
+      <w:bookmarkStart w:id="85" w:name="_Toc224327654"/>
+      <w:r>
+        <w:t>6.2.5. DHCP felügyelet</w:t>
       </w:r>
       <w:bookmarkEnd w:id="85"/>
     </w:p>
@@ -24221,9 +24765,9 @@
       <w:pPr>
         <w:pStyle w:val="Cmsor3"/>
       </w:pPr>
-      <w:bookmarkStart w:id="86" w:name="_Toc224327654"/>
-      <w:r>
-        <w:t>6.2.5. DHCP felügyelet</w:t>
+      <w:bookmarkStart w:id="86" w:name="_Toc224327655"/>
+      <w:r>
+        <w:t>6.2.6. Broadcast védelem</w:t>
       </w:r>
       <w:bookmarkEnd w:id="86"/>
     </w:p>
@@ -24231,9 +24775,9 @@
       <w:pPr>
         <w:pStyle w:val="Cmsor3"/>
       </w:pPr>
-      <w:bookmarkStart w:id="87" w:name="_Toc224327655"/>
-      <w:r>
-        <w:t>6.2.6. Broadcast védelem</w:t>
+      <w:bookmarkStart w:id="87" w:name="_Toc224327656"/>
+      <w:r>
+        <w:t>6.2.7. Tűzfalszabályok</w:t>
       </w:r>
       <w:bookmarkEnd w:id="87"/>
     </w:p>
@@ -24241,9 +24785,9 @@
       <w:pPr>
         <w:pStyle w:val="Cmsor3"/>
       </w:pPr>
-      <w:bookmarkStart w:id="88" w:name="_Toc224327656"/>
-      <w:r>
-        <w:t>6.2.7. Tűzfalszabályok</w:t>
+      <w:bookmarkStart w:id="88" w:name="_Toc224327657"/>
+      <w:r>
+        <w:t>6.2.8. Hálózati címfordítások</w:t>
       </w:r>
       <w:bookmarkEnd w:id="88"/>
     </w:p>
@@ -24251,9 +24795,9 @@
       <w:pPr>
         <w:pStyle w:val="Cmsor3"/>
       </w:pPr>
-      <w:bookmarkStart w:id="89" w:name="_Toc224327657"/>
-      <w:r>
-        <w:t>6.2.8. Hálózati címfordítások</w:t>
+      <w:bookmarkStart w:id="89" w:name="_Toc224327658"/>
+      <w:r>
+        <w:t>6.2.9. Site-to-site kapcsolat</w:t>
       </w:r>
       <w:bookmarkEnd w:id="89"/>
     </w:p>
@@ -24261,9 +24805,9 @@
       <w:pPr>
         <w:pStyle w:val="Cmsor3"/>
       </w:pPr>
-      <w:bookmarkStart w:id="90" w:name="_Toc224327658"/>
-      <w:r>
-        <w:t>6.2.9. Site-to-site kapcsolat</w:t>
+      <w:bookmarkStart w:id="90" w:name="_Toc224327659"/>
+      <w:r>
+        <w:t>6.2.10. LAN forgalomirányítás</w:t>
       </w:r>
       <w:bookmarkEnd w:id="90"/>
     </w:p>
@@ -24271,9 +24815,9 @@
       <w:pPr>
         <w:pStyle w:val="Cmsor3"/>
       </w:pPr>
-      <w:bookmarkStart w:id="91" w:name="_Toc224327659"/>
-      <w:r>
-        <w:t>6.2.10. LAN forgalomirányítás</w:t>
+      <w:bookmarkStart w:id="91" w:name="_Toc224327660"/>
+      <w:r>
+        <w:t>6.2.11. WAN kapcsolatok</w:t>
       </w:r>
       <w:bookmarkEnd w:id="91"/>
     </w:p>
@@ -24281,9 +24825,9 @@
       <w:pPr>
         <w:pStyle w:val="Cmsor3"/>
       </w:pPr>
-      <w:bookmarkStart w:id="92" w:name="_Toc224327660"/>
-      <w:r>
-        <w:t>6.2.11. WAN kapcsolatok</w:t>
+      <w:bookmarkStart w:id="92" w:name="_Toc224327661"/>
+      <w:r>
+        <w:t>6.2.12. Dualstack</w:t>
       </w:r>
       <w:bookmarkEnd w:id="92"/>
     </w:p>
@@ -24291,9 +24835,9 @@
       <w:pPr>
         <w:pStyle w:val="Cmsor3"/>
       </w:pPr>
-      <w:bookmarkStart w:id="93" w:name="_Toc224327661"/>
-      <w:r>
-        <w:t>6.2.12. Dualstack</w:t>
+      <w:bookmarkStart w:id="93" w:name="_Toc224327662"/>
+      <w:r>
+        <w:t>6.2.13. Vezeték nélküli hálózatok</w:t>
       </w:r>
       <w:bookmarkEnd w:id="93"/>
     </w:p>
@@ -24301,9 +24845,10 @@
       <w:pPr>
         <w:pStyle w:val="Cmsor3"/>
       </w:pPr>
-      <w:bookmarkStart w:id="94" w:name="_Toc224327662"/>
-      <w:r>
-        <w:t>6.2.13. Vezeték nélküli hálózatok</w:t>
+      <w:bookmarkStart w:id="94" w:name="_Toc224327663"/>
+      <w:r>
+        <w:lastRenderedPageBreak/>
+        <w:t>6.2.14. Active Directory</w:t>
       </w:r>
       <w:bookmarkEnd w:id="94"/>
     </w:p>
@@ -24311,10 +24856,9 @@
       <w:pPr>
         <w:pStyle w:val="Cmsor3"/>
       </w:pPr>
-      <w:bookmarkStart w:id="95" w:name="_Toc224327663"/>
-      <w:r>
-        <w:lastRenderedPageBreak/>
-        <w:t>6.2.14. Active Directory</w:t>
+      <w:bookmarkStart w:id="95" w:name="_Toc224327664"/>
+      <w:r>
+        <w:t>6.2.15. DHCP</w:t>
       </w:r>
       <w:bookmarkEnd w:id="95"/>
     </w:p>
@@ -24322,9 +24866,9 @@
       <w:pPr>
         <w:pStyle w:val="Cmsor3"/>
       </w:pPr>
-      <w:bookmarkStart w:id="96" w:name="_Toc224327664"/>
-      <w:r>
-        <w:t>6.2.15. DHCP</w:t>
+      <w:bookmarkStart w:id="96" w:name="_Toc224327665"/>
+      <w:r>
+        <w:t>6.2.16. DNS</w:t>
       </w:r>
       <w:bookmarkEnd w:id="96"/>
     </w:p>
@@ -24332,9 +24876,9 @@
       <w:pPr>
         <w:pStyle w:val="Cmsor3"/>
       </w:pPr>
-      <w:bookmarkStart w:id="97" w:name="_Toc224327665"/>
-      <w:r>
-        <w:t>6.2.16. DNS</w:t>
+      <w:bookmarkStart w:id="97" w:name="_Toc224327666"/>
+      <w:r>
+        <w:t>6.2.17. Webszerver</w:t>
       </w:r>
       <w:bookmarkEnd w:id="97"/>
     </w:p>
@@ -24342,9 +24886,9 @@
       <w:pPr>
         <w:pStyle w:val="Cmsor3"/>
       </w:pPr>
-      <w:bookmarkStart w:id="98" w:name="_Toc224327666"/>
-      <w:r>
-        <w:t>6.2.17. Webszerver</w:t>
+      <w:bookmarkStart w:id="98" w:name="_Toc224327667"/>
+      <w:r>
+        <w:t>6.2.18. Fájlmegosztás</w:t>
       </w:r>
       <w:bookmarkEnd w:id="98"/>
     </w:p>
@@ -24352,9 +24896,9 @@
       <w:pPr>
         <w:pStyle w:val="Cmsor3"/>
       </w:pPr>
-      <w:bookmarkStart w:id="99" w:name="_Toc224327667"/>
-      <w:r>
-        <w:t>6.2.18. Fájlmegosztás</w:t>
+      <w:bookmarkStart w:id="99" w:name="_Toc224327668"/>
+      <w:r>
+        <w:t>6.2.19. Időszinkronizáció</w:t>
       </w:r>
       <w:bookmarkEnd w:id="99"/>
     </w:p>
@@ -24362,9 +24906,9 @@
       <w:pPr>
         <w:pStyle w:val="Cmsor3"/>
       </w:pPr>
-      <w:bookmarkStart w:id="100" w:name="_Toc224327668"/>
-      <w:r>
-        <w:t>6.2.19. Időszinkronizáció</w:t>
+      <w:bookmarkStart w:id="100" w:name="_Toc224327669"/>
+      <w:r>
+        <w:t>6.2.20. Szolgáltatásredundancia</w:t>
       </w:r>
       <w:bookmarkEnd w:id="100"/>
     </w:p>
@@ -24372,9 +24916,9 @@
       <w:pPr>
         <w:pStyle w:val="Cmsor3"/>
       </w:pPr>
-      <w:bookmarkStart w:id="101" w:name="_Toc224327669"/>
-      <w:r>
-        <w:t>6.2.20. Szolgáltatásredundancia</w:t>
+      <w:bookmarkStart w:id="101" w:name="_Toc224327670"/>
+      <w:r>
+        <w:t>6.2.21. Hálózatautomatizáció</w:t>
       </w:r>
       <w:bookmarkEnd w:id="101"/>
     </w:p>
@@ -24382,21 +24926,11 @@
       <w:pPr>
         <w:pStyle w:val="Cmsor3"/>
       </w:pPr>
-      <w:bookmarkStart w:id="102" w:name="_Toc224327670"/>
-      <w:r>
-        <w:t>6.2.21. Hálózatautomatizáció</w:t>
+      <w:bookmarkStart w:id="102" w:name="_Toc224327671"/>
+      <w:r>
+        <w:t>6.2.22. Hálózatmegfigyelés</w:t>
       </w:r>
       <w:bookmarkEnd w:id="102"/>
-    </w:p>
-    <w:p>
-      <w:pPr>
-        <w:pStyle w:val="Cmsor3"/>
-      </w:pPr>
-      <w:bookmarkStart w:id="103" w:name="_Toc224327671"/>
-      <w:r>
-        <w:t>6.2.22. Hálózatmegfigyelés</w:t>
-      </w:r>
-      <w:bookmarkEnd w:id="103"/>
     </w:p>
     <w:p>
       <w:pPr>
@@ -24678,7 +25212,7 @@
           <w:rFonts w:eastAsia="Times New Roman"/>
         </w:rPr>
       </w:pPr>
-      <w:bookmarkStart w:id="104" w:name="_Toc224327672"/>
+      <w:bookmarkStart w:id="103" w:name="_Toc224327672"/>
       <w:r>
         <w:rPr>
           <w:rFonts w:eastAsia="Times New Roman"/>
@@ -24690,6 +25224,28 @@
           <w:rFonts w:eastAsia="Times New Roman"/>
         </w:rPr>
         <w:t>Virtuális tesztelés</w:t>
+      </w:r>
+      <w:bookmarkEnd w:id="103"/>
+    </w:p>
+    <w:p>
+      <w:pPr>
+        <w:pStyle w:val="Cmsor3"/>
+        <w:rPr>
+          <w:rFonts w:eastAsia="Times New Roman"/>
+        </w:rPr>
+      </w:pPr>
+      <w:bookmarkStart w:id="104" w:name="_Toc224327673"/>
+      <w:r>
+        <w:rPr>
+          <w:rFonts w:eastAsia="Times New Roman"/>
+        </w:rPr>
+        <w:t xml:space="preserve">6.3.1. </w:t>
+      </w:r>
+      <w:r>
+        <w:rPr>
+          <w:rFonts w:eastAsia="Times New Roman"/>
+        </w:rPr>
+        <w:t>Dinamikus forgalomirányítás</w:t>
       </w:r>
       <w:bookmarkEnd w:id="104"/>
     </w:p>
@@ -24700,48 +25256,26 @@
           <w:rFonts w:eastAsia="Times New Roman"/>
         </w:rPr>
       </w:pPr>
-      <w:bookmarkStart w:id="105" w:name="_Toc224327673"/>
+      <w:bookmarkStart w:id="105" w:name="_Toc224327674"/>
       <w:r>
         <w:rPr>
           <w:rFonts w:eastAsia="Times New Roman"/>
         </w:rPr>
-        <w:t xml:space="preserve">6.3.1. </w:t>
+        <w:t xml:space="preserve">6.3.2. </w:t>
       </w:r>
       <w:r>
         <w:rPr>
           <w:rFonts w:eastAsia="Times New Roman"/>
         </w:rPr>
-        <w:t>Dinamikus forgalomirányítás</w:t>
+        <w:t>PPP hitelesítés</w:t>
       </w:r>
       <w:bookmarkEnd w:id="105"/>
-    </w:p>
-    <w:p>
-      <w:pPr>
-        <w:pStyle w:val="Cmsor3"/>
-        <w:rPr>
-          <w:rFonts w:eastAsia="Times New Roman"/>
-        </w:rPr>
-      </w:pPr>
-      <w:bookmarkStart w:id="106" w:name="_Toc224327674"/>
-      <w:r>
-        <w:rPr>
-          <w:rFonts w:eastAsia="Times New Roman"/>
-        </w:rPr>
-        <w:t xml:space="preserve">6.3.2. </w:t>
-      </w:r>
-      <w:r>
-        <w:rPr>
-          <w:rFonts w:eastAsia="Times New Roman"/>
-        </w:rPr>
-        <w:t>PPP hitelesítés</w:t>
-      </w:r>
-      <w:bookmarkEnd w:id="106"/>
     </w:p>
     <w:p/>
     <w:sectPr>
-      <w:headerReference w:type="first" r:id="rId15"/>
+      <w:headerReference w:type="first" r:id="rId17"/>
       <w:pgSz w:w="12240" w:h="15840"/>
-      <w:pgMar w:top="1440" w:right="1440" w:bottom="1440" w:left="1440" w:header="708" w:footer="708" w:gutter="0"/>
+      <w:pgMar w:top="1440" w:right="1440" w:bottom="1440" w:left="1440" w:header="426" w:footer="708" w:gutter="0"/>
       <w:pgNumType w:start="1"/>
       <w:cols w:space="708"/>
       <w:docGrid w:linePitch="381"/>
@@ -24751,7 +25285,7 @@
 </file>
 
 <file path=word/endnotes.xml><?xml version="1.0" encoding="utf-8"?>
-<w:endnotes xmlns:wpc="http://schemas.microsoft.com/office/word/2010/wordprocessingCanvas" xmlns:cx="http://schemas.microsoft.com/office/drawing/2014/chartex" xmlns:cx1="http://schemas.microsoft.com/office/drawing/2015/9/8/chartex" xmlns:mc="http://schemas.openxmlformats.org/markup-compatibility/2006" xmlns:o="urn:schemas-microsoft-com:office:office" xmlns:r="http://schemas.openxmlformats.org/officeDocument/2006/relationships" xmlns:m="http://schemas.openxmlformats.org/officeDocument/2006/math" xmlns:v="urn:schemas-microsoft-com:vml" xmlns:wp14="http://schemas.microsoft.com/office/word/2010/wordprocessingDrawing" xmlns:wp="http://schemas.openxmlformats.org/drawingml/2006/wordprocessingDrawing" xmlns:w10="urn:schemas-microsoft-com:office:word" xmlns:w="http://schemas.openxmlformats.org/wordprocessingml/2006/main" xmlns:w14="http://schemas.microsoft.com/office/word/2010/wordml" xmlns:w15="http://schemas.microsoft.com/office/word/2012/wordml" xmlns:w16se="http://schemas.microsoft.com/office/word/2015/wordml/symex" xmlns:wpg="http://schemas.microsoft.com/office/word/2010/wordprocessingGroup" xmlns:wpi="http://schemas.microsoft.com/office/word/2010/wordprocessingInk" xmlns:wne="http://schemas.microsoft.com/office/word/2006/wordml" xmlns:wps="http://schemas.microsoft.com/office/word/2010/wordprocessingShape" mc:Ignorable="w14 w15 w16se wp14">
+<w:endnotes xmlns:wpc="http://schemas.microsoft.com/office/word/2010/wordprocessingCanvas" xmlns:cx="http://schemas.microsoft.com/office/drawing/2014/chartex" xmlns:cx1="http://schemas.microsoft.com/office/drawing/2015/9/8/chartex" xmlns:cx2="http://schemas.microsoft.com/office/drawing/2015/10/21/chartex" xmlns:cx3="http://schemas.microsoft.com/office/drawing/2016/5/9/chartex" xmlns:cx4="http://schemas.microsoft.com/office/drawing/2016/5/10/chartex" xmlns:cx5="http://schemas.microsoft.com/office/drawing/2016/5/11/chartex" xmlns:cx6="http://schemas.microsoft.com/office/drawing/2016/5/12/chartex" xmlns:cx7="http://schemas.microsoft.com/office/drawing/2016/5/13/chartex" xmlns:cx8="http://schemas.microsoft.com/office/drawing/2016/5/14/chartex" xmlns:mc="http://schemas.openxmlformats.org/markup-compatibility/2006" xmlns:aink="http://schemas.microsoft.com/office/drawing/2016/ink" xmlns:am3d="http://schemas.microsoft.com/office/drawing/2017/model3d" xmlns:o="urn:schemas-microsoft-com:office:office" xmlns:oel="http://schemas.microsoft.com/office/2019/extlst" xmlns:r="http://schemas.openxmlformats.org/officeDocument/2006/relationships" xmlns:m="http://schemas.openxmlformats.org/officeDocument/2006/math" xmlns:v="urn:schemas-microsoft-com:vml" xmlns:wp14="http://schemas.microsoft.com/office/word/2010/wordprocessingDrawing" xmlns:wp="http://schemas.openxmlformats.org/drawingml/2006/wordprocessingDrawing" xmlns:w10="urn:schemas-microsoft-com:office:word" xmlns:w="http://schemas.openxmlformats.org/wordprocessingml/2006/main" xmlns:w14="http://schemas.microsoft.com/office/word/2010/wordml" xmlns:w15="http://schemas.microsoft.com/office/word/2012/wordml" xmlns:w16cex="http://schemas.microsoft.com/office/word/2018/wordml/cex" xmlns:w16cid="http://schemas.microsoft.com/office/word/2016/wordml/cid" xmlns:w16="http://schemas.microsoft.com/office/word/2018/wordml" xmlns:w16du="http://schemas.microsoft.com/office/word/2023/wordml/word16du" xmlns:w16sdtdh="http://schemas.microsoft.com/office/word/2020/wordml/sdtdatahash" xmlns:w16sdtfl="http://schemas.microsoft.com/office/word/2024/wordml/sdtformatlock" xmlns:w16se="http://schemas.microsoft.com/office/word/2015/wordml/symex" xmlns:wpg="http://schemas.microsoft.com/office/word/2010/wordprocessingGroup" xmlns:wpi="http://schemas.microsoft.com/office/word/2010/wordprocessingInk" xmlns:wne="http://schemas.microsoft.com/office/word/2006/wordml" xmlns:wps="http://schemas.microsoft.com/office/word/2010/wordprocessingShape" mc:Ignorable="w14 w15 w16se w16cid w16 w16cex w16sdtdh w16sdtfl w16du wp14">
   <w:endnote w:type="separator" w:id="-1">
     <w:p>
       <w:pPr>
@@ -24776,7 +25310,7 @@
 </file>
 
 <file path=word/footer1.xml><?xml version="1.0" encoding="utf-8"?>
-<w:ftr xmlns:wpc="http://schemas.microsoft.com/office/word/2010/wordprocessingCanvas" xmlns:cx="http://schemas.microsoft.com/office/drawing/2014/chartex" xmlns:cx1="http://schemas.microsoft.com/office/drawing/2015/9/8/chartex" xmlns:mc="http://schemas.openxmlformats.org/markup-compatibility/2006" xmlns:o="urn:schemas-microsoft-com:office:office" xmlns:r="http://schemas.openxmlformats.org/officeDocument/2006/relationships" xmlns:m="http://schemas.openxmlformats.org/officeDocument/2006/math" xmlns:v="urn:schemas-microsoft-com:vml" xmlns:wp14="http://schemas.microsoft.com/office/word/2010/wordprocessingDrawing" xmlns:wp="http://schemas.openxmlformats.org/drawingml/2006/wordprocessingDrawing" xmlns:w10="urn:schemas-microsoft-com:office:word" xmlns:w="http://schemas.openxmlformats.org/wordprocessingml/2006/main" xmlns:w14="http://schemas.microsoft.com/office/word/2010/wordml" xmlns:w15="http://schemas.microsoft.com/office/word/2012/wordml" xmlns:w16se="http://schemas.microsoft.com/office/word/2015/wordml/symex" xmlns:wpg="http://schemas.microsoft.com/office/word/2010/wordprocessingGroup" xmlns:wpi="http://schemas.microsoft.com/office/word/2010/wordprocessingInk" xmlns:wne="http://schemas.microsoft.com/office/word/2006/wordml" xmlns:wps="http://schemas.microsoft.com/office/word/2010/wordprocessingShape" mc:Ignorable="w14 w15 w16se wp14">
+<w:ftr xmlns:wpc="http://schemas.microsoft.com/office/word/2010/wordprocessingCanvas" xmlns:cx="http://schemas.microsoft.com/office/drawing/2014/chartex" xmlns:cx1="http://schemas.microsoft.com/office/drawing/2015/9/8/chartex" xmlns:cx2="http://schemas.microsoft.com/office/drawing/2015/10/21/chartex" xmlns:cx3="http://schemas.microsoft.com/office/drawing/2016/5/9/chartex" xmlns:cx4="http://schemas.microsoft.com/office/drawing/2016/5/10/chartex" xmlns:cx5="http://schemas.microsoft.com/office/drawing/2016/5/11/chartex" xmlns:cx6="http://schemas.microsoft.com/office/drawing/2016/5/12/chartex" xmlns:cx7="http://schemas.microsoft.com/office/drawing/2016/5/13/chartex" xmlns:cx8="http://schemas.microsoft.com/office/drawing/2016/5/14/chartex" xmlns:mc="http://schemas.openxmlformats.org/markup-compatibility/2006" xmlns:aink="http://schemas.microsoft.com/office/drawing/2016/ink" xmlns:am3d="http://schemas.microsoft.com/office/drawing/2017/model3d" xmlns:o="urn:schemas-microsoft-com:office:office" xmlns:oel="http://schemas.microsoft.com/office/2019/extlst" xmlns:r="http://schemas.openxmlformats.org/officeDocument/2006/relationships" xmlns:m="http://schemas.openxmlformats.org/officeDocument/2006/math" xmlns:v="urn:schemas-microsoft-com:vml" xmlns:wp14="http://schemas.microsoft.com/office/word/2010/wordprocessingDrawing" xmlns:wp="http://schemas.openxmlformats.org/drawingml/2006/wordprocessingDrawing" xmlns:w10="urn:schemas-microsoft-com:office:word" xmlns:w="http://schemas.openxmlformats.org/wordprocessingml/2006/main" xmlns:w14="http://schemas.microsoft.com/office/word/2010/wordml" xmlns:w15="http://schemas.microsoft.com/office/word/2012/wordml" xmlns:w16cex="http://schemas.microsoft.com/office/word/2018/wordml/cex" xmlns:w16cid="http://schemas.microsoft.com/office/word/2016/wordml/cid" xmlns:w16="http://schemas.microsoft.com/office/word/2018/wordml" xmlns:w16du="http://schemas.microsoft.com/office/word/2023/wordml/word16du" xmlns:w16sdtdh="http://schemas.microsoft.com/office/word/2020/wordml/sdtdatahash" xmlns:w16sdtfl="http://schemas.microsoft.com/office/word/2024/wordml/sdtformatlock" xmlns:w16se="http://schemas.microsoft.com/office/word/2015/wordml/symex" xmlns:wpg="http://schemas.microsoft.com/office/word/2010/wordprocessingGroup" xmlns:wpi="http://schemas.microsoft.com/office/word/2010/wordprocessingInk" xmlns:wne="http://schemas.microsoft.com/office/word/2006/wordml" xmlns:wps="http://schemas.microsoft.com/office/word/2010/wordprocessingShape" mc:Ignorable="w14 w15 w16se w16cid w16 w16cex w16sdtdh w16sdtfl w16du wp14">
   <w:p>
     <w:pPr>
       <w:pStyle w:val="llb"/>
@@ -24913,7 +25447,7 @@
         </mc:Choice>
         <mc:Fallback>
           <w:pict>
-            <v:rect w14:anchorId="39787EA0" id="Téglalap 5" o:spid="_x0000_s1026" style="position:absolute;left:0;text-align:left;margin-left:0;margin-top:0;width:36pt;height:25.25pt;z-index:251663360;visibility:visible;mso-wrap-style:square;mso-top-percent:910;mso-wrap-distance-left:14.4pt;mso-wrap-distance-top:0;mso-wrap-distance-right:14.4pt;mso-wrap-distance-bottom:0;mso-position-horizontal:left;mso-position-horizontal-relative:right-margin-area;mso-position-vertical-relative:page;mso-top-percent:910;v-text-anchor:bottom" o:gfxdata="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" fillcolor="#f6762c" stroked="f" strokeweight="3pt">
+            <v:rect w14:anchorId="39787EA0" id="Téglalap 5" o:spid="_x0000_s1026" style="position:absolute;left:0;text-align:left;margin-left:0;margin-top:0;width:36pt;height:25.25pt;z-index:251663360;visibility:visible;mso-wrap-style:square;mso-top-percent:910;mso-wrap-distance-left:14.4pt;mso-wrap-distance-top:0;mso-wrap-distance-right:14.4pt;mso-wrap-distance-bottom:0;mso-position-horizontal:left;mso-position-horizontal-relative:right-margin-area;mso-position-vertical-relative:page;mso-top-percent:910;v-text-anchor:bottom" o:gfxdata="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" fillcolor="#f6762c" stroked="f" strokeweight="3pt">
               <v:textbox>
                 <w:txbxContent>
                   <w:p>
@@ -24980,7 +25514,7 @@
 </file>
 
 <file path=word/footer2.xml><?xml version="1.0" encoding="utf-8"?>
-<w:ftr xmlns:wpc="http://schemas.microsoft.com/office/word/2010/wordprocessingCanvas" xmlns:cx="http://schemas.microsoft.com/office/drawing/2014/chartex" xmlns:cx1="http://schemas.microsoft.com/office/drawing/2015/9/8/chartex" xmlns:mc="http://schemas.openxmlformats.org/markup-compatibility/2006" xmlns:o="urn:schemas-microsoft-com:office:office" xmlns:r="http://schemas.openxmlformats.org/officeDocument/2006/relationships" xmlns:m="http://schemas.openxmlformats.org/officeDocument/2006/math" xmlns:v="urn:schemas-microsoft-com:vml" xmlns:wp14="http://schemas.microsoft.com/office/word/2010/wordprocessingDrawing" xmlns:wp="http://schemas.openxmlformats.org/drawingml/2006/wordprocessingDrawing" xmlns:w10="urn:schemas-microsoft-com:office:word" xmlns:w="http://schemas.openxmlformats.org/wordprocessingml/2006/main" xmlns:w14="http://schemas.microsoft.com/office/word/2010/wordml" xmlns:w15="http://schemas.microsoft.com/office/word/2012/wordml" xmlns:w16se="http://schemas.microsoft.com/office/word/2015/wordml/symex" xmlns:wpg="http://schemas.microsoft.com/office/word/2010/wordprocessingGroup" xmlns:wpi="http://schemas.microsoft.com/office/word/2010/wordprocessingInk" xmlns:wne="http://schemas.microsoft.com/office/word/2006/wordml" xmlns:wps="http://schemas.microsoft.com/office/word/2010/wordprocessingShape" mc:Ignorable="w14 w15 w16se wp14">
+<w:ftr xmlns:wpc="http://schemas.microsoft.com/office/word/2010/wordprocessingCanvas" xmlns:cx="http://schemas.microsoft.com/office/drawing/2014/chartex" xmlns:cx1="http://schemas.microsoft.com/office/drawing/2015/9/8/chartex" xmlns:cx2="http://schemas.microsoft.com/office/drawing/2015/10/21/chartex" xmlns:cx3="http://schemas.microsoft.com/office/drawing/2016/5/9/chartex" xmlns:cx4="http://schemas.microsoft.com/office/drawing/2016/5/10/chartex" xmlns:cx5="http://schemas.microsoft.com/office/drawing/2016/5/11/chartex" xmlns:cx6="http://schemas.microsoft.com/office/drawing/2016/5/12/chartex" xmlns:cx7="http://schemas.microsoft.com/office/drawing/2016/5/13/chartex" xmlns:cx8="http://schemas.microsoft.com/office/drawing/2016/5/14/chartex" xmlns:mc="http://schemas.openxmlformats.org/markup-compatibility/2006" xmlns:aink="http://schemas.microsoft.com/office/drawing/2016/ink" xmlns:am3d="http://schemas.microsoft.com/office/drawing/2017/model3d" xmlns:o="urn:schemas-microsoft-com:office:office" xmlns:oel="http://schemas.microsoft.com/office/2019/extlst" xmlns:r="http://schemas.openxmlformats.org/officeDocument/2006/relationships" xmlns:m="http://schemas.openxmlformats.org/officeDocument/2006/math" xmlns:v="urn:schemas-microsoft-com:vml" xmlns:wp14="http://schemas.microsoft.com/office/word/2010/wordprocessingDrawing" xmlns:wp="http://schemas.openxmlformats.org/drawingml/2006/wordprocessingDrawing" xmlns:w10="urn:schemas-microsoft-com:office:word" xmlns:w="http://schemas.openxmlformats.org/wordprocessingml/2006/main" xmlns:w14="http://schemas.microsoft.com/office/word/2010/wordml" xmlns:w15="http://schemas.microsoft.com/office/word/2012/wordml" xmlns:w16cex="http://schemas.microsoft.com/office/word/2018/wordml/cex" xmlns:w16cid="http://schemas.microsoft.com/office/word/2016/wordml/cid" xmlns:w16="http://schemas.microsoft.com/office/word/2018/wordml" xmlns:w16du="http://schemas.microsoft.com/office/word/2023/wordml/word16du" xmlns:w16sdtdh="http://schemas.microsoft.com/office/word/2020/wordml/sdtdatahash" xmlns:w16sdtfl="http://schemas.microsoft.com/office/word/2024/wordml/sdtformatlock" xmlns:w16se="http://schemas.microsoft.com/office/word/2015/wordml/symex" xmlns:wpg="http://schemas.microsoft.com/office/word/2010/wordprocessingGroup" xmlns:wpi="http://schemas.microsoft.com/office/word/2010/wordprocessingInk" xmlns:wne="http://schemas.microsoft.com/office/word/2006/wordml" xmlns:wps="http://schemas.microsoft.com/office/word/2010/wordprocessingShape" mc:Ignorable="w14 w15 w16se w16cid w16 w16cex w16sdtdh w16sdtfl w16du wp14">
   <w:p>
     <w:pPr>
       <w:pStyle w:val="llb"/>
@@ -25001,7 +25535,7 @@
           <wp:extent cx="1251386" cy="585870"/>
           <wp:effectExtent l="0" t="0" r="6350" b="5080"/>
           <wp:wrapNone/>
-          <wp:docPr id="761388272" name="Kép 5"/>
+          <wp:docPr id="1675409609" name="Kép 5"/>
           <wp:cNvGraphicFramePr>
             <a:graphicFrameLocks xmlns:a="http://schemas.openxmlformats.org/drawingml/2006/main" noChangeAspect="1"/>
           </wp:cNvGraphicFramePr>
@@ -25061,7 +25595,7 @@
           <wp:extent cx="1803400" cy="737544"/>
           <wp:effectExtent l="0" t="0" r="6350" b="5715"/>
           <wp:wrapNone/>
-          <wp:docPr id="928436621" name="Ábra 2"/>
+          <wp:docPr id="900915458" name="Ábra 2"/>
           <wp:cNvGraphicFramePr>
             <a:graphicFrameLocks xmlns:a="http://schemas.openxmlformats.org/drawingml/2006/main" noChangeAspect="1"/>
           </wp:cNvGraphicFramePr>
@@ -25076,7 +25610,7 @@
                   <a:blip r:embed="rId2">
                     <a:extLst>
                       <a:ext uri="{96DAC541-7B7A-43D3-8B79-37D633B846F1}">
-                        <asvg:svgBlip xmlns:asvg="http://schemas.microsoft.com/office/drawing/2016/SVG/main" xmlns:w16sdtfl="http://schemas.microsoft.com/office/word/2024/wordml/sdtformatlock" xmlns:w16sdtdh="http://schemas.microsoft.com/office/word/2020/wordml/sdtdatahash" xmlns:w16du="http://schemas.microsoft.com/office/word/2023/wordml/word16du" xmlns:w16="http://schemas.microsoft.com/office/word/2018/wordml" xmlns:w16cid="http://schemas.microsoft.com/office/word/2016/wordml/cid" xmlns:w16cex="http://schemas.microsoft.com/office/word/2018/wordml/cex" xmlns:w="http://schemas.openxmlformats.org/wordprocessingml/2006/main" xmlns:w10="urn:schemas-microsoft-com:office:word" xmlns:v="urn:schemas-microsoft-com:vml" xmlns:oel="http://schemas.microsoft.com/office/2019/extlst" xmlns:o="urn:schemas-microsoft-com:office:office" xmlns:am3d="http://schemas.microsoft.com/office/drawing/2017/model3d" xmlns:aink="http://schemas.microsoft.com/office/drawing/2016/ink" xmlns:cx8="http://schemas.microsoft.com/office/drawing/2016/5/14/chartex" xmlns:cx7="http://schemas.microsoft.com/office/drawing/2016/5/13/chartex" xmlns:cx6="http://schemas.microsoft.com/office/drawing/2016/5/12/chartex" xmlns:cx5="http://schemas.microsoft.com/office/drawing/2016/5/11/chartex" xmlns:cx4="http://schemas.microsoft.com/office/drawing/2016/5/10/chartex" xmlns:cx3="http://schemas.microsoft.com/office/drawing/2016/5/9/chartex" xmlns:cx2="http://schemas.microsoft.com/office/drawing/2015/10/21/chartex" xmlns="" r:embed="rId3"/>
+                        <asvg:svgBlip xmlns:asvg="http://schemas.microsoft.com/office/drawing/2016/SVG/main" r:embed="rId3"/>
                       </a:ext>
                     </a:extLst>
                   </a:blip>
@@ -25121,7 +25655,7 @@
           <wp:extent cx="635000" cy="894366"/>
           <wp:effectExtent l="0" t="0" r="0" b="1270"/>
           <wp:wrapNone/>
-          <wp:docPr id="849927492" name="Kép 4" descr="A képen clipart, Grafika, rajzfilm, szimbólum látható&#10;&#10;Előfordulhat, hogy a mesterséges intelligencia által létrehozott tartalom helytelen."/>
+          <wp:docPr id="1962423654" name="Kép 4" descr="A képen clipart, Grafika, rajzfilm, szimbólum látható&#10;&#10;Előfordulhat, hogy a mesterséges intelligencia által létrehozott tartalom helytelen."/>
           <wp:cNvGraphicFramePr>
             <a:graphicFrameLocks xmlns:a="http://schemas.openxmlformats.org/drawingml/2006/main" noChangeAspect="1"/>
           </wp:cNvGraphicFramePr>
@@ -25170,7 +25704,7 @@
 </file>
 
 <file path=word/footnotes.xml><?xml version="1.0" encoding="utf-8"?>
-<w:footnotes xmlns:wpc="http://schemas.microsoft.com/office/word/2010/wordprocessingCanvas" xmlns:cx="http://schemas.microsoft.com/office/drawing/2014/chartex" xmlns:cx1="http://schemas.microsoft.com/office/drawing/2015/9/8/chartex" xmlns:mc="http://schemas.openxmlformats.org/markup-compatibility/2006" xmlns:o="urn:schemas-microsoft-com:office:office" xmlns:r="http://schemas.openxmlformats.org/officeDocument/2006/relationships" xmlns:m="http://schemas.openxmlformats.org/officeDocument/2006/math" xmlns:v="urn:schemas-microsoft-com:vml" xmlns:wp14="http://schemas.microsoft.com/office/word/2010/wordprocessingDrawing" xmlns:wp="http://schemas.openxmlformats.org/drawingml/2006/wordprocessingDrawing" xmlns:w10="urn:schemas-microsoft-com:office:word" xmlns:w="http://schemas.openxmlformats.org/wordprocessingml/2006/main" xmlns:w14="http://schemas.microsoft.com/office/word/2010/wordml" xmlns:w15="http://schemas.microsoft.com/office/word/2012/wordml" xmlns:w16se="http://schemas.microsoft.com/office/word/2015/wordml/symex" xmlns:wpg="http://schemas.microsoft.com/office/word/2010/wordprocessingGroup" xmlns:wpi="http://schemas.microsoft.com/office/word/2010/wordprocessingInk" xmlns:wne="http://schemas.microsoft.com/office/word/2006/wordml" xmlns:wps="http://schemas.microsoft.com/office/word/2010/wordprocessingShape" mc:Ignorable="w14 w15 w16se wp14">
+<w:footnotes xmlns:wpc="http://schemas.microsoft.com/office/word/2010/wordprocessingCanvas" xmlns:cx="http://schemas.microsoft.com/office/drawing/2014/chartex" xmlns:cx1="http://schemas.microsoft.com/office/drawing/2015/9/8/chartex" xmlns:cx2="http://schemas.microsoft.com/office/drawing/2015/10/21/chartex" xmlns:cx3="http://schemas.microsoft.com/office/drawing/2016/5/9/chartex" xmlns:cx4="http://schemas.microsoft.com/office/drawing/2016/5/10/chartex" xmlns:cx5="http://schemas.microsoft.com/office/drawing/2016/5/11/chartex" xmlns:cx6="http://schemas.microsoft.com/office/drawing/2016/5/12/chartex" xmlns:cx7="http://schemas.microsoft.com/office/drawing/2016/5/13/chartex" xmlns:cx8="http://schemas.microsoft.com/office/drawing/2016/5/14/chartex" xmlns:mc="http://schemas.openxmlformats.org/markup-compatibility/2006" xmlns:aink="http://schemas.microsoft.com/office/drawing/2016/ink" xmlns:am3d="http://schemas.microsoft.com/office/drawing/2017/model3d" xmlns:o="urn:schemas-microsoft-com:office:office" xmlns:oel="http://schemas.microsoft.com/office/2019/extlst" xmlns:r="http://schemas.openxmlformats.org/officeDocument/2006/relationships" xmlns:m="http://schemas.openxmlformats.org/officeDocument/2006/math" xmlns:v="urn:schemas-microsoft-com:vml" xmlns:wp14="http://schemas.microsoft.com/office/word/2010/wordprocessingDrawing" xmlns:wp="http://schemas.openxmlformats.org/drawingml/2006/wordprocessingDrawing" xmlns:w10="urn:schemas-microsoft-com:office:word" xmlns:w="http://schemas.openxmlformats.org/wordprocessingml/2006/main" xmlns:w14="http://schemas.microsoft.com/office/word/2010/wordml" xmlns:w15="http://schemas.microsoft.com/office/word/2012/wordml" xmlns:w16cex="http://schemas.microsoft.com/office/word/2018/wordml/cex" xmlns:w16cid="http://schemas.microsoft.com/office/word/2016/wordml/cid" xmlns:w16="http://schemas.microsoft.com/office/word/2018/wordml" xmlns:w16du="http://schemas.microsoft.com/office/word/2023/wordml/word16du" xmlns:w16sdtdh="http://schemas.microsoft.com/office/word/2020/wordml/sdtdatahash" xmlns:w16sdtfl="http://schemas.microsoft.com/office/word/2024/wordml/sdtformatlock" xmlns:w16se="http://schemas.microsoft.com/office/word/2015/wordml/symex" xmlns:wpg="http://schemas.microsoft.com/office/word/2010/wordprocessingGroup" xmlns:wpi="http://schemas.microsoft.com/office/word/2010/wordprocessingInk" xmlns:wne="http://schemas.microsoft.com/office/word/2006/wordml" xmlns:wps="http://schemas.microsoft.com/office/word/2010/wordprocessingShape" mc:Ignorable="w14 w15 w16se w16cid w16 w16cex w16sdtdh w16sdtfl w16du wp14">
   <w:footnote w:type="separator" w:id="-1">
     <w:p>
       <w:pPr>
@@ -25195,7 +25729,7 @@
 </file>
 
 <file path=word/header1.xml><?xml version="1.0" encoding="utf-8"?>
-<w:hdr xmlns:wpc="http://schemas.microsoft.com/office/word/2010/wordprocessingCanvas" xmlns:cx="http://schemas.microsoft.com/office/drawing/2014/chartex" xmlns:cx1="http://schemas.microsoft.com/office/drawing/2015/9/8/chartex" xmlns:mc="http://schemas.openxmlformats.org/markup-compatibility/2006" xmlns:o="urn:schemas-microsoft-com:office:office" xmlns:r="http://schemas.openxmlformats.org/officeDocument/2006/relationships" xmlns:m="http://schemas.openxmlformats.org/officeDocument/2006/math" xmlns:v="urn:schemas-microsoft-com:vml" xmlns:wp14="http://schemas.microsoft.com/office/word/2010/wordprocessingDrawing" xmlns:wp="http://schemas.openxmlformats.org/drawingml/2006/wordprocessingDrawing" xmlns:w10="urn:schemas-microsoft-com:office:word" xmlns:w="http://schemas.openxmlformats.org/wordprocessingml/2006/main" xmlns:w14="http://schemas.microsoft.com/office/word/2010/wordml" xmlns:w15="http://schemas.microsoft.com/office/word/2012/wordml" xmlns:w16se="http://schemas.microsoft.com/office/word/2015/wordml/symex" xmlns:wpg="http://schemas.microsoft.com/office/word/2010/wordprocessingGroup" xmlns:wpi="http://schemas.microsoft.com/office/word/2010/wordprocessingInk" xmlns:wne="http://schemas.microsoft.com/office/word/2006/wordml" xmlns:wps="http://schemas.microsoft.com/office/word/2010/wordprocessingShape" mc:Ignorable="w14 w15 w16se wp14">
+<w:hdr xmlns:wpc="http://schemas.microsoft.com/office/word/2010/wordprocessingCanvas" xmlns:cx="http://schemas.microsoft.com/office/drawing/2014/chartex" xmlns:cx1="http://schemas.microsoft.com/office/drawing/2015/9/8/chartex" xmlns:cx2="http://schemas.microsoft.com/office/drawing/2015/10/21/chartex" xmlns:cx3="http://schemas.microsoft.com/office/drawing/2016/5/9/chartex" xmlns:cx4="http://schemas.microsoft.com/office/drawing/2016/5/10/chartex" xmlns:cx5="http://schemas.microsoft.com/office/drawing/2016/5/11/chartex" xmlns:cx6="http://schemas.microsoft.com/office/drawing/2016/5/12/chartex" xmlns:cx7="http://schemas.microsoft.com/office/drawing/2016/5/13/chartex" xmlns:cx8="http://schemas.microsoft.com/office/drawing/2016/5/14/chartex" xmlns:mc="http://schemas.openxmlformats.org/markup-compatibility/2006" xmlns:aink="http://schemas.microsoft.com/office/drawing/2016/ink" xmlns:am3d="http://schemas.microsoft.com/office/drawing/2017/model3d" xmlns:o="urn:schemas-microsoft-com:office:office" xmlns:oel="http://schemas.microsoft.com/office/2019/extlst" xmlns:r="http://schemas.openxmlformats.org/officeDocument/2006/relationships" xmlns:m="http://schemas.openxmlformats.org/officeDocument/2006/math" xmlns:v="urn:schemas-microsoft-com:vml" xmlns:wp14="http://schemas.microsoft.com/office/word/2010/wordprocessingDrawing" xmlns:wp="http://schemas.openxmlformats.org/drawingml/2006/wordprocessingDrawing" xmlns:w10="urn:schemas-microsoft-com:office:word" xmlns:w="http://schemas.openxmlformats.org/wordprocessingml/2006/main" xmlns:w14="http://schemas.microsoft.com/office/word/2010/wordml" xmlns:w15="http://schemas.microsoft.com/office/word/2012/wordml" xmlns:w16cex="http://schemas.microsoft.com/office/word/2018/wordml/cex" xmlns:w16cid="http://schemas.microsoft.com/office/word/2016/wordml/cid" xmlns:w16="http://schemas.microsoft.com/office/word/2018/wordml" xmlns:w16du="http://schemas.microsoft.com/office/word/2023/wordml/word16du" xmlns:w16sdtdh="http://schemas.microsoft.com/office/word/2020/wordml/sdtdatahash" xmlns:w16sdtfl="http://schemas.microsoft.com/office/word/2024/wordml/sdtformatlock" xmlns:w16se="http://schemas.microsoft.com/office/word/2015/wordml/symex" xmlns:wpg="http://schemas.microsoft.com/office/word/2010/wordprocessingGroup" xmlns:wpi="http://schemas.microsoft.com/office/word/2010/wordprocessingInk" xmlns:wne="http://schemas.microsoft.com/office/word/2006/wordml" xmlns:wps="http://schemas.microsoft.com/office/word/2010/wordprocessingShape" mc:Ignorable="w14 w15 w16se w16cid w16 w16cex w16sdtdh w16sdtfl w16du wp14">
   <w:p>
     <w:pPr>
       <w:pStyle w:val="lfej"/>
@@ -25224,7 +25758,7 @@
           <v:path o:extrusionok="f" gradientshapeok="t" o:connecttype="rect"/>
           <o:lock v:ext="edit" aspectratio="t"/>
         </v:shapetype>
-        <v:shape id="WordPictureWatermark863951657" o:spid="_x0000_s2050" type="#_x0000_t75" style="position:absolute;left:0;text-align:left;margin-left:0;margin-top:0;width:616.1pt;height:924.15pt;z-index:-251658240;mso-position-horizontal:center;mso-position-horizontal-relative:margin;mso-position-vertical:center;mso-position-vertical-relative:margin" o:allowincell="f">
+        <v:shape id="WordPictureWatermark863951657" o:spid="_x0000_s1026" type="#_x0000_t75" style="position:absolute;left:0;text-align:left;margin-left:0;margin-top:0;width:616.1pt;height:924.15pt;z-index:-251658240;mso-position-horizontal:center;mso-position-horizontal-relative:margin;mso-position-vertical:center;mso-position-vertical-relative:margin" o:allowincell="f">
           <v:imagedata r:id="rId1" o:title="v915-wit-010-e"/>
           <w10:wrap anchorx="margin" anchory="margin"/>
         </v:shape>
@@ -25235,28 +25769,43 @@
 </file>
 
 <file path=word/header2.xml><?xml version="1.0" encoding="utf-8"?>
-<w:hdr xmlns:wpc="http://schemas.microsoft.com/office/word/2010/wordprocessingCanvas" xmlns:cx="http://schemas.microsoft.com/office/drawing/2014/chartex" xmlns:cx1="http://schemas.microsoft.com/office/drawing/2015/9/8/chartex" xmlns:mc="http://schemas.openxmlformats.org/markup-compatibility/2006" xmlns:o="urn:schemas-microsoft-com:office:office" xmlns:r="http://schemas.openxmlformats.org/officeDocument/2006/relationships" xmlns:m="http://schemas.openxmlformats.org/officeDocument/2006/math" xmlns:v="urn:schemas-microsoft-com:vml" xmlns:wp14="http://schemas.microsoft.com/office/word/2010/wordprocessingDrawing" xmlns:wp="http://schemas.openxmlformats.org/drawingml/2006/wordprocessingDrawing" xmlns:w10="urn:schemas-microsoft-com:office:word" xmlns:w="http://schemas.openxmlformats.org/wordprocessingml/2006/main" xmlns:w14="http://schemas.microsoft.com/office/word/2010/wordml" xmlns:w15="http://schemas.microsoft.com/office/word/2012/wordml" xmlns:w16se="http://schemas.microsoft.com/office/word/2015/wordml/symex" xmlns:wpg="http://schemas.microsoft.com/office/word/2010/wordprocessingGroup" xmlns:wpi="http://schemas.microsoft.com/office/word/2010/wordprocessingInk" xmlns:wne="http://schemas.microsoft.com/office/word/2006/wordml" xmlns:wps="http://schemas.microsoft.com/office/word/2010/wordprocessingShape" mc:Ignorable="w14 w15 w16se wp14">
+<w:hdr xmlns:wpc="http://schemas.microsoft.com/office/word/2010/wordprocessingCanvas" xmlns:cx="http://schemas.microsoft.com/office/drawing/2014/chartex" xmlns:cx1="http://schemas.microsoft.com/office/drawing/2015/9/8/chartex" xmlns:cx2="http://schemas.microsoft.com/office/drawing/2015/10/21/chartex" xmlns:cx3="http://schemas.microsoft.com/office/drawing/2016/5/9/chartex" xmlns:cx4="http://schemas.microsoft.com/office/drawing/2016/5/10/chartex" xmlns:cx5="http://schemas.microsoft.com/office/drawing/2016/5/11/chartex" xmlns:cx6="http://schemas.microsoft.com/office/drawing/2016/5/12/chartex" xmlns:cx7="http://schemas.microsoft.com/office/drawing/2016/5/13/chartex" xmlns:cx8="http://schemas.microsoft.com/office/drawing/2016/5/14/chartex" xmlns:mc="http://schemas.openxmlformats.org/markup-compatibility/2006" xmlns:aink="http://schemas.microsoft.com/office/drawing/2016/ink" xmlns:am3d="http://schemas.microsoft.com/office/drawing/2017/model3d" xmlns:o="urn:schemas-microsoft-com:office:office" xmlns:oel="http://schemas.microsoft.com/office/2019/extlst" xmlns:r="http://schemas.openxmlformats.org/officeDocument/2006/relationships" xmlns:m="http://schemas.openxmlformats.org/officeDocument/2006/math" xmlns:v="urn:schemas-microsoft-com:vml" xmlns:wp14="http://schemas.microsoft.com/office/word/2010/wordprocessingDrawing" xmlns:wp="http://schemas.openxmlformats.org/drawingml/2006/wordprocessingDrawing" xmlns:w10="urn:schemas-microsoft-com:office:word" xmlns:w="http://schemas.openxmlformats.org/wordprocessingml/2006/main" xmlns:w14="http://schemas.microsoft.com/office/word/2010/wordml" xmlns:w15="http://schemas.microsoft.com/office/word/2012/wordml" xmlns:w16cex="http://schemas.microsoft.com/office/word/2018/wordml/cex" xmlns:w16cid="http://schemas.microsoft.com/office/word/2016/wordml/cid" xmlns:w16="http://schemas.microsoft.com/office/word/2018/wordml" xmlns:w16du="http://schemas.microsoft.com/office/word/2023/wordml/word16du" xmlns:w16sdtdh="http://schemas.microsoft.com/office/word/2020/wordml/sdtdatahash" xmlns:w16sdtfl="http://schemas.microsoft.com/office/word/2024/wordml/sdtformatlock" xmlns:w16se="http://schemas.microsoft.com/office/word/2015/wordml/symex" xmlns:wpg="http://schemas.microsoft.com/office/word/2010/wordprocessingGroup" xmlns:wpi="http://schemas.microsoft.com/office/word/2010/wordprocessingInk" xmlns:wne="http://schemas.microsoft.com/office/word/2006/wordml" xmlns:wps="http://schemas.microsoft.com/office/word/2010/wordprocessingShape" mc:Ignorable="w14 w15 w16se w16cid w16 w16cex w16sdtdh w16sdtfl w16du wp14">
   <w:p>
     <w:pPr>
       <w:pStyle w:val="lfej"/>
+      <w:tabs>
+        <w:tab w:val="clear" w:pos="4536"/>
+        <w:tab w:val="clear" w:pos="9072"/>
+        <w:tab w:val="left" w:pos="1065"/>
+        <w:tab w:val="left" w:pos="9356"/>
+      </w:tabs>
+      <w:ind w:right="4" w:hanging="851"/>
+      <w:rPr>
+        <w:color w:val="404040" w:themeColor="text1" w:themeTint="BF"/>
+        <w:sz w:val="22"/>
+        <w:szCs w:val="18"/>
+      </w:rPr>
     </w:pPr>
     <w:r>
       <w:rPr>
         <w:noProof/>
+        <w:color w:val="404040" w:themeColor="text1" w:themeTint="BF"/>
+        <w:sz w:val="22"/>
+        <w:szCs w:val="18"/>
       </w:rPr>
       <w:drawing>
-        <wp:anchor distT="0" distB="0" distL="114300" distR="114300" simplePos="0" relativeHeight="251664384" behindDoc="0" locked="0" layoutInCell="1" allowOverlap="1" wp14:anchorId="478B0ABC" wp14:editId="66404148">
+        <wp:anchor distT="0" distB="0" distL="114300" distR="114300" simplePos="0" relativeHeight="251664384" behindDoc="0" locked="0" layoutInCell="1" allowOverlap="1" wp14:anchorId="478B0ABC" wp14:editId="180D011F">
           <wp:simplePos x="0" y="0"/>
-          <wp:positionH relativeFrom="column">
-            <wp:posOffset>-745066</wp:posOffset>
+          <wp:positionH relativeFrom="margin">
+            <wp:posOffset>5476875</wp:posOffset>
           </wp:positionH>
           <wp:positionV relativeFrom="paragraph">
-            <wp:posOffset>-305435</wp:posOffset>
+            <wp:posOffset>5715</wp:posOffset>
           </wp:positionV>
-          <wp:extent cx="1531964" cy="626534"/>
-          <wp:effectExtent l="0" t="0" r="0" b="2540"/>
+          <wp:extent cx="1000125" cy="409027"/>
+          <wp:effectExtent l="0" t="0" r="0" b="0"/>
           <wp:wrapNone/>
-          <wp:docPr id="271641429" name="Ábra 1"/>
+          <wp:docPr id="860463267" name="Ábra 1"/>
           <wp:cNvGraphicFramePr>
             <a:graphicFrameLocks xmlns:a="http://schemas.openxmlformats.org/drawingml/2006/main" noChangeAspect="1"/>
           </wp:cNvGraphicFramePr>
@@ -25271,7 +25820,7 @@
                   <a:blip r:embed="rId1">
                     <a:extLst>
                       <a:ext uri="{96DAC541-7B7A-43D3-8B79-37D633B846F1}">
-                        <asvg:svgBlip xmlns:asvg="http://schemas.microsoft.com/office/drawing/2016/SVG/main" xmlns:w16sdtfl="http://schemas.microsoft.com/office/word/2024/wordml/sdtformatlock" xmlns:w16sdtdh="http://schemas.microsoft.com/office/word/2020/wordml/sdtdatahash" xmlns:w16du="http://schemas.microsoft.com/office/word/2023/wordml/word16du" xmlns:w16="http://schemas.microsoft.com/office/word/2018/wordml" xmlns:w16cid="http://schemas.microsoft.com/office/word/2016/wordml/cid" xmlns:w16cex="http://schemas.microsoft.com/office/word/2018/wordml/cex" xmlns:w="http://schemas.openxmlformats.org/wordprocessingml/2006/main" xmlns:w10="urn:schemas-microsoft-com:office:word" xmlns:v="urn:schemas-microsoft-com:vml" xmlns:oel="http://schemas.microsoft.com/office/2019/extlst" xmlns:o="urn:schemas-microsoft-com:office:office" xmlns:am3d="http://schemas.microsoft.com/office/drawing/2017/model3d" xmlns:aink="http://schemas.microsoft.com/office/drawing/2016/ink" xmlns:cx8="http://schemas.microsoft.com/office/drawing/2016/5/14/chartex" xmlns:cx7="http://schemas.microsoft.com/office/drawing/2016/5/13/chartex" xmlns:cx6="http://schemas.microsoft.com/office/drawing/2016/5/12/chartex" xmlns:cx5="http://schemas.microsoft.com/office/drawing/2016/5/11/chartex" xmlns:cx4="http://schemas.microsoft.com/office/drawing/2016/5/10/chartex" xmlns:cx3="http://schemas.microsoft.com/office/drawing/2016/5/9/chartex" xmlns:cx2="http://schemas.microsoft.com/office/drawing/2015/10/21/chartex" xmlns="" r:embed="rId2"/>
+                        <asvg:svgBlip xmlns:asvg="http://schemas.microsoft.com/office/drawing/2016/SVG/main" r:embed="rId2"/>
                       </a:ext>
                     </a:extLst>
                   </a:blip>
@@ -25282,7 +25831,7 @@
                 <pic:spPr>
                   <a:xfrm>
                     <a:off x="0" y="0"/>
-                    <a:ext cx="1531964" cy="626534"/>
+                    <a:ext cx="1000125" cy="409027"/>
                   </a:xfrm>
                   <a:prstGeom prst="rect">
                     <a:avLst/>
@@ -25291,12 +25840,21 @@
               </pic:pic>
             </a:graphicData>
           </a:graphic>
+          <wp14:sizeRelH relativeFrom="margin">
+            <wp14:pctWidth>0</wp14:pctWidth>
+          </wp14:sizeRelH>
+          <wp14:sizeRelV relativeFrom="margin">
+            <wp14:pctHeight>0</wp14:pctHeight>
+          </wp14:sizeRelV>
         </wp:anchor>
       </w:drawing>
     </w:r>
     <w:r>
       <w:rPr>
         <w:noProof/>
+        <w:color w:val="404040" w:themeColor="text1" w:themeTint="BF"/>
+        <w:sz w:val="22"/>
+        <w:szCs w:val="18"/>
       </w:rPr>
       <w:pict w14:anchorId="6130EE22">
         <v:shapetype id="_x0000_t75" coordsize="21600,21600" o:spt="75" o:preferrelative="t" path="m@4@5l@4@11@9@11@9@5xe" filled="f" stroked="f">
@@ -25318,18 +25876,69 @@
           <v:path o:extrusionok="f" gradientshapeok="t" o:connecttype="rect"/>
           <o:lock v:ext="edit" aspectratio="t"/>
         </v:shapetype>
-        <v:shape id="WordPictureWatermark863951658" o:spid="_x0000_s2051" type="#_x0000_t75" style="position:absolute;left:0;text-align:left;margin-left:0;margin-top:0;width:616.1pt;height:924.15pt;z-index:-251657216;mso-position-horizontal:center;mso-position-horizontal-relative:margin;mso-position-vertical:center;mso-position-vertical-relative:margin" o:allowincell="f">
+        <v:shape id="WordPictureWatermark863951658" o:spid="_x0000_s1027" type="#_x0000_t75" style="position:absolute;left:0;text-align:left;margin-left:0;margin-top:0;width:616.1pt;height:924.15pt;z-index:-251657216;mso-position-horizontal:center;mso-position-horizontal-relative:margin;mso-position-vertical:center;mso-position-vertical-relative:margin" o:allowincell="f">
           <v:imagedata r:id="rId3" o:title="v915-wit-010-e"/>
           <w10:wrap anchorx="margin" anchory="margin"/>
         </v:shape>
       </w:pict>
+    </w:r>
+    <w:r>
+      <w:rPr>
+        <w:color w:val="404040" w:themeColor="text1" w:themeTint="BF"/>
+        <w:sz w:val="22"/>
+        <w:szCs w:val="18"/>
+      </w:rPr>
+      <w:t xml:space="preserve">QUBE </w:t>
+    </w:r>
+    <w:proofErr w:type="spellStart"/>
+    <w:r>
+      <w:rPr>
+        <w:color w:val="404040" w:themeColor="text1" w:themeTint="BF"/>
+        <w:sz w:val="22"/>
+        <w:szCs w:val="18"/>
+      </w:rPr>
+      <w:t>MiniPC</w:t>
+    </w:r>
+    <w:proofErr w:type="spellEnd"/>
+    <w:r>
+      <w:rPr>
+        <w:color w:val="404040" w:themeColor="text1" w:themeTint="BF"/>
+        <w:sz w:val="22"/>
+        <w:szCs w:val="18"/>
+      </w:rPr>
+      <w:t xml:space="preserve"> Kft.</w:t>
+    </w:r>
+  </w:p>
+  <w:p>
+    <w:pPr>
+      <w:pStyle w:val="lfej"/>
+      <w:tabs>
+        <w:tab w:val="clear" w:pos="4536"/>
+        <w:tab w:val="clear" w:pos="9072"/>
+        <w:tab w:val="left" w:pos="1065"/>
+      </w:tabs>
+      <w:ind w:hanging="851"/>
+      <w:rPr>
+        <w:color w:val="404040" w:themeColor="text1" w:themeTint="BF"/>
+        <w:sz w:val="24"/>
+        <w:szCs w:val="20"/>
+      </w:rPr>
+    </w:pPr>
+    <w:r>
+      <w:rPr>
+        <w:color w:val="404040" w:themeColor="text1" w:themeTint="BF"/>
+        <w:sz w:val="22"/>
+        <w:szCs w:val="18"/>
+        <w:lang w:val="hu-HU"/>
+      </w:rPr>
+      <w:t>2026. március 14.</w:t>
     </w:r>
   </w:p>
 </w:hdr>
 </file>
 
 <file path=word/header3.xml><?xml version="1.0" encoding="utf-8"?>
-<w:hdr xmlns:wpc="http://schemas.microsoft.com/office/word/2010/wordprocessingCanvas" xmlns:cx="http://schemas.microsoft.com/office/drawing/2014/chartex" xmlns:cx1="http://schemas.microsoft.com/office/drawing/2015/9/8/chartex" xmlns:mc="http://schemas.openxmlformats.org/markup-compatibility/2006" xmlns:o="urn:schemas-microsoft-com:office:office" xmlns:r="http://schemas.openxmlformats.org/officeDocument/2006/relationships" xmlns:m="http://schemas.openxmlformats.org/officeDocument/2006/math" xmlns:v="urn:schemas-microsoft-com:vml" xmlns:wp14="http://schemas.microsoft.com/office/word/2010/wordprocessingDrawing" xmlns:wp="http://schemas.openxmlformats.org/drawingml/2006/wordprocessingDrawing" xmlns:w10="urn:schemas-microsoft-com:office:word" xmlns:w="http://schemas.openxmlformats.org/wordprocessingml/2006/main" xmlns:w14="http://schemas.microsoft.com/office/word/2010/wordml" xmlns:w15="http://schemas.microsoft.com/office/word/2012/wordml" xmlns:w16se="http://schemas.microsoft.com/office/word/2015/wordml/symex" xmlns:wpg="http://schemas.microsoft.com/office/word/2010/wordprocessingGroup" xmlns:wpi="http://schemas.microsoft.com/office/word/2010/wordprocessingInk" xmlns:wne="http://schemas.microsoft.com/office/word/2006/wordml" xmlns:wps="http://schemas.microsoft.com/office/word/2010/wordprocessingShape" mc:Ignorable="w14 w15 w16se wp14">
+<w:hdr xmlns:wpc="http://schemas.microsoft.com/office/word/2010/wordprocessingCanvas" xmlns:cx="http://schemas.microsoft.com/office/drawing/2014/chartex" xmlns:cx1="http://schemas.microsoft.com/office/drawing/2015/9/8/chartex" xmlns:cx2="http://schemas.microsoft.com/office/drawing/2015/10/21/chartex" xmlns:cx3="http://schemas.microsoft.com/office/drawing/2016/5/9/chartex" xmlns:cx4="http://schemas.microsoft.com/office/drawing/2016/5/10/chartex" xmlns:cx5="http://schemas.microsoft.com/office/drawing/2016/5/11/chartex" xmlns:cx6="http://schemas.microsoft.com/office/drawing/2016/5/12/chartex" xmlns:cx7="http://schemas.microsoft.com/office/drawing/2016/5/13/chartex" xmlns:cx8="http://schemas.microsoft.com/office/drawing/2016/5/14/chartex" xmlns:mc="http://schemas.openxmlformats.org/markup-compatibility/2006" xmlns:aink="http://schemas.microsoft.com/office/drawing/2016/ink" xmlns:am3d="http://schemas.microsoft.com/office/drawing/2017/model3d" xmlns:o="urn:schemas-microsoft-com:office:office" xmlns:oel="http://schemas.microsoft.com/office/2019/extlst" xmlns:r="http://schemas.openxmlformats.org/officeDocument/2006/relationships" xmlns:m="http://schemas.openxmlformats.org/officeDocument/2006/math" xmlns:v="urn:schemas-microsoft-com:vml" xmlns:wp14="http://schemas.microsoft.com/office/word/2010/wordprocessingDrawing" xmlns:wp="http://schemas.openxmlformats.org/drawingml/2006/wordprocessingDrawing" xmlns:w10="urn:schemas-microsoft-com:office:word" xmlns:w="http://schemas.openxmlformats.org/wordprocessingml/2006/main" xmlns:w14="http://schemas.microsoft.com/office/word/2010/wordml" xmlns:w15="http://schemas.microsoft.com/office/word/2012/wordml" xmlns:w16cex="http://schemas.microsoft.com/office/word/2018/wordml/cex" xmlns:w16cid="http://schemas.microsoft.com/office/word/2016/wordml/cid" xmlns:w16="http://schemas.microsoft.com/office/word/2018/wordml" xmlns:w16du="http://schemas.microsoft.com/office/word/2023/wordml/word16du" xmlns:w16sdtdh="http://schemas.microsoft.com/office/word/2020/wordml/sdtdatahash" xmlns:w16sdtfl="http://schemas.microsoft.com/office/word/2024/wordml/sdtformatlock" xmlns:w16se="http://schemas.microsoft.com/office/word/2015/wordml/symex" xmlns:wpg="http://schemas.microsoft.com/office/word/2010/wordprocessingGroup" xmlns:wpi="http://schemas.microsoft.com/office/word/2010/wordprocessingInk" xmlns:wne="http://schemas.microsoft.com/office/word/2006/wordml" xmlns:wps="http://schemas.microsoft.com/office/word/2010/wordprocessingShape" mc:Ignorable="w14 w15 w16se w16cid w16 w16cex w16sdtdh w16sdtfl w16du wp14">
   <w:p>
     <w:pPr>
       <w:pStyle w:val="lfej"/>
@@ -25370,7 +25979,7 @@
           <v:path o:extrusionok="f" gradientshapeok="t" o:connecttype="rect"/>
           <o:lock v:ext="edit" aspectratio="t"/>
         </v:shapetype>
-        <v:shape id="WordPictureWatermark863951656" o:spid="_x0000_s2049" type="#_x0000_t75" style="position:absolute;margin-left:-74.05pt;margin-top:-161.45pt;width:616.1pt;height:924.15pt;z-index:-251659264;mso-position-horizontal-relative:margin;mso-position-vertical-relative:margin" o:allowincell="f">
+        <v:shape id="WordPictureWatermark863951656" o:spid="_x0000_s1025" type="#_x0000_t75" style="position:absolute;margin-left:-74.05pt;margin-top:-161.45pt;width:616.1pt;height:924.15pt;z-index:-251659264;mso-position-horizontal-relative:margin;mso-position-vertical-relative:margin" o:allowincell="f">
           <v:imagedata r:id="rId1" o:title="v915-wit-010-e"/>
           <w10:wrap anchorx="margin" anchory="margin"/>
         </v:shape>
@@ -25397,23 +26006,7 @@
         <w:sz w:val="24"/>
         <w:szCs w:val="20"/>
       </w:rPr>
-      <w:t xml:space="preserve"> </w:t>
-    </w:r>
-    <w:proofErr w:type="spellStart"/>
-    <w:r>
-      <w:rPr>
-        <w:sz w:val="24"/>
-        <w:szCs w:val="20"/>
-      </w:rPr>
-      <w:t>Kft</w:t>
-    </w:r>
-    <w:proofErr w:type="spellEnd"/>
-    <w:r>
-      <w:rPr>
-        <w:sz w:val="24"/>
-        <w:szCs w:val="20"/>
-      </w:rPr>
-      <w:t>.</w:t>
+      <w:t xml:space="preserve"> Kft.</w:t>
     </w:r>
   </w:p>
   <w:p>
@@ -25601,7 +26194,7 @@
 </file>
 
 <file path=word/header4.xml><?xml version="1.0" encoding="utf-8"?>
-<w:hdr xmlns:wpc="http://schemas.microsoft.com/office/word/2010/wordprocessingCanvas" xmlns:cx="http://schemas.microsoft.com/office/drawing/2014/chartex" xmlns:cx1="http://schemas.microsoft.com/office/drawing/2015/9/8/chartex" xmlns:mc="http://schemas.openxmlformats.org/markup-compatibility/2006" xmlns:o="urn:schemas-microsoft-com:office:office" xmlns:r="http://schemas.openxmlformats.org/officeDocument/2006/relationships" xmlns:m="http://schemas.openxmlformats.org/officeDocument/2006/math" xmlns:v="urn:schemas-microsoft-com:vml" xmlns:wp14="http://schemas.microsoft.com/office/word/2010/wordprocessingDrawing" xmlns:wp="http://schemas.openxmlformats.org/drawingml/2006/wordprocessingDrawing" xmlns:w10="urn:schemas-microsoft-com:office:word" xmlns:w="http://schemas.openxmlformats.org/wordprocessingml/2006/main" xmlns:w14="http://schemas.microsoft.com/office/word/2010/wordml" xmlns:w15="http://schemas.microsoft.com/office/word/2012/wordml" xmlns:w16se="http://schemas.microsoft.com/office/word/2015/wordml/symex" xmlns:wpg="http://schemas.microsoft.com/office/word/2010/wordprocessingGroup" xmlns:wpi="http://schemas.microsoft.com/office/word/2010/wordprocessingInk" xmlns:wne="http://schemas.microsoft.com/office/word/2006/wordml" xmlns:wps="http://schemas.microsoft.com/office/word/2010/wordprocessingShape" mc:Ignorable="w14 w15 w16se wp14">
+<w:hdr xmlns:wpc="http://schemas.microsoft.com/office/word/2010/wordprocessingCanvas" xmlns:cx="http://schemas.microsoft.com/office/drawing/2014/chartex" xmlns:cx1="http://schemas.microsoft.com/office/drawing/2015/9/8/chartex" xmlns:cx2="http://schemas.microsoft.com/office/drawing/2015/10/21/chartex" xmlns:cx3="http://schemas.microsoft.com/office/drawing/2016/5/9/chartex" xmlns:cx4="http://schemas.microsoft.com/office/drawing/2016/5/10/chartex" xmlns:cx5="http://schemas.microsoft.com/office/drawing/2016/5/11/chartex" xmlns:cx6="http://schemas.microsoft.com/office/drawing/2016/5/12/chartex" xmlns:cx7="http://schemas.microsoft.com/office/drawing/2016/5/13/chartex" xmlns:cx8="http://schemas.microsoft.com/office/drawing/2016/5/14/chartex" xmlns:mc="http://schemas.openxmlformats.org/markup-compatibility/2006" xmlns:aink="http://schemas.microsoft.com/office/drawing/2016/ink" xmlns:am3d="http://schemas.microsoft.com/office/drawing/2017/model3d" xmlns:o="urn:schemas-microsoft-com:office:office" xmlns:oel="http://schemas.microsoft.com/office/2019/extlst" xmlns:r="http://schemas.openxmlformats.org/officeDocument/2006/relationships" xmlns:m="http://schemas.openxmlformats.org/officeDocument/2006/math" xmlns:v="urn:schemas-microsoft-com:vml" xmlns:wp14="http://schemas.microsoft.com/office/word/2010/wordprocessingDrawing" xmlns:wp="http://schemas.openxmlformats.org/drawingml/2006/wordprocessingDrawing" xmlns:w10="urn:schemas-microsoft-com:office:word" xmlns:w="http://schemas.openxmlformats.org/wordprocessingml/2006/main" xmlns:w14="http://schemas.microsoft.com/office/word/2010/wordml" xmlns:w15="http://schemas.microsoft.com/office/word/2012/wordml" xmlns:w16cex="http://schemas.microsoft.com/office/word/2018/wordml/cex" xmlns:w16cid="http://schemas.microsoft.com/office/word/2016/wordml/cid" xmlns:w16="http://schemas.microsoft.com/office/word/2018/wordml" xmlns:w16du="http://schemas.microsoft.com/office/word/2023/wordml/word16du" xmlns:w16sdtdh="http://schemas.microsoft.com/office/word/2020/wordml/sdtdatahash" xmlns:w16sdtfl="http://schemas.microsoft.com/office/word/2024/wordml/sdtformatlock" xmlns:w16se="http://schemas.microsoft.com/office/word/2015/wordml/symex" xmlns:wpg="http://schemas.microsoft.com/office/word/2010/wordprocessingGroup" xmlns:wpi="http://schemas.microsoft.com/office/word/2010/wordprocessingInk" xmlns:wne="http://schemas.microsoft.com/office/word/2006/wordml" xmlns:wps="http://schemas.microsoft.com/office/word/2010/wordprocessingShape" mc:Ignorable="w14 w15 w16se w16cid w16 w16cex w16sdtdh w16sdtfl w16du wp14">
   <w:p>
     <w:pPr>
       <w:pStyle w:val="lfej"/>
@@ -25630,7 +26223,7 @@
           <v:path o:extrusionok="f" gradientshapeok="t" o:connecttype="rect"/>
           <o:lock v:ext="edit" aspectratio="t"/>
         </v:shapetype>
-        <v:shape id="_x0000_s2052" type="#_x0000_t75" style="position:absolute;left:0;text-align:left;margin-left:0;margin-top:0;width:616.1pt;height:924.15pt;z-index:-251650048;mso-position-horizontal:center;mso-position-horizontal-relative:margin;mso-position-vertical:center;mso-position-vertical-relative:margin" o:allowincell="f">
+        <v:shape id="_x0000_s1028" type="#_x0000_t75" style="position:absolute;left:0;text-align:left;margin-left:0;margin-top:0;width:616.1pt;height:924.15pt;z-index:-251650048;mso-position-horizontal:center;mso-position-horizontal-relative:margin;mso-position-vertical:center;mso-position-vertical-relative:margin" o:allowincell="f">
           <v:imagedata r:id="rId1" o:title="v915-wit-010-e"/>
           <w10:wrap anchorx="margin" anchory="margin"/>
         </v:shape>
@@ -25641,7 +26234,7 @@
 </file>
 
 <file path=word/numbering.xml><?xml version="1.0" encoding="utf-8"?>
-<w:numbering xmlns:wpc="http://schemas.microsoft.com/office/word/2010/wordprocessingCanvas" xmlns:cx="http://schemas.microsoft.com/office/drawing/2014/chartex" xmlns:cx1="http://schemas.microsoft.com/office/drawing/2015/9/8/chartex" xmlns:mc="http://schemas.openxmlformats.org/markup-compatibility/2006" xmlns:o="urn:schemas-microsoft-com:office:office" xmlns:r="http://schemas.openxmlformats.org/officeDocument/2006/relationships" xmlns:m="http://schemas.openxmlformats.org/officeDocument/2006/math" xmlns:v="urn:schemas-microsoft-com:vml" xmlns:wp14="http://schemas.microsoft.com/office/word/2010/wordprocessingDrawing" xmlns:wp="http://schemas.openxmlformats.org/drawingml/2006/wordprocessingDrawing" xmlns:w10="urn:schemas-microsoft-com:office:word" xmlns:w="http://schemas.openxmlformats.org/wordprocessingml/2006/main" xmlns:w14="http://schemas.microsoft.com/office/word/2010/wordml" xmlns:w15="http://schemas.microsoft.com/office/word/2012/wordml" xmlns:w16se="http://schemas.microsoft.com/office/word/2015/wordml/symex" xmlns:wpg="http://schemas.microsoft.com/office/word/2010/wordprocessingGroup" xmlns:wpi="http://schemas.microsoft.com/office/word/2010/wordprocessingInk" xmlns:wne="http://schemas.microsoft.com/office/word/2006/wordml" xmlns:wps="http://schemas.microsoft.com/office/word/2010/wordprocessingShape" mc:Ignorable="w14 w15 w16se wp14">
+<w:numbering xmlns:wpc="http://schemas.microsoft.com/office/word/2010/wordprocessingCanvas" xmlns:cx="http://schemas.microsoft.com/office/drawing/2014/chartex" xmlns:cx1="http://schemas.microsoft.com/office/drawing/2015/9/8/chartex" xmlns:cx2="http://schemas.microsoft.com/office/drawing/2015/10/21/chartex" xmlns:cx3="http://schemas.microsoft.com/office/drawing/2016/5/9/chartex" xmlns:cx4="http://schemas.microsoft.com/office/drawing/2016/5/10/chartex" xmlns:cx5="http://schemas.microsoft.com/office/drawing/2016/5/11/chartex" xmlns:cx6="http://schemas.microsoft.com/office/drawing/2016/5/12/chartex" xmlns:cx7="http://schemas.microsoft.com/office/drawing/2016/5/13/chartex" xmlns:cx8="http://schemas.microsoft.com/office/drawing/2016/5/14/chartex" xmlns:mc="http://schemas.openxmlformats.org/markup-compatibility/2006" xmlns:aink="http://schemas.microsoft.com/office/drawing/2016/ink" xmlns:am3d="http://schemas.microsoft.com/office/drawing/2017/model3d" xmlns:o="urn:schemas-microsoft-com:office:office" xmlns:oel="http://schemas.microsoft.com/office/2019/extlst" xmlns:r="http://schemas.openxmlformats.org/officeDocument/2006/relationships" xmlns:m="http://schemas.openxmlformats.org/officeDocument/2006/math" xmlns:v="urn:schemas-microsoft-com:vml" xmlns:wp14="http://schemas.microsoft.com/office/word/2010/wordprocessingDrawing" xmlns:wp="http://schemas.openxmlformats.org/drawingml/2006/wordprocessingDrawing" xmlns:w10="urn:schemas-microsoft-com:office:word" xmlns:w="http://schemas.openxmlformats.org/wordprocessingml/2006/main" xmlns:w14="http://schemas.microsoft.com/office/word/2010/wordml" xmlns:w15="http://schemas.microsoft.com/office/word/2012/wordml" xmlns:w16cex="http://schemas.microsoft.com/office/word/2018/wordml/cex" xmlns:w16cid="http://schemas.microsoft.com/office/word/2016/wordml/cid" xmlns:w16="http://schemas.microsoft.com/office/word/2018/wordml" xmlns:w16du="http://schemas.microsoft.com/office/word/2023/wordml/word16du" xmlns:w16sdtdh="http://schemas.microsoft.com/office/word/2020/wordml/sdtdatahash" xmlns:w16sdtfl="http://schemas.microsoft.com/office/word/2024/wordml/sdtformatlock" xmlns:w16se="http://schemas.microsoft.com/office/word/2015/wordml/symex" xmlns:wpg="http://schemas.microsoft.com/office/word/2010/wordprocessingGroup" xmlns:wpi="http://schemas.microsoft.com/office/word/2010/wordprocessingInk" xmlns:wne="http://schemas.microsoft.com/office/word/2006/wordml" xmlns:wps="http://schemas.microsoft.com/office/word/2010/wordprocessingShape" mc:Ignorable="w14 w15 w16se w16cid w16 w16cex w16sdtdh w16sdtfl w16du wp14">
   <w:abstractNum w:abstractNumId="0" w15:restartNumberingAfterBreak="0">
     <w:nsid w:val="09274D76"/>
     <w:multiLevelType w:val="multilevel"/>
@@ -26284,32 +26877,32 @@
       </w:pPr>
     </w:lvl>
   </w:abstractNum>
-  <w:num w:numId="1">
+  <w:num w:numId="1" w16cid:durableId="53042693">
     <w:abstractNumId w:val="5"/>
   </w:num>
-  <w:num w:numId="2">
+  <w:num w:numId="2" w16cid:durableId="1730691999">
     <w:abstractNumId w:val="1"/>
   </w:num>
-  <w:num w:numId="3">
+  <w:num w:numId="3" w16cid:durableId="414210674">
     <w:abstractNumId w:val="6"/>
   </w:num>
-  <w:num w:numId="4">
+  <w:num w:numId="4" w16cid:durableId="894895400">
     <w:abstractNumId w:val="3"/>
   </w:num>
-  <w:num w:numId="5">
+  <w:num w:numId="5" w16cid:durableId="836074466">
     <w:abstractNumId w:val="0"/>
   </w:num>
-  <w:num w:numId="6">
+  <w:num w:numId="6" w16cid:durableId="1771075427">
     <w:abstractNumId w:val="4"/>
   </w:num>
-  <w:num w:numId="7">
+  <w:num w:numId="7" w16cid:durableId="202836498">
     <w:abstractNumId w:val="2"/>
   </w:num>
 </w:numbering>
 </file>
 
 <file path=word/styles.xml><?xml version="1.0" encoding="utf-8"?>
-<w:styles xmlns:mc="http://schemas.openxmlformats.org/markup-compatibility/2006" xmlns:r="http://schemas.openxmlformats.org/officeDocument/2006/relationships" xmlns:w="http://schemas.openxmlformats.org/wordprocessingml/2006/main" xmlns:w14="http://schemas.microsoft.com/office/word/2010/wordml" xmlns:w15="http://schemas.microsoft.com/office/word/2012/wordml" xmlns:w16se="http://schemas.microsoft.com/office/word/2015/wordml/symex" mc:Ignorable="w14 w15 w16se">
+<w:styles xmlns:mc="http://schemas.openxmlformats.org/markup-compatibility/2006" xmlns:r="http://schemas.openxmlformats.org/officeDocument/2006/relationships" xmlns:w="http://schemas.openxmlformats.org/wordprocessingml/2006/main" xmlns:w14="http://schemas.microsoft.com/office/word/2010/wordml" xmlns:w15="http://schemas.microsoft.com/office/word/2012/wordml" xmlns:w16cex="http://schemas.microsoft.com/office/word/2018/wordml/cex" xmlns:w16cid="http://schemas.microsoft.com/office/word/2016/wordml/cid" xmlns:w16="http://schemas.microsoft.com/office/word/2018/wordml" xmlns:w16du="http://schemas.microsoft.com/office/word/2023/wordml/word16du" xmlns:w16sdtdh="http://schemas.microsoft.com/office/word/2020/wordml/sdtdatahash" xmlns:w16sdtfl="http://schemas.microsoft.com/office/word/2024/wordml/sdtformatlock" xmlns:w16se="http://schemas.microsoft.com/office/word/2015/wordml/symex" mc:Ignorable="w14 w15 w16se w16cid w16 w16cex w16sdtdh w16sdtfl w16du">
   <w:docDefaults>
     <w:rPrDefault>
       <w:rPr>
@@ -26325,7 +26918,7 @@
       </w:pPr>
     </w:pPrDefault>
   </w:docDefaults>
-  <w:latentStyles w:defLockedState="0" w:defUIPriority="99" w:defSemiHidden="0" w:defUnhideWhenUsed="0" w:defQFormat="0" w:count="371">
+  <w:latentStyles w:defLockedState="0" w:defUIPriority="99" w:defSemiHidden="0" w:defUnhideWhenUsed="0" w:defQFormat="0" w:count="376">
     <w:lsdException w:name="Normal" w:uiPriority="0" w:qFormat="1"/>
     <w:lsdException w:name="heading 1" w:uiPriority="9" w:qFormat="1"/>
     <w:lsdException w:name="heading 2" w:semiHidden="1" w:uiPriority="9" w:unhideWhenUsed="1" w:qFormat="1"/>
@@ -26697,6 +27290,11 @@
     <w:lsdException w:name="List Table 5 Dark Accent 6" w:uiPriority="50"/>
     <w:lsdException w:name="List Table 6 Colorful Accent 6" w:uiPriority="51"/>
     <w:lsdException w:name="List Table 7 Colorful Accent 6" w:uiPriority="52"/>
+    <w:lsdException w:name="Mention" w:semiHidden="1" w:unhideWhenUsed="1"/>
+    <w:lsdException w:name="Smart Hyperlink" w:semiHidden="1" w:unhideWhenUsed="1"/>
+    <w:lsdException w:name="Hashtag" w:semiHidden="1" w:unhideWhenUsed="1"/>
+    <w:lsdException w:name="Unresolved Mention" w:semiHidden="1" w:unhideWhenUsed="1"/>
+    <w:lsdException w:name="Smart Link" w:semiHidden="1" w:unhideWhenUsed="1"/>
   </w:latentStyles>
   <w:style w:type="paragraph" w:default="1" w:styleId="Norml">
     <w:name w:val="Normal"/>
@@ -27078,17 +27676,20 @@
     <w:basedOn w:val="Norml"/>
     <w:next w:val="Norml"/>
     <w:uiPriority w:val="35"/>
-    <w:semiHidden/>
     <w:unhideWhenUsed/>
     <w:qFormat/>
-    <w:rsid w:val="003537EB"/>
+    <w:rsid w:val="00891DE7"/>
     <w:pPr>
       <w:spacing w:line="240" w:lineRule="auto"/>
+      <w:jc w:val="center"/>
     </w:pPr>
     <w:rPr>
+      <w:rFonts w:ascii="Roboto Light" w:hAnsi="Roboto Light"/>
       <w:b/>
       <w:bCs/>
-      <w:color w:val="ED7D31" w:themeColor="accent2"/>
+      <w:i/>
+      <w:iCs/>
+      <w:color w:val="404040" w:themeColor="text1" w:themeTint="BF"/>
       <w:spacing w:val="10"/>
       <w:sz w:val="16"/>
       <w:szCs w:val="16"/>
@@ -27657,8 +28258,8 @@
       <w:u w:val="single"/>
     </w:rPr>
   </w:style>
-  <w:style w:type="character" w:customStyle="1" w:styleId="UnresolvedMention">
-    <w:name w:val="Unresolved Mention"/>
+  <w:style w:type="character" w:customStyle="1" w:styleId="Feloldatlanmegemlts1">
+    <w:name w:val="Feloldatlan megemlítés1"/>
     <w:basedOn w:val="Bekezdsalapbettpusa"/>
     <w:uiPriority w:val="99"/>
     <w:semiHidden/>

--- a/Dokumentacio/Dumentacio.docx
+++ b/Dokumentacio/Dumentacio.docx
@@ -8134,27 +8134,14 @@
         <w:pStyle w:val="Kpalrs"/>
         <w:jc w:val="both"/>
       </w:pPr>
-      <w:r>
-        <w:fldChar w:fldCharType="begin"/>
-      </w:r>
-      <w:r>
-        <w:instrText xml:space="preserve"> SEQ ábra: \* ARABIC </w:instrText>
-      </w:r>
-      <w:r>
-        <w:fldChar w:fldCharType="separate"/>
-      </w:r>
-      <w:r>
-        <w:rPr>
-          <w:noProof/>
-        </w:rPr>
-        <w:t>1</w:t>
-      </w:r>
-      <w:r>
-        <w:rPr>
-          <w:noProof/>
-        </w:rPr>
-        <w:fldChar w:fldCharType="end"/>
-      </w:r>
+      <w:fldSimple w:instr=" SEQ ábra: \* ARABIC ">
+        <w:r>
+          <w:rPr>
+            <w:noProof/>
+          </w:rPr>
+          <w:t>1</w:t>
+        </w:r>
+      </w:fldSimple>
       <w:r>
         <w:t xml:space="preserve">. </w:t>
       </w:r>
@@ -9996,6 +9983,7 @@
       </w:pPr>
       <w:r>
         <w:rPr>
+          <w:noProof/>
           <w:lang w:val="de-DE"/>
         </w:rPr>
         <w:drawing>
@@ -10163,15 +10151,58 @@
     </w:p>
     <w:p>
       <w:pPr>
-        <w:rPr>
+        <w:pStyle w:val="Cmsor3"/>
+        <w:rPr>
+          <w:rFonts w:eastAsia="Times New Roman"/>
           <w:lang w:val="hu-HU"/>
         </w:rPr>
       </w:pPr>
-      <w:r>
-        <w:rPr>
+      <w:bookmarkStart w:id="8" w:name="_Toc224640834"/>
+      <w:r>
+        <w:rPr>
+          <w:rFonts w:ascii="Roboto" w:eastAsiaTheme="minorEastAsia" w:hAnsi="Roboto" w:cstheme="minorBidi"/>
+          <w:caps w:val="0"/>
+          <w:color w:val="auto"/>
+          <w:spacing w:val="0"/>
+          <w:szCs w:val="21"/>
           <w:lang w:val="hu-HU"/>
         </w:rPr>
-        <w:t>kép a felületről</w:t>
+        <w:lastRenderedPageBreak/>
+        <w:drawing>
+          <wp:inline distT="0" distB="0" distL="0" distR="0" wp14:anchorId="36473FCF" wp14:editId="70F17FEE">
+            <wp:extent cx="5943600" cy="2299335"/>
+            <wp:effectExtent l="0" t="0" r="0" b="5715"/>
+            <wp:docPr id="2" name="Kép 2"/>
+            <wp:cNvGraphicFramePr>
+              <a:graphicFrameLocks xmlns:a="http://schemas.openxmlformats.org/drawingml/2006/main" noChangeAspect="1"/>
+            </wp:cNvGraphicFramePr>
+            <a:graphic xmlns:a="http://schemas.openxmlformats.org/drawingml/2006/main">
+              <a:graphicData uri="http://schemas.openxmlformats.org/drawingml/2006/picture">
+                <pic:pic xmlns:pic="http://schemas.openxmlformats.org/drawingml/2006/picture">
+                  <pic:nvPicPr>
+                    <pic:cNvPr id="1" name=""/>
+                    <pic:cNvPicPr/>
+                  </pic:nvPicPr>
+                  <pic:blipFill>
+                    <a:blip r:embed="rId18"/>
+                    <a:stretch>
+                      <a:fillRect/>
+                    </a:stretch>
+                  </pic:blipFill>
+                  <pic:spPr>
+                    <a:xfrm>
+                      <a:off x="0" y="0"/>
+                      <a:ext cx="5943600" cy="2299335"/>
+                    </a:xfrm>
+                    <a:prstGeom prst="rect">
+                      <a:avLst/>
+                    </a:prstGeom>
+                  </pic:spPr>
+                </pic:pic>
+              </a:graphicData>
+            </a:graphic>
+          </wp:inline>
+        </w:drawing>
       </w:r>
     </w:p>
     <w:p>
@@ -10182,13 +10213,11 @@
           <w:lang w:val="hu-HU"/>
         </w:rPr>
       </w:pPr>
-      <w:bookmarkStart w:id="8" w:name="_Toc224640834"/>
       <w:r>
         <w:rPr>
           <w:rFonts w:eastAsia="Times New Roman"/>
           <w:lang w:val="hu-HU"/>
         </w:rPr>
-        <w:lastRenderedPageBreak/>
         <w:t>2</w:t>
       </w:r>
       <w:r>
@@ -10482,7 +10511,7 @@
                     <pic:cNvPicPr/>
                   </pic:nvPicPr>
                   <pic:blipFill>
-                    <a:blip r:embed="rId18" cstate="print">
+                    <a:blip r:embed="rId19" cstate="print">
                       <a:extLst>
                         <a:ext uri="{28A0092B-C50C-407E-A947-70E740481C1C}">
                           <a14:useLocalDpi xmlns:a14="http://schemas.microsoft.com/office/drawing/2010/main" val="0"/>
@@ -22648,14 +22677,6 @@
           <w:lang w:val="de-DE"/>
         </w:rPr>
       </w:pPr>
-      <w:proofErr w:type="spellStart"/>
-      <w:r>
-        <w:rPr>
-          <w:lang w:val="de-DE"/>
-        </w:rPr>
-        <w:t>ábra</w:t>
-      </w:r>
-      <w:proofErr w:type="spellEnd"/>
     </w:p>
     <w:p>
       <w:pPr>
@@ -23815,12 +23836,12 @@
         <w:tblLook w:val="04A0" w:firstRow="1" w:lastRow="0" w:firstColumn="1" w:lastColumn="0" w:noHBand="0" w:noVBand="1"/>
       </w:tblPr>
       <w:tblGrid>
-        <w:gridCol w:w="929"/>
-        <w:gridCol w:w="2303"/>
-        <w:gridCol w:w="689"/>
-        <w:gridCol w:w="3000"/>
+        <w:gridCol w:w="937"/>
+        <w:gridCol w:w="2296"/>
+        <w:gridCol w:w="698"/>
+        <w:gridCol w:w="2991"/>
         <w:gridCol w:w="971"/>
-        <w:gridCol w:w="1504"/>
+        <w:gridCol w:w="1503"/>
       </w:tblGrid>
       <w:tr>
         <w:trPr>
@@ -24338,6 +24359,7 @@
                 <w:b w:val="0"/>
                 <w:bCs w:val="0"/>
               </w:rPr>
+              <w:lastRenderedPageBreak/>
               <w:t>40</w:t>
             </w:r>
           </w:p>
@@ -24443,7 +24465,6 @@
                 <w:b w:val="0"/>
                 <w:bCs w:val="0"/>
               </w:rPr>
-              <w:lastRenderedPageBreak/>
               <w:t>50</w:t>
             </w:r>
           </w:p>
@@ -26167,6 +26188,7 @@
     <w:p>
       <w:proofErr w:type="spellStart"/>
       <w:r>
+        <w:lastRenderedPageBreak/>
         <w:t>Kepek</w:t>
       </w:r>
       <w:proofErr w:type="spellEnd"/>
@@ -26183,7 +26205,6 @@
         <w:rPr>
           <w:rFonts w:eastAsia="Times New Roman"/>
         </w:rPr>
-        <w:lastRenderedPageBreak/>
         <w:t xml:space="preserve">3.7.3 </w:t>
       </w:r>
       <w:r>
@@ -27332,7 +27353,6 @@
       </w:pPr>
       <w:bookmarkStart w:id="35" w:name="_Toc224640860"/>
       <w:r>
-        <w:lastRenderedPageBreak/>
         <w:t>3.7.6. B</w:t>
       </w:r>
       <w:r>
@@ -29641,6 +29661,7 @@
           <w:sz w:val="21"/>
           <w:lang w:val="hu-HU" w:eastAsia="hu-HU"/>
         </w:rPr>
+        <w:lastRenderedPageBreak/>
         <w:t xml:space="preserve">    </w:t>
       </w:r>
       <w:proofErr w:type="spellStart"/>
@@ -29885,7 +29906,6 @@
           <w:sz w:val="21"/>
           <w:lang w:val="hu-HU" w:eastAsia="hu-HU"/>
         </w:rPr>
-        <w:lastRenderedPageBreak/>
         <w:t xml:space="preserve">    </w:t>
       </w:r>
       <w:proofErr w:type="spellStart"/>
@@ -33063,6 +33083,7 @@
           <w:sz w:val="21"/>
           <w:lang w:val="hu-HU" w:eastAsia="hu-HU"/>
         </w:rPr>
+        <w:lastRenderedPageBreak/>
         <w:t xml:space="preserve">    </w:t>
       </w:r>
       <w:proofErr w:type="spellStart"/>
@@ -33304,7 +33325,6 @@
           <w:sz w:val="21"/>
           <w:lang w:val="hu-HU" w:eastAsia="hu-HU"/>
         </w:rPr>
-        <w:lastRenderedPageBreak/>
         <w:t xml:space="preserve">    </w:t>
       </w:r>
       <w:proofErr w:type="gramStart"/>
@@ -37334,6 +37354,7 @@
           <w:sz w:val="21"/>
           <w:lang w:val="hu-HU" w:eastAsia="hu-HU"/>
         </w:rPr>
+        <w:lastRenderedPageBreak/>
         <w:t xml:space="preserve">    </w:t>
       </w:r>
       <w:r>
@@ -37591,7 +37612,6 @@
           <w:sz w:val="21"/>
           <w:lang w:val="hu-HU" w:eastAsia="hu-HU"/>
         </w:rPr>
-        <w:lastRenderedPageBreak/>
         <w:t xml:space="preserve">    </w:t>
       </w:r>
       <w:r>
@@ -45337,6 +45357,7 @@
       </w:pPr>
       <w:bookmarkStart w:id="66" w:name="_Toc224640891"/>
       <w:r>
+        <w:lastRenderedPageBreak/>
         <w:t>5. Megvalósítás és költségvetés</w:t>
       </w:r>
       <w:bookmarkEnd w:id="66"/>
@@ -45353,7 +45374,6 @@
         <w:rPr>
           <w:rFonts w:eastAsia="Times New Roman"/>
         </w:rPr>
-        <w:lastRenderedPageBreak/>
         <w:t xml:space="preserve">5.1. </w:t>
       </w:r>
       <w:r>
@@ -46507,7 +46527,7 @@
     </w:p>
     <w:p/>
     <w:sectPr>
-      <w:headerReference w:type="first" r:id="rId19"/>
+      <w:headerReference w:type="first" r:id="rId20"/>
       <w:pgSz w:w="12240" w:h="15840" w:code="1"/>
       <w:pgMar w:top="1440" w:right="1440" w:bottom="1440" w:left="1440" w:header="426" w:footer="708" w:gutter="0"/>
       <w:pgNumType w:start="1"/>

--- a/Dokumentacio/Dumentacio.docx
+++ b/Dokumentacio/Dumentacio.docx
@@ -783,7 +783,7 @@
                 <w:noProof/>
                 <w:webHidden/>
               </w:rPr>
-              <w:t>9</w:t>
+              <w:t>10</w:t>
             </w:r>
             <w:r>
               <w:rPr>
@@ -1005,7 +1005,7 @@
                 <w:noProof/>
                 <w:webHidden/>
               </w:rPr>
-              <w:t>10</w:t>
+              <w:t>11</w:t>
             </w:r>
             <w:r>
               <w:rPr>
@@ -1079,7 +1079,7 @@
                 <w:noProof/>
                 <w:webHidden/>
               </w:rPr>
-              <w:t>10</w:t>
+              <w:t>11</w:t>
             </w:r>
             <w:r>
               <w:rPr>
@@ -1152,7 +1152,7 @@
                 <w:noProof/>
                 <w:webHidden/>
               </w:rPr>
-              <w:t>11</w:t>
+              <w:t>12</w:t>
             </w:r>
             <w:r>
               <w:rPr>
@@ -1225,7 +1225,7 @@
                 <w:noProof/>
                 <w:webHidden/>
               </w:rPr>
-              <w:t>11</w:t>
+              <w:t>12</w:t>
             </w:r>
             <w:r>
               <w:rPr>
@@ -1964,7 +1964,7 @@
                 <w:noProof/>
                 <w:webHidden/>
               </w:rPr>
-              <w:t>17</w:t>
+              <w:t>18</w:t>
             </w:r>
             <w:r>
               <w:rPr>
@@ -2111,7 +2111,7 @@
                 <w:noProof/>
                 <w:webHidden/>
               </w:rPr>
-              <w:t>18</w:t>
+              <w:t>19</w:t>
             </w:r>
             <w:r>
               <w:rPr>
@@ -2184,7 +2184,7 @@
                 <w:noProof/>
                 <w:webHidden/>
               </w:rPr>
-              <w:t>18</w:t>
+              <w:t>19</w:t>
             </w:r>
             <w:r>
               <w:rPr>
@@ -2257,7 +2257,7 @@
                 <w:noProof/>
                 <w:webHidden/>
               </w:rPr>
-              <w:t>19</w:t>
+              <w:t>20</w:t>
             </w:r>
             <w:r>
               <w:rPr>
@@ -2330,7 +2330,7 @@
                 <w:noProof/>
                 <w:webHidden/>
               </w:rPr>
-              <w:t>19</w:t>
+              <w:t>20</w:t>
             </w:r>
             <w:r>
               <w:rPr>
@@ -2403,7 +2403,7 @@
                 <w:noProof/>
                 <w:webHidden/>
               </w:rPr>
-              <w:t>19</w:t>
+              <w:t>21</w:t>
             </w:r>
             <w:r>
               <w:rPr>
@@ -2476,7 +2476,7 @@
                 <w:noProof/>
                 <w:webHidden/>
               </w:rPr>
-              <w:t>20</w:t>
+              <w:t>21</w:t>
             </w:r>
             <w:r>
               <w:rPr>
@@ -2549,7 +2549,7 @@
                 <w:noProof/>
                 <w:webHidden/>
               </w:rPr>
-              <w:t>20</w:t>
+              <w:t>21</w:t>
             </w:r>
             <w:r>
               <w:rPr>
@@ -2622,7 +2622,7 @@
                 <w:noProof/>
                 <w:webHidden/>
               </w:rPr>
-              <w:t>20</w:t>
+              <w:t>22</w:t>
             </w:r>
             <w:r>
               <w:rPr>
@@ -2694,7 +2694,7 @@
                 <w:noProof/>
                 <w:webHidden/>
               </w:rPr>
-              <w:t>21</w:t>
+              <w:t>22</w:t>
             </w:r>
             <w:r>
               <w:rPr>
@@ -2767,7 +2767,7 @@
                 <w:noProof/>
                 <w:webHidden/>
               </w:rPr>
-              <w:t>21</w:t>
+              <w:t>22</w:t>
             </w:r>
             <w:r>
               <w:rPr>
@@ -2840,7 +2840,7 @@
                 <w:noProof/>
                 <w:webHidden/>
               </w:rPr>
-              <w:t>21</w:t>
+              <w:t>22</w:t>
             </w:r>
             <w:r>
               <w:rPr>
@@ -2913,7 +2913,7 @@
                 <w:noProof/>
                 <w:webHidden/>
               </w:rPr>
-              <w:t>21</w:t>
+              <w:t>25</w:t>
             </w:r>
             <w:r>
               <w:rPr>
@@ -2986,7 +2986,7 @@
                 <w:noProof/>
                 <w:webHidden/>
               </w:rPr>
-              <w:t>22</w:t>
+              <w:t>26</w:t>
             </w:r>
             <w:r>
               <w:rPr>
@@ -3058,7 +3058,7 @@
                 <w:noProof/>
                 <w:webHidden/>
               </w:rPr>
-              <w:t>22</w:t>
+              <w:t>26</w:t>
             </w:r>
             <w:r>
               <w:rPr>
@@ -3131,7 +3131,7 @@
                 <w:noProof/>
                 <w:webHidden/>
               </w:rPr>
-              <w:t>23</w:t>
+              <w:t>27</w:t>
             </w:r>
             <w:r>
               <w:rPr>
@@ -3204,7 +3204,7 @@
                 <w:noProof/>
                 <w:webHidden/>
               </w:rPr>
-              <w:t>23</w:t>
+              <w:t>27</w:t>
             </w:r>
             <w:r>
               <w:rPr>
@@ -3277,7 +3277,7 @@
                 <w:noProof/>
                 <w:webHidden/>
               </w:rPr>
-              <w:t>24</w:t>
+              <w:t>28</w:t>
             </w:r>
             <w:r>
               <w:rPr>
@@ -3350,7 +3350,7 @@
                 <w:noProof/>
                 <w:webHidden/>
               </w:rPr>
-              <w:t>24</w:t>
+              <w:t>28</w:t>
             </w:r>
             <w:r>
               <w:rPr>
@@ -3423,7 +3423,7 @@
                 <w:noProof/>
                 <w:webHidden/>
               </w:rPr>
-              <w:t>24</w:t>
+              <w:t>28</w:t>
             </w:r>
             <w:r>
               <w:rPr>
@@ -3496,7 +3496,7 @@
                 <w:noProof/>
                 <w:webHidden/>
               </w:rPr>
-              <w:t>24</w:t>
+              <w:t>28</w:t>
             </w:r>
             <w:r>
               <w:rPr>
@@ -3569,7 +3569,7 @@
                 <w:noProof/>
                 <w:webHidden/>
               </w:rPr>
-              <w:t>25</w:t>
+              <w:t>29</w:t>
             </w:r>
             <w:r>
               <w:rPr>
@@ -3642,7 +3642,7 @@
                 <w:noProof/>
                 <w:webHidden/>
               </w:rPr>
-              <w:t>26</w:t>
+              <w:t>30</w:t>
             </w:r>
             <w:r>
               <w:rPr>
@@ -3715,7 +3715,7 @@
                 <w:noProof/>
                 <w:webHidden/>
               </w:rPr>
-              <w:t>26</w:t>
+              <w:t>30</w:t>
             </w:r>
             <w:r>
               <w:rPr>
@@ -3788,7 +3788,7 @@
                 <w:noProof/>
                 <w:webHidden/>
               </w:rPr>
-              <w:t>26</w:t>
+              <w:t>30</w:t>
             </w:r>
             <w:r>
               <w:rPr>
@@ -3861,7 +3861,7 @@
                 <w:noProof/>
                 <w:webHidden/>
               </w:rPr>
-              <w:t>26</w:t>
+              <w:t>30</w:t>
             </w:r>
             <w:r>
               <w:rPr>
@@ -3934,7 +3934,7 @@
                 <w:noProof/>
                 <w:webHidden/>
               </w:rPr>
-              <w:t>26</w:t>
+              <w:t>30</w:t>
             </w:r>
             <w:r>
               <w:rPr>
@@ -4007,7 +4007,7 @@
                 <w:noProof/>
                 <w:webHidden/>
               </w:rPr>
-              <w:t>26</w:t>
+              <w:t>30</w:t>
             </w:r>
             <w:r>
               <w:rPr>
@@ -4080,7 +4080,7 @@
                 <w:noProof/>
                 <w:webHidden/>
               </w:rPr>
-              <w:t>26</w:t>
+              <w:t>30</w:t>
             </w:r>
             <w:r>
               <w:rPr>
@@ -4153,7 +4153,7 @@
                 <w:noProof/>
                 <w:webHidden/>
               </w:rPr>
-              <w:t>26</w:t>
+              <w:t>30</w:t>
             </w:r>
             <w:r>
               <w:rPr>
@@ -4226,7 +4226,7 @@
                 <w:noProof/>
                 <w:webHidden/>
               </w:rPr>
-              <w:t>26</w:t>
+              <w:t>30</w:t>
             </w:r>
             <w:r>
               <w:rPr>
@@ -4299,7 +4299,7 @@
                 <w:noProof/>
                 <w:webHidden/>
               </w:rPr>
-              <w:t>26</w:t>
+              <w:t>30</w:t>
             </w:r>
             <w:r>
               <w:rPr>
@@ -4372,7 +4372,7 @@
                 <w:noProof/>
                 <w:webHidden/>
               </w:rPr>
-              <w:t>26</w:t>
+              <w:t>30</w:t>
             </w:r>
             <w:r>
               <w:rPr>
@@ -4445,7 +4445,7 @@
                 <w:noProof/>
                 <w:webHidden/>
               </w:rPr>
-              <w:t>26</w:t>
+              <w:t>30</w:t>
             </w:r>
             <w:r>
               <w:rPr>
@@ -4518,7 +4518,7 @@
                 <w:noProof/>
                 <w:webHidden/>
               </w:rPr>
-              <w:t>26</w:t>
+              <w:t>30</w:t>
             </w:r>
             <w:r>
               <w:rPr>
@@ -4591,7 +4591,7 @@
                 <w:noProof/>
                 <w:webHidden/>
               </w:rPr>
-              <w:t>26</w:t>
+              <w:t>30</w:t>
             </w:r>
             <w:r>
               <w:rPr>
@@ -4664,7 +4664,7 @@
                 <w:noProof/>
                 <w:webHidden/>
               </w:rPr>
-              <w:t>26</w:t>
+              <w:t>30</w:t>
             </w:r>
             <w:r>
               <w:rPr>
@@ -4744,7 +4744,7 @@
                 <w:noProof/>
                 <w:webHidden/>
               </w:rPr>
-              <w:t>26</w:t>
+              <w:t>30</w:t>
             </w:r>
             <w:r>
               <w:rPr>
@@ -4824,7 +4824,7 @@
                 <w:noProof/>
                 <w:webHidden/>
               </w:rPr>
-              <w:t>26</w:t>
+              <w:t>30</w:t>
             </w:r>
             <w:r>
               <w:rPr>
@@ -4897,7 +4897,7 @@
                 <w:noProof/>
                 <w:webHidden/>
               </w:rPr>
-              <w:t>26</w:t>
+              <w:t>30</w:t>
             </w:r>
             <w:r>
               <w:rPr>
@@ -4970,7 +4970,7 @@
                 <w:noProof/>
                 <w:webHidden/>
               </w:rPr>
-              <w:t>26</w:t>
+              <w:t>31</w:t>
             </w:r>
             <w:r>
               <w:rPr>
@@ -5043,7 +5043,7 @@
                 <w:noProof/>
                 <w:webHidden/>
               </w:rPr>
-              <w:t>27</w:t>
+              <w:t>31</w:t>
             </w:r>
             <w:r>
               <w:rPr>
@@ -5116,7 +5116,7 @@
                 <w:noProof/>
                 <w:webHidden/>
               </w:rPr>
-              <w:t>27</w:t>
+              <w:t>31</w:t>
             </w:r>
             <w:r>
               <w:rPr>
@@ -5189,7 +5189,7 @@
                 <w:noProof/>
                 <w:webHidden/>
               </w:rPr>
-              <w:t>27</w:t>
+              <w:t>31</w:t>
             </w:r>
             <w:r>
               <w:rPr>
@@ -5262,7 +5262,7 @@
                 <w:noProof/>
                 <w:webHidden/>
               </w:rPr>
-              <w:t>27</w:t>
+              <w:t>32</w:t>
             </w:r>
             <w:r>
               <w:rPr>
@@ -5335,7 +5335,7 @@
                 <w:noProof/>
                 <w:webHidden/>
               </w:rPr>
-              <w:t>27</w:t>
+              <w:t>32</w:t>
             </w:r>
             <w:r>
               <w:rPr>
@@ -5408,7 +5408,7 @@
                 <w:noProof/>
                 <w:webHidden/>
               </w:rPr>
-              <w:t>27</w:t>
+              <w:t>32</w:t>
             </w:r>
             <w:r>
               <w:rPr>
@@ -5481,7 +5481,7 @@
                 <w:noProof/>
                 <w:webHidden/>
               </w:rPr>
-              <w:t>27</w:t>
+              <w:t>32</w:t>
             </w:r>
             <w:r>
               <w:rPr>
@@ -5554,7 +5554,7 @@
                 <w:noProof/>
                 <w:webHidden/>
               </w:rPr>
-              <w:t>27</w:t>
+              <w:t>32</w:t>
             </w:r>
             <w:r>
               <w:rPr>
@@ -5627,7 +5627,7 @@
                 <w:noProof/>
                 <w:webHidden/>
               </w:rPr>
-              <w:t>27</w:t>
+              <w:t>32</w:t>
             </w:r>
             <w:r>
               <w:rPr>
@@ -5700,7 +5700,7 @@
                 <w:noProof/>
                 <w:webHidden/>
               </w:rPr>
-              <w:t>27</w:t>
+              <w:t>32</w:t>
             </w:r>
             <w:r>
               <w:rPr>
@@ -5773,7 +5773,7 @@
                 <w:noProof/>
                 <w:webHidden/>
               </w:rPr>
-              <w:t>27</w:t>
+              <w:t>32</w:t>
             </w:r>
             <w:r>
               <w:rPr>
@@ -5846,7 +5846,7 @@
                 <w:noProof/>
                 <w:webHidden/>
               </w:rPr>
-              <w:t>27</w:t>
+              <w:t>32</w:t>
             </w:r>
             <w:r>
               <w:rPr>
@@ -5919,7 +5919,7 @@
                 <w:noProof/>
                 <w:webHidden/>
               </w:rPr>
-              <w:t>27</w:t>
+              <w:t>32</w:t>
             </w:r>
             <w:r>
               <w:rPr>
@@ -5992,7 +5992,7 @@
                 <w:noProof/>
                 <w:webHidden/>
               </w:rPr>
-              <w:t>27</w:t>
+              <w:t>32</w:t>
             </w:r>
             <w:r>
               <w:rPr>
@@ -6065,7 +6065,7 @@
                 <w:noProof/>
                 <w:webHidden/>
               </w:rPr>
-              <w:t>27</w:t>
+              <w:t>32</w:t>
             </w:r>
             <w:r>
               <w:rPr>
@@ -6137,7 +6137,7 @@
                 <w:noProof/>
                 <w:webHidden/>
               </w:rPr>
-              <w:t>27</w:t>
+              <w:t>32</w:t>
             </w:r>
             <w:r>
               <w:rPr>
@@ -6209,7 +6209,7 @@
                 <w:noProof/>
                 <w:webHidden/>
               </w:rPr>
-              <w:t>27</w:t>
+              <w:t>32</w:t>
             </w:r>
             <w:r>
               <w:rPr>
@@ -6281,7 +6281,7 @@
                 <w:noProof/>
                 <w:webHidden/>
               </w:rPr>
-              <w:t>27</w:t>
+              <w:t>32</w:t>
             </w:r>
             <w:r>
               <w:rPr>
@@ -6353,7 +6353,7 @@
                 <w:noProof/>
                 <w:webHidden/>
               </w:rPr>
-              <w:t>28</w:t>
+              <w:t>32</w:t>
             </w:r>
             <w:r>
               <w:rPr>
@@ -6425,7 +6425,7 @@
                 <w:noProof/>
                 <w:webHidden/>
               </w:rPr>
-              <w:t>28</w:t>
+              <w:t>32</w:t>
             </w:r>
             <w:r>
               <w:rPr>
@@ -6497,7 +6497,7 @@
                 <w:noProof/>
                 <w:webHidden/>
               </w:rPr>
-              <w:t>28</w:t>
+              <w:t>33</w:t>
             </w:r>
             <w:r>
               <w:rPr>
@@ -6569,7 +6569,7 @@
                 <w:noProof/>
                 <w:webHidden/>
               </w:rPr>
-              <w:t>28</w:t>
+              <w:t>33</w:t>
             </w:r>
             <w:r>
               <w:rPr>
@@ -6641,7 +6641,7 @@
                 <w:noProof/>
                 <w:webHidden/>
               </w:rPr>
-              <w:t>28</w:t>
+              <w:t>33</w:t>
             </w:r>
             <w:r>
               <w:rPr>
@@ -6713,7 +6713,7 @@
                 <w:noProof/>
                 <w:webHidden/>
               </w:rPr>
-              <w:t>28</w:t>
+              <w:t>33</w:t>
             </w:r>
             <w:r>
               <w:rPr>
@@ -6785,7 +6785,7 @@
                 <w:noProof/>
                 <w:webHidden/>
               </w:rPr>
-              <w:t>28</w:t>
+              <w:t>33</w:t>
             </w:r>
             <w:r>
               <w:rPr>
@@ -6857,7 +6857,7 @@
                 <w:noProof/>
                 <w:webHidden/>
               </w:rPr>
-              <w:t>28</w:t>
+              <w:t>33</w:t>
             </w:r>
             <w:r>
               <w:rPr>
@@ -6929,7 +6929,7 @@
                 <w:noProof/>
                 <w:webHidden/>
               </w:rPr>
-              <w:t>28</w:t>
+              <w:t>33</w:t>
             </w:r>
             <w:r>
               <w:rPr>
@@ -7001,7 +7001,7 @@
                 <w:noProof/>
                 <w:webHidden/>
               </w:rPr>
-              <w:t>28</w:t>
+              <w:t>33</w:t>
             </w:r>
             <w:r>
               <w:rPr>
@@ -7073,7 +7073,7 @@
                 <w:noProof/>
                 <w:webHidden/>
               </w:rPr>
-              <w:t>28</w:t>
+              <w:t>33</w:t>
             </w:r>
             <w:r>
               <w:rPr>
@@ -7145,7 +7145,7 @@
                 <w:noProof/>
                 <w:webHidden/>
               </w:rPr>
-              <w:t>28</w:t>
+              <w:t>33</w:t>
             </w:r>
             <w:r>
               <w:rPr>
@@ -7217,7 +7217,7 @@
                 <w:noProof/>
                 <w:webHidden/>
               </w:rPr>
-              <w:t>28</w:t>
+              <w:t>33</w:t>
             </w:r>
             <w:r>
               <w:rPr>
@@ -7289,7 +7289,7 @@
                 <w:noProof/>
                 <w:webHidden/>
               </w:rPr>
-              <w:t>28</w:t>
+              <w:t>33</w:t>
             </w:r>
             <w:r>
               <w:rPr>
@@ -7361,7 +7361,7 @@
                 <w:noProof/>
                 <w:webHidden/>
               </w:rPr>
-              <w:t>28</w:t>
+              <w:t>33</w:t>
             </w:r>
             <w:r>
               <w:rPr>
@@ -7433,7 +7433,7 @@
                 <w:noProof/>
                 <w:webHidden/>
               </w:rPr>
-              <w:t>28</w:t>
+              <w:t>33</w:t>
             </w:r>
             <w:r>
               <w:rPr>
@@ -7505,7 +7505,7 @@
                 <w:noProof/>
                 <w:webHidden/>
               </w:rPr>
-              <w:t>28</w:t>
+              <w:t>33</w:t>
             </w:r>
             <w:r>
               <w:rPr>
@@ -7577,7 +7577,7 @@
                 <w:noProof/>
                 <w:webHidden/>
               </w:rPr>
-              <w:t>28</w:t>
+              <w:t>33</w:t>
             </w:r>
             <w:r>
               <w:rPr>
@@ -7649,7 +7649,7 @@
                 <w:noProof/>
                 <w:webHidden/>
               </w:rPr>
-              <w:t>28</w:t>
+              <w:t>33</w:t>
             </w:r>
             <w:r>
               <w:rPr>
@@ -7722,7 +7722,7 @@
                 <w:noProof/>
                 <w:webHidden/>
               </w:rPr>
-              <w:t>29</w:t>
+              <w:t>33</w:t>
             </w:r>
             <w:r>
               <w:rPr>
@@ -7795,7 +7795,7 @@
                 <w:noProof/>
                 <w:webHidden/>
               </w:rPr>
-              <w:t>29</w:t>
+              <w:t>33</w:t>
             </w:r>
             <w:r>
               <w:rPr>
@@ -7868,7 +7868,7 @@
                 <w:noProof/>
                 <w:webHidden/>
               </w:rPr>
-              <w:t>29</w:t>
+              <w:t>34</w:t>
             </w:r>
             <w:r>
               <w:rPr>
@@ -8134,14 +8134,27 @@
         <w:pStyle w:val="Kpalrs"/>
         <w:jc w:val="both"/>
       </w:pPr>
-      <w:fldSimple w:instr=" SEQ ábra: \* ARABIC ">
-        <w:r>
-          <w:rPr>
-            <w:noProof/>
-          </w:rPr>
-          <w:t>1</w:t>
-        </w:r>
-      </w:fldSimple>
+      <w:r>
+        <w:fldChar w:fldCharType="begin"/>
+      </w:r>
+      <w:r>
+        <w:instrText xml:space="preserve"> SEQ ábra: \* ARABIC </w:instrText>
+      </w:r>
+      <w:r>
+        <w:fldChar w:fldCharType="separate"/>
+      </w:r>
+      <w:r>
+        <w:rPr>
+          <w:noProof/>
+        </w:rPr>
+        <w:t>1</w:t>
+      </w:r>
+      <w:r>
+        <w:rPr>
+          <w:noProof/>
+        </w:rPr>
+        <w:fldChar w:fldCharType="end"/>
+      </w:r>
       <w:r>
         <w:t xml:space="preserve">. </w:t>
       </w:r>
@@ -10162,6 +10175,7 @@
         <w:rPr>
           <w:rFonts w:ascii="Roboto" w:eastAsiaTheme="minorEastAsia" w:hAnsi="Roboto" w:cstheme="minorBidi"/>
           <w:caps w:val="0"/>
+          <w:noProof/>
           <w:color w:val="auto"/>
           <w:spacing w:val="0"/>
           <w:szCs w:val="21"/>
@@ -21796,6 +21810,14 @@
           <w:rFonts w:eastAsia="Times New Roman"/>
           <w:lang w:val="de-DE"/>
         </w:rPr>
+        <w:br w:type="column"/>
+      </w:r>
+      <w:r>
+        <w:rPr>
+          <w:rFonts w:eastAsia="Times New Roman"/>
+          <w:lang w:val="de-DE"/>
+        </w:rPr>
+        <w:lastRenderedPageBreak/>
         <w:t xml:space="preserve">3.5 </w:t>
       </w:r>
       <w:r>
@@ -22346,7 +22368,6 @@
         <w:rPr>
           <w:lang w:val="de-DE"/>
         </w:rPr>
-        <w:lastRenderedPageBreak/>
         <w:t>gyorsan</w:t>
       </w:r>
       <w:proofErr w:type="spellEnd"/>
@@ -22677,6 +22698,67 @@
           <w:lang w:val="de-DE"/>
         </w:rPr>
       </w:pPr>
+      <w:r>
+        <w:rPr>
+          <w:noProof/>
+          <w:lang w:val="de-DE"/>
+        </w:rPr>
+        <w:drawing>
+          <wp:anchor distT="0" distB="0" distL="114300" distR="114300" simplePos="0" relativeHeight="251659264" behindDoc="0" locked="0" layoutInCell="1" allowOverlap="1" wp14:anchorId="008095D5" wp14:editId="08FB915D">
+            <wp:simplePos x="0" y="0"/>
+            <wp:positionH relativeFrom="margin">
+              <wp:align>center</wp:align>
+            </wp:positionH>
+            <wp:positionV relativeFrom="paragraph">
+              <wp:posOffset>67310</wp:posOffset>
+            </wp:positionV>
+            <wp:extent cx="4000500" cy="4928235"/>
+            <wp:effectExtent l="0" t="0" r="0" b="5715"/>
+            <wp:wrapSquare wrapText="bothSides"/>
+            <wp:docPr id="5" name="Kép 5"/>
+            <wp:cNvGraphicFramePr>
+              <a:graphicFrameLocks xmlns:a="http://schemas.openxmlformats.org/drawingml/2006/main" noChangeAspect="1"/>
+            </wp:cNvGraphicFramePr>
+            <a:graphic xmlns:a="http://schemas.openxmlformats.org/drawingml/2006/main">
+              <a:graphicData uri="http://schemas.openxmlformats.org/drawingml/2006/picture">
+                <pic:pic xmlns:pic="http://schemas.openxmlformats.org/drawingml/2006/picture">
+                  <pic:nvPicPr>
+                    <pic:cNvPr id="5" name="Kép 5"/>
+                    <pic:cNvPicPr/>
+                  </pic:nvPicPr>
+                  <pic:blipFill>
+                    <a:blip r:embed="rId20">
+                      <a:extLst>
+                        <a:ext uri="{28A0092B-C50C-407E-A947-70E740481C1C}">
+                          <a14:useLocalDpi xmlns:a14="http://schemas.microsoft.com/office/drawing/2010/main" val="0"/>
+                        </a:ext>
+                      </a:extLst>
+                    </a:blip>
+                    <a:stretch>
+                      <a:fillRect/>
+                    </a:stretch>
+                  </pic:blipFill>
+                  <pic:spPr>
+                    <a:xfrm>
+                      <a:off x="0" y="0"/>
+                      <a:ext cx="4000500" cy="4928235"/>
+                    </a:xfrm>
+                    <a:prstGeom prst="rect">
+                      <a:avLst/>
+                    </a:prstGeom>
+                  </pic:spPr>
+                </pic:pic>
+              </a:graphicData>
+            </a:graphic>
+            <wp14:sizeRelH relativeFrom="margin">
+              <wp14:pctWidth>0</wp14:pctWidth>
+            </wp14:sizeRelH>
+            <wp14:sizeRelV relativeFrom="margin">
+              <wp14:pctHeight>0</wp14:pctHeight>
+            </wp14:sizeRelV>
+          </wp:anchor>
+        </w:drawing>
+      </w:r>
     </w:p>
     <w:p>
       <w:pPr>
@@ -22692,6 +22774,14 @@
           <w:rFonts w:eastAsia="Times New Roman"/>
           <w:lang w:val="de-DE"/>
         </w:rPr>
+        <w:br w:type="column"/>
+      </w:r>
+      <w:r>
+        <w:rPr>
+          <w:rFonts w:eastAsia="Times New Roman"/>
+          <w:lang w:val="de-DE"/>
+        </w:rPr>
+        <w:lastRenderedPageBreak/>
         <w:t xml:space="preserve">3.5.2. </w:t>
       </w:r>
       <w:r>
@@ -22711,6 +22801,73 @@
       </w:pPr>
       <w:r>
         <w:rPr>
+          <w:noProof/>
+        </w:rPr>
+        <w:drawing>
+          <wp:anchor distT="0" distB="0" distL="114300" distR="114300" simplePos="0" relativeHeight="251660288" behindDoc="0" locked="0" layoutInCell="1" allowOverlap="1" wp14:anchorId="2D4634B6" wp14:editId="3FBC8430">
+            <wp:simplePos x="0" y="0"/>
+            <wp:positionH relativeFrom="margin">
+              <wp:align>right</wp:align>
+            </wp:positionH>
+            <wp:positionV relativeFrom="paragraph">
+              <wp:posOffset>1348740</wp:posOffset>
+            </wp:positionV>
+            <wp:extent cx="5943600" cy="3276600"/>
+            <wp:effectExtent l="0" t="0" r="0" b="0"/>
+            <wp:wrapSquare wrapText="bothSides"/>
+            <wp:docPr id="6" name="Kép 6"/>
+            <wp:cNvGraphicFramePr>
+              <a:graphicFrameLocks xmlns:a="http://schemas.openxmlformats.org/drawingml/2006/main" noChangeAspect="1"/>
+            </wp:cNvGraphicFramePr>
+            <a:graphic xmlns:a="http://schemas.openxmlformats.org/drawingml/2006/main">
+              <a:graphicData uri="http://schemas.openxmlformats.org/drawingml/2006/picture">
+                <pic:pic xmlns:pic="http://schemas.openxmlformats.org/drawingml/2006/picture">
+                  <pic:nvPicPr>
+                    <pic:cNvPr id="0" name="Picture 3"/>
+                    <pic:cNvPicPr>
+                      <a:picLocks noChangeAspect="1" noChangeArrowheads="1"/>
+                    </pic:cNvPicPr>
+                  </pic:nvPicPr>
+                  <pic:blipFill>
+                    <a:blip r:embed="rId21">
+                      <a:extLst>
+                        <a:ext uri="{28A0092B-C50C-407E-A947-70E740481C1C}">
+                          <a14:useLocalDpi xmlns:a14="http://schemas.microsoft.com/office/drawing/2010/main" val="0"/>
+                        </a:ext>
+                      </a:extLst>
+                    </a:blip>
+                    <a:srcRect/>
+                    <a:stretch>
+                      <a:fillRect/>
+                    </a:stretch>
+                  </pic:blipFill>
+                  <pic:spPr bwMode="auto">
+                    <a:xfrm>
+                      <a:off x="0" y="0"/>
+                      <a:ext cx="5943600" cy="3276600"/>
+                    </a:xfrm>
+                    <a:prstGeom prst="rect">
+                      <a:avLst/>
+                    </a:prstGeom>
+                    <a:noFill/>
+                    <a:ln>
+                      <a:noFill/>
+                    </a:ln>
+                  </pic:spPr>
+                </pic:pic>
+              </a:graphicData>
+            </a:graphic>
+            <wp14:sizeRelH relativeFrom="margin">
+              <wp14:pctWidth>0</wp14:pctWidth>
+            </wp14:sizeRelH>
+            <wp14:sizeRelV relativeFrom="margin">
+              <wp14:pctHeight>0</wp14:pctHeight>
+            </wp14:sizeRelV>
+          </wp:anchor>
+        </w:drawing>
+      </w:r>
+      <w:r>
+        <w:rPr>
           <w:b/>
           <w:lang w:val="de-DE"/>
         </w:rPr>
@@ -23111,13 +23268,6 @@
         </w:rPr>
         <w:t>.</w:t>
       </w:r>
-    </w:p>
-    <w:p>
-      <w:proofErr w:type="spellStart"/>
-      <w:r>
-        <w:t>ábra</w:t>
-      </w:r>
-      <w:proofErr w:type="spellEnd"/>
     </w:p>
     <w:p>
       <w:pPr>
@@ -23128,6 +23278,15 @@
         </w:rPr>
       </w:pPr>
       <w:bookmarkStart w:id="27" w:name="_Toc224640852"/>
+    </w:p>
+    <w:p>
+      <w:pPr>
+        <w:pStyle w:val="Cmsor2"/>
+        <w:spacing w:after="0"/>
+        <w:rPr>
+          <w:rFonts w:eastAsia="Times New Roman"/>
+        </w:rPr>
+      </w:pPr>
       <w:r>
         <w:rPr>
           <w:rFonts w:eastAsia="Times New Roman"/>
@@ -23734,6 +23893,7 @@
         <w:rPr>
           <w:b/>
         </w:rPr>
+        <w:lastRenderedPageBreak/>
         <w:t>szerepét</w:t>
       </w:r>
       <w:proofErr w:type="spellEnd"/>
@@ -24359,7 +24519,6 @@
                 <w:b w:val="0"/>
                 <w:bCs w:val="0"/>
               </w:rPr>
-              <w:lastRenderedPageBreak/>
               <w:t>40</w:t>
             </w:r>
           </w:p>
@@ -25673,6 +25832,7 @@
         <w:rPr>
           <w:rFonts w:eastAsia="Times New Roman"/>
         </w:rPr>
+        <w:lastRenderedPageBreak/>
         <w:t xml:space="preserve">3.7.2 </w:t>
       </w:r>
       <w:r>
@@ -26188,7 +26348,6 @@
     <w:p>
       <w:proofErr w:type="spellStart"/>
       <w:r>
-        <w:lastRenderedPageBreak/>
         <w:t>Kepek</w:t>
       </w:r>
       <w:proofErr w:type="spellEnd"/>
@@ -26992,6 +27151,7 @@
         <w:rPr>
           <w:rFonts w:eastAsia="Times New Roman"/>
         </w:rPr>
+        <w:lastRenderedPageBreak/>
         <w:t xml:space="preserve">3.7.5 </w:t>
       </w:r>
       <w:r>
@@ -28065,6 +28225,7 @@
           <w:sz w:val="21"/>
           <w:lang w:val="hu-HU" w:eastAsia="hu-HU"/>
         </w:rPr>
+        <w:lastRenderedPageBreak/>
         <w:t>ip</w:t>
       </w:r>
       <w:proofErr w:type="spellEnd"/>
@@ -29661,7 +29822,6 @@
           <w:sz w:val="21"/>
           <w:lang w:val="hu-HU" w:eastAsia="hu-HU"/>
         </w:rPr>
-        <w:lastRenderedPageBreak/>
         <w:t xml:space="preserve">    </w:t>
       </w:r>
       <w:proofErr w:type="spellStart"/>
@@ -32315,6 +32475,7 @@
           <w:sz w:val="21"/>
           <w:lang w:val="hu-HU" w:eastAsia="hu-HU"/>
         </w:rPr>
+        <w:lastRenderedPageBreak/>
         <w:t>ip</w:t>
       </w:r>
       <w:proofErr w:type="spellEnd"/>
@@ -33083,7 +33244,6 @@
           <w:sz w:val="21"/>
           <w:lang w:val="hu-HU" w:eastAsia="hu-HU"/>
         </w:rPr>
-        <w:lastRenderedPageBreak/>
         <w:t xml:space="preserve">    </w:t>
       </w:r>
       <w:proofErr w:type="spellStart"/>
@@ -35933,6 +36093,7 @@
     <w:p/>
     <w:p>
       <w:r>
+        <w:lastRenderedPageBreak/>
         <w:t xml:space="preserve">Az </w:t>
       </w:r>
       <w:r>
@@ -37354,7 +37515,6 @@
           <w:sz w:val="21"/>
           <w:lang w:val="hu-HU" w:eastAsia="hu-HU"/>
         </w:rPr>
-        <w:lastRenderedPageBreak/>
         <w:t xml:space="preserve">    </w:t>
       </w:r>
       <w:r>
@@ -38513,6 +38673,7 @@
         <w:rPr>
           <w:rFonts w:eastAsia="Times New Roman"/>
         </w:rPr>
+        <w:lastRenderedPageBreak/>
         <w:t>3.8.3. Dinamikus hálózati címfordítás</w:t>
       </w:r>
       <w:bookmarkEnd w:id="39"/>
@@ -39384,7 +39545,6 @@
       </w:r>
       <w:proofErr w:type="spellStart"/>
       <w:r>
-        <w:lastRenderedPageBreak/>
         <w:t>egyszerre</w:t>
       </w:r>
       <w:proofErr w:type="spellEnd"/>
@@ -40442,6 +40602,7 @@
       </w:r>
       <w:proofErr w:type="spellStart"/>
       <w:r>
+        <w:lastRenderedPageBreak/>
         <w:t>használjuk</w:t>
       </w:r>
       <w:proofErr w:type="spellEnd"/>
@@ -41015,7 +41176,6 @@
       </w:r>
       <w:proofErr w:type="spellStart"/>
       <w:r>
-        <w:lastRenderedPageBreak/>
         <w:t>üzleti</w:t>
       </w:r>
       <w:proofErr w:type="spellEnd"/>
@@ -42167,6 +42327,7 @@
         <w:rPr>
           <w:rFonts w:eastAsia="Times New Roman"/>
         </w:rPr>
+        <w:lastRenderedPageBreak/>
         <w:t>3.9.2. Alagúttechnológia</w:t>
       </w:r>
       <w:bookmarkEnd w:id="43"/>
@@ -42855,7 +43016,6 @@
         <w:rPr>
           <w:rFonts w:eastAsia="Times New Roman"/>
         </w:rPr>
-        <w:lastRenderedPageBreak/>
         <w:t>3.9.3. VPN titkosítás</w:t>
       </w:r>
       <w:bookmarkEnd w:id="44"/>
@@ -44458,7 +44618,6 @@
           <w:b/>
           <w:bCs/>
         </w:rPr>
-        <w:lastRenderedPageBreak/>
         <w:t>kommunikációt</w:t>
       </w:r>
       <w:proofErr w:type="spellEnd"/>
@@ -46527,7 +46686,7 @@
     </w:p>
     <w:p/>
     <w:sectPr>
-      <w:headerReference w:type="first" r:id="rId20"/>
+      <w:headerReference w:type="first" r:id="rId22"/>
       <w:pgSz w:w="12240" w:h="15840" w:code="1"/>
       <w:pgMar w:top="1440" w:right="1440" w:bottom="1440" w:left="1440" w:header="426" w:footer="708" w:gutter="0"/>
       <w:pgNumType w:start="1"/>

--- a/Dokumentacio/Dumentacio.docx
+++ b/Dokumentacio/Dumentacio.docx
@@ -185,7 +185,7 @@
                 <w:noProof/>
                 <w:webHidden/>
               </w:rPr>
-              <w:t>6</w:t>
+              <w:t>1</w:t>
             </w:r>
             <w:r>
               <w:rPr>
@@ -267,7 +267,7 @@
                 <w:noProof/>
                 <w:webHidden/>
               </w:rPr>
-              <w:t>6</w:t>
+              <w:t>1</w:t>
             </w:r>
             <w:r>
               <w:rPr>
@@ -341,7 +341,7 @@
                 <w:noProof/>
                 <w:webHidden/>
               </w:rPr>
-              <w:t>7</w:t>
+              <w:t>1</w:t>
             </w:r>
             <w:r>
               <w:rPr>
@@ -414,7 +414,7 @@
                 <w:noProof/>
                 <w:webHidden/>
               </w:rPr>
-              <w:t>7</w:t>
+              <w:t>1</w:t>
             </w:r>
             <w:r>
               <w:rPr>
@@ -487,7 +487,7 @@
                 <w:noProof/>
                 <w:webHidden/>
               </w:rPr>
-              <w:t>7</w:t>
+              <w:t>1</w:t>
             </w:r>
             <w:r>
               <w:rPr>
@@ -561,7 +561,7 @@
                 <w:noProof/>
                 <w:webHidden/>
               </w:rPr>
-              <w:t>9</w:t>
+              <w:t>1</w:t>
             </w:r>
             <w:r>
               <w:rPr>
@@ -635,7 +635,7 @@
                 <w:noProof/>
                 <w:webHidden/>
               </w:rPr>
-              <w:t>9</w:t>
+              <w:t>1</w:t>
             </w:r>
             <w:r>
               <w:rPr>
@@ -709,7 +709,7 @@
                 <w:noProof/>
                 <w:webHidden/>
               </w:rPr>
-              <w:t>9</w:t>
+              <w:t>1</w:t>
             </w:r>
             <w:r>
               <w:rPr>
@@ -783,7 +783,7 @@
                 <w:noProof/>
                 <w:webHidden/>
               </w:rPr>
-              <w:t>10</w:t>
+              <w:t>1</w:t>
             </w:r>
             <w:r>
               <w:rPr>
@@ -857,7 +857,7 @@
                 <w:noProof/>
                 <w:webHidden/>
               </w:rPr>
-              <w:t>10</w:t>
+              <w:t>1</w:t>
             </w:r>
             <w:r>
               <w:rPr>
@@ -931,7 +931,7 @@
                 <w:noProof/>
                 <w:webHidden/>
               </w:rPr>
-              <w:t>10</w:t>
+              <w:t>1</w:t>
             </w:r>
             <w:r>
               <w:rPr>
@@ -1005,7 +1005,7 @@
                 <w:noProof/>
                 <w:webHidden/>
               </w:rPr>
-              <w:t>11</w:t>
+              <w:t>1</w:t>
             </w:r>
             <w:r>
               <w:rPr>
@@ -1079,7 +1079,7 @@
                 <w:noProof/>
                 <w:webHidden/>
               </w:rPr>
-              <w:t>11</w:t>
+              <w:t>1</w:t>
             </w:r>
             <w:r>
               <w:rPr>
@@ -1152,7 +1152,7 @@
                 <w:noProof/>
                 <w:webHidden/>
               </w:rPr>
-              <w:t>12</w:t>
+              <w:t>1</w:t>
             </w:r>
             <w:r>
               <w:rPr>
@@ -1225,7 +1225,7 @@
                 <w:noProof/>
                 <w:webHidden/>
               </w:rPr>
-              <w:t>12</w:t>
+              <w:t>1</w:t>
             </w:r>
             <w:r>
               <w:rPr>
@@ -1299,7 +1299,7 @@
                 <w:noProof/>
                 <w:webHidden/>
               </w:rPr>
-              <w:t>12</w:t>
+              <w:t>1</w:t>
             </w:r>
             <w:r>
               <w:rPr>
@@ -1373,7 +1373,7 @@
                 <w:noProof/>
                 <w:webHidden/>
               </w:rPr>
-              <w:t>14</w:t>
+              <w:t>1</w:t>
             </w:r>
             <w:r>
               <w:rPr>
@@ -1447,7 +1447,7 @@
                 <w:noProof/>
                 <w:webHidden/>
               </w:rPr>
-              <w:t>14</w:t>
+              <w:t>1</w:t>
             </w:r>
             <w:r>
               <w:rPr>
@@ -1528,7 +1528,7 @@
                 <w:noProof/>
                 <w:webHidden/>
               </w:rPr>
-              <w:t>15</w:t>
+              <w:t>1</w:t>
             </w:r>
             <w:r>
               <w:rPr>
@@ -1600,7 +1600,7 @@
                 <w:noProof/>
                 <w:webHidden/>
               </w:rPr>
-              <w:t>15</w:t>
+              <w:t>1</w:t>
             </w:r>
             <w:r>
               <w:rPr>
@@ -1672,7 +1672,7 @@
                 <w:noProof/>
                 <w:webHidden/>
               </w:rPr>
-              <w:t>16</w:t>
+              <w:t>1</w:t>
             </w:r>
             <w:r>
               <w:rPr>
@@ -1744,7 +1744,7 @@
                 <w:noProof/>
                 <w:webHidden/>
               </w:rPr>
-              <w:t>16</w:t>
+              <w:t>1</w:t>
             </w:r>
             <w:r>
               <w:rPr>
@@ -1816,7 +1816,7 @@
                 <w:noProof/>
                 <w:webHidden/>
               </w:rPr>
-              <w:t>17</w:t>
+              <w:t>1</w:t>
             </w:r>
             <w:r>
               <w:rPr>
@@ -1890,7 +1890,7 @@
                 <w:noProof/>
                 <w:webHidden/>
               </w:rPr>
-              <w:t>17</w:t>
+              <w:t>1</w:t>
             </w:r>
             <w:r>
               <w:rPr>
@@ -1964,7 +1964,7 @@
                 <w:noProof/>
                 <w:webHidden/>
               </w:rPr>
-              <w:t>18</w:t>
+              <w:t>1</w:t>
             </w:r>
             <w:r>
               <w:rPr>
@@ -2038,7 +2038,7 @@
                 <w:noProof/>
                 <w:webHidden/>
               </w:rPr>
-              <w:t>18</w:t>
+              <w:t>1</w:t>
             </w:r>
             <w:r>
               <w:rPr>
@@ -2111,7 +2111,7 @@
                 <w:noProof/>
                 <w:webHidden/>
               </w:rPr>
-              <w:t>19</w:t>
+              <w:t>1</w:t>
             </w:r>
             <w:r>
               <w:rPr>
@@ -2184,7 +2184,7 @@
                 <w:noProof/>
                 <w:webHidden/>
               </w:rPr>
-              <w:t>19</w:t>
+              <w:t>1</w:t>
             </w:r>
             <w:r>
               <w:rPr>
@@ -2257,7 +2257,7 @@
                 <w:noProof/>
                 <w:webHidden/>
               </w:rPr>
-              <w:t>20</w:t>
+              <w:t>1</w:t>
             </w:r>
             <w:r>
               <w:rPr>
@@ -2330,7 +2330,7 @@
                 <w:noProof/>
                 <w:webHidden/>
               </w:rPr>
-              <w:t>20</w:t>
+              <w:t>1</w:t>
             </w:r>
             <w:r>
               <w:rPr>
@@ -2403,7 +2403,7 @@
                 <w:noProof/>
                 <w:webHidden/>
               </w:rPr>
-              <w:t>21</w:t>
+              <w:t>1</w:t>
             </w:r>
             <w:r>
               <w:rPr>
@@ -2476,7 +2476,7 @@
                 <w:noProof/>
                 <w:webHidden/>
               </w:rPr>
-              <w:t>21</w:t>
+              <w:t>1</w:t>
             </w:r>
             <w:r>
               <w:rPr>
@@ -2549,7 +2549,7 @@
                 <w:noProof/>
                 <w:webHidden/>
               </w:rPr>
-              <w:t>21</w:t>
+              <w:t>1</w:t>
             </w:r>
             <w:r>
               <w:rPr>
@@ -2622,7 +2622,7 @@
                 <w:noProof/>
                 <w:webHidden/>
               </w:rPr>
-              <w:t>22</w:t>
+              <w:t>1</w:t>
             </w:r>
             <w:r>
               <w:rPr>
@@ -2694,7 +2694,7 @@
                 <w:noProof/>
                 <w:webHidden/>
               </w:rPr>
-              <w:t>22</w:t>
+              <w:t>1</w:t>
             </w:r>
             <w:r>
               <w:rPr>
@@ -2767,7 +2767,7 @@
                 <w:noProof/>
                 <w:webHidden/>
               </w:rPr>
-              <w:t>22</w:t>
+              <w:t>1</w:t>
             </w:r>
             <w:r>
               <w:rPr>
@@ -2840,7 +2840,7 @@
                 <w:noProof/>
                 <w:webHidden/>
               </w:rPr>
-              <w:t>22</w:t>
+              <w:t>1</w:t>
             </w:r>
             <w:r>
               <w:rPr>
@@ -2913,7 +2913,7 @@
                 <w:noProof/>
                 <w:webHidden/>
               </w:rPr>
-              <w:t>25</w:t>
+              <w:t>1</w:t>
             </w:r>
             <w:r>
               <w:rPr>
@@ -2986,7 +2986,7 @@
                 <w:noProof/>
                 <w:webHidden/>
               </w:rPr>
-              <w:t>26</w:t>
+              <w:t>1</w:t>
             </w:r>
             <w:r>
               <w:rPr>
@@ -3058,7 +3058,7 @@
                 <w:noProof/>
                 <w:webHidden/>
               </w:rPr>
-              <w:t>26</w:t>
+              <w:t>1</w:t>
             </w:r>
             <w:r>
               <w:rPr>
@@ -3131,7 +3131,7 @@
                 <w:noProof/>
                 <w:webHidden/>
               </w:rPr>
-              <w:t>27</w:t>
+              <w:t>1</w:t>
             </w:r>
             <w:r>
               <w:rPr>
@@ -3204,7 +3204,7 @@
                 <w:noProof/>
                 <w:webHidden/>
               </w:rPr>
-              <w:t>27</w:t>
+              <w:t>1</w:t>
             </w:r>
             <w:r>
               <w:rPr>
@@ -3277,7 +3277,7 @@
                 <w:noProof/>
                 <w:webHidden/>
               </w:rPr>
-              <w:t>28</w:t>
+              <w:t>1</w:t>
             </w:r>
             <w:r>
               <w:rPr>
@@ -3350,7 +3350,7 @@
                 <w:noProof/>
                 <w:webHidden/>
               </w:rPr>
-              <w:t>28</w:t>
+              <w:t>1</w:t>
             </w:r>
             <w:r>
               <w:rPr>
@@ -3423,7 +3423,7 @@
                 <w:noProof/>
                 <w:webHidden/>
               </w:rPr>
-              <w:t>28</w:t>
+              <w:t>1</w:t>
             </w:r>
             <w:r>
               <w:rPr>
@@ -3496,7 +3496,7 @@
                 <w:noProof/>
                 <w:webHidden/>
               </w:rPr>
-              <w:t>28</w:t>
+              <w:t>1</w:t>
             </w:r>
             <w:r>
               <w:rPr>
@@ -3569,7 +3569,7 @@
                 <w:noProof/>
                 <w:webHidden/>
               </w:rPr>
-              <w:t>29</w:t>
+              <w:t>1</w:t>
             </w:r>
             <w:r>
               <w:rPr>
@@ -3642,7 +3642,7 @@
                 <w:noProof/>
                 <w:webHidden/>
               </w:rPr>
-              <w:t>30</w:t>
+              <w:t>1</w:t>
             </w:r>
             <w:r>
               <w:rPr>
@@ -3715,7 +3715,7 @@
                 <w:noProof/>
                 <w:webHidden/>
               </w:rPr>
-              <w:t>30</w:t>
+              <w:t>1</w:t>
             </w:r>
             <w:r>
               <w:rPr>
@@ -3788,7 +3788,7 @@
                 <w:noProof/>
                 <w:webHidden/>
               </w:rPr>
-              <w:t>30</w:t>
+              <w:t>1</w:t>
             </w:r>
             <w:r>
               <w:rPr>
@@ -3861,7 +3861,7 @@
                 <w:noProof/>
                 <w:webHidden/>
               </w:rPr>
-              <w:t>30</w:t>
+              <w:t>1</w:t>
             </w:r>
             <w:r>
               <w:rPr>
@@ -3934,7 +3934,7 @@
                 <w:noProof/>
                 <w:webHidden/>
               </w:rPr>
-              <w:t>30</w:t>
+              <w:t>1</w:t>
             </w:r>
             <w:r>
               <w:rPr>
@@ -4007,7 +4007,7 @@
                 <w:noProof/>
                 <w:webHidden/>
               </w:rPr>
-              <w:t>30</w:t>
+              <w:t>1</w:t>
             </w:r>
             <w:r>
               <w:rPr>
@@ -4080,7 +4080,7 @@
                 <w:noProof/>
                 <w:webHidden/>
               </w:rPr>
-              <w:t>30</w:t>
+              <w:t>1</w:t>
             </w:r>
             <w:r>
               <w:rPr>
@@ -4153,7 +4153,7 @@
                 <w:noProof/>
                 <w:webHidden/>
               </w:rPr>
-              <w:t>30</w:t>
+              <w:t>1</w:t>
             </w:r>
             <w:r>
               <w:rPr>
@@ -4226,7 +4226,7 @@
                 <w:noProof/>
                 <w:webHidden/>
               </w:rPr>
-              <w:t>30</w:t>
+              <w:t>1</w:t>
             </w:r>
             <w:r>
               <w:rPr>
@@ -4299,7 +4299,7 @@
                 <w:noProof/>
                 <w:webHidden/>
               </w:rPr>
-              <w:t>30</w:t>
+              <w:t>1</w:t>
             </w:r>
             <w:r>
               <w:rPr>
@@ -4372,7 +4372,7 @@
                 <w:noProof/>
                 <w:webHidden/>
               </w:rPr>
-              <w:t>30</w:t>
+              <w:t>1</w:t>
             </w:r>
             <w:r>
               <w:rPr>
@@ -4445,7 +4445,7 @@
                 <w:noProof/>
                 <w:webHidden/>
               </w:rPr>
-              <w:t>30</w:t>
+              <w:t>1</w:t>
             </w:r>
             <w:r>
               <w:rPr>
@@ -4518,7 +4518,7 @@
                 <w:noProof/>
                 <w:webHidden/>
               </w:rPr>
-              <w:t>30</w:t>
+              <w:t>1</w:t>
             </w:r>
             <w:r>
               <w:rPr>
@@ -4591,7 +4591,7 @@
                 <w:noProof/>
                 <w:webHidden/>
               </w:rPr>
-              <w:t>30</w:t>
+              <w:t>1</w:t>
             </w:r>
             <w:r>
               <w:rPr>
@@ -4664,7 +4664,7 @@
                 <w:noProof/>
                 <w:webHidden/>
               </w:rPr>
-              <w:t>30</w:t>
+              <w:t>1</w:t>
             </w:r>
             <w:r>
               <w:rPr>
@@ -4744,7 +4744,7 @@
                 <w:noProof/>
                 <w:webHidden/>
               </w:rPr>
-              <w:t>30</w:t>
+              <w:t>1</w:t>
             </w:r>
             <w:r>
               <w:rPr>
@@ -4824,7 +4824,7 @@
                 <w:noProof/>
                 <w:webHidden/>
               </w:rPr>
-              <w:t>30</w:t>
+              <w:t>1</w:t>
             </w:r>
             <w:r>
               <w:rPr>
@@ -4897,7 +4897,7 @@
                 <w:noProof/>
                 <w:webHidden/>
               </w:rPr>
-              <w:t>30</w:t>
+              <w:t>1</w:t>
             </w:r>
             <w:r>
               <w:rPr>
@@ -4970,7 +4970,7 @@
                 <w:noProof/>
                 <w:webHidden/>
               </w:rPr>
-              <w:t>31</w:t>
+              <w:t>1</w:t>
             </w:r>
             <w:r>
               <w:rPr>
@@ -5043,7 +5043,7 @@
                 <w:noProof/>
                 <w:webHidden/>
               </w:rPr>
-              <w:t>31</w:t>
+              <w:t>1</w:t>
             </w:r>
             <w:r>
               <w:rPr>
@@ -5116,7 +5116,7 @@
                 <w:noProof/>
                 <w:webHidden/>
               </w:rPr>
-              <w:t>31</w:t>
+              <w:t>1</w:t>
             </w:r>
             <w:r>
               <w:rPr>
@@ -5189,7 +5189,7 @@
                 <w:noProof/>
                 <w:webHidden/>
               </w:rPr>
-              <w:t>31</w:t>
+              <w:t>1</w:t>
             </w:r>
             <w:r>
               <w:rPr>
@@ -5262,7 +5262,7 @@
                 <w:noProof/>
                 <w:webHidden/>
               </w:rPr>
-              <w:t>32</w:t>
+              <w:t>1</w:t>
             </w:r>
             <w:r>
               <w:rPr>
@@ -5335,7 +5335,7 @@
                 <w:noProof/>
                 <w:webHidden/>
               </w:rPr>
-              <w:t>32</w:t>
+              <w:t>1</w:t>
             </w:r>
             <w:r>
               <w:rPr>
@@ -5408,7 +5408,7 @@
                 <w:noProof/>
                 <w:webHidden/>
               </w:rPr>
-              <w:t>32</w:t>
+              <w:t>1</w:t>
             </w:r>
             <w:r>
               <w:rPr>
@@ -5481,7 +5481,7 @@
                 <w:noProof/>
                 <w:webHidden/>
               </w:rPr>
-              <w:t>32</w:t>
+              <w:t>1</w:t>
             </w:r>
             <w:r>
               <w:rPr>
@@ -5554,7 +5554,7 @@
                 <w:noProof/>
                 <w:webHidden/>
               </w:rPr>
-              <w:t>32</w:t>
+              <w:t>1</w:t>
             </w:r>
             <w:r>
               <w:rPr>
@@ -5627,7 +5627,7 @@
                 <w:noProof/>
                 <w:webHidden/>
               </w:rPr>
-              <w:t>32</w:t>
+              <w:t>1</w:t>
             </w:r>
             <w:r>
               <w:rPr>
@@ -5700,7 +5700,7 @@
                 <w:noProof/>
                 <w:webHidden/>
               </w:rPr>
-              <w:t>32</w:t>
+              <w:t>1</w:t>
             </w:r>
             <w:r>
               <w:rPr>
@@ -5773,7 +5773,7 @@
                 <w:noProof/>
                 <w:webHidden/>
               </w:rPr>
-              <w:t>32</w:t>
+              <w:t>1</w:t>
             </w:r>
             <w:r>
               <w:rPr>
@@ -5846,7 +5846,7 @@
                 <w:noProof/>
                 <w:webHidden/>
               </w:rPr>
-              <w:t>32</w:t>
+              <w:t>1</w:t>
             </w:r>
             <w:r>
               <w:rPr>
@@ -5919,7 +5919,7 @@
                 <w:noProof/>
                 <w:webHidden/>
               </w:rPr>
-              <w:t>32</w:t>
+              <w:t>1</w:t>
             </w:r>
             <w:r>
               <w:rPr>
@@ -5992,7 +5992,7 @@
                 <w:noProof/>
                 <w:webHidden/>
               </w:rPr>
-              <w:t>32</w:t>
+              <w:t>1</w:t>
             </w:r>
             <w:r>
               <w:rPr>
@@ -6065,7 +6065,7 @@
                 <w:noProof/>
                 <w:webHidden/>
               </w:rPr>
-              <w:t>32</w:t>
+              <w:t>1</w:t>
             </w:r>
             <w:r>
               <w:rPr>
@@ -6137,7 +6137,7 @@
                 <w:noProof/>
                 <w:webHidden/>
               </w:rPr>
-              <w:t>32</w:t>
+              <w:t>1</w:t>
             </w:r>
             <w:r>
               <w:rPr>
@@ -6209,7 +6209,7 @@
                 <w:noProof/>
                 <w:webHidden/>
               </w:rPr>
-              <w:t>32</w:t>
+              <w:t>1</w:t>
             </w:r>
             <w:r>
               <w:rPr>
@@ -6281,7 +6281,7 @@
                 <w:noProof/>
                 <w:webHidden/>
               </w:rPr>
-              <w:t>32</w:t>
+              <w:t>1</w:t>
             </w:r>
             <w:r>
               <w:rPr>
@@ -6353,7 +6353,7 @@
                 <w:noProof/>
                 <w:webHidden/>
               </w:rPr>
-              <w:t>32</w:t>
+              <w:t>1</w:t>
             </w:r>
             <w:r>
               <w:rPr>
@@ -6425,7 +6425,7 @@
                 <w:noProof/>
                 <w:webHidden/>
               </w:rPr>
-              <w:t>32</w:t>
+              <w:t>1</w:t>
             </w:r>
             <w:r>
               <w:rPr>
@@ -6497,7 +6497,7 @@
                 <w:noProof/>
                 <w:webHidden/>
               </w:rPr>
-              <w:t>33</w:t>
+              <w:t>1</w:t>
             </w:r>
             <w:r>
               <w:rPr>
@@ -6569,7 +6569,7 @@
                 <w:noProof/>
                 <w:webHidden/>
               </w:rPr>
-              <w:t>33</w:t>
+              <w:t>1</w:t>
             </w:r>
             <w:r>
               <w:rPr>
@@ -6641,7 +6641,7 @@
                 <w:noProof/>
                 <w:webHidden/>
               </w:rPr>
-              <w:t>33</w:t>
+              <w:t>1</w:t>
             </w:r>
             <w:r>
               <w:rPr>
@@ -6713,7 +6713,7 @@
                 <w:noProof/>
                 <w:webHidden/>
               </w:rPr>
-              <w:t>33</w:t>
+              <w:t>1</w:t>
             </w:r>
             <w:r>
               <w:rPr>
@@ -6785,7 +6785,7 @@
                 <w:noProof/>
                 <w:webHidden/>
               </w:rPr>
-              <w:t>33</w:t>
+              <w:t>1</w:t>
             </w:r>
             <w:r>
               <w:rPr>
@@ -6857,7 +6857,7 @@
                 <w:noProof/>
                 <w:webHidden/>
               </w:rPr>
-              <w:t>33</w:t>
+              <w:t>1</w:t>
             </w:r>
             <w:r>
               <w:rPr>
@@ -6929,7 +6929,7 @@
                 <w:noProof/>
                 <w:webHidden/>
               </w:rPr>
-              <w:t>33</w:t>
+              <w:t>1</w:t>
             </w:r>
             <w:r>
               <w:rPr>
@@ -7001,7 +7001,7 @@
                 <w:noProof/>
                 <w:webHidden/>
               </w:rPr>
-              <w:t>33</w:t>
+              <w:t>1</w:t>
             </w:r>
             <w:r>
               <w:rPr>
@@ -7073,7 +7073,7 @@
                 <w:noProof/>
                 <w:webHidden/>
               </w:rPr>
-              <w:t>33</w:t>
+              <w:t>1</w:t>
             </w:r>
             <w:r>
               <w:rPr>
@@ -7145,7 +7145,7 @@
                 <w:noProof/>
                 <w:webHidden/>
               </w:rPr>
-              <w:t>33</w:t>
+              <w:t>1</w:t>
             </w:r>
             <w:r>
               <w:rPr>
@@ -7217,7 +7217,7 @@
                 <w:noProof/>
                 <w:webHidden/>
               </w:rPr>
-              <w:t>33</w:t>
+              <w:t>1</w:t>
             </w:r>
             <w:r>
               <w:rPr>
@@ -7289,7 +7289,7 @@
                 <w:noProof/>
                 <w:webHidden/>
               </w:rPr>
-              <w:t>33</w:t>
+              <w:t>1</w:t>
             </w:r>
             <w:r>
               <w:rPr>
@@ -7361,7 +7361,7 @@
                 <w:noProof/>
                 <w:webHidden/>
               </w:rPr>
-              <w:t>33</w:t>
+              <w:t>1</w:t>
             </w:r>
             <w:r>
               <w:rPr>
@@ -7433,7 +7433,7 @@
                 <w:noProof/>
                 <w:webHidden/>
               </w:rPr>
-              <w:t>33</w:t>
+              <w:t>1</w:t>
             </w:r>
             <w:r>
               <w:rPr>
@@ -7505,7 +7505,7 @@
                 <w:noProof/>
                 <w:webHidden/>
               </w:rPr>
-              <w:t>33</w:t>
+              <w:t>1</w:t>
             </w:r>
             <w:r>
               <w:rPr>
@@ -7577,7 +7577,7 @@
                 <w:noProof/>
                 <w:webHidden/>
               </w:rPr>
-              <w:t>33</w:t>
+              <w:t>1</w:t>
             </w:r>
             <w:r>
               <w:rPr>
@@ -7649,7 +7649,7 @@
                 <w:noProof/>
                 <w:webHidden/>
               </w:rPr>
-              <w:t>33</w:t>
+              <w:t>1</w:t>
             </w:r>
             <w:r>
               <w:rPr>
@@ -7722,7 +7722,7 @@
                 <w:noProof/>
                 <w:webHidden/>
               </w:rPr>
-              <w:t>33</w:t>
+              <w:t>1</w:t>
             </w:r>
             <w:r>
               <w:rPr>
@@ -7795,7 +7795,7 @@
                 <w:noProof/>
                 <w:webHidden/>
               </w:rPr>
-              <w:t>33</w:t>
+              <w:t>1</w:t>
             </w:r>
             <w:r>
               <w:rPr>
@@ -7868,7 +7868,7 @@
                 <w:noProof/>
                 <w:webHidden/>
               </w:rPr>
-              <w:t>34</w:t>
+              <w:t>1</w:t>
             </w:r>
             <w:r>
               <w:rPr>
@@ -8134,27 +8134,14 @@
         <w:pStyle w:val="Kpalrs"/>
         <w:jc w:val="both"/>
       </w:pPr>
-      <w:r>
-        <w:fldChar w:fldCharType="begin"/>
-      </w:r>
-      <w:r>
-        <w:instrText xml:space="preserve"> SEQ ábra: \* ARABIC </w:instrText>
-      </w:r>
-      <w:r>
-        <w:fldChar w:fldCharType="separate"/>
-      </w:r>
-      <w:r>
-        <w:rPr>
-          <w:noProof/>
-        </w:rPr>
-        <w:t>1</w:t>
-      </w:r>
-      <w:r>
-        <w:rPr>
-          <w:noProof/>
-        </w:rPr>
-        <w:fldChar w:fldCharType="end"/>
-      </w:r>
+      <w:fldSimple w:instr=" SEQ ábra: \* ARABIC ">
+        <w:r>
+          <w:rPr>
+            <w:noProof/>
+          </w:rPr>
+          <w:t>1</w:t>
+        </w:r>
+      </w:fldSimple>
       <w:r>
         <w:t xml:space="preserve">. </w:t>
       </w:r>
@@ -10384,12 +10371,19 @@
           <w:lang w:val="hu-HU"/>
         </w:rPr>
       </w:pPr>
+      <w:r>
+        <w:rPr>
+          <w:lang w:val="hu-HU"/>
+        </w:rPr>
+        <w:br w:type="column"/>
+      </w:r>
       <w:bookmarkStart w:id="9" w:name="_Toc224640835"/>
       <w:r>
         <w:rPr>
           <w:rFonts w:eastAsia="Times New Roman"/>
           <w:lang w:val="hu-HU"/>
         </w:rPr>
+        <w:lastRenderedPageBreak/>
         <w:t xml:space="preserve">3. </w:t>
       </w:r>
       <w:r>
@@ -10441,9 +10435,105 @@
       </w:pPr>
       <w:r>
         <w:rPr>
+          <w:noProof/>
           <w:lang w:val="hu-HU"/>
         </w:rPr>
-        <w:t>képek</w:t>
+        <w:drawing>
+          <wp:inline distT="0" distB="0" distL="0" distR="0" wp14:anchorId="00AC3A18" wp14:editId="2FF8D94B">
+            <wp:extent cx="5943600" cy="4457700"/>
+            <wp:effectExtent l="0" t="0" r="0" b="0"/>
+            <wp:docPr id="4" name="Kép 4"/>
+            <wp:cNvGraphicFramePr>
+              <a:graphicFrameLocks xmlns:a="http://schemas.openxmlformats.org/drawingml/2006/main" noChangeAspect="1"/>
+            </wp:cNvGraphicFramePr>
+            <a:graphic xmlns:a="http://schemas.openxmlformats.org/drawingml/2006/main">
+              <a:graphicData uri="http://schemas.openxmlformats.org/drawingml/2006/picture">
+                <pic:pic xmlns:pic="http://schemas.openxmlformats.org/drawingml/2006/picture">
+                  <pic:nvPicPr>
+                    <pic:cNvPr id="4" name="Kép 4"/>
+                    <pic:cNvPicPr/>
+                  </pic:nvPicPr>
+                  <pic:blipFill>
+                    <a:blip r:embed="rId19" cstate="print">
+                      <a:extLst>
+                        <a:ext uri="{28A0092B-C50C-407E-A947-70E740481C1C}">
+                          <a14:useLocalDpi xmlns:a14="http://schemas.microsoft.com/office/drawing/2010/main" val="0"/>
+                        </a:ext>
+                      </a:extLst>
+                    </a:blip>
+                    <a:stretch>
+                      <a:fillRect/>
+                    </a:stretch>
+                  </pic:blipFill>
+                  <pic:spPr>
+                    <a:xfrm>
+                      <a:off x="0" y="0"/>
+                      <a:ext cx="5943600" cy="4457700"/>
+                    </a:xfrm>
+                    <a:prstGeom prst="rect">
+                      <a:avLst/>
+                    </a:prstGeom>
+                  </pic:spPr>
+                </pic:pic>
+              </a:graphicData>
+            </a:graphic>
+          </wp:inline>
+        </w:drawing>
+      </w:r>
+    </w:p>
+    <w:p>
+      <w:pPr>
+        <w:rPr>
+          <w:lang w:val="hu-HU"/>
+        </w:rPr>
+      </w:pPr>
+      <w:r>
+        <w:rPr>
+          <w:noProof/>
+          <w:lang w:val="hu-HU"/>
+        </w:rPr>
+        <w:lastRenderedPageBreak/>
+        <w:drawing>
+          <wp:inline distT="0" distB="0" distL="0" distR="0" wp14:anchorId="31A61E82" wp14:editId="63B234F5">
+            <wp:extent cx="5943600" cy="2919248"/>
+            <wp:effectExtent l="0" t="0" r="0" b="0"/>
+            <wp:docPr id="7" name="Kép 7"/>
+            <wp:cNvGraphicFramePr>
+              <a:graphicFrameLocks xmlns:a="http://schemas.openxmlformats.org/drawingml/2006/main" noChangeAspect="1"/>
+            </wp:cNvGraphicFramePr>
+            <a:graphic xmlns:a="http://schemas.openxmlformats.org/drawingml/2006/main">
+              <a:graphicData uri="http://schemas.openxmlformats.org/drawingml/2006/picture">
+                <pic:pic xmlns:pic="http://schemas.openxmlformats.org/drawingml/2006/picture">
+                  <pic:nvPicPr>
+                    <pic:cNvPr id="7" name="Kép 7"/>
+                    <pic:cNvPicPr/>
+                  </pic:nvPicPr>
+                  <pic:blipFill>
+                    <a:blip r:embed="rId20" cstate="print">
+                      <a:extLst>
+                        <a:ext uri="{28A0092B-C50C-407E-A947-70E740481C1C}">
+                          <a14:useLocalDpi xmlns:a14="http://schemas.microsoft.com/office/drawing/2010/main" val="0"/>
+                        </a:ext>
+                      </a:extLst>
+                    </a:blip>
+                    <a:stretch>
+                      <a:fillRect/>
+                    </a:stretch>
+                  </pic:blipFill>
+                  <pic:spPr>
+                    <a:xfrm>
+                      <a:off x="0" y="0"/>
+                      <a:ext cx="5943600" cy="2919248"/>
+                    </a:xfrm>
+                    <a:prstGeom prst="rect">
+                      <a:avLst/>
+                    </a:prstGeom>
+                  </pic:spPr>
+                </pic:pic>
+              </a:graphicData>
+            </a:graphic>
+          </wp:inline>
+        </w:drawing>
       </w:r>
     </w:p>
     <w:p>
@@ -10461,7 +10551,6 @@
           <w:rFonts w:eastAsia="Times New Roman"/>
           <w:lang w:val="hu-HU"/>
         </w:rPr>
-        <w:lastRenderedPageBreak/>
         <w:t xml:space="preserve">3.2. </w:t>
       </w:r>
       <w:r>
@@ -10525,7 +10614,7 @@
                     <pic:cNvPicPr/>
                   </pic:nvPicPr>
                   <pic:blipFill>
-                    <a:blip r:embed="rId19" cstate="print">
+                    <a:blip r:embed="rId21" cstate="print">
                       <a:extLst>
                         <a:ext uri="{28A0092B-C50C-407E-A947-70E740481C1C}">
                           <a14:useLocalDpi xmlns:a14="http://schemas.microsoft.com/office/drawing/2010/main" val="0"/>
@@ -10562,6 +10651,7 @@
         <w:rPr>
           <w:lang w:val="hu-HU"/>
         </w:rPr>
+        <w:lastRenderedPageBreak/>
         <w:t xml:space="preserve">A </w:t>
       </w:r>
       <w:r>
@@ -10656,7 +10746,6 @@
         <w:rPr>
           <w:rFonts w:eastAsia="Times New Roman"/>
         </w:rPr>
-        <w:lastRenderedPageBreak/>
         <w:t xml:space="preserve">3.2.2. </w:t>
       </w:r>
       <w:r>
@@ -11589,6 +11678,7 @@
     </w:p>
     <w:p>
       <w:r>
+        <w:lastRenderedPageBreak/>
         <w:t xml:space="preserve">A </w:t>
       </w:r>
       <w:proofErr w:type="spellStart"/>
@@ -22727,7 +22817,7 @@
                     <pic:cNvPicPr/>
                   </pic:nvPicPr>
                   <pic:blipFill>
-                    <a:blip r:embed="rId20">
+                    <a:blip r:embed="rId22">
                       <a:extLst>
                         <a:ext uri="{28A0092B-C50C-407E-A947-70E740481C1C}">
                           <a14:useLocalDpi xmlns:a14="http://schemas.microsoft.com/office/drawing/2010/main" val="0"/>
@@ -22801,16 +22891,437 @@
       </w:pPr>
       <w:r>
         <w:rPr>
+          <w:b/>
+          <w:lang w:val="de-DE"/>
+        </w:rPr>
+        <w:t xml:space="preserve">A </w:t>
+      </w:r>
+      <w:proofErr w:type="spellStart"/>
+      <w:r>
+        <w:rPr>
+          <w:b/>
+          <w:lang w:val="de-DE"/>
+        </w:rPr>
+        <w:t>switchek</w:t>
+      </w:r>
+      <w:proofErr w:type="spellEnd"/>
+      <w:r>
+        <w:rPr>
+          <w:b/>
+          <w:lang w:val="de-DE"/>
+        </w:rPr>
+        <w:t xml:space="preserve"> </w:t>
+      </w:r>
+      <w:proofErr w:type="spellStart"/>
+      <w:r>
+        <w:rPr>
+          <w:b/>
+          <w:lang w:val="de-DE"/>
+        </w:rPr>
+        <w:t>közé</w:t>
+      </w:r>
+      <w:proofErr w:type="spellEnd"/>
+      <w:r>
+        <w:rPr>
+          <w:b/>
+          <w:lang w:val="de-DE"/>
+        </w:rPr>
+        <w:t xml:space="preserve"> </w:t>
+      </w:r>
+      <w:proofErr w:type="spellStart"/>
+      <w:r>
+        <w:rPr>
+          <w:b/>
+          <w:lang w:val="de-DE"/>
+        </w:rPr>
+        <w:t>EtherChannel</w:t>
+      </w:r>
+      <w:proofErr w:type="spellEnd"/>
+      <w:r>
+        <w:rPr>
+          <w:b/>
+          <w:lang w:val="de-DE"/>
+        </w:rPr>
+        <w:t xml:space="preserve"> </w:t>
+      </w:r>
+      <w:proofErr w:type="spellStart"/>
+      <w:r>
+        <w:rPr>
+          <w:b/>
+          <w:lang w:val="de-DE"/>
+        </w:rPr>
+        <w:t>technológiát</w:t>
+      </w:r>
+      <w:proofErr w:type="spellEnd"/>
+      <w:r>
+        <w:rPr>
+          <w:b/>
+          <w:lang w:val="de-DE"/>
+        </w:rPr>
+        <w:t xml:space="preserve"> </w:t>
+      </w:r>
+      <w:proofErr w:type="spellStart"/>
+      <w:r>
+        <w:rPr>
+          <w:b/>
+          <w:lang w:val="de-DE"/>
+        </w:rPr>
+        <w:t>alkalmaztunk</w:t>
+      </w:r>
+      <w:proofErr w:type="spellEnd"/>
+      <w:r>
+        <w:rPr>
+          <w:lang w:val="de-DE"/>
+        </w:rPr>
+        <w:t xml:space="preserve">. </w:t>
+      </w:r>
+      <w:proofErr w:type="spellStart"/>
+      <w:r>
+        <w:rPr>
+          <w:lang w:val="de-DE"/>
+        </w:rPr>
+        <w:t>Ehhez</w:t>
+      </w:r>
+      <w:proofErr w:type="spellEnd"/>
+      <w:r>
+        <w:rPr>
+          <w:lang w:val="de-DE"/>
+        </w:rPr>
+        <w:t xml:space="preserve"> Link Aggregation Control Protocol-t (</w:t>
+      </w:r>
+      <w:r>
+        <w:rPr>
+          <w:b/>
+          <w:lang w:val="de-DE"/>
+        </w:rPr>
+        <w:t>LACP</w:t>
+      </w:r>
+      <w:r>
+        <w:rPr>
+          <w:lang w:val="de-DE"/>
+        </w:rPr>
+        <w:t xml:space="preserve">) </w:t>
+      </w:r>
+      <w:proofErr w:type="spellStart"/>
+      <w:r>
+        <w:rPr>
+          <w:lang w:val="de-DE"/>
+        </w:rPr>
+        <w:t>használtunk</w:t>
+      </w:r>
+      <w:proofErr w:type="spellEnd"/>
+      <w:r>
+        <w:rPr>
+          <w:lang w:val="de-DE"/>
+        </w:rPr>
+        <w:t xml:space="preserve">, </w:t>
+      </w:r>
+      <w:proofErr w:type="spellStart"/>
+      <w:r>
+        <w:rPr>
+          <w:lang w:val="de-DE"/>
+        </w:rPr>
+        <w:t>ami</w:t>
+      </w:r>
+      <w:proofErr w:type="spellEnd"/>
+      <w:r>
+        <w:rPr>
+          <w:lang w:val="de-DE"/>
+        </w:rPr>
+        <w:t xml:space="preserve"> </w:t>
+      </w:r>
+      <w:proofErr w:type="spellStart"/>
+      <w:r>
+        <w:rPr>
+          <w:lang w:val="de-DE"/>
+        </w:rPr>
+        <w:t>lehetővé</w:t>
+      </w:r>
+      <w:proofErr w:type="spellEnd"/>
+      <w:r>
+        <w:rPr>
+          <w:lang w:val="de-DE"/>
+        </w:rPr>
+        <w:t xml:space="preserve"> </w:t>
+      </w:r>
+      <w:proofErr w:type="spellStart"/>
+      <w:r>
+        <w:rPr>
+          <w:lang w:val="de-DE"/>
+        </w:rPr>
+        <w:t>teszi</w:t>
+      </w:r>
+      <w:proofErr w:type="spellEnd"/>
+      <w:r>
+        <w:rPr>
+          <w:lang w:val="de-DE"/>
+        </w:rPr>
+        <w:t xml:space="preserve"> </w:t>
+      </w:r>
+      <w:proofErr w:type="spellStart"/>
+      <w:r>
+        <w:rPr>
+          <w:lang w:val="de-DE"/>
+        </w:rPr>
+        <w:t>több</w:t>
+      </w:r>
+      <w:proofErr w:type="spellEnd"/>
+      <w:r>
+        <w:rPr>
+          <w:lang w:val="de-DE"/>
+        </w:rPr>
+        <w:t xml:space="preserve"> (</w:t>
+      </w:r>
+      <w:proofErr w:type="spellStart"/>
+      <w:r>
+        <w:rPr>
+          <w:lang w:val="de-DE"/>
+        </w:rPr>
+        <w:t>esetünkben</w:t>
+      </w:r>
+      <w:proofErr w:type="spellEnd"/>
+      <w:r>
+        <w:rPr>
+          <w:lang w:val="de-DE"/>
+        </w:rPr>
+        <w:t xml:space="preserve"> 2) </w:t>
+      </w:r>
+      <w:proofErr w:type="spellStart"/>
+      <w:r>
+        <w:rPr>
+          <w:lang w:val="de-DE"/>
+        </w:rPr>
+        <w:t>fizikai</w:t>
+      </w:r>
+      <w:proofErr w:type="spellEnd"/>
+      <w:r>
+        <w:rPr>
+          <w:lang w:val="de-DE"/>
+        </w:rPr>
+        <w:t xml:space="preserve"> </w:t>
+      </w:r>
+      <w:proofErr w:type="spellStart"/>
+      <w:r>
+        <w:rPr>
+          <w:lang w:val="de-DE"/>
+        </w:rPr>
+        <w:t>port</w:t>
+      </w:r>
+      <w:proofErr w:type="spellEnd"/>
+      <w:r>
+        <w:rPr>
+          <w:lang w:val="de-DE"/>
+        </w:rPr>
+        <w:t xml:space="preserve"> </w:t>
+      </w:r>
+      <w:proofErr w:type="spellStart"/>
+      <w:r>
+        <w:rPr>
+          <w:lang w:val="de-DE"/>
+        </w:rPr>
+        <w:t>összekapcsolását</w:t>
+      </w:r>
+      <w:proofErr w:type="spellEnd"/>
+      <w:r>
+        <w:rPr>
+          <w:lang w:val="de-DE"/>
+        </w:rPr>
+        <w:t xml:space="preserve"> egy </w:t>
+      </w:r>
+      <w:proofErr w:type="spellStart"/>
+      <w:r>
+        <w:rPr>
+          <w:lang w:val="de-DE"/>
+        </w:rPr>
+        <w:t>logikai</w:t>
+      </w:r>
+      <w:proofErr w:type="spellEnd"/>
+      <w:r>
+        <w:rPr>
+          <w:lang w:val="de-DE"/>
+        </w:rPr>
+        <w:t xml:space="preserve"> </w:t>
+      </w:r>
+      <w:proofErr w:type="spellStart"/>
+      <w:r>
+        <w:rPr>
+          <w:lang w:val="de-DE"/>
+        </w:rPr>
+        <w:t>linkké</w:t>
+      </w:r>
+      <w:proofErr w:type="spellEnd"/>
+      <w:r>
+        <w:rPr>
+          <w:lang w:val="de-DE"/>
+        </w:rPr>
+        <w:t xml:space="preserve">, </w:t>
+      </w:r>
+      <w:proofErr w:type="spellStart"/>
+      <w:r>
+        <w:rPr>
+          <w:lang w:val="de-DE"/>
+        </w:rPr>
+        <w:t>így</w:t>
+      </w:r>
+      <w:proofErr w:type="spellEnd"/>
+      <w:r>
+        <w:rPr>
+          <w:lang w:val="de-DE"/>
+        </w:rPr>
+        <w:t xml:space="preserve"> </w:t>
+      </w:r>
+      <w:proofErr w:type="spellStart"/>
+      <w:r>
+        <w:rPr>
+          <w:b/>
+          <w:lang w:val="de-DE"/>
+        </w:rPr>
+        <w:t>növelve</w:t>
+      </w:r>
+      <w:proofErr w:type="spellEnd"/>
+      <w:r>
+        <w:rPr>
+          <w:b/>
+          <w:lang w:val="de-DE"/>
+        </w:rPr>
+        <w:t xml:space="preserve"> a </w:t>
+      </w:r>
+      <w:proofErr w:type="spellStart"/>
+      <w:r>
+        <w:rPr>
+          <w:b/>
+          <w:lang w:val="de-DE"/>
+        </w:rPr>
+        <w:t>sávszélességet</w:t>
+      </w:r>
+      <w:proofErr w:type="spellEnd"/>
+      <w:r>
+        <w:rPr>
+          <w:b/>
+          <w:lang w:val="de-DE"/>
+        </w:rPr>
+        <w:t xml:space="preserve"> </w:t>
+      </w:r>
+      <w:proofErr w:type="spellStart"/>
+      <w:r>
+        <w:rPr>
+          <w:b/>
+          <w:lang w:val="de-DE"/>
+        </w:rPr>
+        <w:t>és</w:t>
+      </w:r>
+      <w:proofErr w:type="spellEnd"/>
+      <w:r>
+        <w:rPr>
+          <w:b/>
+          <w:lang w:val="de-DE"/>
+        </w:rPr>
+        <w:t xml:space="preserve"> </w:t>
+      </w:r>
+      <w:proofErr w:type="spellStart"/>
+      <w:r>
+        <w:rPr>
+          <w:b/>
+          <w:lang w:val="de-DE"/>
+        </w:rPr>
+        <w:t>biztosítva</w:t>
+      </w:r>
+      <w:proofErr w:type="spellEnd"/>
+      <w:r>
+        <w:rPr>
+          <w:b/>
+          <w:lang w:val="de-DE"/>
+        </w:rPr>
+        <w:t xml:space="preserve"> a </w:t>
+      </w:r>
+      <w:proofErr w:type="spellStart"/>
+      <w:r>
+        <w:rPr>
+          <w:b/>
+          <w:lang w:val="de-DE"/>
+        </w:rPr>
+        <w:t>redundanciát</w:t>
+      </w:r>
+      <w:proofErr w:type="spellEnd"/>
+      <w:r>
+        <w:rPr>
+          <w:lang w:val="de-DE"/>
+        </w:rPr>
+        <w:t xml:space="preserve"> a </w:t>
+      </w:r>
+      <w:proofErr w:type="spellStart"/>
+      <w:r>
+        <w:rPr>
+          <w:lang w:val="de-DE"/>
+        </w:rPr>
+        <w:t>kapcsolatok</w:t>
+      </w:r>
+      <w:proofErr w:type="spellEnd"/>
+      <w:r>
+        <w:rPr>
+          <w:lang w:val="de-DE"/>
+        </w:rPr>
+        <w:t xml:space="preserve"> </w:t>
+      </w:r>
+      <w:proofErr w:type="spellStart"/>
+      <w:r>
+        <w:rPr>
+          <w:lang w:val="de-DE"/>
+        </w:rPr>
+        <w:t>kiesése</w:t>
+      </w:r>
+      <w:proofErr w:type="spellEnd"/>
+      <w:r>
+        <w:rPr>
+          <w:lang w:val="de-DE"/>
+        </w:rPr>
+        <w:t xml:space="preserve"> </w:t>
+      </w:r>
+      <w:proofErr w:type="spellStart"/>
+      <w:r>
+        <w:rPr>
+          <w:lang w:val="de-DE"/>
+        </w:rPr>
+        <w:t>esetén</w:t>
+      </w:r>
+      <w:proofErr w:type="spellEnd"/>
+      <w:r>
+        <w:rPr>
+          <w:lang w:val="de-DE"/>
+        </w:rPr>
+        <w:t>.</w:t>
+      </w:r>
+    </w:p>
+    <w:p>
+      <w:pPr>
+        <w:pStyle w:val="Cmsor2"/>
+        <w:spacing w:after="0"/>
+        <w:rPr>
+          <w:rFonts w:eastAsia="Times New Roman"/>
+        </w:rPr>
+      </w:pPr>
+      <w:bookmarkStart w:id="27" w:name="_Toc224640852"/>
+    </w:p>
+    <w:p>
+      <w:pPr>
+        <w:pStyle w:val="Cmsor2"/>
+        <w:spacing w:after="0"/>
+        <w:rPr>
+          <w:rFonts w:eastAsia="Times New Roman"/>
+        </w:rPr>
+      </w:pPr>
+      <w:r>
+        <w:rPr>
           <w:noProof/>
         </w:rPr>
         <w:drawing>
-          <wp:anchor distT="0" distB="0" distL="114300" distR="114300" simplePos="0" relativeHeight="251660288" behindDoc="0" locked="0" layoutInCell="1" allowOverlap="1" wp14:anchorId="2D4634B6" wp14:editId="3FBC8430">
+          <wp:anchor distT="0" distB="0" distL="114300" distR="114300" simplePos="0" relativeHeight="251660288" behindDoc="0" locked="0" layoutInCell="1" allowOverlap="1" wp14:anchorId="2D4634B6" wp14:editId="1D14F4C7">
             <wp:simplePos x="0" y="0"/>
             <wp:positionH relativeFrom="margin">
               <wp:align>right</wp:align>
             </wp:positionH>
             <wp:positionV relativeFrom="paragraph">
-              <wp:posOffset>1348740</wp:posOffset>
+              <wp:posOffset>85725</wp:posOffset>
             </wp:positionV>
             <wp:extent cx="5943600" cy="3276600"/>
             <wp:effectExtent l="0" t="0" r="0" b="0"/>
@@ -22829,7 +23340,7 @@
                     </pic:cNvPicPr>
                   </pic:nvPicPr>
                   <pic:blipFill>
-                    <a:blip r:embed="rId21">
+                    <a:blip r:embed="rId23">
                       <a:extLst>
                         <a:ext uri="{28A0092B-C50C-407E-A947-70E740481C1C}">
                           <a14:useLocalDpi xmlns:a14="http://schemas.microsoft.com/office/drawing/2010/main" val="0"/>
@@ -22868,429 +23379,15 @@
       </w:r>
       <w:r>
         <w:rPr>
-          <w:b/>
-          <w:lang w:val="de-DE"/>
-        </w:rPr>
-        <w:t xml:space="preserve">A </w:t>
-      </w:r>
-      <w:proofErr w:type="spellStart"/>
-      <w:r>
-        <w:rPr>
-          <w:b/>
-          <w:lang w:val="de-DE"/>
-        </w:rPr>
-        <w:t>switchek</w:t>
-      </w:r>
-      <w:proofErr w:type="spellEnd"/>
-      <w:r>
-        <w:rPr>
-          <w:b/>
-          <w:lang w:val="de-DE"/>
-        </w:rPr>
-        <w:t xml:space="preserve"> </w:t>
-      </w:r>
-      <w:proofErr w:type="spellStart"/>
-      <w:r>
-        <w:rPr>
-          <w:b/>
-          <w:lang w:val="de-DE"/>
-        </w:rPr>
-        <w:t>közé</w:t>
-      </w:r>
-      <w:proofErr w:type="spellEnd"/>
-      <w:r>
-        <w:rPr>
-          <w:b/>
-          <w:lang w:val="de-DE"/>
-        </w:rPr>
-        <w:t xml:space="preserve"> </w:t>
-      </w:r>
-      <w:proofErr w:type="spellStart"/>
-      <w:r>
-        <w:rPr>
-          <w:b/>
-          <w:lang w:val="de-DE"/>
-        </w:rPr>
-        <w:t>EtherChannel</w:t>
-      </w:r>
-      <w:proofErr w:type="spellEnd"/>
-      <w:r>
-        <w:rPr>
-          <w:b/>
-          <w:lang w:val="de-DE"/>
-        </w:rPr>
-        <w:t xml:space="preserve"> </w:t>
-      </w:r>
-      <w:proofErr w:type="spellStart"/>
-      <w:r>
-        <w:rPr>
-          <w:b/>
-          <w:lang w:val="de-DE"/>
-        </w:rPr>
-        <w:t>technológiát</w:t>
-      </w:r>
-      <w:proofErr w:type="spellEnd"/>
-      <w:r>
-        <w:rPr>
-          <w:b/>
-          <w:lang w:val="de-DE"/>
-        </w:rPr>
-        <w:t xml:space="preserve"> </w:t>
-      </w:r>
-      <w:proofErr w:type="spellStart"/>
-      <w:r>
-        <w:rPr>
-          <w:b/>
-          <w:lang w:val="de-DE"/>
-        </w:rPr>
-        <w:t>alkalmaztunk</w:t>
-      </w:r>
-      <w:proofErr w:type="spellEnd"/>
-      <w:r>
-        <w:rPr>
-          <w:lang w:val="de-DE"/>
-        </w:rPr>
-        <w:t xml:space="preserve">. </w:t>
-      </w:r>
-      <w:proofErr w:type="spellStart"/>
-      <w:r>
-        <w:rPr>
-          <w:lang w:val="de-DE"/>
-        </w:rPr>
-        <w:t>Ehhez</w:t>
-      </w:r>
-      <w:proofErr w:type="spellEnd"/>
-      <w:r>
-        <w:rPr>
-          <w:lang w:val="de-DE"/>
-        </w:rPr>
-        <w:t xml:space="preserve"> Link Aggregation Control Protocol-t (</w:t>
-      </w:r>
-      <w:r>
-        <w:rPr>
-          <w:b/>
-          <w:lang w:val="de-DE"/>
-        </w:rPr>
-        <w:t>LACP</w:t>
-      </w:r>
-      <w:r>
-        <w:rPr>
-          <w:lang w:val="de-DE"/>
-        </w:rPr>
-        <w:t xml:space="preserve">) </w:t>
-      </w:r>
-      <w:proofErr w:type="spellStart"/>
-      <w:r>
-        <w:rPr>
-          <w:lang w:val="de-DE"/>
-        </w:rPr>
-        <w:t>használtunk</w:t>
-      </w:r>
-      <w:proofErr w:type="spellEnd"/>
-      <w:r>
-        <w:rPr>
-          <w:lang w:val="de-DE"/>
-        </w:rPr>
-        <w:t xml:space="preserve">, </w:t>
-      </w:r>
-      <w:proofErr w:type="spellStart"/>
-      <w:r>
-        <w:rPr>
-          <w:lang w:val="de-DE"/>
-        </w:rPr>
-        <w:t>ami</w:t>
-      </w:r>
-      <w:proofErr w:type="spellEnd"/>
-      <w:r>
-        <w:rPr>
-          <w:lang w:val="de-DE"/>
-        </w:rPr>
-        <w:t xml:space="preserve"> </w:t>
-      </w:r>
-      <w:proofErr w:type="spellStart"/>
-      <w:r>
-        <w:rPr>
-          <w:lang w:val="de-DE"/>
-        </w:rPr>
-        <w:t>lehetővé</w:t>
-      </w:r>
-      <w:proofErr w:type="spellEnd"/>
-      <w:r>
-        <w:rPr>
-          <w:lang w:val="de-DE"/>
-        </w:rPr>
-        <w:t xml:space="preserve"> </w:t>
-      </w:r>
-      <w:proofErr w:type="spellStart"/>
-      <w:r>
-        <w:rPr>
-          <w:lang w:val="de-DE"/>
-        </w:rPr>
-        <w:t>teszi</w:t>
-      </w:r>
-      <w:proofErr w:type="spellEnd"/>
-      <w:r>
-        <w:rPr>
-          <w:lang w:val="de-DE"/>
-        </w:rPr>
-        <w:t xml:space="preserve"> </w:t>
-      </w:r>
-      <w:proofErr w:type="spellStart"/>
-      <w:r>
-        <w:rPr>
-          <w:lang w:val="de-DE"/>
-        </w:rPr>
-        <w:t>több</w:t>
-      </w:r>
-      <w:proofErr w:type="spellEnd"/>
-      <w:r>
-        <w:rPr>
-          <w:lang w:val="de-DE"/>
-        </w:rPr>
-        <w:t xml:space="preserve"> (</w:t>
-      </w:r>
-      <w:proofErr w:type="spellStart"/>
-      <w:r>
-        <w:rPr>
-          <w:lang w:val="de-DE"/>
-        </w:rPr>
-        <w:t>esetünkben</w:t>
-      </w:r>
-      <w:proofErr w:type="spellEnd"/>
-      <w:r>
-        <w:rPr>
-          <w:lang w:val="de-DE"/>
-        </w:rPr>
-        <w:t xml:space="preserve"> 2) </w:t>
-      </w:r>
-      <w:proofErr w:type="spellStart"/>
-      <w:r>
-        <w:rPr>
-          <w:lang w:val="de-DE"/>
-        </w:rPr>
-        <w:t>fizikai</w:t>
-      </w:r>
-      <w:proofErr w:type="spellEnd"/>
-      <w:r>
-        <w:rPr>
-          <w:lang w:val="de-DE"/>
-        </w:rPr>
-        <w:t xml:space="preserve"> </w:t>
-      </w:r>
-      <w:proofErr w:type="spellStart"/>
-      <w:r>
-        <w:rPr>
-          <w:lang w:val="de-DE"/>
-        </w:rPr>
-        <w:t>port</w:t>
-      </w:r>
-      <w:proofErr w:type="spellEnd"/>
-      <w:r>
-        <w:rPr>
-          <w:lang w:val="de-DE"/>
-        </w:rPr>
-        <w:t xml:space="preserve"> </w:t>
-      </w:r>
-      <w:proofErr w:type="spellStart"/>
-      <w:r>
-        <w:rPr>
-          <w:lang w:val="de-DE"/>
-        </w:rPr>
-        <w:t>összekapcsolását</w:t>
-      </w:r>
-      <w:proofErr w:type="spellEnd"/>
-      <w:r>
-        <w:rPr>
-          <w:lang w:val="de-DE"/>
-        </w:rPr>
-        <w:t xml:space="preserve"> egy </w:t>
-      </w:r>
-      <w:proofErr w:type="spellStart"/>
-      <w:r>
-        <w:rPr>
-          <w:lang w:val="de-DE"/>
-        </w:rPr>
-        <w:t>logikai</w:t>
-      </w:r>
-      <w:proofErr w:type="spellEnd"/>
-      <w:r>
-        <w:rPr>
-          <w:lang w:val="de-DE"/>
-        </w:rPr>
-        <w:t xml:space="preserve"> </w:t>
-      </w:r>
-      <w:proofErr w:type="spellStart"/>
-      <w:r>
-        <w:rPr>
-          <w:lang w:val="de-DE"/>
-        </w:rPr>
-        <w:t>linkké</w:t>
-      </w:r>
-      <w:proofErr w:type="spellEnd"/>
-      <w:r>
-        <w:rPr>
-          <w:lang w:val="de-DE"/>
-        </w:rPr>
-        <w:t xml:space="preserve">, </w:t>
-      </w:r>
-      <w:proofErr w:type="spellStart"/>
-      <w:r>
-        <w:rPr>
-          <w:lang w:val="de-DE"/>
-        </w:rPr>
-        <w:t>így</w:t>
-      </w:r>
-      <w:proofErr w:type="spellEnd"/>
-      <w:r>
-        <w:rPr>
-          <w:lang w:val="de-DE"/>
-        </w:rPr>
-        <w:t xml:space="preserve"> </w:t>
-      </w:r>
-      <w:proofErr w:type="spellStart"/>
-      <w:r>
-        <w:rPr>
-          <w:b/>
-          <w:lang w:val="de-DE"/>
-        </w:rPr>
-        <w:t>növelve</w:t>
-      </w:r>
-      <w:proofErr w:type="spellEnd"/>
-      <w:r>
-        <w:rPr>
-          <w:b/>
-          <w:lang w:val="de-DE"/>
-        </w:rPr>
-        <w:t xml:space="preserve"> a </w:t>
-      </w:r>
-      <w:proofErr w:type="spellStart"/>
-      <w:r>
-        <w:rPr>
-          <w:b/>
-          <w:lang w:val="de-DE"/>
-        </w:rPr>
-        <w:t>sávszélességet</w:t>
-      </w:r>
-      <w:proofErr w:type="spellEnd"/>
-      <w:r>
-        <w:rPr>
-          <w:b/>
-          <w:lang w:val="de-DE"/>
-        </w:rPr>
-        <w:t xml:space="preserve"> </w:t>
-      </w:r>
-      <w:proofErr w:type="spellStart"/>
-      <w:r>
-        <w:rPr>
-          <w:b/>
-          <w:lang w:val="de-DE"/>
-        </w:rPr>
-        <w:t>és</w:t>
-      </w:r>
-      <w:proofErr w:type="spellEnd"/>
-      <w:r>
-        <w:rPr>
-          <w:b/>
-          <w:lang w:val="de-DE"/>
-        </w:rPr>
-        <w:t xml:space="preserve"> </w:t>
-      </w:r>
-      <w:proofErr w:type="spellStart"/>
-      <w:r>
-        <w:rPr>
-          <w:b/>
-          <w:lang w:val="de-DE"/>
-        </w:rPr>
-        <w:t>biztosítva</w:t>
-      </w:r>
-      <w:proofErr w:type="spellEnd"/>
-      <w:r>
-        <w:rPr>
-          <w:b/>
-          <w:lang w:val="de-DE"/>
-        </w:rPr>
-        <w:t xml:space="preserve"> a </w:t>
-      </w:r>
-      <w:proofErr w:type="spellStart"/>
-      <w:r>
-        <w:rPr>
-          <w:b/>
-          <w:lang w:val="de-DE"/>
-        </w:rPr>
-        <w:t>redundanciát</w:t>
-      </w:r>
-      <w:proofErr w:type="spellEnd"/>
-      <w:r>
-        <w:rPr>
-          <w:lang w:val="de-DE"/>
-        </w:rPr>
-        <w:t xml:space="preserve"> a </w:t>
-      </w:r>
-      <w:proofErr w:type="spellStart"/>
-      <w:r>
-        <w:rPr>
-          <w:lang w:val="de-DE"/>
-        </w:rPr>
-        <w:t>kapcsolatok</w:t>
-      </w:r>
-      <w:proofErr w:type="spellEnd"/>
-      <w:r>
-        <w:rPr>
-          <w:lang w:val="de-DE"/>
-        </w:rPr>
-        <w:t xml:space="preserve"> </w:t>
-      </w:r>
-      <w:proofErr w:type="spellStart"/>
-      <w:r>
-        <w:rPr>
-          <w:lang w:val="de-DE"/>
-        </w:rPr>
-        <w:t>kiesése</w:t>
-      </w:r>
-      <w:proofErr w:type="spellEnd"/>
-      <w:r>
-        <w:rPr>
-          <w:lang w:val="de-DE"/>
-        </w:rPr>
-        <w:t xml:space="preserve"> </w:t>
-      </w:r>
-      <w:proofErr w:type="spellStart"/>
-      <w:r>
-        <w:rPr>
-          <w:lang w:val="de-DE"/>
-        </w:rPr>
-        <w:t>esetén</w:t>
-      </w:r>
-      <w:proofErr w:type="spellEnd"/>
-      <w:r>
-        <w:rPr>
-          <w:lang w:val="de-DE"/>
-        </w:rPr>
-        <w:t>.</w:t>
-      </w:r>
-    </w:p>
-    <w:p>
-      <w:pPr>
-        <w:pStyle w:val="Cmsor2"/>
-        <w:spacing w:after="0"/>
-        <w:rPr>
           <w:rFonts w:eastAsia="Times New Roman"/>
         </w:rPr>
-      </w:pPr>
-      <w:bookmarkStart w:id="27" w:name="_Toc224640852"/>
-    </w:p>
-    <w:p>
-      <w:pPr>
-        <w:pStyle w:val="Cmsor2"/>
-        <w:spacing w:after="0"/>
+        <w:br w:type="column"/>
+      </w:r>
+      <w:r>
         <w:rPr>
           <w:rFonts w:eastAsia="Times New Roman"/>
         </w:rPr>
-      </w:pPr>
-      <w:r>
-        <w:rPr>
-          <w:rFonts w:eastAsia="Times New Roman"/>
-        </w:rPr>
+        <w:lastRenderedPageBreak/>
         <w:t xml:space="preserve">3.6. </w:t>
       </w:r>
       <w:r>
@@ -23569,6 +23666,76 @@
     <w:p>
       <w:r>
         <w:rPr>
+          <w:noProof/>
+        </w:rPr>
+        <w:drawing>
+          <wp:anchor distT="0" distB="0" distL="114300" distR="114300" simplePos="0" relativeHeight="251661312" behindDoc="0" locked="0" layoutInCell="1" allowOverlap="1" wp14:anchorId="478FF9C1" wp14:editId="274FF3A4">
+            <wp:simplePos x="0" y="0"/>
+            <wp:positionH relativeFrom="margin">
+              <wp:align>center</wp:align>
+            </wp:positionH>
+            <wp:positionV relativeFrom="paragraph">
+              <wp:posOffset>1288415</wp:posOffset>
+            </wp:positionV>
+            <wp:extent cx="4031615" cy="5069840"/>
+            <wp:effectExtent l="0" t="0" r="6985" b="0"/>
+            <wp:wrapSquare wrapText="bothSides"/>
+            <wp:docPr id="3" name="Kép 3"/>
+            <wp:cNvGraphicFramePr>
+              <a:graphicFrameLocks xmlns:a="http://schemas.openxmlformats.org/drawingml/2006/main" noChangeAspect="1"/>
+            </wp:cNvGraphicFramePr>
+            <a:graphic xmlns:a="http://schemas.openxmlformats.org/drawingml/2006/main">
+              <a:graphicData uri="http://schemas.openxmlformats.org/drawingml/2006/picture">
+                <pic:pic xmlns:pic="http://schemas.openxmlformats.org/drawingml/2006/picture">
+                  <pic:nvPicPr>
+                    <pic:cNvPr id="0" name="Picture 1"/>
+                    <pic:cNvPicPr>
+                      <a:picLocks noChangeAspect="1" noChangeArrowheads="1"/>
+                    </pic:cNvPicPr>
+                  </pic:nvPicPr>
+                  <pic:blipFill rotWithShape="1">
+                    <a:blip r:embed="rId24" cstate="print">
+                      <a:extLst>
+                        <a:ext uri="{28A0092B-C50C-407E-A947-70E740481C1C}">
+                          <a14:useLocalDpi xmlns:a14="http://schemas.microsoft.com/office/drawing/2010/main" val="0"/>
+                        </a:ext>
+                      </a:extLst>
+                    </a:blip>
+                    <a:srcRect l="1384" r="3017"/>
+                    <a:stretch/>
+                  </pic:blipFill>
+                  <pic:spPr bwMode="auto">
+                    <a:xfrm>
+                      <a:off x="0" y="0"/>
+                      <a:ext cx="4031615" cy="5069840"/>
+                    </a:xfrm>
+                    <a:prstGeom prst="rect">
+                      <a:avLst/>
+                    </a:prstGeom>
+                    <a:noFill/>
+                    <a:ln>
+                      <a:noFill/>
+                    </a:ln>
+                    <a:extLst>
+                      <a:ext uri="{53640926-AAD7-44D8-BBD7-CCE9431645EC}">
+                        <a14:shadowObscured xmlns:a14="http://schemas.microsoft.com/office/drawing/2010/main"/>
+                      </a:ext>
+                    </a:extLst>
+                  </pic:spPr>
+                </pic:pic>
+              </a:graphicData>
+            </a:graphic>
+            <wp14:sizeRelH relativeFrom="margin">
+              <wp14:pctWidth>0</wp14:pctWidth>
+            </wp14:sizeRelH>
+            <wp14:sizeRelV relativeFrom="margin">
+              <wp14:pctHeight>0</wp14:pctHeight>
+            </wp14:sizeRelV>
+          </wp:anchor>
+        </w:drawing>
+      </w:r>
+      <w:r>
+        <w:rPr>
           <w:b/>
         </w:rPr>
         <w:t xml:space="preserve">A </w:t>
@@ -23893,7 +24060,6 @@
         <w:rPr>
           <w:b/>
         </w:rPr>
-        <w:lastRenderedPageBreak/>
         <w:t>szerepét</w:t>
       </w:r>
       <w:proofErr w:type="spellEnd"/>
@@ -24010,7 +24176,7 @@
         <w:tc>
           <w:tcPr>
             <w:cnfStyle w:val="001000000000" w:firstRow="0" w:lastRow="0" w:firstColumn="1" w:lastColumn="0" w:oddVBand="0" w:evenVBand="0" w:oddHBand="0" w:evenHBand="0" w:firstRowFirstColumn="0" w:firstRowLastColumn="0" w:lastRowFirstColumn="0" w:lastRowLastColumn="0"/>
-            <w:tcW w:w="929" w:type="dxa"/>
+            <w:tcW w:w="937" w:type="dxa"/>
             <w:vMerge w:val="restart"/>
             <w:tcBorders>
               <w:top w:val="nil"/>
@@ -24024,13 +24190,14 @@
               <w:jc w:val="center"/>
             </w:pPr>
             <w:r>
+              <w:lastRenderedPageBreak/>
               <w:t>VLAN</w:t>
             </w:r>
           </w:p>
         </w:tc>
         <w:tc>
           <w:tcPr>
-            <w:tcW w:w="8467" w:type="dxa"/>
+            <w:tcW w:w="8459" w:type="dxa"/>
             <w:gridSpan w:val="5"/>
             <w:tcBorders>
               <w:left w:val="single" w:sz="4" w:space="0" w:color="FFFFFF" w:themeColor="background1"/>
@@ -24082,7 +24249,7 @@
         <w:tc>
           <w:tcPr>
             <w:cnfStyle w:val="001000000000" w:firstRow="0" w:lastRow="0" w:firstColumn="1" w:lastColumn="0" w:oddVBand="0" w:evenVBand="0" w:oddHBand="0" w:evenHBand="0" w:firstRowFirstColumn="0" w:firstRowLastColumn="0" w:lastRowFirstColumn="0" w:lastRowLastColumn="0"/>
-            <w:tcW w:w="929" w:type="dxa"/>
+            <w:tcW w:w="937" w:type="dxa"/>
             <w:vMerge/>
             <w:tcBorders>
               <w:top w:val="single" w:sz="4" w:space="0" w:color="F4B083" w:themeColor="accent2" w:themeTint="99"/>
@@ -24098,7 +24265,7 @@
         </w:tc>
         <w:tc>
           <w:tcPr>
-            <w:tcW w:w="2752" w:type="dxa"/>
+            <w:tcW w:w="2994" w:type="dxa"/>
             <w:gridSpan w:val="2"/>
             <w:tcBorders>
               <w:top w:val="single" w:sz="4" w:space="0" w:color="FFFFFF" w:themeColor="background1"/>
@@ -24126,7 +24293,7 @@
         </w:tc>
         <w:tc>
           <w:tcPr>
-            <w:tcW w:w="4184" w:type="dxa"/>
+            <w:tcW w:w="3962" w:type="dxa"/>
             <w:gridSpan w:val="2"/>
             <w:tcBorders>
               <w:top w:val="single" w:sz="4" w:space="0" w:color="FFFFFF" w:themeColor="background1"/>
@@ -24154,7 +24321,7 @@
         </w:tc>
         <w:tc>
           <w:tcPr>
-            <w:tcW w:w="1531" w:type="dxa"/>
+            <w:tcW w:w="1503" w:type="dxa"/>
             <w:tcBorders>
               <w:top w:val="single" w:sz="4" w:space="0" w:color="FFFFFF" w:themeColor="background1"/>
               <w:left w:val="single" w:sz="4" w:space="0" w:color="FFFFFF" w:themeColor="background1"/>
@@ -24183,7 +24350,7 @@
         <w:tc>
           <w:tcPr>
             <w:cnfStyle w:val="001000000000" w:firstRow="0" w:lastRow="0" w:firstColumn="1" w:lastColumn="0" w:oddVBand="0" w:evenVBand="0" w:oddHBand="0" w:evenHBand="0" w:firstRowFirstColumn="0" w:firstRowLastColumn="0" w:lastRowFirstColumn="0" w:lastRowLastColumn="0"/>
-            <w:tcW w:w="929" w:type="dxa"/>
+            <w:tcW w:w="937" w:type="dxa"/>
           </w:tcPr>
           <w:p>
             <w:pPr>
@@ -24204,7 +24371,7 @@
         </w:tc>
         <w:tc>
           <w:tcPr>
-            <w:tcW w:w="2468" w:type="dxa"/>
+            <w:tcW w:w="2296" w:type="dxa"/>
           </w:tcPr>
           <w:p>
             <w:pPr>
@@ -24218,7 +24385,7 @@
         </w:tc>
         <w:tc>
           <w:tcPr>
-            <w:tcW w:w="284" w:type="dxa"/>
+            <w:tcW w:w="698" w:type="dxa"/>
           </w:tcPr>
           <w:p>
             <w:pPr>
@@ -24240,7 +24407,7 @@
         </w:tc>
         <w:tc>
           <w:tcPr>
-            <w:tcW w:w="3180" w:type="dxa"/>
+            <w:tcW w:w="2991" w:type="dxa"/>
           </w:tcPr>
           <w:p>
             <w:pPr>
@@ -24254,7 +24421,7 @@
         </w:tc>
         <w:tc>
           <w:tcPr>
-            <w:tcW w:w="1004" w:type="dxa"/>
+            <w:tcW w:w="971" w:type="dxa"/>
           </w:tcPr>
           <w:p>
             <w:pPr>
@@ -24268,7 +24435,7 @@
         </w:tc>
         <w:tc>
           <w:tcPr>
-            <w:tcW w:w="1531" w:type="dxa"/>
+            <w:tcW w:w="1503" w:type="dxa"/>
           </w:tcPr>
           <w:p>
             <w:pPr>
@@ -24291,7 +24458,7 @@
         <w:tc>
           <w:tcPr>
             <w:cnfStyle w:val="001000000000" w:firstRow="0" w:lastRow="0" w:firstColumn="1" w:lastColumn="0" w:oddVBand="0" w:evenVBand="0" w:oddHBand="0" w:evenHBand="0" w:firstRowFirstColumn="0" w:firstRowLastColumn="0" w:lastRowFirstColumn="0" w:lastRowLastColumn="0"/>
-            <w:tcW w:w="929" w:type="dxa"/>
+            <w:tcW w:w="937" w:type="dxa"/>
           </w:tcPr>
           <w:p>
             <w:pPr>
@@ -24312,7 +24479,7 @@
         </w:tc>
         <w:tc>
           <w:tcPr>
-            <w:tcW w:w="2468" w:type="dxa"/>
+            <w:tcW w:w="2296" w:type="dxa"/>
           </w:tcPr>
           <w:p>
             <w:pPr>
@@ -24326,7 +24493,7 @@
         </w:tc>
         <w:tc>
           <w:tcPr>
-            <w:tcW w:w="284" w:type="dxa"/>
+            <w:tcW w:w="698" w:type="dxa"/>
           </w:tcPr>
           <w:p>
             <w:pPr>
@@ -24340,7 +24507,7 @@
         </w:tc>
         <w:tc>
           <w:tcPr>
-            <w:tcW w:w="3180" w:type="dxa"/>
+            <w:tcW w:w="2991" w:type="dxa"/>
           </w:tcPr>
           <w:p>
             <w:pPr>
@@ -24354,7 +24521,7 @@
         </w:tc>
         <w:tc>
           <w:tcPr>
-            <w:tcW w:w="1004" w:type="dxa"/>
+            <w:tcW w:w="971" w:type="dxa"/>
           </w:tcPr>
           <w:p>
             <w:pPr>
@@ -24376,7 +24543,7 @@
         </w:tc>
         <w:tc>
           <w:tcPr>
-            <w:tcW w:w="1531" w:type="dxa"/>
+            <w:tcW w:w="1503" w:type="dxa"/>
           </w:tcPr>
           <w:p>
             <w:pPr>
@@ -24396,7 +24563,7 @@
         <w:tc>
           <w:tcPr>
             <w:cnfStyle w:val="001000000000" w:firstRow="0" w:lastRow="0" w:firstColumn="1" w:lastColumn="0" w:oddVBand="0" w:evenVBand="0" w:oddHBand="0" w:evenHBand="0" w:firstRowFirstColumn="0" w:firstRowLastColumn="0" w:lastRowFirstColumn="0" w:lastRowLastColumn="0"/>
-            <w:tcW w:w="929" w:type="dxa"/>
+            <w:tcW w:w="937" w:type="dxa"/>
           </w:tcPr>
           <w:p>
             <w:pPr>
@@ -24417,7 +24584,7 @@
         </w:tc>
         <w:tc>
           <w:tcPr>
-            <w:tcW w:w="2468" w:type="dxa"/>
+            <w:tcW w:w="2296" w:type="dxa"/>
           </w:tcPr>
           <w:p>
             <w:pPr>
@@ -24431,7 +24598,7 @@
         </w:tc>
         <w:tc>
           <w:tcPr>
-            <w:tcW w:w="284" w:type="dxa"/>
+            <w:tcW w:w="698" w:type="dxa"/>
           </w:tcPr>
           <w:p>
             <w:pPr>
@@ -24445,7 +24612,7 @@
         </w:tc>
         <w:tc>
           <w:tcPr>
-            <w:tcW w:w="3180" w:type="dxa"/>
+            <w:tcW w:w="2991" w:type="dxa"/>
           </w:tcPr>
           <w:p>
             <w:pPr>
@@ -24459,7 +24626,7 @@
         </w:tc>
         <w:tc>
           <w:tcPr>
-            <w:tcW w:w="1004" w:type="dxa"/>
+            <w:tcW w:w="971" w:type="dxa"/>
           </w:tcPr>
           <w:p>
             <w:pPr>
@@ -24481,7 +24648,7 @@
         </w:tc>
         <w:tc>
           <w:tcPr>
-            <w:tcW w:w="1531" w:type="dxa"/>
+            <w:tcW w:w="1503" w:type="dxa"/>
           </w:tcPr>
           <w:p>
             <w:pPr>
@@ -24504,7 +24671,7 @@
         <w:tc>
           <w:tcPr>
             <w:cnfStyle w:val="001000000000" w:firstRow="0" w:lastRow="0" w:firstColumn="1" w:lastColumn="0" w:oddVBand="0" w:evenVBand="0" w:oddHBand="0" w:evenHBand="0" w:firstRowFirstColumn="0" w:firstRowLastColumn="0" w:lastRowFirstColumn="0" w:lastRowLastColumn="0"/>
-            <w:tcW w:w="929" w:type="dxa"/>
+            <w:tcW w:w="937" w:type="dxa"/>
           </w:tcPr>
           <w:p>
             <w:pPr>
@@ -24525,7 +24692,7 @@
         </w:tc>
         <w:tc>
           <w:tcPr>
-            <w:tcW w:w="2468" w:type="dxa"/>
+            <w:tcW w:w="2296" w:type="dxa"/>
           </w:tcPr>
           <w:p>
             <w:pPr>
@@ -24539,7 +24706,7 @@
         </w:tc>
         <w:tc>
           <w:tcPr>
-            <w:tcW w:w="284" w:type="dxa"/>
+            <w:tcW w:w="698" w:type="dxa"/>
           </w:tcPr>
           <w:p>
             <w:pPr>
@@ -24553,7 +24720,7 @@
         </w:tc>
         <w:tc>
           <w:tcPr>
-            <w:tcW w:w="3180" w:type="dxa"/>
+            <w:tcW w:w="2991" w:type="dxa"/>
           </w:tcPr>
           <w:p>
             <w:pPr>
@@ -24567,7 +24734,7 @@
         </w:tc>
         <w:tc>
           <w:tcPr>
-            <w:tcW w:w="1004" w:type="dxa"/>
+            <w:tcW w:w="971" w:type="dxa"/>
           </w:tcPr>
           <w:p>
             <w:pPr>
@@ -24589,7 +24756,7 @@
         </w:tc>
         <w:tc>
           <w:tcPr>
-            <w:tcW w:w="1531" w:type="dxa"/>
+            <w:tcW w:w="1503" w:type="dxa"/>
           </w:tcPr>
           <w:p>
             <w:pPr>
@@ -24609,7 +24776,7 @@
         <w:tc>
           <w:tcPr>
             <w:cnfStyle w:val="001000000000" w:firstRow="0" w:lastRow="0" w:firstColumn="1" w:lastColumn="0" w:oddVBand="0" w:evenVBand="0" w:oddHBand="0" w:evenHBand="0" w:firstRowFirstColumn="0" w:firstRowLastColumn="0" w:lastRowFirstColumn="0" w:lastRowLastColumn="0"/>
-            <w:tcW w:w="929" w:type="dxa"/>
+            <w:tcW w:w="937" w:type="dxa"/>
           </w:tcPr>
           <w:p>
             <w:pPr>
@@ -24630,7 +24797,7 @@
         </w:tc>
         <w:tc>
           <w:tcPr>
-            <w:tcW w:w="2468" w:type="dxa"/>
+            <w:tcW w:w="2296" w:type="dxa"/>
           </w:tcPr>
           <w:p>
             <w:pPr>
@@ -24644,7 +24811,7 @@
         </w:tc>
         <w:tc>
           <w:tcPr>
-            <w:tcW w:w="284" w:type="dxa"/>
+            <w:tcW w:w="698" w:type="dxa"/>
           </w:tcPr>
           <w:p>
             <w:pPr>
@@ -24658,7 +24825,7 @@
         </w:tc>
         <w:tc>
           <w:tcPr>
-            <w:tcW w:w="3180" w:type="dxa"/>
+            <w:tcW w:w="2991" w:type="dxa"/>
           </w:tcPr>
           <w:p>
             <w:pPr>
@@ -24672,7 +24839,7 @@
         </w:tc>
         <w:tc>
           <w:tcPr>
-            <w:tcW w:w="1004" w:type="dxa"/>
+            <w:tcW w:w="971" w:type="dxa"/>
           </w:tcPr>
           <w:p>
             <w:pPr>
@@ -24694,7 +24861,7 @@
         </w:tc>
         <w:tc>
           <w:tcPr>
-            <w:tcW w:w="1531" w:type="dxa"/>
+            <w:tcW w:w="1503" w:type="dxa"/>
           </w:tcPr>
           <w:p>
             <w:pPr>
@@ -24717,7 +24884,7 @@
         <w:tc>
           <w:tcPr>
             <w:cnfStyle w:val="001000000000" w:firstRow="0" w:lastRow="0" w:firstColumn="1" w:lastColumn="0" w:oddVBand="0" w:evenVBand="0" w:oddHBand="0" w:evenHBand="0" w:firstRowFirstColumn="0" w:firstRowLastColumn="0" w:lastRowFirstColumn="0" w:lastRowLastColumn="0"/>
-            <w:tcW w:w="929" w:type="dxa"/>
+            <w:tcW w:w="937" w:type="dxa"/>
           </w:tcPr>
           <w:p>
             <w:pPr>
@@ -24738,7 +24905,7 @@
         </w:tc>
         <w:tc>
           <w:tcPr>
-            <w:tcW w:w="2468" w:type="dxa"/>
+            <w:tcW w:w="2296" w:type="dxa"/>
           </w:tcPr>
           <w:p>
             <w:pPr>
@@ -24752,7 +24919,7 @@
         </w:tc>
         <w:tc>
           <w:tcPr>
-            <w:tcW w:w="284" w:type="dxa"/>
+            <w:tcW w:w="698" w:type="dxa"/>
           </w:tcPr>
           <w:p>
             <w:pPr>
@@ -24766,7 +24933,7 @@
         </w:tc>
         <w:tc>
           <w:tcPr>
-            <w:tcW w:w="3180" w:type="dxa"/>
+            <w:tcW w:w="2991" w:type="dxa"/>
           </w:tcPr>
           <w:p>
             <w:pPr>
@@ -24780,7 +24947,7 @@
         </w:tc>
         <w:tc>
           <w:tcPr>
-            <w:tcW w:w="1004" w:type="dxa"/>
+            <w:tcW w:w="971" w:type="dxa"/>
           </w:tcPr>
           <w:p>
             <w:pPr>
@@ -24802,7 +24969,7 @@
         </w:tc>
         <w:tc>
           <w:tcPr>
-            <w:tcW w:w="1531" w:type="dxa"/>
+            <w:tcW w:w="1503" w:type="dxa"/>
           </w:tcPr>
           <w:p>
             <w:pPr>
@@ -24822,7 +24989,7 @@
         <w:tc>
           <w:tcPr>
             <w:cnfStyle w:val="001000000000" w:firstRow="0" w:lastRow="0" w:firstColumn="1" w:lastColumn="0" w:oddVBand="0" w:evenVBand="0" w:oddHBand="0" w:evenHBand="0" w:firstRowFirstColumn="0" w:firstRowLastColumn="0" w:lastRowFirstColumn="0" w:lastRowLastColumn="0"/>
-            <w:tcW w:w="929" w:type="dxa"/>
+            <w:tcW w:w="937" w:type="dxa"/>
           </w:tcPr>
           <w:p>
             <w:pPr>
@@ -24843,7 +25010,7 @@
         </w:tc>
         <w:tc>
           <w:tcPr>
-            <w:tcW w:w="2468" w:type="dxa"/>
+            <w:tcW w:w="2296" w:type="dxa"/>
           </w:tcPr>
           <w:p>
             <w:pPr>
@@ -24857,7 +25024,7 @@
         </w:tc>
         <w:tc>
           <w:tcPr>
-            <w:tcW w:w="284" w:type="dxa"/>
+            <w:tcW w:w="698" w:type="dxa"/>
           </w:tcPr>
           <w:p>
             <w:pPr>
@@ -24879,7 +25046,7 @@
         </w:tc>
         <w:tc>
           <w:tcPr>
-            <w:tcW w:w="3180" w:type="dxa"/>
+            <w:tcW w:w="2991" w:type="dxa"/>
           </w:tcPr>
           <w:p>
             <w:pPr>
@@ -24893,7 +25060,7 @@
         </w:tc>
         <w:tc>
           <w:tcPr>
-            <w:tcW w:w="1004" w:type="dxa"/>
+            <w:tcW w:w="971" w:type="dxa"/>
           </w:tcPr>
           <w:p>
             <w:pPr>
@@ -24907,7 +25074,7 @@
         </w:tc>
         <w:tc>
           <w:tcPr>
-            <w:tcW w:w="1531" w:type="dxa"/>
+            <w:tcW w:w="1503" w:type="dxa"/>
           </w:tcPr>
           <w:p>
             <w:pPr>
@@ -24930,7 +25097,7 @@
         <w:tc>
           <w:tcPr>
             <w:cnfStyle w:val="001000000000" w:firstRow="0" w:lastRow="0" w:firstColumn="1" w:lastColumn="0" w:oddVBand="0" w:evenVBand="0" w:oddHBand="0" w:evenHBand="0" w:firstRowFirstColumn="0" w:firstRowLastColumn="0" w:lastRowFirstColumn="0" w:lastRowLastColumn="0"/>
-            <w:tcW w:w="929" w:type="dxa"/>
+            <w:tcW w:w="937" w:type="dxa"/>
           </w:tcPr>
           <w:p>
             <w:pPr>
@@ -24951,7 +25118,7 @@
         </w:tc>
         <w:tc>
           <w:tcPr>
-            <w:tcW w:w="2468" w:type="dxa"/>
+            <w:tcW w:w="2296" w:type="dxa"/>
           </w:tcPr>
           <w:p>
             <w:pPr>
@@ -24965,7 +25132,7 @@
         </w:tc>
         <w:tc>
           <w:tcPr>
-            <w:tcW w:w="284" w:type="dxa"/>
+            <w:tcW w:w="698" w:type="dxa"/>
           </w:tcPr>
           <w:p>
             <w:pPr>
@@ -24987,7 +25154,7 @@
         </w:tc>
         <w:tc>
           <w:tcPr>
-            <w:tcW w:w="3180" w:type="dxa"/>
+            <w:tcW w:w="2991" w:type="dxa"/>
           </w:tcPr>
           <w:p>
             <w:pPr>
@@ -25001,7 +25168,7 @@
         </w:tc>
         <w:tc>
           <w:tcPr>
-            <w:tcW w:w="1004" w:type="dxa"/>
+            <w:tcW w:w="971" w:type="dxa"/>
           </w:tcPr>
           <w:p>
             <w:pPr>
@@ -25015,7 +25182,7 @@
         </w:tc>
         <w:tc>
           <w:tcPr>
-            <w:tcW w:w="1531" w:type="dxa"/>
+            <w:tcW w:w="1503" w:type="dxa"/>
           </w:tcPr>
           <w:p>
             <w:pPr>
@@ -25035,7 +25202,7 @@
         <w:tc>
           <w:tcPr>
             <w:cnfStyle w:val="001000000000" w:firstRow="0" w:lastRow="0" w:firstColumn="1" w:lastColumn="0" w:oddVBand="0" w:evenVBand="0" w:oddHBand="0" w:evenHBand="0" w:firstRowFirstColumn="0" w:firstRowLastColumn="0" w:lastRowFirstColumn="0" w:lastRowLastColumn="0"/>
-            <w:tcW w:w="929" w:type="dxa"/>
+            <w:tcW w:w="937" w:type="dxa"/>
           </w:tcPr>
           <w:p>
             <w:pPr>
@@ -25056,7 +25223,7 @@
         </w:tc>
         <w:tc>
           <w:tcPr>
-            <w:tcW w:w="2468" w:type="dxa"/>
+            <w:tcW w:w="2296" w:type="dxa"/>
           </w:tcPr>
           <w:p>
             <w:pPr>
@@ -25070,7 +25237,7 @@
         </w:tc>
         <w:tc>
           <w:tcPr>
-            <w:tcW w:w="284" w:type="dxa"/>
+            <w:tcW w:w="698" w:type="dxa"/>
           </w:tcPr>
           <w:p>
             <w:pPr>
@@ -25092,7 +25259,7 @@
         </w:tc>
         <w:tc>
           <w:tcPr>
-            <w:tcW w:w="3180" w:type="dxa"/>
+            <w:tcW w:w="2991" w:type="dxa"/>
           </w:tcPr>
           <w:p>
             <w:pPr>
@@ -25106,7 +25273,7 @@
         </w:tc>
         <w:tc>
           <w:tcPr>
-            <w:tcW w:w="1004" w:type="dxa"/>
+            <w:tcW w:w="971" w:type="dxa"/>
           </w:tcPr>
           <w:p>
             <w:pPr>
@@ -25120,7 +25287,7 @@
         </w:tc>
         <w:tc>
           <w:tcPr>
-            <w:tcW w:w="1531" w:type="dxa"/>
+            <w:tcW w:w="1503" w:type="dxa"/>
           </w:tcPr>
           <w:p>
             <w:pPr>
@@ -25143,7 +25310,7 @@
         <w:tc>
           <w:tcPr>
             <w:cnfStyle w:val="001000000000" w:firstRow="0" w:lastRow="0" w:firstColumn="1" w:lastColumn="0" w:oddVBand="0" w:evenVBand="0" w:oddHBand="0" w:evenHBand="0" w:firstRowFirstColumn="0" w:firstRowLastColumn="0" w:lastRowFirstColumn="0" w:lastRowLastColumn="0"/>
-            <w:tcW w:w="929" w:type="dxa"/>
+            <w:tcW w:w="937" w:type="dxa"/>
           </w:tcPr>
           <w:p>
             <w:pPr>
@@ -25164,7 +25331,7 @@
         </w:tc>
         <w:tc>
           <w:tcPr>
-            <w:tcW w:w="2468" w:type="dxa"/>
+            <w:tcW w:w="2296" w:type="dxa"/>
           </w:tcPr>
           <w:p>
             <w:pPr>
@@ -25178,7 +25345,7 @@
         </w:tc>
         <w:tc>
           <w:tcPr>
-            <w:tcW w:w="284" w:type="dxa"/>
+            <w:tcW w:w="698" w:type="dxa"/>
           </w:tcPr>
           <w:p>
             <w:pPr>
@@ -25200,7 +25367,7 @@
         </w:tc>
         <w:tc>
           <w:tcPr>
-            <w:tcW w:w="3180" w:type="dxa"/>
+            <w:tcW w:w="2991" w:type="dxa"/>
           </w:tcPr>
           <w:p>
             <w:pPr>
@@ -25214,7 +25381,7 @@
         </w:tc>
         <w:tc>
           <w:tcPr>
-            <w:tcW w:w="1004" w:type="dxa"/>
+            <w:tcW w:w="971" w:type="dxa"/>
           </w:tcPr>
           <w:p>
             <w:pPr>
@@ -25228,7 +25395,7 @@
         </w:tc>
         <w:tc>
           <w:tcPr>
-            <w:tcW w:w="1531" w:type="dxa"/>
+            <w:tcW w:w="1503" w:type="dxa"/>
           </w:tcPr>
           <w:p>
             <w:pPr>
@@ -25247,13 +25414,2585 @@
     </w:tbl>
     <w:p>
       <w:pPr>
+        <w:pStyle w:val="Cmsor2"/>
+        <w:spacing w:after="0"/>
         <w:rPr>
           <w:rFonts w:eastAsia="Times New Roman"/>
         </w:rPr>
       </w:pPr>
+      <w:bookmarkStart w:id="29" w:name="_Toc224640854"/>
+      <w:r>
+        <w:rPr>
+          <w:rFonts w:eastAsia="Times New Roman"/>
+        </w:rPr>
+        <w:br w:type="column"/>
+      </w:r>
+      <w:r>
+        <w:rPr>
+          <w:rFonts w:eastAsia="Times New Roman"/>
+        </w:rPr>
+        <w:lastRenderedPageBreak/>
+        <w:t>Portbiztonság</w:t>
+      </w:r>
+      <w:bookmarkEnd w:id="29"/>
+    </w:p>
+    <w:p>
+      <w:pPr>
+        <w:pStyle w:val="Cmsor3"/>
+        <w:rPr>
+          <w:rFonts w:eastAsia="Times New Roman"/>
+        </w:rPr>
+      </w:pPr>
+      <w:bookmarkStart w:id="30" w:name="_Toc224640855"/>
+      <w:r>
+        <w:rPr>
+          <w:rFonts w:eastAsia="Times New Roman"/>
+        </w:rPr>
+        <w:t xml:space="preserve">3.7.1 </w:t>
+      </w:r>
+      <w:r>
+        <w:rPr>
+          <w:rFonts w:eastAsia="Times New Roman"/>
+        </w:rPr>
+        <w:t>PPP hitelesítés</w:t>
+      </w:r>
+      <w:bookmarkEnd w:id="30"/>
+    </w:p>
+    <w:p>
+      <w:r>
+        <w:rPr>
+          <w:b/>
+        </w:rPr>
+        <w:t xml:space="preserve">A </w:t>
+      </w:r>
+      <w:proofErr w:type="spellStart"/>
+      <w:r>
+        <w:rPr>
+          <w:b/>
+        </w:rPr>
+        <w:t>Termelés</w:t>
+      </w:r>
+      <w:proofErr w:type="spellEnd"/>
+      <w:r>
+        <w:rPr>
+          <w:b/>
+        </w:rPr>
+        <w:t xml:space="preserve"> A </w:t>
+      </w:r>
+      <w:proofErr w:type="spellStart"/>
+      <w:r>
+        <w:rPr>
+          <w:b/>
+        </w:rPr>
+        <w:t>és</w:t>
+      </w:r>
+      <w:proofErr w:type="spellEnd"/>
+      <w:r>
+        <w:rPr>
+          <w:b/>
+        </w:rPr>
+        <w:t xml:space="preserve"> B </w:t>
+      </w:r>
+      <w:proofErr w:type="spellStart"/>
+      <w:r>
+        <w:rPr>
+          <w:b/>
+        </w:rPr>
+        <w:t>épület</w:t>
+      </w:r>
+      <w:proofErr w:type="spellEnd"/>
+      <w:r>
+        <w:rPr>
+          <w:b/>
+        </w:rPr>
+        <w:t xml:space="preserve"> </w:t>
+      </w:r>
+      <w:proofErr w:type="spellStart"/>
+      <w:r>
+        <w:rPr>
+          <w:b/>
+        </w:rPr>
+        <w:t>routerei</w:t>
+      </w:r>
+      <w:proofErr w:type="spellEnd"/>
+      <w:r>
+        <w:rPr>
+          <w:b/>
+        </w:rPr>
+        <w:t xml:space="preserve"> </w:t>
+      </w:r>
+      <w:proofErr w:type="spellStart"/>
+      <w:r>
+        <w:rPr>
+          <w:b/>
+        </w:rPr>
+        <w:t>közötti</w:t>
+      </w:r>
+      <w:proofErr w:type="spellEnd"/>
+      <w:r>
+        <w:rPr>
+          <w:b/>
+        </w:rPr>
+        <w:t xml:space="preserve"> </w:t>
+      </w:r>
+      <w:proofErr w:type="spellStart"/>
+      <w:r>
+        <w:rPr>
+          <w:b/>
+        </w:rPr>
+        <w:t>soros</w:t>
+      </w:r>
+      <w:proofErr w:type="spellEnd"/>
+      <w:r>
+        <w:rPr>
+          <w:b/>
+        </w:rPr>
+        <w:t xml:space="preserve"> </w:t>
+      </w:r>
+      <w:proofErr w:type="spellStart"/>
+      <w:r>
+        <w:rPr>
+          <w:b/>
+        </w:rPr>
+        <w:t>kapcsolaton</w:t>
+      </w:r>
+      <w:proofErr w:type="spellEnd"/>
+      <w:r>
+        <w:rPr>
+          <w:b/>
+        </w:rPr>
+        <w:t xml:space="preserve"> a CHAP</w:t>
+      </w:r>
+      <w:r>
+        <w:t xml:space="preserve"> (Challenge Handshake Authentication Protocol) </w:t>
+      </w:r>
+      <w:proofErr w:type="spellStart"/>
+      <w:r>
+        <w:rPr>
+          <w:b/>
+        </w:rPr>
+        <w:t>protokollt</w:t>
+      </w:r>
+      <w:proofErr w:type="spellEnd"/>
+      <w:r>
+        <w:rPr>
+          <w:b/>
+        </w:rPr>
+        <w:t xml:space="preserve"> </w:t>
+      </w:r>
+      <w:proofErr w:type="spellStart"/>
+      <w:r>
+        <w:rPr>
+          <w:b/>
+        </w:rPr>
+        <w:t>alkalmaztuk</w:t>
+      </w:r>
+      <w:proofErr w:type="spellEnd"/>
+      <w:r>
+        <w:t xml:space="preserve"> </w:t>
+      </w:r>
+      <w:proofErr w:type="spellStart"/>
+      <w:r>
+        <w:t>az</w:t>
+      </w:r>
+      <w:proofErr w:type="spellEnd"/>
+      <w:r>
+        <w:t xml:space="preserve"> </w:t>
+      </w:r>
+      <w:proofErr w:type="spellStart"/>
+      <w:r>
+        <w:t>azonosítás</w:t>
+      </w:r>
+      <w:proofErr w:type="spellEnd"/>
+      <w:r>
+        <w:t xml:space="preserve"> </w:t>
+      </w:r>
+      <w:proofErr w:type="spellStart"/>
+      <w:r>
+        <w:t>biztosítására</w:t>
+      </w:r>
+      <w:proofErr w:type="spellEnd"/>
+      <w:r>
+        <w:t xml:space="preserve">. A CHAP </w:t>
+      </w:r>
+      <w:proofErr w:type="spellStart"/>
+      <w:r>
+        <w:t>egy</w:t>
+      </w:r>
+      <w:proofErr w:type="spellEnd"/>
+      <w:r>
+        <w:t xml:space="preserve"> </w:t>
+      </w:r>
+      <w:proofErr w:type="spellStart"/>
+      <w:r>
+        <w:t>biztonságos</w:t>
+      </w:r>
+      <w:proofErr w:type="spellEnd"/>
+      <w:r>
+        <w:t xml:space="preserve"> </w:t>
+      </w:r>
+      <w:proofErr w:type="spellStart"/>
+      <w:r>
+        <w:t>hitelesítési</w:t>
+      </w:r>
+      <w:proofErr w:type="spellEnd"/>
+      <w:r>
+        <w:t xml:space="preserve"> </w:t>
+      </w:r>
+      <w:proofErr w:type="spellStart"/>
+      <w:r>
+        <w:t>módszer</w:t>
+      </w:r>
+      <w:proofErr w:type="spellEnd"/>
+      <w:r>
+        <w:t xml:space="preserve">, </w:t>
+      </w:r>
+      <w:proofErr w:type="spellStart"/>
+      <w:r>
+        <w:t>amely</w:t>
+      </w:r>
+      <w:proofErr w:type="spellEnd"/>
+      <w:r>
+        <w:t xml:space="preserve"> </w:t>
+      </w:r>
+      <w:proofErr w:type="spellStart"/>
+      <w:r>
+        <w:rPr>
+          <w:b/>
+        </w:rPr>
+        <w:t>időszakos</w:t>
+      </w:r>
+      <w:proofErr w:type="spellEnd"/>
+      <w:r>
+        <w:rPr>
+          <w:b/>
+        </w:rPr>
+        <w:t xml:space="preserve"> </w:t>
+      </w:r>
+      <w:proofErr w:type="spellStart"/>
+      <w:r>
+        <w:rPr>
+          <w:b/>
+        </w:rPr>
+        <w:t>kihívásokkal</w:t>
+      </w:r>
+      <w:proofErr w:type="spellEnd"/>
+      <w:r>
+        <w:rPr>
+          <w:b/>
+        </w:rPr>
+        <w:t xml:space="preserve"> </w:t>
+      </w:r>
+      <w:proofErr w:type="spellStart"/>
+      <w:r>
+        <w:rPr>
+          <w:b/>
+        </w:rPr>
+        <w:t>ellenőrzi</w:t>
+      </w:r>
+      <w:proofErr w:type="spellEnd"/>
+      <w:r>
+        <w:rPr>
+          <w:b/>
+        </w:rPr>
+        <w:t xml:space="preserve"> a </w:t>
+      </w:r>
+      <w:proofErr w:type="spellStart"/>
+      <w:r>
+        <w:rPr>
+          <w:b/>
+        </w:rPr>
+        <w:t>kapcsolat</w:t>
+      </w:r>
+      <w:proofErr w:type="spellEnd"/>
+      <w:r>
+        <w:rPr>
+          <w:b/>
+        </w:rPr>
+        <w:t xml:space="preserve"> </w:t>
+      </w:r>
+      <w:proofErr w:type="spellStart"/>
+      <w:r>
+        <w:rPr>
+          <w:b/>
+        </w:rPr>
+        <w:t>mindkét</w:t>
+      </w:r>
+      <w:proofErr w:type="spellEnd"/>
+      <w:r>
+        <w:rPr>
+          <w:b/>
+        </w:rPr>
+        <w:t xml:space="preserve"> </w:t>
+      </w:r>
+      <w:proofErr w:type="spellStart"/>
+      <w:r>
+        <w:rPr>
+          <w:b/>
+        </w:rPr>
+        <w:t>végpontját</w:t>
+      </w:r>
+      <w:proofErr w:type="spellEnd"/>
+      <w:r>
+        <w:t xml:space="preserve">, </w:t>
+      </w:r>
+      <w:proofErr w:type="spellStart"/>
+      <w:r>
+        <w:t>így</w:t>
+      </w:r>
+      <w:proofErr w:type="spellEnd"/>
+      <w:r>
+        <w:t xml:space="preserve"> </w:t>
+      </w:r>
+      <w:proofErr w:type="spellStart"/>
+      <w:r>
+        <w:t>megakadályozza</w:t>
+      </w:r>
+      <w:proofErr w:type="spellEnd"/>
+      <w:r>
+        <w:t xml:space="preserve"> </w:t>
+      </w:r>
+      <w:proofErr w:type="spellStart"/>
+      <w:r>
+        <w:t>az</w:t>
+      </w:r>
+      <w:proofErr w:type="spellEnd"/>
+      <w:r>
+        <w:t xml:space="preserve"> </w:t>
+      </w:r>
+      <w:proofErr w:type="spellStart"/>
+      <w:r>
+        <w:t>illetéktelen</w:t>
+      </w:r>
+      <w:proofErr w:type="spellEnd"/>
+      <w:r>
+        <w:t xml:space="preserve"> </w:t>
+      </w:r>
+      <w:proofErr w:type="spellStart"/>
+      <w:r>
+        <w:t>hozzáférést</w:t>
+      </w:r>
+      <w:proofErr w:type="spellEnd"/>
+      <w:r>
+        <w:t xml:space="preserve">. </w:t>
+      </w:r>
+    </w:p>
+    <w:p>
+      <w:proofErr w:type="spellStart"/>
+      <w:r>
+        <w:t>Ez</w:t>
+      </w:r>
+      <w:proofErr w:type="spellEnd"/>
+      <w:r>
+        <w:t xml:space="preserve"> </w:t>
+      </w:r>
+      <w:proofErr w:type="spellStart"/>
+      <w:r>
+        <w:t>különösen</w:t>
+      </w:r>
+      <w:proofErr w:type="spellEnd"/>
+      <w:r>
+        <w:t xml:space="preserve"> </w:t>
+      </w:r>
+      <w:proofErr w:type="spellStart"/>
+      <w:r>
+        <w:t>fontos</w:t>
+      </w:r>
+      <w:proofErr w:type="spellEnd"/>
+      <w:r>
+        <w:t xml:space="preserve"> a </w:t>
+      </w:r>
+      <w:proofErr w:type="spellStart"/>
+      <w:r>
+        <w:t>két</w:t>
+      </w:r>
+      <w:proofErr w:type="spellEnd"/>
+      <w:r>
+        <w:t xml:space="preserve"> </w:t>
+      </w:r>
+      <w:proofErr w:type="spellStart"/>
+      <w:r>
+        <w:t>épület</w:t>
+      </w:r>
+      <w:proofErr w:type="spellEnd"/>
+      <w:r>
+        <w:t xml:space="preserve"> </w:t>
+      </w:r>
+      <w:proofErr w:type="spellStart"/>
+      <w:r>
+        <w:t>közötti</w:t>
+      </w:r>
+      <w:proofErr w:type="spellEnd"/>
+      <w:r>
+        <w:t xml:space="preserve"> </w:t>
+      </w:r>
+      <w:proofErr w:type="spellStart"/>
+      <w:r>
+        <w:t>soros</w:t>
+      </w:r>
+      <w:proofErr w:type="spellEnd"/>
+      <w:r>
+        <w:t xml:space="preserve"> </w:t>
+      </w:r>
+      <w:proofErr w:type="spellStart"/>
+      <w:r>
+        <w:t>linken</w:t>
+      </w:r>
+      <w:proofErr w:type="spellEnd"/>
+      <w:r>
+        <w:t xml:space="preserve">, </w:t>
+      </w:r>
+      <w:proofErr w:type="spellStart"/>
+      <w:r>
+        <w:t>ahol</w:t>
+      </w:r>
+      <w:proofErr w:type="spellEnd"/>
+      <w:r>
+        <w:t xml:space="preserve"> a PPP</w:t>
+      </w:r>
+      <w:r>
+        <w:t xml:space="preserve"> (Point-to-point)</w:t>
+      </w:r>
+      <w:r>
+        <w:t xml:space="preserve"> </w:t>
+      </w:r>
+      <w:proofErr w:type="spellStart"/>
+      <w:r>
+        <w:t>protokoll</w:t>
+      </w:r>
+      <w:proofErr w:type="spellEnd"/>
+      <w:r>
+        <w:t xml:space="preserve"> </w:t>
+      </w:r>
+      <w:proofErr w:type="spellStart"/>
+      <w:r>
+        <w:t>alatt</w:t>
+      </w:r>
+      <w:proofErr w:type="spellEnd"/>
+      <w:r>
+        <w:t xml:space="preserve"> </w:t>
+      </w:r>
+      <w:proofErr w:type="spellStart"/>
+      <w:r>
+        <w:t>működve</w:t>
+      </w:r>
+      <w:proofErr w:type="spellEnd"/>
+      <w:r>
+        <w:t xml:space="preserve"> </w:t>
+      </w:r>
+      <w:proofErr w:type="spellStart"/>
+      <w:r>
+        <w:t>folyamatosan</w:t>
+      </w:r>
+      <w:proofErr w:type="spellEnd"/>
+      <w:r>
+        <w:t xml:space="preserve"> </w:t>
+      </w:r>
+      <w:proofErr w:type="spellStart"/>
+      <w:r>
+        <w:t>ellenőrzi</w:t>
+      </w:r>
+      <w:proofErr w:type="spellEnd"/>
+      <w:r>
+        <w:t xml:space="preserve"> a </w:t>
+      </w:r>
+      <w:proofErr w:type="spellStart"/>
+      <w:r>
+        <w:t>routerek</w:t>
+      </w:r>
+      <w:proofErr w:type="spellEnd"/>
+      <w:r>
+        <w:t xml:space="preserve"> </w:t>
+      </w:r>
+      <w:proofErr w:type="spellStart"/>
+      <w:r>
+        <w:t>hitelességét</w:t>
+      </w:r>
+      <w:proofErr w:type="spellEnd"/>
+      <w:r>
+        <w:t xml:space="preserve">, </w:t>
+      </w:r>
+      <w:proofErr w:type="spellStart"/>
+      <w:r>
+        <w:t>biztosítva</w:t>
+      </w:r>
+      <w:proofErr w:type="spellEnd"/>
+      <w:r>
+        <w:t xml:space="preserve"> a </w:t>
+      </w:r>
+      <w:proofErr w:type="spellStart"/>
+      <w:r>
+        <w:t>megbízható</w:t>
+      </w:r>
+      <w:proofErr w:type="spellEnd"/>
+      <w:r>
+        <w:t xml:space="preserve"> </w:t>
+      </w:r>
+      <w:proofErr w:type="spellStart"/>
+      <w:r>
+        <w:t>és</w:t>
+      </w:r>
+      <w:proofErr w:type="spellEnd"/>
+      <w:r>
+        <w:t xml:space="preserve"> </w:t>
+      </w:r>
+      <w:proofErr w:type="spellStart"/>
+      <w:r>
+        <w:t>biztonságos</w:t>
+      </w:r>
+      <w:proofErr w:type="spellEnd"/>
+      <w:r>
+        <w:t xml:space="preserve"> </w:t>
+      </w:r>
+      <w:proofErr w:type="spellStart"/>
+      <w:r>
+        <w:t>adatátvitelt</w:t>
+      </w:r>
+      <w:proofErr w:type="spellEnd"/>
+      <w:r>
+        <w:t>.</w:t>
+      </w:r>
+    </w:p>
+    <w:p>
+      <w:proofErr w:type="spellStart"/>
+      <w:r>
+        <w:t>Kép</w:t>
+      </w:r>
+      <w:proofErr w:type="spellEnd"/>
+      <w:r>
+        <w:t xml:space="preserve"> a </w:t>
+      </w:r>
+      <w:proofErr w:type="spellStart"/>
+      <w:r>
+        <w:t>beállításokról</w:t>
+      </w:r>
+      <w:proofErr w:type="spellEnd"/>
+      <w:r>
+        <w:t>/</w:t>
+      </w:r>
       <w:proofErr w:type="spellStart"/>
       <w:r>
         <w:t>ábra</w:t>
+      </w:r>
+      <w:proofErr w:type="spellEnd"/>
+    </w:p>
+    <w:p>
+      <w:pPr>
+        <w:pStyle w:val="Cmsor3"/>
+        <w:rPr>
+          <w:rFonts w:eastAsia="Times New Roman"/>
+        </w:rPr>
+      </w:pPr>
+      <w:bookmarkStart w:id="31" w:name="_Toc224640856"/>
+      <w:r>
+        <w:rPr>
+          <w:rFonts w:eastAsia="Times New Roman"/>
+        </w:rPr>
+        <w:t xml:space="preserve">3.7.2 </w:t>
+      </w:r>
+      <w:r>
+        <w:rPr>
+          <w:rFonts w:eastAsia="Times New Roman"/>
+        </w:rPr>
+        <w:t>DAI</w:t>
+      </w:r>
+      <w:bookmarkEnd w:id="31"/>
+    </w:p>
+    <w:p>
+      <w:pPr>
+        <w:rPr>
+          <w:b/>
+          <w:caps/>
+        </w:rPr>
+      </w:pPr>
+      <w:r>
+        <w:rPr>
+          <w:b/>
+        </w:rPr>
+        <w:t xml:space="preserve">A </w:t>
+      </w:r>
+      <w:proofErr w:type="spellStart"/>
+      <w:r>
+        <w:rPr>
+          <w:b/>
+        </w:rPr>
+        <w:t>hálózatunkban</w:t>
+      </w:r>
+      <w:proofErr w:type="spellEnd"/>
+      <w:r>
+        <w:rPr>
+          <w:b/>
+        </w:rPr>
+        <w:t xml:space="preserve"> a DAI-t (Dynamic ARP Inspection) </w:t>
+      </w:r>
+      <w:proofErr w:type="spellStart"/>
+      <w:r>
+        <w:rPr>
+          <w:b/>
+        </w:rPr>
+        <w:t>alkalmaztuk</w:t>
+      </w:r>
+      <w:proofErr w:type="spellEnd"/>
+      <w:r>
+        <w:rPr>
+          <w:b/>
+        </w:rPr>
+        <w:t xml:space="preserve"> </w:t>
+      </w:r>
+      <w:proofErr w:type="spellStart"/>
+      <w:r>
+        <w:rPr>
+          <w:b/>
+        </w:rPr>
+        <w:t>az</w:t>
+      </w:r>
+      <w:proofErr w:type="spellEnd"/>
+      <w:r>
+        <w:rPr>
+          <w:b/>
+        </w:rPr>
+        <w:t xml:space="preserve"> </w:t>
+      </w:r>
+      <w:proofErr w:type="spellStart"/>
+      <w:r>
+        <w:rPr>
+          <w:b/>
+        </w:rPr>
+        <w:t>összes</w:t>
+      </w:r>
+      <w:proofErr w:type="spellEnd"/>
+      <w:r>
+        <w:rPr>
+          <w:b/>
+        </w:rPr>
+        <w:t xml:space="preserve"> VLAN-on</w:t>
+      </w:r>
+      <w:r>
+        <w:t xml:space="preserve">, </w:t>
+      </w:r>
+      <w:r>
+        <w:t xml:space="preserve">a </w:t>
+      </w:r>
+      <w:proofErr w:type="spellStart"/>
+      <w:r>
+        <w:t>hálózat</w:t>
+      </w:r>
+      <w:proofErr w:type="spellEnd"/>
+      <w:r>
+        <w:t xml:space="preserve"> </w:t>
+      </w:r>
+      <w:proofErr w:type="spellStart"/>
+      <w:r>
+        <w:t>biztonságának</w:t>
+      </w:r>
+      <w:proofErr w:type="spellEnd"/>
+      <w:r>
+        <w:t xml:space="preserve"> </w:t>
+      </w:r>
+      <w:proofErr w:type="spellStart"/>
+      <w:r>
+        <w:t>növelés</w:t>
+      </w:r>
+      <w:r>
+        <w:t>e</w:t>
+      </w:r>
+      <w:proofErr w:type="spellEnd"/>
+      <w:r>
+        <w:t xml:space="preserve"> </w:t>
+      </w:r>
+      <w:proofErr w:type="spellStart"/>
+      <w:r>
+        <w:t>érdekében</w:t>
+      </w:r>
+      <w:proofErr w:type="spellEnd"/>
+      <w:r>
+        <w:t xml:space="preserve">. A </w:t>
+      </w:r>
+      <w:proofErr w:type="spellStart"/>
+      <w:r>
+        <w:t>protokoll</w:t>
+      </w:r>
+      <w:proofErr w:type="spellEnd"/>
+      <w:r>
+        <w:t xml:space="preserve"> </w:t>
+      </w:r>
+      <w:proofErr w:type="spellStart"/>
+      <w:r>
+        <w:t>ellenőrzi</w:t>
+      </w:r>
+      <w:proofErr w:type="spellEnd"/>
+      <w:r>
+        <w:t xml:space="preserve"> </w:t>
+      </w:r>
+      <w:proofErr w:type="spellStart"/>
+      <w:r>
+        <w:t>az</w:t>
+      </w:r>
+      <w:proofErr w:type="spellEnd"/>
+      <w:r>
+        <w:t xml:space="preserve"> ARP-</w:t>
+      </w:r>
+      <w:proofErr w:type="spellStart"/>
+      <w:r>
+        <w:t>üzeneteket</w:t>
+      </w:r>
+      <w:proofErr w:type="spellEnd"/>
+      <w:r>
+        <w:t xml:space="preserve">, </w:t>
+      </w:r>
+      <w:proofErr w:type="spellStart"/>
+      <w:r>
+        <w:t>és</w:t>
+      </w:r>
+      <w:proofErr w:type="spellEnd"/>
+      <w:r>
+        <w:t xml:space="preserve"> </w:t>
+      </w:r>
+      <w:proofErr w:type="spellStart"/>
+      <w:r>
+        <w:t>megakadályozza</w:t>
+      </w:r>
+      <w:proofErr w:type="spellEnd"/>
+      <w:r>
+        <w:t xml:space="preserve">, </w:t>
+      </w:r>
+      <w:proofErr w:type="spellStart"/>
+      <w:r>
+        <w:t>hogy</w:t>
+      </w:r>
+      <w:proofErr w:type="spellEnd"/>
+      <w:r>
+        <w:t xml:space="preserve"> </w:t>
+      </w:r>
+      <w:proofErr w:type="spellStart"/>
+      <w:r>
+        <w:t>illetéktelen</w:t>
+      </w:r>
+      <w:proofErr w:type="spellEnd"/>
+      <w:r>
+        <w:t xml:space="preserve"> </w:t>
+      </w:r>
+      <w:proofErr w:type="spellStart"/>
+      <w:r>
+        <w:t>eszközök</w:t>
+      </w:r>
+      <w:proofErr w:type="spellEnd"/>
+      <w:r>
+        <w:t xml:space="preserve"> </w:t>
+      </w:r>
+      <w:proofErr w:type="spellStart"/>
+      <w:r>
+        <w:t>hamis</w:t>
+      </w:r>
+      <w:proofErr w:type="spellEnd"/>
+      <w:r>
+        <w:t xml:space="preserve"> MAC-</w:t>
+      </w:r>
+      <w:proofErr w:type="spellStart"/>
+      <w:r>
+        <w:t>címekkel</w:t>
+      </w:r>
+      <w:proofErr w:type="spellEnd"/>
+      <w:r>
+        <w:t xml:space="preserve"> </w:t>
+      </w:r>
+      <w:proofErr w:type="spellStart"/>
+      <w:r>
+        <w:t>megtévesszék</w:t>
+      </w:r>
+      <w:proofErr w:type="spellEnd"/>
+      <w:r>
+        <w:t xml:space="preserve"> a </w:t>
+      </w:r>
+      <w:proofErr w:type="spellStart"/>
+      <w:r>
+        <w:t>hálózatot</w:t>
+      </w:r>
+      <w:proofErr w:type="spellEnd"/>
+      <w:r>
+        <w:t xml:space="preserve">. A </w:t>
+      </w:r>
+      <w:proofErr w:type="spellStart"/>
+      <w:r>
+        <w:t>telephelyek</w:t>
+      </w:r>
+      <w:proofErr w:type="spellEnd"/>
+      <w:r>
+        <w:t xml:space="preserve"> ARP </w:t>
+      </w:r>
+      <w:proofErr w:type="spellStart"/>
+      <w:r>
+        <w:t>forgalmát</w:t>
+      </w:r>
+      <w:proofErr w:type="spellEnd"/>
+      <w:r>
+        <w:t xml:space="preserve"> </w:t>
+      </w:r>
+      <w:proofErr w:type="spellStart"/>
+      <w:r>
+        <w:t>így</w:t>
+      </w:r>
+      <w:proofErr w:type="spellEnd"/>
+      <w:r>
+        <w:t xml:space="preserve"> </w:t>
+      </w:r>
+      <w:proofErr w:type="spellStart"/>
+      <w:r>
+        <w:t>védett</w:t>
+      </w:r>
+      <w:proofErr w:type="spellEnd"/>
+      <w:r>
+        <w:t xml:space="preserve"> </w:t>
+      </w:r>
+      <w:proofErr w:type="spellStart"/>
+      <w:r>
+        <w:t>módon</w:t>
+      </w:r>
+      <w:proofErr w:type="spellEnd"/>
+      <w:r>
+        <w:t xml:space="preserve"> </w:t>
+      </w:r>
+      <w:proofErr w:type="spellStart"/>
+      <w:r>
+        <w:t>kezelhetjük</w:t>
+      </w:r>
+      <w:proofErr w:type="spellEnd"/>
+      <w:r>
+        <w:t xml:space="preserve">, </w:t>
+      </w:r>
+      <w:proofErr w:type="spellStart"/>
+      <w:r>
+        <w:t>biztosítva</w:t>
+      </w:r>
+      <w:proofErr w:type="spellEnd"/>
+      <w:r>
+        <w:t xml:space="preserve">, </w:t>
+      </w:r>
+      <w:r>
+        <w:t xml:space="preserve">a </w:t>
+      </w:r>
+      <w:proofErr w:type="spellStart"/>
+      <w:r>
+        <w:rPr>
+          <w:b/>
+        </w:rPr>
+        <w:t>hitelesített</w:t>
+      </w:r>
+      <w:proofErr w:type="spellEnd"/>
+      <w:r>
+        <w:t xml:space="preserve"> (trusted) </w:t>
+      </w:r>
+      <w:proofErr w:type="spellStart"/>
+      <w:r>
+        <w:rPr>
+          <w:b/>
+        </w:rPr>
+        <w:t>porotok</w:t>
+      </w:r>
+      <w:proofErr w:type="spellEnd"/>
+      <w:r>
+        <w:rPr>
+          <w:b/>
+        </w:rPr>
+        <w:t xml:space="preserve"> </w:t>
+      </w:r>
+      <w:proofErr w:type="spellStart"/>
+      <w:r>
+        <w:rPr>
+          <w:b/>
+        </w:rPr>
+        <w:t>é</w:t>
+      </w:r>
+      <w:r>
+        <w:rPr>
+          <w:b/>
+        </w:rPr>
+        <w:t>s</w:t>
+      </w:r>
+      <w:proofErr w:type="spellEnd"/>
+      <w:r>
+        <w:rPr>
+          <w:b/>
+        </w:rPr>
+        <w:t xml:space="preserve"> </w:t>
+      </w:r>
+      <w:proofErr w:type="spellStart"/>
+      <w:r>
+        <w:rPr>
+          <w:b/>
+        </w:rPr>
+        <w:t>eszközök</w:t>
+      </w:r>
+      <w:proofErr w:type="spellEnd"/>
+      <w:r>
+        <w:rPr>
+          <w:b/>
+        </w:rPr>
+        <w:t xml:space="preserve"> </w:t>
+      </w:r>
+      <w:proofErr w:type="spellStart"/>
+      <w:r>
+        <w:rPr>
+          <w:b/>
+        </w:rPr>
+        <w:t>zavartalan</w:t>
+      </w:r>
+      <w:proofErr w:type="spellEnd"/>
+      <w:r>
+        <w:rPr>
+          <w:b/>
+        </w:rPr>
+        <w:t xml:space="preserve"> </w:t>
+      </w:r>
+      <w:proofErr w:type="spellStart"/>
+      <w:r>
+        <w:rPr>
+          <w:b/>
+        </w:rPr>
+        <w:t>működésé</w:t>
+      </w:r>
+      <w:r>
+        <w:rPr>
+          <w:b/>
+        </w:rPr>
+        <w:t>t</w:t>
+      </w:r>
+      <w:proofErr w:type="spellEnd"/>
+      <w:r>
+        <w:rPr>
+          <w:b/>
+          <w:caps/>
+        </w:rPr>
+        <w:t xml:space="preserve">. </w:t>
+      </w:r>
+    </w:p>
+    <w:p>
+      <w:pPr>
+        <w:rPr>
+          <w:caps/>
+        </w:rPr>
+      </w:pPr>
+      <w:proofErr w:type="spellStart"/>
+      <w:r>
+        <w:rPr>
+          <w:b/>
+        </w:rPr>
+        <w:t>Ezá</w:t>
+      </w:r>
+      <w:r>
+        <w:rPr>
+          <w:b/>
+        </w:rPr>
+        <w:t>lltal</w:t>
+      </w:r>
+      <w:proofErr w:type="spellEnd"/>
+      <w:r>
+        <w:rPr>
+          <w:b/>
+        </w:rPr>
+        <w:t xml:space="preserve"> </w:t>
+      </w:r>
+      <w:proofErr w:type="spellStart"/>
+      <w:r>
+        <w:rPr>
+          <w:b/>
+        </w:rPr>
+        <w:t>cs</w:t>
+      </w:r>
+      <w:r>
+        <w:rPr>
+          <w:b/>
+        </w:rPr>
+        <w:t>ökken</w:t>
+      </w:r>
+      <w:proofErr w:type="spellEnd"/>
+      <w:r>
+        <w:rPr>
+          <w:b/>
+        </w:rPr>
+        <w:t xml:space="preserve"> </w:t>
+      </w:r>
+      <w:proofErr w:type="spellStart"/>
+      <w:r>
+        <w:rPr>
+          <w:b/>
+        </w:rPr>
+        <w:t>az</w:t>
+      </w:r>
+      <w:proofErr w:type="spellEnd"/>
+      <w:r>
+        <w:rPr>
+          <w:b/>
+        </w:rPr>
+        <w:t xml:space="preserve"> ARP-spoofing </w:t>
+      </w:r>
+      <w:proofErr w:type="spellStart"/>
+      <w:r>
+        <w:rPr>
+          <w:b/>
+        </w:rPr>
+        <w:t>támadások</w:t>
+      </w:r>
+      <w:proofErr w:type="spellEnd"/>
+      <w:r>
+        <w:rPr>
+          <w:b/>
+        </w:rPr>
+        <w:t xml:space="preserve"> </w:t>
+      </w:r>
+      <w:proofErr w:type="spellStart"/>
+      <w:r>
+        <w:rPr>
+          <w:b/>
+        </w:rPr>
+        <w:t>kockázata</w:t>
+      </w:r>
+      <w:proofErr w:type="spellEnd"/>
+      <w:r>
+        <w:t xml:space="preserve">, </w:t>
+      </w:r>
+      <w:proofErr w:type="spellStart"/>
+      <w:r>
+        <w:t>és</w:t>
+      </w:r>
+      <w:proofErr w:type="spellEnd"/>
+      <w:r>
+        <w:t xml:space="preserve"> a </w:t>
+      </w:r>
+      <w:proofErr w:type="spellStart"/>
+      <w:r>
+        <w:t>hálózati</w:t>
+      </w:r>
+      <w:proofErr w:type="spellEnd"/>
+      <w:r>
+        <w:t xml:space="preserve"> </w:t>
+      </w:r>
+      <w:proofErr w:type="spellStart"/>
+      <w:r>
+        <w:t>kommunikáció</w:t>
+      </w:r>
+      <w:proofErr w:type="spellEnd"/>
+      <w:r>
+        <w:t xml:space="preserve"> </w:t>
+      </w:r>
+      <w:proofErr w:type="spellStart"/>
+      <w:r>
+        <w:t>megbízhatóbban</w:t>
+      </w:r>
+      <w:proofErr w:type="spellEnd"/>
+      <w:r>
+        <w:t xml:space="preserve">, </w:t>
+      </w:r>
+      <w:proofErr w:type="spellStart"/>
+      <w:r>
+        <w:t>zavartalanul</w:t>
+      </w:r>
+      <w:proofErr w:type="spellEnd"/>
+      <w:r>
+        <w:t xml:space="preserve"> </w:t>
+      </w:r>
+      <w:proofErr w:type="spellStart"/>
+      <w:r>
+        <w:t>működhet</w:t>
+      </w:r>
+      <w:proofErr w:type="spellEnd"/>
+      <w:r>
+        <w:t>.</w:t>
+      </w:r>
+    </w:p>
+    <w:p>
+      <w:proofErr w:type="spellStart"/>
+      <w:r>
+        <w:t>Kepek</w:t>
+      </w:r>
+      <w:proofErr w:type="spellEnd"/>
+    </w:p>
+    <w:p>
+      <w:pPr>
+        <w:pStyle w:val="Cmsor3"/>
+        <w:rPr>
+          <w:rFonts w:eastAsia="Times New Roman"/>
+        </w:rPr>
+      </w:pPr>
+      <w:bookmarkStart w:id="32" w:name="_Toc224640857"/>
+      <w:r>
+        <w:rPr>
+          <w:rFonts w:eastAsia="Times New Roman"/>
+        </w:rPr>
+        <w:t xml:space="preserve">3.7.3 </w:t>
+      </w:r>
+      <w:r>
+        <w:rPr>
+          <w:rFonts w:eastAsia="Times New Roman"/>
+        </w:rPr>
+        <w:t>DHCP felügyelet</w:t>
+      </w:r>
+      <w:bookmarkEnd w:id="32"/>
+    </w:p>
+    <w:p>
+      <w:r>
+        <w:t xml:space="preserve">A </w:t>
+      </w:r>
+      <w:proofErr w:type="spellStart"/>
+      <w:r>
+        <w:t>hálózatunkban</w:t>
+      </w:r>
+      <w:proofErr w:type="spellEnd"/>
+      <w:r>
+        <w:t xml:space="preserve"> a </w:t>
+      </w:r>
+      <w:r>
+        <w:rPr>
+          <w:b/>
+        </w:rPr>
+        <w:t>DHCP-</w:t>
+      </w:r>
+      <w:r>
+        <w:rPr>
+          <w:b/>
+        </w:rPr>
+        <w:t xml:space="preserve">snooping </w:t>
+      </w:r>
+      <w:proofErr w:type="spellStart"/>
+      <w:r>
+        <w:rPr>
+          <w:b/>
+        </w:rPr>
+        <w:t>protokollt</w:t>
+      </w:r>
+      <w:proofErr w:type="spellEnd"/>
+      <w:r>
+        <w:rPr>
+          <w:b/>
+        </w:rPr>
+        <w:t xml:space="preserve"> </w:t>
+      </w:r>
+      <w:proofErr w:type="spellStart"/>
+      <w:r>
+        <w:rPr>
+          <w:b/>
+        </w:rPr>
+        <w:t>alkalmaztuk</w:t>
+      </w:r>
+      <w:proofErr w:type="spellEnd"/>
+      <w:r>
+        <w:rPr>
+          <w:b/>
+        </w:rPr>
+        <w:t xml:space="preserve"> </w:t>
+      </w:r>
+      <w:proofErr w:type="spellStart"/>
+      <w:r>
+        <w:rPr>
+          <w:b/>
+        </w:rPr>
+        <w:t>az</w:t>
+      </w:r>
+      <w:proofErr w:type="spellEnd"/>
+      <w:r>
+        <w:rPr>
+          <w:b/>
+        </w:rPr>
+        <w:t xml:space="preserve"> </w:t>
+      </w:r>
+      <w:proofErr w:type="spellStart"/>
+      <w:r>
+        <w:rPr>
+          <w:b/>
+        </w:rPr>
+        <w:t>összes</w:t>
+      </w:r>
+      <w:proofErr w:type="spellEnd"/>
+      <w:r>
+        <w:rPr>
+          <w:b/>
+        </w:rPr>
+        <w:t xml:space="preserve"> VLAN-on</w:t>
+      </w:r>
+      <w:r>
+        <w:t xml:space="preserve">. </w:t>
+      </w:r>
+      <w:proofErr w:type="spellStart"/>
+      <w:r>
+        <w:t>Ez</w:t>
+      </w:r>
+      <w:proofErr w:type="spellEnd"/>
+      <w:r>
+        <w:t xml:space="preserve"> </w:t>
+      </w:r>
+      <w:proofErr w:type="spellStart"/>
+      <w:r>
+        <w:t>megakadályozza</w:t>
+      </w:r>
+      <w:proofErr w:type="spellEnd"/>
+      <w:r>
+        <w:t xml:space="preserve">, </w:t>
+      </w:r>
+      <w:proofErr w:type="spellStart"/>
+      <w:r>
+        <w:t>hogy</w:t>
+      </w:r>
+      <w:proofErr w:type="spellEnd"/>
+      <w:r>
+        <w:t xml:space="preserve"> </w:t>
+      </w:r>
+      <w:proofErr w:type="spellStart"/>
+      <w:r>
+        <w:t>illetéktelen</w:t>
+      </w:r>
+      <w:proofErr w:type="spellEnd"/>
+      <w:r>
+        <w:t xml:space="preserve"> </w:t>
+      </w:r>
+      <w:proofErr w:type="spellStart"/>
+      <w:r>
+        <w:t>eszközök</w:t>
+      </w:r>
+      <w:proofErr w:type="spellEnd"/>
+      <w:r>
+        <w:t xml:space="preserve"> </w:t>
+      </w:r>
+      <w:proofErr w:type="spellStart"/>
+      <w:r>
+        <w:t>hamis</w:t>
+      </w:r>
+      <w:proofErr w:type="spellEnd"/>
+      <w:r>
+        <w:t xml:space="preserve"> DHCP-</w:t>
+      </w:r>
+      <w:proofErr w:type="spellStart"/>
+      <w:r>
+        <w:t>szerverként</w:t>
+      </w:r>
+      <w:proofErr w:type="spellEnd"/>
+      <w:r>
+        <w:t xml:space="preserve"> </w:t>
+      </w:r>
+      <w:proofErr w:type="spellStart"/>
+      <w:r>
+        <w:t>működjenek</w:t>
+      </w:r>
+      <w:proofErr w:type="spellEnd"/>
+      <w:r>
+        <w:t xml:space="preserve">, </w:t>
+      </w:r>
+      <w:proofErr w:type="spellStart"/>
+      <w:r>
+        <w:t>és</w:t>
+      </w:r>
+      <w:proofErr w:type="spellEnd"/>
+      <w:r>
+        <w:t xml:space="preserve"> </w:t>
+      </w:r>
+      <w:proofErr w:type="spellStart"/>
+      <w:r>
+        <w:t>rossz</w:t>
+      </w:r>
+      <w:proofErr w:type="spellEnd"/>
+      <w:r>
+        <w:t xml:space="preserve"> IP-</w:t>
+      </w:r>
+      <w:proofErr w:type="spellStart"/>
+      <w:r>
+        <w:t>címeket</w:t>
+      </w:r>
+      <w:proofErr w:type="spellEnd"/>
+      <w:r>
+        <w:t xml:space="preserve"> </w:t>
+      </w:r>
+      <w:proofErr w:type="spellStart"/>
+      <w:r>
+        <w:t>osszanak</w:t>
+      </w:r>
+      <w:proofErr w:type="spellEnd"/>
+      <w:r>
+        <w:t xml:space="preserve"> ki a </w:t>
+      </w:r>
+      <w:proofErr w:type="spellStart"/>
+      <w:r>
+        <w:t>klienseknek</w:t>
+      </w:r>
+      <w:proofErr w:type="spellEnd"/>
+      <w:r>
+        <w:t xml:space="preserve">. A </w:t>
+      </w:r>
+      <w:proofErr w:type="spellStart"/>
+      <w:r>
+        <w:t>telephelyek</w:t>
+      </w:r>
+      <w:proofErr w:type="spellEnd"/>
+      <w:r>
+        <w:t xml:space="preserve"> DHCP-</w:t>
+      </w:r>
+      <w:proofErr w:type="spellStart"/>
+      <w:r>
+        <w:t>forgalmát</w:t>
+      </w:r>
+      <w:proofErr w:type="spellEnd"/>
+      <w:r>
+        <w:t xml:space="preserve"> </w:t>
+      </w:r>
+      <w:proofErr w:type="spellStart"/>
+      <w:r>
+        <w:t>így</w:t>
+      </w:r>
+      <w:proofErr w:type="spellEnd"/>
+      <w:r>
+        <w:t xml:space="preserve"> </w:t>
+      </w:r>
+      <w:proofErr w:type="spellStart"/>
+      <w:r>
+        <w:t>védett</w:t>
+      </w:r>
+      <w:proofErr w:type="spellEnd"/>
+      <w:r>
+        <w:t xml:space="preserve"> </w:t>
+      </w:r>
+      <w:proofErr w:type="spellStart"/>
+      <w:r>
+        <w:t>módon</w:t>
+      </w:r>
+      <w:proofErr w:type="spellEnd"/>
+      <w:r>
+        <w:t xml:space="preserve"> </w:t>
+      </w:r>
+      <w:proofErr w:type="spellStart"/>
+      <w:r>
+        <w:t>kezelhetjük</w:t>
+      </w:r>
+      <w:proofErr w:type="spellEnd"/>
+      <w:r>
+        <w:t xml:space="preserve">, </w:t>
+      </w:r>
+      <w:proofErr w:type="spellStart"/>
+      <w:r>
+        <w:t>biztosítva</w:t>
+      </w:r>
+      <w:proofErr w:type="spellEnd"/>
+      <w:r>
+        <w:t xml:space="preserve">, </w:t>
+      </w:r>
+      <w:proofErr w:type="spellStart"/>
+      <w:r>
+        <w:t>hogy</w:t>
+      </w:r>
+      <w:proofErr w:type="spellEnd"/>
+      <w:r>
+        <w:t xml:space="preserve"> </w:t>
+      </w:r>
+      <w:proofErr w:type="spellStart"/>
+      <w:r>
+        <w:t>csak</w:t>
+      </w:r>
+      <w:proofErr w:type="spellEnd"/>
+      <w:r>
+        <w:t xml:space="preserve"> </w:t>
+      </w:r>
+      <w:proofErr w:type="spellStart"/>
+      <w:r>
+        <w:rPr>
+          <w:b/>
+        </w:rPr>
+        <w:t>hitelesített</w:t>
+      </w:r>
+      <w:proofErr w:type="spellEnd"/>
+      <w:r>
+        <w:t xml:space="preserve"> (trusted) </w:t>
+      </w:r>
+      <w:proofErr w:type="spellStart"/>
+      <w:r>
+        <w:rPr>
+          <w:b/>
+        </w:rPr>
+        <w:t>porotokon</w:t>
+      </w:r>
+      <w:proofErr w:type="spellEnd"/>
+      <w:r>
+        <w:t xml:space="preserve"> </w:t>
+      </w:r>
+      <w:proofErr w:type="spellStart"/>
+      <w:r>
+        <w:rPr>
+          <w:b/>
+        </w:rPr>
+        <w:t>folyhasson</w:t>
+      </w:r>
+      <w:proofErr w:type="spellEnd"/>
+      <w:r>
+        <w:rPr>
+          <w:b/>
+        </w:rPr>
+        <w:t xml:space="preserve"> </w:t>
+      </w:r>
+      <w:proofErr w:type="spellStart"/>
+      <w:r>
+        <w:rPr>
+          <w:b/>
+        </w:rPr>
+        <w:t>dhcp</w:t>
+      </w:r>
+      <w:proofErr w:type="spellEnd"/>
+      <w:r>
+        <w:rPr>
+          <w:b/>
+        </w:rPr>
+        <w:t xml:space="preserve"> </w:t>
+      </w:r>
+      <w:proofErr w:type="spellStart"/>
+      <w:r>
+        <w:rPr>
+          <w:b/>
+        </w:rPr>
+        <w:t>forgalom</w:t>
+      </w:r>
+      <w:proofErr w:type="spellEnd"/>
+      <w:r>
+        <w:t xml:space="preserve">. </w:t>
+      </w:r>
+    </w:p>
+    <w:p>
+      <w:proofErr w:type="spellStart"/>
+      <w:r>
+        <w:rPr>
+          <w:b/>
+        </w:rPr>
+        <w:lastRenderedPageBreak/>
+        <w:t>Ennek</w:t>
+      </w:r>
+      <w:proofErr w:type="spellEnd"/>
+      <w:r>
+        <w:rPr>
+          <w:b/>
+        </w:rPr>
+        <w:t xml:space="preserve"> </w:t>
+      </w:r>
+      <w:proofErr w:type="spellStart"/>
+      <w:r>
+        <w:rPr>
+          <w:b/>
+        </w:rPr>
+        <w:t>köszönhetően</w:t>
+      </w:r>
+      <w:proofErr w:type="spellEnd"/>
+      <w:r>
+        <w:rPr>
+          <w:b/>
+        </w:rPr>
+        <w:t xml:space="preserve"> </w:t>
+      </w:r>
+      <w:proofErr w:type="spellStart"/>
+      <w:r>
+        <w:rPr>
+          <w:b/>
+        </w:rPr>
+        <w:t>csökken</w:t>
+      </w:r>
+      <w:proofErr w:type="spellEnd"/>
+      <w:r>
+        <w:rPr>
+          <w:b/>
+        </w:rPr>
+        <w:t xml:space="preserve"> a DHCP-spoofing </w:t>
+      </w:r>
+      <w:proofErr w:type="spellStart"/>
+      <w:r>
+        <w:rPr>
+          <w:b/>
+        </w:rPr>
+        <w:t>támadások</w:t>
+      </w:r>
+      <w:proofErr w:type="spellEnd"/>
+      <w:r>
+        <w:rPr>
+          <w:b/>
+        </w:rPr>
+        <w:t xml:space="preserve"> </w:t>
+      </w:r>
+      <w:proofErr w:type="spellStart"/>
+      <w:r>
+        <w:rPr>
+          <w:b/>
+        </w:rPr>
+        <w:t>kockázata</w:t>
+      </w:r>
+      <w:proofErr w:type="spellEnd"/>
+      <w:r>
+        <w:t xml:space="preserve">, </w:t>
+      </w:r>
+      <w:proofErr w:type="spellStart"/>
+      <w:r>
+        <w:t>és</w:t>
+      </w:r>
+      <w:proofErr w:type="spellEnd"/>
+      <w:r>
+        <w:t xml:space="preserve"> a </w:t>
+      </w:r>
+      <w:proofErr w:type="spellStart"/>
+      <w:r>
+        <w:t>hálózati</w:t>
+      </w:r>
+      <w:proofErr w:type="spellEnd"/>
+      <w:r>
+        <w:t xml:space="preserve"> </w:t>
+      </w:r>
+      <w:proofErr w:type="spellStart"/>
+      <w:r>
+        <w:t>kommunikáció</w:t>
+      </w:r>
+      <w:proofErr w:type="spellEnd"/>
+      <w:r>
+        <w:t xml:space="preserve"> </w:t>
+      </w:r>
+      <w:proofErr w:type="spellStart"/>
+      <w:r>
+        <w:t>megbízhatóbban</w:t>
+      </w:r>
+      <w:proofErr w:type="spellEnd"/>
+      <w:r>
+        <w:t xml:space="preserve">, </w:t>
+      </w:r>
+      <w:proofErr w:type="spellStart"/>
+      <w:r>
+        <w:t>zavartalanul</w:t>
+      </w:r>
+      <w:proofErr w:type="spellEnd"/>
+      <w:r>
+        <w:t xml:space="preserve"> </w:t>
+      </w:r>
+      <w:proofErr w:type="spellStart"/>
+      <w:r>
+        <w:t>működhet</w:t>
+      </w:r>
+      <w:proofErr w:type="spellEnd"/>
+      <w:r>
+        <w:t>.</w:t>
+      </w:r>
+    </w:p>
+    <w:p>
+      <w:proofErr w:type="spellStart"/>
+      <w:r>
+        <w:t>Kep</w:t>
+      </w:r>
+      <w:proofErr w:type="spellEnd"/>
+      <w:r>
+        <w:t xml:space="preserve"> a </w:t>
+      </w:r>
+      <w:proofErr w:type="spellStart"/>
+      <w:r>
+        <w:t>beallitasokrol</w:t>
+      </w:r>
+      <w:proofErr w:type="spellEnd"/>
+    </w:p>
+    <w:p>
+      <w:pPr>
+        <w:pStyle w:val="Cmsor3"/>
+        <w:rPr>
+          <w:rFonts w:eastAsia="Times New Roman"/>
+        </w:rPr>
+      </w:pPr>
+      <w:bookmarkStart w:id="33" w:name="_Toc224640858"/>
+      <w:r>
+        <w:rPr>
+          <w:rFonts w:eastAsia="Times New Roman"/>
+        </w:rPr>
+        <w:t xml:space="preserve">3.7.4 </w:t>
+      </w:r>
+      <w:r>
+        <w:rPr>
+          <w:rFonts w:eastAsia="Times New Roman"/>
+        </w:rPr>
+        <w:t>Broadcast védelem</w:t>
+      </w:r>
+      <w:bookmarkEnd w:id="33"/>
+    </w:p>
+    <w:p>
+      <w:r>
+        <w:t xml:space="preserve">A </w:t>
+      </w:r>
+      <w:proofErr w:type="spellStart"/>
+      <w:r>
+        <w:t>switcheink</w:t>
+      </w:r>
+      <w:proofErr w:type="spellEnd"/>
+      <w:r>
+        <w:t xml:space="preserve"> access </w:t>
+      </w:r>
+      <w:proofErr w:type="spellStart"/>
+      <w:r>
+        <w:t>portjain</w:t>
+      </w:r>
+      <w:proofErr w:type="spellEnd"/>
+      <w:r>
+        <w:t xml:space="preserve"> a </w:t>
+      </w:r>
+      <w:r>
+        <w:rPr>
+          <w:b/>
+          <w:bCs/>
+        </w:rPr>
+        <w:t xml:space="preserve">storm-control broadcast </w:t>
+      </w:r>
+      <w:proofErr w:type="spellStart"/>
+      <w:r>
+        <w:rPr>
+          <w:b/>
+          <w:bCs/>
+        </w:rPr>
+        <w:t>szintet</w:t>
+      </w:r>
+      <w:proofErr w:type="spellEnd"/>
+      <w:r>
+        <w:rPr>
+          <w:b/>
+          <w:bCs/>
+        </w:rPr>
+        <w:t xml:space="preserve"> 40%-ra </w:t>
+      </w:r>
+      <w:proofErr w:type="spellStart"/>
+      <w:r>
+        <w:rPr>
+          <w:b/>
+          <w:bCs/>
+        </w:rPr>
+        <w:t>állítottuk</w:t>
+      </w:r>
+      <w:proofErr w:type="spellEnd"/>
+      <w:r>
+        <w:t xml:space="preserve">, a </w:t>
+      </w:r>
+      <w:proofErr w:type="spellStart"/>
+      <w:r>
+        <w:t>hálózat</w:t>
+      </w:r>
+      <w:proofErr w:type="spellEnd"/>
+      <w:r>
+        <w:t xml:space="preserve"> </w:t>
+      </w:r>
+      <w:proofErr w:type="spellStart"/>
+      <w:r>
+        <w:t>stabilitásának</w:t>
+      </w:r>
+      <w:proofErr w:type="spellEnd"/>
+      <w:r>
+        <w:t xml:space="preserve"> </w:t>
+      </w:r>
+      <w:proofErr w:type="spellStart"/>
+      <w:r>
+        <w:t>növelése</w:t>
+      </w:r>
+      <w:proofErr w:type="spellEnd"/>
+      <w:r>
+        <w:t xml:space="preserve"> </w:t>
+      </w:r>
+      <w:proofErr w:type="spellStart"/>
+      <w:r>
+        <w:t>érdekében</w:t>
+      </w:r>
+      <w:proofErr w:type="spellEnd"/>
+      <w:r>
+        <w:t xml:space="preserve">. </w:t>
+      </w:r>
+      <w:proofErr w:type="spellStart"/>
+      <w:r>
+        <w:t>Ez</w:t>
+      </w:r>
+      <w:proofErr w:type="spellEnd"/>
+      <w:r>
+        <w:t xml:space="preserve"> a </w:t>
+      </w:r>
+      <w:proofErr w:type="spellStart"/>
+      <w:r>
+        <w:t>beállítás</w:t>
+      </w:r>
+      <w:proofErr w:type="spellEnd"/>
+      <w:r>
+        <w:t xml:space="preserve"> </w:t>
+      </w:r>
+      <w:proofErr w:type="spellStart"/>
+      <w:r>
+        <w:rPr>
+          <w:b/>
+          <w:bCs/>
+        </w:rPr>
+        <w:t>megakadályozza</w:t>
+      </w:r>
+      <w:proofErr w:type="spellEnd"/>
+      <w:r>
+        <w:rPr>
+          <w:b/>
+          <w:bCs/>
+        </w:rPr>
+        <w:t xml:space="preserve">, </w:t>
+      </w:r>
+      <w:proofErr w:type="spellStart"/>
+      <w:r>
+        <w:rPr>
+          <w:b/>
+          <w:bCs/>
+        </w:rPr>
+        <w:t>hogy</w:t>
+      </w:r>
+      <w:proofErr w:type="spellEnd"/>
+      <w:r>
+        <w:rPr>
+          <w:b/>
+          <w:bCs/>
+        </w:rPr>
+        <w:t xml:space="preserve"> a </w:t>
+      </w:r>
+      <w:proofErr w:type="spellStart"/>
+      <w:r>
+        <w:rPr>
+          <w:b/>
+          <w:bCs/>
+        </w:rPr>
+        <w:t>túlzott</w:t>
+      </w:r>
+      <w:proofErr w:type="spellEnd"/>
+      <w:r>
+        <w:rPr>
+          <w:b/>
+          <w:bCs/>
+        </w:rPr>
+        <w:t xml:space="preserve"> broadcast-</w:t>
+      </w:r>
+      <w:proofErr w:type="spellStart"/>
+      <w:r>
+        <w:rPr>
+          <w:b/>
+          <w:bCs/>
+        </w:rPr>
+        <w:t>forgalom</w:t>
+      </w:r>
+      <w:proofErr w:type="spellEnd"/>
+      <w:r>
+        <w:t xml:space="preserve"> (pl. </w:t>
+      </w:r>
+      <w:proofErr w:type="spellStart"/>
+      <w:r>
+        <w:t>hiba</w:t>
+      </w:r>
+      <w:r>
+        <w:t>s</w:t>
+      </w:r>
+      <w:proofErr w:type="spellEnd"/>
+      <w:r>
+        <w:t xml:space="preserve"> </w:t>
+      </w:r>
+      <w:proofErr w:type="spellStart"/>
+      <w:r>
+        <w:t>vagy</w:t>
+      </w:r>
+      <w:proofErr w:type="spellEnd"/>
+      <w:r>
+        <w:t xml:space="preserve"> </w:t>
+      </w:r>
+      <w:proofErr w:type="spellStart"/>
+      <w:r>
+        <w:t>fertozott</w:t>
+      </w:r>
+      <w:proofErr w:type="spellEnd"/>
+      <w:r>
+        <w:t xml:space="preserve"> </w:t>
+      </w:r>
+      <w:proofErr w:type="spellStart"/>
+      <w:r>
+        <w:t>eszköz</w:t>
+      </w:r>
+      <w:proofErr w:type="spellEnd"/>
+      <w:r>
+        <w:t xml:space="preserve"> </w:t>
+      </w:r>
+      <w:proofErr w:type="spellStart"/>
+      <w:r>
+        <w:t>miatt</w:t>
+      </w:r>
+      <w:proofErr w:type="spellEnd"/>
+      <w:r>
+        <w:t xml:space="preserve">) </w:t>
+      </w:r>
+      <w:proofErr w:type="spellStart"/>
+      <w:r>
+        <w:rPr>
+          <w:b/>
+          <w:bCs/>
+        </w:rPr>
+        <w:t>túlterhelje</w:t>
+      </w:r>
+      <w:proofErr w:type="spellEnd"/>
+      <w:r>
+        <w:rPr>
+          <w:b/>
+          <w:bCs/>
+        </w:rPr>
+        <w:t xml:space="preserve"> a </w:t>
+      </w:r>
+      <w:proofErr w:type="spellStart"/>
+      <w:r>
+        <w:rPr>
+          <w:b/>
+          <w:bCs/>
+        </w:rPr>
+        <w:t>portokat</w:t>
+      </w:r>
+      <w:proofErr w:type="spellEnd"/>
+      <w:r>
+        <w:t xml:space="preserve">, </w:t>
+      </w:r>
+      <w:proofErr w:type="spellStart"/>
+      <w:r>
+        <w:t>és</w:t>
+      </w:r>
+      <w:proofErr w:type="spellEnd"/>
+      <w:r>
+        <w:t xml:space="preserve"> </w:t>
+      </w:r>
+      <w:proofErr w:type="spellStart"/>
+      <w:r>
+        <w:t>lassítsa</w:t>
+      </w:r>
+      <w:proofErr w:type="spellEnd"/>
+      <w:r>
+        <w:t xml:space="preserve"> </w:t>
+      </w:r>
+      <w:proofErr w:type="spellStart"/>
+      <w:r>
+        <w:t>vagy</w:t>
+      </w:r>
+      <w:proofErr w:type="spellEnd"/>
+      <w:r>
+        <w:t xml:space="preserve"> </w:t>
+      </w:r>
+      <w:proofErr w:type="spellStart"/>
+      <w:r>
+        <w:t>blokkolja</w:t>
+      </w:r>
+      <w:proofErr w:type="spellEnd"/>
+      <w:r>
+        <w:t xml:space="preserve"> a </w:t>
+      </w:r>
+      <w:proofErr w:type="spellStart"/>
+      <w:r>
+        <w:t>hálózati</w:t>
+      </w:r>
+      <w:proofErr w:type="spellEnd"/>
+      <w:r>
+        <w:t xml:space="preserve"> </w:t>
+      </w:r>
+      <w:proofErr w:type="spellStart"/>
+      <w:r>
+        <w:t>kommunikációt</w:t>
+      </w:r>
+      <w:proofErr w:type="spellEnd"/>
+      <w:r>
+        <w:t xml:space="preserve">. </w:t>
+      </w:r>
+    </w:p>
+    <w:p>
+      <w:proofErr w:type="spellStart"/>
+      <w:r>
+        <w:t>kep</w:t>
+      </w:r>
+      <w:proofErr w:type="spellEnd"/>
+    </w:p>
+    <w:p>
+      <w:pPr>
+        <w:pStyle w:val="Cmsor3"/>
+        <w:rPr>
+          <w:rFonts w:eastAsia="Times New Roman"/>
+        </w:rPr>
+      </w:pPr>
+      <w:bookmarkStart w:id="34" w:name="_Toc224640859"/>
+      <w:r>
+        <w:rPr>
+          <w:rFonts w:eastAsia="Times New Roman"/>
+        </w:rPr>
+        <w:t xml:space="preserve">3.7.5 </w:t>
+      </w:r>
+      <w:r>
+        <w:rPr>
+          <w:rFonts w:eastAsia="Times New Roman"/>
+        </w:rPr>
+        <w:t>PortFast</w:t>
+      </w:r>
+      <w:bookmarkEnd w:id="34"/>
+    </w:p>
+    <w:p>
+      <w:r>
+        <w:t xml:space="preserve">A </w:t>
+      </w:r>
+      <w:proofErr w:type="spellStart"/>
+      <w:r>
+        <w:t>switcheink</w:t>
+      </w:r>
+      <w:proofErr w:type="spellEnd"/>
+      <w:r>
+        <w:t xml:space="preserve"> access </w:t>
+      </w:r>
+      <w:proofErr w:type="spellStart"/>
+      <w:r>
+        <w:t>portjain</w:t>
+      </w:r>
+      <w:proofErr w:type="spellEnd"/>
+      <w:r>
+        <w:t xml:space="preserve"> a </w:t>
+      </w:r>
+      <w:r>
+        <w:rPr>
+          <w:b/>
+          <w:bCs/>
+        </w:rPr>
+        <w:t xml:space="preserve">Spanning-Tree </w:t>
+      </w:r>
+      <w:proofErr w:type="spellStart"/>
+      <w:r>
+        <w:rPr>
+          <w:b/>
+          <w:bCs/>
+        </w:rPr>
+        <w:t>PortFast</w:t>
+      </w:r>
+      <w:proofErr w:type="spellEnd"/>
+      <w:r>
+        <w:t xml:space="preserve"> </w:t>
+      </w:r>
+      <w:proofErr w:type="spellStart"/>
+      <w:r>
+        <w:t>funkciót</w:t>
+      </w:r>
+      <w:proofErr w:type="spellEnd"/>
+      <w:r>
+        <w:t xml:space="preserve"> </w:t>
+      </w:r>
+      <w:proofErr w:type="spellStart"/>
+      <w:r>
+        <w:t>azért</w:t>
+      </w:r>
+      <w:proofErr w:type="spellEnd"/>
+      <w:r>
+        <w:t xml:space="preserve"> </w:t>
+      </w:r>
+      <w:proofErr w:type="spellStart"/>
+      <w:r>
+        <w:t>alkalmaztuk</w:t>
+      </w:r>
+      <w:proofErr w:type="spellEnd"/>
+      <w:r>
+        <w:t xml:space="preserve">, </w:t>
+      </w:r>
+      <w:proofErr w:type="spellStart"/>
+      <w:r>
+        <w:t>hogy</w:t>
+      </w:r>
+      <w:proofErr w:type="spellEnd"/>
+      <w:r>
+        <w:t xml:space="preserve"> </w:t>
+      </w:r>
+      <w:proofErr w:type="spellStart"/>
+      <w:r>
+        <w:t>az</w:t>
+      </w:r>
+      <w:proofErr w:type="spellEnd"/>
+      <w:r>
+        <w:t xml:space="preserve"> </w:t>
+      </w:r>
+      <w:proofErr w:type="spellStart"/>
+      <w:r>
+        <w:rPr>
+          <w:b/>
+          <w:bCs/>
+        </w:rPr>
+        <w:t>eszközök</w:t>
+      </w:r>
+      <w:proofErr w:type="spellEnd"/>
+      <w:r>
+        <w:rPr>
+          <w:b/>
+          <w:bCs/>
+        </w:rPr>
+        <w:t xml:space="preserve"> </w:t>
+      </w:r>
+      <w:proofErr w:type="spellStart"/>
+      <w:r>
+        <w:rPr>
+          <w:b/>
+          <w:bCs/>
+        </w:rPr>
+        <w:t>gyorsan</w:t>
+      </w:r>
+      <w:proofErr w:type="spellEnd"/>
+      <w:r>
+        <w:rPr>
+          <w:b/>
+          <w:bCs/>
+        </w:rPr>
+        <w:t xml:space="preserve">, </w:t>
+      </w:r>
+      <w:proofErr w:type="spellStart"/>
+      <w:r>
+        <w:rPr>
+          <w:b/>
+          <w:bCs/>
+        </w:rPr>
+        <w:t>megszakítás</w:t>
+      </w:r>
+      <w:proofErr w:type="spellEnd"/>
+      <w:r>
+        <w:rPr>
+          <w:b/>
+          <w:bCs/>
+        </w:rPr>
+        <w:t xml:space="preserve"> </w:t>
+      </w:r>
+      <w:proofErr w:type="spellStart"/>
+      <w:r>
+        <w:rPr>
+          <w:b/>
+          <w:bCs/>
+        </w:rPr>
+        <w:t>nélkül</w:t>
+      </w:r>
+      <w:proofErr w:type="spellEnd"/>
+      <w:r>
+        <w:rPr>
+          <w:b/>
+          <w:bCs/>
+        </w:rPr>
+        <w:t xml:space="preserve"> </w:t>
+      </w:r>
+      <w:proofErr w:type="spellStart"/>
+      <w:r>
+        <w:rPr>
+          <w:b/>
+          <w:bCs/>
+        </w:rPr>
+        <w:t>csatlakozhassanak</w:t>
+      </w:r>
+      <w:proofErr w:type="spellEnd"/>
+      <w:r>
+        <w:rPr>
+          <w:b/>
+          <w:bCs/>
+        </w:rPr>
+        <w:t xml:space="preserve"> a </w:t>
+      </w:r>
+      <w:proofErr w:type="spellStart"/>
+      <w:r>
+        <w:rPr>
+          <w:b/>
+          <w:bCs/>
+        </w:rPr>
+        <w:t>hálózathoz</w:t>
+      </w:r>
+      <w:proofErr w:type="spellEnd"/>
+      <w:r>
+        <w:t xml:space="preserve">. </w:t>
+      </w:r>
+      <w:proofErr w:type="spellStart"/>
+      <w:r>
+        <w:t>PortFast</w:t>
+      </w:r>
+      <w:proofErr w:type="spellEnd"/>
+      <w:r>
+        <w:t xml:space="preserve"> </w:t>
+      </w:r>
+      <w:proofErr w:type="spellStart"/>
+      <w:r>
+        <w:t>lehetővé</w:t>
+      </w:r>
+      <w:proofErr w:type="spellEnd"/>
+      <w:r>
+        <w:t xml:space="preserve"> </w:t>
+      </w:r>
+      <w:proofErr w:type="spellStart"/>
+      <w:r>
+        <w:t>teszi</w:t>
+      </w:r>
+      <w:proofErr w:type="spellEnd"/>
+      <w:r>
+        <w:t xml:space="preserve">, </w:t>
+      </w:r>
+      <w:proofErr w:type="spellStart"/>
+      <w:r>
+        <w:t>hogy</w:t>
+      </w:r>
+      <w:proofErr w:type="spellEnd"/>
+      <w:r>
+        <w:t xml:space="preserve"> a port </w:t>
+      </w:r>
+      <w:proofErr w:type="spellStart"/>
+      <w:r>
+        <w:rPr>
+          <w:b/>
+          <w:bCs/>
+        </w:rPr>
+        <w:t>közvetlenül</w:t>
+      </w:r>
+      <w:proofErr w:type="spellEnd"/>
+      <w:r>
+        <w:rPr>
+          <w:b/>
+          <w:bCs/>
+        </w:rPr>
+        <w:t xml:space="preserve"> a forwarding</w:t>
+      </w:r>
+      <w:r>
+        <w:t xml:space="preserve"> </w:t>
+      </w:r>
+      <w:proofErr w:type="spellStart"/>
+      <w:r>
+        <w:t>állapotba</w:t>
+      </w:r>
+      <w:proofErr w:type="spellEnd"/>
+      <w:r>
+        <w:t xml:space="preserve"> </w:t>
+      </w:r>
+      <w:proofErr w:type="spellStart"/>
+      <w:r>
+        <w:t>lépjen</w:t>
+      </w:r>
+      <w:proofErr w:type="spellEnd"/>
+      <w:r>
+        <w:t xml:space="preserve">, </w:t>
+      </w:r>
+      <w:proofErr w:type="spellStart"/>
+      <w:r>
+        <w:t>megkerülve</w:t>
+      </w:r>
+      <w:proofErr w:type="spellEnd"/>
+      <w:r>
+        <w:t xml:space="preserve"> a </w:t>
+      </w:r>
+      <w:proofErr w:type="spellStart"/>
+      <w:r>
+        <w:t>hagyományos</w:t>
+      </w:r>
+      <w:proofErr w:type="spellEnd"/>
+      <w:r>
+        <w:t xml:space="preserve"> Spanning-Tree </w:t>
+      </w:r>
+      <w:proofErr w:type="spellStart"/>
+      <w:r>
+        <w:t>állapotokat</w:t>
+      </w:r>
+      <w:proofErr w:type="spellEnd"/>
+      <w:r>
+        <w:t xml:space="preserve">, </w:t>
+      </w:r>
+      <w:proofErr w:type="spellStart"/>
+      <w:r>
+        <w:t>így</w:t>
+      </w:r>
+      <w:proofErr w:type="spellEnd"/>
+      <w:r>
+        <w:t xml:space="preserve"> a </w:t>
+      </w:r>
+      <w:proofErr w:type="spellStart"/>
+      <w:r>
+        <w:t>kliensek</w:t>
+      </w:r>
+      <w:proofErr w:type="spellEnd"/>
+      <w:r>
+        <w:t xml:space="preserve"> </w:t>
+      </w:r>
+      <w:proofErr w:type="spellStart"/>
+      <w:r>
+        <w:t>azonnal</w:t>
+      </w:r>
+      <w:proofErr w:type="spellEnd"/>
+      <w:r>
+        <w:t xml:space="preserve"> </w:t>
+      </w:r>
+      <w:proofErr w:type="spellStart"/>
+      <w:r>
+        <w:t>megkapják</w:t>
+      </w:r>
+      <w:proofErr w:type="spellEnd"/>
+      <w:r>
+        <w:t xml:space="preserve"> </w:t>
+      </w:r>
+      <w:proofErr w:type="spellStart"/>
+      <w:r>
+        <w:t>az</w:t>
+      </w:r>
+      <w:proofErr w:type="spellEnd"/>
+      <w:r>
+        <w:t xml:space="preserve"> IP-</w:t>
+      </w:r>
+      <w:proofErr w:type="spellStart"/>
+      <w:r>
+        <w:t>címüket</w:t>
+      </w:r>
+      <w:proofErr w:type="spellEnd"/>
+      <w:r>
+        <w:t xml:space="preserve"> </w:t>
+      </w:r>
+      <w:proofErr w:type="spellStart"/>
+      <w:r>
+        <w:t>és</w:t>
+      </w:r>
+      <w:proofErr w:type="spellEnd"/>
+      <w:r>
+        <w:t xml:space="preserve"> </w:t>
+      </w:r>
+      <w:proofErr w:type="spellStart"/>
+      <w:r>
+        <w:t>csatlakoznak</w:t>
+      </w:r>
+      <w:proofErr w:type="spellEnd"/>
+      <w:r>
+        <w:t xml:space="preserve"> a </w:t>
+      </w:r>
+      <w:proofErr w:type="spellStart"/>
+      <w:r>
+        <w:t>hálózathoz</w:t>
+      </w:r>
+      <w:proofErr w:type="spellEnd"/>
+      <w:r>
+        <w:t>.</w:t>
+      </w:r>
+    </w:p>
+    <w:p>
+      <w:proofErr w:type="spellStart"/>
+      <w:r>
+        <w:t>Kep</w:t>
+      </w:r>
+      <w:proofErr w:type="spellEnd"/>
+    </w:p>
+    <w:p>
+      <w:pPr>
+        <w:pStyle w:val="Cmsor3"/>
+      </w:pPr>
+      <w:bookmarkStart w:id="35" w:name="_Toc224640860"/>
+      <w:r>
+        <w:t>3.7.6. B</w:t>
+      </w:r>
+      <w:r>
+        <w:t>PDU VÉDELEM</w:t>
+      </w:r>
+      <w:bookmarkEnd w:id="35"/>
+    </w:p>
+    <w:p>
+      <w:r>
+        <w:t xml:space="preserve">A </w:t>
+      </w:r>
+      <w:proofErr w:type="spellStart"/>
+      <w:r>
+        <w:t>switche</w:t>
+      </w:r>
+      <w:r>
+        <w:t>k</w:t>
+      </w:r>
+      <w:proofErr w:type="spellEnd"/>
+      <w:r>
+        <w:t xml:space="preserve"> </w:t>
+      </w:r>
+      <w:proofErr w:type="spellStart"/>
+      <w:r>
+        <w:t>portjain</w:t>
+      </w:r>
+      <w:proofErr w:type="spellEnd"/>
+      <w:r>
+        <w:t xml:space="preserve"> (</w:t>
+      </w:r>
+      <w:proofErr w:type="spellStart"/>
+      <w:r>
+        <w:t>amik</w:t>
+      </w:r>
+      <w:proofErr w:type="spellEnd"/>
+      <w:r>
+        <w:t xml:space="preserve"> </w:t>
+      </w:r>
+      <w:proofErr w:type="spellStart"/>
+      <w:r>
+        <w:t>nem</w:t>
+      </w:r>
+      <w:proofErr w:type="spellEnd"/>
+      <w:r>
+        <w:t xml:space="preserve"> </w:t>
+      </w:r>
+      <w:proofErr w:type="spellStart"/>
+      <w:r>
+        <w:t>csatlakoznak</w:t>
+      </w:r>
+      <w:proofErr w:type="spellEnd"/>
+      <w:r>
+        <w:t xml:space="preserve"> </w:t>
+      </w:r>
+      <w:proofErr w:type="spellStart"/>
+      <w:r>
+        <w:t>másik</w:t>
+      </w:r>
+      <w:proofErr w:type="spellEnd"/>
+      <w:r>
+        <w:t xml:space="preserve"> </w:t>
+      </w:r>
+      <w:proofErr w:type="spellStart"/>
+      <w:r>
+        <w:t>switchhez</w:t>
+      </w:r>
+      <w:proofErr w:type="spellEnd"/>
+      <w:r>
+        <w:t>)</w:t>
+      </w:r>
+      <w:r>
+        <w:t xml:space="preserve"> </w:t>
+      </w:r>
+      <w:r>
+        <w:rPr>
+          <w:b/>
+          <w:bCs/>
+        </w:rPr>
+        <w:t>BPDU Guard-</w:t>
+      </w:r>
+      <w:proofErr w:type="spellStart"/>
+      <w:r>
+        <w:rPr>
+          <w:b/>
+          <w:bCs/>
+        </w:rPr>
+        <w:t>ot</w:t>
+      </w:r>
+      <w:proofErr w:type="spellEnd"/>
+      <w:r>
+        <w:t xml:space="preserve"> </w:t>
+      </w:r>
+      <w:proofErr w:type="spellStart"/>
+      <w:r>
+        <w:t>alkalmaztuk</w:t>
+      </w:r>
+      <w:proofErr w:type="spellEnd"/>
+      <w:r>
+        <w:t>.</w:t>
+      </w:r>
+      <w:r>
+        <w:t xml:space="preserve"> </w:t>
+      </w:r>
+      <w:proofErr w:type="spellStart"/>
+      <w:r>
+        <w:t>Ez</w:t>
+      </w:r>
+      <w:proofErr w:type="spellEnd"/>
+      <w:r>
+        <w:t xml:space="preserve"> </w:t>
+      </w:r>
+      <w:proofErr w:type="spellStart"/>
+      <w:r>
+        <w:rPr>
+          <w:b/>
+          <w:bCs/>
+        </w:rPr>
+        <w:t>megakadályozza</w:t>
+      </w:r>
+      <w:proofErr w:type="spellEnd"/>
+      <w:r>
+        <w:t xml:space="preserve">, </w:t>
+      </w:r>
+      <w:proofErr w:type="spellStart"/>
+      <w:r>
+        <w:t>hogy</w:t>
+      </w:r>
+      <w:proofErr w:type="spellEnd"/>
+      <w:r>
+        <w:t xml:space="preserve"> </w:t>
+      </w:r>
+      <w:proofErr w:type="spellStart"/>
+      <w:r>
+        <w:rPr>
+          <w:b/>
+          <w:bCs/>
+        </w:rPr>
+        <w:t>jogosulatlan</w:t>
+      </w:r>
+      <w:proofErr w:type="spellEnd"/>
+      <w:r>
+        <w:rPr>
+          <w:b/>
+          <w:bCs/>
+        </w:rPr>
+        <w:t xml:space="preserve"> </w:t>
+      </w:r>
+      <w:proofErr w:type="spellStart"/>
+      <w:r>
+        <w:rPr>
+          <w:b/>
+          <w:bCs/>
+        </w:rPr>
+        <w:t>switcheket</w:t>
+      </w:r>
+      <w:proofErr w:type="spellEnd"/>
+      <w:r>
+        <w:rPr>
+          <w:b/>
+          <w:bCs/>
+        </w:rPr>
+        <w:t xml:space="preserve"> </w:t>
+      </w:r>
+      <w:proofErr w:type="spellStart"/>
+      <w:r>
+        <w:rPr>
+          <w:b/>
+          <w:bCs/>
+        </w:rPr>
+        <w:t>vagy</w:t>
+      </w:r>
+      <w:proofErr w:type="spellEnd"/>
+      <w:r>
+        <w:rPr>
+          <w:b/>
+          <w:bCs/>
+        </w:rPr>
+        <w:t xml:space="preserve"> </w:t>
+      </w:r>
+      <w:proofErr w:type="spellStart"/>
+      <w:r>
+        <w:rPr>
+          <w:b/>
+          <w:bCs/>
+        </w:rPr>
+        <w:t>hálózati</w:t>
+      </w:r>
+      <w:proofErr w:type="spellEnd"/>
+      <w:r>
+        <w:rPr>
+          <w:b/>
+          <w:bCs/>
+        </w:rPr>
+        <w:t xml:space="preserve"> </w:t>
+      </w:r>
+      <w:proofErr w:type="spellStart"/>
+      <w:r>
+        <w:rPr>
+          <w:b/>
+          <w:bCs/>
+        </w:rPr>
+        <w:t>eszközöket</w:t>
+      </w:r>
+      <w:proofErr w:type="spellEnd"/>
+      <w:r>
+        <w:rPr>
+          <w:b/>
+          <w:bCs/>
+        </w:rPr>
+        <w:t xml:space="preserve"> </w:t>
+      </w:r>
+      <w:proofErr w:type="spellStart"/>
+      <w:r>
+        <w:rPr>
+          <w:b/>
+          <w:bCs/>
+        </w:rPr>
+        <w:t>kapcsoljanak</w:t>
+      </w:r>
+      <w:proofErr w:type="spellEnd"/>
+      <w:r>
+        <w:rPr>
+          <w:b/>
+          <w:bCs/>
+        </w:rPr>
+        <w:t xml:space="preserve"> a </w:t>
+      </w:r>
+      <w:proofErr w:type="spellStart"/>
+      <w:r>
+        <w:rPr>
+          <w:b/>
+          <w:bCs/>
+        </w:rPr>
+        <w:t>végpontok</w:t>
+      </w:r>
+      <w:proofErr w:type="spellEnd"/>
+      <w:r>
+        <w:rPr>
+          <w:b/>
+          <w:bCs/>
+        </w:rPr>
+        <w:t xml:space="preserve"> </w:t>
+      </w:r>
+      <w:proofErr w:type="spellStart"/>
+      <w:r>
+        <w:rPr>
+          <w:b/>
+          <w:bCs/>
+        </w:rPr>
+        <w:t>vagy</w:t>
+      </w:r>
+      <w:proofErr w:type="spellEnd"/>
+      <w:r>
+        <w:rPr>
+          <w:b/>
+          <w:bCs/>
+        </w:rPr>
+        <w:t xml:space="preserve"> </w:t>
+      </w:r>
+      <w:proofErr w:type="spellStart"/>
+      <w:r>
+        <w:rPr>
+          <w:b/>
+          <w:bCs/>
+        </w:rPr>
+        <w:t>routerek</w:t>
+      </w:r>
+      <w:proofErr w:type="spellEnd"/>
+      <w:r>
+        <w:rPr>
+          <w:b/>
+          <w:bCs/>
+        </w:rPr>
+        <w:t xml:space="preserve"> </w:t>
+      </w:r>
+      <w:proofErr w:type="spellStart"/>
+      <w:r>
+        <w:rPr>
+          <w:b/>
+          <w:bCs/>
+        </w:rPr>
+        <w:t>számára</w:t>
+      </w:r>
+      <w:proofErr w:type="spellEnd"/>
+      <w:r>
+        <w:rPr>
+          <w:b/>
+          <w:bCs/>
+        </w:rPr>
+        <w:t xml:space="preserve"> </w:t>
+      </w:r>
+      <w:proofErr w:type="spellStart"/>
+      <w:r>
+        <w:rPr>
+          <w:b/>
+          <w:bCs/>
+        </w:rPr>
+        <w:t>kialakított</w:t>
+      </w:r>
+      <w:proofErr w:type="spellEnd"/>
+      <w:r>
+        <w:rPr>
+          <w:b/>
+          <w:bCs/>
+        </w:rPr>
+        <w:t xml:space="preserve"> </w:t>
+      </w:r>
+      <w:proofErr w:type="spellStart"/>
+      <w:r>
+        <w:rPr>
+          <w:b/>
+          <w:bCs/>
+        </w:rPr>
+        <w:t>portokra</w:t>
+      </w:r>
+      <w:proofErr w:type="spellEnd"/>
+      <w:r>
+        <w:rPr>
+          <w:b/>
+          <w:bCs/>
+        </w:rPr>
+        <w:t>.</w:t>
+      </w:r>
+    </w:p>
+    <w:p>
+      <w:proofErr w:type="spellStart"/>
+      <w:r>
+        <w:t>Kep</w:t>
       </w:r>
       <w:proofErr w:type="spellEnd"/>
     </w:p>
@@ -25265,2598 +28004,12 @@
           <w:rFonts w:eastAsia="Times New Roman"/>
         </w:rPr>
       </w:pPr>
-      <w:bookmarkStart w:id="29" w:name="_Toc224640854"/>
+      <w:bookmarkStart w:id="36" w:name="_Toc224640861"/>
       <w:r>
         <w:rPr>
           <w:rFonts w:eastAsia="Times New Roman"/>
         </w:rPr>
-        <w:t xml:space="preserve">3.7. </w:t>
-      </w:r>
-      <w:r>
-        <w:rPr>
-          <w:rFonts w:eastAsia="Times New Roman"/>
-        </w:rPr>
-        <w:t>Portbiztonság</w:t>
-      </w:r>
-      <w:bookmarkEnd w:id="29"/>
-    </w:p>
-    <w:p>
-      <w:pPr>
-        <w:pStyle w:val="Cmsor3"/>
-        <w:rPr>
-          <w:rFonts w:eastAsia="Times New Roman"/>
-        </w:rPr>
-      </w:pPr>
-      <w:bookmarkStart w:id="30" w:name="_Toc224640855"/>
-      <w:r>
-        <w:rPr>
-          <w:rFonts w:eastAsia="Times New Roman"/>
-        </w:rPr>
-        <w:t xml:space="preserve">3.7.1 </w:t>
-      </w:r>
-      <w:r>
-        <w:rPr>
-          <w:rFonts w:eastAsia="Times New Roman"/>
-        </w:rPr>
-        <w:t>PPP hitelesítés</w:t>
-      </w:r>
-      <w:bookmarkEnd w:id="30"/>
-    </w:p>
-    <w:p>
-      <w:r>
-        <w:rPr>
-          <w:b/>
-        </w:rPr>
-        <w:t xml:space="preserve">A </w:t>
-      </w:r>
-      <w:proofErr w:type="spellStart"/>
-      <w:r>
-        <w:rPr>
-          <w:b/>
-        </w:rPr>
-        <w:t>Termelés</w:t>
-      </w:r>
-      <w:proofErr w:type="spellEnd"/>
-      <w:r>
-        <w:rPr>
-          <w:b/>
-        </w:rPr>
-        <w:t xml:space="preserve"> A </w:t>
-      </w:r>
-      <w:proofErr w:type="spellStart"/>
-      <w:r>
-        <w:rPr>
-          <w:b/>
-        </w:rPr>
-        <w:t>és</w:t>
-      </w:r>
-      <w:proofErr w:type="spellEnd"/>
-      <w:r>
-        <w:rPr>
-          <w:b/>
-        </w:rPr>
-        <w:t xml:space="preserve"> B </w:t>
-      </w:r>
-      <w:proofErr w:type="spellStart"/>
-      <w:r>
-        <w:rPr>
-          <w:b/>
-        </w:rPr>
-        <w:t>épület</w:t>
-      </w:r>
-      <w:proofErr w:type="spellEnd"/>
-      <w:r>
-        <w:rPr>
-          <w:b/>
-        </w:rPr>
-        <w:t xml:space="preserve"> </w:t>
-      </w:r>
-      <w:proofErr w:type="spellStart"/>
-      <w:r>
-        <w:rPr>
-          <w:b/>
-        </w:rPr>
-        <w:t>routerei</w:t>
-      </w:r>
-      <w:proofErr w:type="spellEnd"/>
-      <w:r>
-        <w:rPr>
-          <w:b/>
-        </w:rPr>
-        <w:t xml:space="preserve"> </w:t>
-      </w:r>
-      <w:proofErr w:type="spellStart"/>
-      <w:r>
-        <w:rPr>
-          <w:b/>
-        </w:rPr>
-        <w:t>közötti</w:t>
-      </w:r>
-      <w:proofErr w:type="spellEnd"/>
-      <w:r>
-        <w:rPr>
-          <w:b/>
-        </w:rPr>
-        <w:t xml:space="preserve"> </w:t>
-      </w:r>
-      <w:proofErr w:type="spellStart"/>
-      <w:r>
-        <w:rPr>
-          <w:b/>
-        </w:rPr>
-        <w:t>soros</w:t>
-      </w:r>
-      <w:proofErr w:type="spellEnd"/>
-      <w:r>
-        <w:rPr>
-          <w:b/>
-        </w:rPr>
-        <w:t xml:space="preserve"> </w:t>
-      </w:r>
-      <w:proofErr w:type="spellStart"/>
-      <w:r>
-        <w:rPr>
-          <w:b/>
-        </w:rPr>
-        <w:t>kapcsolaton</w:t>
-      </w:r>
-      <w:proofErr w:type="spellEnd"/>
-      <w:r>
-        <w:rPr>
-          <w:b/>
-        </w:rPr>
-        <w:t xml:space="preserve"> a CHAP</w:t>
-      </w:r>
-      <w:r>
-        <w:t xml:space="preserve"> (Challenge Handshake Authentication Protocol) </w:t>
-      </w:r>
-      <w:proofErr w:type="spellStart"/>
-      <w:r>
-        <w:rPr>
-          <w:b/>
-        </w:rPr>
-        <w:t>protokollt</w:t>
-      </w:r>
-      <w:proofErr w:type="spellEnd"/>
-      <w:r>
-        <w:rPr>
-          <w:b/>
-        </w:rPr>
-        <w:t xml:space="preserve"> </w:t>
-      </w:r>
-      <w:proofErr w:type="spellStart"/>
-      <w:r>
-        <w:rPr>
-          <w:b/>
-        </w:rPr>
-        <w:t>alkalmaztuk</w:t>
-      </w:r>
-      <w:proofErr w:type="spellEnd"/>
-      <w:r>
-        <w:t xml:space="preserve"> </w:t>
-      </w:r>
-      <w:proofErr w:type="spellStart"/>
-      <w:r>
-        <w:t>az</w:t>
-      </w:r>
-      <w:proofErr w:type="spellEnd"/>
-      <w:r>
-        <w:t xml:space="preserve"> </w:t>
-      </w:r>
-      <w:proofErr w:type="spellStart"/>
-      <w:r>
-        <w:t>azonosítás</w:t>
-      </w:r>
-      <w:proofErr w:type="spellEnd"/>
-      <w:r>
-        <w:t xml:space="preserve"> </w:t>
-      </w:r>
-      <w:proofErr w:type="spellStart"/>
-      <w:r>
-        <w:t>biztosítására</w:t>
-      </w:r>
-      <w:proofErr w:type="spellEnd"/>
-      <w:r>
-        <w:t xml:space="preserve">. A CHAP </w:t>
-      </w:r>
-      <w:proofErr w:type="spellStart"/>
-      <w:r>
-        <w:t>egy</w:t>
-      </w:r>
-      <w:proofErr w:type="spellEnd"/>
-      <w:r>
-        <w:t xml:space="preserve"> </w:t>
-      </w:r>
-      <w:proofErr w:type="spellStart"/>
-      <w:r>
-        <w:t>biztonságos</w:t>
-      </w:r>
-      <w:proofErr w:type="spellEnd"/>
-      <w:r>
-        <w:t xml:space="preserve"> </w:t>
-      </w:r>
-      <w:proofErr w:type="spellStart"/>
-      <w:r>
-        <w:t>hitelesítési</w:t>
-      </w:r>
-      <w:proofErr w:type="spellEnd"/>
-      <w:r>
-        <w:t xml:space="preserve"> </w:t>
-      </w:r>
-      <w:proofErr w:type="spellStart"/>
-      <w:r>
-        <w:t>módszer</w:t>
-      </w:r>
-      <w:proofErr w:type="spellEnd"/>
-      <w:r>
-        <w:t xml:space="preserve">, </w:t>
-      </w:r>
-      <w:proofErr w:type="spellStart"/>
-      <w:r>
-        <w:t>amely</w:t>
-      </w:r>
-      <w:proofErr w:type="spellEnd"/>
-      <w:r>
-        <w:t xml:space="preserve"> </w:t>
-      </w:r>
-      <w:proofErr w:type="spellStart"/>
-      <w:r>
-        <w:rPr>
-          <w:b/>
-        </w:rPr>
-        <w:t>időszakos</w:t>
-      </w:r>
-      <w:proofErr w:type="spellEnd"/>
-      <w:r>
-        <w:rPr>
-          <w:b/>
-        </w:rPr>
-        <w:t xml:space="preserve"> </w:t>
-      </w:r>
-      <w:proofErr w:type="spellStart"/>
-      <w:r>
-        <w:rPr>
-          <w:b/>
-        </w:rPr>
-        <w:t>kihívásokkal</w:t>
-      </w:r>
-      <w:proofErr w:type="spellEnd"/>
-      <w:r>
-        <w:rPr>
-          <w:b/>
-        </w:rPr>
-        <w:t xml:space="preserve"> </w:t>
-      </w:r>
-      <w:proofErr w:type="spellStart"/>
-      <w:r>
-        <w:rPr>
-          <w:b/>
-        </w:rPr>
-        <w:t>ellenőrzi</w:t>
-      </w:r>
-      <w:proofErr w:type="spellEnd"/>
-      <w:r>
-        <w:rPr>
-          <w:b/>
-        </w:rPr>
-        <w:t xml:space="preserve"> a </w:t>
-      </w:r>
-      <w:proofErr w:type="spellStart"/>
-      <w:r>
-        <w:rPr>
-          <w:b/>
-        </w:rPr>
-        <w:t>kapcsolat</w:t>
-      </w:r>
-      <w:proofErr w:type="spellEnd"/>
-      <w:r>
-        <w:rPr>
-          <w:b/>
-        </w:rPr>
-        <w:t xml:space="preserve"> </w:t>
-      </w:r>
-      <w:proofErr w:type="spellStart"/>
-      <w:r>
-        <w:rPr>
-          <w:b/>
-        </w:rPr>
-        <w:t>mindkét</w:t>
-      </w:r>
-      <w:proofErr w:type="spellEnd"/>
-      <w:r>
-        <w:rPr>
-          <w:b/>
-        </w:rPr>
-        <w:t xml:space="preserve"> </w:t>
-      </w:r>
-      <w:proofErr w:type="spellStart"/>
-      <w:r>
-        <w:rPr>
-          <w:b/>
-        </w:rPr>
-        <w:t>végpontját</w:t>
-      </w:r>
-      <w:proofErr w:type="spellEnd"/>
-      <w:r>
-        <w:t xml:space="preserve">, </w:t>
-      </w:r>
-      <w:proofErr w:type="spellStart"/>
-      <w:r>
-        <w:t>így</w:t>
-      </w:r>
-      <w:proofErr w:type="spellEnd"/>
-      <w:r>
-        <w:t xml:space="preserve"> </w:t>
-      </w:r>
-      <w:proofErr w:type="spellStart"/>
-      <w:r>
-        <w:t>megakadályozza</w:t>
-      </w:r>
-      <w:proofErr w:type="spellEnd"/>
-      <w:r>
-        <w:t xml:space="preserve"> </w:t>
-      </w:r>
-      <w:proofErr w:type="spellStart"/>
-      <w:r>
-        <w:t>az</w:t>
-      </w:r>
-      <w:proofErr w:type="spellEnd"/>
-      <w:r>
-        <w:t xml:space="preserve"> </w:t>
-      </w:r>
-      <w:proofErr w:type="spellStart"/>
-      <w:r>
-        <w:t>illetéktelen</w:t>
-      </w:r>
-      <w:proofErr w:type="spellEnd"/>
-      <w:r>
-        <w:t xml:space="preserve"> </w:t>
-      </w:r>
-      <w:proofErr w:type="spellStart"/>
-      <w:r>
-        <w:t>hozzáférést</w:t>
-      </w:r>
-      <w:proofErr w:type="spellEnd"/>
-      <w:r>
-        <w:t xml:space="preserve">. </w:t>
-      </w:r>
-    </w:p>
-    <w:p>
-      <w:proofErr w:type="spellStart"/>
-      <w:r>
-        <w:t>Ez</w:t>
-      </w:r>
-      <w:proofErr w:type="spellEnd"/>
-      <w:r>
-        <w:t xml:space="preserve"> </w:t>
-      </w:r>
-      <w:proofErr w:type="spellStart"/>
-      <w:r>
-        <w:t>különösen</w:t>
-      </w:r>
-      <w:proofErr w:type="spellEnd"/>
-      <w:r>
-        <w:t xml:space="preserve"> </w:t>
-      </w:r>
-      <w:proofErr w:type="spellStart"/>
-      <w:r>
-        <w:t>fontos</w:t>
-      </w:r>
-      <w:proofErr w:type="spellEnd"/>
-      <w:r>
-        <w:t xml:space="preserve"> a </w:t>
-      </w:r>
-      <w:proofErr w:type="spellStart"/>
-      <w:r>
-        <w:t>két</w:t>
-      </w:r>
-      <w:proofErr w:type="spellEnd"/>
-      <w:r>
-        <w:t xml:space="preserve"> </w:t>
-      </w:r>
-      <w:proofErr w:type="spellStart"/>
-      <w:r>
-        <w:t>épület</w:t>
-      </w:r>
-      <w:proofErr w:type="spellEnd"/>
-      <w:r>
-        <w:t xml:space="preserve"> </w:t>
-      </w:r>
-      <w:proofErr w:type="spellStart"/>
-      <w:r>
-        <w:t>közötti</w:t>
-      </w:r>
-      <w:proofErr w:type="spellEnd"/>
-      <w:r>
-        <w:t xml:space="preserve"> </w:t>
-      </w:r>
-      <w:proofErr w:type="spellStart"/>
-      <w:r>
-        <w:t>soros</w:t>
-      </w:r>
-      <w:proofErr w:type="spellEnd"/>
-      <w:r>
-        <w:t xml:space="preserve"> </w:t>
-      </w:r>
-      <w:proofErr w:type="spellStart"/>
-      <w:r>
-        <w:t>linken</w:t>
-      </w:r>
-      <w:proofErr w:type="spellEnd"/>
-      <w:r>
-        <w:t xml:space="preserve">, </w:t>
-      </w:r>
-      <w:proofErr w:type="spellStart"/>
-      <w:r>
-        <w:t>ahol</w:t>
-      </w:r>
-      <w:proofErr w:type="spellEnd"/>
-      <w:r>
-        <w:t xml:space="preserve"> a PPP</w:t>
-      </w:r>
-      <w:r>
-        <w:t xml:space="preserve"> (Point-to-point)</w:t>
-      </w:r>
-      <w:r>
-        <w:t xml:space="preserve"> </w:t>
-      </w:r>
-      <w:proofErr w:type="spellStart"/>
-      <w:r>
-        <w:t>protokoll</w:t>
-      </w:r>
-      <w:proofErr w:type="spellEnd"/>
-      <w:r>
-        <w:t xml:space="preserve"> </w:t>
-      </w:r>
-      <w:proofErr w:type="spellStart"/>
-      <w:r>
-        <w:t>alatt</w:t>
-      </w:r>
-      <w:proofErr w:type="spellEnd"/>
-      <w:r>
-        <w:t xml:space="preserve"> </w:t>
-      </w:r>
-      <w:proofErr w:type="spellStart"/>
-      <w:r>
-        <w:t>működve</w:t>
-      </w:r>
-      <w:proofErr w:type="spellEnd"/>
-      <w:r>
-        <w:t xml:space="preserve"> </w:t>
-      </w:r>
-      <w:proofErr w:type="spellStart"/>
-      <w:r>
-        <w:t>folyamatosan</w:t>
-      </w:r>
-      <w:proofErr w:type="spellEnd"/>
-      <w:r>
-        <w:t xml:space="preserve"> </w:t>
-      </w:r>
-      <w:proofErr w:type="spellStart"/>
-      <w:r>
-        <w:t>ellenőrzi</w:t>
-      </w:r>
-      <w:proofErr w:type="spellEnd"/>
-      <w:r>
-        <w:t xml:space="preserve"> a </w:t>
-      </w:r>
-      <w:proofErr w:type="spellStart"/>
-      <w:r>
-        <w:t>routerek</w:t>
-      </w:r>
-      <w:proofErr w:type="spellEnd"/>
-      <w:r>
-        <w:t xml:space="preserve"> </w:t>
-      </w:r>
-      <w:proofErr w:type="spellStart"/>
-      <w:r>
-        <w:t>hitelességét</w:t>
-      </w:r>
-      <w:proofErr w:type="spellEnd"/>
-      <w:r>
-        <w:t xml:space="preserve">, </w:t>
-      </w:r>
-      <w:proofErr w:type="spellStart"/>
-      <w:r>
-        <w:t>biztosítva</w:t>
-      </w:r>
-      <w:proofErr w:type="spellEnd"/>
-      <w:r>
-        <w:t xml:space="preserve"> a </w:t>
-      </w:r>
-      <w:proofErr w:type="spellStart"/>
-      <w:r>
-        <w:t>megbízható</w:t>
-      </w:r>
-      <w:proofErr w:type="spellEnd"/>
-      <w:r>
-        <w:t xml:space="preserve"> </w:t>
-      </w:r>
-      <w:proofErr w:type="spellStart"/>
-      <w:r>
-        <w:t>és</w:t>
-      </w:r>
-      <w:proofErr w:type="spellEnd"/>
-      <w:r>
-        <w:t xml:space="preserve"> </w:t>
-      </w:r>
-      <w:proofErr w:type="spellStart"/>
-      <w:r>
-        <w:t>biztonságos</w:t>
-      </w:r>
-      <w:proofErr w:type="spellEnd"/>
-      <w:r>
-        <w:t xml:space="preserve"> </w:t>
-      </w:r>
-      <w:proofErr w:type="spellStart"/>
-      <w:r>
-        <w:t>adatátvitelt</w:t>
-      </w:r>
-      <w:proofErr w:type="spellEnd"/>
-      <w:r>
-        <w:t>.</w:t>
-      </w:r>
-    </w:p>
-    <w:p>
-      <w:proofErr w:type="spellStart"/>
-      <w:r>
-        <w:t>Kép</w:t>
-      </w:r>
-      <w:proofErr w:type="spellEnd"/>
-      <w:r>
-        <w:t xml:space="preserve"> a </w:t>
-      </w:r>
-      <w:proofErr w:type="spellStart"/>
-      <w:r>
-        <w:t>beállításokról</w:t>
-      </w:r>
-      <w:proofErr w:type="spellEnd"/>
-      <w:r>
-        <w:t>/</w:t>
-      </w:r>
-      <w:proofErr w:type="spellStart"/>
-      <w:r>
-        <w:t>ábra</w:t>
-      </w:r>
-      <w:proofErr w:type="spellEnd"/>
-    </w:p>
-    <w:p>
-      <w:pPr>
-        <w:pStyle w:val="Cmsor3"/>
-        <w:rPr>
-          <w:rFonts w:eastAsia="Times New Roman"/>
-        </w:rPr>
-      </w:pPr>
-      <w:bookmarkStart w:id="31" w:name="_Toc224640856"/>
-      <w:r>
-        <w:rPr>
-          <w:rFonts w:eastAsia="Times New Roman"/>
-        </w:rPr>
         <w:lastRenderedPageBreak/>
-        <w:t xml:space="preserve">3.7.2 </w:t>
-      </w:r>
-      <w:r>
-        <w:rPr>
-          <w:rFonts w:eastAsia="Times New Roman"/>
-        </w:rPr>
-        <w:t>DAI</w:t>
-      </w:r>
-      <w:bookmarkEnd w:id="31"/>
-    </w:p>
-    <w:p>
-      <w:pPr>
-        <w:rPr>
-          <w:b/>
-          <w:caps/>
-        </w:rPr>
-      </w:pPr>
-      <w:r>
-        <w:rPr>
-          <w:b/>
-        </w:rPr>
-        <w:t xml:space="preserve">A </w:t>
-      </w:r>
-      <w:proofErr w:type="spellStart"/>
-      <w:r>
-        <w:rPr>
-          <w:b/>
-        </w:rPr>
-        <w:t>hálózatunkban</w:t>
-      </w:r>
-      <w:proofErr w:type="spellEnd"/>
-      <w:r>
-        <w:rPr>
-          <w:b/>
-        </w:rPr>
-        <w:t xml:space="preserve"> a DAI-t (Dynamic ARP Inspection) </w:t>
-      </w:r>
-      <w:proofErr w:type="spellStart"/>
-      <w:r>
-        <w:rPr>
-          <w:b/>
-        </w:rPr>
-        <w:t>alkalmaztuk</w:t>
-      </w:r>
-      <w:proofErr w:type="spellEnd"/>
-      <w:r>
-        <w:rPr>
-          <w:b/>
-        </w:rPr>
-        <w:t xml:space="preserve"> </w:t>
-      </w:r>
-      <w:proofErr w:type="spellStart"/>
-      <w:r>
-        <w:rPr>
-          <w:b/>
-        </w:rPr>
-        <w:t>az</w:t>
-      </w:r>
-      <w:proofErr w:type="spellEnd"/>
-      <w:r>
-        <w:rPr>
-          <w:b/>
-        </w:rPr>
-        <w:t xml:space="preserve"> </w:t>
-      </w:r>
-      <w:proofErr w:type="spellStart"/>
-      <w:r>
-        <w:rPr>
-          <w:b/>
-        </w:rPr>
-        <w:t>összes</w:t>
-      </w:r>
-      <w:proofErr w:type="spellEnd"/>
-      <w:r>
-        <w:rPr>
-          <w:b/>
-        </w:rPr>
-        <w:t xml:space="preserve"> VLAN-on</w:t>
-      </w:r>
-      <w:r>
-        <w:t xml:space="preserve">, </w:t>
-      </w:r>
-      <w:r>
-        <w:t xml:space="preserve">a </w:t>
-      </w:r>
-      <w:proofErr w:type="spellStart"/>
-      <w:r>
-        <w:t>hálózat</w:t>
-      </w:r>
-      <w:proofErr w:type="spellEnd"/>
-      <w:r>
-        <w:t xml:space="preserve"> </w:t>
-      </w:r>
-      <w:proofErr w:type="spellStart"/>
-      <w:r>
-        <w:t>biztonságának</w:t>
-      </w:r>
-      <w:proofErr w:type="spellEnd"/>
-      <w:r>
-        <w:t xml:space="preserve"> </w:t>
-      </w:r>
-      <w:proofErr w:type="spellStart"/>
-      <w:r>
-        <w:t>növelés</w:t>
-      </w:r>
-      <w:r>
-        <w:t>e</w:t>
-      </w:r>
-      <w:proofErr w:type="spellEnd"/>
-      <w:r>
-        <w:t xml:space="preserve"> </w:t>
-      </w:r>
-      <w:proofErr w:type="spellStart"/>
-      <w:r>
-        <w:t>érdekében</w:t>
-      </w:r>
-      <w:proofErr w:type="spellEnd"/>
-      <w:r>
-        <w:t xml:space="preserve">. A </w:t>
-      </w:r>
-      <w:proofErr w:type="spellStart"/>
-      <w:r>
-        <w:t>protokoll</w:t>
-      </w:r>
-      <w:proofErr w:type="spellEnd"/>
-      <w:r>
-        <w:t xml:space="preserve"> </w:t>
-      </w:r>
-      <w:proofErr w:type="spellStart"/>
-      <w:r>
-        <w:t>ellenőrzi</w:t>
-      </w:r>
-      <w:proofErr w:type="spellEnd"/>
-      <w:r>
-        <w:t xml:space="preserve"> </w:t>
-      </w:r>
-      <w:proofErr w:type="spellStart"/>
-      <w:r>
-        <w:t>az</w:t>
-      </w:r>
-      <w:proofErr w:type="spellEnd"/>
-      <w:r>
-        <w:t xml:space="preserve"> ARP-</w:t>
-      </w:r>
-      <w:proofErr w:type="spellStart"/>
-      <w:r>
-        <w:t>üzeneteket</w:t>
-      </w:r>
-      <w:proofErr w:type="spellEnd"/>
-      <w:r>
-        <w:t xml:space="preserve">, </w:t>
-      </w:r>
-      <w:proofErr w:type="spellStart"/>
-      <w:r>
-        <w:t>és</w:t>
-      </w:r>
-      <w:proofErr w:type="spellEnd"/>
-      <w:r>
-        <w:t xml:space="preserve"> </w:t>
-      </w:r>
-      <w:proofErr w:type="spellStart"/>
-      <w:r>
-        <w:t>megakadályozza</w:t>
-      </w:r>
-      <w:proofErr w:type="spellEnd"/>
-      <w:r>
-        <w:t xml:space="preserve">, </w:t>
-      </w:r>
-      <w:proofErr w:type="spellStart"/>
-      <w:r>
-        <w:t>hogy</w:t>
-      </w:r>
-      <w:proofErr w:type="spellEnd"/>
-      <w:r>
-        <w:t xml:space="preserve"> </w:t>
-      </w:r>
-      <w:proofErr w:type="spellStart"/>
-      <w:r>
-        <w:t>illetéktelen</w:t>
-      </w:r>
-      <w:proofErr w:type="spellEnd"/>
-      <w:r>
-        <w:t xml:space="preserve"> </w:t>
-      </w:r>
-      <w:proofErr w:type="spellStart"/>
-      <w:r>
-        <w:t>eszközök</w:t>
-      </w:r>
-      <w:proofErr w:type="spellEnd"/>
-      <w:r>
-        <w:t xml:space="preserve"> </w:t>
-      </w:r>
-      <w:proofErr w:type="spellStart"/>
-      <w:r>
-        <w:t>hamis</w:t>
-      </w:r>
-      <w:proofErr w:type="spellEnd"/>
-      <w:r>
-        <w:t xml:space="preserve"> MAC-</w:t>
-      </w:r>
-      <w:proofErr w:type="spellStart"/>
-      <w:r>
-        <w:t>címekkel</w:t>
-      </w:r>
-      <w:proofErr w:type="spellEnd"/>
-      <w:r>
-        <w:t xml:space="preserve"> </w:t>
-      </w:r>
-      <w:proofErr w:type="spellStart"/>
-      <w:r>
-        <w:t>megtévesszék</w:t>
-      </w:r>
-      <w:proofErr w:type="spellEnd"/>
-      <w:r>
-        <w:t xml:space="preserve"> a </w:t>
-      </w:r>
-      <w:proofErr w:type="spellStart"/>
-      <w:r>
-        <w:t>hálózatot</w:t>
-      </w:r>
-      <w:proofErr w:type="spellEnd"/>
-      <w:r>
-        <w:t xml:space="preserve">. A </w:t>
-      </w:r>
-      <w:proofErr w:type="spellStart"/>
-      <w:r>
-        <w:t>telephelyek</w:t>
-      </w:r>
-      <w:proofErr w:type="spellEnd"/>
-      <w:r>
-        <w:t xml:space="preserve"> ARP </w:t>
-      </w:r>
-      <w:proofErr w:type="spellStart"/>
-      <w:r>
-        <w:t>forgalmát</w:t>
-      </w:r>
-      <w:proofErr w:type="spellEnd"/>
-      <w:r>
-        <w:t xml:space="preserve"> </w:t>
-      </w:r>
-      <w:proofErr w:type="spellStart"/>
-      <w:r>
-        <w:t>így</w:t>
-      </w:r>
-      <w:proofErr w:type="spellEnd"/>
-      <w:r>
-        <w:t xml:space="preserve"> </w:t>
-      </w:r>
-      <w:proofErr w:type="spellStart"/>
-      <w:r>
-        <w:t>védett</w:t>
-      </w:r>
-      <w:proofErr w:type="spellEnd"/>
-      <w:r>
-        <w:t xml:space="preserve"> </w:t>
-      </w:r>
-      <w:proofErr w:type="spellStart"/>
-      <w:r>
-        <w:t>módon</w:t>
-      </w:r>
-      <w:proofErr w:type="spellEnd"/>
-      <w:r>
-        <w:t xml:space="preserve"> </w:t>
-      </w:r>
-      <w:proofErr w:type="spellStart"/>
-      <w:r>
-        <w:t>kezelhetjük</w:t>
-      </w:r>
-      <w:proofErr w:type="spellEnd"/>
-      <w:r>
-        <w:t xml:space="preserve">, </w:t>
-      </w:r>
-      <w:proofErr w:type="spellStart"/>
-      <w:r>
-        <w:t>biztosítva</w:t>
-      </w:r>
-      <w:proofErr w:type="spellEnd"/>
-      <w:r>
-        <w:t xml:space="preserve">, </w:t>
-      </w:r>
-      <w:r>
-        <w:t xml:space="preserve">a </w:t>
-      </w:r>
-      <w:proofErr w:type="spellStart"/>
-      <w:r>
-        <w:rPr>
-          <w:b/>
-        </w:rPr>
-        <w:t>hitelesített</w:t>
-      </w:r>
-      <w:proofErr w:type="spellEnd"/>
-      <w:r>
-        <w:t xml:space="preserve"> (trusted) </w:t>
-      </w:r>
-      <w:proofErr w:type="spellStart"/>
-      <w:r>
-        <w:rPr>
-          <w:b/>
-        </w:rPr>
-        <w:t>porotok</w:t>
-      </w:r>
-      <w:proofErr w:type="spellEnd"/>
-      <w:r>
-        <w:rPr>
-          <w:b/>
-        </w:rPr>
-        <w:t xml:space="preserve"> </w:t>
-      </w:r>
-      <w:proofErr w:type="spellStart"/>
-      <w:r>
-        <w:rPr>
-          <w:b/>
-        </w:rPr>
-        <w:t>é</w:t>
-      </w:r>
-      <w:r>
-        <w:rPr>
-          <w:b/>
-        </w:rPr>
-        <w:t>s</w:t>
-      </w:r>
-      <w:proofErr w:type="spellEnd"/>
-      <w:r>
-        <w:rPr>
-          <w:b/>
-        </w:rPr>
-        <w:t xml:space="preserve"> </w:t>
-      </w:r>
-      <w:proofErr w:type="spellStart"/>
-      <w:r>
-        <w:rPr>
-          <w:b/>
-        </w:rPr>
-        <w:t>eszközök</w:t>
-      </w:r>
-      <w:proofErr w:type="spellEnd"/>
-      <w:r>
-        <w:rPr>
-          <w:b/>
-        </w:rPr>
-        <w:t xml:space="preserve"> </w:t>
-      </w:r>
-      <w:proofErr w:type="spellStart"/>
-      <w:r>
-        <w:rPr>
-          <w:b/>
-        </w:rPr>
-        <w:t>zavartalan</w:t>
-      </w:r>
-      <w:proofErr w:type="spellEnd"/>
-      <w:r>
-        <w:rPr>
-          <w:b/>
-        </w:rPr>
-        <w:t xml:space="preserve"> </w:t>
-      </w:r>
-      <w:proofErr w:type="spellStart"/>
-      <w:r>
-        <w:rPr>
-          <w:b/>
-        </w:rPr>
-        <w:t>működésé</w:t>
-      </w:r>
-      <w:r>
-        <w:rPr>
-          <w:b/>
-        </w:rPr>
-        <w:t>t</w:t>
-      </w:r>
-      <w:proofErr w:type="spellEnd"/>
-      <w:r>
-        <w:rPr>
-          <w:b/>
-          <w:caps/>
-        </w:rPr>
-        <w:t xml:space="preserve">. </w:t>
-      </w:r>
-    </w:p>
-    <w:p>
-      <w:pPr>
-        <w:rPr>
-          <w:caps/>
-        </w:rPr>
-      </w:pPr>
-      <w:proofErr w:type="spellStart"/>
-      <w:r>
-        <w:rPr>
-          <w:b/>
-        </w:rPr>
-        <w:t>Ezá</w:t>
-      </w:r>
-      <w:r>
-        <w:rPr>
-          <w:b/>
-        </w:rPr>
-        <w:t>lltal</w:t>
-      </w:r>
-      <w:proofErr w:type="spellEnd"/>
-      <w:r>
-        <w:rPr>
-          <w:b/>
-        </w:rPr>
-        <w:t xml:space="preserve"> </w:t>
-      </w:r>
-      <w:proofErr w:type="spellStart"/>
-      <w:r>
-        <w:rPr>
-          <w:b/>
-        </w:rPr>
-        <w:t>cs</w:t>
-      </w:r>
-      <w:r>
-        <w:rPr>
-          <w:b/>
-        </w:rPr>
-        <w:t>ökken</w:t>
-      </w:r>
-      <w:proofErr w:type="spellEnd"/>
-      <w:r>
-        <w:rPr>
-          <w:b/>
-        </w:rPr>
-        <w:t xml:space="preserve"> </w:t>
-      </w:r>
-      <w:proofErr w:type="spellStart"/>
-      <w:r>
-        <w:rPr>
-          <w:b/>
-        </w:rPr>
-        <w:t>az</w:t>
-      </w:r>
-      <w:proofErr w:type="spellEnd"/>
-      <w:r>
-        <w:rPr>
-          <w:b/>
-        </w:rPr>
-        <w:t xml:space="preserve"> ARP-spoofing </w:t>
-      </w:r>
-      <w:proofErr w:type="spellStart"/>
-      <w:r>
-        <w:rPr>
-          <w:b/>
-        </w:rPr>
-        <w:t>támadások</w:t>
-      </w:r>
-      <w:proofErr w:type="spellEnd"/>
-      <w:r>
-        <w:rPr>
-          <w:b/>
-        </w:rPr>
-        <w:t xml:space="preserve"> </w:t>
-      </w:r>
-      <w:proofErr w:type="spellStart"/>
-      <w:r>
-        <w:rPr>
-          <w:b/>
-        </w:rPr>
-        <w:t>kockázata</w:t>
-      </w:r>
-      <w:proofErr w:type="spellEnd"/>
-      <w:r>
-        <w:t xml:space="preserve">, </w:t>
-      </w:r>
-      <w:proofErr w:type="spellStart"/>
-      <w:r>
-        <w:t>és</w:t>
-      </w:r>
-      <w:proofErr w:type="spellEnd"/>
-      <w:r>
-        <w:t xml:space="preserve"> a </w:t>
-      </w:r>
-      <w:proofErr w:type="spellStart"/>
-      <w:r>
-        <w:t>hálózati</w:t>
-      </w:r>
-      <w:proofErr w:type="spellEnd"/>
-      <w:r>
-        <w:t xml:space="preserve"> </w:t>
-      </w:r>
-      <w:proofErr w:type="spellStart"/>
-      <w:r>
-        <w:t>kommunikáció</w:t>
-      </w:r>
-      <w:proofErr w:type="spellEnd"/>
-      <w:r>
-        <w:t xml:space="preserve"> </w:t>
-      </w:r>
-      <w:proofErr w:type="spellStart"/>
-      <w:r>
-        <w:t>megbízhatóbban</w:t>
-      </w:r>
-      <w:proofErr w:type="spellEnd"/>
-      <w:r>
-        <w:t xml:space="preserve">, </w:t>
-      </w:r>
-      <w:proofErr w:type="spellStart"/>
-      <w:r>
-        <w:t>zavartalanul</w:t>
-      </w:r>
-      <w:proofErr w:type="spellEnd"/>
-      <w:r>
-        <w:t xml:space="preserve"> </w:t>
-      </w:r>
-      <w:proofErr w:type="spellStart"/>
-      <w:r>
-        <w:t>működhet</w:t>
-      </w:r>
-      <w:proofErr w:type="spellEnd"/>
-      <w:r>
-        <w:t>.</w:t>
-      </w:r>
-    </w:p>
-    <w:p>
-      <w:proofErr w:type="spellStart"/>
-      <w:r>
-        <w:t>Kepek</w:t>
-      </w:r>
-      <w:proofErr w:type="spellEnd"/>
-    </w:p>
-    <w:p>
-      <w:pPr>
-        <w:pStyle w:val="Cmsor3"/>
-        <w:rPr>
-          <w:rFonts w:eastAsia="Times New Roman"/>
-        </w:rPr>
-      </w:pPr>
-      <w:bookmarkStart w:id="32" w:name="_Toc224640857"/>
-      <w:r>
-        <w:rPr>
-          <w:rFonts w:eastAsia="Times New Roman"/>
-        </w:rPr>
-        <w:t xml:space="preserve">3.7.3 </w:t>
-      </w:r>
-      <w:r>
-        <w:rPr>
-          <w:rFonts w:eastAsia="Times New Roman"/>
-        </w:rPr>
-        <w:t>DHCP felügyelet</w:t>
-      </w:r>
-      <w:bookmarkEnd w:id="32"/>
-    </w:p>
-    <w:p>
-      <w:r>
-        <w:t xml:space="preserve">A </w:t>
-      </w:r>
-      <w:proofErr w:type="spellStart"/>
-      <w:r>
-        <w:t>hálózatunkban</w:t>
-      </w:r>
-      <w:proofErr w:type="spellEnd"/>
-      <w:r>
-        <w:t xml:space="preserve"> a </w:t>
-      </w:r>
-      <w:r>
-        <w:rPr>
-          <w:b/>
-        </w:rPr>
-        <w:t>DHCP-</w:t>
-      </w:r>
-      <w:r>
-        <w:rPr>
-          <w:b/>
-        </w:rPr>
-        <w:t xml:space="preserve">snooping </w:t>
-      </w:r>
-      <w:proofErr w:type="spellStart"/>
-      <w:r>
-        <w:rPr>
-          <w:b/>
-        </w:rPr>
-        <w:t>protokollt</w:t>
-      </w:r>
-      <w:proofErr w:type="spellEnd"/>
-      <w:r>
-        <w:rPr>
-          <w:b/>
-        </w:rPr>
-        <w:t xml:space="preserve"> </w:t>
-      </w:r>
-      <w:proofErr w:type="spellStart"/>
-      <w:r>
-        <w:rPr>
-          <w:b/>
-        </w:rPr>
-        <w:t>alkalmaztuk</w:t>
-      </w:r>
-      <w:proofErr w:type="spellEnd"/>
-      <w:r>
-        <w:rPr>
-          <w:b/>
-        </w:rPr>
-        <w:t xml:space="preserve"> </w:t>
-      </w:r>
-      <w:proofErr w:type="spellStart"/>
-      <w:r>
-        <w:rPr>
-          <w:b/>
-        </w:rPr>
-        <w:t>az</w:t>
-      </w:r>
-      <w:proofErr w:type="spellEnd"/>
-      <w:r>
-        <w:rPr>
-          <w:b/>
-        </w:rPr>
-        <w:t xml:space="preserve"> </w:t>
-      </w:r>
-      <w:proofErr w:type="spellStart"/>
-      <w:r>
-        <w:rPr>
-          <w:b/>
-        </w:rPr>
-        <w:t>összes</w:t>
-      </w:r>
-      <w:proofErr w:type="spellEnd"/>
-      <w:r>
-        <w:rPr>
-          <w:b/>
-        </w:rPr>
-        <w:t xml:space="preserve"> VLAN-on</w:t>
-      </w:r>
-      <w:r>
-        <w:t xml:space="preserve">. </w:t>
-      </w:r>
-      <w:proofErr w:type="spellStart"/>
-      <w:r>
-        <w:t>Ez</w:t>
-      </w:r>
-      <w:proofErr w:type="spellEnd"/>
-      <w:r>
-        <w:t xml:space="preserve"> </w:t>
-      </w:r>
-      <w:proofErr w:type="spellStart"/>
-      <w:r>
-        <w:t>megakadályozza</w:t>
-      </w:r>
-      <w:proofErr w:type="spellEnd"/>
-      <w:r>
-        <w:t xml:space="preserve">, </w:t>
-      </w:r>
-      <w:proofErr w:type="spellStart"/>
-      <w:r>
-        <w:t>hogy</w:t>
-      </w:r>
-      <w:proofErr w:type="spellEnd"/>
-      <w:r>
-        <w:t xml:space="preserve"> </w:t>
-      </w:r>
-      <w:proofErr w:type="spellStart"/>
-      <w:r>
-        <w:t>illetéktelen</w:t>
-      </w:r>
-      <w:proofErr w:type="spellEnd"/>
-      <w:r>
-        <w:t xml:space="preserve"> </w:t>
-      </w:r>
-      <w:proofErr w:type="spellStart"/>
-      <w:r>
-        <w:t>eszközök</w:t>
-      </w:r>
-      <w:proofErr w:type="spellEnd"/>
-      <w:r>
-        <w:t xml:space="preserve"> </w:t>
-      </w:r>
-      <w:proofErr w:type="spellStart"/>
-      <w:r>
-        <w:t>hamis</w:t>
-      </w:r>
-      <w:proofErr w:type="spellEnd"/>
-      <w:r>
-        <w:t xml:space="preserve"> DHCP-</w:t>
-      </w:r>
-      <w:proofErr w:type="spellStart"/>
-      <w:r>
-        <w:t>szerverként</w:t>
-      </w:r>
-      <w:proofErr w:type="spellEnd"/>
-      <w:r>
-        <w:t xml:space="preserve"> </w:t>
-      </w:r>
-      <w:proofErr w:type="spellStart"/>
-      <w:r>
-        <w:t>működjenek</w:t>
-      </w:r>
-      <w:proofErr w:type="spellEnd"/>
-      <w:r>
-        <w:t xml:space="preserve">, </w:t>
-      </w:r>
-      <w:proofErr w:type="spellStart"/>
-      <w:r>
-        <w:t>és</w:t>
-      </w:r>
-      <w:proofErr w:type="spellEnd"/>
-      <w:r>
-        <w:t xml:space="preserve"> </w:t>
-      </w:r>
-      <w:proofErr w:type="spellStart"/>
-      <w:r>
-        <w:t>rossz</w:t>
-      </w:r>
-      <w:proofErr w:type="spellEnd"/>
-      <w:r>
-        <w:t xml:space="preserve"> IP-</w:t>
-      </w:r>
-      <w:proofErr w:type="spellStart"/>
-      <w:r>
-        <w:t>címeket</w:t>
-      </w:r>
-      <w:proofErr w:type="spellEnd"/>
-      <w:r>
-        <w:t xml:space="preserve"> </w:t>
-      </w:r>
-      <w:proofErr w:type="spellStart"/>
-      <w:r>
-        <w:t>osszanak</w:t>
-      </w:r>
-      <w:proofErr w:type="spellEnd"/>
-      <w:r>
-        <w:t xml:space="preserve"> ki a </w:t>
-      </w:r>
-      <w:proofErr w:type="spellStart"/>
-      <w:r>
-        <w:t>klienseknek</w:t>
-      </w:r>
-      <w:proofErr w:type="spellEnd"/>
-      <w:r>
-        <w:t xml:space="preserve">. A </w:t>
-      </w:r>
-      <w:proofErr w:type="spellStart"/>
-      <w:r>
-        <w:t>telephelyek</w:t>
-      </w:r>
-      <w:proofErr w:type="spellEnd"/>
-      <w:r>
-        <w:t xml:space="preserve"> DHCP-</w:t>
-      </w:r>
-      <w:proofErr w:type="spellStart"/>
-      <w:r>
-        <w:t>forgalmát</w:t>
-      </w:r>
-      <w:proofErr w:type="spellEnd"/>
-      <w:r>
-        <w:t xml:space="preserve"> </w:t>
-      </w:r>
-      <w:proofErr w:type="spellStart"/>
-      <w:r>
-        <w:t>így</w:t>
-      </w:r>
-      <w:proofErr w:type="spellEnd"/>
-      <w:r>
-        <w:t xml:space="preserve"> </w:t>
-      </w:r>
-      <w:proofErr w:type="spellStart"/>
-      <w:r>
-        <w:t>védett</w:t>
-      </w:r>
-      <w:proofErr w:type="spellEnd"/>
-      <w:r>
-        <w:t xml:space="preserve"> </w:t>
-      </w:r>
-      <w:proofErr w:type="spellStart"/>
-      <w:r>
-        <w:t>módon</w:t>
-      </w:r>
-      <w:proofErr w:type="spellEnd"/>
-      <w:r>
-        <w:t xml:space="preserve"> </w:t>
-      </w:r>
-      <w:proofErr w:type="spellStart"/>
-      <w:r>
-        <w:t>kezelhetjük</w:t>
-      </w:r>
-      <w:proofErr w:type="spellEnd"/>
-      <w:r>
-        <w:t xml:space="preserve">, </w:t>
-      </w:r>
-      <w:proofErr w:type="spellStart"/>
-      <w:r>
-        <w:t>biztosítva</w:t>
-      </w:r>
-      <w:proofErr w:type="spellEnd"/>
-      <w:r>
-        <w:t xml:space="preserve">, </w:t>
-      </w:r>
-      <w:proofErr w:type="spellStart"/>
-      <w:r>
-        <w:t>hogy</w:t>
-      </w:r>
-      <w:proofErr w:type="spellEnd"/>
-      <w:r>
-        <w:t xml:space="preserve"> </w:t>
-      </w:r>
-      <w:proofErr w:type="spellStart"/>
-      <w:r>
-        <w:t>csak</w:t>
-      </w:r>
-      <w:proofErr w:type="spellEnd"/>
-      <w:r>
-        <w:t xml:space="preserve"> </w:t>
-      </w:r>
-      <w:proofErr w:type="spellStart"/>
-      <w:r>
-        <w:rPr>
-          <w:b/>
-        </w:rPr>
-        <w:t>hitelesített</w:t>
-      </w:r>
-      <w:proofErr w:type="spellEnd"/>
-      <w:r>
-        <w:t xml:space="preserve"> (trusted) </w:t>
-      </w:r>
-      <w:proofErr w:type="spellStart"/>
-      <w:r>
-        <w:rPr>
-          <w:b/>
-        </w:rPr>
-        <w:t>porotokon</w:t>
-      </w:r>
-      <w:proofErr w:type="spellEnd"/>
-      <w:r>
-        <w:t xml:space="preserve"> </w:t>
-      </w:r>
-      <w:proofErr w:type="spellStart"/>
-      <w:r>
-        <w:rPr>
-          <w:b/>
-        </w:rPr>
-        <w:t>folyhasson</w:t>
-      </w:r>
-      <w:proofErr w:type="spellEnd"/>
-      <w:r>
-        <w:rPr>
-          <w:b/>
-        </w:rPr>
-        <w:t xml:space="preserve"> </w:t>
-      </w:r>
-      <w:proofErr w:type="spellStart"/>
-      <w:r>
-        <w:rPr>
-          <w:b/>
-        </w:rPr>
-        <w:t>dhcp</w:t>
-      </w:r>
-      <w:proofErr w:type="spellEnd"/>
-      <w:r>
-        <w:rPr>
-          <w:b/>
-        </w:rPr>
-        <w:t xml:space="preserve"> </w:t>
-      </w:r>
-      <w:proofErr w:type="spellStart"/>
-      <w:r>
-        <w:rPr>
-          <w:b/>
-        </w:rPr>
-        <w:t>forgalom</w:t>
-      </w:r>
-      <w:proofErr w:type="spellEnd"/>
-      <w:r>
-        <w:t xml:space="preserve">. </w:t>
-      </w:r>
-    </w:p>
-    <w:p>
-      <w:proofErr w:type="spellStart"/>
-      <w:r>
-        <w:rPr>
-          <w:b/>
-        </w:rPr>
-        <w:t>Ennek</w:t>
-      </w:r>
-      <w:proofErr w:type="spellEnd"/>
-      <w:r>
-        <w:rPr>
-          <w:b/>
-        </w:rPr>
-        <w:t xml:space="preserve"> </w:t>
-      </w:r>
-      <w:proofErr w:type="spellStart"/>
-      <w:r>
-        <w:rPr>
-          <w:b/>
-        </w:rPr>
-        <w:t>köszönhetően</w:t>
-      </w:r>
-      <w:proofErr w:type="spellEnd"/>
-      <w:r>
-        <w:rPr>
-          <w:b/>
-        </w:rPr>
-        <w:t xml:space="preserve"> </w:t>
-      </w:r>
-      <w:proofErr w:type="spellStart"/>
-      <w:r>
-        <w:rPr>
-          <w:b/>
-        </w:rPr>
-        <w:t>csökken</w:t>
-      </w:r>
-      <w:proofErr w:type="spellEnd"/>
-      <w:r>
-        <w:rPr>
-          <w:b/>
-        </w:rPr>
-        <w:t xml:space="preserve"> a DHCP-spoofing </w:t>
-      </w:r>
-      <w:proofErr w:type="spellStart"/>
-      <w:r>
-        <w:rPr>
-          <w:b/>
-        </w:rPr>
-        <w:t>támadások</w:t>
-      </w:r>
-      <w:proofErr w:type="spellEnd"/>
-      <w:r>
-        <w:rPr>
-          <w:b/>
-        </w:rPr>
-        <w:t xml:space="preserve"> </w:t>
-      </w:r>
-      <w:proofErr w:type="spellStart"/>
-      <w:r>
-        <w:rPr>
-          <w:b/>
-        </w:rPr>
-        <w:t>kockázata</w:t>
-      </w:r>
-      <w:proofErr w:type="spellEnd"/>
-      <w:r>
-        <w:t xml:space="preserve">, </w:t>
-      </w:r>
-      <w:proofErr w:type="spellStart"/>
-      <w:r>
-        <w:t>és</w:t>
-      </w:r>
-      <w:proofErr w:type="spellEnd"/>
-      <w:r>
-        <w:t xml:space="preserve"> a </w:t>
-      </w:r>
-      <w:proofErr w:type="spellStart"/>
-      <w:r>
-        <w:t>hálózati</w:t>
-      </w:r>
-      <w:proofErr w:type="spellEnd"/>
-      <w:r>
-        <w:t xml:space="preserve"> </w:t>
-      </w:r>
-      <w:proofErr w:type="spellStart"/>
-      <w:r>
-        <w:t>kommunikáció</w:t>
-      </w:r>
-      <w:proofErr w:type="spellEnd"/>
-      <w:r>
-        <w:t xml:space="preserve"> </w:t>
-      </w:r>
-      <w:proofErr w:type="spellStart"/>
-      <w:r>
-        <w:t>megbízhatóbban</w:t>
-      </w:r>
-      <w:proofErr w:type="spellEnd"/>
-      <w:r>
-        <w:t xml:space="preserve">, </w:t>
-      </w:r>
-      <w:proofErr w:type="spellStart"/>
-      <w:r>
-        <w:t>zavartalanul</w:t>
-      </w:r>
-      <w:proofErr w:type="spellEnd"/>
-      <w:r>
-        <w:t xml:space="preserve"> </w:t>
-      </w:r>
-      <w:proofErr w:type="spellStart"/>
-      <w:r>
-        <w:t>működhet</w:t>
-      </w:r>
-      <w:proofErr w:type="spellEnd"/>
-      <w:r>
-        <w:t>.</w:t>
-      </w:r>
-    </w:p>
-    <w:p>
-      <w:proofErr w:type="spellStart"/>
-      <w:r>
-        <w:t>Kep</w:t>
-      </w:r>
-      <w:proofErr w:type="spellEnd"/>
-      <w:r>
-        <w:t xml:space="preserve"> a </w:t>
-      </w:r>
-      <w:proofErr w:type="spellStart"/>
-      <w:r>
-        <w:t>beallitasokrol</w:t>
-      </w:r>
-      <w:proofErr w:type="spellEnd"/>
-    </w:p>
-    <w:p>
-      <w:pPr>
-        <w:pStyle w:val="Cmsor3"/>
-        <w:rPr>
-          <w:rFonts w:eastAsia="Times New Roman"/>
-        </w:rPr>
-      </w:pPr>
-      <w:bookmarkStart w:id="33" w:name="_Toc224640858"/>
-      <w:r>
-        <w:rPr>
-          <w:rFonts w:eastAsia="Times New Roman"/>
-        </w:rPr>
-        <w:t xml:space="preserve">3.7.4 </w:t>
-      </w:r>
-      <w:r>
-        <w:rPr>
-          <w:rFonts w:eastAsia="Times New Roman"/>
-        </w:rPr>
-        <w:t>Broadcast védelem</w:t>
-      </w:r>
-      <w:bookmarkEnd w:id="33"/>
-    </w:p>
-    <w:p>
-      <w:r>
-        <w:t xml:space="preserve">A </w:t>
-      </w:r>
-      <w:proofErr w:type="spellStart"/>
-      <w:r>
-        <w:t>switcheink</w:t>
-      </w:r>
-      <w:proofErr w:type="spellEnd"/>
-      <w:r>
-        <w:t xml:space="preserve"> access </w:t>
-      </w:r>
-      <w:proofErr w:type="spellStart"/>
-      <w:r>
-        <w:t>portjain</w:t>
-      </w:r>
-      <w:proofErr w:type="spellEnd"/>
-      <w:r>
-        <w:t xml:space="preserve"> a </w:t>
-      </w:r>
-      <w:r>
-        <w:rPr>
-          <w:b/>
-          <w:bCs/>
-        </w:rPr>
-        <w:t xml:space="preserve">storm-control broadcast </w:t>
-      </w:r>
-      <w:proofErr w:type="spellStart"/>
-      <w:r>
-        <w:rPr>
-          <w:b/>
-          <w:bCs/>
-        </w:rPr>
-        <w:t>szintet</w:t>
-      </w:r>
-      <w:proofErr w:type="spellEnd"/>
-      <w:r>
-        <w:rPr>
-          <w:b/>
-          <w:bCs/>
-        </w:rPr>
-        <w:t xml:space="preserve"> 40%-ra </w:t>
-      </w:r>
-      <w:proofErr w:type="spellStart"/>
-      <w:r>
-        <w:rPr>
-          <w:b/>
-          <w:bCs/>
-        </w:rPr>
-        <w:t>állítottuk</w:t>
-      </w:r>
-      <w:proofErr w:type="spellEnd"/>
-      <w:r>
-        <w:t xml:space="preserve">, a </w:t>
-      </w:r>
-      <w:proofErr w:type="spellStart"/>
-      <w:r>
-        <w:t>hálózat</w:t>
-      </w:r>
-      <w:proofErr w:type="spellEnd"/>
-      <w:r>
-        <w:t xml:space="preserve"> </w:t>
-      </w:r>
-      <w:proofErr w:type="spellStart"/>
-      <w:r>
-        <w:t>stabilitásának</w:t>
-      </w:r>
-      <w:proofErr w:type="spellEnd"/>
-      <w:r>
-        <w:t xml:space="preserve"> </w:t>
-      </w:r>
-      <w:proofErr w:type="spellStart"/>
-      <w:r>
-        <w:t>növelése</w:t>
-      </w:r>
-      <w:proofErr w:type="spellEnd"/>
-      <w:r>
-        <w:t xml:space="preserve"> </w:t>
-      </w:r>
-      <w:proofErr w:type="spellStart"/>
-      <w:r>
-        <w:t>érdekében</w:t>
-      </w:r>
-      <w:proofErr w:type="spellEnd"/>
-      <w:r>
-        <w:t xml:space="preserve">. </w:t>
-      </w:r>
-      <w:proofErr w:type="spellStart"/>
-      <w:r>
-        <w:t>Ez</w:t>
-      </w:r>
-      <w:proofErr w:type="spellEnd"/>
-      <w:r>
-        <w:t xml:space="preserve"> a </w:t>
-      </w:r>
-      <w:proofErr w:type="spellStart"/>
-      <w:r>
-        <w:t>beállítás</w:t>
-      </w:r>
-      <w:proofErr w:type="spellEnd"/>
-      <w:r>
-        <w:t xml:space="preserve"> </w:t>
-      </w:r>
-      <w:proofErr w:type="spellStart"/>
-      <w:r>
-        <w:rPr>
-          <w:b/>
-          <w:bCs/>
-        </w:rPr>
-        <w:t>megakadályozza</w:t>
-      </w:r>
-      <w:proofErr w:type="spellEnd"/>
-      <w:r>
-        <w:rPr>
-          <w:b/>
-          <w:bCs/>
-        </w:rPr>
-        <w:t xml:space="preserve">, </w:t>
-      </w:r>
-      <w:proofErr w:type="spellStart"/>
-      <w:r>
-        <w:rPr>
-          <w:b/>
-          <w:bCs/>
-        </w:rPr>
-        <w:t>hogy</w:t>
-      </w:r>
-      <w:proofErr w:type="spellEnd"/>
-      <w:r>
-        <w:rPr>
-          <w:b/>
-          <w:bCs/>
-        </w:rPr>
-        <w:t xml:space="preserve"> a </w:t>
-      </w:r>
-      <w:proofErr w:type="spellStart"/>
-      <w:r>
-        <w:rPr>
-          <w:b/>
-          <w:bCs/>
-        </w:rPr>
-        <w:t>túlzott</w:t>
-      </w:r>
-      <w:proofErr w:type="spellEnd"/>
-      <w:r>
-        <w:rPr>
-          <w:b/>
-          <w:bCs/>
-        </w:rPr>
-        <w:t xml:space="preserve"> broadcast-</w:t>
-      </w:r>
-      <w:proofErr w:type="spellStart"/>
-      <w:r>
-        <w:rPr>
-          <w:b/>
-          <w:bCs/>
-        </w:rPr>
-        <w:t>forgalom</w:t>
-      </w:r>
-      <w:proofErr w:type="spellEnd"/>
-      <w:r>
-        <w:t xml:space="preserve"> (pl. </w:t>
-      </w:r>
-      <w:proofErr w:type="spellStart"/>
-      <w:r>
-        <w:t>hiba</w:t>
-      </w:r>
-      <w:r>
-        <w:t>s</w:t>
-      </w:r>
-      <w:proofErr w:type="spellEnd"/>
-      <w:r>
-        <w:t xml:space="preserve"> </w:t>
-      </w:r>
-      <w:proofErr w:type="spellStart"/>
-      <w:r>
-        <w:t>vagy</w:t>
-      </w:r>
-      <w:proofErr w:type="spellEnd"/>
-      <w:r>
-        <w:t xml:space="preserve"> </w:t>
-      </w:r>
-      <w:proofErr w:type="spellStart"/>
-      <w:r>
-        <w:t>fertozott</w:t>
-      </w:r>
-      <w:proofErr w:type="spellEnd"/>
-      <w:r>
-        <w:t xml:space="preserve"> </w:t>
-      </w:r>
-      <w:proofErr w:type="spellStart"/>
-      <w:r>
-        <w:t>eszköz</w:t>
-      </w:r>
-      <w:proofErr w:type="spellEnd"/>
-      <w:r>
-        <w:t xml:space="preserve"> </w:t>
-      </w:r>
-      <w:proofErr w:type="spellStart"/>
-      <w:r>
-        <w:t>miatt</w:t>
-      </w:r>
-      <w:proofErr w:type="spellEnd"/>
-      <w:r>
-        <w:t xml:space="preserve">) </w:t>
-      </w:r>
-      <w:proofErr w:type="spellStart"/>
-      <w:r>
-        <w:rPr>
-          <w:b/>
-          <w:bCs/>
-        </w:rPr>
-        <w:t>túlterhelje</w:t>
-      </w:r>
-      <w:proofErr w:type="spellEnd"/>
-      <w:r>
-        <w:rPr>
-          <w:b/>
-          <w:bCs/>
-        </w:rPr>
-        <w:t xml:space="preserve"> a </w:t>
-      </w:r>
-      <w:proofErr w:type="spellStart"/>
-      <w:r>
-        <w:rPr>
-          <w:b/>
-          <w:bCs/>
-        </w:rPr>
-        <w:t>portokat</w:t>
-      </w:r>
-      <w:proofErr w:type="spellEnd"/>
-      <w:r>
-        <w:t xml:space="preserve">, </w:t>
-      </w:r>
-      <w:proofErr w:type="spellStart"/>
-      <w:r>
-        <w:t>és</w:t>
-      </w:r>
-      <w:proofErr w:type="spellEnd"/>
-      <w:r>
-        <w:t xml:space="preserve"> </w:t>
-      </w:r>
-      <w:proofErr w:type="spellStart"/>
-      <w:r>
-        <w:t>lassítsa</w:t>
-      </w:r>
-      <w:proofErr w:type="spellEnd"/>
-      <w:r>
-        <w:t xml:space="preserve"> </w:t>
-      </w:r>
-      <w:proofErr w:type="spellStart"/>
-      <w:r>
-        <w:t>vagy</w:t>
-      </w:r>
-      <w:proofErr w:type="spellEnd"/>
-      <w:r>
-        <w:t xml:space="preserve"> </w:t>
-      </w:r>
-      <w:proofErr w:type="spellStart"/>
-      <w:r>
-        <w:t>blokkolja</w:t>
-      </w:r>
-      <w:proofErr w:type="spellEnd"/>
-      <w:r>
-        <w:t xml:space="preserve"> a </w:t>
-      </w:r>
-      <w:proofErr w:type="spellStart"/>
-      <w:r>
-        <w:t>hálózati</w:t>
-      </w:r>
-      <w:proofErr w:type="spellEnd"/>
-      <w:r>
-        <w:t xml:space="preserve"> </w:t>
-      </w:r>
-      <w:proofErr w:type="spellStart"/>
-      <w:r>
-        <w:t>kommunikációt</w:t>
-      </w:r>
-      <w:proofErr w:type="spellEnd"/>
-      <w:r>
-        <w:t xml:space="preserve">. </w:t>
-      </w:r>
-    </w:p>
-    <w:p>
-      <w:proofErr w:type="spellStart"/>
-      <w:r>
-        <w:t>kep</w:t>
-      </w:r>
-      <w:proofErr w:type="spellEnd"/>
-    </w:p>
-    <w:p>
-      <w:pPr>
-        <w:pStyle w:val="Cmsor3"/>
-        <w:rPr>
-          <w:rFonts w:eastAsia="Times New Roman"/>
-        </w:rPr>
-      </w:pPr>
-      <w:bookmarkStart w:id="34" w:name="_Toc224640859"/>
-      <w:r>
-        <w:rPr>
-          <w:rFonts w:eastAsia="Times New Roman"/>
-        </w:rPr>
-        <w:lastRenderedPageBreak/>
-        <w:t xml:space="preserve">3.7.5 </w:t>
-      </w:r>
-      <w:r>
-        <w:rPr>
-          <w:rFonts w:eastAsia="Times New Roman"/>
-        </w:rPr>
-        <w:t>PortFast</w:t>
-      </w:r>
-      <w:bookmarkEnd w:id="34"/>
-    </w:p>
-    <w:p>
-      <w:r>
-        <w:t xml:space="preserve">A </w:t>
-      </w:r>
-      <w:proofErr w:type="spellStart"/>
-      <w:r>
-        <w:t>switcheink</w:t>
-      </w:r>
-      <w:proofErr w:type="spellEnd"/>
-      <w:r>
-        <w:t xml:space="preserve"> access </w:t>
-      </w:r>
-      <w:proofErr w:type="spellStart"/>
-      <w:r>
-        <w:t>portjain</w:t>
-      </w:r>
-      <w:proofErr w:type="spellEnd"/>
-      <w:r>
-        <w:t xml:space="preserve"> a </w:t>
-      </w:r>
-      <w:r>
-        <w:rPr>
-          <w:b/>
-          <w:bCs/>
-        </w:rPr>
-        <w:t xml:space="preserve">Spanning-Tree </w:t>
-      </w:r>
-      <w:proofErr w:type="spellStart"/>
-      <w:r>
-        <w:rPr>
-          <w:b/>
-          <w:bCs/>
-        </w:rPr>
-        <w:t>PortFast</w:t>
-      </w:r>
-      <w:proofErr w:type="spellEnd"/>
-      <w:r>
-        <w:t xml:space="preserve"> </w:t>
-      </w:r>
-      <w:proofErr w:type="spellStart"/>
-      <w:r>
-        <w:t>funkciót</w:t>
-      </w:r>
-      <w:proofErr w:type="spellEnd"/>
-      <w:r>
-        <w:t xml:space="preserve"> </w:t>
-      </w:r>
-      <w:proofErr w:type="spellStart"/>
-      <w:r>
-        <w:t>azért</w:t>
-      </w:r>
-      <w:proofErr w:type="spellEnd"/>
-      <w:r>
-        <w:t xml:space="preserve"> </w:t>
-      </w:r>
-      <w:proofErr w:type="spellStart"/>
-      <w:r>
-        <w:t>alkalmaztuk</w:t>
-      </w:r>
-      <w:proofErr w:type="spellEnd"/>
-      <w:r>
-        <w:t xml:space="preserve">, </w:t>
-      </w:r>
-      <w:proofErr w:type="spellStart"/>
-      <w:r>
-        <w:t>hogy</w:t>
-      </w:r>
-      <w:proofErr w:type="spellEnd"/>
-      <w:r>
-        <w:t xml:space="preserve"> </w:t>
-      </w:r>
-      <w:proofErr w:type="spellStart"/>
-      <w:r>
-        <w:t>az</w:t>
-      </w:r>
-      <w:proofErr w:type="spellEnd"/>
-      <w:r>
-        <w:t xml:space="preserve"> </w:t>
-      </w:r>
-      <w:proofErr w:type="spellStart"/>
-      <w:r>
-        <w:rPr>
-          <w:b/>
-          <w:bCs/>
-        </w:rPr>
-        <w:t>eszközök</w:t>
-      </w:r>
-      <w:proofErr w:type="spellEnd"/>
-      <w:r>
-        <w:rPr>
-          <w:b/>
-          <w:bCs/>
-        </w:rPr>
-        <w:t xml:space="preserve"> </w:t>
-      </w:r>
-      <w:proofErr w:type="spellStart"/>
-      <w:r>
-        <w:rPr>
-          <w:b/>
-          <w:bCs/>
-        </w:rPr>
-        <w:t>gyorsan</w:t>
-      </w:r>
-      <w:proofErr w:type="spellEnd"/>
-      <w:r>
-        <w:rPr>
-          <w:b/>
-          <w:bCs/>
-        </w:rPr>
-        <w:t xml:space="preserve">, </w:t>
-      </w:r>
-      <w:proofErr w:type="spellStart"/>
-      <w:r>
-        <w:rPr>
-          <w:b/>
-          <w:bCs/>
-        </w:rPr>
-        <w:t>megszakítás</w:t>
-      </w:r>
-      <w:proofErr w:type="spellEnd"/>
-      <w:r>
-        <w:rPr>
-          <w:b/>
-          <w:bCs/>
-        </w:rPr>
-        <w:t xml:space="preserve"> </w:t>
-      </w:r>
-      <w:proofErr w:type="spellStart"/>
-      <w:r>
-        <w:rPr>
-          <w:b/>
-          <w:bCs/>
-        </w:rPr>
-        <w:t>nélkül</w:t>
-      </w:r>
-      <w:proofErr w:type="spellEnd"/>
-      <w:r>
-        <w:rPr>
-          <w:b/>
-          <w:bCs/>
-        </w:rPr>
-        <w:t xml:space="preserve"> </w:t>
-      </w:r>
-      <w:proofErr w:type="spellStart"/>
-      <w:r>
-        <w:rPr>
-          <w:b/>
-          <w:bCs/>
-        </w:rPr>
-        <w:t>csatlakozhassanak</w:t>
-      </w:r>
-      <w:proofErr w:type="spellEnd"/>
-      <w:r>
-        <w:rPr>
-          <w:b/>
-          <w:bCs/>
-        </w:rPr>
-        <w:t xml:space="preserve"> a </w:t>
-      </w:r>
-      <w:proofErr w:type="spellStart"/>
-      <w:r>
-        <w:rPr>
-          <w:b/>
-          <w:bCs/>
-        </w:rPr>
-        <w:t>hálózathoz</w:t>
-      </w:r>
-      <w:proofErr w:type="spellEnd"/>
-      <w:r>
-        <w:t xml:space="preserve">. </w:t>
-      </w:r>
-      <w:proofErr w:type="spellStart"/>
-      <w:r>
-        <w:t>PortFast</w:t>
-      </w:r>
-      <w:proofErr w:type="spellEnd"/>
-      <w:r>
-        <w:t xml:space="preserve"> </w:t>
-      </w:r>
-      <w:proofErr w:type="spellStart"/>
-      <w:r>
-        <w:t>lehetővé</w:t>
-      </w:r>
-      <w:proofErr w:type="spellEnd"/>
-      <w:r>
-        <w:t xml:space="preserve"> </w:t>
-      </w:r>
-      <w:proofErr w:type="spellStart"/>
-      <w:r>
-        <w:t>teszi</w:t>
-      </w:r>
-      <w:proofErr w:type="spellEnd"/>
-      <w:r>
-        <w:t xml:space="preserve">, </w:t>
-      </w:r>
-      <w:proofErr w:type="spellStart"/>
-      <w:r>
-        <w:t>hogy</w:t>
-      </w:r>
-      <w:proofErr w:type="spellEnd"/>
-      <w:r>
-        <w:t xml:space="preserve"> a port </w:t>
-      </w:r>
-      <w:proofErr w:type="spellStart"/>
-      <w:r>
-        <w:rPr>
-          <w:b/>
-          <w:bCs/>
-        </w:rPr>
-        <w:t>közvetlenül</w:t>
-      </w:r>
-      <w:proofErr w:type="spellEnd"/>
-      <w:r>
-        <w:rPr>
-          <w:b/>
-          <w:bCs/>
-        </w:rPr>
-        <w:t xml:space="preserve"> a forwarding</w:t>
-      </w:r>
-      <w:r>
-        <w:t xml:space="preserve"> </w:t>
-      </w:r>
-      <w:proofErr w:type="spellStart"/>
-      <w:r>
-        <w:t>állapotba</w:t>
-      </w:r>
-      <w:proofErr w:type="spellEnd"/>
-      <w:r>
-        <w:t xml:space="preserve"> </w:t>
-      </w:r>
-      <w:proofErr w:type="spellStart"/>
-      <w:r>
-        <w:t>lépjen</w:t>
-      </w:r>
-      <w:proofErr w:type="spellEnd"/>
-      <w:r>
-        <w:t xml:space="preserve">, </w:t>
-      </w:r>
-      <w:proofErr w:type="spellStart"/>
-      <w:r>
-        <w:t>megkerülve</w:t>
-      </w:r>
-      <w:proofErr w:type="spellEnd"/>
-      <w:r>
-        <w:t xml:space="preserve"> a </w:t>
-      </w:r>
-      <w:proofErr w:type="spellStart"/>
-      <w:r>
-        <w:t>hagyományos</w:t>
-      </w:r>
-      <w:proofErr w:type="spellEnd"/>
-      <w:r>
-        <w:t xml:space="preserve"> Spanning-Tree </w:t>
-      </w:r>
-      <w:proofErr w:type="spellStart"/>
-      <w:r>
-        <w:t>állapotokat</w:t>
-      </w:r>
-      <w:proofErr w:type="spellEnd"/>
-      <w:r>
-        <w:t xml:space="preserve">, </w:t>
-      </w:r>
-      <w:proofErr w:type="spellStart"/>
-      <w:r>
-        <w:t>így</w:t>
-      </w:r>
-      <w:proofErr w:type="spellEnd"/>
-      <w:r>
-        <w:t xml:space="preserve"> a </w:t>
-      </w:r>
-      <w:proofErr w:type="spellStart"/>
-      <w:r>
-        <w:t>kliensek</w:t>
-      </w:r>
-      <w:proofErr w:type="spellEnd"/>
-      <w:r>
-        <w:t xml:space="preserve"> </w:t>
-      </w:r>
-      <w:proofErr w:type="spellStart"/>
-      <w:r>
-        <w:t>azonnal</w:t>
-      </w:r>
-      <w:proofErr w:type="spellEnd"/>
-      <w:r>
-        <w:t xml:space="preserve"> </w:t>
-      </w:r>
-      <w:proofErr w:type="spellStart"/>
-      <w:r>
-        <w:t>megkapják</w:t>
-      </w:r>
-      <w:proofErr w:type="spellEnd"/>
-      <w:r>
-        <w:t xml:space="preserve"> </w:t>
-      </w:r>
-      <w:proofErr w:type="spellStart"/>
-      <w:r>
-        <w:t>az</w:t>
-      </w:r>
-      <w:proofErr w:type="spellEnd"/>
-      <w:r>
-        <w:t xml:space="preserve"> IP-</w:t>
-      </w:r>
-      <w:proofErr w:type="spellStart"/>
-      <w:r>
-        <w:t>címüket</w:t>
-      </w:r>
-      <w:proofErr w:type="spellEnd"/>
-      <w:r>
-        <w:t xml:space="preserve"> </w:t>
-      </w:r>
-      <w:proofErr w:type="spellStart"/>
-      <w:r>
-        <w:t>és</w:t>
-      </w:r>
-      <w:proofErr w:type="spellEnd"/>
-      <w:r>
-        <w:t xml:space="preserve"> </w:t>
-      </w:r>
-      <w:proofErr w:type="spellStart"/>
-      <w:r>
-        <w:t>csatlakoznak</w:t>
-      </w:r>
-      <w:proofErr w:type="spellEnd"/>
-      <w:r>
-        <w:t xml:space="preserve"> a </w:t>
-      </w:r>
-      <w:proofErr w:type="spellStart"/>
-      <w:r>
-        <w:t>hálózathoz</w:t>
-      </w:r>
-      <w:proofErr w:type="spellEnd"/>
-      <w:r>
-        <w:t>.</w:t>
-      </w:r>
-    </w:p>
-    <w:p>
-      <w:proofErr w:type="spellStart"/>
-      <w:r>
-        <w:t>Kep</w:t>
-      </w:r>
-      <w:proofErr w:type="spellEnd"/>
-    </w:p>
-    <w:p/>
-    <w:p/>
-    <w:p/>
-    <w:p>
-      <w:pPr>
-        <w:pStyle w:val="Cmsor3"/>
-      </w:pPr>
-      <w:bookmarkStart w:id="35" w:name="_Toc224640860"/>
-      <w:r>
-        <w:t>3.7.6. B</w:t>
-      </w:r>
-      <w:r>
-        <w:t>PDU VÉDELEM</w:t>
-      </w:r>
-      <w:bookmarkEnd w:id="35"/>
-    </w:p>
-    <w:p>
-      <w:r>
-        <w:t xml:space="preserve">A </w:t>
-      </w:r>
-      <w:proofErr w:type="spellStart"/>
-      <w:r>
-        <w:t>switche</w:t>
-      </w:r>
-      <w:r>
-        <w:t>k</w:t>
-      </w:r>
-      <w:proofErr w:type="spellEnd"/>
-      <w:r>
-        <w:t xml:space="preserve"> </w:t>
-      </w:r>
-      <w:proofErr w:type="spellStart"/>
-      <w:r>
-        <w:t>portjain</w:t>
-      </w:r>
-      <w:proofErr w:type="spellEnd"/>
-      <w:r>
-        <w:t xml:space="preserve"> (</w:t>
-      </w:r>
-      <w:proofErr w:type="spellStart"/>
-      <w:r>
-        <w:t>amik</w:t>
-      </w:r>
-      <w:proofErr w:type="spellEnd"/>
-      <w:r>
-        <w:t xml:space="preserve"> </w:t>
-      </w:r>
-      <w:proofErr w:type="spellStart"/>
-      <w:r>
-        <w:t>nem</w:t>
-      </w:r>
-      <w:proofErr w:type="spellEnd"/>
-      <w:r>
-        <w:t xml:space="preserve"> </w:t>
-      </w:r>
-      <w:proofErr w:type="spellStart"/>
-      <w:r>
-        <w:t>csatlakoznak</w:t>
-      </w:r>
-      <w:proofErr w:type="spellEnd"/>
-      <w:r>
-        <w:t xml:space="preserve"> </w:t>
-      </w:r>
-      <w:proofErr w:type="spellStart"/>
-      <w:r>
-        <w:t>másik</w:t>
-      </w:r>
-      <w:proofErr w:type="spellEnd"/>
-      <w:r>
-        <w:t xml:space="preserve"> </w:t>
-      </w:r>
-      <w:proofErr w:type="spellStart"/>
-      <w:r>
-        <w:t>switchhez</w:t>
-      </w:r>
-      <w:proofErr w:type="spellEnd"/>
-      <w:r>
-        <w:t>)</w:t>
-      </w:r>
-      <w:r>
-        <w:t xml:space="preserve"> </w:t>
-      </w:r>
-      <w:r>
-        <w:rPr>
-          <w:b/>
-          <w:bCs/>
-        </w:rPr>
-        <w:t>BPDU Guard-</w:t>
-      </w:r>
-      <w:proofErr w:type="spellStart"/>
-      <w:r>
-        <w:rPr>
-          <w:b/>
-          <w:bCs/>
-        </w:rPr>
-        <w:t>ot</w:t>
-      </w:r>
-      <w:proofErr w:type="spellEnd"/>
-      <w:r>
-        <w:t xml:space="preserve"> </w:t>
-      </w:r>
-      <w:proofErr w:type="spellStart"/>
-      <w:r>
-        <w:t>alkalmaztuk</w:t>
-      </w:r>
-      <w:proofErr w:type="spellEnd"/>
-      <w:r>
-        <w:t>.</w:t>
-      </w:r>
-      <w:r>
-        <w:t xml:space="preserve"> </w:t>
-      </w:r>
-      <w:proofErr w:type="spellStart"/>
-      <w:r>
-        <w:t>Ez</w:t>
-      </w:r>
-      <w:proofErr w:type="spellEnd"/>
-      <w:r>
-        <w:t xml:space="preserve"> </w:t>
-      </w:r>
-      <w:proofErr w:type="spellStart"/>
-      <w:r>
-        <w:rPr>
-          <w:b/>
-          <w:bCs/>
-        </w:rPr>
-        <w:t>megakadályozza</w:t>
-      </w:r>
-      <w:proofErr w:type="spellEnd"/>
-      <w:r>
-        <w:t xml:space="preserve">, </w:t>
-      </w:r>
-      <w:proofErr w:type="spellStart"/>
-      <w:r>
-        <w:t>hogy</w:t>
-      </w:r>
-      <w:proofErr w:type="spellEnd"/>
-      <w:r>
-        <w:t xml:space="preserve"> </w:t>
-      </w:r>
-      <w:proofErr w:type="spellStart"/>
-      <w:r>
-        <w:rPr>
-          <w:b/>
-          <w:bCs/>
-        </w:rPr>
-        <w:t>jogosulatlan</w:t>
-      </w:r>
-      <w:proofErr w:type="spellEnd"/>
-      <w:r>
-        <w:rPr>
-          <w:b/>
-          <w:bCs/>
-        </w:rPr>
-        <w:t xml:space="preserve"> </w:t>
-      </w:r>
-      <w:proofErr w:type="spellStart"/>
-      <w:r>
-        <w:rPr>
-          <w:b/>
-          <w:bCs/>
-        </w:rPr>
-        <w:t>switcheket</w:t>
-      </w:r>
-      <w:proofErr w:type="spellEnd"/>
-      <w:r>
-        <w:rPr>
-          <w:b/>
-          <w:bCs/>
-        </w:rPr>
-        <w:t xml:space="preserve"> </w:t>
-      </w:r>
-      <w:proofErr w:type="spellStart"/>
-      <w:r>
-        <w:rPr>
-          <w:b/>
-          <w:bCs/>
-        </w:rPr>
-        <w:t>vagy</w:t>
-      </w:r>
-      <w:proofErr w:type="spellEnd"/>
-      <w:r>
-        <w:rPr>
-          <w:b/>
-          <w:bCs/>
-        </w:rPr>
-        <w:t xml:space="preserve"> </w:t>
-      </w:r>
-      <w:proofErr w:type="spellStart"/>
-      <w:r>
-        <w:rPr>
-          <w:b/>
-          <w:bCs/>
-        </w:rPr>
-        <w:t>hálózati</w:t>
-      </w:r>
-      <w:proofErr w:type="spellEnd"/>
-      <w:r>
-        <w:rPr>
-          <w:b/>
-          <w:bCs/>
-        </w:rPr>
-        <w:t xml:space="preserve"> </w:t>
-      </w:r>
-      <w:proofErr w:type="spellStart"/>
-      <w:r>
-        <w:rPr>
-          <w:b/>
-          <w:bCs/>
-        </w:rPr>
-        <w:t>eszközöket</w:t>
-      </w:r>
-      <w:proofErr w:type="spellEnd"/>
-      <w:r>
-        <w:rPr>
-          <w:b/>
-          <w:bCs/>
-        </w:rPr>
-        <w:t xml:space="preserve"> </w:t>
-      </w:r>
-      <w:proofErr w:type="spellStart"/>
-      <w:r>
-        <w:rPr>
-          <w:b/>
-          <w:bCs/>
-        </w:rPr>
-        <w:t>kapcsoljanak</w:t>
-      </w:r>
-      <w:proofErr w:type="spellEnd"/>
-      <w:r>
-        <w:rPr>
-          <w:b/>
-          <w:bCs/>
-        </w:rPr>
-        <w:t xml:space="preserve"> a </w:t>
-      </w:r>
-      <w:proofErr w:type="spellStart"/>
-      <w:r>
-        <w:rPr>
-          <w:b/>
-          <w:bCs/>
-        </w:rPr>
-        <w:t>végpontok</w:t>
-      </w:r>
-      <w:proofErr w:type="spellEnd"/>
-      <w:r>
-        <w:rPr>
-          <w:b/>
-          <w:bCs/>
-        </w:rPr>
-        <w:t xml:space="preserve"> </w:t>
-      </w:r>
-      <w:proofErr w:type="spellStart"/>
-      <w:r>
-        <w:rPr>
-          <w:b/>
-          <w:bCs/>
-        </w:rPr>
-        <w:t>vagy</w:t>
-      </w:r>
-      <w:proofErr w:type="spellEnd"/>
-      <w:r>
-        <w:rPr>
-          <w:b/>
-          <w:bCs/>
-        </w:rPr>
-        <w:t xml:space="preserve"> </w:t>
-      </w:r>
-      <w:proofErr w:type="spellStart"/>
-      <w:r>
-        <w:rPr>
-          <w:b/>
-          <w:bCs/>
-        </w:rPr>
-        <w:t>routerek</w:t>
-      </w:r>
-      <w:proofErr w:type="spellEnd"/>
-      <w:r>
-        <w:rPr>
-          <w:b/>
-          <w:bCs/>
-        </w:rPr>
-        <w:t xml:space="preserve"> </w:t>
-      </w:r>
-      <w:proofErr w:type="spellStart"/>
-      <w:r>
-        <w:rPr>
-          <w:b/>
-          <w:bCs/>
-        </w:rPr>
-        <w:t>számára</w:t>
-      </w:r>
-      <w:proofErr w:type="spellEnd"/>
-      <w:r>
-        <w:rPr>
-          <w:b/>
-          <w:bCs/>
-        </w:rPr>
-        <w:t xml:space="preserve"> </w:t>
-      </w:r>
-      <w:proofErr w:type="spellStart"/>
-      <w:r>
-        <w:rPr>
-          <w:b/>
-          <w:bCs/>
-        </w:rPr>
-        <w:t>kialakított</w:t>
-      </w:r>
-      <w:proofErr w:type="spellEnd"/>
-      <w:r>
-        <w:rPr>
-          <w:b/>
-          <w:bCs/>
-        </w:rPr>
-        <w:t xml:space="preserve"> </w:t>
-      </w:r>
-      <w:proofErr w:type="spellStart"/>
-      <w:r>
-        <w:rPr>
-          <w:b/>
-          <w:bCs/>
-        </w:rPr>
-        <w:t>portokra</w:t>
-      </w:r>
-      <w:proofErr w:type="spellEnd"/>
-      <w:r>
-        <w:rPr>
-          <w:b/>
-          <w:bCs/>
-        </w:rPr>
-        <w:t>.</w:t>
-      </w:r>
-    </w:p>
-    <w:p>
-      <w:proofErr w:type="spellStart"/>
-      <w:r>
-        <w:t>Kep</w:t>
-      </w:r>
-      <w:proofErr w:type="spellEnd"/>
-    </w:p>
-    <w:p>
-      <w:pPr>
-        <w:pStyle w:val="Cmsor2"/>
-        <w:spacing w:after="0"/>
-        <w:rPr>
-          <w:rFonts w:eastAsia="Times New Roman"/>
-        </w:rPr>
-      </w:pPr>
-      <w:bookmarkStart w:id="36" w:name="_Toc224640861"/>
-      <w:r>
-        <w:rPr>
-          <w:rFonts w:eastAsia="Times New Roman"/>
-        </w:rPr>
         <w:t xml:space="preserve">3.8. </w:t>
       </w:r>
       <w:r>
@@ -28225,7 +28378,6 @@
           <w:sz w:val="21"/>
           <w:lang w:val="hu-HU" w:eastAsia="hu-HU"/>
         </w:rPr>
-        <w:lastRenderedPageBreak/>
         <w:t>ip</w:t>
       </w:r>
       <w:proofErr w:type="spellEnd"/>
@@ -31286,6 +31438,7 @@
           <w:sz w:val="21"/>
           <w:lang w:val="hu-HU" w:eastAsia="hu-HU"/>
         </w:rPr>
+        <w:lastRenderedPageBreak/>
         <w:t xml:space="preserve">    </w:t>
       </w:r>
       <w:r>
@@ -32475,7 +32628,6 @@
           <w:sz w:val="21"/>
           <w:lang w:val="hu-HU" w:eastAsia="hu-HU"/>
         </w:rPr>
-        <w:lastRenderedPageBreak/>
         <w:t>ip</w:t>
       </w:r>
       <w:proofErr w:type="spellEnd"/>
@@ -34836,6 +34988,7 @@
           <w:sz w:val="21"/>
           <w:lang w:val="hu-HU" w:eastAsia="hu-HU"/>
         </w:rPr>
+        <w:lastRenderedPageBreak/>
         <w:t xml:space="preserve">    </w:t>
       </w:r>
       <w:r>
@@ -36093,7 +36246,6 @@
     <w:p/>
     <w:p>
       <w:r>
-        <w:lastRenderedPageBreak/>
         <w:t xml:space="preserve">Az </w:t>
       </w:r>
       <w:r>
@@ -38175,6 +38327,7 @@
       </w:r>
       <w:proofErr w:type="spellStart"/>
       <w:r>
+        <w:lastRenderedPageBreak/>
         <w:t>különösen</w:t>
       </w:r>
       <w:proofErr w:type="spellEnd"/>
@@ -38673,7 +38826,6 @@
         <w:rPr>
           <w:rFonts w:eastAsia="Times New Roman"/>
         </w:rPr>
-        <w:lastRenderedPageBreak/>
         <w:t>3.8.3. Dinamikus hálózati címfordítás</w:t>
       </w:r>
       <w:bookmarkEnd w:id="39"/>
@@ -40073,6 +40225,7 @@
                 <w:b w:val="0"/>
                 <w:bCs w:val="0"/>
               </w:rPr>
+              <w:lastRenderedPageBreak/>
               <w:t>KOZPONT_R</w:t>
             </w:r>
           </w:p>
@@ -40602,7 +40755,6 @@
       </w:r>
       <w:proofErr w:type="spellStart"/>
       <w:r>
-        <w:lastRenderedPageBreak/>
         <w:t>használjuk</w:t>
       </w:r>
       <w:proofErr w:type="spellEnd"/>
@@ -41838,6 +41990,7 @@
                 <w:b w:val="0"/>
                 <w:bCs w:val="0"/>
               </w:rPr>
+              <w:lastRenderedPageBreak/>
               <w:t>Fájlmegosztás</w:t>
             </w:r>
             <w:proofErr w:type="spellEnd"/>
@@ -42327,7 +42480,6 @@
         <w:rPr>
           <w:rFonts w:eastAsia="Times New Roman"/>
         </w:rPr>
-        <w:lastRenderedPageBreak/>
         <w:t>3.9.2. Alagúttechnológia</w:t>
       </w:r>
       <w:bookmarkEnd w:id="43"/>
@@ -43536,7 +43688,11 @@
       </w:r>
       <w:proofErr w:type="spellEnd"/>
       <w:r>
-        <w:t xml:space="preserve"> van </w:t>
+        <w:t xml:space="preserve"> </w:t>
+      </w:r>
+      <w:r>
+        <w:lastRenderedPageBreak/>
+        <w:t xml:space="preserve">van </w:t>
       </w:r>
       <w:proofErr w:type="spellStart"/>
       <w:r>
@@ -45179,6 +45335,7 @@
     <w:p>
       <w:proofErr w:type="spellStart"/>
       <w:r>
+        <w:lastRenderedPageBreak/>
         <w:t>ábra</w:t>
       </w:r>
       <w:proofErr w:type="spellEnd"/>
@@ -46686,7 +46843,7 @@
     </w:p>
     <w:p/>
     <w:sectPr>
-      <w:headerReference w:type="first" r:id="rId22"/>
+      <w:headerReference w:type="first" r:id="rId25"/>
       <w:pgSz w:w="12240" w:h="15840" w:code="1"/>
       <w:pgMar w:top="1440" w:right="1440" w:bottom="1440" w:left="1440" w:header="426" w:footer="708" w:gutter="0"/>
       <w:pgNumType w:start="1"/>
